--- a/SistemaAnalisisMercadoAutomocion.docx
+++ b/SistemaAnalisisMercadoAutomocion.docx
@@ -4778,7 +4778,6 @@
         </w:rPr>
         <w:t xml:space="preserve">El primer paso ha sido la detección de outliers en los precios de los vehículos, donde hemos comprobado que existen valores que se van más allá del valor máximo no atípico, como se puede observar en el siguiente </w:t>
       </w:r>
-      <w:bookmarkStart w:id="0" w:name="_GoBack"/>
       <w:r>
         <w:rPr>
           <w:rFonts w:ascii="Arial" w:hAnsi="Arial" w:cs="Arial"/>
@@ -4787,7 +4786,6 @@
         </w:rPr>
         <w:t>boxplot</w:t>
       </w:r>
-      <w:bookmarkEnd w:id="0"/>
       <w:r>
         <w:rPr>
           <w:rFonts w:ascii="Arial" w:hAnsi="Arial" w:cs="Arial"/>
@@ -4808,7 +4806,9 @@
       <w:r>
         <w:rPr>
           <w:rFonts w:ascii="Arial" w:hAnsi="Arial" w:cs="Arial"/>
-          <w:sz w:val="24"/>
+          <w:noProof/>
+          <w:sz w:val="24"/>
+          <w:lang w:eastAsia="es-ES"/>
         </w:rPr>
         <w:lastRenderedPageBreak/>
         <w:drawing>
@@ -5057,6 +5057,922 @@
     </w:p>
     <w:p>
       <w:pPr>
+        <w:pStyle w:val="Ttulo2"/>
+        <w:numPr>
+          <w:ilvl w:val="1"/>
+          <w:numId w:val="1"/>
+        </w:numPr>
+        <w:spacing w:line="276" w:lineRule="auto"/>
+        <w:jc w:val="both"/>
+        <w:rPr>
+          <w:rFonts w:ascii="Arial" w:hAnsi="Arial" w:cs="Arial"/>
+          <w:b/>
+          <w:color w:val="auto"/>
+          <w:sz w:val="28"/>
+        </w:rPr>
+      </w:pPr>
+      <w:r>
+        <w:rPr>
+          <w:rFonts w:ascii="Arial" w:hAnsi="Arial" w:cs="Arial"/>
+          <w:b/>
+          <w:color w:val="auto"/>
+          <w:sz w:val="28"/>
+        </w:rPr>
+        <w:lastRenderedPageBreak/>
+        <w:t>Ingeniería de características</w:t>
+      </w:r>
+    </w:p>
+    <w:p>
+      <w:pPr>
+        <w:pStyle w:val="Ttulo3"/>
+        <w:numPr>
+          <w:ilvl w:val="0"/>
+          <w:numId w:val="3"/>
+        </w:numPr>
+        <w:spacing w:line="276" w:lineRule="auto"/>
+        <w:jc w:val="both"/>
+        <w:rPr>
+          <w:rFonts w:ascii="Arial" w:hAnsi="Arial" w:cs="Arial"/>
+          <w:b/>
+          <w:color w:val="auto"/>
+        </w:rPr>
+      </w:pPr>
+      <w:r>
+        <w:rPr>
+          <w:rFonts w:ascii="Arial" w:hAnsi="Arial" w:cs="Arial"/>
+          <w:b/>
+          <w:color w:val="auto"/>
+        </w:rPr>
+        <w:t>Creación de características</w:t>
+      </w:r>
+    </w:p>
+    <w:p>
+      <w:pPr>
+        <w:spacing w:line="276" w:lineRule="auto"/>
+        <w:jc w:val="both"/>
+        <w:rPr>
+          <w:rFonts w:ascii="Arial" w:hAnsi="Arial" w:cs="Arial"/>
+          <w:sz w:val="24"/>
+        </w:rPr>
+      </w:pPr>
+      <w:r>
+        <w:rPr>
+          <w:rFonts w:ascii="Arial" w:hAnsi="Arial" w:cs="Arial"/>
+          <w:sz w:val="24"/>
+        </w:rPr>
+        <w:t>Hemos creado variables a partir de las existen</w:t>
+      </w:r>
+      <w:r>
+        <w:rPr>
+          <w:rFonts w:ascii="Arial" w:hAnsi="Arial" w:cs="Arial"/>
+          <w:sz w:val="24"/>
+        </w:rPr>
+        <w:t>tes para poder extraer nuevo conocimiento de los datos. Estas variables han sido:</w:t>
+      </w:r>
+    </w:p>
+    <w:p>
+      <w:pPr>
+        <w:pStyle w:val="Prrafodelista"/>
+        <w:numPr>
+          <w:ilvl w:val="0"/>
+          <w:numId w:val="2"/>
+        </w:numPr>
+        <w:spacing w:line="276" w:lineRule="auto"/>
+        <w:jc w:val="both"/>
+        <w:rPr>
+          <w:rFonts w:ascii="Arial" w:hAnsi="Arial" w:cs="Arial"/>
+          <w:sz w:val="24"/>
+        </w:rPr>
+      </w:pPr>
+      <w:r>
+        <w:rPr>
+          <w:rFonts w:ascii="Arial" w:hAnsi="Arial" w:cs="Arial"/>
+          <w:sz w:val="24"/>
+          <w:u w:val="single"/>
+        </w:rPr>
+        <w:t>Antigüedad</w:t>
+      </w:r>
+      <w:r>
+        <w:rPr>
+          <w:rFonts w:ascii="Arial" w:hAnsi="Arial" w:cs="Arial"/>
+          <w:sz w:val="24"/>
+        </w:rPr>
+        <w:t>: Representa la edad del vehículo, teniendo en cuenta que el año actual es 2026.</w:t>
+      </w:r>
+    </w:p>
+    <w:p>
+      <w:pPr>
+        <w:pStyle w:val="Prrafodelista"/>
+        <w:numPr>
+          <w:ilvl w:val="0"/>
+          <w:numId w:val="2"/>
+        </w:numPr>
+        <w:spacing w:line="276" w:lineRule="auto"/>
+        <w:jc w:val="both"/>
+        <w:rPr>
+          <w:rFonts w:ascii="Arial" w:hAnsi="Arial" w:cs="Arial"/>
+          <w:sz w:val="24"/>
+        </w:rPr>
+      </w:pPr>
+      <w:r>
+        <w:rPr>
+          <w:rFonts w:ascii="Arial" w:hAnsi="Arial" w:cs="Arial"/>
+          <w:sz w:val="24"/>
+          <w:u w:val="single"/>
+        </w:rPr>
+        <w:t>Eficiencia</w:t>
+      </w:r>
+      <w:r>
+        <w:rPr>
+          <w:rFonts w:ascii="Arial" w:hAnsi="Arial" w:cs="Arial"/>
+          <w:sz w:val="24"/>
+        </w:rPr>
+        <w:t xml:space="preserve"> </w:t>
+      </w:r>
+      <w:r>
+        <w:rPr>
+          <w:rFonts w:ascii="Arial" w:hAnsi="Arial" w:cs="Arial"/>
+          <w:sz w:val="24"/>
+          <w:u w:val="single"/>
+        </w:rPr>
+        <w:t>global</w:t>
+      </w:r>
+      <w:r>
+        <w:rPr>
+          <w:rFonts w:ascii="Arial" w:hAnsi="Arial" w:cs="Arial"/>
+          <w:sz w:val="24"/>
+        </w:rPr>
+        <w:t>: Es la media del consumo urbano y el extraurbano, proporcionando una métrica unificada del gasto de combustible.</w:t>
+      </w:r>
+    </w:p>
+    <w:p>
+      <w:pPr>
+        <w:pStyle w:val="Prrafodelista"/>
+        <w:numPr>
+          <w:ilvl w:val="0"/>
+          <w:numId w:val="2"/>
+        </w:numPr>
+        <w:spacing w:line="276" w:lineRule="auto"/>
+        <w:jc w:val="both"/>
+        <w:rPr>
+          <w:rFonts w:ascii="Arial" w:hAnsi="Arial" w:cs="Arial"/>
+          <w:sz w:val="24"/>
+        </w:rPr>
+      </w:pPr>
+      <w:r>
+        <w:rPr>
+          <w:rFonts w:ascii="Arial" w:hAnsi="Arial" w:cs="Arial"/>
+          <w:sz w:val="24"/>
+          <w:u w:val="single"/>
+        </w:rPr>
+        <w:t>Ratio</w:t>
+      </w:r>
+      <w:r>
+        <w:rPr>
+          <w:rFonts w:ascii="Arial" w:hAnsi="Arial" w:cs="Arial"/>
+          <w:sz w:val="24"/>
+        </w:rPr>
+        <w:t xml:space="preserve"> </w:t>
+      </w:r>
+      <w:r>
+        <w:rPr>
+          <w:rFonts w:ascii="Arial" w:hAnsi="Arial" w:cs="Arial"/>
+          <w:sz w:val="24"/>
+          <w:u w:val="single"/>
+        </w:rPr>
+        <w:t>precio</w:t>
+      </w:r>
+      <w:r>
+        <w:rPr>
+          <w:rFonts w:ascii="Arial" w:hAnsi="Arial" w:cs="Arial"/>
+          <w:sz w:val="24"/>
+        </w:rPr>
+        <w:t xml:space="preserve"> </w:t>
+      </w:r>
+      <w:r>
+        <w:rPr>
+          <w:rFonts w:ascii="Arial" w:hAnsi="Arial" w:cs="Arial"/>
+          <w:sz w:val="24"/>
+          <w:u w:val="single"/>
+        </w:rPr>
+        <w:t>potencia</w:t>
+      </w:r>
+      <w:r>
+        <w:rPr>
+          <w:rFonts w:ascii="Arial" w:hAnsi="Arial" w:cs="Arial"/>
+          <w:sz w:val="24"/>
+        </w:rPr>
+        <w:t>: Es el resultado de la división entre el precio base del coche y la potencia. Indica cuánto cuesta cada caballo de potencia, siendo útil para identificar coches sobrevalorados o “gangas”.</w:t>
+      </w:r>
+    </w:p>
+    <w:p>
+      <w:pPr>
+        <w:pStyle w:val="Prrafodelista"/>
+        <w:numPr>
+          <w:ilvl w:val="0"/>
+          <w:numId w:val="2"/>
+        </w:numPr>
+        <w:spacing w:line="276" w:lineRule="auto"/>
+        <w:jc w:val="both"/>
+        <w:rPr>
+          <w:rFonts w:ascii="Arial" w:hAnsi="Arial" w:cs="Arial"/>
+          <w:sz w:val="24"/>
+        </w:rPr>
+      </w:pPr>
+      <w:r>
+        <w:rPr>
+          <w:rFonts w:ascii="Arial" w:hAnsi="Arial" w:cs="Arial"/>
+          <w:sz w:val="24"/>
+          <w:u w:val="single"/>
+        </w:rPr>
+        <w:t>Categoría</w:t>
+      </w:r>
+      <w:r>
+        <w:rPr>
+          <w:rFonts w:ascii="Arial" w:hAnsi="Arial" w:cs="Arial"/>
+          <w:sz w:val="24"/>
+        </w:rPr>
+        <w:t xml:space="preserve"> </w:t>
+      </w:r>
+      <w:r>
+        <w:rPr>
+          <w:rFonts w:ascii="Arial" w:hAnsi="Arial" w:cs="Arial"/>
+          <w:sz w:val="24"/>
+          <w:u w:val="single"/>
+        </w:rPr>
+        <w:t>de</w:t>
+      </w:r>
+      <w:r>
+        <w:rPr>
+          <w:rFonts w:ascii="Arial" w:hAnsi="Arial" w:cs="Arial"/>
+          <w:sz w:val="24"/>
+        </w:rPr>
+        <w:t xml:space="preserve"> </w:t>
+      </w:r>
+      <w:r>
+        <w:rPr>
+          <w:rFonts w:ascii="Arial" w:hAnsi="Arial" w:cs="Arial"/>
+          <w:sz w:val="24"/>
+          <w:u w:val="single"/>
+        </w:rPr>
+        <w:t>emisiones</w:t>
+      </w:r>
+      <w:r>
+        <w:rPr>
+          <w:rFonts w:ascii="Arial" w:hAnsi="Arial" w:cs="Arial"/>
+          <w:sz w:val="24"/>
+        </w:rPr>
+        <w:t xml:space="preserve">: Variable categórica basada en las emisiones del CO2, teniendo en cuenta que: </w:t>
+      </w:r>
+      <w:r>
+        <w:rPr>
+          <w:rFonts w:ascii="Arial" w:hAnsi="Arial" w:cs="Arial"/>
+          <w:i/>
+          <w:sz w:val="24"/>
+        </w:rPr>
+        <w:t>Eco</w:t>
+      </w:r>
+      <w:r>
+        <w:rPr>
+          <w:rFonts w:ascii="Arial" w:hAnsi="Arial" w:cs="Arial"/>
+          <w:sz w:val="24"/>
+        </w:rPr>
+        <w:t xml:space="preserve"> si emisiones menores a 110 g/km, </w:t>
+      </w:r>
+      <w:r>
+        <w:rPr>
+          <w:rFonts w:ascii="Arial" w:hAnsi="Arial" w:cs="Arial"/>
+          <w:i/>
+          <w:sz w:val="24"/>
+        </w:rPr>
+        <w:t>media</w:t>
+      </w:r>
+      <w:r>
+        <w:rPr>
+          <w:rFonts w:ascii="Arial" w:hAnsi="Arial" w:cs="Arial"/>
+          <w:sz w:val="24"/>
+        </w:rPr>
+        <w:t xml:space="preserve"> si emisiones entre 110 – 150 g/km y </w:t>
+      </w:r>
+      <w:r>
+        <w:rPr>
+          <w:rFonts w:ascii="Arial" w:hAnsi="Arial" w:cs="Arial"/>
+          <w:i/>
+          <w:sz w:val="24"/>
+        </w:rPr>
+        <w:t>contaminante</w:t>
+      </w:r>
+      <w:r>
+        <w:rPr>
+          <w:rFonts w:ascii="Arial" w:hAnsi="Arial" w:cs="Arial"/>
+          <w:sz w:val="24"/>
+        </w:rPr>
+        <w:t xml:space="preserve"> si emisiones mayores a 150 g/km.</w:t>
+      </w:r>
+    </w:p>
+    <w:p>
+      <w:pPr>
+        <w:pStyle w:val="Prrafodelista"/>
+        <w:numPr>
+          <w:ilvl w:val="0"/>
+          <w:numId w:val="2"/>
+        </w:numPr>
+        <w:spacing w:line="276" w:lineRule="auto"/>
+        <w:jc w:val="both"/>
+        <w:rPr>
+          <w:rFonts w:ascii="Arial" w:hAnsi="Arial" w:cs="Arial"/>
+          <w:sz w:val="24"/>
+        </w:rPr>
+      </w:pPr>
+      <w:r>
+        <w:rPr>
+          <w:rFonts w:ascii="Arial" w:hAnsi="Arial" w:cs="Arial"/>
+          <w:sz w:val="24"/>
+          <w:u w:val="single"/>
+        </w:rPr>
+        <w:t>Depreciación</w:t>
+      </w:r>
+      <w:r>
+        <w:rPr>
+          <w:rFonts w:ascii="Arial" w:hAnsi="Arial" w:cs="Arial"/>
+          <w:sz w:val="24"/>
+        </w:rPr>
+        <w:t xml:space="preserve"> </w:t>
+      </w:r>
+      <w:r>
+        <w:rPr>
+          <w:rFonts w:ascii="Arial" w:hAnsi="Arial" w:cs="Arial"/>
+          <w:sz w:val="24"/>
+          <w:u w:val="single"/>
+        </w:rPr>
+        <w:t>anual</w:t>
+      </w:r>
+      <w:r>
+        <w:rPr>
+          <w:rFonts w:ascii="Arial" w:hAnsi="Arial" w:cs="Arial"/>
+          <w:sz w:val="24"/>
+        </w:rPr>
+        <w:t>: Medida para determinar la pérdida de valor del coche por año usado.</w:t>
+      </w:r>
+    </w:p>
+    <w:p>
+      <w:pPr>
+        <w:pStyle w:val="Prrafodelista"/>
+        <w:numPr>
+          <w:ilvl w:val="0"/>
+          <w:numId w:val="2"/>
+        </w:numPr>
+        <w:spacing w:line="276" w:lineRule="auto"/>
+        <w:jc w:val="both"/>
+        <w:rPr>
+          <w:rFonts w:ascii="Arial" w:hAnsi="Arial" w:cs="Arial"/>
+          <w:sz w:val="24"/>
+        </w:rPr>
+      </w:pPr>
+      <w:r>
+        <w:rPr>
+          <w:rFonts w:ascii="Arial" w:hAnsi="Arial" w:cs="Arial"/>
+          <w:sz w:val="24"/>
+          <w:u w:val="single"/>
+        </w:rPr>
+        <w:t>Índice</w:t>
+      </w:r>
+      <w:r>
+        <w:rPr>
+          <w:rFonts w:ascii="Arial" w:hAnsi="Arial" w:cs="Arial"/>
+          <w:sz w:val="24"/>
+        </w:rPr>
+        <w:t xml:space="preserve"> </w:t>
+      </w:r>
+      <w:r>
+        <w:rPr>
+          <w:rFonts w:ascii="Arial" w:hAnsi="Arial" w:cs="Arial"/>
+          <w:sz w:val="24"/>
+          <w:u w:val="single"/>
+        </w:rPr>
+        <w:t>de</w:t>
+      </w:r>
+      <w:r>
+        <w:rPr>
+          <w:rFonts w:ascii="Arial" w:hAnsi="Arial" w:cs="Arial"/>
+          <w:sz w:val="24"/>
+        </w:rPr>
+        <w:t xml:space="preserve"> </w:t>
+      </w:r>
+      <w:r>
+        <w:rPr>
+          <w:rFonts w:ascii="Arial" w:hAnsi="Arial" w:cs="Arial"/>
+          <w:sz w:val="24"/>
+          <w:u w:val="single"/>
+        </w:rPr>
+        <w:t>fiabilidad</w:t>
+      </w:r>
+      <w:r>
+        <w:rPr>
+          <w:rFonts w:ascii="Arial" w:hAnsi="Arial" w:cs="Arial"/>
+          <w:sz w:val="24"/>
+        </w:rPr>
+        <w:t>: Variable que combina datos objetivos (incidencias) y datos subjetivos (opiniones de la fiabilidad). Hemos creado un promedio entre la fiabilidad y las incidencias que si tiene un valor alto indica que el coche es robusto. Se trata de un valor entre 0 y 1, cuanto más cerca de 1 este el índice de fiabilidad más robusto será el coche.</w:t>
+      </w:r>
+    </w:p>
+    <w:p>
+      <w:pPr>
+        <w:spacing w:line="276" w:lineRule="auto"/>
+        <w:ind w:left="360"/>
+        <w:jc w:val="both"/>
+        <w:rPr>
+          <w:rFonts w:ascii="Arial" w:hAnsi="Arial" w:cs="Arial"/>
+          <w:sz w:val="24"/>
+        </w:rPr>
+      </w:pPr>
+      <w:r>
+        <w:rPr>
+          <w:rFonts w:ascii="Arial" w:hAnsi="Arial" w:cs="Arial"/>
+          <w:sz w:val="24"/>
+        </w:rPr>
+        <w:t>Una vez creadas las nuevas variables, para poder hacer un correcto análisis de correlación, hemos realizado un tratamiento a ciertas variables categóricas y temporales. Los tratamientos han sido:</w:t>
+      </w:r>
+    </w:p>
+    <w:p>
+      <w:pPr>
+        <w:pStyle w:val="Prrafodelista"/>
+        <w:numPr>
+          <w:ilvl w:val="0"/>
+          <w:numId w:val="2"/>
+        </w:numPr>
+        <w:spacing w:line="276" w:lineRule="auto"/>
+        <w:jc w:val="both"/>
+        <w:rPr>
+          <w:rFonts w:ascii="Arial" w:hAnsi="Arial" w:cs="Arial"/>
+          <w:sz w:val="24"/>
+        </w:rPr>
+      </w:pPr>
+      <w:r>
+        <w:rPr>
+          <w:rFonts w:ascii="Arial" w:hAnsi="Arial" w:cs="Arial"/>
+          <w:sz w:val="24"/>
+          <w:u w:val="single"/>
+        </w:rPr>
+        <w:t>Tratamiento geográfico (región del vendedor)</w:t>
+      </w:r>
+      <w:r>
+        <w:rPr>
+          <w:rFonts w:ascii="Arial" w:hAnsi="Arial" w:cs="Arial"/>
+          <w:sz w:val="24"/>
+        </w:rPr>
+        <w:t xml:space="preserve">: Analizada la variable detectamos una baja cardinalidad (tan solo hay 5 comunidades), de modo que hemos podido aplicar la creación de variables dummy por medio de </w:t>
+      </w:r>
+      <w:r>
+        <w:rPr>
+          <w:rFonts w:ascii="Arial" w:hAnsi="Arial" w:cs="Arial"/>
+          <w:i/>
+          <w:sz w:val="24"/>
+        </w:rPr>
+        <w:t>One</w:t>
+      </w:r>
+      <w:r>
+        <w:rPr>
+          <w:rFonts w:ascii="Arial" w:hAnsi="Arial" w:cs="Arial"/>
+          <w:i/>
+          <w:sz w:val="24"/>
+        </w:rPr>
+        <w:t>-Hot Encoding</w:t>
+      </w:r>
+      <w:r>
+        <w:rPr>
+          <w:rFonts w:ascii="Arial" w:hAnsi="Arial" w:cs="Arial"/>
+          <w:i/>
+          <w:sz w:val="24"/>
+        </w:rPr>
+        <w:t xml:space="preserve"> </w:t>
+      </w:r>
+      <w:r>
+        <w:rPr>
+          <w:rFonts w:ascii="Arial" w:hAnsi="Arial" w:cs="Arial"/>
+          <w:sz w:val="24"/>
+        </w:rPr>
+        <w:t xml:space="preserve">lo que permitirá visualizar el mapa de calor del impacto de cada región sobre el precio. </w:t>
+      </w:r>
+      <w:r>
+        <w:rPr>
+          <w:rFonts w:ascii="Arial" w:hAnsi="Arial" w:cs="Arial"/>
+          <w:sz w:val="24"/>
+        </w:rPr>
+        <w:t>Para la visualización de la matriz de correlación se han mantenido las 5 variables dummy con el fin de observar todas las relaciones. No obstante, en la fase de modelado (Fase 4) se eliminará una de ellas para evitar la colinealidad perfecta</w:t>
+      </w:r>
+      <w:r>
+        <w:rPr>
+          <w:rFonts w:ascii="Arial" w:hAnsi="Arial" w:cs="Arial"/>
+          <w:sz w:val="24"/>
+        </w:rPr>
+        <w:t>.</w:t>
+      </w:r>
+    </w:p>
+    <w:p>
+      <w:pPr>
+        <w:pStyle w:val="Prrafodelista"/>
+        <w:numPr>
+          <w:ilvl w:val="0"/>
+          <w:numId w:val="2"/>
+        </w:numPr>
+        <w:spacing w:line="276" w:lineRule="auto"/>
+        <w:jc w:val="both"/>
+        <w:rPr>
+          <w:rFonts w:ascii="Arial" w:hAnsi="Arial" w:cs="Arial"/>
+          <w:sz w:val="24"/>
+        </w:rPr>
+      </w:pPr>
+      <w:r>
+        <w:rPr>
+          <w:rFonts w:ascii="Arial" w:hAnsi="Arial" w:cs="Arial"/>
+          <w:sz w:val="24"/>
+          <w:u w:val="single"/>
+        </w:rPr>
+        <w:t>Descomposición temporal</w:t>
+      </w:r>
+      <w:r>
+        <w:rPr>
+          <w:rFonts w:ascii="Arial" w:hAnsi="Arial" w:cs="Arial"/>
+          <w:sz w:val="24"/>
+        </w:rPr>
+        <w:t>:</w:t>
+      </w:r>
+      <w:r>
+        <w:rPr>
+          <w:rFonts w:ascii="Arial" w:hAnsi="Arial" w:cs="Arial"/>
+          <w:sz w:val="24"/>
+        </w:rPr>
+        <w:t xml:space="preserve"> Hemos desglosado la fecha de venta en mes y año, lo que puede permitir detectar patrones estacionales y tendencias anuales.</w:t>
+      </w:r>
+    </w:p>
+    <w:p>
+      <w:pPr>
+        <w:pStyle w:val="Prrafodelista"/>
+        <w:numPr>
+          <w:ilvl w:val="0"/>
+          <w:numId w:val="2"/>
+        </w:numPr>
+        <w:spacing w:line="276" w:lineRule="auto"/>
+        <w:jc w:val="both"/>
+        <w:rPr>
+          <w:rFonts w:ascii="Arial" w:hAnsi="Arial" w:cs="Arial"/>
+          <w:sz w:val="24"/>
+        </w:rPr>
+      </w:pPr>
+      <w:r>
+        <w:rPr>
+          <w:rFonts w:ascii="Arial" w:hAnsi="Arial" w:cs="Arial"/>
+          <w:sz w:val="24"/>
+          <w:u w:val="single"/>
+        </w:rPr>
+        <w:t>Tipo de combustible</w:t>
+      </w:r>
+      <w:r>
+        <w:rPr>
+          <w:rFonts w:ascii="Arial" w:hAnsi="Arial" w:cs="Arial"/>
+          <w:sz w:val="24"/>
+        </w:rPr>
+        <w:t xml:space="preserve">: Al tener 4 categorías aplicamos el </w:t>
+      </w:r>
+      <w:r>
+        <w:rPr>
+          <w:rFonts w:ascii="Arial" w:hAnsi="Arial" w:cs="Arial"/>
+          <w:i/>
+          <w:sz w:val="24"/>
+        </w:rPr>
+        <w:t>One-Hot Encoding</w:t>
+      </w:r>
+      <w:r>
+        <w:rPr>
+          <w:rFonts w:ascii="Arial" w:hAnsi="Arial" w:cs="Arial"/>
+          <w:sz w:val="24"/>
+        </w:rPr>
+        <w:t xml:space="preserve"> porque si le damos valores numéricos como (1</w:t>
+      </w:r>
+      <w:r>
+        <w:rPr>
+          <w:rFonts w:ascii="Arial" w:hAnsi="Arial" w:cs="Arial"/>
+          <w:sz w:val="24"/>
+        </w:rPr>
+        <w:t>, 2, 3, 4</w:t>
+      </w:r>
+      <w:r>
+        <w:rPr>
+          <w:rFonts w:ascii="Arial" w:hAnsi="Arial" w:cs="Arial"/>
+          <w:sz w:val="24"/>
+        </w:rPr>
+        <w:t xml:space="preserve">), los modelos pueden llegar a pensar que el 4 es el doble que el 2 y eso no es real, sino que queremos ver si el tipo de combustible dispara el precio. Del mismo modo que en las regiones vamos a mantener las 4 variables dummies </w:t>
+      </w:r>
+      <w:r>
+        <w:rPr>
+          <w:rFonts w:ascii="Arial" w:hAnsi="Arial" w:cs="Arial"/>
+          <w:sz w:val="24"/>
+        </w:rPr>
+        <w:lastRenderedPageBreak/>
+        <w:t>creadas para ver todas las relaciones. Pero en la fase de modelado tendremos que quitar una de ellas para evitar la colinealidad perfecta.</w:t>
+      </w:r>
+    </w:p>
+    <w:p>
+      <w:pPr>
+        <w:pStyle w:val="Prrafodelista"/>
+        <w:numPr>
+          <w:ilvl w:val="0"/>
+          <w:numId w:val="2"/>
+        </w:numPr>
+        <w:spacing w:line="276" w:lineRule="auto"/>
+        <w:jc w:val="both"/>
+        <w:rPr>
+          <w:rFonts w:ascii="Arial" w:hAnsi="Arial" w:cs="Arial"/>
+          <w:sz w:val="24"/>
+        </w:rPr>
+      </w:pPr>
+      <w:r>
+        <w:rPr>
+          <w:rFonts w:ascii="Arial" w:hAnsi="Arial" w:cs="Arial"/>
+          <w:sz w:val="24"/>
+          <w:u w:val="single"/>
+        </w:rPr>
+        <w:t>Codificación de variables categóricas</w:t>
+      </w:r>
+      <w:r>
+        <w:rPr>
+          <w:rFonts w:ascii="Arial" w:hAnsi="Arial" w:cs="Arial"/>
+          <w:sz w:val="24"/>
+        </w:rPr>
+        <w:t>:</w:t>
+      </w:r>
+      <w:r>
+        <w:rPr>
+          <w:rFonts w:ascii="Arial" w:hAnsi="Arial" w:cs="Arial"/>
+          <w:sz w:val="24"/>
+        </w:rPr>
+        <w:t xml:space="preserve"> Codificam</w:t>
+      </w:r>
+      <w:r>
+        <w:rPr>
+          <w:rFonts w:ascii="Arial" w:hAnsi="Arial" w:cs="Arial"/>
+          <w:sz w:val="24"/>
+        </w:rPr>
+        <w:t xml:space="preserve">os variables como el segmento, </w:t>
+      </w:r>
+      <w:r>
+        <w:rPr>
+          <w:rFonts w:ascii="Arial" w:hAnsi="Arial" w:cs="Arial"/>
+          <w:sz w:val="24"/>
+        </w:rPr>
+        <w:t>la categoría de emisiones</w:t>
+      </w:r>
+      <w:r>
+        <w:rPr>
+          <w:rFonts w:ascii="Arial" w:hAnsi="Arial" w:cs="Arial"/>
+          <w:sz w:val="24"/>
+        </w:rPr>
+        <w:t xml:space="preserve"> y la transmisión</w:t>
+      </w:r>
+      <w:r>
+        <w:rPr>
+          <w:rFonts w:ascii="Arial" w:hAnsi="Arial" w:cs="Arial"/>
+          <w:sz w:val="24"/>
+        </w:rPr>
+        <w:t xml:space="preserve"> a escalas numéricas para poder medir la correlación lineal.</w:t>
+      </w:r>
+    </w:p>
+    <w:p>
+      <w:pPr>
+        <w:pStyle w:val="Ttulo3"/>
+        <w:numPr>
+          <w:ilvl w:val="0"/>
+          <w:numId w:val="3"/>
+        </w:numPr>
+        <w:spacing w:line="276" w:lineRule="auto"/>
+        <w:jc w:val="both"/>
+        <w:rPr>
+          <w:rFonts w:ascii="Arial" w:hAnsi="Arial" w:cs="Arial"/>
+          <w:b/>
+          <w:color w:val="auto"/>
+        </w:rPr>
+      </w:pPr>
+      <w:r>
+        <w:rPr>
+          <w:rFonts w:ascii="Arial" w:hAnsi="Arial" w:cs="Arial"/>
+          <w:b/>
+          <w:color w:val="auto"/>
+        </w:rPr>
+        <w:t>Análisis de correlación y eliminación de características</w:t>
+      </w:r>
+    </w:p>
+    <w:p>
+      <w:r>
+        <w:drawing>
+          <wp:inline distT="0" distB="0" distL="0" distR="0" wp14:anchorId="0C449E4C" wp14:editId="560EA78A">
+            <wp:extent cx="5400040" cy="4577080"/>
+            <wp:effectExtent l="0" t="0" r="0" b="0"/>
+            <wp:docPr id="4" name="Imagen 4"/>
+            <wp:cNvGraphicFramePr>
+              <a:graphicFrameLocks xmlns:a="http://schemas.openxmlformats.org/drawingml/2006/main" noChangeAspect="1"/>
+            </wp:cNvGraphicFramePr>
+            <a:graphic xmlns:a="http://schemas.openxmlformats.org/drawingml/2006/main">
+              <a:graphicData uri="http://schemas.openxmlformats.org/drawingml/2006/picture">
+                <pic:pic xmlns:pic="http://schemas.openxmlformats.org/drawingml/2006/picture">
+                  <pic:nvPicPr>
+                    <pic:cNvPr id="1" name=""/>
+                    <pic:cNvPicPr/>
+                  </pic:nvPicPr>
+                  <pic:blipFill>
+                    <a:blip r:embed="rId11"/>
+                    <a:stretch>
+                      <a:fillRect/>
+                    </a:stretch>
+                  </pic:blipFill>
+                  <pic:spPr>
+                    <a:xfrm>
+                      <a:off x="0" y="0"/>
+                      <a:ext cx="5400040" cy="4577080"/>
+                    </a:xfrm>
+                    <a:prstGeom prst="rect">
+                      <a:avLst/>
+                    </a:prstGeom>
+                  </pic:spPr>
+                </pic:pic>
+              </a:graphicData>
+            </a:graphic>
+          </wp:inline>
+        </w:drawing>
+      </w:r>
+    </w:p>
+    <w:p>
+      <w:pPr>
+        <w:spacing w:line="276" w:lineRule="auto"/>
+        <w:jc w:val="both"/>
+        <w:rPr>
+          <w:rFonts w:ascii="Arial" w:hAnsi="Arial" w:cs="Arial"/>
+          <w:sz w:val="24"/>
+        </w:rPr>
+      </w:pPr>
+      <w:r>
+        <w:rPr>
+          <w:rFonts w:ascii="Arial" w:hAnsi="Arial" w:cs="Arial"/>
+          <w:sz w:val="24"/>
+        </w:rPr>
+        <w:t>Basándonos en la matriz de correlación resultante, para reducir la dimensionalidad y evitar la redundancia vamos a eliminar las siguientes características:</w:t>
+      </w:r>
+    </w:p>
+    <w:p>
+      <w:pPr>
+        <w:pStyle w:val="Prrafodelista"/>
+        <w:numPr>
+          <w:ilvl w:val="0"/>
+          <w:numId w:val="2"/>
+        </w:numPr>
+        <w:spacing w:line="276" w:lineRule="auto"/>
+        <w:jc w:val="both"/>
+        <w:rPr>
+          <w:rFonts w:ascii="Arial" w:hAnsi="Arial" w:cs="Arial"/>
+          <w:sz w:val="24"/>
+        </w:rPr>
+      </w:pPr>
+      <w:r>
+        <w:rPr>
+          <w:rFonts w:ascii="Arial" w:hAnsi="Arial" w:cs="Arial"/>
+          <w:sz w:val="24"/>
+          <w:u w:val="single"/>
+        </w:rPr>
+        <w:t>Consumo urbano y consumo extraurbano</w:t>
+      </w:r>
+      <w:r>
+        <w:rPr>
+          <w:rFonts w:ascii="Arial" w:hAnsi="Arial" w:cs="Arial"/>
+          <w:sz w:val="24"/>
+        </w:rPr>
+        <w:t>: Tienen un coeficiente de Pearson muy alto con la eficiencia global, puesto que estos datos ya están capturados en la nueva variable.</w:t>
+      </w:r>
+      <w:r>
+        <w:rPr>
+          <w:rFonts w:ascii="Arial" w:hAnsi="Arial" w:cs="Arial"/>
+          <w:sz w:val="24"/>
+        </w:rPr>
+        <w:t xml:space="preserve"> De modo que mantener estas dos características haría al modelo equivocarse al contar la misma información 3 veces.</w:t>
+      </w:r>
+    </w:p>
+    <w:p>
+      <w:pPr>
+        <w:pStyle w:val="Prrafodelista"/>
+        <w:numPr>
+          <w:ilvl w:val="0"/>
+          <w:numId w:val="2"/>
+        </w:numPr>
+        <w:spacing w:line="276" w:lineRule="auto"/>
+        <w:jc w:val="both"/>
+        <w:rPr>
+          <w:rFonts w:ascii="Arial" w:hAnsi="Arial" w:cs="Arial"/>
+          <w:sz w:val="24"/>
+        </w:rPr>
+      </w:pPr>
+      <w:r>
+        <w:rPr>
+          <w:rFonts w:ascii="Arial" w:hAnsi="Arial" w:cs="Arial"/>
+          <w:sz w:val="24"/>
+          <w:u w:val="single"/>
+        </w:rPr>
+        <w:t>Año de fabricación</w:t>
+      </w:r>
+      <w:r>
+        <w:rPr>
+          <w:rFonts w:ascii="Arial" w:hAnsi="Arial" w:cs="Arial"/>
+          <w:sz w:val="24"/>
+        </w:rPr>
+        <w:t>: Tiene una correlación inversa perfecta con la antigüedad. Por lo que nos quedamos con esta última ya que es una magnitud más directa y lógica para un modelo predictivo.</w:t>
+      </w:r>
+    </w:p>
+    <w:p>
+      <w:pPr>
+        <w:pStyle w:val="Prrafodelista"/>
+        <w:numPr>
+          <w:ilvl w:val="0"/>
+          <w:numId w:val="2"/>
+        </w:numPr>
+        <w:spacing w:line="276" w:lineRule="auto"/>
+        <w:jc w:val="both"/>
+        <w:rPr>
+          <w:rFonts w:ascii="Arial" w:hAnsi="Arial" w:cs="Arial"/>
+          <w:sz w:val="24"/>
+        </w:rPr>
+      </w:pPr>
+      <w:r>
+        <w:rPr>
+          <w:rFonts w:ascii="Arial" w:hAnsi="Arial" w:cs="Arial"/>
+          <w:sz w:val="24"/>
+          <w:u w:val="single"/>
+        </w:rPr>
+        <w:lastRenderedPageBreak/>
+        <w:t>Fecha de venta</w:t>
+      </w:r>
+      <w:r>
+        <w:rPr>
+          <w:rFonts w:ascii="Arial" w:hAnsi="Arial" w:cs="Arial"/>
+          <w:sz w:val="24"/>
+        </w:rPr>
+        <w:t>: Tiene un formato que no se puede procesar y al haber extraído ya el valor informativo del mes y año de venta la fecha original se vuelve innecesaria.</w:t>
+      </w:r>
+    </w:p>
+    <w:p>
+      <w:pPr>
+        <w:pStyle w:val="Prrafodelista"/>
+        <w:numPr>
+          <w:ilvl w:val="0"/>
+          <w:numId w:val="2"/>
+        </w:numPr>
+        <w:spacing w:line="276" w:lineRule="auto"/>
+        <w:jc w:val="both"/>
+        <w:rPr>
+          <w:rFonts w:ascii="Arial" w:hAnsi="Arial" w:cs="Arial"/>
+          <w:sz w:val="24"/>
+        </w:rPr>
+      </w:pPr>
+      <w:r>
+        <w:rPr>
+          <w:rFonts w:ascii="Arial" w:hAnsi="Arial" w:cs="Arial"/>
+          <w:sz w:val="24"/>
+          <w:u w:val="single"/>
+        </w:rPr>
+        <w:t>Fiabilidad media</w:t>
+      </w:r>
+      <w:r>
+        <w:rPr>
+          <w:rFonts w:ascii="Arial" w:hAnsi="Arial" w:cs="Arial"/>
+          <w:sz w:val="24"/>
+        </w:rPr>
+        <w:t>:</w:t>
+      </w:r>
+      <w:r>
+        <w:rPr>
+          <w:rFonts w:ascii="Arial" w:hAnsi="Arial" w:cs="Arial"/>
+          <w:sz w:val="24"/>
+        </w:rPr>
+        <w:t xml:space="preserve"> Es una variable extraída de las opiniones. La eliminamos porque ya forma parte del índice de fiabilidad, de modo que si se quedara duplicaríamos la importancia de la opinión del cliente.</w:t>
+      </w:r>
+    </w:p>
+    <w:p>
+      <w:pPr>
+        <w:spacing w:line="276" w:lineRule="auto"/>
+        <w:jc w:val="both"/>
+        <w:rPr>
+          <w:rFonts w:ascii="Arial" w:hAnsi="Arial" w:cs="Arial"/>
+          <w:sz w:val="24"/>
+        </w:rPr>
+      </w:pPr>
+      <w:r>
+        <w:rPr>
+          <w:rFonts w:ascii="Arial" w:hAnsi="Arial" w:cs="Arial"/>
+          <w:sz w:val="24"/>
+        </w:rPr>
+        <w:t>Otras consideraciones a tener en cuenta es la eliminación de los identificadores. Los cuales se mantienen para poder identificar el coche, pero estas nunca se usarán para entrenar sino que habrá que excluirlas a la de entrenar los modelos. Y habrá que tener en cuenta también que no se ha eliminado ninguna de las variables dummies creadas de modo que podría provocar redundancia en los modelos por lo que a la hora de entrenar modelos si se usan esas variables tendremos que eliminar una de las variables para evitar la colinealidad perfecta.</w:t>
+      </w:r>
+      <w:bookmarkStart w:id="0" w:name="_GoBack"/>
+      <w:bookmarkEnd w:id="0"/>
+    </w:p>
+    <w:p>
+      <w:pPr>
         <w:pStyle w:val="Ttulo1"/>
         <w:numPr>
           <w:ilvl w:val="0"/>
@@ -5076,7 +5992,6 @@
           <w:b/>
           <w:color w:val="auto"/>
         </w:rPr>
-        <w:lastRenderedPageBreak/>
         <w:t>Fase 4: Minería de Datos</w:t>
       </w:r>
     </w:p>
@@ -5106,7 +6021,7 @@
     </w:p>
     <w:p/>
     <w:sectPr>
-      <w:footerReference w:type="default" r:id="rId11"/>
+      <w:footerReference w:type="default" r:id="rId12"/>
       <w:pgSz w:w="11906" w:h="16838"/>
       <w:pgMar w:top="1417" w:right="1701" w:bottom="1417" w:left="1701" w:header="708" w:footer="708" w:gutter="0"/>
       <w:cols w:space="708"/>
@@ -5171,7 +6086,7 @@
           <w:rPr>
             <w:noProof/>
           </w:rPr>
-          <w:t>6</w:t>
+          <w:t>8</w:t>
         </w:r>
         <w:r>
           <w:fldChar w:fldCharType="end"/>
@@ -5336,6 +6251,95 @@
     </w:lvl>
   </w:abstractNum>
   <w:abstractNum w:abstractNumId="1" w15:restartNumberingAfterBreak="0">
+    <w:nsid w:val="03C832E4"/>
+    <w:multiLevelType w:val="hybridMultilevel"/>
+    <w:tmpl w:val="C71CF586"/>
+    <w:lvl w:ilvl="0" w:tplc="0C0A0017">
+      <w:start w:val="1"/>
+      <w:numFmt w:val="lowerLetter"/>
+      <w:lvlText w:val="%1)"/>
+      <w:lvlJc w:val="left"/>
+      <w:pPr>
+        <w:ind w:left="720" w:hanging="360"/>
+      </w:pPr>
+      <w:rPr>
+        <w:rFonts w:hint="default"/>
+      </w:rPr>
+    </w:lvl>
+    <w:lvl w:ilvl="1" w:tplc="0C0A0019" w:tentative="1">
+      <w:start w:val="1"/>
+      <w:numFmt w:val="lowerLetter"/>
+      <w:lvlText w:val="%2."/>
+      <w:lvlJc w:val="left"/>
+      <w:pPr>
+        <w:ind w:left="1440" w:hanging="360"/>
+      </w:pPr>
+    </w:lvl>
+    <w:lvl w:ilvl="2" w:tplc="0C0A001B" w:tentative="1">
+      <w:start w:val="1"/>
+      <w:numFmt w:val="lowerRoman"/>
+      <w:lvlText w:val="%3."/>
+      <w:lvlJc w:val="right"/>
+      <w:pPr>
+        <w:ind w:left="2160" w:hanging="180"/>
+      </w:pPr>
+    </w:lvl>
+    <w:lvl w:ilvl="3" w:tplc="0C0A000F" w:tentative="1">
+      <w:start w:val="1"/>
+      <w:numFmt w:val="decimal"/>
+      <w:lvlText w:val="%4."/>
+      <w:lvlJc w:val="left"/>
+      <w:pPr>
+        <w:ind w:left="2880" w:hanging="360"/>
+      </w:pPr>
+    </w:lvl>
+    <w:lvl w:ilvl="4" w:tplc="0C0A0019" w:tentative="1">
+      <w:start w:val="1"/>
+      <w:numFmt w:val="lowerLetter"/>
+      <w:lvlText w:val="%5."/>
+      <w:lvlJc w:val="left"/>
+      <w:pPr>
+        <w:ind w:left="3600" w:hanging="360"/>
+      </w:pPr>
+    </w:lvl>
+    <w:lvl w:ilvl="5" w:tplc="0C0A001B" w:tentative="1">
+      <w:start w:val="1"/>
+      <w:numFmt w:val="lowerRoman"/>
+      <w:lvlText w:val="%6."/>
+      <w:lvlJc w:val="right"/>
+      <w:pPr>
+        <w:ind w:left="4320" w:hanging="180"/>
+      </w:pPr>
+    </w:lvl>
+    <w:lvl w:ilvl="6" w:tplc="0C0A000F" w:tentative="1">
+      <w:start w:val="1"/>
+      <w:numFmt w:val="decimal"/>
+      <w:lvlText w:val="%7."/>
+      <w:lvlJc w:val="left"/>
+      <w:pPr>
+        <w:ind w:left="5040" w:hanging="360"/>
+      </w:pPr>
+    </w:lvl>
+    <w:lvl w:ilvl="7" w:tplc="0C0A0019" w:tentative="1">
+      <w:start w:val="1"/>
+      <w:numFmt w:val="lowerLetter"/>
+      <w:lvlText w:val="%8."/>
+      <w:lvlJc w:val="left"/>
+      <w:pPr>
+        <w:ind w:left="5760" w:hanging="360"/>
+      </w:pPr>
+    </w:lvl>
+    <w:lvl w:ilvl="8" w:tplc="0C0A001B" w:tentative="1">
+      <w:start w:val="1"/>
+      <w:numFmt w:val="lowerRoman"/>
+      <w:lvlText w:val="%9."/>
+      <w:lvlJc w:val="right"/>
+      <w:pPr>
+        <w:ind w:left="6480" w:hanging="180"/>
+      </w:pPr>
+    </w:lvl>
+  </w:abstractNum>
+  <w:abstractNum w:abstractNumId="2" w15:restartNumberingAfterBreak="0">
     <w:nsid w:val="7D3A75FD"/>
     <w:multiLevelType w:val="hybridMultilevel"/>
     <w:tmpl w:val="E148304E"/>
@@ -5452,6 +6456,9 @@
     <w:abstractNumId w:val="0"/>
   </w:num>
   <w:num w:numId="2">
+    <w:abstractNumId w:val="2"/>
+  </w:num>
+  <w:num w:numId="3">
     <w:abstractNumId w:val="1"/>
   </w:num>
 </w:numbering>
@@ -5895,6 +6902,28 @@
       <w:szCs w:val="26"/>
     </w:rPr>
   </w:style>
+  <w:style w:type="paragraph" w:styleId="Ttulo3">
+    <w:name w:val="heading 3"/>
+    <w:basedOn w:val="Normal"/>
+    <w:next w:val="Normal"/>
+    <w:link w:val="Ttulo3Car"/>
+    <w:uiPriority w:val="9"/>
+    <w:unhideWhenUsed/>
+    <w:qFormat/>
+    <w:rsid w:val="00583E93"/>
+    <w:pPr>
+      <w:keepNext/>
+      <w:keepLines/>
+      <w:spacing w:before="40" w:after="0"/>
+      <w:outlineLvl w:val="2"/>
+    </w:pPr>
+    <w:rPr>
+      <w:rFonts w:asciiTheme="majorHAnsi" w:eastAsiaTheme="majorEastAsia" w:hAnsiTheme="majorHAnsi" w:cstheme="majorBidi"/>
+      <w:color w:val="1F4D78" w:themeColor="accent1" w:themeShade="7F"/>
+      <w:sz w:val="24"/>
+      <w:szCs w:val="24"/>
+    </w:rPr>
+  </w:style>
   <w:style w:type="character" w:default="1" w:styleId="Fuentedeprrafopredeter">
     <w:name w:val="Default Paragraph Font"/>
     <w:uiPriority w:val="1"/>
@@ -6021,6 +7050,19 @@
     <w:link w:val="Piedepgina"/>
     <w:uiPriority w:val="99"/>
     <w:rsid w:val="00A92D14"/>
+  </w:style>
+  <w:style w:type="character" w:customStyle="1" w:styleId="Ttulo3Car">
+    <w:name w:val="Título 3 Car"/>
+    <w:basedOn w:val="Fuentedeprrafopredeter"/>
+    <w:link w:val="Ttulo3"/>
+    <w:uiPriority w:val="9"/>
+    <w:rsid w:val="00583E93"/>
+    <w:rPr>
+      <w:rFonts w:asciiTheme="majorHAnsi" w:eastAsiaTheme="majorEastAsia" w:hAnsiTheme="majorHAnsi" w:cstheme="majorBidi"/>
+      <w:color w:val="1F4D78" w:themeColor="accent1" w:themeShade="7F"/>
+      <w:sz w:val="24"/>
+      <w:szCs w:val="24"/>
+    </w:rPr>
   </w:style>
 </w:styles>
 </file>
@@ -6291,7 +7333,7 @@
 </file>
 
 <file path=customXml/itemProps1.xml><?xml version="1.0" encoding="utf-8"?>
-<ds:datastoreItem xmlns:ds="http://schemas.openxmlformats.org/officeDocument/2006/customXml" ds:itemID="{F9D8EC2C-D396-4E2B-813C-FE88F5D28284}">
+<ds:datastoreItem xmlns:ds="http://schemas.openxmlformats.org/officeDocument/2006/customXml" ds:itemID="{D840D134-AEAE-4145-8656-71A55400AC7E}">
   <ds:schemaRefs>
     <ds:schemaRef ds:uri="http://schemas.openxmlformats.org/officeDocument/2006/bibliography"/>
   </ds:schemaRefs>

--- a/SistemaAnalisisMercadoAutomocion.docx
+++ b/SistemaAnalisisMercadoAutomocion.docx
@@ -1,6 +1,6 @@
 
 <file path=word/document.xml><?xml version="1.0" encoding="utf-8"?>
-<w:document xmlns:wpc="http://schemas.microsoft.com/office/word/2010/wordprocessingCanvas" xmlns:mc="http://schemas.openxmlformats.org/markup-compatibility/2006" xmlns:o="urn:schemas-microsoft-com:office:office" xmlns:r="http://schemas.openxmlformats.org/officeDocument/2006/relationships" xmlns:m="http://schemas.openxmlformats.org/officeDocument/2006/math" xmlns:v="urn:schemas-microsoft-com:vml" xmlns:wp14="http://schemas.microsoft.com/office/word/2010/wordprocessingDrawing" xmlns:wp="http://schemas.openxmlformats.org/drawingml/2006/wordprocessingDrawing" xmlns:w10="urn:schemas-microsoft-com:office:word" xmlns:w="http://schemas.openxmlformats.org/wordprocessingml/2006/main" xmlns:w14="http://schemas.microsoft.com/office/word/2010/wordml" xmlns:w15="http://schemas.microsoft.com/office/word/2012/wordml" xmlns:wpg="http://schemas.microsoft.com/office/word/2010/wordprocessingGroup" xmlns:wpi="http://schemas.microsoft.com/office/word/2010/wordprocessingInk" xmlns:wne="http://schemas.microsoft.com/office/word/2006/wordml" xmlns:wps="http://schemas.microsoft.com/office/word/2010/wordprocessingShape" mc:Ignorable="w14 w15 wp14">
+<w:document xmlns:wpc="http://schemas.microsoft.com/office/word/2010/wordprocessingCanvas" xmlns:cx="http://schemas.microsoft.com/office/drawing/2014/chartex" xmlns:cx1="http://schemas.microsoft.com/office/drawing/2015/9/8/chartex" xmlns:cx2="http://schemas.microsoft.com/office/drawing/2015/10/21/chartex" xmlns:cx3="http://schemas.microsoft.com/office/drawing/2016/5/9/chartex" xmlns:cx4="http://schemas.microsoft.com/office/drawing/2016/5/10/chartex" xmlns:cx5="http://schemas.microsoft.com/office/drawing/2016/5/11/chartex" xmlns:cx6="http://schemas.microsoft.com/office/drawing/2016/5/12/chartex" xmlns:cx7="http://schemas.microsoft.com/office/drawing/2016/5/13/chartex" xmlns:cx8="http://schemas.microsoft.com/office/drawing/2016/5/14/chartex" xmlns:mc="http://schemas.openxmlformats.org/markup-compatibility/2006" xmlns:aink="http://schemas.microsoft.com/office/drawing/2016/ink" xmlns:am3d="http://schemas.microsoft.com/office/drawing/2017/model3d" xmlns:o="urn:schemas-microsoft-com:office:office" xmlns:oel="http://schemas.microsoft.com/office/2019/extlst" xmlns:r="http://schemas.openxmlformats.org/officeDocument/2006/relationships" xmlns:m="http://schemas.openxmlformats.org/officeDocument/2006/math" xmlns:v="urn:schemas-microsoft-com:vml" xmlns:wp14="http://schemas.microsoft.com/office/word/2010/wordprocessingDrawing" xmlns:wp="http://schemas.openxmlformats.org/drawingml/2006/wordprocessingDrawing" xmlns:w10="urn:schemas-microsoft-com:office:word" xmlns:w="http://schemas.openxmlformats.org/wordprocessingml/2006/main" xmlns:w14="http://schemas.microsoft.com/office/word/2010/wordml" xmlns:w15="http://schemas.microsoft.com/office/word/2012/wordml" xmlns:w16cex="http://schemas.microsoft.com/office/word/2018/wordml/cex" xmlns:w16cid="http://schemas.microsoft.com/office/word/2016/wordml/cid" xmlns:w16="http://schemas.microsoft.com/office/word/2018/wordml" xmlns:w16du="http://schemas.microsoft.com/office/word/2023/wordml/word16du" xmlns:w16sdtdh="http://schemas.microsoft.com/office/word/2020/wordml/sdtdatahash" xmlns:w16sdtfl="http://schemas.microsoft.com/office/word/2024/wordml/sdtformatlock" xmlns:w16se="http://schemas.microsoft.com/office/word/2015/wordml/symex" xmlns:wpg="http://schemas.microsoft.com/office/word/2010/wordprocessingGroup" xmlns:wpi="http://schemas.microsoft.com/office/word/2010/wordprocessingInk" xmlns:wne="http://schemas.microsoft.com/office/word/2006/wordml" xmlns:wps="http://schemas.microsoft.com/office/word/2010/wordprocessingShape" mc:Ignorable="w14 w15 w16se w16cid w16 w16cex w16sdtdh w16sdtfl w16du wp14">
   <w:body>
     <w:p>
       <w:pPr>
@@ -466,39 +466,7 @@
           <w:rFonts w:ascii="Arial" w:hAnsi="Arial" w:cs="Arial"/>
           <w:sz w:val="24"/>
         </w:rPr>
-        <w:t>El objetivo principal del este proyecto es el desarrollo de un sistema de análisis del mercado de automoción centrado en la venta de vehículos de segunda mano. Para ello, se aplicará la metodología KDD (</w:t>
-      </w:r>
-      <w:proofErr w:type="spellStart"/>
-      <w:r>
-        <w:rPr>
-          <w:rFonts w:ascii="Arial" w:hAnsi="Arial" w:cs="Arial"/>
-          <w:sz w:val="24"/>
-        </w:rPr>
-        <w:t>Knowledge</w:t>
-      </w:r>
-      <w:proofErr w:type="spellEnd"/>
-      <w:r>
-        <w:rPr>
-          <w:rFonts w:ascii="Arial" w:hAnsi="Arial" w:cs="Arial"/>
-          <w:sz w:val="24"/>
-        </w:rPr>
-        <w:t xml:space="preserve"> Discovery in </w:t>
-      </w:r>
-      <w:proofErr w:type="spellStart"/>
-      <w:r>
-        <w:rPr>
-          <w:rFonts w:ascii="Arial" w:hAnsi="Arial" w:cs="Arial"/>
-          <w:sz w:val="24"/>
-        </w:rPr>
-        <w:t>Databases</w:t>
-      </w:r>
-      <w:proofErr w:type="spellEnd"/>
-      <w:r>
-        <w:rPr>
-          <w:rFonts w:ascii="Arial" w:hAnsi="Arial" w:cs="Arial"/>
-          <w:sz w:val="24"/>
-        </w:rPr>
-        <w:t>), donde a través de diferentes fases se busca extraer el conocimiento para la toma de decisiones estratégicas.</w:t>
+        <w:t>El objetivo principal del este proyecto es el desarrollo de un sistema de análisis del mercado de automoción centrado en la venta de vehículos de segunda mano. Para ello, se aplicará la metodología KDD (Knowledge Discovery in Databases), donde a través de diferentes fases se busca extraer el conocimiento para la toma de decisiones estratégicas.</w:t>
       </w:r>
     </w:p>
     <w:p>
@@ -602,23 +570,7 @@
           <w:rFonts w:ascii="Arial" w:hAnsi="Arial" w:cs="Arial"/>
           <w:sz w:val="24"/>
         </w:rPr>
-        <w:t xml:space="preserve">El fichero </w:t>
-      </w:r>
-      <w:proofErr w:type="spellStart"/>
-      <w:r>
-        <w:rPr>
-          <w:rFonts w:ascii="Arial" w:hAnsi="Arial" w:cs="Arial"/>
-          <w:sz w:val="24"/>
-        </w:rPr>
-        <w:t>vehículos.json</w:t>
-      </w:r>
-      <w:proofErr w:type="spellEnd"/>
-      <w:r>
-        <w:rPr>
-          <w:rFonts w:ascii="Arial" w:hAnsi="Arial" w:cs="Arial"/>
-          <w:sz w:val="24"/>
-        </w:rPr>
-        <w:t>, con características técnicas.</w:t>
+        <w:t>El fichero vehículos.json, con características técnicas.</w:t>
       </w:r>
     </w:p>
     <w:p>
@@ -688,19 +640,8 @@
           <w:color w:val="auto"/>
           <w:sz w:val="28"/>
         </w:rPr>
-        <w:t xml:space="preserve">Datos del fichero </w:t>
-      </w:r>
-      <w:proofErr w:type="spellStart"/>
-      <w:r>
-        <w:rPr>
-          <w:rFonts w:ascii="Arial" w:hAnsi="Arial" w:cs="Arial"/>
-          <w:b/>
-          <w:color w:val="auto"/>
-          <w:sz w:val="28"/>
-        </w:rPr>
-        <w:t>vehículos.json</w:t>
-      </w:r>
-      <w:proofErr w:type="spellEnd"/>
+        <w:t>Datos del fichero vehículos.json</w:t>
+      </w:r>
     </w:p>
     <w:p>
       <w:pPr>
@@ -855,21 +796,12 @@
                 <w:sz w:val="24"/>
               </w:rPr>
             </w:pPr>
-            <w:proofErr w:type="spellStart"/>
-            <w:r>
-              <w:rPr>
-                <w:rFonts w:ascii="Arial" w:hAnsi="Arial" w:cs="Arial"/>
-                <w:sz w:val="24"/>
-              </w:rPr>
-              <w:t>Vehiculo</w:t>
-            </w:r>
-            <w:proofErr w:type="spellEnd"/>
-            <w:r>
-              <w:rPr>
-                <w:rFonts w:ascii="Arial" w:hAnsi="Arial" w:cs="Arial"/>
-                <w:sz w:val="24"/>
-              </w:rPr>
-              <w:t>-id</w:t>
+            <w:r>
+              <w:rPr>
+                <w:rFonts w:ascii="Arial" w:hAnsi="Arial" w:cs="Arial"/>
+                <w:sz w:val="24"/>
+              </w:rPr>
+              <w:t>Vehiculo-id</w:t>
             </w:r>
           </w:p>
         </w:tc>
@@ -1146,7 +1078,6 @@
                 <w:sz w:val="24"/>
               </w:rPr>
             </w:pPr>
-            <w:proofErr w:type="spellStart"/>
             <w:r>
               <w:rPr>
                 <w:rFonts w:ascii="Arial" w:hAnsi="Arial" w:cs="Arial"/>
@@ -1154,7 +1085,6 @@
               </w:rPr>
               <w:t>Anio-fabricacion</w:t>
             </w:r>
-            <w:proofErr w:type="spellEnd"/>
           </w:p>
         </w:tc>
         <w:tc>
@@ -1336,7 +1266,6 @@
                 <w:sz w:val="24"/>
               </w:rPr>
             </w:pPr>
-            <w:proofErr w:type="spellStart"/>
             <w:r>
               <w:rPr>
                 <w:rFonts w:ascii="Arial" w:hAnsi="Arial" w:cs="Arial"/>
@@ -1344,7 +1273,6 @@
               </w:rPr>
               <w:t>Transmision</w:t>
             </w:r>
-            <w:proofErr w:type="spellEnd"/>
           </w:p>
         </w:tc>
         <w:tc>
@@ -1437,7 +1365,6 @@
                 <w:rFonts w:ascii="Arial" w:hAnsi="Arial" w:cs="Arial"/>
                 <w:sz w:val="24"/>
               </w:rPr>
-              <w:lastRenderedPageBreak/>
               <w:t>Potencia-cv</w:t>
             </w:r>
           </w:p>
@@ -2071,23 +1998,7 @@
                 <w:rFonts w:ascii="Arial" w:hAnsi="Arial" w:cs="Arial"/>
                 <w:sz w:val="24"/>
               </w:rPr>
-              <w:t xml:space="preserve">Compacto, Sedán, Deportivo, SUV, </w:t>
-            </w:r>
-            <w:proofErr w:type="spellStart"/>
-            <w:r>
-              <w:rPr>
-                <w:rFonts w:ascii="Arial" w:hAnsi="Arial" w:cs="Arial"/>
-                <w:sz w:val="24"/>
-              </w:rPr>
-              <w:t>Executive</w:t>
-            </w:r>
-            <w:proofErr w:type="spellEnd"/>
-            <w:r>
-              <w:rPr>
-                <w:rFonts w:ascii="Arial" w:hAnsi="Arial" w:cs="Arial"/>
-                <w:sz w:val="24"/>
-              </w:rPr>
-              <w:t>.</w:t>
+              <w:t>Compacto, Sedán, Deportivo, SUV, Executive.</w:t>
             </w:r>
           </w:p>
         </w:tc>
@@ -2376,21 +2287,12 @@
                 <w:sz w:val="24"/>
               </w:rPr>
             </w:pPr>
-            <w:proofErr w:type="spellStart"/>
-            <w:r>
-              <w:rPr>
-                <w:rFonts w:ascii="Arial" w:hAnsi="Arial" w:cs="Arial"/>
-                <w:sz w:val="24"/>
-              </w:rPr>
-              <w:t>Vehiculo</w:t>
-            </w:r>
-            <w:proofErr w:type="spellEnd"/>
-            <w:r>
-              <w:rPr>
-                <w:rFonts w:ascii="Arial" w:hAnsi="Arial" w:cs="Arial"/>
-                <w:sz w:val="24"/>
-              </w:rPr>
-              <w:t>-id</w:t>
+            <w:r>
+              <w:rPr>
+                <w:rFonts w:ascii="Arial" w:hAnsi="Arial" w:cs="Arial"/>
+                <w:sz w:val="24"/>
+              </w:rPr>
+              <w:t>Vehiculo-id</w:t>
             </w:r>
           </w:p>
         </w:tc>
@@ -2573,21 +2475,12 @@
                 <w:sz w:val="24"/>
               </w:rPr>
             </w:pPr>
-            <w:proofErr w:type="spellStart"/>
-            <w:r>
-              <w:rPr>
-                <w:rFonts w:ascii="Arial" w:hAnsi="Arial" w:cs="Arial"/>
-                <w:sz w:val="24"/>
-              </w:rPr>
-              <w:t>Region</w:t>
-            </w:r>
-            <w:proofErr w:type="spellEnd"/>
-            <w:r>
-              <w:rPr>
-                <w:rFonts w:ascii="Arial" w:hAnsi="Arial" w:cs="Arial"/>
-                <w:sz w:val="24"/>
-              </w:rPr>
-              <w:t>-vendedor</w:t>
+            <w:r>
+              <w:rPr>
+                <w:rFonts w:ascii="Arial" w:hAnsi="Arial" w:cs="Arial"/>
+                <w:sz w:val="24"/>
+              </w:rPr>
+              <w:t>Region-vendedor</w:t>
             </w:r>
           </w:p>
         </w:tc>
@@ -2676,7 +2569,6 @@
                 <w:sz w:val="24"/>
               </w:rPr>
             </w:pPr>
-            <w:proofErr w:type="spellStart"/>
             <w:r>
               <w:rPr>
                 <w:rFonts w:ascii="Arial" w:hAnsi="Arial" w:cs="Arial"/>
@@ -2684,7 +2576,6 @@
               </w:rPr>
               <w:t>Precio_venta_real</w:t>
             </w:r>
-            <w:proofErr w:type="spellEnd"/>
           </w:p>
         </w:tc>
         <w:tc>
@@ -2772,7 +2663,6 @@
                 <w:sz w:val="24"/>
               </w:rPr>
             </w:pPr>
-            <w:proofErr w:type="spellStart"/>
             <w:r>
               <w:rPr>
                 <w:rFonts w:ascii="Arial" w:hAnsi="Arial" w:cs="Arial"/>
@@ -2780,7 +2670,6 @@
               </w:rPr>
               <w:t>Kilometraje_venta</w:t>
             </w:r>
-            <w:proofErr w:type="spellEnd"/>
           </w:p>
         </w:tc>
         <w:tc>
@@ -2797,21 +2686,12 @@
                 <w:sz w:val="24"/>
               </w:rPr>
             </w:pPr>
-            <w:proofErr w:type="spellStart"/>
-            <w:r>
-              <w:rPr>
-                <w:rFonts w:ascii="Arial" w:hAnsi="Arial" w:cs="Arial"/>
-                <w:sz w:val="24"/>
-              </w:rPr>
-              <w:t>Kilometros</w:t>
-            </w:r>
-            <w:proofErr w:type="spellEnd"/>
-            <w:r>
-              <w:rPr>
-                <w:rFonts w:ascii="Arial" w:hAnsi="Arial" w:cs="Arial"/>
-                <w:sz w:val="24"/>
-              </w:rPr>
-              <w:t xml:space="preserve"> del vehículo</w:t>
+            <w:r>
+              <w:rPr>
+                <w:rFonts w:ascii="Arial" w:hAnsi="Arial" w:cs="Arial"/>
+                <w:sz w:val="24"/>
+              </w:rPr>
+              <w:t>Kilometros del vehículo</w:t>
             </w:r>
           </w:p>
         </w:tc>
@@ -2877,16 +2757,13 @@
                 <w:sz w:val="24"/>
               </w:rPr>
             </w:pPr>
-            <w:proofErr w:type="spellStart"/>
-            <w:r>
-              <w:rPr>
-                <w:rFonts w:ascii="Arial" w:hAnsi="Arial" w:cs="Arial"/>
-                <w:sz w:val="24"/>
-              </w:rPr>
-              <w:lastRenderedPageBreak/>
+            <w:r>
+              <w:rPr>
+                <w:rFonts w:ascii="Arial" w:hAnsi="Arial" w:cs="Arial"/>
+                <w:sz w:val="24"/>
+              </w:rPr>
               <w:t>Servicios_realizados</w:t>
             </w:r>
-            <w:proofErr w:type="spellEnd"/>
           </w:p>
         </w:tc>
         <w:tc>
@@ -2974,7 +2851,6 @@
                 <w:sz w:val="24"/>
               </w:rPr>
             </w:pPr>
-            <w:proofErr w:type="spellStart"/>
             <w:r>
               <w:rPr>
                 <w:rFonts w:ascii="Arial" w:hAnsi="Arial" w:cs="Arial"/>
@@ -2982,7 +2858,6 @@
               </w:rPr>
               <w:t>Coste_mantenimiento_anual</w:t>
             </w:r>
-            <w:proofErr w:type="spellEnd"/>
           </w:p>
         </w:tc>
         <w:tc>
@@ -3070,7 +2945,6 @@
                 <w:sz w:val="24"/>
               </w:rPr>
             </w:pPr>
-            <w:proofErr w:type="spellStart"/>
             <w:r>
               <w:rPr>
                 <w:rFonts w:ascii="Arial" w:hAnsi="Arial" w:cs="Arial"/>
@@ -3078,7 +2952,6 @@
               </w:rPr>
               <w:t>Incidencias_mecánicas</w:t>
             </w:r>
-            <w:proofErr w:type="spellEnd"/>
           </w:p>
         </w:tc>
         <w:tc>
@@ -3166,7 +3039,6 @@
                 <w:sz w:val="24"/>
               </w:rPr>
             </w:pPr>
-            <w:proofErr w:type="spellStart"/>
             <w:r>
               <w:rPr>
                 <w:rFonts w:ascii="Arial" w:hAnsi="Arial" w:cs="Arial"/>
@@ -3174,7 +3046,6 @@
               </w:rPr>
               <w:t>Valor_residual_estimad</w:t>
             </w:r>
-            <w:proofErr w:type="spellEnd"/>
           </w:p>
         </w:tc>
         <w:tc>
@@ -3425,7 +3296,6 @@
                 <w:sz w:val="24"/>
               </w:rPr>
             </w:pPr>
-            <w:proofErr w:type="spellStart"/>
             <w:r>
               <w:rPr>
                 <w:rFonts w:ascii="Arial" w:hAnsi="Arial" w:cs="Arial"/>
@@ -3433,7 +3303,6 @@
               </w:rPr>
               <w:t>Review_id</w:t>
             </w:r>
-            <w:proofErr w:type="spellEnd"/>
           </w:p>
         </w:tc>
         <w:tc>
@@ -3521,7 +3390,6 @@
                 <w:sz w:val="24"/>
               </w:rPr>
             </w:pPr>
-            <w:proofErr w:type="spellStart"/>
             <w:r>
               <w:rPr>
                 <w:rFonts w:ascii="Arial" w:hAnsi="Arial" w:cs="Arial"/>
@@ -3529,7 +3397,6 @@
               </w:rPr>
               <w:t>Vehiculo_id</w:t>
             </w:r>
-            <w:proofErr w:type="spellEnd"/>
           </w:p>
         </w:tc>
         <w:tc>
@@ -3617,7 +3484,6 @@
                 <w:sz w:val="24"/>
               </w:rPr>
             </w:pPr>
-            <w:proofErr w:type="spellStart"/>
             <w:r>
               <w:rPr>
                 <w:rFonts w:ascii="Arial" w:hAnsi="Arial" w:cs="Arial"/>
@@ -3625,7 +3491,6 @@
               </w:rPr>
               <w:t>Cliente_id</w:t>
             </w:r>
-            <w:proofErr w:type="spellEnd"/>
           </w:p>
         </w:tc>
         <w:tc>
@@ -3713,7 +3578,6 @@
                 <w:sz w:val="24"/>
               </w:rPr>
             </w:pPr>
-            <w:proofErr w:type="spellStart"/>
             <w:r>
               <w:rPr>
                 <w:rFonts w:ascii="Arial" w:hAnsi="Arial" w:cs="Arial"/>
@@ -3721,7 +3585,6 @@
               </w:rPr>
               <w:t>Puntuación_conjunta</w:t>
             </w:r>
-            <w:proofErr w:type="spellEnd"/>
           </w:p>
         </w:tc>
         <w:tc>
@@ -4373,7 +4236,6 @@
                 <w:sz w:val="24"/>
               </w:rPr>
             </w:pPr>
-            <w:proofErr w:type="spellStart"/>
             <w:r>
               <w:rPr>
                 <w:rFonts w:ascii="Arial" w:hAnsi="Arial" w:cs="Arial"/>
@@ -4381,7 +4243,6 @@
               </w:rPr>
               <w:t>Texto_review</w:t>
             </w:r>
-            <w:proofErr w:type="spellEnd"/>
           </w:p>
         </w:tc>
         <w:tc>
@@ -4486,8 +4347,3351 @@
           <w:b/>
           <w:color w:val="auto"/>
         </w:rPr>
-        <w:lastRenderedPageBreak/>
         <w:t>Fase 1: Selección y comprensión del dominio</w:t>
+      </w:r>
+    </w:p>
+    <w:p>
+      <w:pPr>
+        <w:pStyle w:val="Ttulo2"/>
+        <w:numPr>
+          <w:ilvl w:val="1"/>
+          <w:numId w:val="1"/>
+        </w:numPr>
+        <w:spacing w:line="276" w:lineRule="auto"/>
+        <w:jc w:val="both"/>
+        <w:rPr>
+          <w:rFonts w:ascii="Arial" w:hAnsi="Arial" w:cs="Arial"/>
+          <w:b/>
+          <w:color w:val="auto"/>
+          <w:sz w:val="28"/>
+        </w:rPr>
+      </w:pPr>
+      <w:r>
+        <w:rPr>
+          <w:rFonts w:ascii="Arial" w:hAnsi="Arial" w:cs="Arial"/>
+          <w:b/>
+          <w:color w:val="auto"/>
+          <w:sz w:val="28"/>
+        </w:rPr>
+        <w:t>An</w:t>
+      </w:r>
+      <w:r>
+        <w:rPr>
+          <w:rFonts w:ascii="Arial" w:hAnsi="Arial" w:cs="Arial"/>
+          <w:b/>
+          <w:color w:val="auto"/>
+          <w:sz w:val="28"/>
+        </w:rPr>
+        <w:t>á</w:t>
+      </w:r>
+      <w:r>
+        <w:rPr>
+          <w:rFonts w:ascii="Arial" w:hAnsi="Arial" w:cs="Arial"/>
+          <w:b/>
+          <w:color w:val="auto"/>
+          <w:sz w:val="28"/>
+        </w:rPr>
+        <w:t>lisis Exploratorio del Dominio</w:t>
+      </w:r>
+    </w:p>
+    <w:p>
+      <w:pPr>
+        <w:pStyle w:val="Prrafodelista"/>
+        <w:numPr>
+          <w:ilvl w:val="0"/>
+          <w:numId w:val="6"/>
+        </w:numPr>
+        <w:jc w:val="both"/>
+        <w:rPr>
+          <w:rFonts w:ascii="Arial" w:hAnsi="Arial" w:cs="Arial"/>
+          <w:sz w:val="24"/>
+          <w:szCs w:val="24"/>
+        </w:rPr>
+      </w:pPr>
+      <w:r>
+        <w:rPr>
+          <w:rFonts w:ascii="Arial" w:hAnsi="Arial" w:cs="Arial"/>
+          <w:sz w:val="24"/>
+          <w:szCs w:val="24"/>
+        </w:rPr>
+        <w:t>Analizar distribuci</w:t>
+      </w:r>
+      <w:r>
+        <w:rPr>
+          <w:rFonts w:ascii="Arial" w:hAnsi="Arial" w:cs="Arial"/>
+          <w:sz w:val="24"/>
+          <w:szCs w:val="24"/>
+        </w:rPr>
+        <w:t>ó</w:t>
+      </w:r>
+      <w:r>
+        <w:rPr>
+          <w:rFonts w:ascii="Arial" w:hAnsi="Arial" w:cs="Arial"/>
+          <w:sz w:val="24"/>
+          <w:szCs w:val="24"/>
+        </w:rPr>
+        <w:t>n de marcas, modelos y segmentos</w:t>
+      </w:r>
+    </w:p>
+    <w:p>
+      <w:pPr>
+        <w:pStyle w:val="Prrafodelista"/>
+        <w:jc w:val="both"/>
+        <w:rPr>
+          <w:rFonts w:ascii="Arial" w:hAnsi="Arial" w:cs="Arial"/>
+          <w:sz w:val="24"/>
+          <w:szCs w:val="24"/>
+        </w:rPr>
+      </w:pPr>
+    </w:p>
+    <w:p>
+      <w:pPr>
+        <w:pStyle w:val="Prrafodelista"/>
+        <w:ind w:left="0"/>
+        <w:jc w:val="both"/>
+        <w:rPr>
+          <w:rFonts w:ascii="Arial" w:hAnsi="Arial" w:cs="Arial"/>
+          <w:sz w:val="24"/>
+          <w:szCs w:val="24"/>
+        </w:rPr>
+      </w:pPr>
+      <w:r>
+        <w:rPr>
+          <w:rFonts w:ascii="Arial" w:hAnsi="Arial" w:cs="Arial"/>
+          <w:sz w:val="24"/>
+          <w:szCs w:val="24"/>
+        </w:rPr>
+        <w:t>El objetivo de este primer apartado es comprender la composición del conjunto de datos, identificando cómo se distribuyen los vehículos según marca, modelo y segmento de mercado. Este análisis permite detectar posibles sesgos en los datos y entender qué tipos de vehículos están más representados.</w:t>
+      </w:r>
+    </w:p>
+    <w:p>
+      <w:pPr>
+        <w:pStyle w:val="Prrafodelista"/>
+        <w:ind w:left="0"/>
+        <w:jc w:val="both"/>
+        <w:rPr>
+          <w:rFonts w:ascii="Arial" w:hAnsi="Arial" w:cs="Arial"/>
+          <w:sz w:val="24"/>
+          <w:szCs w:val="24"/>
+        </w:rPr>
+      </w:pPr>
+    </w:p>
+    <w:p>
+      <w:pPr>
+        <w:pStyle w:val="Prrafodelista"/>
+        <w:ind w:left="0"/>
+        <w:jc w:val="both"/>
+        <w:rPr>
+          <w:rFonts w:ascii="Arial" w:hAnsi="Arial" w:cs="Arial"/>
+          <w:b/>
+          <w:bCs/>
+          <w:sz w:val="24"/>
+          <w:szCs w:val="24"/>
+        </w:rPr>
+      </w:pPr>
+      <w:r>
+        <w:rPr>
+          <w:rFonts w:ascii="Arial" w:hAnsi="Arial" w:cs="Arial"/>
+          <w:b/>
+          <w:bCs/>
+          <w:sz w:val="24"/>
+          <w:szCs w:val="24"/>
+        </w:rPr>
+        <w:t>Análisis de marca</w:t>
+      </w:r>
+    </w:p>
+    <w:p>
+      <w:pPr>
+        <w:pStyle w:val="Prrafodelista"/>
+        <w:ind w:left="0"/>
+        <w:jc w:val="both"/>
+        <w:rPr>
+          <w:rFonts w:ascii="Arial" w:hAnsi="Arial" w:cs="Arial"/>
+          <w:sz w:val="24"/>
+          <w:szCs w:val="24"/>
+        </w:rPr>
+      </w:pPr>
+      <w:r>
+        <w:rPr>
+          <w:rFonts w:ascii="Arial" w:hAnsi="Arial" w:cs="Arial"/>
+          <w:sz w:val="24"/>
+          <w:szCs w:val="24"/>
+        </w:rPr>
+        <w:drawing>
+          <wp:inline distT="0" distB="0" distL="0" distR="0" wp14:anchorId="4974BAD4" wp14:editId="7EFD87A5">
+            <wp:extent cx="5400040" cy="3444240"/>
+            <wp:effectExtent l="0" t="0" r="0" b="3810"/>
+            <wp:docPr id="1091477871" name="Imagen 1"/>
+            <wp:cNvGraphicFramePr>
+              <a:graphicFrameLocks xmlns:a="http://schemas.openxmlformats.org/drawingml/2006/main" noChangeAspect="1"/>
+            </wp:cNvGraphicFramePr>
+            <a:graphic xmlns:a="http://schemas.openxmlformats.org/drawingml/2006/main">
+              <a:graphicData uri="http://schemas.openxmlformats.org/drawingml/2006/picture">
+                <pic:pic xmlns:pic="http://schemas.openxmlformats.org/drawingml/2006/picture">
+                  <pic:nvPicPr>
+                    <pic:cNvPr id="1091477871" name=""/>
+                    <pic:cNvPicPr/>
+                  </pic:nvPicPr>
+                  <pic:blipFill>
+                    <a:blip r:embed="rId10"/>
+                    <a:stretch>
+                      <a:fillRect/>
+                    </a:stretch>
+                  </pic:blipFill>
+                  <pic:spPr>
+                    <a:xfrm>
+                      <a:off x="0" y="0"/>
+                      <a:ext cx="5400040" cy="3444240"/>
+                    </a:xfrm>
+                    <a:prstGeom prst="rect">
+                      <a:avLst/>
+                    </a:prstGeom>
+                  </pic:spPr>
+                </pic:pic>
+              </a:graphicData>
+            </a:graphic>
+          </wp:inline>
+        </w:drawing>
+      </w:r>
+    </w:p>
+    <w:p>
+      <w:pPr>
+        <w:pStyle w:val="Prrafodelista"/>
+        <w:numPr>
+          <w:ilvl w:val="0"/>
+          <w:numId w:val="2"/>
+        </w:numPr>
+        <w:jc w:val="both"/>
+        <w:rPr>
+          <w:rFonts w:ascii="Arial" w:hAnsi="Arial" w:cs="Arial"/>
+          <w:sz w:val="24"/>
+          <w:szCs w:val="24"/>
+        </w:rPr>
+      </w:pPr>
+      <w:r>
+        <w:rPr>
+          <w:rFonts w:ascii="Arial" w:hAnsi="Arial" w:cs="Arial"/>
+          <w:sz w:val="24"/>
+          <w:szCs w:val="24"/>
+        </w:rPr>
+        <w:t xml:space="preserve">Se observa que marcas generalistas como </w:t>
+      </w:r>
+      <w:r>
+        <w:rPr>
+          <w:rFonts w:ascii="Arial" w:hAnsi="Arial" w:cs="Arial"/>
+          <w:sz w:val="24"/>
+          <w:szCs w:val="24"/>
+        </w:rPr>
+        <w:t>Kia</w:t>
+      </w:r>
+      <w:r>
+        <w:rPr>
+          <w:rFonts w:ascii="Arial" w:hAnsi="Arial" w:cs="Arial"/>
+          <w:sz w:val="24"/>
+          <w:szCs w:val="24"/>
+        </w:rPr>
+        <w:t xml:space="preserve">, </w:t>
+      </w:r>
+      <w:r>
+        <w:rPr>
+          <w:rFonts w:ascii="Arial" w:hAnsi="Arial" w:cs="Arial"/>
+          <w:sz w:val="24"/>
+          <w:szCs w:val="24"/>
+        </w:rPr>
+        <w:t>Peugeot</w:t>
+      </w:r>
+      <w:r>
+        <w:rPr>
+          <w:rFonts w:ascii="Arial" w:hAnsi="Arial" w:cs="Arial"/>
+          <w:sz w:val="24"/>
+          <w:szCs w:val="24"/>
+        </w:rPr>
+        <w:t>, Ford o Toyota concentran un mayor número de vehículos.</w:t>
+      </w:r>
+    </w:p>
+    <w:p>
+      <w:pPr>
+        <w:pStyle w:val="Prrafodelista"/>
+        <w:ind w:left="0"/>
+        <w:jc w:val="both"/>
+        <w:rPr>
+          <w:rFonts w:ascii="Arial" w:hAnsi="Arial" w:cs="Arial"/>
+          <w:sz w:val="24"/>
+          <w:szCs w:val="24"/>
+        </w:rPr>
+      </w:pPr>
+    </w:p>
+    <w:p>
+      <w:pPr>
+        <w:pStyle w:val="Prrafodelista"/>
+        <w:numPr>
+          <w:ilvl w:val="0"/>
+          <w:numId w:val="2"/>
+        </w:numPr>
+        <w:jc w:val="both"/>
+        <w:rPr>
+          <w:rFonts w:ascii="Arial" w:hAnsi="Arial" w:cs="Arial"/>
+          <w:sz w:val="24"/>
+          <w:szCs w:val="24"/>
+        </w:rPr>
+      </w:pPr>
+      <w:r>
+        <w:rPr>
+          <w:rFonts w:ascii="Arial" w:hAnsi="Arial" w:cs="Arial"/>
+          <w:sz w:val="24"/>
+          <w:szCs w:val="24"/>
+        </w:rPr>
+        <w:t xml:space="preserve">Las marcas premium (BMW, </w:t>
+      </w:r>
+      <w:r>
+        <w:rPr>
+          <w:rFonts w:ascii="Arial" w:hAnsi="Arial" w:cs="Arial"/>
+          <w:sz w:val="24"/>
+          <w:szCs w:val="24"/>
+        </w:rPr>
+        <w:t>Mercedes</w:t>
+      </w:r>
+      <w:r>
+        <w:rPr>
+          <w:rFonts w:ascii="Arial" w:hAnsi="Arial" w:cs="Arial"/>
+          <w:sz w:val="24"/>
+          <w:szCs w:val="24"/>
+        </w:rPr>
+        <w:t xml:space="preserve">, </w:t>
+      </w:r>
+      <w:r>
+        <w:rPr>
+          <w:rFonts w:ascii="Arial" w:hAnsi="Arial" w:cs="Arial"/>
+          <w:sz w:val="24"/>
+          <w:szCs w:val="24"/>
+        </w:rPr>
+        <w:t>Renault</w:t>
+      </w:r>
+      <w:r>
+        <w:rPr>
+          <w:rFonts w:ascii="Arial" w:hAnsi="Arial" w:cs="Arial"/>
+          <w:sz w:val="24"/>
+          <w:szCs w:val="24"/>
+        </w:rPr>
+        <w:t>) aparecen en menor proporción, pero siguen teniendo una presencia relevante.</w:t>
+      </w:r>
+    </w:p>
+    <w:p>
+      <w:pPr>
+        <w:pStyle w:val="Prrafodelista"/>
+        <w:ind w:left="0"/>
+        <w:jc w:val="both"/>
+        <w:rPr>
+          <w:rFonts w:ascii="Arial" w:hAnsi="Arial" w:cs="Arial"/>
+          <w:sz w:val="24"/>
+          <w:szCs w:val="24"/>
+        </w:rPr>
+      </w:pPr>
+    </w:p>
+    <w:p>
+      <w:pPr>
+        <w:pStyle w:val="Prrafodelista"/>
+        <w:numPr>
+          <w:ilvl w:val="0"/>
+          <w:numId w:val="2"/>
+        </w:numPr>
+        <w:jc w:val="both"/>
+        <w:rPr>
+          <w:rFonts w:ascii="Arial" w:hAnsi="Arial" w:cs="Arial"/>
+          <w:sz w:val="24"/>
+          <w:szCs w:val="24"/>
+        </w:rPr>
+      </w:pPr>
+      <w:r>
+        <w:rPr>
+          <w:rFonts w:ascii="Arial" w:hAnsi="Arial" w:cs="Arial"/>
+          <w:sz w:val="24"/>
+          <w:szCs w:val="24"/>
+        </w:rPr>
+        <w:t xml:space="preserve">Esta distribución es coherente con el mercado real, donde los vehículos </w:t>
+      </w:r>
+      <w:r>
+        <w:rPr>
+          <w:rFonts w:ascii="Arial" w:hAnsi="Arial" w:cs="Arial"/>
+          <w:sz w:val="24"/>
+          <w:szCs w:val="24"/>
+        </w:rPr>
+        <w:t>de las marcas más asequibles</w:t>
+      </w:r>
+      <w:r>
+        <w:rPr>
+          <w:rFonts w:ascii="Arial" w:hAnsi="Arial" w:cs="Arial"/>
+          <w:sz w:val="24"/>
+          <w:szCs w:val="24"/>
+        </w:rPr>
+        <w:t xml:space="preserve"> dominan en volumen de ventas.</w:t>
+      </w:r>
+    </w:p>
+    <w:p>
+      <w:pPr>
+        <w:pStyle w:val="Prrafodelista"/>
+        <w:jc w:val="both"/>
+        <w:rPr>
+          <w:rFonts w:ascii="Arial" w:hAnsi="Arial" w:cs="Arial"/>
+          <w:sz w:val="24"/>
+          <w:szCs w:val="24"/>
+        </w:rPr>
+      </w:pPr>
+    </w:p>
+    <w:p>
+      <w:pPr>
+        <w:pStyle w:val="Prrafodelista"/>
+        <w:ind w:left="0"/>
+        <w:jc w:val="both"/>
+        <w:rPr>
+          <w:rFonts w:ascii="Arial" w:hAnsi="Arial" w:cs="Arial"/>
+          <w:b/>
+          <w:bCs/>
+          <w:sz w:val="24"/>
+          <w:szCs w:val="24"/>
+        </w:rPr>
+      </w:pPr>
+      <w:r>
+        <w:rPr>
+          <w:rFonts w:ascii="Arial" w:hAnsi="Arial" w:cs="Arial"/>
+          <w:b/>
+          <w:bCs/>
+          <w:sz w:val="24"/>
+          <w:szCs w:val="24"/>
+        </w:rPr>
+        <w:t xml:space="preserve">Análisis de </w:t>
+      </w:r>
+      <w:r>
+        <w:rPr>
+          <w:rFonts w:ascii="Arial" w:hAnsi="Arial" w:cs="Arial"/>
+          <w:b/>
+          <w:bCs/>
+          <w:sz w:val="24"/>
+          <w:szCs w:val="24"/>
+        </w:rPr>
+        <w:t>modelo</w:t>
+      </w:r>
+    </w:p>
+    <w:p>
+      <w:pPr>
+        <w:pStyle w:val="Prrafodelista"/>
+        <w:ind w:left="0"/>
+        <w:jc w:val="both"/>
+        <w:rPr>
+          <w:rFonts w:ascii="Arial" w:hAnsi="Arial" w:cs="Arial"/>
+          <w:b/>
+          <w:bCs/>
+          <w:sz w:val="24"/>
+          <w:szCs w:val="24"/>
+        </w:rPr>
+      </w:pPr>
+      <w:r>
+        <w:rPr>
+          <w:rFonts w:ascii="Arial" w:hAnsi="Arial" w:cs="Arial"/>
+          <w:sz w:val="24"/>
+          <w:szCs w:val="24"/>
+        </w:rPr>
+        <w:drawing>
+          <wp:inline distT="0" distB="0" distL="0" distR="0" wp14:anchorId="712DDBD3" wp14:editId="54BE750D">
+            <wp:extent cx="5400040" cy="3341370"/>
+            <wp:effectExtent l="0" t="0" r="0" b="0"/>
+            <wp:docPr id="1843902610" name="Imagen 1"/>
+            <wp:cNvGraphicFramePr>
+              <a:graphicFrameLocks xmlns:a="http://schemas.openxmlformats.org/drawingml/2006/main" noChangeAspect="1"/>
+            </wp:cNvGraphicFramePr>
+            <a:graphic xmlns:a="http://schemas.openxmlformats.org/drawingml/2006/main">
+              <a:graphicData uri="http://schemas.openxmlformats.org/drawingml/2006/picture">
+                <pic:pic xmlns:pic="http://schemas.openxmlformats.org/drawingml/2006/picture">
+                  <pic:nvPicPr>
+                    <pic:cNvPr id="1843902610" name=""/>
+                    <pic:cNvPicPr/>
+                  </pic:nvPicPr>
+                  <pic:blipFill>
+                    <a:blip r:embed="rId11"/>
+                    <a:stretch>
+                      <a:fillRect/>
+                    </a:stretch>
+                  </pic:blipFill>
+                  <pic:spPr>
+                    <a:xfrm>
+                      <a:off x="0" y="0"/>
+                      <a:ext cx="5400040" cy="3341370"/>
+                    </a:xfrm>
+                    <a:prstGeom prst="rect">
+                      <a:avLst/>
+                    </a:prstGeom>
+                  </pic:spPr>
+                </pic:pic>
+              </a:graphicData>
+            </a:graphic>
+          </wp:inline>
+        </w:drawing>
+      </w:r>
+    </w:p>
+    <w:p>
+      <w:pPr>
+        <w:pStyle w:val="Prrafodelista"/>
+        <w:numPr>
+          <w:ilvl w:val="0"/>
+          <w:numId w:val="2"/>
+        </w:numPr>
+        <w:jc w:val="both"/>
+        <w:rPr>
+          <w:rFonts w:ascii="Arial" w:hAnsi="Arial" w:cs="Arial"/>
+          <w:sz w:val="24"/>
+          <w:szCs w:val="24"/>
+        </w:rPr>
+      </w:pPr>
+      <w:r>
+        <w:rPr>
+          <w:rFonts w:ascii="Arial" w:hAnsi="Arial" w:cs="Arial"/>
+          <w:sz w:val="24"/>
+          <w:szCs w:val="24"/>
+        </w:rPr>
+        <w:t>Se detecta una alta variedad de modelos, sin que uno solo monopolice el conjunto de datos</w:t>
+      </w:r>
+      <w:r>
+        <w:rPr>
+          <w:rFonts w:ascii="Arial" w:hAnsi="Arial" w:cs="Arial"/>
+          <w:sz w:val="24"/>
+          <w:szCs w:val="24"/>
+        </w:rPr>
+        <w:t>, aunque algunos predominan más que otros</w:t>
+      </w:r>
+      <w:r>
+        <w:rPr>
+          <w:rFonts w:ascii="Arial" w:hAnsi="Arial" w:cs="Arial"/>
+          <w:sz w:val="24"/>
+          <w:szCs w:val="24"/>
+        </w:rPr>
+        <w:t>.</w:t>
+      </w:r>
+    </w:p>
+    <w:p>
+      <w:pPr>
+        <w:pStyle w:val="Prrafodelista"/>
+        <w:jc w:val="both"/>
+        <w:rPr>
+          <w:rFonts w:ascii="Arial" w:hAnsi="Arial" w:cs="Arial"/>
+          <w:sz w:val="24"/>
+          <w:szCs w:val="24"/>
+        </w:rPr>
+      </w:pPr>
+    </w:p>
+    <w:p>
+      <w:pPr>
+        <w:pStyle w:val="Prrafodelista"/>
+        <w:numPr>
+          <w:ilvl w:val="0"/>
+          <w:numId w:val="2"/>
+        </w:numPr>
+        <w:jc w:val="both"/>
+        <w:rPr>
+          <w:rFonts w:ascii="Arial" w:hAnsi="Arial" w:cs="Arial"/>
+          <w:sz w:val="24"/>
+          <w:szCs w:val="24"/>
+        </w:rPr>
+      </w:pPr>
+      <w:r>
+        <w:rPr>
+          <w:rFonts w:ascii="Arial" w:hAnsi="Arial" w:cs="Arial"/>
+          <w:sz w:val="24"/>
+          <w:szCs w:val="24"/>
+        </w:rPr>
+        <w:t xml:space="preserve">Algunos modelos </w:t>
+      </w:r>
+      <w:r>
+        <w:rPr>
+          <w:rFonts w:ascii="Arial" w:hAnsi="Arial" w:cs="Arial"/>
+          <w:sz w:val="24"/>
+          <w:szCs w:val="24"/>
+        </w:rPr>
+        <w:t>más vendidos</w:t>
+      </w:r>
+      <w:r>
+        <w:rPr>
+          <w:rFonts w:ascii="Arial" w:hAnsi="Arial" w:cs="Arial"/>
+          <w:sz w:val="24"/>
+          <w:szCs w:val="24"/>
+        </w:rPr>
+        <w:t xml:space="preserve"> aparecen con mayor frecuencia, lo cual es coherente con su alta demanda en el mercado.</w:t>
+      </w:r>
+    </w:p>
+    <w:p>
+      <w:pPr>
+        <w:pStyle w:val="Prrafodelista"/>
+        <w:jc w:val="both"/>
+        <w:rPr>
+          <w:rFonts w:ascii="Arial" w:hAnsi="Arial" w:cs="Arial"/>
+          <w:sz w:val="24"/>
+          <w:szCs w:val="24"/>
+        </w:rPr>
+      </w:pPr>
+    </w:p>
+    <w:p>
+      <w:pPr>
+        <w:pStyle w:val="Prrafodelista"/>
+        <w:numPr>
+          <w:ilvl w:val="0"/>
+          <w:numId w:val="2"/>
+        </w:numPr>
+        <w:jc w:val="both"/>
+        <w:rPr>
+          <w:rFonts w:ascii="Arial" w:hAnsi="Arial" w:cs="Arial"/>
+          <w:sz w:val="24"/>
+          <w:szCs w:val="24"/>
+        </w:rPr>
+      </w:pPr>
+      <w:r>
+        <w:rPr>
+          <w:rFonts w:ascii="Arial" w:hAnsi="Arial" w:cs="Arial"/>
+          <w:sz w:val="24"/>
+          <w:szCs w:val="24"/>
+        </w:rPr>
+        <w:t>La diversidad de modelos aporta riqueza al análisis y evita conclusiones sesgadas hacia un único tipo de vehículo.</w:t>
+      </w:r>
+    </w:p>
+    <w:p>
+      <w:pPr>
+        <w:pStyle w:val="Prrafodelista"/>
+        <w:ind w:left="0"/>
+        <w:jc w:val="both"/>
+        <w:rPr>
+          <w:rFonts w:ascii="Arial" w:hAnsi="Arial" w:cs="Arial"/>
+          <w:b/>
+          <w:bCs/>
+          <w:sz w:val="24"/>
+          <w:szCs w:val="24"/>
+        </w:rPr>
+      </w:pPr>
+    </w:p>
+    <w:p>
+      <w:pPr>
+        <w:pStyle w:val="Prrafodelista"/>
+        <w:ind w:left="0"/>
+        <w:jc w:val="both"/>
+        <w:rPr>
+          <w:rFonts w:ascii="Arial" w:hAnsi="Arial" w:cs="Arial"/>
+          <w:b/>
+          <w:bCs/>
+          <w:sz w:val="24"/>
+          <w:szCs w:val="24"/>
+        </w:rPr>
+      </w:pPr>
+      <w:r>
+        <w:rPr>
+          <w:rFonts w:ascii="Arial" w:hAnsi="Arial" w:cs="Arial"/>
+          <w:b/>
+          <w:bCs/>
+          <w:sz w:val="24"/>
+          <w:szCs w:val="24"/>
+        </w:rPr>
+        <w:t xml:space="preserve">Análisis de </w:t>
+      </w:r>
+      <w:r>
+        <w:rPr>
+          <w:rFonts w:ascii="Arial" w:hAnsi="Arial" w:cs="Arial"/>
+          <w:b/>
+          <w:bCs/>
+          <w:sz w:val="24"/>
+          <w:szCs w:val="24"/>
+        </w:rPr>
+        <w:t>segmento</w:t>
+      </w:r>
+    </w:p>
+    <w:p>
+      <w:pPr>
+        <w:pStyle w:val="Prrafodelista"/>
+        <w:jc w:val="both"/>
+        <w:rPr>
+          <w:rFonts w:ascii="Arial" w:hAnsi="Arial" w:cs="Arial"/>
+          <w:sz w:val="24"/>
+          <w:szCs w:val="24"/>
+        </w:rPr>
+      </w:pPr>
+      <w:r>
+        <w:rPr>
+          <w:rFonts w:ascii="Arial" w:hAnsi="Arial" w:cs="Arial"/>
+          <w:sz w:val="24"/>
+          <w:szCs w:val="24"/>
+        </w:rPr>
+        <w:drawing>
+          <wp:inline distT="0" distB="0" distL="0" distR="0" wp14:anchorId="13028AE2" wp14:editId="4310009F">
+            <wp:extent cx="5400040" cy="3223260"/>
+            <wp:effectExtent l="0" t="0" r="0" b="0"/>
+            <wp:docPr id="792466080" name="Imagen 1"/>
+            <wp:cNvGraphicFramePr>
+              <a:graphicFrameLocks xmlns:a="http://schemas.openxmlformats.org/drawingml/2006/main" noChangeAspect="1"/>
+            </wp:cNvGraphicFramePr>
+            <a:graphic xmlns:a="http://schemas.openxmlformats.org/drawingml/2006/main">
+              <a:graphicData uri="http://schemas.openxmlformats.org/drawingml/2006/picture">
+                <pic:pic xmlns:pic="http://schemas.openxmlformats.org/drawingml/2006/picture">
+                  <pic:nvPicPr>
+                    <pic:cNvPr id="792466080" name=""/>
+                    <pic:cNvPicPr/>
+                  </pic:nvPicPr>
+                  <pic:blipFill>
+                    <a:blip r:embed="rId12"/>
+                    <a:stretch>
+                      <a:fillRect/>
+                    </a:stretch>
+                  </pic:blipFill>
+                  <pic:spPr>
+                    <a:xfrm>
+                      <a:off x="0" y="0"/>
+                      <a:ext cx="5400040" cy="3223260"/>
+                    </a:xfrm>
+                    <a:prstGeom prst="rect">
+                      <a:avLst/>
+                    </a:prstGeom>
+                  </pic:spPr>
+                </pic:pic>
+              </a:graphicData>
+            </a:graphic>
+          </wp:inline>
+        </w:drawing>
+      </w:r>
+    </w:p>
+    <w:p>
+      <w:pPr>
+        <w:pStyle w:val="Prrafodelista"/>
+        <w:numPr>
+          <w:ilvl w:val="0"/>
+          <w:numId w:val="2"/>
+        </w:numPr>
+        <w:jc w:val="both"/>
+        <w:rPr>
+          <w:rFonts w:ascii="Arial" w:hAnsi="Arial" w:cs="Arial"/>
+          <w:sz w:val="24"/>
+          <w:szCs w:val="24"/>
+        </w:rPr>
+      </w:pPr>
+      <w:r>
+        <w:rPr>
+          <w:rFonts w:ascii="Arial" w:hAnsi="Arial" w:cs="Arial"/>
+          <w:sz w:val="24"/>
+          <w:szCs w:val="24"/>
+        </w:rPr>
+        <w:t>Los vehículos Sedán y compacto tienen los precios más altos registrados</w:t>
+      </w:r>
+    </w:p>
+    <w:p>
+      <w:pPr>
+        <w:pStyle w:val="Prrafodelista"/>
+        <w:jc w:val="both"/>
+        <w:rPr>
+          <w:rFonts w:ascii="Arial" w:hAnsi="Arial" w:cs="Arial"/>
+          <w:sz w:val="24"/>
+          <w:szCs w:val="24"/>
+        </w:rPr>
+      </w:pPr>
+    </w:p>
+    <w:p>
+      <w:pPr>
+        <w:pStyle w:val="Prrafodelista"/>
+        <w:numPr>
+          <w:ilvl w:val="0"/>
+          <w:numId w:val="2"/>
+        </w:numPr>
+        <w:jc w:val="both"/>
+        <w:rPr>
+          <w:rFonts w:ascii="Arial" w:hAnsi="Arial" w:cs="Arial"/>
+          <w:sz w:val="24"/>
+          <w:szCs w:val="24"/>
+        </w:rPr>
+      </w:pPr>
+      <w:r>
+        <w:rPr>
+          <w:rFonts w:ascii="Arial" w:hAnsi="Arial" w:cs="Arial"/>
+          <w:sz w:val="24"/>
+          <w:szCs w:val="24"/>
+        </w:rPr>
+        <w:t>También se puede observar los valores de venta medios de cada segmento</w:t>
+      </w:r>
+    </w:p>
+    <w:p>
+      <w:pPr>
+        <w:pStyle w:val="Prrafodelista"/>
+        <w:jc w:val="both"/>
+        <w:rPr>
+          <w:rFonts w:ascii="Arial" w:hAnsi="Arial" w:cs="Arial"/>
+          <w:sz w:val="24"/>
+          <w:szCs w:val="24"/>
+        </w:rPr>
+      </w:pPr>
+    </w:p>
+    <w:p>
+      <w:pPr>
+        <w:pStyle w:val="Prrafodelista"/>
+        <w:numPr>
+          <w:ilvl w:val="0"/>
+          <w:numId w:val="2"/>
+        </w:numPr>
+        <w:jc w:val="both"/>
+        <w:rPr>
+          <w:rFonts w:ascii="Arial" w:hAnsi="Arial" w:cs="Arial"/>
+          <w:sz w:val="24"/>
+          <w:szCs w:val="24"/>
+        </w:rPr>
+      </w:pPr>
+      <w:r>
+        <w:rPr>
+          <w:rFonts w:ascii="Arial" w:hAnsi="Arial" w:cs="Arial"/>
+          <w:sz w:val="24"/>
+          <w:szCs w:val="24"/>
+        </w:rPr>
+        <w:t xml:space="preserve">Los vehículos SUV tienen una gran cantidad de </w:t>
+      </w:r>
+      <w:r>
+        <w:rPr>
+          <w:rFonts w:ascii="Arial" w:hAnsi="Arial" w:cs="Arial"/>
+          <w:sz w:val="24"/>
+          <w:szCs w:val="24"/>
+        </w:rPr>
+        <w:t>outliers</w:t>
+      </w:r>
+      <w:r>
+        <w:rPr>
+          <w:rFonts w:ascii="Arial" w:hAnsi="Arial" w:cs="Arial"/>
+          <w:sz w:val="24"/>
+          <w:szCs w:val="24"/>
+        </w:rPr>
+        <w:t xml:space="preserve"> en cuanto a sus precios de venta</w:t>
+      </w:r>
+    </w:p>
+    <w:p>
+      <w:pPr>
+        <w:pStyle w:val="Prrafodelista"/>
+        <w:jc w:val="both"/>
+        <w:rPr>
+          <w:rFonts w:ascii="Arial" w:hAnsi="Arial" w:cs="Arial"/>
+          <w:sz w:val="24"/>
+          <w:szCs w:val="24"/>
+        </w:rPr>
+      </w:pPr>
+    </w:p>
+    <w:p>
+      <w:pPr>
+        <w:pStyle w:val="Prrafodelista"/>
+        <w:ind w:left="0"/>
+        <w:jc w:val="both"/>
+        <w:rPr>
+          <w:rFonts w:ascii="Arial" w:hAnsi="Arial" w:cs="Arial"/>
+          <w:sz w:val="24"/>
+          <w:szCs w:val="24"/>
+        </w:rPr>
+      </w:pPr>
+    </w:p>
+    <w:p>
+      <w:pPr>
+        <w:pStyle w:val="Prrafodelista"/>
+        <w:numPr>
+          <w:ilvl w:val="0"/>
+          <w:numId w:val="6"/>
+        </w:numPr>
+        <w:jc w:val="both"/>
+        <w:rPr>
+          <w:rFonts w:ascii="Arial" w:hAnsi="Arial" w:cs="Arial"/>
+          <w:sz w:val="24"/>
+          <w:szCs w:val="24"/>
+        </w:rPr>
+      </w:pPr>
+      <w:r>
+        <w:rPr>
+          <w:rFonts w:ascii="Arial" w:hAnsi="Arial" w:cs="Arial"/>
+          <w:sz w:val="24"/>
+          <w:szCs w:val="24"/>
+        </w:rPr>
+        <w:t>Identificar relaciones entre caracter</w:t>
+      </w:r>
+      <w:r>
+        <w:rPr>
+          <w:rFonts w:ascii="Arial" w:hAnsi="Arial" w:cs="Arial"/>
+          <w:sz w:val="24"/>
+          <w:szCs w:val="24"/>
+        </w:rPr>
+        <w:t>í</w:t>
+      </w:r>
+      <w:r>
+        <w:rPr>
+          <w:rFonts w:ascii="Arial" w:hAnsi="Arial" w:cs="Arial"/>
+          <w:sz w:val="24"/>
+          <w:szCs w:val="24"/>
+        </w:rPr>
+        <w:t xml:space="preserve">sticas </w:t>
+      </w:r>
+      <w:r>
+        <w:rPr>
+          <w:rFonts w:ascii="Arial" w:hAnsi="Arial" w:cs="Arial"/>
+          <w:sz w:val="24"/>
+          <w:szCs w:val="24"/>
+        </w:rPr>
+        <w:t>técnicas</w:t>
+      </w:r>
+      <w:r>
+        <w:rPr>
+          <w:rFonts w:ascii="Arial" w:hAnsi="Arial" w:cs="Arial"/>
+          <w:sz w:val="24"/>
+          <w:szCs w:val="24"/>
+        </w:rPr>
+        <w:t xml:space="preserve"> y precios</w:t>
+      </w:r>
+    </w:p>
+    <w:p>
+      <w:pPr>
+        <w:pStyle w:val="Prrafodelista"/>
+        <w:ind w:left="0"/>
+        <w:jc w:val="both"/>
+        <w:rPr>
+          <w:rFonts w:ascii="Arial" w:hAnsi="Arial" w:cs="Arial"/>
+          <w:sz w:val="24"/>
+          <w:szCs w:val="24"/>
+        </w:rPr>
+      </w:pPr>
+    </w:p>
+    <w:p>
+      <w:pPr>
+        <w:pStyle w:val="Prrafodelista"/>
+        <w:ind w:left="0"/>
+        <w:jc w:val="both"/>
+        <w:rPr>
+          <w:rFonts w:ascii="Arial" w:hAnsi="Arial" w:cs="Arial"/>
+          <w:sz w:val="24"/>
+          <w:szCs w:val="24"/>
+        </w:rPr>
+      </w:pPr>
+      <w:r>
+        <w:rPr>
+          <w:rFonts w:ascii="Arial" w:hAnsi="Arial" w:cs="Arial"/>
+          <w:sz w:val="24"/>
+          <w:szCs w:val="24"/>
+        </w:rPr>
+        <w:t>Para este análisis se han seleccionado las siguientes variables técnicas y económicas:</w:t>
+      </w:r>
+    </w:p>
+    <w:p>
+      <w:pPr>
+        <w:pStyle w:val="Prrafodelista"/>
+        <w:ind w:left="0"/>
+        <w:jc w:val="both"/>
+        <w:rPr>
+          <w:rFonts w:ascii="Arial" w:hAnsi="Arial" w:cs="Arial"/>
+          <w:sz w:val="24"/>
+          <w:szCs w:val="24"/>
+        </w:rPr>
+      </w:pPr>
+    </w:p>
+    <w:p>
+      <w:pPr>
+        <w:pStyle w:val="Prrafodelista"/>
+        <w:numPr>
+          <w:ilvl w:val="0"/>
+          <w:numId w:val="2"/>
+        </w:numPr>
+        <w:jc w:val="both"/>
+        <w:rPr>
+          <w:rFonts w:ascii="Arial" w:hAnsi="Arial" w:cs="Arial"/>
+          <w:sz w:val="24"/>
+          <w:szCs w:val="24"/>
+        </w:rPr>
+      </w:pPr>
+      <w:r>
+        <w:rPr>
+          <w:rFonts w:ascii="Arial" w:hAnsi="Arial" w:cs="Arial"/>
+          <w:sz w:val="24"/>
+          <w:szCs w:val="24"/>
+        </w:rPr>
+        <w:t>potencia_cv</w:t>
+      </w:r>
+    </w:p>
+    <w:p>
+      <w:pPr>
+        <w:pStyle w:val="Prrafodelista"/>
+        <w:numPr>
+          <w:ilvl w:val="0"/>
+          <w:numId w:val="2"/>
+        </w:numPr>
+        <w:jc w:val="both"/>
+        <w:rPr>
+          <w:rFonts w:ascii="Arial" w:hAnsi="Arial" w:cs="Arial"/>
+          <w:sz w:val="24"/>
+          <w:szCs w:val="24"/>
+        </w:rPr>
+      </w:pPr>
+      <w:r>
+        <w:rPr>
+          <w:rFonts w:ascii="Arial" w:hAnsi="Arial" w:cs="Arial"/>
+          <w:sz w:val="24"/>
+          <w:szCs w:val="24"/>
+        </w:rPr>
+        <w:t>cilindrada</w:t>
+      </w:r>
+    </w:p>
+    <w:p>
+      <w:pPr>
+        <w:pStyle w:val="Prrafodelista"/>
+        <w:numPr>
+          <w:ilvl w:val="0"/>
+          <w:numId w:val="2"/>
+        </w:numPr>
+        <w:jc w:val="both"/>
+        <w:rPr>
+          <w:rFonts w:ascii="Arial" w:hAnsi="Arial" w:cs="Arial"/>
+          <w:sz w:val="24"/>
+          <w:szCs w:val="24"/>
+        </w:rPr>
+      </w:pPr>
+      <w:r>
+        <w:rPr>
+          <w:rFonts w:ascii="Arial" w:hAnsi="Arial" w:cs="Arial"/>
+          <w:sz w:val="24"/>
+          <w:szCs w:val="24"/>
+        </w:rPr>
+        <w:t>consumo_urbano</w:t>
+      </w:r>
+    </w:p>
+    <w:p>
+      <w:pPr>
+        <w:pStyle w:val="Prrafodelista"/>
+        <w:numPr>
+          <w:ilvl w:val="0"/>
+          <w:numId w:val="2"/>
+        </w:numPr>
+        <w:jc w:val="both"/>
+        <w:rPr>
+          <w:rFonts w:ascii="Arial" w:hAnsi="Arial" w:cs="Arial"/>
+          <w:sz w:val="24"/>
+          <w:szCs w:val="24"/>
+        </w:rPr>
+      </w:pPr>
+      <w:r>
+        <w:rPr>
+          <w:rFonts w:ascii="Arial" w:hAnsi="Arial" w:cs="Arial"/>
+          <w:sz w:val="24"/>
+          <w:szCs w:val="24"/>
+        </w:rPr>
+        <w:t>consumo_extraurbano</w:t>
+      </w:r>
+    </w:p>
+    <w:p>
+      <w:pPr>
+        <w:pStyle w:val="Prrafodelista"/>
+        <w:numPr>
+          <w:ilvl w:val="0"/>
+          <w:numId w:val="2"/>
+        </w:numPr>
+        <w:jc w:val="both"/>
+        <w:rPr>
+          <w:rFonts w:ascii="Arial" w:hAnsi="Arial" w:cs="Arial"/>
+          <w:sz w:val="24"/>
+          <w:szCs w:val="24"/>
+        </w:rPr>
+      </w:pPr>
+      <w:r>
+        <w:rPr>
+          <w:rFonts w:ascii="Arial" w:hAnsi="Arial" w:cs="Arial"/>
+          <w:sz w:val="24"/>
+          <w:szCs w:val="24"/>
+        </w:rPr>
+        <w:t>emisiones_co2</w:t>
+      </w:r>
+    </w:p>
+    <w:p>
+      <w:pPr>
+        <w:pStyle w:val="Prrafodelista"/>
+        <w:numPr>
+          <w:ilvl w:val="0"/>
+          <w:numId w:val="2"/>
+        </w:numPr>
+        <w:jc w:val="both"/>
+        <w:rPr>
+          <w:rFonts w:ascii="Arial" w:hAnsi="Arial" w:cs="Arial"/>
+          <w:sz w:val="24"/>
+          <w:szCs w:val="24"/>
+        </w:rPr>
+      </w:pPr>
+      <w:r>
+        <w:rPr>
+          <w:rFonts w:ascii="Arial" w:hAnsi="Arial" w:cs="Arial"/>
+          <w:sz w:val="24"/>
+          <w:szCs w:val="24"/>
+        </w:rPr>
+        <w:t>precio_base</w:t>
+      </w:r>
+    </w:p>
+    <w:p>
+      <w:pPr>
+        <w:pStyle w:val="Prrafodelista"/>
+        <w:ind w:left="0"/>
+        <w:jc w:val="both"/>
+        <w:rPr>
+          <w:rFonts w:ascii="Arial" w:hAnsi="Arial" w:cs="Arial"/>
+          <w:sz w:val="24"/>
+          <w:szCs w:val="24"/>
+        </w:rPr>
+      </w:pPr>
+    </w:p>
+    <w:p>
+      <w:pPr>
+        <w:pStyle w:val="Prrafodelista"/>
+        <w:ind w:left="0"/>
+        <w:jc w:val="both"/>
+        <w:rPr>
+          <w:rFonts w:ascii="Arial" w:hAnsi="Arial" w:cs="Arial"/>
+          <w:sz w:val="24"/>
+          <w:szCs w:val="24"/>
+        </w:rPr>
+      </w:pPr>
+      <w:r>
+        <w:rPr>
+          <w:rFonts w:ascii="Arial" w:hAnsi="Arial" w:cs="Arial"/>
+          <w:sz w:val="24"/>
+          <w:szCs w:val="24"/>
+        </w:rPr>
+        <w:t>Estas variables se han elegido porque representan:</w:t>
+      </w:r>
+    </w:p>
+    <w:p>
+      <w:pPr>
+        <w:pStyle w:val="Prrafodelista"/>
+        <w:ind w:left="0"/>
+        <w:jc w:val="both"/>
+        <w:rPr>
+          <w:rFonts w:ascii="Arial" w:hAnsi="Arial" w:cs="Arial"/>
+          <w:sz w:val="24"/>
+          <w:szCs w:val="24"/>
+        </w:rPr>
+      </w:pPr>
+    </w:p>
+    <w:p>
+      <w:pPr>
+        <w:pStyle w:val="Prrafodelista"/>
+        <w:numPr>
+          <w:ilvl w:val="0"/>
+          <w:numId w:val="2"/>
+        </w:numPr>
+        <w:jc w:val="both"/>
+        <w:rPr>
+          <w:rFonts w:ascii="Arial" w:hAnsi="Arial" w:cs="Arial"/>
+          <w:sz w:val="24"/>
+          <w:szCs w:val="24"/>
+        </w:rPr>
+      </w:pPr>
+      <w:r>
+        <w:rPr>
+          <w:rFonts w:ascii="Arial" w:hAnsi="Arial" w:cs="Arial"/>
+          <w:sz w:val="24"/>
+          <w:szCs w:val="24"/>
+        </w:rPr>
+        <w:t>Prestaciones del vehículo (potencia, cilindrada)</w:t>
+      </w:r>
+    </w:p>
+    <w:p>
+      <w:pPr>
+        <w:pStyle w:val="Prrafodelista"/>
+        <w:ind w:left="0"/>
+        <w:jc w:val="both"/>
+        <w:rPr>
+          <w:rFonts w:ascii="Arial" w:hAnsi="Arial" w:cs="Arial"/>
+          <w:sz w:val="24"/>
+          <w:szCs w:val="24"/>
+        </w:rPr>
+      </w:pPr>
+    </w:p>
+    <w:p>
+      <w:pPr>
+        <w:pStyle w:val="Prrafodelista"/>
+        <w:numPr>
+          <w:ilvl w:val="0"/>
+          <w:numId w:val="2"/>
+        </w:numPr>
+        <w:jc w:val="both"/>
+        <w:rPr>
+          <w:rFonts w:ascii="Arial" w:hAnsi="Arial" w:cs="Arial"/>
+          <w:sz w:val="24"/>
+          <w:szCs w:val="24"/>
+        </w:rPr>
+      </w:pPr>
+      <w:r>
+        <w:rPr>
+          <w:rFonts w:ascii="Arial" w:hAnsi="Arial" w:cs="Arial"/>
+          <w:sz w:val="24"/>
+          <w:szCs w:val="24"/>
+        </w:rPr>
+        <w:t>Eficiencia y sostenibilidad (consumos y emisiones)</w:t>
+      </w:r>
+    </w:p>
+    <w:p>
+      <w:pPr>
+        <w:pStyle w:val="Prrafodelista"/>
+        <w:ind w:left="0"/>
+        <w:jc w:val="both"/>
+        <w:rPr>
+          <w:rFonts w:ascii="Arial" w:hAnsi="Arial" w:cs="Arial"/>
+          <w:sz w:val="24"/>
+          <w:szCs w:val="24"/>
+        </w:rPr>
+      </w:pPr>
+    </w:p>
+    <w:p>
+      <w:pPr>
+        <w:pStyle w:val="Prrafodelista"/>
+        <w:ind w:left="0"/>
+        <w:jc w:val="both"/>
+        <w:rPr>
+          <w:rFonts w:ascii="Arial" w:hAnsi="Arial" w:cs="Arial"/>
+          <w:sz w:val="24"/>
+          <w:szCs w:val="24"/>
+        </w:rPr>
+      </w:pPr>
+      <w:r>
+        <w:rPr>
+          <w:rFonts w:ascii="Arial" w:hAnsi="Arial" w:cs="Arial"/>
+          <w:sz w:val="24"/>
+          <w:szCs w:val="24"/>
+        </w:rPr>
+        <w:t>Se calcula la matriz de correlación entre las variables seleccionadas con el fin de identificar relaciones lineales entre características técnicas y precio.</w:t>
+      </w:r>
+    </w:p>
+    <w:p>
+      <w:pPr>
+        <w:pStyle w:val="Prrafodelista"/>
+        <w:ind w:left="0"/>
+        <w:jc w:val="both"/>
+        <w:rPr>
+          <w:rFonts w:ascii="Arial" w:hAnsi="Arial" w:cs="Arial"/>
+          <w:sz w:val="24"/>
+          <w:szCs w:val="24"/>
+        </w:rPr>
+      </w:pPr>
+      <w:r>
+        <w:rPr>
+          <w:rFonts w:ascii="Arial" w:hAnsi="Arial" w:cs="Arial"/>
+          <w:sz w:val="24"/>
+          <w:szCs w:val="24"/>
+        </w:rPr>
+        <w:drawing>
+          <wp:inline distT="0" distB="0" distL="0" distR="0" wp14:anchorId="3FA17B7C" wp14:editId="152E020C">
+            <wp:extent cx="5400040" cy="4980940"/>
+            <wp:effectExtent l="0" t="0" r="0" b="0"/>
+            <wp:docPr id="1829220382" name="Imagen 1"/>
+            <wp:cNvGraphicFramePr>
+              <a:graphicFrameLocks xmlns:a="http://schemas.openxmlformats.org/drawingml/2006/main" noChangeAspect="1"/>
+            </wp:cNvGraphicFramePr>
+            <a:graphic xmlns:a="http://schemas.openxmlformats.org/drawingml/2006/main">
+              <a:graphicData uri="http://schemas.openxmlformats.org/drawingml/2006/picture">
+                <pic:pic xmlns:pic="http://schemas.openxmlformats.org/drawingml/2006/picture">
+                  <pic:nvPicPr>
+                    <pic:cNvPr id="1829220382" name=""/>
+                    <pic:cNvPicPr/>
+                  </pic:nvPicPr>
+                  <pic:blipFill>
+                    <a:blip r:embed="rId13"/>
+                    <a:stretch>
+                      <a:fillRect/>
+                    </a:stretch>
+                  </pic:blipFill>
+                  <pic:spPr>
+                    <a:xfrm>
+                      <a:off x="0" y="0"/>
+                      <a:ext cx="5400040" cy="4980940"/>
+                    </a:xfrm>
+                    <a:prstGeom prst="rect">
+                      <a:avLst/>
+                    </a:prstGeom>
+                  </pic:spPr>
+                </pic:pic>
+              </a:graphicData>
+            </a:graphic>
+          </wp:inline>
+        </w:drawing>
+      </w:r>
+    </w:p>
+    <w:p>
+      <w:pPr>
+        <w:pStyle w:val="Prrafodelista"/>
+        <w:numPr>
+          <w:ilvl w:val="0"/>
+          <w:numId w:val="2"/>
+        </w:numPr>
+        <w:jc w:val="both"/>
+        <w:rPr>
+          <w:rFonts w:ascii="Arial" w:hAnsi="Arial" w:cs="Arial"/>
+          <w:sz w:val="24"/>
+          <w:szCs w:val="24"/>
+        </w:rPr>
+      </w:pPr>
+      <w:r>
+        <w:rPr>
+          <w:rFonts w:ascii="Arial" w:hAnsi="Arial" w:cs="Arial"/>
+          <w:sz w:val="24"/>
+          <w:szCs w:val="24"/>
+        </w:rPr>
+        <w:t>Relaccion fuerte entre: potencia_cv y precio_base (0.84)</w:t>
+      </w:r>
+    </w:p>
+    <w:p>
+      <w:pPr>
+        <w:pStyle w:val="Prrafodelista"/>
+        <w:ind w:left="0"/>
+        <w:jc w:val="both"/>
+        <w:rPr>
+          <w:rFonts w:ascii="Arial" w:hAnsi="Arial" w:cs="Arial"/>
+          <w:sz w:val="24"/>
+          <w:szCs w:val="24"/>
+        </w:rPr>
+      </w:pPr>
+      <w:r>
+        <w:rPr>
+          <w:rFonts w:ascii="Arial" w:hAnsi="Arial" w:cs="Arial"/>
+          <w:sz w:val="24"/>
+          <w:szCs w:val="24"/>
+        </w:rPr>
+        <w:t xml:space="preserve">Los vehículos con mayor potencia tienden a presentar precios base más elevados, lo que indica que las </w:t>
+      </w:r>
+      <w:r>
+        <w:rPr>
+          <w:rFonts w:ascii="Arial" w:hAnsi="Arial" w:cs="Arial"/>
+          <w:sz w:val="24"/>
+          <w:szCs w:val="24"/>
+        </w:rPr>
+        <w:t>caracteristicas</w:t>
+      </w:r>
+      <w:r>
+        <w:rPr>
+          <w:rFonts w:ascii="Arial" w:hAnsi="Arial" w:cs="Arial"/>
+          <w:sz w:val="24"/>
+          <w:szCs w:val="24"/>
+        </w:rPr>
+        <w:t xml:space="preserve"> del motor son un factor determinante en el valor del vehículo.</w:t>
+      </w:r>
+    </w:p>
+    <w:p>
+      <w:pPr>
+        <w:pStyle w:val="Prrafodelista"/>
+        <w:ind w:left="0"/>
+        <w:jc w:val="both"/>
+        <w:rPr>
+          <w:rFonts w:ascii="Arial" w:hAnsi="Arial" w:cs="Arial"/>
+          <w:sz w:val="24"/>
+          <w:szCs w:val="24"/>
+        </w:rPr>
+      </w:pPr>
+    </w:p>
+    <w:p>
+      <w:pPr>
+        <w:pStyle w:val="Prrafodelista"/>
+        <w:numPr>
+          <w:ilvl w:val="0"/>
+          <w:numId w:val="2"/>
+        </w:numPr>
+        <w:jc w:val="both"/>
+        <w:rPr>
+          <w:rFonts w:ascii="Arial" w:hAnsi="Arial" w:cs="Arial"/>
+          <w:sz w:val="24"/>
+          <w:szCs w:val="24"/>
+        </w:rPr>
+      </w:pPr>
+      <w:r>
+        <w:rPr>
+          <w:rFonts w:ascii="Arial" w:hAnsi="Arial" w:cs="Arial"/>
+          <w:sz w:val="24"/>
+          <w:szCs w:val="24"/>
+        </w:rPr>
+        <w:t>Relaccion negativa entre: cilindrada y precio_base (-0.67)</w:t>
+      </w:r>
+    </w:p>
+    <w:p>
+      <w:pPr>
+        <w:pStyle w:val="Prrafodelista"/>
+        <w:ind w:left="0"/>
+        <w:jc w:val="both"/>
+        <w:rPr>
+          <w:rFonts w:ascii="Arial" w:hAnsi="Arial" w:cs="Arial"/>
+          <w:sz w:val="24"/>
+          <w:szCs w:val="24"/>
+        </w:rPr>
+      </w:pPr>
+      <w:r>
+        <w:rPr>
+          <w:rFonts w:ascii="Arial" w:hAnsi="Arial" w:cs="Arial"/>
+          <w:sz w:val="24"/>
+          <w:szCs w:val="24"/>
+        </w:rPr>
+        <w:t>Una mayor cilindrada no implica necesariamente un mayor precio base.</w:t>
+      </w:r>
+    </w:p>
+    <w:p>
+      <w:pPr>
+        <w:pStyle w:val="Prrafodelista"/>
+        <w:ind w:left="0"/>
+        <w:jc w:val="both"/>
+        <w:rPr>
+          <w:rFonts w:ascii="Arial" w:hAnsi="Arial" w:cs="Arial"/>
+          <w:sz w:val="24"/>
+          <w:szCs w:val="24"/>
+        </w:rPr>
+      </w:pPr>
+    </w:p>
+    <w:p>
+      <w:pPr>
+        <w:pStyle w:val="Prrafodelista"/>
+        <w:numPr>
+          <w:ilvl w:val="0"/>
+          <w:numId w:val="2"/>
+        </w:numPr>
+        <w:jc w:val="both"/>
+        <w:rPr>
+          <w:rFonts w:ascii="Arial" w:hAnsi="Arial" w:cs="Arial"/>
+          <w:sz w:val="24"/>
+          <w:szCs w:val="24"/>
+        </w:rPr>
+      </w:pPr>
+      <w:r>
+        <w:rPr>
+          <w:rFonts w:ascii="Arial" w:hAnsi="Arial" w:cs="Arial"/>
+          <w:sz w:val="24"/>
+          <w:szCs w:val="24"/>
+        </w:rPr>
+        <w:t>Relaccion negativa entre: cilindrada y precio_base (-0.67)</w:t>
+      </w:r>
+    </w:p>
+    <w:p>
+      <w:pPr>
+        <w:pStyle w:val="Prrafodelista"/>
+        <w:ind w:left="0"/>
+        <w:jc w:val="both"/>
+        <w:rPr>
+          <w:rFonts w:ascii="Arial" w:hAnsi="Arial" w:cs="Arial"/>
+          <w:sz w:val="24"/>
+          <w:szCs w:val="24"/>
+        </w:rPr>
+      </w:pPr>
+      <w:r>
+        <w:rPr>
+          <w:rFonts w:ascii="Arial" w:hAnsi="Arial" w:cs="Arial"/>
+          <w:sz w:val="24"/>
+          <w:szCs w:val="24"/>
+        </w:rPr>
+        <w:t>Una mayor cilindrada no implica necesariamente un mayor precio base.</w:t>
+      </w:r>
+    </w:p>
+    <w:p>
+      <w:pPr>
+        <w:pStyle w:val="Prrafodelista"/>
+        <w:ind w:left="0"/>
+        <w:jc w:val="both"/>
+        <w:rPr>
+          <w:rFonts w:ascii="Arial" w:hAnsi="Arial" w:cs="Arial"/>
+          <w:sz w:val="24"/>
+          <w:szCs w:val="24"/>
+        </w:rPr>
+      </w:pPr>
+    </w:p>
+    <w:p>
+      <w:pPr>
+        <w:pStyle w:val="Prrafodelista"/>
+        <w:numPr>
+          <w:ilvl w:val="0"/>
+          <w:numId w:val="2"/>
+        </w:numPr>
+        <w:jc w:val="both"/>
+        <w:rPr>
+          <w:rFonts w:ascii="Arial" w:hAnsi="Arial" w:cs="Arial"/>
+          <w:sz w:val="24"/>
+          <w:szCs w:val="24"/>
+        </w:rPr>
+      </w:pPr>
+      <w:r>
+        <w:rPr>
+          <w:rFonts w:ascii="Arial" w:hAnsi="Arial" w:cs="Arial"/>
+          <w:sz w:val="24"/>
+          <w:szCs w:val="24"/>
+        </w:rPr>
+        <w:t>Relaccion negativa entre: Precio base y consumo_urbano (-0.61)</w:t>
+      </w:r>
+    </w:p>
+    <w:p>
+      <w:pPr>
+        <w:pStyle w:val="Prrafodelista"/>
+        <w:numPr>
+          <w:ilvl w:val="0"/>
+          <w:numId w:val="2"/>
+        </w:numPr>
+        <w:jc w:val="both"/>
+        <w:rPr>
+          <w:rFonts w:ascii="Arial" w:hAnsi="Arial" w:cs="Arial"/>
+          <w:sz w:val="24"/>
+          <w:szCs w:val="24"/>
+        </w:rPr>
+      </w:pPr>
+      <w:r>
+        <w:rPr>
+          <w:rFonts w:ascii="Arial" w:hAnsi="Arial" w:cs="Arial"/>
+          <w:sz w:val="24"/>
+          <w:szCs w:val="24"/>
+        </w:rPr>
+        <w:t>Relaccion negativa entre: Precio base y consumo_extraurbano (-0.59)</w:t>
+      </w:r>
+    </w:p>
+    <w:p>
+      <w:pPr>
+        <w:pStyle w:val="Prrafodelista"/>
+        <w:ind w:left="0"/>
+        <w:jc w:val="both"/>
+        <w:rPr>
+          <w:rFonts w:ascii="Arial" w:hAnsi="Arial" w:cs="Arial"/>
+          <w:sz w:val="24"/>
+          <w:szCs w:val="24"/>
+        </w:rPr>
+      </w:pPr>
+      <w:r>
+        <w:rPr>
+          <w:rFonts w:ascii="Arial" w:hAnsi="Arial" w:cs="Arial"/>
+          <w:sz w:val="24"/>
+          <w:szCs w:val="24"/>
+        </w:rPr>
+        <w:t>Los vehículos con menores consumos tienden a tener precios base más altos.</w:t>
+      </w:r>
+    </w:p>
+    <w:p>
+      <w:pPr>
+        <w:pStyle w:val="Prrafodelista"/>
+        <w:ind w:left="0"/>
+        <w:jc w:val="both"/>
+        <w:rPr>
+          <w:rFonts w:ascii="Arial" w:hAnsi="Arial" w:cs="Arial"/>
+          <w:sz w:val="24"/>
+          <w:szCs w:val="24"/>
+        </w:rPr>
+      </w:pPr>
+    </w:p>
+    <w:p>
+      <w:pPr>
+        <w:pStyle w:val="Prrafodelista"/>
+        <w:numPr>
+          <w:ilvl w:val="0"/>
+          <w:numId w:val="2"/>
+        </w:numPr>
+        <w:jc w:val="both"/>
+        <w:rPr>
+          <w:rFonts w:ascii="Arial" w:hAnsi="Arial" w:cs="Arial"/>
+          <w:sz w:val="24"/>
+          <w:szCs w:val="24"/>
+        </w:rPr>
+      </w:pPr>
+      <w:r>
+        <w:rPr>
+          <w:rFonts w:ascii="Arial" w:hAnsi="Arial" w:cs="Arial"/>
+          <w:sz w:val="24"/>
+          <w:szCs w:val="24"/>
+        </w:rPr>
+        <w:t>Relaccion negativa entre: emisiones_co2 y precio_base (-0.73)</w:t>
+      </w:r>
+    </w:p>
+    <w:p>
+      <w:pPr>
+        <w:pStyle w:val="Prrafodelista"/>
+        <w:ind w:left="0"/>
+        <w:jc w:val="both"/>
+        <w:rPr>
+          <w:rFonts w:ascii="Arial" w:hAnsi="Arial" w:cs="Arial"/>
+          <w:sz w:val="24"/>
+          <w:szCs w:val="24"/>
+        </w:rPr>
+      </w:pPr>
+      <w:r>
+        <w:rPr>
+          <w:rFonts w:ascii="Arial" w:hAnsi="Arial" w:cs="Arial"/>
+          <w:sz w:val="24"/>
+          <w:szCs w:val="24"/>
+        </w:rPr>
+        <w:t>Vehículos con menores emisiones presentan precios base más elevados.</w:t>
+      </w:r>
+    </w:p>
+    <w:p>
+      <w:pPr>
+        <w:pStyle w:val="Prrafodelista"/>
+        <w:ind w:left="0"/>
+        <w:jc w:val="both"/>
+        <w:rPr>
+          <w:rFonts w:ascii="Arial" w:hAnsi="Arial" w:cs="Arial"/>
+          <w:sz w:val="24"/>
+          <w:szCs w:val="24"/>
+        </w:rPr>
+      </w:pPr>
+    </w:p>
+    <w:p>
+      <w:pPr>
+        <w:pStyle w:val="Prrafodelista"/>
+        <w:numPr>
+          <w:ilvl w:val="0"/>
+          <w:numId w:val="2"/>
+        </w:numPr>
+        <w:jc w:val="both"/>
+        <w:rPr>
+          <w:rFonts w:ascii="Arial" w:hAnsi="Arial" w:cs="Arial"/>
+          <w:sz w:val="24"/>
+          <w:szCs w:val="24"/>
+        </w:rPr>
+      </w:pPr>
+      <w:r>
+        <w:rPr>
+          <w:rFonts w:ascii="Arial" w:hAnsi="Arial" w:cs="Arial"/>
+          <w:sz w:val="24"/>
+          <w:szCs w:val="24"/>
+        </w:rPr>
+        <w:t>Relaccion fuerte entre: cilindrada y consumo_urbano (0,73) / consumo_extraurbano (0,72)</w:t>
+      </w:r>
+    </w:p>
+    <w:p>
+      <w:pPr>
+        <w:pStyle w:val="Prrafodelista"/>
+        <w:numPr>
+          <w:ilvl w:val="0"/>
+          <w:numId w:val="2"/>
+        </w:numPr>
+        <w:jc w:val="both"/>
+        <w:rPr>
+          <w:rFonts w:ascii="Arial" w:hAnsi="Arial" w:cs="Arial"/>
+          <w:sz w:val="24"/>
+          <w:szCs w:val="24"/>
+        </w:rPr>
+      </w:pPr>
+      <w:r>
+        <w:rPr>
+          <w:rFonts w:ascii="Arial" w:hAnsi="Arial" w:cs="Arial"/>
+          <w:sz w:val="24"/>
+          <w:szCs w:val="24"/>
+        </w:rPr>
+        <w:t>Relaccion negativa entre: potencia_cv y consumos (-0,31|-0,32) / emisiones (-0,43)</w:t>
+      </w:r>
+    </w:p>
+    <w:p>
+      <w:pPr>
+        <w:pStyle w:val="Prrafodelista"/>
+        <w:ind w:left="0"/>
+        <w:jc w:val="both"/>
+        <w:rPr>
+          <w:rFonts w:ascii="Arial" w:hAnsi="Arial" w:cs="Arial"/>
+          <w:sz w:val="24"/>
+          <w:szCs w:val="24"/>
+        </w:rPr>
+      </w:pPr>
+      <w:r>
+        <w:rPr>
+          <w:rFonts w:ascii="Arial" w:hAnsi="Arial" w:cs="Arial"/>
+          <w:sz w:val="24"/>
+          <w:szCs w:val="24"/>
+        </w:rPr>
+        <w:t>Estas relaciones indican que la potencia no depende únicamente de la cilindrada, y que existen vehículos de alta potencia con tecnologías más eficientes, como híbridos o eléctricos.</w:t>
+      </w:r>
+    </w:p>
+    <w:p>
+      <w:pPr>
+        <w:pStyle w:val="Prrafodelista"/>
+        <w:ind w:left="0"/>
+        <w:jc w:val="both"/>
+        <w:rPr>
+          <w:rFonts w:ascii="Arial" w:hAnsi="Arial" w:cs="Arial"/>
+          <w:sz w:val="24"/>
+          <w:szCs w:val="24"/>
+        </w:rPr>
+      </w:pPr>
+    </w:p>
+    <w:p>
+      <w:pPr>
+        <w:pStyle w:val="Prrafodelista"/>
+        <w:numPr>
+          <w:ilvl w:val="0"/>
+          <w:numId w:val="6"/>
+        </w:numPr>
+        <w:jc w:val="both"/>
+        <w:rPr>
+          <w:rFonts w:ascii="Arial" w:hAnsi="Arial" w:cs="Arial"/>
+          <w:sz w:val="24"/>
+          <w:szCs w:val="24"/>
+        </w:rPr>
+      </w:pPr>
+      <w:r>
+        <w:rPr>
+          <w:rFonts w:ascii="Arial" w:hAnsi="Arial" w:cs="Arial"/>
+          <w:sz w:val="24"/>
+          <w:szCs w:val="24"/>
+        </w:rPr>
+        <w:t>Estudiar patrones de ventas y mantenimiento</w:t>
+      </w:r>
+    </w:p>
+    <w:p>
+      <w:pPr>
+        <w:pStyle w:val="Prrafodelista"/>
+        <w:jc w:val="both"/>
+        <w:rPr>
+          <w:rFonts w:ascii="Arial" w:hAnsi="Arial" w:cs="Arial"/>
+          <w:sz w:val="24"/>
+          <w:szCs w:val="24"/>
+        </w:rPr>
+      </w:pPr>
+    </w:p>
+    <w:p>
+      <w:pPr>
+        <w:pStyle w:val="Prrafodelista"/>
+        <w:ind w:left="0"/>
+        <w:jc w:val="both"/>
+        <w:rPr>
+          <w:rFonts w:ascii="Arial" w:hAnsi="Arial" w:cs="Arial"/>
+          <w:b/>
+          <w:bCs/>
+          <w:sz w:val="24"/>
+          <w:szCs w:val="24"/>
+        </w:rPr>
+      </w:pPr>
+      <w:r>
+        <w:rPr>
+          <w:rFonts w:ascii="Arial" w:hAnsi="Arial" w:cs="Arial"/>
+          <w:b/>
+          <w:bCs/>
+          <w:sz w:val="24"/>
+          <w:szCs w:val="24"/>
+        </w:rPr>
+        <w:t>Análisis descriptivo de ventas y mantenimiento</w:t>
+      </w:r>
+    </w:p>
+    <w:p>
+      <w:pPr>
+        <w:pStyle w:val="Prrafodelista"/>
+        <w:ind w:left="0"/>
+        <w:jc w:val="both"/>
+        <w:rPr>
+          <w:rFonts w:ascii="Arial" w:hAnsi="Arial" w:cs="Arial"/>
+          <w:sz w:val="24"/>
+          <w:szCs w:val="24"/>
+        </w:rPr>
+      </w:pPr>
+    </w:p>
+    <w:p>
+      <w:pPr>
+        <w:pStyle w:val="Prrafodelista"/>
+        <w:ind w:left="0"/>
+        <w:jc w:val="both"/>
+        <w:rPr>
+          <w:rFonts w:ascii="Arial" w:hAnsi="Arial" w:cs="Arial"/>
+          <w:sz w:val="24"/>
+          <w:szCs w:val="24"/>
+        </w:rPr>
+      </w:pPr>
+      <w:r>
+        <w:rPr>
+          <w:rFonts w:ascii="Arial" w:hAnsi="Arial" w:cs="Arial"/>
+          <w:sz w:val="24"/>
+          <w:szCs w:val="24"/>
+        </w:rPr>
+        <w:t>Se realiza un análisis de ventas y mantenimiento con las siguientes variables:</w:t>
+      </w:r>
+    </w:p>
+    <w:p>
+      <w:pPr>
+        <w:pStyle w:val="Prrafodelista"/>
+        <w:ind w:left="0"/>
+        <w:jc w:val="both"/>
+        <w:rPr>
+          <w:rFonts w:ascii="Arial" w:hAnsi="Arial" w:cs="Arial"/>
+          <w:sz w:val="24"/>
+          <w:szCs w:val="24"/>
+        </w:rPr>
+      </w:pPr>
+    </w:p>
+    <w:p>
+      <w:pPr>
+        <w:pStyle w:val="Prrafodelista"/>
+        <w:numPr>
+          <w:ilvl w:val="0"/>
+          <w:numId w:val="2"/>
+        </w:numPr>
+        <w:jc w:val="both"/>
+        <w:rPr>
+          <w:rFonts w:ascii="Arial" w:hAnsi="Arial" w:cs="Arial"/>
+          <w:sz w:val="24"/>
+          <w:szCs w:val="24"/>
+        </w:rPr>
+      </w:pPr>
+      <w:r>
+        <w:rPr>
+          <w:rFonts w:ascii="Arial" w:hAnsi="Arial" w:cs="Arial"/>
+          <w:sz w:val="24"/>
+          <w:szCs w:val="24"/>
+        </w:rPr>
+        <w:t>precio_venta_real</w:t>
+      </w:r>
+    </w:p>
+    <w:p>
+      <w:pPr>
+        <w:pStyle w:val="Prrafodelista"/>
+        <w:numPr>
+          <w:ilvl w:val="0"/>
+          <w:numId w:val="2"/>
+        </w:numPr>
+        <w:jc w:val="both"/>
+        <w:rPr>
+          <w:rFonts w:ascii="Arial" w:hAnsi="Arial" w:cs="Arial"/>
+          <w:sz w:val="24"/>
+          <w:szCs w:val="24"/>
+        </w:rPr>
+      </w:pPr>
+      <w:r>
+        <w:rPr>
+          <w:rFonts w:ascii="Arial" w:hAnsi="Arial" w:cs="Arial"/>
+          <w:sz w:val="24"/>
+          <w:szCs w:val="24"/>
+        </w:rPr>
+        <w:t>kilometraje_venta</w:t>
+      </w:r>
+    </w:p>
+    <w:p>
+      <w:pPr>
+        <w:pStyle w:val="Prrafodelista"/>
+        <w:numPr>
+          <w:ilvl w:val="0"/>
+          <w:numId w:val="2"/>
+        </w:numPr>
+        <w:jc w:val="both"/>
+        <w:rPr>
+          <w:rFonts w:ascii="Arial" w:hAnsi="Arial" w:cs="Arial"/>
+          <w:sz w:val="24"/>
+          <w:szCs w:val="24"/>
+        </w:rPr>
+      </w:pPr>
+      <w:r>
+        <w:rPr>
+          <w:rFonts w:ascii="Arial" w:hAnsi="Arial" w:cs="Arial"/>
+          <w:sz w:val="24"/>
+          <w:szCs w:val="24"/>
+        </w:rPr>
+        <w:t>coste_mantenimiento_anual</w:t>
+      </w:r>
+    </w:p>
+    <w:p>
+      <w:pPr>
+        <w:pStyle w:val="Prrafodelista"/>
+        <w:numPr>
+          <w:ilvl w:val="0"/>
+          <w:numId w:val="2"/>
+        </w:numPr>
+        <w:jc w:val="both"/>
+        <w:rPr>
+          <w:rFonts w:ascii="Arial" w:hAnsi="Arial" w:cs="Arial"/>
+          <w:sz w:val="24"/>
+          <w:szCs w:val="24"/>
+        </w:rPr>
+      </w:pPr>
+      <w:r>
+        <w:rPr>
+          <w:rFonts w:ascii="Arial" w:hAnsi="Arial" w:cs="Arial"/>
+          <w:sz w:val="24"/>
+          <w:szCs w:val="24"/>
+        </w:rPr>
+        <w:t>incidencias_mecanicas</w:t>
+      </w:r>
+    </w:p>
+    <w:p>
+      <w:pPr>
+        <w:spacing w:after="0"/>
+        <w:jc w:val="both"/>
+        <w:rPr>
+          <w:rFonts w:ascii="Arial" w:hAnsi="Arial" w:cs="Arial"/>
+          <w:sz w:val="24"/>
+          <w:szCs w:val="24"/>
+        </w:rPr>
+      </w:pPr>
+      <w:r>
+        <w:rPr>
+          <w:rFonts w:ascii="Arial" w:hAnsi="Arial" w:cs="Arial"/>
+          <w:sz w:val="24"/>
+          <w:szCs w:val="24"/>
+        </w:rPr>
+        <w:t>Resultados:</w:t>
+      </w:r>
+    </w:p>
+    <w:p>
+      <w:pPr>
+        <w:spacing w:after="0"/>
+        <w:jc w:val="both"/>
+        <w:rPr>
+          <w:rFonts w:ascii="Arial" w:hAnsi="Arial" w:cs="Arial"/>
+          <w:sz w:val="24"/>
+          <w:szCs w:val="24"/>
+        </w:rPr>
+      </w:pPr>
+    </w:p>
+    <w:p>
+      <w:pPr>
+        <w:pStyle w:val="Prrafodelista"/>
+        <w:numPr>
+          <w:ilvl w:val="0"/>
+          <w:numId w:val="2"/>
+        </w:numPr>
+        <w:jc w:val="both"/>
+        <w:rPr>
+          <w:rFonts w:ascii="Arial" w:hAnsi="Arial" w:cs="Arial"/>
+          <w:sz w:val="24"/>
+          <w:szCs w:val="24"/>
+        </w:rPr>
+      </w:pPr>
+      <w:r>
+        <w:rPr>
+          <w:rFonts w:ascii="Arial" w:hAnsi="Arial" w:cs="Arial"/>
+          <w:sz w:val="24"/>
+          <w:szCs w:val="24"/>
+        </w:rPr>
+        <w:t>El precio medio de venta real se sitúa en torno a los 34.000 €.</w:t>
+      </w:r>
+    </w:p>
+    <w:p>
+      <w:pPr>
+        <w:pStyle w:val="Prrafodelista"/>
+        <w:jc w:val="both"/>
+        <w:rPr>
+          <w:rFonts w:ascii="Arial" w:hAnsi="Arial" w:cs="Arial"/>
+          <w:sz w:val="24"/>
+          <w:szCs w:val="24"/>
+        </w:rPr>
+      </w:pPr>
+    </w:p>
+    <w:p>
+      <w:pPr>
+        <w:pStyle w:val="Prrafodelista"/>
+        <w:numPr>
+          <w:ilvl w:val="0"/>
+          <w:numId w:val="2"/>
+        </w:numPr>
+        <w:jc w:val="both"/>
+        <w:rPr>
+          <w:rFonts w:ascii="Arial" w:hAnsi="Arial" w:cs="Arial"/>
+          <w:sz w:val="24"/>
+          <w:szCs w:val="24"/>
+        </w:rPr>
+      </w:pPr>
+      <w:r>
+        <w:rPr>
+          <w:rFonts w:ascii="Arial" w:hAnsi="Arial" w:cs="Arial"/>
+          <w:sz w:val="24"/>
+          <w:szCs w:val="24"/>
+        </w:rPr>
+        <w:t xml:space="preserve">El kilometraje </w:t>
+      </w:r>
+      <w:r>
+        <w:rPr>
+          <w:rFonts w:ascii="Arial" w:hAnsi="Arial" w:cs="Arial"/>
+          <w:sz w:val="24"/>
+          <w:szCs w:val="24"/>
+        </w:rPr>
+        <w:t>de venta representa mucha diferencia entre los vehículos con los kilometrajes más bajos y los más altos</w:t>
+      </w:r>
+      <w:r>
+        <w:rPr>
+          <w:rFonts w:ascii="Arial" w:hAnsi="Arial" w:cs="Arial"/>
+          <w:sz w:val="24"/>
+          <w:szCs w:val="24"/>
+        </w:rPr>
+        <w:t>.</w:t>
+      </w:r>
+    </w:p>
+    <w:p>
+      <w:pPr>
+        <w:pStyle w:val="Prrafodelista"/>
+        <w:rPr>
+          <w:rFonts w:ascii="Arial" w:hAnsi="Arial" w:cs="Arial"/>
+          <w:sz w:val="24"/>
+          <w:szCs w:val="24"/>
+        </w:rPr>
+      </w:pPr>
+    </w:p>
+    <w:p>
+      <w:pPr>
+        <w:pStyle w:val="Prrafodelista"/>
+        <w:numPr>
+          <w:ilvl w:val="0"/>
+          <w:numId w:val="2"/>
+        </w:numPr>
+        <w:jc w:val="both"/>
+        <w:rPr>
+          <w:rFonts w:ascii="Arial" w:hAnsi="Arial" w:cs="Arial"/>
+          <w:sz w:val="24"/>
+          <w:szCs w:val="24"/>
+        </w:rPr>
+      </w:pPr>
+      <w:r>
+        <w:rPr>
+          <w:rFonts w:ascii="Arial" w:hAnsi="Arial" w:cs="Arial"/>
+          <w:sz w:val="24"/>
+          <w:szCs w:val="24"/>
+        </w:rPr>
+        <w:t>La mayoría de vehículos presentan pocas o ninguna incidencia mecánica.</w:t>
+      </w:r>
+    </w:p>
+    <w:p>
+      <w:pPr>
+        <w:pStyle w:val="Prrafodelista"/>
+        <w:rPr>
+          <w:rFonts w:ascii="Arial" w:hAnsi="Arial" w:cs="Arial"/>
+          <w:sz w:val="24"/>
+          <w:szCs w:val="24"/>
+        </w:rPr>
+      </w:pPr>
+    </w:p>
+    <w:p>
+      <w:pPr>
+        <w:pStyle w:val="Prrafodelista"/>
+        <w:numPr>
+          <w:ilvl w:val="0"/>
+          <w:numId w:val="2"/>
+        </w:numPr>
+        <w:jc w:val="both"/>
+        <w:rPr>
+          <w:rFonts w:ascii="Arial" w:hAnsi="Arial" w:cs="Arial"/>
+          <w:sz w:val="24"/>
+          <w:szCs w:val="24"/>
+        </w:rPr>
+      </w:pPr>
+      <w:r>
+        <w:rPr>
+          <w:rFonts w:ascii="Arial" w:hAnsi="Arial" w:cs="Arial"/>
+          <w:sz w:val="24"/>
+          <w:szCs w:val="24"/>
+        </w:rPr>
+        <w:t>El coste de mantenimiento anual muestra variabilidad entre vehículos.</w:t>
+      </w:r>
+    </w:p>
+    <w:p>
+      <w:pPr>
+        <w:pStyle w:val="Prrafodelista"/>
+        <w:ind w:left="0"/>
+        <w:jc w:val="both"/>
+        <w:rPr>
+          <w:rFonts w:ascii="Arial" w:hAnsi="Arial" w:cs="Arial"/>
+          <w:sz w:val="24"/>
+          <w:szCs w:val="24"/>
+        </w:rPr>
+      </w:pPr>
+    </w:p>
+    <w:p>
+      <w:pPr>
+        <w:pStyle w:val="Prrafodelista"/>
+        <w:ind w:left="0"/>
+        <w:jc w:val="both"/>
+        <w:rPr>
+          <w:rFonts w:ascii="Arial" w:hAnsi="Arial" w:cs="Arial"/>
+          <w:b/>
+          <w:bCs/>
+          <w:sz w:val="24"/>
+          <w:szCs w:val="24"/>
+        </w:rPr>
+      </w:pPr>
+      <w:r>
+        <w:rPr>
+          <w:rFonts w:ascii="Arial" w:hAnsi="Arial" w:cs="Arial"/>
+          <w:b/>
+          <w:bCs/>
+          <w:sz w:val="24"/>
+          <w:szCs w:val="24"/>
+        </w:rPr>
+        <w:t>Relación entre kilometraje y precio de venta</w:t>
+      </w:r>
+    </w:p>
+    <w:p>
+      <w:pPr>
+        <w:pStyle w:val="Prrafodelista"/>
+        <w:ind w:left="0"/>
+        <w:jc w:val="both"/>
+        <w:rPr>
+          <w:rFonts w:ascii="Arial" w:hAnsi="Arial" w:cs="Arial"/>
+          <w:sz w:val="24"/>
+          <w:szCs w:val="24"/>
+        </w:rPr>
+      </w:pPr>
+    </w:p>
+    <w:p>
+      <w:pPr>
+        <w:pStyle w:val="Prrafodelista"/>
+        <w:ind w:left="0"/>
+        <w:jc w:val="both"/>
+        <w:rPr>
+          <w:rFonts w:ascii="Arial" w:hAnsi="Arial" w:cs="Arial"/>
+          <w:sz w:val="24"/>
+          <w:szCs w:val="24"/>
+        </w:rPr>
+      </w:pPr>
+      <w:r>
+        <w:rPr>
+          <w:rFonts w:ascii="Arial" w:hAnsi="Arial" w:cs="Arial"/>
+          <w:sz w:val="24"/>
+          <w:szCs w:val="24"/>
+        </w:rPr>
+        <w:drawing>
+          <wp:inline distT="0" distB="0" distL="0" distR="0" wp14:anchorId="7325F814" wp14:editId="45B01F21">
+            <wp:extent cx="5400040" cy="4982210"/>
+            <wp:effectExtent l="0" t="0" r="0" b="8890"/>
+            <wp:docPr id="1331388295" name="Imagen 1"/>
+            <wp:cNvGraphicFramePr>
+              <a:graphicFrameLocks xmlns:a="http://schemas.openxmlformats.org/drawingml/2006/main" noChangeAspect="1"/>
+            </wp:cNvGraphicFramePr>
+            <a:graphic xmlns:a="http://schemas.openxmlformats.org/drawingml/2006/main">
+              <a:graphicData uri="http://schemas.openxmlformats.org/drawingml/2006/picture">
+                <pic:pic xmlns:pic="http://schemas.openxmlformats.org/drawingml/2006/picture">
+                  <pic:nvPicPr>
+                    <pic:cNvPr id="1331388295" name=""/>
+                    <pic:cNvPicPr/>
+                  </pic:nvPicPr>
+                  <pic:blipFill>
+                    <a:blip r:embed="rId14"/>
+                    <a:stretch>
+                      <a:fillRect/>
+                    </a:stretch>
+                  </pic:blipFill>
+                  <pic:spPr>
+                    <a:xfrm>
+                      <a:off x="0" y="0"/>
+                      <a:ext cx="5400040" cy="4982210"/>
+                    </a:xfrm>
+                    <a:prstGeom prst="rect">
+                      <a:avLst/>
+                    </a:prstGeom>
+                  </pic:spPr>
+                </pic:pic>
+              </a:graphicData>
+            </a:graphic>
+          </wp:inline>
+        </w:drawing>
+      </w:r>
+    </w:p>
+    <w:p>
+      <w:pPr>
+        <w:jc w:val="both"/>
+        <w:rPr>
+          <w:rFonts w:ascii="Arial" w:hAnsi="Arial" w:cs="Arial"/>
+          <w:sz w:val="24"/>
+          <w:szCs w:val="24"/>
+        </w:rPr>
+      </w:pPr>
+      <w:r>
+        <w:rPr>
+          <w:rFonts w:ascii="Arial" w:hAnsi="Arial" w:cs="Arial"/>
+          <w:sz w:val="24"/>
+          <w:szCs w:val="24"/>
+        </w:rPr>
+        <w:t>La correlación entre el kilometraje y el precio de venta real es muy débil y cercana a cero, lo que indica que, en este conjunto de datos, el kilometraje por sí solo no explica de forma significativa el precio de venta.</w:t>
+      </w:r>
+    </w:p>
+    <w:p>
+      <w:pPr>
+        <w:pStyle w:val="Prrafodelista"/>
+        <w:ind w:left="0"/>
+        <w:jc w:val="both"/>
+        <w:rPr>
+          <w:rFonts w:ascii="Arial" w:hAnsi="Arial" w:cs="Arial"/>
+          <w:sz w:val="24"/>
+          <w:szCs w:val="24"/>
+        </w:rPr>
+      </w:pPr>
+    </w:p>
+    <w:p>
+      <w:pPr>
+        <w:pStyle w:val="Prrafodelista"/>
+        <w:ind w:left="0"/>
+        <w:jc w:val="both"/>
+        <w:rPr>
+          <w:rFonts w:ascii="Arial" w:hAnsi="Arial" w:cs="Arial"/>
+          <w:b/>
+          <w:bCs/>
+          <w:sz w:val="24"/>
+          <w:szCs w:val="24"/>
+        </w:rPr>
+      </w:pPr>
+      <w:r>
+        <w:rPr>
+          <w:rFonts w:ascii="Arial" w:hAnsi="Arial" w:cs="Arial"/>
+          <w:b/>
+          <w:bCs/>
+          <w:sz w:val="24"/>
+          <w:szCs w:val="24"/>
+        </w:rPr>
+        <w:t>Coste de mantenimiento por marca</w:t>
+      </w:r>
+    </w:p>
+    <w:p>
+      <w:pPr>
+        <w:pStyle w:val="Prrafodelista"/>
+        <w:ind w:left="0"/>
+        <w:jc w:val="both"/>
+        <w:rPr>
+          <w:rFonts w:ascii="Arial" w:hAnsi="Arial" w:cs="Arial"/>
+          <w:b/>
+          <w:bCs/>
+          <w:sz w:val="24"/>
+          <w:szCs w:val="24"/>
+        </w:rPr>
+      </w:pPr>
+    </w:p>
+    <w:p>
+      <w:pPr>
+        <w:pStyle w:val="Prrafodelista"/>
+        <w:ind w:left="0"/>
+        <w:jc w:val="both"/>
+        <w:rPr>
+          <w:rFonts w:ascii="Arial" w:hAnsi="Arial" w:cs="Arial"/>
+          <w:sz w:val="24"/>
+          <w:szCs w:val="24"/>
+        </w:rPr>
+      </w:pPr>
+      <w:r>
+        <w:rPr>
+          <w:rFonts w:ascii="Arial" w:hAnsi="Arial" w:cs="Arial"/>
+          <w:sz w:val="24"/>
+          <w:szCs w:val="24"/>
+        </w:rPr>
+        <w:t>Se observan diferencias claras en el coste medio de mantenimiento entre marcas.</w:t>
+      </w:r>
+    </w:p>
+    <w:p>
+      <w:pPr>
+        <w:pStyle w:val="Prrafodelista"/>
+        <w:ind w:left="0"/>
+        <w:jc w:val="both"/>
+        <w:rPr>
+          <w:rFonts w:ascii="Arial" w:hAnsi="Arial" w:cs="Arial"/>
+          <w:sz w:val="24"/>
+          <w:szCs w:val="24"/>
+        </w:rPr>
+      </w:pPr>
+      <w:r>
+        <w:rPr>
+          <w:rFonts w:ascii="Arial" w:hAnsi="Arial" w:cs="Arial"/>
+          <w:sz w:val="24"/>
+          <w:szCs w:val="24"/>
+        </w:rPr>
+        <w:t xml:space="preserve">Las marcas de gama </w:t>
+      </w:r>
+      <w:r>
+        <w:rPr>
+          <w:rFonts w:ascii="Arial" w:hAnsi="Arial" w:cs="Arial"/>
+          <w:sz w:val="24"/>
+          <w:szCs w:val="24"/>
+        </w:rPr>
+        <w:t>más</w:t>
+      </w:r>
+      <w:r>
+        <w:rPr>
+          <w:rFonts w:ascii="Arial" w:hAnsi="Arial" w:cs="Arial"/>
+          <w:sz w:val="24"/>
+          <w:szCs w:val="24"/>
+        </w:rPr>
+        <w:t xml:space="preserve"> alta presentan costes de mantenimiento más elevados, mientras que las marcas </w:t>
+      </w:r>
+      <w:r>
+        <w:rPr>
+          <w:rFonts w:ascii="Arial" w:hAnsi="Arial" w:cs="Arial"/>
+          <w:sz w:val="24"/>
+          <w:szCs w:val="24"/>
+        </w:rPr>
+        <w:t>más</w:t>
+      </w:r>
+      <w:r>
+        <w:rPr>
+          <w:rFonts w:ascii="Arial" w:hAnsi="Arial" w:cs="Arial"/>
+          <w:sz w:val="24"/>
+          <w:szCs w:val="24"/>
+        </w:rPr>
+        <w:t xml:space="preserve"> baratas tienden a mostrar costes inferiores.</w:t>
+      </w:r>
+    </w:p>
+    <w:p>
+      <w:pPr>
+        <w:pStyle w:val="Prrafodelista"/>
+        <w:ind w:left="0"/>
+        <w:jc w:val="both"/>
+        <w:rPr>
+          <w:rFonts w:ascii="Arial" w:hAnsi="Arial" w:cs="Arial"/>
+          <w:sz w:val="24"/>
+          <w:szCs w:val="24"/>
+        </w:rPr>
+      </w:pPr>
+    </w:p>
+    <w:p>
+      <w:pPr>
+        <w:pStyle w:val="Prrafodelista"/>
+        <w:ind w:left="0"/>
+        <w:jc w:val="both"/>
+        <w:rPr>
+          <w:rFonts w:ascii="Arial" w:hAnsi="Arial" w:cs="Arial"/>
+          <w:b/>
+          <w:bCs/>
+          <w:sz w:val="24"/>
+          <w:szCs w:val="24"/>
+        </w:rPr>
+      </w:pPr>
+      <w:r>
+        <w:rPr>
+          <w:rFonts w:ascii="Arial" w:hAnsi="Arial" w:cs="Arial"/>
+          <w:b/>
+          <w:bCs/>
+          <w:sz w:val="24"/>
+          <w:szCs w:val="24"/>
+        </w:rPr>
+        <w:t xml:space="preserve">Coste de mantenimiento </w:t>
+      </w:r>
+      <w:r>
+        <w:rPr>
+          <w:rFonts w:ascii="Arial" w:hAnsi="Arial" w:cs="Arial"/>
+          <w:b/>
+          <w:bCs/>
+          <w:sz w:val="24"/>
+          <w:szCs w:val="24"/>
+        </w:rPr>
+        <w:t>e incidencias</w:t>
+      </w:r>
+    </w:p>
+    <w:p>
+      <w:pPr>
+        <w:pStyle w:val="Prrafodelista"/>
+        <w:ind w:left="0"/>
+        <w:jc w:val="both"/>
+        <w:rPr>
+          <w:rFonts w:ascii="Arial" w:hAnsi="Arial" w:cs="Arial"/>
+          <w:b/>
+          <w:bCs/>
+          <w:sz w:val="24"/>
+          <w:szCs w:val="24"/>
+        </w:rPr>
+      </w:pPr>
+    </w:p>
+    <w:p>
+      <w:pPr>
+        <w:pStyle w:val="Prrafodelista"/>
+        <w:ind w:left="0"/>
+        <w:jc w:val="both"/>
+        <w:rPr>
+          <w:rFonts w:ascii="Arial" w:hAnsi="Arial" w:cs="Arial"/>
+          <w:sz w:val="24"/>
+          <w:szCs w:val="24"/>
+        </w:rPr>
+      </w:pPr>
+      <w:r>
+        <w:rPr>
+          <w:rFonts w:ascii="Arial" w:hAnsi="Arial" w:cs="Arial"/>
+          <w:sz w:val="24"/>
+          <w:szCs w:val="24"/>
+        </w:rPr>
+        <w:drawing>
+          <wp:inline distT="0" distB="0" distL="0" distR="0" wp14:anchorId="72CCBAEA" wp14:editId="2B512267">
+            <wp:extent cx="5400040" cy="4982210"/>
+            <wp:effectExtent l="0" t="0" r="0" b="8890"/>
+            <wp:docPr id="1787216502" name="Imagen 1"/>
+            <wp:cNvGraphicFramePr>
+              <a:graphicFrameLocks xmlns:a="http://schemas.openxmlformats.org/drawingml/2006/main" noChangeAspect="1"/>
+            </wp:cNvGraphicFramePr>
+            <a:graphic xmlns:a="http://schemas.openxmlformats.org/drawingml/2006/main">
+              <a:graphicData uri="http://schemas.openxmlformats.org/drawingml/2006/picture">
+                <pic:pic xmlns:pic="http://schemas.openxmlformats.org/drawingml/2006/picture">
+                  <pic:nvPicPr>
+                    <pic:cNvPr id="1787216502" name=""/>
+                    <pic:cNvPicPr/>
+                  </pic:nvPicPr>
+                  <pic:blipFill>
+                    <a:blip r:embed="rId15"/>
+                    <a:stretch>
+                      <a:fillRect/>
+                    </a:stretch>
+                  </pic:blipFill>
+                  <pic:spPr>
+                    <a:xfrm>
+                      <a:off x="0" y="0"/>
+                      <a:ext cx="5400040" cy="4982210"/>
+                    </a:xfrm>
+                    <a:prstGeom prst="rect">
+                      <a:avLst/>
+                    </a:prstGeom>
+                  </pic:spPr>
+                </pic:pic>
+              </a:graphicData>
+            </a:graphic>
+          </wp:inline>
+        </w:drawing>
+      </w:r>
+    </w:p>
+    <w:p>
+      <w:pPr>
+        <w:pStyle w:val="Prrafodelista"/>
+        <w:ind w:left="0"/>
+        <w:jc w:val="both"/>
+        <w:rPr>
+          <w:rFonts w:ascii="Arial" w:hAnsi="Arial" w:cs="Arial"/>
+          <w:sz w:val="24"/>
+          <w:szCs w:val="24"/>
+        </w:rPr>
+      </w:pPr>
+    </w:p>
+    <w:p>
+      <w:pPr>
+        <w:pStyle w:val="Prrafodelista"/>
+        <w:ind w:left="0"/>
+        <w:jc w:val="both"/>
+        <w:rPr>
+          <w:rFonts w:ascii="Arial" w:hAnsi="Arial" w:cs="Arial"/>
+          <w:sz w:val="24"/>
+          <w:szCs w:val="24"/>
+        </w:rPr>
+      </w:pPr>
+      <w:r>
+        <w:rPr>
+          <w:rFonts w:ascii="Arial" w:hAnsi="Arial" w:cs="Arial"/>
+          <w:sz w:val="24"/>
+          <w:szCs w:val="24"/>
+        </w:rPr>
+        <w:t>La relación entre el número de incidencias mecánicas y el coste de mantenimiento anual es débil, lo que sugiere que los costes de mantenimiento no dependen únicamente del número de averías.</w:t>
+      </w:r>
+    </w:p>
+    <w:p>
+      <w:pPr>
+        <w:pStyle w:val="Prrafodelista"/>
+        <w:ind w:left="0"/>
+        <w:jc w:val="both"/>
+        <w:rPr>
+          <w:rFonts w:ascii="Arial" w:hAnsi="Arial" w:cs="Arial"/>
+          <w:sz w:val="24"/>
+          <w:szCs w:val="24"/>
+        </w:rPr>
+      </w:pPr>
+    </w:p>
+    <w:p>
+      <w:pPr>
+        <w:pStyle w:val="Prrafodelista"/>
+        <w:ind w:left="0"/>
+        <w:jc w:val="both"/>
+        <w:rPr>
+          <w:rFonts w:ascii="Arial" w:hAnsi="Arial" w:cs="Arial"/>
+          <w:b/>
+          <w:bCs/>
+          <w:sz w:val="24"/>
+          <w:szCs w:val="24"/>
+        </w:rPr>
+      </w:pPr>
+      <w:r>
+        <w:rPr>
+          <w:rFonts w:ascii="Arial" w:hAnsi="Arial" w:cs="Arial"/>
+          <w:b/>
+          <w:bCs/>
+          <w:sz w:val="24"/>
+          <w:szCs w:val="24"/>
+        </w:rPr>
+        <w:t xml:space="preserve">Coste de mantenimiento </w:t>
+      </w:r>
+      <w:r>
+        <w:rPr>
+          <w:rFonts w:ascii="Arial" w:hAnsi="Arial" w:cs="Arial"/>
+          <w:b/>
+          <w:bCs/>
+          <w:sz w:val="24"/>
+          <w:szCs w:val="24"/>
+        </w:rPr>
+        <w:t>y antigüedad</w:t>
+      </w:r>
+    </w:p>
+    <w:p>
+      <w:pPr>
+        <w:pStyle w:val="Prrafodelista"/>
+        <w:ind w:left="0"/>
+        <w:jc w:val="both"/>
+        <w:rPr>
+          <w:rFonts w:ascii="Arial" w:hAnsi="Arial" w:cs="Arial"/>
+          <w:sz w:val="24"/>
+          <w:szCs w:val="24"/>
+        </w:rPr>
+      </w:pPr>
+    </w:p>
+    <w:p>
+      <w:pPr>
+        <w:pStyle w:val="Prrafodelista"/>
+        <w:ind w:left="0"/>
+        <w:jc w:val="both"/>
+        <w:rPr>
+          <w:rFonts w:ascii="Arial" w:hAnsi="Arial" w:cs="Arial"/>
+          <w:sz w:val="24"/>
+          <w:szCs w:val="24"/>
+        </w:rPr>
+      </w:pPr>
+      <w:r>
+        <w:rPr>
+          <w:rFonts w:ascii="Arial" w:hAnsi="Arial" w:cs="Arial"/>
+          <w:sz w:val="24"/>
+          <w:szCs w:val="24"/>
+        </w:rPr>
+        <w:drawing>
+          <wp:inline distT="0" distB="0" distL="0" distR="0" wp14:anchorId="777255D6" wp14:editId="2C68FCE2">
+            <wp:extent cx="5400040" cy="4982210"/>
+            <wp:effectExtent l="0" t="0" r="0" b="8890"/>
+            <wp:docPr id="1751724076" name="Imagen 1"/>
+            <wp:cNvGraphicFramePr>
+              <a:graphicFrameLocks xmlns:a="http://schemas.openxmlformats.org/drawingml/2006/main" noChangeAspect="1"/>
+            </wp:cNvGraphicFramePr>
+            <a:graphic xmlns:a="http://schemas.openxmlformats.org/drawingml/2006/main">
+              <a:graphicData uri="http://schemas.openxmlformats.org/drawingml/2006/picture">
+                <pic:pic xmlns:pic="http://schemas.openxmlformats.org/drawingml/2006/picture">
+                  <pic:nvPicPr>
+                    <pic:cNvPr id="1751724076" name=""/>
+                    <pic:cNvPicPr/>
+                  </pic:nvPicPr>
+                  <pic:blipFill>
+                    <a:blip r:embed="rId16"/>
+                    <a:stretch>
+                      <a:fillRect/>
+                    </a:stretch>
+                  </pic:blipFill>
+                  <pic:spPr>
+                    <a:xfrm>
+                      <a:off x="0" y="0"/>
+                      <a:ext cx="5400040" cy="4982210"/>
+                    </a:xfrm>
+                    <a:prstGeom prst="rect">
+                      <a:avLst/>
+                    </a:prstGeom>
+                  </pic:spPr>
+                </pic:pic>
+              </a:graphicData>
+            </a:graphic>
+          </wp:inline>
+        </w:drawing>
+      </w:r>
+    </w:p>
+    <w:p>
+      <w:pPr>
+        <w:pStyle w:val="Prrafodelista"/>
+        <w:ind w:left="0"/>
+        <w:jc w:val="both"/>
+        <w:rPr>
+          <w:rFonts w:ascii="Arial" w:hAnsi="Arial" w:cs="Arial"/>
+          <w:sz w:val="24"/>
+          <w:szCs w:val="24"/>
+        </w:rPr>
+      </w:pPr>
+      <w:r>
+        <w:rPr>
+          <w:rFonts w:ascii="Arial" w:hAnsi="Arial" w:cs="Arial"/>
+          <w:sz w:val="24"/>
+          <w:szCs w:val="24"/>
+        </w:rPr>
+        <w:t>Se observa una correlación positiva moderada entre la antigüedad del vehículo y el coste de mantenimiento anual, indicando que los vehículos más antiguos tienden a requerir mayores gastos de mantenimiento.</w:t>
+      </w:r>
+    </w:p>
+    <w:p>
+      <w:pPr>
+        <w:pStyle w:val="Prrafodelista"/>
+        <w:jc w:val="both"/>
+        <w:rPr>
+          <w:rFonts w:ascii="Arial" w:hAnsi="Arial" w:cs="Arial"/>
+          <w:sz w:val="24"/>
+          <w:szCs w:val="24"/>
+        </w:rPr>
+      </w:pPr>
+    </w:p>
+    <w:p>
+      <w:pPr>
+        <w:pStyle w:val="Prrafodelista"/>
+        <w:numPr>
+          <w:ilvl w:val="0"/>
+          <w:numId w:val="6"/>
+        </w:numPr>
+        <w:jc w:val="both"/>
+        <w:rPr>
+          <w:rFonts w:ascii="Arial" w:hAnsi="Arial" w:cs="Arial"/>
+          <w:sz w:val="24"/>
+          <w:szCs w:val="24"/>
+        </w:rPr>
+      </w:pPr>
+      <w:r>
+        <w:rPr>
+          <w:rFonts w:ascii="Arial" w:hAnsi="Arial" w:cs="Arial"/>
+          <w:sz w:val="24"/>
+          <w:szCs w:val="24"/>
+        </w:rPr>
+        <w:t>Documentar hip</w:t>
+      </w:r>
+      <w:r>
+        <w:rPr>
+          <w:rFonts w:ascii="Arial" w:hAnsi="Arial" w:cs="Arial"/>
+          <w:sz w:val="24"/>
+          <w:szCs w:val="24"/>
+        </w:rPr>
+        <w:t>ó</w:t>
+      </w:r>
+      <w:r>
+        <w:rPr>
+          <w:rFonts w:ascii="Arial" w:hAnsi="Arial" w:cs="Arial"/>
+          <w:sz w:val="24"/>
+          <w:szCs w:val="24"/>
+        </w:rPr>
+        <w:t>tesis sobre factores que afectan valor residual</w:t>
+      </w:r>
+    </w:p>
+    <w:p>
+      <w:pPr>
+        <w:pStyle w:val="Prrafodelista"/>
+        <w:jc w:val="both"/>
+        <w:rPr>
+          <w:rFonts w:ascii="Arial" w:hAnsi="Arial" w:cs="Arial"/>
+          <w:sz w:val="24"/>
+          <w:szCs w:val="24"/>
+        </w:rPr>
+      </w:pPr>
+    </w:p>
+    <w:p>
+      <w:pPr>
+        <w:pStyle w:val="Prrafodelista"/>
+        <w:ind w:left="0"/>
+        <w:jc w:val="both"/>
+        <w:rPr>
+          <w:rFonts w:ascii="Arial" w:hAnsi="Arial" w:cs="Arial"/>
+          <w:sz w:val="24"/>
+          <w:szCs w:val="24"/>
+        </w:rPr>
+      </w:pPr>
+      <w:r>
+        <w:rPr>
+          <w:rFonts w:ascii="Arial" w:hAnsi="Arial" w:cs="Arial"/>
+          <w:sz w:val="24"/>
+          <w:szCs w:val="24"/>
+        </w:rPr>
+        <w:t>En este apartado se formularán las hipótesis que serán respondidas en fases posteriores mediante modelos predictivos.</w:t>
+      </w:r>
+    </w:p>
+    <w:p>
+      <w:pPr>
+        <w:pStyle w:val="Prrafodelista"/>
+        <w:ind w:left="0"/>
+        <w:jc w:val="both"/>
+        <w:rPr>
+          <w:rFonts w:ascii="Arial" w:hAnsi="Arial" w:cs="Arial"/>
+          <w:sz w:val="24"/>
+          <w:szCs w:val="24"/>
+        </w:rPr>
+      </w:pPr>
+    </w:p>
+    <w:p>
+      <w:pPr>
+        <w:pStyle w:val="Prrafodelista"/>
+        <w:ind w:left="0"/>
+        <w:jc w:val="both"/>
+        <w:rPr>
+          <w:rFonts w:ascii="Arial" w:hAnsi="Arial" w:cs="Arial"/>
+          <w:sz w:val="24"/>
+          <w:szCs w:val="24"/>
+        </w:rPr>
+      </w:pPr>
+      <w:r>
+        <w:rPr>
+          <w:rFonts w:ascii="Arial" w:hAnsi="Arial" w:cs="Arial"/>
+          <w:sz w:val="24"/>
+          <w:szCs w:val="24"/>
+        </w:rPr>
+        <w:t>- Se ha observado una correlación positiva moderada entre la antigüedad del vehículo y el coste de mantenimiento, lo que sugiere un mayor desgaste y una menor percepción de valor en vehículos más antiguos.</w:t>
+      </w:r>
+    </w:p>
+    <w:p>
+      <w:pPr>
+        <w:pStyle w:val="Prrafodelista"/>
+        <w:ind w:left="0"/>
+        <w:jc w:val="both"/>
+        <w:rPr>
+          <w:rFonts w:ascii="Arial" w:hAnsi="Arial" w:cs="Arial"/>
+          <w:sz w:val="24"/>
+          <w:szCs w:val="24"/>
+        </w:rPr>
+      </w:pPr>
+    </w:p>
+    <w:p>
+      <w:pPr>
+        <w:pStyle w:val="Prrafodelista"/>
+        <w:ind w:left="0"/>
+        <w:jc w:val="both"/>
+        <w:rPr>
+          <w:rFonts w:ascii="Arial" w:hAnsi="Arial" w:cs="Arial"/>
+          <w:sz w:val="24"/>
+          <w:szCs w:val="24"/>
+        </w:rPr>
+      </w:pPr>
+      <w:r>
+        <w:rPr>
+          <w:rFonts w:ascii="Arial" w:hAnsi="Arial" w:cs="Arial"/>
+          <w:sz w:val="24"/>
+          <w:szCs w:val="24"/>
+        </w:rPr>
+        <w:t>- Aunque la correlación directa entre kilometraje y precio de venta es débil en esta fase, el kilometraje sigue siendo un indicador del uso del vehículo y, combinado con otras variables, puede influir en el valor.</w:t>
+      </w:r>
+    </w:p>
+    <w:p>
+      <w:pPr>
+        <w:pStyle w:val="Prrafodelista"/>
+        <w:ind w:left="0"/>
+        <w:jc w:val="both"/>
+        <w:rPr>
+          <w:rFonts w:ascii="Arial" w:hAnsi="Arial" w:cs="Arial"/>
+          <w:sz w:val="24"/>
+          <w:szCs w:val="24"/>
+        </w:rPr>
+      </w:pPr>
+    </w:p>
+    <w:p>
+      <w:pPr>
+        <w:pStyle w:val="Prrafodelista"/>
+        <w:ind w:left="0"/>
+        <w:jc w:val="both"/>
+        <w:rPr>
+          <w:rFonts w:ascii="Arial" w:hAnsi="Arial" w:cs="Arial"/>
+          <w:sz w:val="24"/>
+          <w:szCs w:val="24"/>
+        </w:rPr>
+      </w:pPr>
+      <w:r>
+        <w:rPr>
+          <w:rFonts w:ascii="Arial" w:hAnsi="Arial" w:cs="Arial"/>
+          <w:sz w:val="24"/>
+          <w:szCs w:val="24"/>
+        </w:rPr>
+        <w:t>- Las diferencias observadas en el coste de mantenimiento por marca y su relación con la antigüedad indican que los costes de mantenimiento pueden afectar negativamente a la percepción de valor del vehículo</w:t>
+      </w:r>
+    </w:p>
+    <w:p>
+      <w:pPr>
+        <w:pStyle w:val="Prrafodelista"/>
+        <w:ind w:left="0"/>
+        <w:jc w:val="both"/>
+        <w:rPr>
+          <w:rFonts w:ascii="Arial" w:hAnsi="Arial" w:cs="Arial"/>
+          <w:sz w:val="24"/>
+          <w:szCs w:val="24"/>
+        </w:rPr>
+      </w:pPr>
+    </w:p>
+    <w:p>
+      <w:pPr>
+        <w:pStyle w:val="Prrafodelista"/>
+        <w:ind w:left="0"/>
+        <w:jc w:val="both"/>
+        <w:rPr>
+          <w:rFonts w:ascii="Arial" w:hAnsi="Arial" w:cs="Arial"/>
+          <w:sz w:val="24"/>
+          <w:szCs w:val="24"/>
+        </w:rPr>
+      </w:pPr>
+      <w:r>
+        <w:rPr>
+          <w:rFonts w:ascii="Arial" w:hAnsi="Arial" w:cs="Arial"/>
+          <w:sz w:val="24"/>
+          <w:szCs w:val="24"/>
+        </w:rPr>
+        <w:t>- Aunque la correlación directa es débil, las incidencias mecánicas reflejan problemas de fiabilidad que pueden influir en el precio de venta y en el valor residual a largo plazo.</w:t>
+      </w:r>
+    </w:p>
+    <w:p>
+      <w:pPr>
+        <w:pStyle w:val="Prrafodelista"/>
+        <w:ind w:left="0"/>
+        <w:jc w:val="both"/>
+        <w:rPr>
+          <w:rFonts w:ascii="Arial" w:hAnsi="Arial" w:cs="Arial"/>
+          <w:sz w:val="24"/>
+          <w:szCs w:val="24"/>
+        </w:rPr>
+      </w:pPr>
+    </w:p>
+    <w:p>
+      <w:pPr>
+        <w:pStyle w:val="Prrafodelista"/>
+        <w:ind w:left="0"/>
+        <w:jc w:val="both"/>
+        <w:rPr>
+          <w:rFonts w:ascii="Arial" w:hAnsi="Arial" w:cs="Arial"/>
+          <w:sz w:val="24"/>
+          <w:szCs w:val="24"/>
+        </w:rPr>
+      </w:pPr>
+      <w:r>
+        <w:rPr>
+          <w:rFonts w:ascii="Arial" w:hAnsi="Arial" w:cs="Arial"/>
+          <w:sz w:val="24"/>
+          <w:szCs w:val="24"/>
+        </w:rPr>
+        <w:t>- El análisis de correlación entre variables técnicas y precio base muestra que la eficiencia energética y las prestaciones influyen positivamente en la valoración económica del vehículo.</w:t>
+      </w:r>
+    </w:p>
+    <w:p>
+      <w:pPr>
+        <w:pStyle w:val="Prrafodelista"/>
+        <w:jc w:val="both"/>
+        <w:rPr>
+          <w:rFonts w:ascii="Arial" w:hAnsi="Arial" w:cs="Arial"/>
+          <w:sz w:val="24"/>
+          <w:szCs w:val="24"/>
+        </w:rPr>
+      </w:pPr>
+    </w:p>
+    <w:p>
+      <w:pPr>
+        <w:pStyle w:val="Prrafodelista"/>
+        <w:ind w:left="0"/>
+        <w:jc w:val="both"/>
+        <w:rPr>
+          <w:rFonts w:ascii="Arial" w:hAnsi="Arial" w:cs="Arial"/>
+          <w:sz w:val="24"/>
+          <w:szCs w:val="24"/>
+        </w:rPr>
+      </w:pPr>
+      <w:r>
+        <w:rPr>
+          <w:rFonts w:ascii="Arial" w:hAnsi="Arial" w:cs="Arial"/>
+          <w:sz w:val="24"/>
+          <w:szCs w:val="24"/>
+        </w:rPr>
+        <w:t>- Las puntuaciones y recomendaciones reflejan la satisfacción del cliente y pueden influir en la demanda y en el valor del vehículo.</w:t>
+      </w:r>
+    </w:p>
+    <w:p>
+      <w:pPr>
+        <w:pStyle w:val="Prrafodelista"/>
+        <w:jc w:val="both"/>
+        <w:rPr>
+          <w:rFonts w:ascii="Arial" w:hAnsi="Arial" w:cs="Arial"/>
+          <w:sz w:val="24"/>
+          <w:szCs w:val="24"/>
+        </w:rPr>
+      </w:pPr>
+    </w:p>
+    <w:p>
+      <w:pPr>
+        <w:pStyle w:val="Ttulo2"/>
+        <w:numPr>
+          <w:ilvl w:val="1"/>
+          <w:numId w:val="1"/>
+        </w:numPr>
+        <w:spacing w:line="276" w:lineRule="auto"/>
+        <w:jc w:val="both"/>
+        <w:rPr>
+          <w:rFonts w:ascii="Arial" w:hAnsi="Arial" w:cs="Arial"/>
+          <w:b/>
+          <w:color w:val="auto"/>
+          <w:sz w:val="28"/>
+        </w:rPr>
+      </w:pPr>
+      <w:r>
+        <w:rPr>
+          <w:rFonts w:ascii="Arial" w:hAnsi="Arial" w:cs="Arial"/>
+          <w:b/>
+          <w:color w:val="auto"/>
+          <w:sz w:val="28"/>
+        </w:rPr>
+        <w:t>Definici</w:t>
+      </w:r>
+      <w:r>
+        <w:rPr>
+          <w:rFonts w:ascii="Arial" w:hAnsi="Arial" w:cs="Arial"/>
+          <w:b/>
+          <w:color w:val="auto"/>
+          <w:sz w:val="28"/>
+        </w:rPr>
+        <w:t>ó</w:t>
+      </w:r>
+      <w:r>
+        <w:rPr>
+          <w:rFonts w:ascii="Arial" w:hAnsi="Arial" w:cs="Arial"/>
+          <w:b/>
+          <w:color w:val="auto"/>
+          <w:sz w:val="28"/>
+        </w:rPr>
+        <w:t>n de Objetivos de Miner</w:t>
+      </w:r>
+      <w:r>
+        <w:rPr>
+          <w:rFonts w:ascii="Arial" w:hAnsi="Arial" w:cs="Arial"/>
+          <w:b/>
+          <w:color w:val="auto"/>
+          <w:sz w:val="28"/>
+        </w:rPr>
+        <w:t>í</w:t>
+      </w:r>
+      <w:r>
+        <w:rPr>
+          <w:rFonts w:ascii="Arial" w:hAnsi="Arial" w:cs="Arial"/>
+          <w:b/>
+          <w:color w:val="auto"/>
+          <w:sz w:val="28"/>
+        </w:rPr>
+        <w:t>a</w:t>
+      </w:r>
+    </w:p>
+    <w:p>
+      <w:pPr>
+        <w:pStyle w:val="Prrafodelista"/>
+        <w:numPr>
+          <w:ilvl w:val="0"/>
+          <w:numId w:val="8"/>
+        </w:numPr>
+        <w:jc w:val="both"/>
+        <w:rPr>
+          <w:rFonts w:ascii="Arial" w:hAnsi="Arial" w:cs="Arial"/>
+          <w:sz w:val="24"/>
+          <w:szCs w:val="24"/>
+        </w:rPr>
+      </w:pPr>
+      <w:r>
+        <w:rPr>
+          <w:rFonts w:ascii="Arial" w:hAnsi="Arial" w:cs="Arial"/>
+          <w:sz w:val="24"/>
+          <w:szCs w:val="24"/>
+        </w:rPr>
+        <w:t>¿Qué características determinan el precio de un vehículo?</w:t>
+      </w:r>
+    </w:p>
+    <w:p>
+      <w:pPr>
+        <w:pStyle w:val="Prrafodelista"/>
+        <w:jc w:val="both"/>
+        <w:rPr>
+          <w:rFonts w:ascii="Arial" w:hAnsi="Arial" w:cs="Arial"/>
+          <w:sz w:val="24"/>
+          <w:szCs w:val="24"/>
+        </w:rPr>
+      </w:pPr>
+    </w:p>
+    <w:p>
+      <w:pPr>
+        <w:pStyle w:val="Prrafodelista"/>
+        <w:ind w:left="0"/>
+        <w:jc w:val="both"/>
+        <w:rPr>
+          <w:rFonts w:ascii="Arial" w:hAnsi="Arial" w:cs="Arial"/>
+          <w:sz w:val="24"/>
+          <w:szCs w:val="24"/>
+        </w:rPr>
+      </w:pPr>
+      <w:r>
+        <w:rPr>
+          <w:rFonts w:ascii="Arial" w:hAnsi="Arial" w:cs="Arial"/>
+          <w:sz w:val="24"/>
+          <w:szCs w:val="24"/>
+        </w:rPr>
+        <w:t>Se plantea analizar qué variables técnicas (potencia, consumo, emisiones), comerciales (segmento, marca) y de percepción del cliente influyen de forma significativa en el precio del vehículo.</w:t>
+      </w:r>
+    </w:p>
+    <w:p>
+      <w:pPr>
+        <w:pStyle w:val="Prrafodelista"/>
+        <w:ind w:left="0"/>
+        <w:jc w:val="both"/>
+        <w:rPr>
+          <w:rFonts w:ascii="Arial" w:hAnsi="Arial" w:cs="Arial"/>
+          <w:sz w:val="24"/>
+          <w:szCs w:val="24"/>
+        </w:rPr>
+      </w:pPr>
+    </w:p>
+    <w:p>
+      <w:pPr>
+        <w:pStyle w:val="Prrafodelista"/>
+        <w:numPr>
+          <w:ilvl w:val="0"/>
+          <w:numId w:val="8"/>
+        </w:numPr>
+        <w:jc w:val="both"/>
+        <w:rPr>
+          <w:rFonts w:ascii="Arial" w:hAnsi="Arial" w:cs="Arial"/>
+          <w:sz w:val="24"/>
+          <w:szCs w:val="24"/>
+        </w:rPr>
+      </w:pPr>
+      <w:r>
+        <w:rPr>
+          <w:rFonts w:ascii="Arial" w:hAnsi="Arial" w:cs="Arial"/>
+          <w:sz w:val="24"/>
+          <w:szCs w:val="24"/>
+        </w:rPr>
+        <w:t>¿Podemos segmentar vehículos por perfil de uso y eficiencia?</w:t>
+      </w:r>
+    </w:p>
+    <w:p>
+      <w:pPr>
+        <w:pStyle w:val="Prrafodelista"/>
+        <w:jc w:val="both"/>
+        <w:rPr>
+          <w:rFonts w:ascii="Arial" w:hAnsi="Arial" w:cs="Arial"/>
+          <w:sz w:val="24"/>
+          <w:szCs w:val="24"/>
+        </w:rPr>
+      </w:pPr>
+    </w:p>
+    <w:p>
+      <w:pPr>
+        <w:pStyle w:val="Prrafodelista"/>
+        <w:ind w:left="0"/>
+        <w:jc w:val="both"/>
+        <w:rPr>
+          <w:rFonts w:ascii="Arial" w:hAnsi="Arial" w:cs="Arial"/>
+          <w:sz w:val="24"/>
+          <w:szCs w:val="24"/>
+        </w:rPr>
+      </w:pPr>
+      <w:r>
+        <w:rPr>
+          <w:rFonts w:ascii="Arial" w:hAnsi="Arial" w:cs="Arial"/>
+          <w:sz w:val="24"/>
+          <w:szCs w:val="24"/>
+        </w:rPr>
+        <w:t>Se propone segmentar los vehículos en función de su perfil de uso y eficiencia energética, utilizando variables como consumo, emisiones, tipo de combustible y kilometraje.</w:t>
+      </w:r>
+    </w:p>
+    <w:p>
+      <w:pPr>
+        <w:pStyle w:val="Prrafodelista"/>
+        <w:ind w:left="0"/>
+        <w:jc w:val="both"/>
+        <w:rPr>
+          <w:rFonts w:ascii="Arial" w:hAnsi="Arial" w:cs="Arial"/>
+          <w:sz w:val="24"/>
+          <w:szCs w:val="24"/>
+        </w:rPr>
+      </w:pPr>
+    </w:p>
+    <w:p>
+      <w:pPr>
+        <w:pStyle w:val="Prrafodelista"/>
+        <w:numPr>
+          <w:ilvl w:val="0"/>
+          <w:numId w:val="8"/>
+        </w:numPr>
+        <w:jc w:val="both"/>
+        <w:rPr>
+          <w:rFonts w:ascii="Arial" w:hAnsi="Arial" w:cs="Arial"/>
+          <w:sz w:val="24"/>
+          <w:szCs w:val="24"/>
+        </w:rPr>
+      </w:pPr>
+      <w:r>
+        <w:rPr>
+          <w:rFonts w:ascii="Arial" w:hAnsi="Arial" w:cs="Arial"/>
+          <w:sz w:val="24"/>
+          <w:szCs w:val="24"/>
+        </w:rPr>
+        <w:t>¿Qué factores predicen los costes de mantenimiento?</w:t>
+      </w:r>
+    </w:p>
+    <w:p>
+      <w:pPr>
+        <w:pStyle w:val="Prrafodelista"/>
+        <w:jc w:val="both"/>
+        <w:rPr>
+          <w:rFonts w:ascii="Arial" w:hAnsi="Arial" w:cs="Arial"/>
+          <w:sz w:val="24"/>
+          <w:szCs w:val="24"/>
+        </w:rPr>
+      </w:pPr>
+    </w:p>
+    <w:p>
+      <w:pPr>
+        <w:pStyle w:val="Prrafodelista"/>
+        <w:ind w:left="0"/>
+        <w:jc w:val="both"/>
+        <w:rPr>
+          <w:rFonts w:ascii="Arial" w:hAnsi="Arial" w:cs="Arial"/>
+          <w:sz w:val="24"/>
+          <w:szCs w:val="24"/>
+        </w:rPr>
+      </w:pPr>
+      <w:r>
+        <w:rPr>
+          <w:rFonts w:ascii="Arial" w:hAnsi="Arial" w:cs="Arial"/>
+          <w:sz w:val="24"/>
+          <w:szCs w:val="24"/>
+        </w:rPr>
+        <w:t>Se analizará la relación entre antigüedad, kilometraje, incidencias mecánicas, marca y costes de mantenimiento anual para identificar los factores que influyen en el gasto de mantenimiento.</w:t>
+      </w:r>
+    </w:p>
+    <w:p>
+      <w:pPr>
+        <w:pStyle w:val="Prrafodelista"/>
+        <w:ind w:left="0"/>
+        <w:jc w:val="both"/>
+        <w:rPr>
+          <w:rFonts w:ascii="Arial" w:hAnsi="Arial" w:cs="Arial"/>
+          <w:sz w:val="24"/>
+          <w:szCs w:val="24"/>
+        </w:rPr>
+      </w:pPr>
+    </w:p>
+    <w:p>
+      <w:pPr>
+        <w:pStyle w:val="Prrafodelista"/>
+        <w:numPr>
+          <w:ilvl w:val="0"/>
+          <w:numId w:val="8"/>
+        </w:numPr>
+        <w:jc w:val="both"/>
+        <w:rPr>
+          <w:rFonts w:ascii="Arial" w:hAnsi="Arial" w:cs="Arial"/>
+          <w:sz w:val="24"/>
+          <w:szCs w:val="24"/>
+        </w:rPr>
+      </w:pPr>
+      <w:r>
+        <w:rPr>
+          <w:rFonts w:ascii="Arial" w:hAnsi="Arial" w:cs="Arial"/>
+          <w:sz w:val="24"/>
+          <w:szCs w:val="24"/>
+        </w:rPr>
+        <w:t>¿Existen patrones en las ventas por temporada y región?</w:t>
+      </w:r>
+    </w:p>
+    <w:p>
+      <w:pPr>
+        <w:pStyle w:val="Prrafodelista"/>
+        <w:jc w:val="both"/>
+        <w:rPr>
+          <w:rFonts w:ascii="Arial" w:hAnsi="Arial" w:cs="Arial"/>
+          <w:sz w:val="24"/>
+          <w:szCs w:val="24"/>
+        </w:rPr>
+      </w:pPr>
+    </w:p>
+    <w:p>
+      <w:pPr>
+        <w:pStyle w:val="Prrafodelista"/>
+        <w:ind w:left="0"/>
+        <w:jc w:val="both"/>
+        <w:rPr>
+          <w:rFonts w:ascii="Arial" w:hAnsi="Arial" w:cs="Arial"/>
+          <w:sz w:val="24"/>
+          <w:szCs w:val="24"/>
+        </w:rPr>
+      </w:pPr>
+      <w:r>
+        <w:rPr>
+          <w:rFonts w:ascii="Arial" w:hAnsi="Arial" w:cs="Arial"/>
+          <w:sz w:val="24"/>
+          <w:szCs w:val="24"/>
+        </w:rPr>
+        <w:t>Se estudiarán posibles patrones temporales y geográficos en las ventas de vehículos, considerando la fecha de venta y la región del vendedor.</w:t>
+      </w:r>
+    </w:p>
+    <w:p>
+      <w:pPr>
+        <w:pStyle w:val="Prrafodelista"/>
+        <w:ind w:left="0"/>
+        <w:jc w:val="both"/>
+        <w:rPr>
+          <w:rFonts w:ascii="Arial" w:hAnsi="Arial" w:cs="Arial"/>
+          <w:sz w:val="24"/>
+          <w:szCs w:val="24"/>
+        </w:rPr>
+      </w:pPr>
+    </w:p>
+    <w:p>
+      <w:pPr>
+        <w:pStyle w:val="Prrafodelista"/>
+        <w:numPr>
+          <w:ilvl w:val="0"/>
+          <w:numId w:val="8"/>
+        </w:numPr>
+        <w:jc w:val="both"/>
+        <w:rPr>
+          <w:rFonts w:ascii="Arial" w:hAnsi="Arial" w:cs="Arial"/>
+          <w:sz w:val="24"/>
+          <w:szCs w:val="24"/>
+        </w:rPr>
+      </w:pPr>
+      <w:r>
+        <w:rPr>
+          <w:rFonts w:ascii="Arial" w:hAnsi="Arial" w:cs="Arial"/>
+          <w:sz w:val="24"/>
+          <w:szCs w:val="24"/>
+        </w:rPr>
+        <w:t>¿Cómo predecir el valor residual de un vehículo?</w:t>
+      </w:r>
+    </w:p>
+    <w:p>
+      <w:pPr>
+        <w:pStyle w:val="Prrafodelista"/>
+        <w:jc w:val="both"/>
+        <w:rPr>
+          <w:rFonts w:ascii="Arial" w:hAnsi="Arial" w:cs="Arial"/>
+          <w:sz w:val="24"/>
+          <w:szCs w:val="24"/>
+        </w:rPr>
+      </w:pPr>
+    </w:p>
+    <w:p>
+      <w:pPr>
+        <w:pStyle w:val="Prrafodelista"/>
+        <w:ind w:left="0"/>
+        <w:jc w:val="both"/>
+        <w:rPr>
+          <w:rFonts w:ascii="Arial" w:hAnsi="Arial" w:cs="Arial"/>
+          <w:sz w:val="24"/>
+          <w:szCs w:val="24"/>
+        </w:rPr>
+      </w:pPr>
+      <w:r>
+        <w:rPr>
+          <w:rFonts w:ascii="Arial" w:hAnsi="Arial" w:cs="Arial"/>
+          <w:sz w:val="24"/>
+          <w:szCs w:val="24"/>
+        </w:rPr>
+        <w:t>Se plantea la construcción de modelos predictivos que permitan estimar el valor residual del vehículo a partir de características técnicas, de uso, mantenimiento y percepción del cliente.</w:t>
+      </w:r>
+    </w:p>
+    <w:p>
+      <w:pPr>
+        <w:pStyle w:val="Prrafodelista"/>
+        <w:ind w:left="0"/>
+        <w:jc w:val="both"/>
+        <w:rPr>
+          <w:rFonts w:ascii="Arial" w:hAnsi="Arial" w:cs="Arial"/>
+          <w:sz w:val="24"/>
+          <w:szCs w:val="24"/>
+        </w:rPr>
+      </w:pPr>
+    </w:p>
+    <w:p>
+      <w:pPr>
+        <w:pStyle w:val="Prrafodelista"/>
+        <w:numPr>
+          <w:ilvl w:val="0"/>
+          <w:numId w:val="8"/>
+        </w:numPr>
+        <w:jc w:val="both"/>
+        <w:rPr>
+          <w:rFonts w:ascii="Arial" w:hAnsi="Arial" w:cs="Arial"/>
+          <w:sz w:val="24"/>
+          <w:szCs w:val="24"/>
+        </w:rPr>
+      </w:pPr>
+      <w:r>
+        <w:rPr>
+          <w:rFonts w:ascii="Arial" w:hAnsi="Arial" w:cs="Arial"/>
+          <w:sz w:val="24"/>
+          <w:szCs w:val="24"/>
+        </w:rPr>
+        <w:t>¿Influye la percepción del cliente en el precio del vehículo?</w:t>
+      </w:r>
+    </w:p>
+    <w:p>
+      <w:pPr>
+        <w:pStyle w:val="Prrafodelista"/>
+        <w:jc w:val="both"/>
+        <w:rPr>
+          <w:rFonts w:ascii="Arial" w:hAnsi="Arial" w:cs="Arial"/>
+          <w:sz w:val="24"/>
+          <w:szCs w:val="24"/>
+        </w:rPr>
+      </w:pPr>
+    </w:p>
+    <w:p>
+      <w:pPr>
+        <w:pStyle w:val="Prrafodelista"/>
+        <w:ind w:left="0"/>
+        <w:jc w:val="both"/>
+        <w:rPr>
+          <w:rFonts w:ascii="Arial" w:hAnsi="Arial" w:cs="Arial"/>
+          <w:sz w:val="24"/>
+          <w:szCs w:val="24"/>
+        </w:rPr>
+      </w:pPr>
+      <w:r>
+        <w:rPr>
+          <w:rFonts w:ascii="Arial" w:hAnsi="Arial" w:cs="Arial"/>
+          <w:sz w:val="24"/>
+          <w:szCs w:val="24"/>
+        </w:rPr>
+        <w:t>Dado que se dispone de información sobre valoraciones y recomendaciones de los clientes, resulta relevante analizar si estas opiniones del vehículo influye</w:t>
+      </w:r>
+      <w:r>
+        <w:rPr>
+          <w:rFonts w:ascii="Arial" w:hAnsi="Arial" w:cs="Arial"/>
+          <w:sz w:val="24"/>
+          <w:szCs w:val="24"/>
+        </w:rPr>
+        <w:t>n</w:t>
+      </w:r>
+      <w:r>
+        <w:rPr>
+          <w:rFonts w:ascii="Arial" w:hAnsi="Arial" w:cs="Arial"/>
+          <w:sz w:val="24"/>
+          <w:szCs w:val="24"/>
+        </w:rPr>
+        <w:t xml:space="preserve"> en su valor.</w:t>
+      </w:r>
+    </w:p>
+    <w:p>
+      <w:pPr>
+        <w:pStyle w:val="Prrafodelista"/>
+        <w:ind w:left="0"/>
+        <w:jc w:val="both"/>
+        <w:rPr>
+          <w:rFonts w:ascii="Arial" w:hAnsi="Arial" w:cs="Arial"/>
+          <w:sz w:val="24"/>
+          <w:szCs w:val="24"/>
+        </w:rPr>
+      </w:pPr>
+    </w:p>
+    <w:p>
+      <w:pPr>
+        <w:pStyle w:val="Prrafodelista"/>
+        <w:numPr>
+          <w:ilvl w:val="0"/>
+          <w:numId w:val="8"/>
+        </w:numPr>
+        <w:jc w:val="both"/>
+        <w:rPr>
+          <w:rFonts w:ascii="Arial" w:hAnsi="Arial" w:cs="Arial"/>
+          <w:sz w:val="24"/>
+          <w:szCs w:val="24"/>
+        </w:rPr>
+      </w:pPr>
+      <w:r>
+        <w:rPr>
+          <w:rFonts w:ascii="Arial" w:hAnsi="Arial" w:cs="Arial"/>
+          <w:sz w:val="24"/>
+          <w:szCs w:val="24"/>
+        </w:rPr>
+        <w:t>¿Es posible detectar vehículos con precios anormales a partir de sus características?</w:t>
+      </w:r>
+    </w:p>
+    <w:p>
+      <w:pPr>
+        <w:pStyle w:val="Prrafodelista"/>
+        <w:jc w:val="both"/>
+        <w:rPr>
+          <w:rFonts w:ascii="Arial" w:hAnsi="Arial" w:cs="Arial"/>
+          <w:sz w:val="24"/>
+          <w:szCs w:val="24"/>
+          <w:u w:val="single"/>
+        </w:rPr>
+      </w:pPr>
+    </w:p>
+    <w:p>
+      <w:pPr>
+        <w:pStyle w:val="Prrafodelista"/>
+        <w:ind w:left="0"/>
+        <w:jc w:val="both"/>
+        <w:rPr>
+          <w:rFonts w:ascii="Arial" w:hAnsi="Arial" w:cs="Arial"/>
+          <w:sz w:val="24"/>
+          <w:szCs w:val="24"/>
+        </w:rPr>
+      </w:pPr>
+      <w:r>
+        <w:rPr>
+          <w:rFonts w:ascii="Arial" w:hAnsi="Arial" w:cs="Arial"/>
+          <w:sz w:val="24"/>
+          <w:szCs w:val="24"/>
+        </w:rPr>
+        <w:t>Posibilidad de identificar vehículos con precios anormales mediante el uso de técnicas de detección de anomalías basadas en características técnicas, de uso y de mantenimiento.</w:t>
       </w:r>
     </w:p>
     <w:p>
@@ -4607,55 +7811,7 @@
           <w:rFonts w:ascii="Arial" w:hAnsi="Arial" w:cs="Arial"/>
           <w:sz w:val="24"/>
         </w:rPr>
-        <w:t xml:space="preserve"> una unión (</w:t>
-      </w:r>
-      <w:proofErr w:type="spellStart"/>
-      <w:r>
-        <w:rPr>
-          <w:rFonts w:ascii="Arial" w:hAnsi="Arial" w:cs="Arial"/>
-          <w:sz w:val="24"/>
-        </w:rPr>
-        <w:t>Left</w:t>
-      </w:r>
-      <w:proofErr w:type="spellEnd"/>
-      <w:r>
-        <w:rPr>
-          <w:rFonts w:ascii="Arial" w:hAnsi="Arial" w:cs="Arial"/>
-          <w:sz w:val="24"/>
-        </w:rPr>
-        <w:t xml:space="preserve"> </w:t>
-      </w:r>
-      <w:proofErr w:type="spellStart"/>
-      <w:r>
-        <w:rPr>
-          <w:rFonts w:ascii="Arial" w:hAnsi="Arial" w:cs="Arial"/>
-          <w:sz w:val="24"/>
-        </w:rPr>
-        <w:t>Join</w:t>
-      </w:r>
-      <w:proofErr w:type="spellEnd"/>
-      <w:r>
-        <w:rPr>
-          <w:rFonts w:ascii="Arial" w:hAnsi="Arial" w:cs="Arial"/>
-          <w:sz w:val="24"/>
-        </w:rPr>
-        <w:t>) entre el histórico de ventas y el catálogo de vehículos. Dado que la cardinalidad es de N</w:t>
-      </w:r>
-      <w:proofErr w:type="gramStart"/>
-      <w:r>
-        <w:rPr>
-          <w:rFonts w:ascii="Arial" w:hAnsi="Arial" w:cs="Arial"/>
-          <w:sz w:val="24"/>
-        </w:rPr>
-        <w:t>:1</w:t>
-      </w:r>
-      <w:proofErr w:type="gramEnd"/>
-      <w:r>
-        <w:rPr>
-          <w:rFonts w:ascii="Arial" w:hAnsi="Arial" w:cs="Arial"/>
-          <w:sz w:val="24"/>
-        </w:rPr>
-        <w:t xml:space="preserve"> (muchas ventas pueden referirse al mismo modelo de coche), esta operación es segura y enriquece cada venta con sus especificaciones técnicas sin alterar el número de registros (600 transacciones).</w:t>
+        <w:t xml:space="preserve"> una unión (Left Join) entre el histórico de ventas y el catálogo de vehículos. Dado que la cardinalidad es de N:1 (muchas ventas pueden referirse al mismo modelo de coche), esta operación es segura y enriquece cada venta con sus especificaciones técnicas sin alterar el número de registros (600 transacciones).</w:t>
       </w:r>
     </w:p>
     <w:p>
@@ -4810,7 +7966,6 @@
           <w:sz w:val="24"/>
           <w:lang w:eastAsia="es-ES"/>
         </w:rPr>
-        <w:lastRenderedPageBreak/>
         <w:drawing>
           <wp:inline distT="0" distB="0" distL="0" distR="0" wp14:anchorId="3DC48EF6" wp14:editId="41ABCA44">
             <wp:extent cx="5400040" cy="3309620"/>
@@ -4827,7 +7982,7 @@
                     <pic:cNvPicPr/>
                   </pic:nvPicPr>
                   <pic:blipFill>
-                    <a:blip r:embed="rId10"/>
+                    <a:blip r:embed="rId17"/>
                     <a:stretch>
                       <a:fillRect/>
                     </a:stretch>
@@ -4991,39 +8146,7 @@
           <w:rFonts w:ascii="Arial" w:hAnsi="Arial" w:cs="Arial"/>
           <w:sz w:val="24"/>
         </w:rPr>
-        <w:t>en algoritmos basados en distancia (como K-</w:t>
-      </w:r>
-      <w:proofErr w:type="spellStart"/>
-      <w:r>
-        <w:rPr>
-          <w:rFonts w:ascii="Arial" w:hAnsi="Arial" w:cs="Arial"/>
-          <w:sz w:val="24"/>
-        </w:rPr>
-        <w:t>Nearest</w:t>
-      </w:r>
-      <w:proofErr w:type="spellEnd"/>
-      <w:r>
-        <w:rPr>
-          <w:rFonts w:ascii="Arial" w:hAnsi="Arial" w:cs="Arial"/>
-          <w:sz w:val="24"/>
-        </w:rPr>
-        <w:t xml:space="preserve"> </w:t>
-      </w:r>
-      <w:proofErr w:type="spellStart"/>
-      <w:r>
-        <w:rPr>
-          <w:rFonts w:ascii="Arial" w:hAnsi="Arial" w:cs="Arial"/>
-          <w:sz w:val="24"/>
-        </w:rPr>
-        <w:t>Neighbors</w:t>
-      </w:r>
-      <w:proofErr w:type="spellEnd"/>
-      <w:r>
-        <w:rPr>
-          <w:rFonts w:ascii="Arial" w:hAnsi="Arial" w:cs="Arial"/>
-          <w:sz w:val="24"/>
-        </w:rPr>
-        <w:t xml:space="preserve"> o SVM), </w:t>
+        <w:t xml:space="preserve">en algoritmos basados en distancia (como K-Nearest Neighbors o SVM), </w:t>
       </w:r>
       <w:r>
         <w:rPr>
@@ -5078,7 +8201,6 @@
           <w:color w:val="auto"/>
           <w:sz w:val="28"/>
         </w:rPr>
-        <w:lastRenderedPageBreak/>
         <w:t>Ingeniería de características</w:t>
       </w:r>
     </w:p>
@@ -5661,15 +8783,7 @@
           <w:rFonts w:ascii="Arial" w:hAnsi="Arial" w:cs="Arial"/>
           <w:sz w:val="24"/>
         </w:rPr>
-        <w:t xml:space="preserve">), los modelos pueden llegar a pensar que el 4 es el doble que el 2 y eso no es real, sino que queremos ver si el tipo de combustible dispara el precio. Del mismo modo que en las regiones vamos a mantener las 4 variables dummies </w:t>
-      </w:r>
-      <w:r>
-        <w:rPr>
-          <w:rFonts w:ascii="Arial" w:hAnsi="Arial" w:cs="Arial"/>
-          <w:sz w:val="24"/>
-        </w:rPr>
-        <w:lastRenderedPageBreak/>
-        <w:t>creadas para ver todas las relaciones. Pero en la fase de modelado tendremos que quitar una de ellas para evitar la colinealidad perfecta.</w:t>
+        <w:t>), los modelos pueden llegar a pensar que el 4 es el doble que el 2 y eso no es real, sino que queremos ver si el tipo de combustible dispara el precio. Del mismo modo que en las regiones vamos a mantener las 4 variables dummies creadas para ver todas las relaciones. Pero en la fase de modelado tendremos que quitar una de ellas para evitar la colinealidad perfecta.</w:t>
       </w:r>
     </w:p>
     <w:p>
@@ -5763,6 +8877,9 @@
     </w:p>
     <w:p>
       <w:r>
+        <w:rPr>
+          <w:noProof/>
+        </w:rPr>
         <w:drawing>
           <wp:inline distT="0" distB="0" distL="0" distR="0" wp14:anchorId="0C449E4C" wp14:editId="560EA78A">
             <wp:extent cx="5400040" cy="4577080"/>
@@ -5779,7 +8896,7 @@
                     <pic:cNvPicPr/>
                   </pic:nvPicPr>
                   <pic:blipFill>
-                    <a:blip r:embed="rId11"/>
+                    <a:blip r:embed="rId18"/>
                     <a:stretch>
                       <a:fillRect/>
                     </a:stretch>
@@ -5904,7 +9021,6 @@
           <w:sz w:val="24"/>
           <w:u w:val="single"/>
         </w:rPr>
-        <w:lastRenderedPageBreak/>
         <w:t>Fecha de venta</w:t>
       </w:r>
       <w:r>
@@ -5968,8 +9084,6 @@
         </w:rPr>
         <w:t>Otras consideraciones a tener en cuenta es la eliminación de los identificadores. Los cuales se mantienen para poder identificar el coche, pero estas nunca se usarán para entrenar sino que habrá que excluirlas a la de entrenar los modelos. Y habrá que tener en cuenta también que no se ha eliminado ninguna de las variables dummies creadas de modo que podría provocar redundancia en los modelos por lo que a la hora de entrenar modelos si se usan esas variables tendremos que eliminar una de las variables para evitar la colinealidad perfecta.</w:t>
       </w:r>
-      <w:bookmarkStart w:id="0" w:name="_GoBack"/>
-      <w:bookmarkEnd w:id="0"/>
     </w:p>
     <w:p>
       <w:pPr>
@@ -6021,7 +9135,7 @@
     </w:p>
     <w:p/>
     <w:sectPr>
-      <w:footerReference w:type="default" r:id="rId12"/>
+      <w:footerReference w:type="default" r:id="rId19"/>
       <w:pgSz w:w="11906" w:h="16838"/>
       <w:pgMar w:top="1417" w:right="1701" w:bottom="1417" w:left="1701" w:header="708" w:footer="708" w:gutter="0"/>
       <w:cols w:space="708"/>
@@ -6033,7 +9147,7 @@
 </file>
 
 <file path=word/endnotes.xml><?xml version="1.0" encoding="utf-8"?>
-<w:endnotes xmlns:wpc="http://schemas.microsoft.com/office/word/2010/wordprocessingCanvas" xmlns:mc="http://schemas.openxmlformats.org/markup-compatibility/2006" xmlns:o="urn:schemas-microsoft-com:office:office" xmlns:r="http://schemas.openxmlformats.org/officeDocument/2006/relationships" xmlns:m="http://schemas.openxmlformats.org/officeDocument/2006/math" xmlns:v="urn:schemas-microsoft-com:vml" xmlns:wp14="http://schemas.microsoft.com/office/word/2010/wordprocessingDrawing" xmlns:wp="http://schemas.openxmlformats.org/drawingml/2006/wordprocessingDrawing" xmlns:w10="urn:schemas-microsoft-com:office:word" xmlns:w="http://schemas.openxmlformats.org/wordprocessingml/2006/main" xmlns:w14="http://schemas.microsoft.com/office/word/2010/wordml" xmlns:w15="http://schemas.microsoft.com/office/word/2012/wordml" xmlns:wpg="http://schemas.microsoft.com/office/word/2010/wordprocessingGroup" xmlns:wpi="http://schemas.microsoft.com/office/word/2010/wordprocessingInk" xmlns:wne="http://schemas.microsoft.com/office/word/2006/wordml" xmlns:wps="http://schemas.microsoft.com/office/word/2010/wordprocessingShape" mc:Ignorable="w14 w15 wp14">
+<w:endnotes xmlns:wpc="http://schemas.microsoft.com/office/word/2010/wordprocessingCanvas" xmlns:cx="http://schemas.microsoft.com/office/drawing/2014/chartex" xmlns:cx1="http://schemas.microsoft.com/office/drawing/2015/9/8/chartex" xmlns:cx2="http://schemas.microsoft.com/office/drawing/2015/10/21/chartex" xmlns:cx3="http://schemas.microsoft.com/office/drawing/2016/5/9/chartex" xmlns:cx4="http://schemas.microsoft.com/office/drawing/2016/5/10/chartex" xmlns:cx5="http://schemas.microsoft.com/office/drawing/2016/5/11/chartex" xmlns:cx6="http://schemas.microsoft.com/office/drawing/2016/5/12/chartex" xmlns:cx7="http://schemas.microsoft.com/office/drawing/2016/5/13/chartex" xmlns:cx8="http://schemas.microsoft.com/office/drawing/2016/5/14/chartex" xmlns:mc="http://schemas.openxmlformats.org/markup-compatibility/2006" xmlns:aink="http://schemas.microsoft.com/office/drawing/2016/ink" xmlns:am3d="http://schemas.microsoft.com/office/drawing/2017/model3d" xmlns:o="urn:schemas-microsoft-com:office:office" xmlns:oel="http://schemas.microsoft.com/office/2019/extlst" xmlns:r="http://schemas.openxmlformats.org/officeDocument/2006/relationships" xmlns:m="http://schemas.openxmlformats.org/officeDocument/2006/math" xmlns:v="urn:schemas-microsoft-com:vml" xmlns:wp14="http://schemas.microsoft.com/office/word/2010/wordprocessingDrawing" xmlns:wp="http://schemas.openxmlformats.org/drawingml/2006/wordprocessingDrawing" xmlns:w10="urn:schemas-microsoft-com:office:word" xmlns:w="http://schemas.openxmlformats.org/wordprocessingml/2006/main" xmlns:w14="http://schemas.microsoft.com/office/word/2010/wordml" xmlns:w15="http://schemas.microsoft.com/office/word/2012/wordml" xmlns:w16cex="http://schemas.microsoft.com/office/word/2018/wordml/cex" xmlns:w16cid="http://schemas.microsoft.com/office/word/2016/wordml/cid" xmlns:w16="http://schemas.microsoft.com/office/word/2018/wordml" xmlns:w16du="http://schemas.microsoft.com/office/word/2023/wordml/word16du" xmlns:w16sdtdh="http://schemas.microsoft.com/office/word/2020/wordml/sdtdatahash" xmlns:w16sdtfl="http://schemas.microsoft.com/office/word/2024/wordml/sdtformatlock" xmlns:w16se="http://schemas.microsoft.com/office/word/2015/wordml/symex" xmlns:wpg="http://schemas.microsoft.com/office/word/2010/wordprocessingGroup" xmlns:wpi="http://schemas.microsoft.com/office/word/2010/wordprocessingInk" xmlns:wne="http://schemas.microsoft.com/office/word/2006/wordml" xmlns:wps="http://schemas.microsoft.com/office/word/2010/wordprocessingShape" mc:Ignorable="w14 w15 w16se w16cid w16 w16cex w16sdtdh w16sdtfl w16du wp14">
   <w:endnote w:type="separator" w:id="-1">
     <w:p>
       <w:pPr>
@@ -6058,7 +9172,7 @@
 </file>
 
 <file path=word/footer1.xml><?xml version="1.0" encoding="utf-8"?>
-<w:ftr xmlns:wpc="http://schemas.microsoft.com/office/word/2010/wordprocessingCanvas" xmlns:mc="http://schemas.openxmlformats.org/markup-compatibility/2006" xmlns:o="urn:schemas-microsoft-com:office:office" xmlns:r="http://schemas.openxmlformats.org/officeDocument/2006/relationships" xmlns:m="http://schemas.openxmlformats.org/officeDocument/2006/math" xmlns:v="urn:schemas-microsoft-com:vml" xmlns:wp14="http://schemas.microsoft.com/office/word/2010/wordprocessingDrawing" xmlns:wp="http://schemas.openxmlformats.org/drawingml/2006/wordprocessingDrawing" xmlns:w10="urn:schemas-microsoft-com:office:word" xmlns:w="http://schemas.openxmlformats.org/wordprocessingml/2006/main" xmlns:w14="http://schemas.microsoft.com/office/word/2010/wordml" xmlns:w15="http://schemas.microsoft.com/office/word/2012/wordml" xmlns:wpg="http://schemas.microsoft.com/office/word/2010/wordprocessingGroup" xmlns:wpi="http://schemas.microsoft.com/office/word/2010/wordprocessingInk" xmlns:wne="http://schemas.microsoft.com/office/word/2006/wordml" xmlns:wps="http://schemas.microsoft.com/office/word/2010/wordprocessingShape" mc:Ignorable="w14 w15 wp14">
+<w:ftr xmlns:wpc="http://schemas.microsoft.com/office/word/2010/wordprocessingCanvas" xmlns:cx="http://schemas.microsoft.com/office/drawing/2014/chartex" xmlns:cx1="http://schemas.microsoft.com/office/drawing/2015/9/8/chartex" xmlns:cx2="http://schemas.microsoft.com/office/drawing/2015/10/21/chartex" xmlns:cx3="http://schemas.microsoft.com/office/drawing/2016/5/9/chartex" xmlns:cx4="http://schemas.microsoft.com/office/drawing/2016/5/10/chartex" xmlns:cx5="http://schemas.microsoft.com/office/drawing/2016/5/11/chartex" xmlns:cx6="http://schemas.microsoft.com/office/drawing/2016/5/12/chartex" xmlns:cx7="http://schemas.microsoft.com/office/drawing/2016/5/13/chartex" xmlns:cx8="http://schemas.microsoft.com/office/drawing/2016/5/14/chartex" xmlns:mc="http://schemas.openxmlformats.org/markup-compatibility/2006" xmlns:aink="http://schemas.microsoft.com/office/drawing/2016/ink" xmlns:am3d="http://schemas.microsoft.com/office/drawing/2017/model3d" xmlns:o="urn:schemas-microsoft-com:office:office" xmlns:oel="http://schemas.microsoft.com/office/2019/extlst" xmlns:r="http://schemas.openxmlformats.org/officeDocument/2006/relationships" xmlns:m="http://schemas.openxmlformats.org/officeDocument/2006/math" xmlns:v="urn:schemas-microsoft-com:vml" xmlns:wp14="http://schemas.microsoft.com/office/word/2010/wordprocessingDrawing" xmlns:wp="http://schemas.openxmlformats.org/drawingml/2006/wordprocessingDrawing" xmlns:w10="urn:schemas-microsoft-com:office:word" xmlns:w="http://schemas.openxmlformats.org/wordprocessingml/2006/main" xmlns:w14="http://schemas.microsoft.com/office/word/2010/wordml" xmlns:w15="http://schemas.microsoft.com/office/word/2012/wordml" xmlns:w16cex="http://schemas.microsoft.com/office/word/2018/wordml/cex" xmlns:w16cid="http://schemas.microsoft.com/office/word/2016/wordml/cid" xmlns:w16="http://schemas.microsoft.com/office/word/2018/wordml" xmlns:w16du="http://schemas.microsoft.com/office/word/2023/wordml/word16du" xmlns:w16sdtdh="http://schemas.microsoft.com/office/word/2020/wordml/sdtdatahash" xmlns:w16sdtfl="http://schemas.microsoft.com/office/word/2024/wordml/sdtformatlock" xmlns:w16se="http://schemas.microsoft.com/office/word/2015/wordml/symex" xmlns:wpg="http://schemas.microsoft.com/office/word/2010/wordprocessingGroup" xmlns:wpi="http://schemas.microsoft.com/office/word/2010/wordprocessingInk" xmlns:wne="http://schemas.microsoft.com/office/word/2006/wordml" xmlns:wps="http://schemas.microsoft.com/office/word/2010/wordprocessingShape" mc:Ignorable="w14 w15 w16se w16cid w16 w16cex w16sdtdh w16sdtfl w16du wp14">
   <w:sdt>
     <w:sdtPr>
       <w:id w:val="91983412"/>
@@ -6103,7 +9217,7 @@
 </file>
 
 <file path=word/footnotes.xml><?xml version="1.0" encoding="utf-8"?>
-<w:footnotes xmlns:wpc="http://schemas.microsoft.com/office/word/2010/wordprocessingCanvas" xmlns:mc="http://schemas.openxmlformats.org/markup-compatibility/2006" xmlns:o="urn:schemas-microsoft-com:office:office" xmlns:r="http://schemas.openxmlformats.org/officeDocument/2006/relationships" xmlns:m="http://schemas.openxmlformats.org/officeDocument/2006/math" xmlns:v="urn:schemas-microsoft-com:vml" xmlns:wp14="http://schemas.microsoft.com/office/word/2010/wordprocessingDrawing" xmlns:wp="http://schemas.openxmlformats.org/drawingml/2006/wordprocessingDrawing" xmlns:w10="urn:schemas-microsoft-com:office:word" xmlns:w="http://schemas.openxmlformats.org/wordprocessingml/2006/main" xmlns:w14="http://schemas.microsoft.com/office/word/2010/wordml" xmlns:w15="http://schemas.microsoft.com/office/word/2012/wordml" xmlns:wpg="http://schemas.microsoft.com/office/word/2010/wordprocessingGroup" xmlns:wpi="http://schemas.microsoft.com/office/word/2010/wordprocessingInk" xmlns:wne="http://schemas.microsoft.com/office/word/2006/wordml" xmlns:wps="http://schemas.microsoft.com/office/word/2010/wordprocessingShape" mc:Ignorable="w14 w15 wp14">
+<w:footnotes xmlns:wpc="http://schemas.microsoft.com/office/word/2010/wordprocessingCanvas" xmlns:cx="http://schemas.microsoft.com/office/drawing/2014/chartex" xmlns:cx1="http://schemas.microsoft.com/office/drawing/2015/9/8/chartex" xmlns:cx2="http://schemas.microsoft.com/office/drawing/2015/10/21/chartex" xmlns:cx3="http://schemas.microsoft.com/office/drawing/2016/5/9/chartex" xmlns:cx4="http://schemas.microsoft.com/office/drawing/2016/5/10/chartex" xmlns:cx5="http://schemas.microsoft.com/office/drawing/2016/5/11/chartex" xmlns:cx6="http://schemas.microsoft.com/office/drawing/2016/5/12/chartex" xmlns:cx7="http://schemas.microsoft.com/office/drawing/2016/5/13/chartex" xmlns:cx8="http://schemas.microsoft.com/office/drawing/2016/5/14/chartex" xmlns:mc="http://schemas.openxmlformats.org/markup-compatibility/2006" xmlns:aink="http://schemas.microsoft.com/office/drawing/2016/ink" xmlns:am3d="http://schemas.microsoft.com/office/drawing/2017/model3d" xmlns:o="urn:schemas-microsoft-com:office:office" xmlns:oel="http://schemas.microsoft.com/office/2019/extlst" xmlns:r="http://schemas.openxmlformats.org/officeDocument/2006/relationships" xmlns:m="http://schemas.openxmlformats.org/officeDocument/2006/math" xmlns:v="urn:schemas-microsoft-com:vml" xmlns:wp14="http://schemas.microsoft.com/office/word/2010/wordprocessingDrawing" xmlns:wp="http://schemas.openxmlformats.org/drawingml/2006/wordprocessingDrawing" xmlns:w10="urn:schemas-microsoft-com:office:word" xmlns:w="http://schemas.openxmlformats.org/wordprocessingml/2006/main" xmlns:w14="http://schemas.microsoft.com/office/word/2010/wordml" xmlns:w15="http://schemas.microsoft.com/office/word/2012/wordml" xmlns:w16cex="http://schemas.microsoft.com/office/word/2018/wordml/cex" xmlns:w16cid="http://schemas.microsoft.com/office/word/2016/wordml/cid" xmlns:w16="http://schemas.microsoft.com/office/word/2018/wordml" xmlns:w16du="http://schemas.microsoft.com/office/word/2023/wordml/word16du" xmlns:w16sdtdh="http://schemas.microsoft.com/office/word/2020/wordml/sdtdatahash" xmlns:w16sdtfl="http://schemas.microsoft.com/office/word/2024/wordml/sdtformatlock" xmlns:w16se="http://schemas.microsoft.com/office/word/2015/wordml/symex" xmlns:wpg="http://schemas.microsoft.com/office/word/2010/wordprocessingGroup" xmlns:wpi="http://schemas.microsoft.com/office/word/2010/wordprocessingInk" xmlns:wne="http://schemas.microsoft.com/office/word/2006/wordml" xmlns:wps="http://schemas.microsoft.com/office/word/2010/wordprocessingShape" mc:Ignorable="w14 w15 w16se w16cid w16 w16cex w16sdtdh w16sdtfl w16du wp14">
   <w:footnote w:type="separator" w:id="-1">
     <w:p>
       <w:pPr>
@@ -6128,7 +9242,7 @@
 </file>
 
 <file path=word/numbering.xml><?xml version="1.0" encoding="utf-8"?>
-<w:numbering xmlns:wpc="http://schemas.microsoft.com/office/word/2010/wordprocessingCanvas" xmlns:mc="http://schemas.openxmlformats.org/markup-compatibility/2006" xmlns:o="urn:schemas-microsoft-com:office:office" xmlns:r="http://schemas.openxmlformats.org/officeDocument/2006/relationships" xmlns:m="http://schemas.openxmlformats.org/officeDocument/2006/math" xmlns:v="urn:schemas-microsoft-com:vml" xmlns:wp14="http://schemas.microsoft.com/office/word/2010/wordprocessingDrawing" xmlns:wp="http://schemas.openxmlformats.org/drawingml/2006/wordprocessingDrawing" xmlns:w10="urn:schemas-microsoft-com:office:word" xmlns:w="http://schemas.openxmlformats.org/wordprocessingml/2006/main" xmlns:w14="http://schemas.microsoft.com/office/word/2010/wordml" xmlns:w15="http://schemas.microsoft.com/office/word/2012/wordml" xmlns:wpg="http://schemas.microsoft.com/office/word/2010/wordprocessingGroup" xmlns:wpi="http://schemas.microsoft.com/office/word/2010/wordprocessingInk" xmlns:wne="http://schemas.microsoft.com/office/word/2006/wordml" xmlns:wps="http://schemas.microsoft.com/office/word/2010/wordprocessingShape" mc:Ignorable="w14 w15 wp14">
+<w:numbering xmlns:wpc="http://schemas.microsoft.com/office/word/2010/wordprocessingCanvas" xmlns:cx="http://schemas.microsoft.com/office/drawing/2014/chartex" xmlns:cx1="http://schemas.microsoft.com/office/drawing/2015/9/8/chartex" xmlns:cx2="http://schemas.microsoft.com/office/drawing/2015/10/21/chartex" xmlns:cx3="http://schemas.microsoft.com/office/drawing/2016/5/9/chartex" xmlns:cx4="http://schemas.microsoft.com/office/drawing/2016/5/10/chartex" xmlns:cx5="http://schemas.microsoft.com/office/drawing/2016/5/11/chartex" xmlns:cx6="http://schemas.microsoft.com/office/drawing/2016/5/12/chartex" xmlns:cx7="http://schemas.microsoft.com/office/drawing/2016/5/13/chartex" xmlns:cx8="http://schemas.microsoft.com/office/drawing/2016/5/14/chartex" xmlns:mc="http://schemas.openxmlformats.org/markup-compatibility/2006" xmlns:aink="http://schemas.microsoft.com/office/drawing/2016/ink" xmlns:am3d="http://schemas.microsoft.com/office/drawing/2017/model3d" xmlns:o="urn:schemas-microsoft-com:office:office" xmlns:oel="http://schemas.microsoft.com/office/2019/extlst" xmlns:r="http://schemas.openxmlformats.org/officeDocument/2006/relationships" xmlns:m="http://schemas.openxmlformats.org/officeDocument/2006/math" xmlns:v="urn:schemas-microsoft-com:vml" xmlns:wp14="http://schemas.microsoft.com/office/word/2010/wordprocessingDrawing" xmlns:wp="http://schemas.openxmlformats.org/drawingml/2006/wordprocessingDrawing" xmlns:w10="urn:schemas-microsoft-com:office:word" xmlns:w="http://schemas.openxmlformats.org/wordprocessingml/2006/main" xmlns:w14="http://schemas.microsoft.com/office/word/2010/wordml" xmlns:w15="http://schemas.microsoft.com/office/word/2012/wordml" xmlns:w16cex="http://schemas.microsoft.com/office/word/2018/wordml/cex" xmlns:w16cid="http://schemas.microsoft.com/office/word/2016/wordml/cid" xmlns:w16="http://schemas.microsoft.com/office/word/2018/wordml" xmlns:w16du="http://schemas.microsoft.com/office/word/2023/wordml/word16du" xmlns:w16sdtdh="http://schemas.microsoft.com/office/word/2020/wordml/sdtdatahash" xmlns:w16sdtfl="http://schemas.microsoft.com/office/word/2024/wordml/sdtformatlock" xmlns:w16se="http://schemas.microsoft.com/office/word/2015/wordml/symex" xmlns:wpg="http://schemas.microsoft.com/office/word/2010/wordprocessingGroup" xmlns:wpi="http://schemas.microsoft.com/office/word/2010/wordprocessingInk" xmlns:wne="http://schemas.microsoft.com/office/word/2006/wordml" xmlns:wps="http://schemas.microsoft.com/office/word/2010/wordprocessingShape" mc:Ignorable="w14 w15 w16se w16cid w16 w16cex w16sdtdh w16sdtfl w16du wp14">
   <w:abstractNum w:abstractNumId="0" w15:restartNumberingAfterBreak="0">
     <w:nsid w:val="022A2E11"/>
     <w:multiLevelType w:val="multilevel"/>
@@ -6340,9 +9454,9 @@
     </w:lvl>
   </w:abstractNum>
   <w:abstractNum w:abstractNumId="2" w15:restartNumberingAfterBreak="0">
-    <w:nsid w:val="7D3A75FD"/>
+    <w:nsid w:val="11F50B2D"/>
     <w:multiLevelType w:val="hybridMultilevel"/>
-    <w:tmpl w:val="E148304E"/>
+    <w:tmpl w:val="FB4A0F8E"/>
     <w:lvl w:ilvl="0" w:tplc="1C8C7BB8">
       <w:start w:val="2"/>
       <w:numFmt w:val="bullet"/>
@@ -6452,20 +9566,519 @@
       </w:rPr>
     </w:lvl>
   </w:abstractNum>
-  <w:num w:numId="1">
+  <w:abstractNum w:abstractNumId="3" w15:restartNumberingAfterBreak="0">
+    <w:nsid w:val="21F140DE"/>
+    <w:multiLevelType w:val="hybridMultilevel"/>
+    <w:tmpl w:val="654A35C2"/>
+    <w:lvl w:ilvl="0" w:tplc="0C0A0001">
+      <w:start w:val="1"/>
+      <w:numFmt w:val="bullet"/>
+      <w:lvlText w:val=""/>
+      <w:lvlJc w:val="left"/>
+      <w:pPr>
+        <w:ind w:left="720" w:hanging="360"/>
+      </w:pPr>
+      <w:rPr>
+        <w:rFonts w:ascii="Symbol" w:hAnsi="Symbol" w:hint="default"/>
+      </w:rPr>
+    </w:lvl>
+    <w:lvl w:ilvl="1" w:tplc="0C0A0003" w:tentative="1">
+      <w:start w:val="1"/>
+      <w:numFmt w:val="bullet"/>
+      <w:lvlText w:val="o"/>
+      <w:lvlJc w:val="left"/>
+      <w:pPr>
+        <w:ind w:left="1440" w:hanging="360"/>
+      </w:pPr>
+      <w:rPr>
+        <w:rFonts w:ascii="Courier New" w:hAnsi="Courier New" w:cs="Courier New" w:hint="default"/>
+      </w:rPr>
+    </w:lvl>
+    <w:lvl w:ilvl="2" w:tplc="0C0A0005" w:tentative="1">
+      <w:start w:val="1"/>
+      <w:numFmt w:val="bullet"/>
+      <w:lvlText w:val=""/>
+      <w:lvlJc w:val="left"/>
+      <w:pPr>
+        <w:ind w:left="2160" w:hanging="360"/>
+      </w:pPr>
+      <w:rPr>
+        <w:rFonts w:ascii="Wingdings" w:hAnsi="Wingdings" w:hint="default"/>
+      </w:rPr>
+    </w:lvl>
+    <w:lvl w:ilvl="3" w:tplc="0C0A0001" w:tentative="1">
+      <w:start w:val="1"/>
+      <w:numFmt w:val="bullet"/>
+      <w:lvlText w:val=""/>
+      <w:lvlJc w:val="left"/>
+      <w:pPr>
+        <w:ind w:left="2880" w:hanging="360"/>
+      </w:pPr>
+      <w:rPr>
+        <w:rFonts w:ascii="Symbol" w:hAnsi="Symbol" w:hint="default"/>
+      </w:rPr>
+    </w:lvl>
+    <w:lvl w:ilvl="4" w:tplc="0C0A0003" w:tentative="1">
+      <w:start w:val="1"/>
+      <w:numFmt w:val="bullet"/>
+      <w:lvlText w:val="o"/>
+      <w:lvlJc w:val="left"/>
+      <w:pPr>
+        <w:ind w:left="3600" w:hanging="360"/>
+      </w:pPr>
+      <w:rPr>
+        <w:rFonts w:ascii="Courier New" w:hAnsi="Courier New" w:cs="Courier New" w:hint="default"/>
+      </w:rPr>
+    </w:lvl>
+    <w:lvl w:ilvl="5" w:tplc="0C0A0005" w:tentative="1">
+      <w:start w:val="1"/>
+      <w:numFmt w:val="bullet"/>
+      <w:lvlText w:val=""/>
+      <w:lvlJc w:val="left"/>
+      <w:pPr>
+        <w:ind w:left="4320" w:hanging="360"/>
+      </w:pPr>
+      <w:rPr>
+        <w:rFonts w:ascii="Wingdings" w:hAnsi="Wingdings" w:hint="default"/>
+      </w:rPr>
+    </w:lvl>
+    <w:lvl w:ilvl="6" w:tplc="0C0A0001" w:tentative="1">
+      <w:start w:val="1"/>
+      <w:numFmt w:val="bullet"/>
+      <w:lvlText w:val=""/>
+      <w:lvlJc w:val="left"/>
+      <w:pPr>
+        <w:ind w:left="5040" w:hanging="360"/>
+      </w:pPr>
+      <w:rPr>
+        <w:rFonts w:ascii="Symbol" w:hAnsi="Symbol" w:hint="default"/>
+      </w:rPr>
+    </w:lvl>
+    <w:lvl w:ilvl="7" w:tplc="0C0A0003" w:tentative="1">
+      <w:start w:val="1"/>
+      <w:numFmt w:val="bullet"/>
+      <w:lvlText w:val="o"/>
+      <w:lvlJc w:val="left"/>
+      <w:pPr>
+        <w:ind w:left="5760" w:hanging="360"/>
+      </w:pPr>
+      <w:rPr>
+        <w:rFonts w:ascii="Courier New" w:hAnsi="Courier New" w:cs="Courier New" w:hint="default"/>
+      </w:rPr>
+    </w:lvl>
+    <w:lvl w:ilvl="8" w:tplc="0C0A0005" w:tentative="1">
+      <w:start w:val="1"/>
+      <w:numFmt w:val="bullet"/>
+      <w:lvlText w:val=""/>
+      <w:lvlJc w:val="left"/>
+      <w:pPr>
+        <w:ind w:left="6480" w:hanging="360"/>
+      </w:pPr>
+      <w:rPr>
+        <w:rFonts w:ascii="Wingdings" w:hAnsi="Wingdings" w:hint="default"/>
+      </w:rPr>
+    </w:lvl>
+  </w:abstractNum>
+  <w:abstractNum w:abstractNumId="4" w15:restartNumberingAfterBreak="0">
+    <w:nsid w:val="3E075259"/>
+    <w:multiLevelType w:val="hybridMultilevel"/>
+    <w:tmpl w:val="AF028F3E"/>
+    <w:lvl w:ilvl="0" w:tplc="0C0A0017">
+      <w:start w:val="1"/>
+      <w:numFmt w:val="lowerLetter"/>
+      <w:lvlText w:val="%1)"/>
+      <w:lvlJc w:val="left"/>
+      <w:pPr>
+        <w:ind w:left="720" w:hanging="360"/>
+      </w:pPr>
+    </w:lvl>
+    <w:lvl w:ilvl="1" w:tplc="0C0A0019" w:tentative="1">
+      <w:start w:val="1"/>
+      <w:numFmt w:val="lowerLetter"/>
+      <w:lvlText w:val="%2."/>
+      <w:lvlJc w:val="left"/>
+      <w:pPr>
+        <w:ind w:left="1440" w:hanging="360"/>
+      </w:pPr>
+    </w:lvl>
+    <w:lvl w:ilvl="2" w:tplc="0C0A001B" w:tentative="1">
+      <w:start w:val="1"/>
+      <w:numFmt w:val="lowerRoman"/>
+      <w:lvlText w:val="%3."/>
+      <w:lvlJc w:val="right"/>
+      <w:pPr>
+        <w:ind w:left="2160" w:hanging="180"/>
+      </w:pPr>
+    </w:lvl>
+    <w:lvl w:ilvl="3" w:tplc="0C0A000F" w:tentative="1">
+      <w:start w:val="1"/>
+      <w:numFmt w:val="decimal"/>
+      <w:lvlText w:val="%4."/>
+      <w:lvlJc w:val="left"/>
+      <w:pPr>
+        <w:ind w:left="2880" w:hanging="360"/>
+      </w:pPr>
+    </w:lvl>
+    <w:lvl w:ilvl="4" w:tplc="0C0A0019" w:tentative="1">
+      <w:start w:val="1"/>
+      <w:numFmt w:val="lowerLetter"/>
+      <w:lvlText w:val="%5."/>
+      <w:lvlJc w:val="left"/>
+      <w:pPr>
+        <w:ind w:left="3600" w:hanging="360"/>
+      </w:pPr>
+    </w:lvl>
+    <w:lvl w:ilvl="5" w:tplc="0C0A001B" w:tentative="1">
+      <w:start w:val="1"/>
+      <w:numFmt w:val="lowerRoman"/>
+      <w:lvlText w:val="%6."/>
+      <w:lvlJc w:val="right"/>
+      <w:pPr>
+        <w:ind w:left="4320" w:hanging="180"/>
+      </w:pPr>
+    </w:lvl>
+    <w:lvl w:ilvl="6" w:tplc="0C0A000F" w:tentative="1">
+      <w:start w:val="1"/>
+      <w:numFmt w:val="decimal"/>
+      <w:lvlText w:val="%7."/>
+      <w:lvlJc w:val="left"/>
+      <w:pPr>
+        <w:ind w:left="5040" w:hanging="360"/>
+      </w:pPr>
+    </w:lvl>
+    <w:lvl w:ilvl="7" w:tplc="0C0A0019" w:tentative="1">
+      <w:start w:val="1"/>
+      <w:numFmt w:val="lowerLetter"/>
+      <w:lvlText w:val="%8."/>
+      <w:lvlJc w:val="left"/>
+      <w:pPr>
+        <w:ind w:left="5760" w:hanging="360"/>
+      </w:pPr>
+    </w:lvl>
+    <w:lvl w:ilvl="8" w:tplc="0C0A001B" w:tentative="1">
+      <w:start w:val="1"/>
+      <w:numFmt w:val="lowerRoman"/>
+      <w:lvlText w:val="%9."/>
+      <w:lvlJc w:val="right"/>
+      <w:pPr>
+        <w:ind w:left="6480" w:hanging="180"/>
+      </w:pPr>
+    </w:lvl>
+  </w:abstractNum>
+  <w:abstractNum w:abstractNumId="5" w15:restartNumberingAfterBreak="0">
+    <w:nsid w:val="5B94122C"/>
+    <w:multiLevelType w:val="hybridMultilevel"/>
+    <w:tmpl w:val="8F7853AC"/>
+    <w:lvl w:ilvl="0" w:tplc="0C0A0017">
+      <w:start w:val="1"/>
+      <w:numFmt w:val="lowerLetter"/>
+      <w:lvlText w:val="%1)"/>
+      <w:lvlJc w:val="left"/>
+      <w:pPr>
+        <w:ind w:left="720" w:hanging="360"/>
+      </w:pPr>
+    </w:lvl>
+    <w:lvl w:ilvl="1" w:tplc="0C0A0019" w:tentative="1">
+      <w:start w:val="1"/>
+      <w:numFmt w:val="lowerLetter"/>
+      <w:lvlText w:val="%2."/>
+      <w:lvlJc w:val="left"/>
+      <w:pPr>
+        <w:ind w:left="1440" w:hanging="360"/>
+      </w:pPr>
+    </w:lvl>
+    <w:lvl w:ilvl="2" w:tplc="0C0A001B" w:tentative="1">
+      <w:start w:val="1"/>
+      <w:numFmt w:val="lowerRoman"/>
+      <w:lvlText w:val="%3."/>
+      <w:lvlJc w:val="right"/>
+      <w:pPr>
+        <w:ind w:left="2160" w:hanging="180"/>
+      </w:pPr>
+    </w:lvl>
+    <w:lvl w:ilvl="3" w:tplc="0C0A000F" w:tentative="1">
+      <w:start w:val="1"/>
+      <w:numFmt w:val="decimal"/>
+      <w:lvlText w:val="%4."/>
+      <w:lvlJc w:val="left"/>
+      <w:pPr>
+        <w:ind w:left="2880" w:hanging="360"/>
+      </w:pPr>
+    </w:lvl>
+    <w:lvl w:ilvl="4" w:tplc="0C0A0019" w:tentative="1">
+      <w:start w:val="1"/>
+      <w:numFmt w:val="lowerLetter"/>
+      <w:lvlText w:val="%5."/>
+      <w:lvlJc w:val="left"/>
+      <w:pPr>
+        <w:ind w:left="3600" w:hanging="360"/>
+      </w:pPr>
+    </w:lvl>
+    <w:lvl w:ilvl="5" w:tplc="0C0A001B" w:tentative="1">
+      <w:start w:val="1"/>
+      <w:numFmt w:val="lowerRoman"/>
+      <w:lvlText w:val="%6."/>
+      <w:lvlJc w:val="right"/>
+      <w:pPr>
+        <w:ind w:left="4320" w:hanging="180"/>
+      </w:pPr>
+    </w:lvl>
+    <w:lvl w:ilvl="6" w:tplc="0C0A000F" w:tentative="1">
+      <w:start w:val="1"/>
+      <w:numFmt w:val="decimal"/>
+      <w:lvlText w:val="%7."/>
+      <w:lvlJc w:val="left"/>
+      <w:pPr>
+        <w:ind w:left="5040" w:hanging="360"/>
+      </w:pPr>
+    </w:lvl>
+    <w:lvl w:ilvl="7" w:tplc="0C0A0019" w:tentative="1">
+      <w:start w:val="1"/>
+      <w:numFmt w:val="lowerLetter"/>
+      <w:lvlText w:val="%8."/>
+      <w:lvlJc w:val="left"/>
+      <w:pPr>
+        <w:ind w:left="5760" w:hanging="360"/>
+      </w:pPr>
+    </w:lvl>
+    <w:lvl w:ilvl="8" w:tplc="0C0A001B" w:tentative="1">
+      <w:start w:val="1"/>
+      <w:numFmt w:val="lowerRoman"/>
+      <w:lvlText w:val="%9."/>
+      <w:lvlJc w:val="right"/>
+      <w:pPr>
+        <w:ind w:left="6480" w:hanging="180"/>
+      </w:pPr>
+    </w:lvl>
+  </w:abstractNum>
+  <w:abstractNum w:abstractNumId="6" w15:restartNumberingAfterBreak="0">
+    <w:nsid w:val="5D817739"/>
+    <w:multiLevelType w:val="multilevel"/>
+    <w:tmpl w:val="0C0A001F"/>
+    <w:lvl w:ilvl="0">
+      <w:start w:val="1"/>
+      <w:numFmt w:val="decimal"/>
+      <w:lvlText w:val="%1."/>
+      <w:lvlJc w:val="left"/>
+      <w:pPr>
+        <w:ind w:left="720" w:hanging="360"/>
+      </w:pPr>
+    </w:lvl>
+    <w:lvl w:ilvl="1">
+      <w:start w:val="1"/>
+      <w:numFmt w:val="decimal"/>
+      <w:lvlText w:val="%1.%2."/>
+      <w:lvlJc w:val="left"/>
+      <w:pPr>
+        <w:ind w:left="1152" w:hanging="432"/>
+      </w:pPr>
+    </w:lvl>
+    <w:lvl w:ilvl="2">
+      <w:start w:val="1"/>
+      <w:numFmt w:val="decimal"/>
+      <w:lvlText w:val="%1.%2.%3."/>
+      <w:lvlJc w:val="left"/>
+      <w:pPr>
+        <w:ind w:left="1584" w:hanging="504"/>
+      </w:pPr>
+    </w:lvl>
+    <w:lvl w:ilvl="3">
+      <w:start w:val="1"/>
+      <w:numFmt w:val="decimal"/>
+      <w:lvlText w:val="%1.%2.%3.%4."/>
+      <w:lvlJc w:val="left"/>
+      <w:pPr>
+        <w:ind w:left="2088" w:hanging="648"/>
+      </w:pPr>
+    </w:lvl>
+    <w:lvl w:ilvl="4">
+      <w:start w:val="1"/>
+      <w:numFmt w:val="decimal"/>
+      <w:lvlText w:val="%1.%2.%3.%4.%5."/>
+      <w:lvlJc w:val="left"/>
+      <w:pPr>
+        <w:ind w:left="2592" w:hanging="792"/>
+      </w:pPr>
+    </w:lvl>
+    <w:lvl w:ilvl="5">
+      <w:start w:val="1"/>
+      <w:numFmt w:val="decimal"/>
+      <w:lvlText w:val="%1.%2.%3.%4.%5.%6."/>
+      <w:lvlJc w:val="left"/>
+      <w:pPr>
+        <w:ind w:left="3096" w:hanging="936"/>
+      </w:pPr>
+    </w:lvl>
+    <w:lvl w:ilvl="6">
+      <w:start w:val="1"/>
+      <w:numFmt w:val="decimal"/>
+      <w:lvlText w:val="%1.%2.%3.%4.%5.%6.%7."/>
+      <w:lvlJc w:val="left"/>
+      <w:pPr>
+        <w:ind w:left="3600" w:hanging="1080"/>
+      </w:pPr>
+    </w:lvl>
+    <w:lvl w:ilvl="7">
+      <w:start w:val="1"/>
+      <w:numFmt w:val="decimal"/>
+      <w:lvlText w:val="%1.%2.%3.%4.%5.%6.%7.%8."/>
+      <w:lvlJc w:val="left"/>
+      <w:pPr>
+        <w:ind w:left="4104" w:hanging="1224"/>
+      </w:pPr>
+    </w:lvl>
+    <w:lvl w:ilvl="8">
+      <w:start w:val="1"/>
+      <w:numFmt w:val="decimal"/>
+      <w:lvlText w:val="%1.%2.%3.%4.%5.%6.%7.%8.%9."/>
+      <w:lvlJc w:val="left"/>
+      <w:pPr>
+        <w:ind w:left="4680" w:hanging="1440"/>
+      </w:pPr>
+    </w:lvl>
+  </w:abstractNum>
+  <w:abstractNum w:abstractNumId="7" w15:restartNumberingAfterBreak="0">
+    <w:nsid w:val="7D3A75FD"/>
+    <w:multiLevelType w:val="hybridMultilevel"/>
+    <w:tmpl w:val="E148304E"/>
+    <w:lvl w:ilvl="0" w:tplc="1C8C7BB8">
+      <w:start w:val="2"/>
+      <w:numFmt w:val="bullet"/>
+      <w:lvlText w:val="-"/>
+      <w:lvlJc w:val="left"/>
+      <w:pPr>
+        <w:ind w:left="720" w:hanging="360"/>
+      </w:pPr>
+      <w:rPr>
+        <w:rFonts w:ascii="Arial" w:eastAsiaTheme="minorHAnsi" w:hAnsi="Arial" w:cs="Arial" w:hint="default"/>
+      </w:rPr>
+    </w:lvl>
+    <w:lvl w:ilvl="1" w:tplc="0C0A0003" w:tentative="1">
+      <w:start w:val="1"/>
+      <w:numFmt w:val="bullet"/>
+      <w:lvlText w:val="o"/>
+      <w:lvlJc w:val="left"/>
+      <w:pPr>
+        <w:ind w:left="1440" w:hanging="360"/>
+      </w:pPr>
+      <w:rPr>
+        <w:rFonts w:ascii="Courier New" w:hAnsi="Courier New" w:cs="Courier New" w:hint="default"/>
+      </w:rPr>
+    </w:lvl>
+    <w:lvl w:ilvl="2" w:tplc="0C0A0005" w:tentative="1">
+      <w:start w:val="1"/>
+      <w:numFmt w:val="bullet"/>
+      <w:lvlText w:val=""/>
+      <w:lvlJc w:val="left"/>
+      <w:pPr>
+        <w:ind w:left="2160" w:hanging="360"/>
+      </w:pPr>
+      <w:rPr>
+        <w:rFonts w:ascii="Wingdings" w:hAnsi="Wingdings" w:hint="default"/>
+      </w:rPr>
+    </w:lvl>
+    <w:lvl w:ilvl="3" w:tplc="0C0A0001" w:tentative="1">
+      <w:start w:val="1"/>
+      <w:numFmt w:val="bullet"/>
+      <w:lvlText w:val=""/>
+      <w:lvlJc w:val="left"/>
+      <w:pPr>
+        <w:ind w:left="2880" w:hanging="360"/>
+      </w:pPr>
+      <w:rPr>
+        <w:rFonts w:ascii="Symbol" w:hAnsi="Symbol" w:hint="default"/>
+      </w:rPr>
+    </w:lvl>
+    <w:lvl w:ilvl="4" w:tplc="0C0A0003" w:tentative="1">
+      <w:start w:val="1"/>
+      <w:numFmt w:val="bullet"/>
+      <w:lvlText w:val="o"/>
+      <w:lvlJc w:val="left"/>
+      <w:pPr>
+        <w:ind w:left="3600" w:hanging="360"/>
+      </w:pPr>
+      <w:rPr>
+        <w:rFonts w:ascii="Courier New" w:hAnsi="Courier New" w:cs="Courier New" w:hint="default"/>
+      </w:rPr>
+    </w:lvl>
+    <w:lvl w:ilvl="5" w:tplc="0C0A0005" w:tentative="1">
+      <w:start w:val="1"/>
+      <w:numFmt w:val="bullet"/>
+      <w:lvlText w:val=""/>
+      <w:lvlJc w:val="left"/>
+      <w:pPr>
+        <w:ind w:left="4320" w:hanging="360"/>
+      </w:pPr>
+      <w:rPr>
+        <w:rFonts w:ascii="Wingdings" w:hAnsi="Wingdings" w:hint="default"/>
+      </w:rPr>
+    </w:lvl>
+    <w:lvl w:ilvl="6" w:tplc="0C0A0001" w:tentative="1">
+      <w:start w:val="1"/>
+      <w:numFmt w:val="bullet"/>
+      <w:lvlText w:val=""/>
+      <w:lvlJc w:val="left"/>
+      <w:pPr>
+        <w:ind w:left="5040" w:hanging="360"/>
+      </w:pPr>
+      <w:rPr>
+        <w:rFonts w:ascii="Symbol" w:hAnsi="Symbol" w:hint="default"/>
+      </w:rPr>
+    </w:lvl>
+    <w:lvl w:ilvl="7" w:tplc="0C0A0003" w:tentative="1">
+      <w:start w:val="1"/>
+      <w:numFmt w:val="bullet"/>
+      <w:lvlText w:val="o"/>
+      <w:lvlJc w:val="left"/>
+      <w:pPr>
+        <w:ind w:left="5760" w:hanging="360"/>
+      </w:pPr>
+      <w:rPr>
+        <w:rFonts w:ascii="Courier New" w:hAnsi="Courier New" w:cs="Courier New" w:hint="default"/>
+      </w:rPr>
+    </w:lvl>
+    <w:lvl w:ilvl="8" w:tplc="0C0A0005" w:tentative="1">
+      <w:start w:val="1"/>
+      <w:numFmt w:val="bullet"/>
+      <w:lvlText w:val=""/>
+      <w:lvlJc w:val="left"/>
+      <w:pPr>
+        <w:ind w:left="6480" w:hanging="360"/>
+      </w:pPr>
+      <w:rPr>
+        <w:rFonts w:ascii="Wingdings" w:hAnsi="Wingdings" w:hint="default"/>
+      </w:rPr>
+    </w:lvl>
+  </w:abstractNum>
+  <w:num w:numId="1" w16cid:durableId="1826169557">
     <w:abstractNumId w:val="0"/>
   </w:num>
-  <w:num w:numId="2">
+  <w:num w:numId="2" w16cid:durableId="2110618832">
+    <w:abstractNumId w:val="7"/>
+  </w:num>
+  <w:num w:numId="3" w16cid:durableId="997460065">
+    <w:abstractNumId w:val="1"/>
+  </w:num>
+  <w:num w:numId="4" w16cid:durableId="2037928513">
+    <w:abstractNumId w:val="6"/>
+  </w:num>
+  <w:num w:numId="5" w16cid:durableId="989864176">
+    <w:abstractNumId w:val="5"/>
+  </w:num>
+  <w:num w:numId="6" w16cid:durableId="1927420370">
+    <w:abstractNumId w:val="4"/>
+  </w:num>
+  <w:num w:numId="7" w16cid:durableId="936715753">
     <w:abstractNumId w:val="2"/>
   </w:num>
-  <w:num w:numId="3">
-    <w:abstractNumId w:val="1"/>
+  <w:num w:numId="8" w16cid:durableId="468785831">
+    <w:abstractNumId w:val="3"/>
   </w:num>
 </w:numbering>
 </file>
 
 <file path=word/styles.xml><?xml version="1.0" encoding="utf-8"?>
-<w:styles xmlns:mc="http://schemas.openxmlformats.org/markup-compatibility/2006" xmlns:r="http://schemas.openxmlformats.org/officeDocument/2006/relationships" xmlns:w="http://schemas.openxmlformats.org/wordprocessingml/2006/main" xmlns:w14="http://schemas.microsoft.com/office/word/2010/wordml" xmlns:w15="http://schemas.microsoft.com/office/word/2012/wordml" mc:Ignorable="w14 w15">
+<w:styles xmlns:mc="http://schemas.openxmlformats.org/markup-compatibility/2006" xmlns:r="http://schemas.openxmlformats.org/officeDocument/2006/relationships" xmlns:w="http://schemas.openxmlformats.org/wordprocessingml/2006/main" xmlns:w14="http://schemas.microsoft.com/office/word/2010/wordml" xmlns:w15="http://schemas.microsoft.com/office/word/2012/wordml" xmlns:w16cex="http://schemas.microsoft.com/office/word/2018/wordml/cex" xmlns:w16cid="http://schemas.microsoft.com/office/word/2016/wordml/cid" xmlns:w16="http://schemas.microsoft.com/office/word/2018/wordml" xmlns:w16du="http://schemas.microsoft.com/office/word/2023/wordml/word16du" xmlns:w16sdtdh="http://schemas.microsoft.com/office/word/2020/wordml/sdtdatahash" xmlns:w16sdtfl="http://schemas.microsoft.com/office/word/2024/wordml/sdtformatlock" xmlns:w16se="http://schemas.microsoft.com/office/word/2015/wordml/symex" mc:Ignorable="w14 w15 w16se w16cid w16 w16cex w16sdtdh w16sdtfl w16du">
   <w:docDefaults>
     <w:rPrDefault>
       <w:rPr>
@@ -6481,7 +10094,7 @@
       </w:pPr>
     </w:pPrDefault>
   </w:docDefaults>
-  <w:latentStyles w:defLockedState="0" w:defUIPriority="99" w:defSemiHidden="0" w:defUnhideWhenUsed="0" w:defQFormat="0" w:count="371">
+  <w:latentStyles w:defLockedState="0" w:defUIPriority="99" w:defSemiHidden="0" w:defUnhideWhenUsed="0" w:defQFormat="0" w:count="376">
     <w:lsdException w:name="Normal" w:uiPriority="0" w:qFormat="1"/>
     <w:lsdException w:name="heading 1" w:uiPriority="9" w:qFormat="1"/>
     <w:lsdException w:name="heading 2" w:semiHidden="1" w:uiPriority="9" w:unhideWhenUsed="1" w:qFormat="1"/>
@@ -6853,6 +10466,11 @@
     <w:lsdException w:name="List Table 5 Dark Accent 6" w:uiPriority="50"/>
     <w:lsdException w:name="List Table 6 Colorful Accent 6" w:uiPriority="51"/>
     <w:lsdException w:name="List Table 7 Colorful Accent 6" w:uiPriority="52"/>
+    <w:lsdException w:name="Mention" w:semiHidden="1" w:unhideWhenUsed="1"/>
+    <w:lsdException w:name="Smart Hyperlink" w:semiHidden="1" w:unhideWhenUsed="1"/>
+    <w:lsdException w:name="Hashtag" w:semiHidden="1" w:unhideWhenUsed="1"/>
+    <w:lsdException w:name="Unresolved Mention" w:semiHidden="1" w:unhideWhenUsed="1"/>
+    <w:lsdException w:name="Smart Link" w:semiHidden="1" w:unhideWhenUsed="1"/>
   </w:latentStyles>
   <w:style w:type="paragraph" w:default="1" w:styleId="Normal">
     <w:name w:val="Normal"/>
@@ -6927,7 +10545,6 @@
   <w:style w:type="character" w:default="1" w:styleId="Fuentedeprrafopredeter">
     <w:name w:val="Default Paragraph Font"/>
     <w:uiPriority w:val="1"/>
-    <w:semiHidden/>
     <w:unhideWhenUsed/>
   </w:style>
   <w:style w:type="table" w:default="1" w:styleId="Tablanormal">
@@ -7062,6 +10679,29 @@
       <w:color w:val="1F4D78" w:themeColor="accent1" w:themeShade="7F"/>
       <w:sz w:val="24"/>
       <w:szCs w:val="24"/>
+    </w:rPr>
+  </w:style>
+  <w:style w:type="character" w:styleId="Hipervnculo">
+    <w:name w:val="Hyperlink"/>
+    <w:basedOn w:val="Fuentedeprrafopredeter"/>
+    <w:uiPriority w:val="99"/>
+    <w:unhideWhenUsed/>
+    <w:rsid w:val="0019565F"/>
+    <w:rPr>
+      <w:color w:val="0563C1" w:themeColor="hyperlink"/>
+      <w:u w:val="single"/>
+    </w:rPr>
+  </w:style>
+  <w:style w:type="character" w:styleId="Mencinsinresolver">
+    <w:name w:val="Unresolved Mention"/>
+    <w:basedOn w:val="Fuentedeprrafopredeter"/>
+    <w:uiPriority w:val="99"/>
+    <w:semiHidden/>
+    <w:unhideWhenUsed/>
+    <w:rsid w:val="0019565F"/>
+    <w:rPr>
+      <w:color w:val="605E5C"/>
+      <w:shd w:val="clear" w:color="auto" w:fill="E1DFDD"/>
     </w:rPr>
   </w:style>
 </w:styles>

--- a/SistemaAnalisisMercadoAutomocion.docx
+++ b/SistemaAnalisisMercadoAutomocion.docx
@@ -2059,6 +2059,7 @@
           </w:tcPr>
           <w:p>
             <w:pPr>
+              <w:keepNext/>
               <w:spacing w:line="276" w:lineRule="auto"/>
               <w:jc w:val="center"/>
               <w:rPr>
@@ -2095,13 +2096,63 @@
     </w:tbl>
     <w:p>
       <w:pPr>
-        <w:spacing w:line="276" w:lineRule="auto"/>
-        <w:jc w:val="both"/>
-        <w:rPr>
-          <w:rFonts w:ascii="Arial" w:hAnsi="Arial" w:cs="Arial"/>
-          <w:sz w:val="24"/>
-        </w:rPr>
-      </w:pPr>
+        <w:pStyle w:val="Descripcin"/>
+        <w:jc w:val="center"/>
+        <w:rPr>
+          <w:rFonts w:ascii="Arial" w:hAnsi="Arial" w:cs="Arial"/>
+          <w:sz w:val="28"/>
+        </w:rPr>
+      </w:pPr>
+      <w:r>
+        <w:rPr>
+          <w:rFonts w:ascii="Arial" w:hAnsi="Arial" w:cs="Arial"/>
+          <w:sz w:val="20"/>
+        </w:rPr>
+        <w:t xml:space="preserve">Tabla </w:t>
+      </w:r>
+      <w:r>
+        <w:rPr>
+          <w:rFonts w:ascii="Arial" w:hAnsi="Arial" w:cs="Arial"/>
+          <w:sz w:val="20"/>
+        </w:rPr>
+        <w:fldChar w:fldCharType="begin"/>
+      </w:r>
+      <w:r>
+        <w:rPr>
+          <w:rFonts w:ascii="Arial" w:hAnsi="Arial" w:cs="Arial"/>
+          <w:sz w:val="20"/>
+        </w:rPr>
+        <w:instrText xml:space="preserve"> SEQ Tabla \* ARABIC </w:instrText>
+      </w:r>
+      <w:r>
+        <w:rPr>
+          <w:rFonts w:ascii="Arial" w:hAnsi="Arial" w:cs="Arial"/>
+          <w:sz w:val="20"/>
+        </w:rPr>
+        <w:fldChar w:fldCharType="separate"/>
+      </w:r>
+      <w:r>
+        <w:rPr>
+          <w:rFonts w:ascii="Arial" w:hAnsi="Arial" w:cs="Arial"/>
+          <w:noProof/>
+          <w:sz w:val="20"/>
+        </w:rPr>
+        <w:t>1</w:t>
+      </w:r>
+      <w:r>
+        <w:rPr>
+          <w:rFonts w:ascii="Arial" w:hAnsi="Arial" w:cs="Arial"/>
+          <w:sz w:val="20"/>
+        </w:rPr>
+        <w:fldChar w:fldCharType="end"/>
+      </w:r>
+      <w:r>
+        <w:rPr>
+          <w:rFonts w:ascii="Arial" w:hAnsi="Arial" w:cs="Arial"/>
+          <w:sz w:val="20"/>
+        </w:rPr>
+        <w:t>: Datos que contiene el fichero de vehículos</w:t>
+      </w:r>
     </w:p>
     <w:p>
       <w:pPr>
@@ -3230,6 +3281,7 @@
           </w:tcPr>
           <w:p>
             <w:pPr>
+              <w:keepNext/>
               <w:spacing w:line="276" w:lineRule="auto"/>
               <w:jc w:val="center"/>
               <w:rPr>
@@ -3250,8 +3302,63 @@
     </w:tbl>
     <w:p>
       <w:pPr>
-        <w:jc w:val="both"/>
-      </w:pPr>
+        <w:pStyle w:val="Descripcin"/>
+        <w:jc w:val="center"/>
+        <w:rPr>
+          <w:rFonts w:ascii="Arial" w:hAnsi="Arial" w:cs="Arial"/>
+          <w:sz w:val="20"/>
+        </w:rPr>
+      </w:pPr>
+      <w:r>
+        <w:rPr>
+          <w:rFonts w:ascii="Arial" w:hAnsi="Arial" w:cs="Arial"/>
+          <w:sz w:val="20"/>
+        </w:rPr>
+        <w:t xml:space="preserve">Tabla </w:t>
+      </w:r>
+      <w:r>
+        <w:rPr>
+          <w:rFonts w:ascii="Arial" w:hAnsi="Arial" w:cs="Arial"/>
+          <w:sz w:val="20"/>
+        </w:rPr>
+        <w:fldChar w:fldCharType="begin"/>
+      </w:r>
+      <w:r>
+        <w:rPr>
+          <w:rFonts w:ascii="Arial" w:hAnsi="Arial" w:cs="Arial"/>
+          <w:sz w:val="20"/>
+        </w:rPr>
+        <w:instrText xml:space="preserve"> SEQ Tabla \* ARABIC </w:instrText>
+      </w:r>
+      <w:r>
+        <w:rPr>
+          <w:rFonts w:ascii="Arial" w:hAnsi="Arial" w:cs="Arial"/>
+          <w:sz w:val="20"/>
+        </w:rPr>
+        <w:fldChar w:fldCharType="separate"/>
+      </w:r>
+      <w:r>
+        <w:rPr>
+          <w:rFonts w:ascii="Arial" w:hAnsi="Arial" w:cs="Arial"/>
+          <w:noProof/>
+          <w:sz w:val="20"/>
+        </w:rPr>
+        <w:t>2</w:t>
+      </w:r>
+      <w:r>
+        <w:rPr>
+          <w:rFonts w:ascii="Arial" w:hAnsi="Arial" w:cs="Arial"/>
+          <w:sz w:val="20"/>
+        </w:rPr>
+        <w:fldChar w:fldCharType="end"/>
+      </w:r>
+      <w:r>
+        <w:rPr>
+          <w:rFonts w:ascii="Arial" w:hAnsi="Arial" w:cs="Arial"/>
+          <w:sz w:val="20"/>
+        </w:rPr>
+        <w:t>: Datos que contiene el fichero de ventas y mantenimiento.</w:t>
+      </w:r>
     </w:p>
     <w:p>
       <w:pPr>
@@ -3293,7 +3400,23 @@
           <w:rFonts w:ascii="Arial" w:hAnsi="Arial" w:cs="Arial"/>
           <w:sz w:val="24"/>
         </w:rPr>
-        <w:t>Este fichero contiene el feedback cualitativo y puntuaciones de los clientes. En concreto cuenta con un total de 500 opiniones identificadas por un identificador único y que se asocia al identificador del vehículo y del cliente. Además cuenta con otras 8 características. Las variables que tiene son:</w:t>
+        <w:t xml:space="preserve">Este fichero contiene el </w:t>
+      </w:r>
+      <w:proofErr w:type="spellStart"/>
+      <w:r>
+        <w:rPr>
+          <w:rFonts w:ascii="Arial" w:hAnsi="Arial" w:cs="Arial"/>
+          <w:sz w:val="24"/>
+        </w:rPr>
+        <w:t>feedback</w:t>
+      </w:r>
+      <w:proofErr w:type="spellEnd"/>
+      <w:r>
+        <w:rPr>
+          <w:rFonts w:ascii="Arial" w:hAnsi="Arial" w:cs="Arial"/>
+          <w:sz w:val="24"/>
+        </w:rPr>
+        <w:t xml:space="preserve"> cualitativo y puntuaciones de los clientes. En concreto cuenta con un total de 500 opiniones identificadas por un identificador único y que se asocia al identificador del vehículo y del cliente. Además cuenta con otras 8 características. Las variables que tiene son:</w:t>
       </w:r>
     </w:p>
     <w:tbl>
@@ -4437,6 +4560,7 @@
           </w:tcPr>
           <w:p>
             <w:pPr>
+              <w:keepNext/>
               <w:spacing w:line="276" w:lineRule="auto"/>
               <w:jc w:val="center"/>
               <w:rPr>
@@ -4457,13 +4581,63 @@
     </w:tbl>
     <w:p>
       <w:pPr>
-        <w:spacing w:line="276" w:lineRule="auto"/>
-        <w:jc w:val="both"/>
-        <w:rPr>
-          <w:rFonts w:ascii="Arial" w:hAnsi="Arial" w:cs="Arial"/>
-          <w:sz w:val="24"/>
-        </w:rPr>
-      </w:pPr>
+        <w:pStyle w:val="Descripcin"/>
+        <w:jc w:val="center"/>
+        <w:rPr>
+          <w:rFonts w:ascii="Arial" w:hAnsi="Arial" w:cs="Arial"/>
+          <w:sz w:val="28"/>
+        </w:rPr>
+      </w:pPr>
+      <w:r>
+        <w:rPr>
+          <w:rFonts w:ascii="Arial" w:hAnsi="Arial" w:cs="Arial"/>
+          <w:sz w:val="20"/>
+        </w:rPr>
+        <w:t xml:space="preserve">Tabla </w:t>
+      </w:r>
+      <w:r>
+        <w:rPr>
+          <w:rFonts w:ascii="Arial" w:hAnsi="Arial" w:cs="Arial"/>
+          <w:sz w:val="20"/>
+        </w:rPr>
+        <w:fldChar w:fldCharType="begin"/>
+      </w:r>
+      <w:r>
+        <w:rPr>
+          <w:rFonts w:ascii="Arial" w:hAnsi="Arial" w:cs="Arial"/>
+          <w:sz w:val="20"/>
+        </w:rPr>
+        <w:instrText xml:space="preserve"> SEQ Tabla \* ARABIC </w:instrText>
+      </w:r>
+      <w:r>
+        <w:rPr>
+          <w:rFonts w:ascii="Arial" w:hAnsi="Arial" w:cs="Arial"/>
+          <w:sz w:val="20"/>
+        </w:rPr>
+        <w:fldChar w:fldCharType="separate"/>
+      </w:r>
+      <w:r>
+        <w:rPr>
+          <w:rFonts w:ascii="Arial" w:hAnsi="Arial" w:cs="Arial"/>
+          <w:noProof/>
+          <w:sz w:val="20"/>
+        </w:rPr>
+        <w:t>3</w:t>
+      </w:r>
+      <w:r>
+        <w:rPr>
+          <w:rFonts w:ascii="Arial" w:hAnsi="Arial" w:cs="Arial"/>
+          <w:sz w:val="20"/>
+        </w:rPr>
+        <w:fldChar w:fldCharType="end"/>
+      </w:r>
+      <w:r>
+        <w:rPr>
+          <w:rFonts w:ascii="Arial" w:hAnsi="Arial" w:cs="Arial"/>
+          <w:sz w:val="20"/>
+        </w:rPr>
+        <w:t>: Datos que contiene el fichero de opiniones de clientes.</w:t>
+      </w:r>
     </w:p>
     <w:p>
       <w:pPr>
@@ -4492,6 +4666,4086 @@
     </w:p>
     <w:p>
       <w:pPr>
+        <w:pStyle w:val="Ttulo2"/>
+        <w:numPr>
+          <w:ilvl w:val="1"/>
+          <w:numId w:val="1"/>
+        </w:numPr>
+        <w:spacing w:line="276" w:lineRule="auto"/>
+        <w:jc w:val="both"/>
+        <w:rPr>
+          <w:rFonts w:ascii="Arial" w:hAnsi="Arial" w:cs="Arial"/>
+          <w:b/>
+          <w:color w:val="auto"/>
+          <w:sz w:val="28"/>
+        </w:rPr>
+      </w:pPr>
+      <w:r>
+        <w:rPr>
+          <w:rFonts w:ascii="Arial" w:hAnsi="Arial" w:cs="Arial"/>
+          <w:b/>
+          <w:color w:val="auto"/>
+          <w:sz w:val="28"/>
+        </w:rPr>
+        <w:t>An</w:t>
+      </w:r>
+      <w:r>
+        <w:rPr>
+          <w:rFonts w:ascii="Arial" w:hAnsi="Arial" w:cs="Arial"/>
+          <w:b/>
+          <w:color w:val="auto"/>
+          <w:sz w:val="28"/>
+        </w:rPr>
+        <w:t>á</w:t>
+      </w:r>
+      <w:r>
+        <w:rPr>
+          <w:rFonts w:ascii="Arial" w:hAnsi="Arial" w:cs="Arial"/>
+          <w:b/>
+          <w:color w:val="auto"/>
+          <w:sz w:val="28"/>
+        </w:rPr>
+        <w:t>lisis Exploratorio del Dominio</w:t>
+      </w:r>
+    </w:p>
+    <w:p>
+      <w:pPr>
+        <w:pStyle w:val="Ttulo3"/>
+        <w:numPr>
+          <w:ilvl w:val="0"/>
+          <w:numId w:val="9"/>
+        </w:numPr>
+        <w:rPr>
+          <w:rFonts w:ascii="Arial" w:hAnsi="Arial" w:cs="Arial"/>
+          <w:b/>
+        </w:rPr>
+      </w:pPr>
+      <w:r>
+        <w:rPr>
+          <w:rFonts w:ascii="Arial" w:hAnsi="Arial" w:cs="Arial"/>
+          <w:b/>
+          <w:color w:val="auto"/>
+        </w:rPr>
+        <w:t>Analizar distribución de marcas, modelos y segmentos</w:t>
+      </w:r>
+    </w:p>
+    <w:p>
+      <w:pPr>
+        <w:pStyle w:val="Prrafodelista"/>
+        <w:jc w:val="both"/>
+        <w:rPr>
+          <w:rFonts w:ascii="Arial" w:hAnsi="Arial" w:cs="Arial"/>
+          <w:sz w:val="24"/>
+          <w:szCs w:val="24"/>
+        </w:rPr>
+      </w:pPr>
+    </w:p>
+    <w:p>
+      <w:pPr>
+        <w:pStyle w:val="Prrafodelista"/>
+        <w:ind w:left="0"/>
+        <w:jc w:val="both"/>
+        <w:rPr>
+          <w:rFonts w:ascii="Arial" w:hAnsi="Arial" w:cs="Arial"/>
+          <w:sz w:val="24"/>
+          <w:szCs w:val="24"/>
+        </w:rPr>
+      </w:pPr>
+      <w:r>
+        <w:rPr>
+          <w:rFonts w:ascii="Arial" w:hAnsi="Arial" w:cs="Arial"/>
+          <w:sz w:val="24"/>
+          <w:szCs w:val="24"/>
+        </w:rPr>
+        <w:t>El objetivo de este primer apartado es comprender la composición del conjunto de datos, identificando cómo se distribuyen los vehículos según marca, modelo y segmento de mercado. Este análisis permite detectar posibles sesgos en los datos y entender qué tipos de vehículos están más representados.</w:t>
+      </w:r>
+    </w:p>
+    <w:p>
+      <w:pPr>
+        <w:pStyle w:val="Prrafodelista"/>
+        <w:ind w:left="0"/>
+        <w:jc w:val="both"/>
+        <w:rPr>
+          <w:rFonts w:ascii="Arial" w:hAnsi="Arial" w:cs="Arial"/>
+          <w:sz w:val="24"/>
+          <w:szCs w:val="24"/>
+        </w:rPr>
+      </w:pPr>
+    </w:p>
+    <w:p>
+      <w:pPr>
+        <w:pStyle w:val="Prrafodelista"/>
+        <w:ind w:left="0"/>
+        <w:jc w:val="center"/>
+        <w:rPr>
+          <w:rFonts w:ascii="Arial" w:hAnsi="Arial" w:cs="Arial"/>
+          <w:b/>
+          <w:bCs/>
+          <w:sz w:val="24"/>
+          <w:szCs w:val="24"/>
+        </w:rPr>
+      </w:pPr>
+      <w:r>
+        <w:rPr>
+          <w:rFonts w:ascii="Arial" w:hAnsi="Arial" w:cs="Arial"/>
+          <w:b/>
+          <w:bCs/>
+          <w:sz w:val="24"/>
+          <w:szCs w:val="24"/>
+        </w:rPr>
+        <w:t>Análisis de marca</w:t>
+      </w:r>
+    </w:p>
+    <w:p>
+      <w:pPr>
+        <w:pStyle w:val="Prrafodelista"/>
+        <w:keepNext/>
+        <w:ind w:left="0"/>
+        <w:jc w:val="both"/>
+      </w:pPr>
+      <w:r>
+        <w:rPr>
+          <w:rFonts w:ascii="Arial" w:hAnsi="Arial" w:cs="Arial"/>
+          <w:noProof/>
+          <w:sz w:val="24"/>
+          <w:szCs w:val="24"/>
+          <w:lang w:eastAsia="es-ES"/>
+        </w:rPr>
+        <w:drawing>
+          <wp:inline distT="0" distB="0" distL="0" distR="0" wp14:anchorId="4974BAD4" wp14:editId="7EFD87A5">
+            <wp:extent cx="5400040" cy="3444240"/>
+            <wp:effectExtent l="0" t="0" r="0" b="3810"/>
+            <wp:docPr id="1091477871" name="Imagen 1"/>
+            <wp:cNvGraphicFramePr>
+              <a:graphicFrameLocks xmlns:a="http://schemas.openxmlformats.org/drawingml/2006/main" noChangeAspect="1"/>
+            </wp:cNvGraphicFramePr>
+            <a:graphic xmlns:a="http://schemas.openxmlformats.org/drawingml/2006/main">
+              <a:graphicData uri="http://schemas.openxmlformats.org/drawingml/2006/picture">
+                <pic:pic xmlns:pic="http://schemas.openxmlformats.org/drawingml/2006/picture">
+                  <pic:nvPicPr>
+                    <pic:cNvPr id="1091477871" name=""/>
+                    <pic:cNvPicPr/>
+                  </pic:nvPicPr>
+                  <pic:blipFill>
+                    <a:blip r:embed="rId10"/>
+                    <a:stretch>
+                      <a:fillRect/>
+                    </a:stretch>
+                  </pic:blipFill>
+                  <pic:spPr>
+                    <a:xfrm>
+                      <a:off x="0" y="0"/>
+                      <a:ext cx="5400040" cy="3444240"/>
+                    </a:xfrm>
+                    <a:prstGeom prst="rect">
+                      <a:avLst/>
+                    </a:prstGeom>
+                  </pic:spPr>
+                </pic:pic>
+              </a:graphicData>
+            </a:graphic>
+          </wp:inline>
+        </w:drawing>
+      </w:r>
+    </w:p>
+    <w:p>
+      <w:pPr>
+        <w:pStyle w:val="Descripcin"/>
+        <w:jc w:val="center"/>
+        <w:rPr>
+          <w:rFonts w:ascii="Arial" w:hAnsi="Arial" w:cs="Arial"/>
+          <w:sz w:val="28"/>
+          <w:szCs w:val="24"/>
+        </w:rPr>
+      </w:pPr>
+      <w:r>
+        <w:rPr>
+          <w:rFonts w:ascii="Arial" w:hAnsi="Arial" w:cs="Arial"/>
+          <w:sz w:val="20"/>
+        </w:rPr>
+        <w:t xml:space="preserve">Ilustración </w:t>
+      </w:r>
+      <w:r>
+        <w:rPr>
+          <w:rFonts w:ascii="Arial" w:hAnsi="Arial" w:cs="Arial"/>
+          <w:sz w:val="20"/>
+        </w:rPr>
+        <w:fldChar w:fldCharType="begin"/>
+      </w:r>
+      <w:r>
+        <w:rPr>
+          <w:rFonts w:ascii="Arial" w:hAnsi="Arial" w:cs="Arial"/>
+          <w:sz w:val="20"/>
+        </w:rPr>
+        <w:instrText xml:space="preserve"> SEQ Ilustración \* ARABIC </w:instrText>
+      </w:r>
+      <w:r>
+        <w:rPr>
+          <w:rFonts w:ascii="Arial" w:hAnsi="Arial" w:cs="Arial"/>
+          <w:sz w:val="20"/>
+        </w:rPr>
+        <w:fldChar w:fldCharType="separate"/>
+      </w:r>
+      <w:r>
+        <w:rPr>
+          <w:rFonts w:ascii="Arial" w:hAnsi="Arial" w:cs="Arial"/>
+          <w:noProof/>
+          <w:sz w:val="20"/>
+        </w:rPr>
+        <w:t>1</w:t>
+      </w:r>
+      <w:r>
+        <w:rPr>
+          <w:rFonts w:ascii="Arial" w:hAnsi="Arial" w:cs="Arial"/>
+          <w:sz w:val="20"/>
+        </w:rPr>
+        <w:fldChar w:fldCharType="end"/>
+      </w:r>
+      <w:r>
+        <w:rPr>
+          <w:rFonts w:ascii="Arial" w:hAnsi="Arial" w:cs="Arial"/>
+          <w:sz w:val="20"/>
+        </w:rPr>
+        <w:t>: Gráfico de la distribución de vehículos por marca.</w:t>
+      </w:r>
+    </w:p>
+    <w:p>
+      <w:pPr>
+        <w:pStyle w:val="Prrafodelista"/>
+        <w:numPr>
+          <w:ilvl w:val="0"/>
+          <w:numId w:val="2"/>
+        </w:numPr>
+        <w:jc w:val="both"/>
+        <w:rPr>
+          <w:rFonts w:ascii="Arial" w:hAnsi="Arial" w:cs="Arial"/>
+          <w:sz w:val="24"/>
+          <w:szCs w:val="24"/>
+        </w:rPr>
+      </w:pPr>
+      <w:proofErr w:type="spellStart"/>
+      <w:r>
+        <w:rPr>
+          <w:rFonts w:ascii="Arial" w:hAnsi="Arial" w:cs="Arial"/>
+          <w:sz w:val="24"/>
+          <w:szCs w:val="24"/>
+        </w:rPr>
+        <w:t>Obsevamos</w:t>
+      </w:r>
+      <w:proofErr w:type="spellEnd"/>
+      <w:r>
+        <w:rPr>
+          <w:rFonts w:ascii="Arial" w:hAnsi="Arial" w:cs="Arial"/>
+          <w:sz w:val="24"/>
+          <w:szCs w:val="24"/>
+        </w:rPr>
+        <w:t xml:space="preserve"> que marcas generalistas como </w:t>
+      </w:r>
+      <w:proofErr w:type="spellStart"/>
+      <w:r>
+        <w:rPr>
+          <w:rFonts w:ascii="Arial" w:hAnsi="Arial" w:cs="Arial"/>
+          <w:sz w:val="24"/>
+          <w:szCs w:val="24"/>
+        </w:rPr>
+        <w:t>Kia</w:t>
+      </w:r>
+      <w:proofErr w:type="spellEnd"/>
+      <w:r>
+        <w:rPr>
+          <w:rFonts w:ascii="Arial" w:hAnsi="Arial" w:cs="Arial"/>
+          <w:sz w:val="24"/>
+          <w:szCs w:val="24"/>
+        </w:rPr>
+        <w:t xml:space="preserve">, </w:t>
+      </w:r>
+      <w:r>
+        <w:rPr>
+          <w:rFonts w:ascii="Arial" w:hAnsi="Arial" w:cs="Arial"/>
+          <w:sz w:val="24"/>
+          <w:szCs w:val="24"/>
+        </w:rPr>
+        <w:t>Peugeot</w:t>
+      </w:r>
+      <w:r>
+        <w:rPr>
+          <w:rFonts w:ascii="Arial" w:hAnsi="Arial" w:cs="Arial"/>
+          <w:sz w:val="24"/>
+          <w:szCs w:val="24"/>
+        </w:rPr>
+        <w:t>, Ford o Toyota concentran un mayor número de vehículos.</w:t>
+      </w:r>
+    </w:p>
+    <w:p>
+      <w:pPr>
+        <w:pStyle w:val="Prrafodelista"/>
+        <w:numPr>
+          <w:ilvl w:val="0"/>
+          <w:numId w:val="2"/>
+        </w:numPr>
+        <w:jc w:val="both"/>
+        <w:rPr>
+          <w:rFonts w:ascii="Arial" w:hAnsi="Arial" w:cs="Arial"/>
+          <w:sz w:val="24"/>
+          <w:szCs w:val="24"/>
+        </w:rPr>
+      </w:pPr>
+      <w:r>
+        <w:rPr>
+          <w:rFonts w:ascii="Arial" w:hAnsi="Arial" w:cs="Arial"/>
+          <w:sz w:val="24"/>
+          <w:szCs w:val="24"/>
+        </w:rPr>
+        <w:t xml:space="preserve">Las marcas </w:t>
+      </w:r>
+      <w:proofErr w:type="spellStart"/>
+      <w:r>
+        <w:rPr>
+          <w:rFonts w:ascii="Arial" w:hAnsi="Arial" w:cs="Arial"/>
+          <w:sz w:val="24"/>
+          <w:szCs w:val="24"/>
+        </w:rPr>
+        <w:t>premium</w:t>
+      </w:r>
+      <w:proofErr w:type="spellEnd"/>
+      <w:r>
+        <w:rPr>
+          <w:rFonts w:ascii="Arial" w:hAnsi="Arial" w:cs="Arial"/>
+          <w:sz w:val="24"/>
+          <w:szCs w:val="24"/>
+        </w:rPr>
+        <w:t xml:space="preserve"> (BMW, </w:t>
+      </w:r>
+      <w:r>
+        <w:rPr>
+          <w:rFonts w:ascii="Arial" w:hAnsi="Arial" w:cs="Arial"/>
+          <w:sz w:val="24"/>
+          <w:szCs w:val="24"/>
+        </w:rPr>
+        <w:t>Mercedes</w:t>
+      </w:r>
+      <w:r>
+        <w:rPr>
+          <w:rFonts w:ascii="Arial" w:hAnsi="Arial" w:cs="Arial"/>
+          <w:sz w:val="24"/>
+          <w:szCs w:val="24"/>
+        </w:rPr>
+        <w:t xml:space="preserve">, </w:t>
+      </w:r>
+      <w:r>
+        <w:rPr>
+          <w:rFonts w:ascii="Arial" w:hAnsi="Arial" w:cs="Arial"/>
+          <w:sz w:val="24"/>
+          <w:szCs w:val="24"/>
+        </w:rPr>
+        <w:t>Renault</w:t>
+      </w:r>
+      <w:r>
+        <w:rPr>
+          <w:rFonts w:ascii="Arial" w:hAnsi="Arial" w:cs="Arial"/>
+          <w:sz w:val="24"/>
+          <w:szCs w:val="24"/>
+        </w:rPr>
+        <w:t>) aparecen en menor proporción, pero siguen teniendo una presencia relevante.</w:t>
+      </w:r>
+    </w:p>
+    <w:p>
+      <w:pPr>
+        <w:pStyle w:val="Prrafodelista"/>
+        <w:numPr>
+          <w:ilvl w:val="0"/>
+          <w:numId w:val="2"/>
+        </w:numPr>
+        <w:jc w:val="both"/>
+        <w:rPr>
+          <w:rFonts w:ascii="Arial" w:hAnsi="Arial" w:cs="Arial"/>
+          <w:sz w:val="24"/>
+          <w:szCs w:val="24"/>
+        </w:rPr>
+      </w:pPr>
+      <w:r>
+        <w:rPr>
+          <w:rFonts w:ascii="Arial" w:hAnsi="Arial" w:cs="Arial"/>
+          <w:sz w:val="24"/>
+          <w:szCs w:val="24"/>
+        </w:rPr>
+        <w:t xml:space="preserve">Esta distribución es coherente con el mercado real, donde los vehículos </w:t>
+      </w:r>
+      <w:r>
+        <w:rPr>
+          <w:rFonts w:ascii="Arial" w:hAnsi="Arial" w:cs="Arial"/>
+          <w:sz w:val="24"/>
+          <w:szCs w:val="24"/>
+        </w:rPr>
+        <w:t>de las marcas más asequibles</w:t>
+      </w:r>
+      <w:r>
+        <w:rPr>
+          <w:rFonts w:ascii="Arial" w:hAnsi="Arial" w:cs="Arial"/>
+          <w:sz w:val="24"/>
+          <w:szCs w:val="24"/>
+        </w:rPr>
+        <w:t xml:space="preserve"> dominan en volumen de ventas.</w:t>
+      </w:r>
+    </w:p>
+    <w:p>
+      <w:pPr>
+        <w:pStyle w:val="Prrafodelista"/>
+        <w:jc w:val="both"/>
+        <w:rPr>
+          <w:rFonts w:ascii="Arial" w:hAnsi="Arial" w:cs="Arial"/>
+          <w:sz w:val="24"/>
+          <w:szCs w:val="24"/>
+        </w:rPr>
+      </w:pPr>
+    </w:p>
+    <w:p>
+      <w:pPr>
+        <w:pStyle w:val="Prrafodelista"/>
+        <w:ind w:left="0"/>
+        <w:jc w:val="both"/>
+        <w:rPr>
+          <w:rFonts w:ascii="Arial" w:hAnsi="Arial" w:cs="Arial"/>
+          <w:b/>
+          <w:bCs/>
+          <w:sz w:val="24"/>
+          <w:szCs w:val="24"/>
+        </w:rPr>
+      </w:pPr>
+    </w:p>
+    <w:p>
+      <w:pPr>
+        <w:pStyle w:val="Prrafodelista"/>
+        <w:ind w:left="0"/>
+        <w:jc w:val="both"/>
+        <w:rPr>
+          <w:rFonts w:ascii="Arial" w:hAnsi="Arial" w:cs="Arial"/>
+          <w:b/>
+          <w:bCs/>
+          <w:sz w:val="24"/>
+          <w:szCs w:val="24"/>
+        </w:rPr>
+      </w:pPr>
+    </w:p>
+    <w:p>
+      <w:pPr>
+        <w:pStyle w:val="Prrafodelista"/>
+        <w:ind w:left="0"/>
+        <w:jc w:val="both"/>
+        <w:rPr>
+          <w:rFonts w:ascii="Arial" w:hAnsi="Arial" w:cs="Arial"/>
+          <w:b/>
+          <w:bCs/>
+          <w:sz w:val="24"/>
+          <w:szCs w:val="24"/>
+        </w:rPr>
+      </w:pPr>
+    </w:p>
+    <w:p>
+      <w:pPr>
+        <w:pStyle w:val="Prrafodelista"/>
+        <w:ind w:left="0"/>
+        <w:jc w:val="both"/>
+        <w:rPr>
+          <w:rFonts w:ascii="Arial" w:hAnsi="Arial" w:cs="Arial"/>
+          <w:b/>
+          <w:bCs/>
+          <w:sz w:val="24"/>
+          <w:szCs w:val="24"/>
+        </w:rPr>
+      </w:pPr>
+    </w:p>
+    <w:p>
+      <w:pPr>
+        <w:pStyle w:val="Prrafodelista"/>
+        <w:ind w:left="0"/>
+        <w:jc w:val="both"/>
+        <w:rPr>
+          <w:rFonts w:ascii="Arial" w:hAnsi="Arial" w:cs="Arial"/>
+          <w:b/>
+          <w:bCs/>
+          <w:sz w:val="24"/>
+          <w:szCs w:val="24"/>
+        </w:rPr>
+      </w:pPr>
+    </w:p>
+    <w:p>
+      <w:pPr>
+        <w:pStyle w:val="Prrafodelista"/>
+        <w:ind w:left="0"/>
+        <w:jc w:val="both"/>
+        <w:rPr>
+          <w:rFonts w:ascii="Arial" w:hAnsi="Arial" w:cs="Arial"/>
+          <w:b/>
+          <w:bCs/>
+          <w:sz w:val="24"/>
+          <w:szCs w:val="24"/>
+        </w:rPr>
+      </w:pPr>
+    </w:p>
+    <w:p>
+      <w:pPr>
+        <w:pStyle w:val="Prrafodelista"/>
+        <w:ind w:left="0"/>
+        <w:jc w:val="both"/>
+        <w:rPr>
+          <w:rFonts w:ascii="Arial" w:hAnsi="Arial" w:cs="Arial"/>
+          <w:b/>
+          <w:bCs/>
+          <w:sz w:val="24"/>
+          <w:szCs w:val="24"/>
+        </w:rPr>
+      </w:pPr>
+    </w:p>
+    <w:p>
+      <w:pPr>
+        <w:pStyle w:val="Prrafodelista"/>
+        <w:ind w:left="0"/>
+        <w:jc w:val="both"/>
+        <w:rPr>
+          <w:rFonts w:ascii="Arial" w:hAnsi="Arial" w:cs="Arial"/>
+          <w:b/>
+          <w:bCs/>
+          <w:sz w:val="24"/>
+          <w:szCs w:val="24"/>
+        </w:rPr>
+      </w:pPr>
+    </w:p>
+    <w:p>
+      <w:pPr>
+        <w:pStyle w:val="Prrafodelista"/>
+        <w:ind w:left="0"/>
+        <w:jc w:val="both"/>
+        <w:rPr>
+          <w:rFonts w:ascii="Arial" w:hAnsi="Arial" w:cs="Arial"/>
+          <w:b/>
+          <w:bCs/>
+          <w:sz w:val="24"/>
+          <w:szCs w:val="24"/>
+        </w:rPr>
+      </w:pPr>
+    </w:p>
+    <w:p>
+      <w:pPr>
+        <w:pStyle w:val="Prrafodelista"/>
+        <w:ind w:left="0"/>
+        <w:jc w:val="center"/>
+        <w:rPr>
+          <w:rFonts w:ascii="Arial" w:hAnsi="Arial" w:cs="Arial"/>
+          <w:b/>
+          <w:bCs/>
+          <w:sz w:val="24"/>
+          <w:szCs w:val="24"/>
+        </w:rPr>
+      </w:pPr>
+      <w:r>
+        <w:rPr>
+          <w:rFonts w:ascii="Arial" w:hAnsi="Arial" w:cs="Arial"/>
+          <w:b/>
+          <w:bCs/>
+          <w:sz w:val="24"/>
+          <w:szCs w:val="24"/>
+        </w:rPr>
+        <w:t xml:space="preserve">Análisis de </w:t>
+      </w:r>
+      <w:r>
+        <w:rPr>
+          <w:rFonts w:ascii="Arial" w:hAnsi="Arial" w:cs="Arial"/>
+          <w:b/>
+          <w:bCs/>
+          <w:sz w:val="24"/>
+          <w:szCs w:val="24"/>
+        </w:rPr>
+        <w:t>modelo</w:t>
+      </w:r>
+    </w:p>
+    <w:p>
+      <w:pPr>
+        <w:pStyle w:val="Prrafodelista"/>
+        <w:keepNext/>
+        <w:ind w:left="0"/>
+        <w:jc w:val="both"/>
+      </w:pPr>
+      <w:r>
+        <w:rPr>
+          <w:rFonts w:ascii="Arial" w:hAnsi="Arial" w:cs="Arial"/>
+          <w:noProof/>
+          <w:sz w:val="24"/>
+          <w:szCs w:val="24"/>
+          <w:lang w:eastAsia="es-ES"/>
+        </w:rPr>
+        <w:drawing>
+          <wp:inline distT="0" distB="0" distL="0" distR="0" wp14:anchorId="712DDBD3" wp14:editId="54BE750D">
+            <wp:extent cx="5400040" cy="3341370"/>
+            <wp:effectExtent l="0" t="0" r="0" b="0"/>
+            <wp:docPr id="1843902610" name="Imagen 1"/>
+            <wp:cNvGraphicFramePr>
+              <a:graphicFrameLocks xmlns:a="http://schemas.openxmlformats.org/drawingml/2006/main" noChangeAspect="1"/>
+            </wp:cNvGraphicFramePr>
+            <a:graphic xmlns:a="http://schemas.openxmlformats.org/drawingml/2006/main">
+              <a:graphicData uri="http://schemas.openxmlformats.org/drawingml/2006/picture">
+                <pic:pic xmlns:pic="http://schemas.openxmlformats.org/drawingml/2006/picture">
+                  <pic:nvPicPr>
+                    <pic:cNvPr id="1843902610" name=""/>
+                    <pic:cNvPicPr/>
+                  </pic:nvPicPr>
+                  <pic:blipFill>
+                    <a:blip r:embed="rId11"/>
+                    <a:stretch>
+                      <a:fillRect/>
+                    </a:stretch>
+                  </pic:blipFill>
+                  <pic:spPr>
+                    <a:xfrm>
+                      <a:off x="0" y="0"/>
+                      <a:ext cx="5400040" cy="3341370"/>
+                    </a:xfrm>
+                    <a:prstGeom prst="rect">
+                      <a:avLst/>
+                    </a:prstGeom>
+                  </pic:spPr>
+                </pic:pic>
+              </a:graphicData>
+            </a:graphic>
+          </wp:inline>
+        </w:drawing>
+      </w:r>
+    </w:p>
+    <w:p>
+      <w:pPr>
+        <w:pStyle w:val="Descripcin"/>
+        <w:jc w:val="center"/>
+        <w:rPr>
+          <w:rFonts w:ascii="Arial" w:hAnsi="Arial" w:cs="Arial"/>
+          <w:b/>
+          <w:bCs/>
+          <w:sz w:val="28"/>
+          <w:szCs w:val="24"/>
+        </w:rPr>
+      </w:pPr>
+      <w:r>
+        <w:rPr>
+          <w:rFonts w:ascii="Arial" w:hAnsi="Arial" w:cs="Arial"/>
+          <w:sz w:val="20"/>
+        </w:rPr>
+        <w:t xml:space="preserve">Ilustración </w:t>
+      </w:r>
+      <w:r>
+        <w:rPr>
+          <w:rFonts w:ascii="Arial" w:hAnsi="Arial" w:cs="Arial"/>
+          <w:sz w:val="20"/>
+        </w:rPr>
+        <w:fldChar w:fldCharType="begin"/>
+      </w:r>
+      <w:r>
+        <w:rPr>
+          <w:rFonts w:ascii="Arial" w:hAnsi="Arial" w:cs="Arial"/>
+          <w:sz w:val="20"/>
+        </w:rPr>
+        <w:instrText xml:space="preserve"> SEQ Ilustración \* ARABIC </w:instrText>
+      </w:r>
+      <w:r>
+        <w:rPr>
+          <w:rFonts w:ascii="Arial" w:hAnsi="Arial" w:cs="Arial"/>
+          <w:sz w:val="20"/>
+        </w:rPr>
+        <w:fldChar w:fldCharType="separate"/>
+      </w:r>
+      <w:r>
+        <w:rPr>
+          <w:rFonts w:ascii="Arial" w:hAnsi="Arial" w:cs="Arial"/>
+          <w:noProof/>
+          <w:sz w:val="20"/>
+        </w:rPr>
+        <w:t>2</w:t>
+      </w:r>
+      <w:r>
+        <w:rPr>
+          <w:rFonts w:ascii="Arial" w:hAnsi="Arial" w:cs="Arial"/>
+          <w:sz w:val="20"/>
+        </w:rPr>
+        <w:fldChar w:fldCharType="end"/>
+      </w:r>
+      <w:r>
+        <w:rPr>
+          <w:rFonts w:ascii="Arial" w:hAnsi="Arial" w:cs="Arial"/>
+          <w:sz w:val="20"/>
+        </w:rPr>
+        <w:t>: Gráfico de la distribución de vehículos por modelo</w:t>
+      </w:r>
+    </w:p>
+    <w:p>
+      <w:pPr>
+        <w:pStyle w:val="Prrafodelista"/>
+        <w:numPr>
+          <w:ilvl w:val="0"/>
+          <w:numId w:val="2"/>
+        </w:numPr>
+        <w:jc w:val="both"/>
+        <w:rPr>
+          <w:rFonts w:ascii="Arial" w:hAnsi="Arial" w:cs="Arial"/>
+          <w:sz w:val="24"/>
+          <w:szCs w:val="24"/>
+        </w:rPr>
+      </w:pPr>
+      <w:r>
+        <w:rPr>
+          <w:rFonts w:ascii="Arial" w:hAnsi="Arial" w:cs="Arial"/>
+          <w:sz w:val="24"/>
+          <w:szCs w:val="24"/>
+        </w:rPr>
+        <w:t xml:space="preserve">Detectamos </w:t>
+      </w:r>
+      <w:r>
+        <w:rPr>
+          <w:rFonts w:ascii="Arial" w:hAnsi="Arial" w:cs="Arial"/>
+          <w:sz w:val="24"/>
+          <w:szCs w:val="24"/>
+        </w:rPr>
+        <w:t>una alta variedad de modelos, sin que uno solo monopolice el conjunto de datos</w:t>
+      </w:r>
+      <w:r>
+        <w:rPr>
+          <w:rFonts w:ascii="Arial" w:hAnsi="Arial" w:cs="Arial"/>
+          <w:sz w:val="24"/>
+          <w:szCs w:val="24"/>
+        </w:rPr>
+        <w:t>, aunque algunos predominan más que otros</w:t>
+      </w:r>
+      <w:r>
+        <w:rPr>
+          <w:rFonts w:ascii="Arial" w:hAnsi="Arial" w:cs="Arial"/>
+          <w:sz w:val="24"/>
+          <w:szCs w:val="24"/>
+        </w:rPr>
+        <w:t>.</w:t>
+      </w:r>
+    </w:p>
+    <w:p>
+      <w:pPr>
+        <w:pStyle w:val="Prrafodelista"/>
+        <w:numPr>
+          <w:ilvl w:val="0"/>
+          <w:numId w:val="2"/>
+        </w:numPr>
+        <w:jc w:val="both"/>
+        <w:rPr>
+          <w:rFonts w:ascii="Arial" w:hAnsi="Arial" w:cs="Arial"/>
+          <w:sz w:val="24"/>
+          <w:szCs w:val="24"/>
+        </w:rPr>
+      </w:pPr>
+      <w:r>
+        <w:rPr>
+          <w:rFonts w:ascii="Arial" w:hAnsi="Arial" w:cs="Arial"/>
+          <w:sz w:val="24"/>
+          <w:szCs w:val="24"/>
+        </w:rPr>
+        <w:t xml:space="preserve">Algunos modelos </w:t>
+      </w:r>
+      <w:r>
+        <w:rPr>
+          <w:rFonts w:ascii="Arial" w:hAnsi="Arial" w:cs="Arial"/>
+          <w:sz w:val="24"/>
+          <w:szCs w:val="24"/>
+        </w:rPr>
+        <w:t>más vendidos</w:t>
+      </w:r>
+      <w:r>
+        <w:rPr>
+          <w:rFonts w:ascii="Arial" w:hAnsi="Arial" w:cs="Arial"/>
+          <w:sz w:val="24"/>
+          <w:szCs w:val="24"/>
+        </w:rPr>
+        <w:t xml:space="preserve"> aparecen con mayor frecuencia, lo cual es coherente con su alta demanda en el mercado.</w:t>
+      </w:r>
+    </w:p>
+    <w:p>
+      <w:pPr>
+        <w:pStyle w:val="Prrafodelista"/>
+        <w:numPr>
+          <w:ilvl w:val="0"/>
+          <w:numId w:val="2"/>
+        </w:numPr>
+        <w:jc w:val="both"/>
+        <w:rPr>
+          <w:rFonts w:ascii="Arial" w:hAnsi="Arial" w:cs="Arial"/>
+          <w:sz w:val="24"/>
+          <w:szCs w:val="24"/>
+        </w:rPr>
+      </w:pPr>
+      <w:r>
+        <w:rPr>
+          <w:rFonts w:ascii="Arial" w:hAnsi="Arial" w:cs="Arial"/>
+          <w:sz w:val="24"/>
+          <w:szCs w:val="24"/>
+        </w:rPr>
+        <w:t>La diversidad de modelos aporta riqueza al análisis y evita conclusiones sesgadas hacia un único tipo de vehículo.</w:t>
+      </w:r>
+    </w:p>
+    <w:p>
+      <w:pPr>
+        <w:pStyle w:val="Prrafodelista"/>
+        <w:ind w:left="0"/>
+        <w:jc w:val="both"/>
+        <w:rPr>
+          <w:rFonts w:ascii="Arial" w:hAnsi="Arial" w:cs="Arial"/>
+          <w:b/>
+          <w:bCs/>
+          <w:sz w:val="24"/>
+          <w:szCs w:val="24"/>
+        </w:rPr>
+      </w:pPr>
+    </w:p>
+    <w:p>
+      <w:pPr>
+        <w:pStyle w:val="Prrafodelista"/>
+        <w:ind w:left="0"/>
+        <w:jc w:val="center"/>
+        <w:rPr>
+          <w:rFonts w:ascii="Arial" w:hAnsi="Arial" w:cs="Arial"/>
+          <w:b/>
+          <w:bCs/>
+          <w:sz w:val="24"/>
+          <w:szCs w:val="24"/>
+        </w:rPr>
+      </w:pPr>
+      <w:r>
+        <w:rPr>
+          <w:rFonts w:ascii="Arial" w:hAnsi="Arial" w:cs="Arial"/>
+          <w:b/>
+          <w:bCs/>
+          <w:sz w:val="24"/>
+          <w:szCs w:val="24"/>
+        </w:rPr>
+        <w:t xml:space="preserve">Análisis de </w:t>
+      </w:r>
+      <w:r>
+        <w:rPr>
+          <w:rFonts w:ascii="Arial" w:hAnsi="Arial" w:cs="Arial"/>
+          <w:b/>
+          <w:bCs/>
+          <w:sz w:val="24"/>
+          <w:szCs w:val="24"/>
+        </w:rPr>
+        <w:t>segmento</w:t>
+      </w:r>
+    </w:p>
+    <w:p>
+      <w:pPr>
+        <w:pStyle w:val="Prrafodelista"/>
+        <w:keepNext/>
+        <w:ind w:left="0"/>
+      </w:pPr>
+      <w:r>
+        <w:rPr>
+          <w:rFonts w:ascii="Arial" w:hAnsi="Arial" w:cs="Arial"/>
+          <w:noProof/>
+          <w:sz w:val="24"/>
+          <w:szCs w:val="24"/>
+          <w:lang w:eastAsia="es-ES"/>
+        </w:rPr>
+        <w:drawing>
+          <wp:inline distT="0" distB="0" distL="0" distR="0" wp14:anchorId="25804096" wp14:editId="459E7FB0">
+            <wp:extent cx="4890053" cy="2918851"/>
+            <wp:effectExtent l="0" t="0" r="6350" b="0"/>
+            <wp:docPr id="792466080" name="Imagen 1"/>
+            <wp:cNvGraphicFramePr>
+              <a:graphicFrameLocks xmlns:a="http://schemas.openxmlformats.org/drawingml/2006/main" noChangeAspect="1"/>
+            </wp:cNvGraphicFramePr>
+            <a:graphic xmlns:a="http://schemas.openxmlformats.org/drawingml/2006/main">
+              <a:graphicData uri="http://schemas.openxmlformats.org/drawingml/2006/picture">
+                <pic:pic xmlns:pic="http://schemas.openxmlformats.org/drawingml/2006/picture">
+                  <pic:nvPicPr>
+                    <pic:cNvPr id="792466080" name=""/>
+                    <pic:cNvPicPr/>
+                  </pic:nvPicPr>
+                  <pic:blipFill>
+                    <a:blip r:embed="rId12"/>
+                    <a:stretch>
+                      <a:fillRect/>
+                    </a:stretch>
+                  </pic:blipFill>
+                  <pic:spPr>
+                    <a:xfrm>
+                      <a:off x="0" y="0"/>
+                      <a:ext cx="4916299" cy="2934517"/>
+                    </a:xfrm>
+                    <a:prstGeom prst="rect">
+                      <a:avLst/>
+                    </a:prstGeom>
+                  </pic:spPr>
+                </pic:pic>
+              </a:graphicData>
+            </a:graphic>
+          </wp:inline>
+        </w:drawing>
+      </w:r>
+    </w:p>
+    <w:p>
+      <w:pPr>
+        <w:pStyle w:val="Descripcin"/>
+        <w:jc w:val="center"/>
+        <w:rPr>
+          <w:rFonts w:ascii="Arial" w:hAnsi="Arial" w:cs="Arial"/>
+          <w:b/>
+          <w:bCs/>
+          <w:sz w:val="28"/>
+          <w:szCs w:val="24"/>
+        </w:rPr>
+      </w:pPr>
+      <w:r>
+        <w:rPr>
+          <w:rFonts w:ascii="Arial" w:hAnsi="Arial" w:cs="Arial"/>
+          <w:sz w:val="20"/>
+        </w:rPr>
+        <w:t xml:space="preserve">Ilustración </w:t>
+      </w:r>
+      <w:r>
+        <w:rPr>
+          <w:rFonts w:ascii="Arial" w:hAnsi="Arial" w:cs="Arial"/>
+          <w:sz w:val="20"/>
+        </w:rPr>
+        <w:fldChar w:fldCharType="begin"/>
+      </w:r>
+      <w:r>
+        <w:rPr>
+          <w:rFonts w:ascii="Arial" w:hAnsi="Arial" w:cs="Arial"/>
+          <w:sz w:val="20"/>
+        </w:rPr>
+        <w:instrText xml:space="preserve"> SEQ Ilustración \* ARABIC </w:instrText>
+      </w:r>
+      <w:r>
+        <w:rPr>
+          <w:rFonts w:ascii="Arial" w:hAnsi="Arial" w:cs="Arial"/>
+          <w:sz w:val="20"/>
+        </w:rPr>
+        <w:fldChar w:fldCharType="separate"/>
+      </w:r>
+      <w:r>
+        <w:rPr>
+          <w:rFonts w:ascii="Arial" w:hAnsi="Arial" w:cs="Arial"/>
+          <w:noProof/>
+          <w:sz w:val="20"/>
+        </w:rPr>
+        <w:t>3</w:t>
+      </w:r>
+      <w:r>
+        <w:rPr>
+          <w:rFonts w:ascii="Arial" w:hAnsi="Arial" w:cs="Arial"/>
+          <w:sz w:val="20"/>
+        </w:rPr>
+        <w:fldChar w:fldCharType="end"/>
+      </w:r>
+      <w:r>
+        <w:rPr>
+          <w:rFonts w:ascii="Arial" w:hAnsi="Arial" w:cs="Arial"/>
+          <w:sz w:val="20"/>
+        </w:rPr>
+        <w:t>: Gráfico del precio base por segmento.</w:t>
+      </w:r>
+    </w:p>
+    <w:p>
+      <w:pPr>
+        <w:pStyle w:val="Prrafodelista"/>
+        <w:numPr>
+          <w:ilvl w:val="0"/>
+          <w:numId w:val="2"/>
+        </w:numPr>
+        <w:jc w:val="both"/>
+        <w:rPr>
+          <w:rFonts w:ascii="Arial" w:hAnsi="Arial" w:cs="Arial"/>
+          <w:sz w:val="24"/>
+          <w:szCs w:val="24"/>
+        </w:rPr>
+      </w:pPr>
+      <w:r>
+        <w:rPr>
+          <w:rFonts w:ascii="Arial" w:hAnsi="Arial" w:cs="Arial"/>
+          <w:sz w:val="24"/>
+          <w:szCs w:val="24"/>
+        </w:rPr>
+        <w:lastRenderedPageBreak/>
+        <w:t>Los vehículos Sedán y compacto tienen los precios más altos registrados</w:t>
+      </w:r>
+    </w:p>
+    <w:p>
+      <w:pPr>
+        <w:pStyle w:val="Prrafodelista"/>
+        <w:numPr>
+          <w:ilvl w:val="0"/>
+          <w:numId w:val="2"/>
+        </w:numPr>
+        <w:jc w:val="both"/>
+        <w:rPr>
+          <w:rFonts w:ascii="Arial" w:hAnsi="Arial" w:cs="Arial"/>
+          <w:sz w:val="24"/>
+          <w:szCs w:val="24"/>
+        </w:rPr>
+      </w:pPr>
+      <w:r>
+        <w:rPr>
+          <w:rFonts w:ascii="Arial" w:hAnsi="Arial" w:cs="Arial"/>
+          <w:sz w:val="24"/>
+          <w:szCs w:val="24"/>
+        </w:rPr>
+        <w:t>También se puede observar los valores de venta medios de cada segmento</w:t>
+      </w:r>
+    </w:p>
+    <w:p>
+      <w:pPr>
+        <w:pStyle w:val="Prrafodelista"/>
+        <w:numPr>
+          <w:ilvl w:val="0"/>
+          <w:numId w:val="2"/>
+        </w:numPr>
+        <w:jc w:val="both"/>
+        <w:rPr>
+          <w:rFonts w:ascii="Arial" w:hAnsi="Arial" w:cs="Arial"/>
+          <w:sz w:val="24"/>
+          <w:szCs w:val="24"/>
+        </w:rPr>
+      </w:pPr>
+      <w:r>
+        <w:rPr>
+          <w:rFonts w:ascii="Arial" w:hAnsi="Arial" w:cs="Arial"/>
+          <w:sz w:val="24"/>
+          <w:szCs w:val="24"/>
+        </w:rPr>
+        <w:t xml:space="preserve">Los vehículos SUV tienen una gran cantidad de </w:t>
+      </w:r>
+      <w:r>
+        <w:rPr>
+          <w:rFonts w:ascii="Arial" w:hAnsi="Arial" w:cs="Arial"/>
+          <w:sz w:val="24"/>
+          <w:szCs w:val="24"/>
+        </w:rPr>
+        <w:t>outliers</w:t>
+      </w:r>
+      <w:r>
+        <w:rPr>
+          <w:rFonts w:ascii="Arial" w:hAnsi="Arial" w:cs="Arial"/>
+          <w:sz w:val="24"/>
+          <w:szCs w:val="24"/>
+        </w:rPr>
+        <w:t xml:space="preserve"> en cuanto a sus precios de venta</w:t>
+      </w:r>
+    </w:p>
+    <w:p>
+      <w:pPr>
+        <w:pStyle w:val="Ttulo3"/>
+        <w:numPr>
+          <w:ilvl w:val="0"/>
+          <w:numId w:val="9"/>
+        </w:numPr>
+        <w:rPr>
+          <w:rFonts w:ascii="Arial" w:hAnsi="Arial" w:cs="Arial"/>
+          <w:b/>
+          <w:color w:val="auto"/>
+        </w:rPr>
+      </w:pPr>
+      <w:r>
+        <w:rPr>
+          <w:rFonts w:ascii="Arial" w:hAnsi="Arial" w:cs="Arial"/>
+          <w:b/>
+          <w:color w:val="auto"/>
+        </w:rPr>
+        <w:t xml:space="preserve">Identificar relaciones entre características </w:t>
+      </w:r>
+      <w:r>
+        <w:rPr>
+          <w:rFonts w:ascii="Arial" w:hAnsi="Arial" w:cs="Arial"/>
+          <w:b/>
+          <w:color w:val="auto"/>
+        </w:rPr>
+        <w:t>técnicas</w:t>
+      </w:r>
+      <w:r>
+        <w:rPr>
+          <w:rFonts w:ascii="Arial" w:hAnsi="Arial" w:cs="Arial"/>
+          <w:b/>
+          <w:color w:val="auto"/>
+        </w:rPr>
+        <w:t xml:space="preserve"> y precios</w:t>
+      </w:r>
+    </w:p>
+    <w:p>
+      <w:pPr>
+        <w:pStyle w:val="Prrafodelista"/>
+        <w:ind w:left="0"/>
+        <w:jc w:val="both"/>
+        <w:rPr>
+          <w:rFonts w:ascii="Arial" w:hAnsi="Arial" w:cs="Arial"/>
+          <w:sz w:val="24"/>
+          <w:szCs w:val="24"/>
+        </w:rPr>
+      </w:pPr>
+    </w:p>
+    <w:p>
+      <w:pPr>
+        <w:pStyle w:val="Prrafodelista"/>
+        <w:ind w:left="0"/>
+        <w:jc w:val="both"/>
+        <w:rPr>
+          <w:rFonts w:ascii="Arial" w:hAnsi="Arial" w:cs="Arial"/>
+          <w:sz w:val="24"/>
+          <w:szCs w:val="24"/>
+        </w:rPr>
+      </w:pPr>
+      <w:r>
+        <w:rPr>
+          <w:rFonts w:ascii="Arial" w:hAnsi="Arial" w:cs="Arial"/>
+          <w:sz w:val="24"/>
+          <w:szCs w:val="24"/>
+        </w:rPr>
+        <w:t xml:space="preserve">Para este análisis </w:t>
+      </w:r>
+      <w:r>
+        <w:rPr>
+          <w:rFonts w:ascii="Arial" w:hAnsi="Arial" w:cs="Arial"/>
+          <w:sz w:val="24"/>
+          <w:szCs w:val="24"/>
+        </w:rPr>
+        <w:t xml:space="preserve">hemos </w:t>
+      </w:r>
+      <w:r>
+        <w:rPr>
+          <w:rFonts w:ascii="Arial" w:hAnsi="Arial" w:cs="Arial"/>
+          <w:sz w:val="24"/>
+          <w:szCs w:val="24"/>
+        </w:rPr>
+        <w:t>seleccionado las siguientes variables técnicas y económicas:</w:t>
+      </w:r>
+    </w:p>
+    <w:p>
+      <w:pPr>
+        <w:pStyle w:val="Prrafodelista"/>
+        <w:ind w:left="0"/>
+        <w:jc w:val="both"/>
+        <w:rPr>
+          <w:rFonts w:ascii="Arial" w:hAnsi="Arial" w:cs="Arial"/>
+          <w:sz w:val="24"/>
+          <w:szCs w:val="24"/>
+        </w:rPr>
+      </w:pPr>
+    </w:p>
+    <w:p>
+      <w:pPr>
+        <w:pStyle w:val="Prrafodelista"/>
+        <w:numPr>
+          <w:ilvl w:val="0"/>
+          <w:numId w:val="2"/>
+        </w:numPr>
+        <w:jc w:val="both"/>
+        <w:rPr>
+          <w:rFonts w:ascii="Arial" w:hAnsi="Arial" w:cs="Arial"/>
+          <w:sz w:val="24"/>
+          <w:szCs w:val="24"/>
+        </w:rPr>
+      </w:pPr>
+      <w:proofErr w:type="spellStart"/>
+      <w:r>
+        <w:rPr>
+          <w:rFonts w:ascii="Arial" w:hAnsi="Arial" w:cs="Arial"/>
+          <w:sz w:val="24"/>
+          <w:szCs w:val="24"/>
+        </w:rPr>
+        <w:t>potencia_cv</w:t>
+      </w:r>
+      <w:proofErr w:type="spellEnd"/>
+    </w:p>
+    <w:p>
+      <w:pPr>
+        <w:pStyle w:val="Prrafodelista"/>
+        <w:numPr>
+          <w:ilvl w:val="0"/>
+          <w:numId w:val="2"/>
+        </w:numPr>
+        <w:jc w:val="both"/>
+        <w:rPr>
+          <w:rFonts w:ascii="Arial" w:hAnsi="Arial" w:cs="Arial"/>
+          <w:sz w:val="24"/>
+          <w:szCs w:val="24"/>
+        </w:rPr>
+      </w:pPr>
+      <w:r>
+        <w:rPr>
+          <w:rFonts w:ascii="Arial" w:hAnsi="Arial" w:cs="Arial"/>
+          <w:sz w:val="24"/>
+          <w:szCs w:val="24"/>
+        </w:rPr>
+        <w:t>cilindrada</w:t>
+      </w:r>
+    </w:p>
+    <w:p>
+      <w:pPr>
+        <w:pStyle w:val="Prrafodelista"/>
+        <w:numPr>
+          <w:ilvl w:val="0"/>
+          <w:numId w:val="2"/>
+        </w:numPr>
+        <w:jc w:val="both"/>
+        <w:rPr>
+          <w:rFonts w:ascii="Arial" w:hAnsi="Arial" w:cs="Arial"/>
+          <w:sz w:val="24"/>
+          <w:szCs w:val="24"/>
+        </w:rPr>
+      </w:pPr>
+      <w:proofErr w:type="spellStart"/>
+      <w:r>
+        <w:rPr>
+          <w:rFonts w:ascii="Arial" w:hAnsi="Arial" w:cs="Arial"/>
+          <w:sz w:val="24"/>
+          <w:szCs w:val="24"/>
+        </w:rPr>
+        <w:t>consumo_urbano</w:t>
+      </w:r>
+      <w:proofErr w:type="spellEnd"/>
+    </w:p>
+    <w:p>
+      <w:pPr>
+        <w:pStyle w:val="Prrafodelista"/>
+        <w:numPr>
+          <w:ilvl w:val="0"/>
+          <w:numId w:val="2"/>
+        </w:numPr>
+        <w:jc w:val="both"/>
+        <w:rPr>
+          <w:rFonts w:ascii="Arial" w:hAnsi="Arial" w:cs="Arial"/>
+          <w:sz w:val="24"/>
+          <w:szCs w:val="24"/>
+        </w:rPr>
+      </w:pPr>
+      <w:proofErr w:type="spellStart"/>
+      <w:r>
+        <w:rPr>
+          <w:rFonts w:ascii="Arial" w:hAnsi="Arial" w:cs="Arial"/>
+          <w:sz w:val="24"/>
+          <w:szCs w:val="24"/>
+        </w:rPr>
+        <w:t>consumo_extraurbano</w:t>
+      </w:r>
+      <w:proofErr w:type="spellEnd"/>
+    </w:p>
+    <w:p>
+      <w:pPr>
+        <w:pStyle w:val="Prrafodelista"/>
+        <w:numPr>
+          <w:ilvl w:val="0"/>
+          <w:numId w:val="2"/>
+        </w:numPr>
+        <w:jc w:val="both"/>
+        <w:rPr>
+          <w:rFonts w:ascii="Arial" w:hAnsi="Arial" w:cs="Arial"/>
+          <w:sz w:val="24"/>
+          <w:szCs w:val="24"/>
+        </w:rPr>
+      </w:pPr>
+      <w:r>
+        <w:rPr>
+          <w:rFonts w:ascii="Arial" w:hAnsi="Arial" w:cs="Arial"/>
+          <w:sz w:val="24"/>
+          <w:szCs w:val="24"/>
+        </w:rPr>
+        <w:t>emisiones_co2</w:t>
+      </w:r>
+    </w:p>
+    <w:p>
+      <w:pPr>
+        <w:pStyle w:val="Prrafodelista"/>
+        <w:numPr>
+          <w:ilvl w:val="0"/>
+          <w:numId w:val="2"/>
+        </w:numPr>
+        <w:jc w:val="both"/>
+        <w:rPr>
+          <w:rFonts w:ascii="Arial" w:hAnsi="Arial" w:cs="Arial"/>
+          <w:sz w:val="24"/>
+          <w:szCs w:val="24"/>
+        </w:rPr>
+      </w:pPr>
+      <w:proofErr w:type="spellStart"/>
+      <w:r>
+        <w:rPr>
+          <w:rFonts w:ascii="Arial" w:hAnsi="Arial" w:cs="Arial"/>
+          <w:sz w:val="24"/>
+          <w:szCs w:val="24"/>
+        </w:rPr>
+        <w:t>precio_base</w:t>
+      </w:r>
+      <w:proofErr w:type="spellEnd"/>
+    </w:p>
+    <w:p>
+      <w:pPr>
+        <w:pStyle w:val="Prrafodelista"/>
+        <w:ind w:left="0"/>
+        <w:jc w:val="both"/>
+        <w:rPr>
+          <w:rFonts w:ascii="Arial" w:hAnsi="Arial" w:cs="Arial"/>
+          <w:sz w:val="24"/>
+          <w:szCs w:val="24"/>
+        </w:rPr>
+      </w:pPr>
+    </w:p>
+    <w:p>
+      <w:pPr>
+        <w:pStyle w:val="Prrafodelista"/>
+        <w:ind w:left="0"/>
+        <w:jc w:val="both"/>
+        <w:rPr>
+          <w:rFonts w:ascii="Arial" w:hAnsi="Arial" w:cs="Arial"/>
+          <w:sz w:val="24"/>
+          <w:szCs w:val="24"/>
+        </w:rPr>
+      </w:pPr>
+      <w:r>
+        <w:rPr>
+          <w:rFonts w:ascii="Arial" w:hAnsi="Arial" w:cs="Arial"/>
+          <w:sz w:val="24"/>
+          <w:szCs w:val="24"/>
+        </w:rPr>
+        <w:t>Estas variables</w:t>
+      </w:r>
+      <w:r>
+        <w:rPr>
+          <w:rFonts w:ascii="Arial" w:hAnsi="Arial" w:cs="Arial"/>
+          <w:sz w:val="24"/>
+          <w:szCs w:val="24"/>
+        </w:rPr>
+        <w:t xml:space="preserve"> han </w:t>
+      </w:r>
+      <w:r>
+        <w:rPr>
+          <w:rFonts w:ascii="Arial" w:hAnsi="Arial" w:cs="Arial"/>
+          <w:sz w:val="24"/>
+          <w:szCs w:val="24"/>
+        </w:rPr>
+        <w:t>sido elegidas</w:t>
+      </w:r>
+      <w:r>
+        <w:rPr>
+          <w:rFonts w:ascii="Arial" w:hAnsi="Arial" w:cs="Arial"/>
+          <w:sz w:val="24"/>
+          <w:szCs w:val="24"/>
+        </w:rPr>
+        <w:t xml:space="preserve"> porque representan:</w:t>
+      </w:r>
+    </w:p>
+    <w:p>
+      <w:pPr>
+        <w:pStyle w:val="Prrafodelista"/>
+        <w:ind w:left="0"/>
+        <w:jc w:val="both"/>
+        <w:rPr>
+          <w:rFonts w:ascii="Arial" w:hAnsi="Arial" w:cs="Arial"/>
+          <w:sz w:val="24"/>
+          <w:szCs w:val="24"/>
+        </w:rPr>
+      </w:pPr>
+    </w:p>
+    <w:p>
+      <w:pPr>
+        <w:pStyle w:val="Prrafodelista"/>
+        <w:numPr>
+          <w:ilvl w:val="0"/>
+          <w:numId w:val="2"/>
+        </w:numPr>
+        <w:jc w:val="both"/>
+        <w:rPr>
+          <w:rFonts w:ascii="Arial" w:hAnsi="Arial" w:cs="Arial"/>
+          <w:sz w:val="24"/>
+          <w:szCs w:val="24"/>
+        </w:rPr>
+      </w:pPr>
+      <w:r>
+        <w:rPr>
+          <w:rFonts w:ascii="Arial" w:hAnsi="Arial" w:cs="Arial"/>
+          <w:sz w:val="24"/>
+          <w:szCs w:val="24"/>
+        </w:rPr>
+        <w:t>Prestaciones del vehículo (potencia, cilindrada)</w:t>
+      </w:r>
+    </w:p>
+    <w:p>
+      <w:pPr>
+        <w:pStyle w:val="Prrafodelista"/>
+        <w:numPr>
+          <w:ilvl w:val="0"/>
+          <w:numId w:val="2"/>
+        </w:numPr>
+        <w:jc w:val="both"/>
+        <w:rPr>
+          <w:rFonts w:ascii="Arial" w:hAnsi="Arial" w:cs="Arial"/>
+          <w:sz w:val="24"/>
+          <w:szCs w:val="24"/>
+        </w:rPr>
+      </w:pPr>
+      <w:r>
+        <w:rPr>
+          <w:rFonts w:ascii="Arial" w:hAnsi="Arial" w:cs="Arial"/>
+          <w:sz w:val="24"/>
+          <w:szCs w:val="24"/>
+        </w:rPr>
+        <w:t>Eficiencia y sostenibilidad (consumos y emisiones)</w:t>
+      </w:r>
+    </w:p>
+    <w:p>
+      <w:pPr>
+        <w:pStyle w:val="Prrafodelista"/>
+        <w:ind w:left="0"/>
+        <w:jc w:val="both"/>
+        <w:rPr>
+          <w:rFonts w:ascii="Arial" w:hAnsi="Arial" w:cs="Arial"/>
+          <w:sz w:val="24"/>
+          <w:szCs w:val="24"/>
+        </w:rPr>
+      </w:pPr>
+    </w:p>
+    <w:p>
+      <w:pPr>
+        <w:pStyle w:val="Prrafodelista"/>
+        <w:ind w:left="0"/>
+        <w:jc w:val="both"/>
+        <w:rPr>
+          <w:rFonts w:ascii="Arial" w:hAnsi="Arial" w:cs="Arial"/>
+          <w:sz w:val="24"/>
+          <w:szCs w:val="24"/>
+        </w:rPr>
+      </w:pPr>
+      <w:r>
+        <w:rPr>
+          <w:rFonts w:ascii="Arial" w:hAnsi="Arial" w:cs="Arial"/>
+          <w:sz w:val="24"/>
+          <w:szCs w:val="24"/>
+        </w:rPr>
+        <w:t xml:space="preserve">Calculamos </w:t>
+      </w:r>
+      <w:r>
+        <w:rPr>
+          <w:rFonts w:ascii="Arial" w:hAnsi="Arial" w:cs="Arial"/>
+          <w:sz w:val="24"/>
+          <w:szCs w:val="24"/>
+        </w:rPr>
+        <w:t>la matriz de correlación entre las variables seleccionadas con el fin de identificar relaciones lineales entre características técnicas y precio.</w:t>
+      </w:r>
+    </w:p>
+    <w:p>
+      <w:pPr>
+        <w:pStyle w:val="Prrafodelista"/>
+        <w:keepNext/>
+        <w:ind w:left="0"/>
+        <w:jc w:val="center"/>
+      </w:pPr>
+      <w:r>
+        <w:rPr>
+          <w:rFonts w:ascii="Arial" w:hAnsi="Arial" w:cs="Arial"/>
+          <w:noProof/>
+          <w:sz w:val="24"/>
+          <w:szCs w:val="24"/>
+          <w:lang w:eastAsia="es-ES"/>
+        </w:rPr>
+        <w:drawing>
+          <wp:inline distT="0" distB="0" distL="0" distR="0" wp14:anchorId="3FA17B7C" wp14:editId="792FEB03">
+            <wp:extent cx="4086971" cy="3769779"/>
+            <wp:effectExtent l="0" t="0" r="8890" b="2540"/>
+            <wp:docPr id="1829220382" name="Imagen 1"/>
+            <wp:cNvGraphicFramePr>
+              <a:graphicFrameLocks xmlns:a="http://schemas.openxmlformats.org/drawingml/2006/main" noChangeAspect="1"/>
+            </wp:cNvGraphicFramePr>
+            <a:graphic xmlns:a="http://schemas.openxmlformats.org/drawingml/2006/main">
+              <a:graphicData uri="http://schemas.openxmlformats.org/drawingml/2006/picture">
+                <pic:pic xmlns:pic="http://schemas.openxmlformats.org/drawingml/2006/picture">
+                  <pic:nvPicPr>
+                    <pic:cNvPr id="1829220382" name=""/>
+                    <pic:cNvPicPr/>
+                  </pic:nvPicPr>
+                  <pic:blipFill>
+                    <a:blip r:embed="rId13"/>
+                    <a:stretch>
+                      <a:fillRect/>
+                    </a:stretch>
+                  </pic:blipFill>
+                  <pic:spPr>
+                    <a:xfrm>
+                      <a:off x="0" y="0"/>
+                      <a:ext cx="4101665" cy="3783333"/>
+                    </a:xfrm>
+                    <a:prstGeom prst="rect">
+                      <a:avLst/>
+                    </a:prstGeom>
+                  </pic:spPr>
+                </pic:pic>
+              </a:graphicData>
+            </a:graphic>
+          </wp:inline>
+        </w:drawing>
+      </w:r>
+    </w:p>
+    <w:p>
+      <w:pPr>
+        <w:pStyle w:val="Descripcin"/>
+        <w:jc w:val="center"/>
+        <w:rPr>
+          <w:rFonts w:ascii="Arial" w:hAnsi="Arial" w:cs="Arial"/>
+          <w:sz w:val="28"/>
+          <w:szCs w:val="24"/>
+        </w:rPr>
+      </w:pPr>
+      <w:r>
+        <w:rPr>
+          <w:rFonts w:ascii="Arial" w:hAnsi="Arial" w:cs="Arial"/>
+          <w:sz w:val="20"/>
+        </w:rPr>
+        <w:t xml:space="preserve">Ilustración </w:t>
+      </w:r>
+      <w:r>
+        <w:rPr>
+          <w:rFonts w:ascii="Arial" w:hAnsi="Arial" w:cs="Arial"/>
+          <w:sz w:val="20"/>
+        </w:rPr>
+        <w:fldChar w:fldCharType="begin"/>
+      </w:r>
+      <w:r>
+        <w:rPr>
+          <w:rFonts w:ascii="Arial" w:hAnsi="Arial" w:cs="Arial"/>
+          <w:sz w:val="20"/>
+        </w:rPr>
+        <w:instrText xml:space="preserve"> SEQ Ilustración \* ARABIC </w:instrText>
+      </w:r>
+      <w:r>
+        <w:rPr>
+          <w:rFonts w:ascii="Arial" w:hAnsi="Arial" w:cs="Arial"/>
+          <w:sz w:val="20"/>
+        </w:rPr>
+        <w:fldChar w:fldCharType="separate"/>
+      </w:r>
+      <w:r>
+        <w:rPr>
+          <w:rFonts w:ascii="Arial" w:hAnsi="Arial" w:cs="Arial"/>
+          <w:noProof/>
+          <w:sz w:val="20"/>
+        </w:rPr>
+        <w:t>4</w:t>
+      </w:r>
+      <w:r>
+        <w:rPr>
+          <w:rFonts w:ascii="Arial" w:hAnsi="Arial" w:cs="Arial"/>
+          <w:sz w:val="20"/>
+        </w:rPr>
+        <w:fldChar w:fldCharType="end"/>
+      </w:r>
+      <w:r>
+        <w:rPr>
+          <w:rFonts w:ascii="Arial" w:hAnsi="Arial" w:cs="Arial"/>
+          <w:sz w:val="20"/>
+        </w:rPr>
+        <w:t>: Correlación entre variables técnicas y económicas con el precio base.</w:t>
+      </w:r>
+    </w:p>
+    <w:p>
+      <w:pPr>
+        <w:pStyle w:val="Prrafodelista"/>
+        <w:numPr>
+          <w:ilvl w:val="0"/>
+          <w:numId w:val="2"/>
+        </w:numPr>
+        <w:jc w:val="both"/>
+        <w:rPr>
+          <w:rFonts w:ascii="Arial" w:hAnsi="Arial" w:cs="Arial"/>
+          <w:sz w:val="24"/>
+          <w:szCs w:val="24"/>
+        </w:rPr>
+      </w:pPr>
+      <w:r>
+        <w:rPr>
+          <w:rFonts w:ascii="Arial" w:hAnsi="Arial" w:cs="Arial"/>
+          <w:sz w:val="24"/>
+          <w:szCs w:val="24"/>
+        </w:rPr>
+        <w:lastRenderedPageBreak/>
+        <w:t>Relación</w:t>
+      </w:r>
+      <w:r>
+        <w:rPr>
+          <w:rFonts w:ascii="Arial" w:hAnsi="Arial" w:cs="Arial"/>
+          <w:sz w:val="24"/>
+          <w:szCs w:val="24"/>
+        </w:rPr>
+        <w:t xml:space="preserve"> fuerte entre</w:t>
+      </w:r>
+      <w:r>
+        <w:rPr>
+          <w:rFonts w:ascii="Arial" w:hAnsi="Arial" w:cs="Arial"/>
+          <w:sz w:val="24"/>
+          <w:szCs w:val="24"/>
+        </w:rPr>
+        <w:t xml:space="preserve"> </w:t>
+      </w:r>
+      <w:proofErr w:type="spellStart"/>
+      <w:r>
+        <w:rPr>
+          <w:rFonts w:ascii="Arial" w:hAnsi="Arial" w:cs="Arial"/>
+          <w:sz w:val="24"/>
+          <w:szCs w:val="24"/>
+        </w:rPr>
+        <w:t>potencia_cv</w:t>
+      </w:r>
+      <w:proofErr w:type="spellEnd"/>
+      <w:r>
+        <w:rPr>
+          <w:rFonts w:ascii="Arial" w:hAnsi="Arial" w:cs="Arial"/>
+          <w:sz w:val="24"/>
+          <w:szCs w:val="24"/>
+        </w:rPr>
+        <w:t xml:space="preserve"> y </w:t>
+      </w:r>
+      <w:proofErr w:type="spellStart"/>
+      <w:r>
+        <w:rPr>
+          <w:rFonts w:ascii="Arial" w:hAnsi="Arial" w:cs="Arial"/>
+          <w:sz w:val="24"/>
+          <w:szCs w:val="24"/>
+        </w:rPr>
+        <w:t>precio_base</w:t>
+      </w:r>
+      <w:proofErr w:type="spellEnd"/>
+      <w:r>
+        <w:rPr>
+          <w:rFonts w:ascii="Arial" w:hAnsi="Arial" w:cs="Arial"/>
+          <w:sz w:val="24"/>
+          <w:szCs w:val="24"/>
+        </w:rPr>
+        <w:t xml:space="preserve"> (0.84)</w:t>
+      </w:r>
+      <w:r>
+        <w:rPr>
+          <w:rFonts w:ascii="Arial" w:hAnsi="Arial" w:cs="Arial"/>
+          <w:sz w:val="24"/>
+          <w:szCs w:val="24"/>
+        </w:rPr>
+        <w:t xml:space="preserve">. </w:t>
+      </w:r>
+      <w:r>
+        <w:rPr>
+          <w:rFonts w:ascii="Arial" w:hAnsi="Arial" w:cs="Arial"/>
+          <w:sz w:val="24"/>
+          <w:szCs w:val="24"/>
+        </w:rPr>
+        <w:t xml:space="preserve">Los vehículos con mayor potencia tienden a presentar precios base más elevados, lo que indica que las </w:t>
+      </w:r>
+      <w:r>
+        <w:rPr>
+          <w:rFonts w:ascii="Arial" w:hAnsi="Arial" w:cs="Arial"/>
+          <w:sz w:val="24"/>
+          <w:szCs w:val="24"/>
+        </w:rPr>
+        <w:t>características</w:t>
+      </w:r>
+      <w:r>
+        <w:rPr>
+          <w:rFonts w:ascii="Arial" w:hAnsi="Arial" w:cs="Arial"/>
+          <w:sz w:val="24"/>
+          <w:szCs w:val="24"/>
+        </w:rPr>
+        <w:t xml:space="preserve"> del motor son un factor determinante en el valor del vehículo.</w:t>
+      </w:r>
+    </w:p>
+    <w:p>
+      <w:pPr>
+        <w:pStyle w:val="Prrafodelista"/>
+        <w:ind w:left="0"/>
+        <w:jc w:val="both"/>
+        <w:rPr>
+          <w:rFonts w:ascii="Arial" w:hAnsi="Arial" w:cs="Arial"/>
+          <w:sz w:val="24"/>
+          <w:szCs w:val="24"/>
+        </w:rPr>
+      </w:pPr>
+    </w:p>
+    <w:p>
+      <w:pPr>
+        <w:pStyle w:val="Prrafodelista"/>
+        <w:numPr>
+          <w:ilvl w:val="0"/>
+          <w:numId w:val="2"/>
+        </w:numPr>
+        <w:jc w:val="both"/>
+        <w:rPr>
+          <w:rFonts w:ascii="Arial" w:hAnsi="Arial" w:cs="Arial"/>
+          <w:sz w:val="24"/>
+          <w:szCs w:val="24"/>
+        </w:rPr>
+      </w:pPr>
+      <w:r>
+        <w:rPr>
+          <w:rFonts w:ascii="Arial" w:hAnsi="Arial" w:cs="Arial"/>
+          <w:sz w:val="24"/>
+          <w:szCs w:val="24"/>
+        </w:rPr>
+        <w:t>Relación</w:t>
+      </w:r>
+      <w:r>
+        <w:rPr>
+          <w:rFonts w:ascii="Arial" w:hAnsi="Arial" w:cs="Arial"/>
+          <w:sz w:val="24"/>
+          <w:szCs w:val="24"/>
+        </w:rPr>
+        <w:t xml:space="preserve"> negativa entre</w:t>
+      </w:r>
+      <w:r>
+        <w:rPr>
+          <w:rFonts w:ascii="Arial" w:hAnsi="Arial" w:cs="Arial"/>
+          <w:sz w:val="24"/>
+          <w:szCs w:val="24"/>
+        </w:rPr>
+        <w:t xml:space="preserve"> cilindrada y </w:t>
+      </w:r>
+      <w:proofErr w:type="spellStart"/>
+      <w:r>
+        <w:rPr>
+          <w:rFonts w:ascii="Arial" w:hAnsi="Arial" w:cs="Arial"/>
+          <w:sz w:val="24"/>
+          <w:szCs w:val="24"/>
+        </w:rPr>
+        <w:t>precio_base</w:t>
+      </w:r>
+      <w:proofErr w:type="spellEnd"/>
+      <w:r>
+        <w:rPr>
+          <w:rFonts w:ascii="Arial" w:hAnsi="Arial" w:cs="Arial"/>
+          <w:sz w:val="24"/>
+          <w:szCs w:val="24"/>
+        </w:rPr>
+        <w:t xml:space="preserve"> (-0.67)</w:t>
+      </w:r>
+      <w:r>
+        <w:rPr>
+          <w:rFonts w:ascii="Arial" w:hAnsi="Arial" w:cs="Arial"/>
+          <w:sz w:val="24"/>
+          <w:szCs w:val="24"/>
+        </w:rPr>
+        <w:t xml:space="preserve">. </w:t>
+      </w:r>
+      <w:r>
+        <w:rPr>
+          <w:rFonts w:ascii="Arial" w:hAnsi="Arial" w:cs="Arial"/>
+          <w:sz w:val="24"/>
+          <w:szCs w:val="24"/>
+        </w:rPr>
+        <w:t>Una mayor cilindrada no implica necesariamente un mayor precio base.</w:t>
+      </w:r>
+    </w:p>
+    <w:p>
+      <w:pPr>
+        <w:pStyle w:val="Prrafodelista"/>
+        <w:ind w:left="0"/>
+        <w:jc w:val="both"/>
+        <w:rPr>
+          <w:rFonts w:ascii="Arial" w:hAnsi="Arial" w:cs="Arial"/>
+          <w:sz w:val="24"/>
+          <w:szCs w:val="24"/>
+        </w:rPr>
+      </w:pPr>
+    </w:p>
+    <w:p>
+      <w:pPr>
+        <w:pStyle w:val="Prrafodelista"/>
+        <w:numPr>
+          <w:ilvl w:val="0"/>
+          <w:numId w:val="2"/>
+        </w:numPr>
+        <w:jc w:val="both"/>
+        <w:rPr>
+          <w:rFonts w:ascii="Arial" w:hAnsi="Arial" w:cs="Arial"/>
+          <w:sz w:val="24"/>
+          <w:szCs w:val="24"/>
+        </w:rPr>
+      </w:pPr>
+      <w:r>
+        <w:rPr>
+          <w:rFonts w:ascii="Arial" w:hAnsi="Arial" w:cs="Arial"/>
+          <w:sz w:val="24"/>
+          <w:szCs w:val="24"/>
+        </w:rPr>
+        <w:t>Relación</w:t>
+      </w:r>
+      <w:r>
+        <w:rPr>
+          <w:rFonts w:ascii="Arial" w:hAnsi="Arial" w:cs="Arial"/>
+          <w:sz w:val="24"/>
+          <w:szCs w:val="24"/>
+        </w:rPr>
+        <w:t xml:space="preserve"> negativa entre</w:t>
+      </w:r>
+      <w:r>
+        <w:rPr>
+          <w:rFonts w:ascii="Arial" w:hAnsi="Arial" w:cs="Arial"/>
+          <w:sz w:val="24"/>
+          <w:szCs w:val="24"/>
+        </w:rPr>
+        <w:t xml:space="preserve"> cilindrada y </w:t>
+      </w:r>
+      <w:proofErr w:type="spellStart"/>
+      <w:r>
+        <w:rPr>
+          <w:rFonts w:ascii="Arial" w:hAnsi="Arial" w:cs="Arial"/>
+          <w:sz w:val="24"/>
+          <w:szCs w:val="24"/>
+        </w:rPr>
+        <w:t>precio_base</w:t>
+      </w:r>
+      <w:proofErr w:type="spellEnd"/>
+      <w:r>
+        <w:rPr>
+          <w:rFonts w:ascii="Arial" w:hAnsi="Arial" w:cs="Arial"/>
+          <w:sz w:val="24"/>
+          <w:szCs w:val="24"/>
+        </w:rPr>
+        <w:t xml:space="preserve"> (-0.67)</w:t>
+      </w:r>
+      <w:r>
+        <w:rPr>
+          <w:rFonts w:ascii="Arial" w:hAnsi="Arial" w:cs="Arial"/>
+          <w:sz w:val="24"/>
+          <w:szCs w:val="24"/>
+        </w:rPr>
+        <w:t xml:space="preserve">. </w:t>
+      </w:r>
+      <w:r>
+        <w:rPr>
+          <w:rFonts w:ascii="Arial" w:hAnsi="Arial" w:cs="Arial"/>
+          <w:sz w:val="24"/>
+          <w:szCs w:val="24"/>
+        </w:rPr>
+        <w:t>Una mayor cilindrada no implica necesariamente un mayor precio base.</w:t>
+      </w:r>
+    </w:p>
+    <w:p>
+      <w:pPr>
+        <w:pStyle w:val="Prrafodelista"/>
+        <w:ind w:left="0"/>
+        <w:jc w:val="both"/>
+        <w:rPr>
+          <w:rFonts w:ascii="Arial" w:hAnsi="Arial" w:cs="Arial"/>
+          <w:sz w:val="24"/>
+          <w:szCs w:val="24"/>
+        </w:rPr>
+      </w:pPr>
+    </w:p>
+    <w:p>
+      <w:pPr>
+        <w:pStyle w:val="Prrafodelista"/>
+        <w:numPr>
+          <w:ilvl w:val="0"/>
+          <w:numId w:val="2"/>
+        </w:numPr>
+        <w:jc w:val="both"/>
+        <w:rPr>
+          <w:rFonts w:ascii="Arial" w:hAnsi="Arial" w:cs="Arial"/>
+          <w:sz w:val="24"/>
+          <w:szCs w:val="24"/>
+        </w:rPr>
+      </w:pPr>
+      <w:r>
+        <w:rPr>
+          <w:rFonts w:ascii="Arial" w:hAnsi="Arial" w:cs="Arial"/>
+          <w:sz w:val="24"/>
+          <w:szCs w:val="24"/>
+        </w:rPr>
+        <w:t>Relación</w:t>
+      </w:r>
+      <w:r>
+        <w:rPr>
+          <w:rFonts w:ascii="Arial" w:hAnsi="Arial" w:cs="Arial"/>
+          <w:sz w:val="24"/>
+          <w:szCs w:val="24"/>
+        </w:rPr>
+        <w:t xml:space="preserve"> negativa entre p</w:t>
+      </w:r>
+      <w:r>
+        <w:rPr>
+          <w:rFonts w:ascii="Arial" w:hAnsi="Arial" w:cs="Arial"/>
+          <w:sz w:val="24"/>
+          <w:szCs w:val="24"/>
+        </w:rPr>
+        <w:t xml:space="preserve">recio base y </w:t>
+      </w:r>
+      <w:proofErr w:type="spellStart"/>
+      <w:r>
+        <w:rPr>
+          <w:rFonts w:ascii="Arial" w:hAnsi="Arial" w:cs="Arial"/>
+          <w:sz w:val="24"/>
+          <w:szCs w:val="24"/>
+        </w:rPr>
+        <w:t>consumo_urbano</w:t>
+      </w:r>
+      <w:proofErr w:type="spellEnd"/>
+      <w:r>
+        <w:rPr>
+          <w:rFonts w:ascii="Arial" w:hAnsi="Arial" w:cs="Arial"/>
+          <w:sz w:val="24"/>
+          <w:szCs w:val="24"/>
+        </w:rPr>
+        <w:t xml:space="preserve"> (-0.61)</w:t>
+      </w:r>
+      <w:r>
+        <w:rPr>
+          <w:rFonts w:ascii="Arial" w:hAnsi="Arial" w:cs="Arial"/>
+          <w:sz w:val="24"/>
+          <w:szCs w:val="24"/>
+        </w:rPr>
+        <w:t xml:space="preserve"> y </w:t>
+      </w:r>
+      <w:r>
+        <w:rPr>
+          <w:rFonts w:ascii="Arial" w:hAnsi="Arial" w:cs="Arial"/>
+          <w:sz w:val="24"/>
+          <w:szCs w:val="24"/>
+        </w:rPr>
+        <w:t>r</w:t>
+      </w:r>
+      <w:r>
+        <w:rPr>
+          <w:rFonts w:ascii="Arial" w:hAnsi="Arial" w:cs="Arial"/>
+          <w:sz w:val="24"/>
+          <w:szCs w:val="24"/>
+        </w:rPr>
+        <w:t>elación</w:t>
+      </w:r>
+      <w:r>
+        <w:rPr>
+          <w:rFonts w:ascii="Arial" w:hAnsi="Arial" w:cs="Arial"/>
+          <w:sz w:val="24"/>
+          <w:szCs w:val="24"/>
+        </w:rPr>
+        <w:t xml:space="preserve"> negativa entre p</w:t>
+      </w:r>
+      <w:r>
+        <w:rPr>
+          <w:rFonts w:ascii="Arial" w:hAnsi="Arial" w:cs="Arial"/>
+          <w:sz w:val="24"/>
+          <w:szCs w:val="24"/>
+        </w:rPr>
+        <w:t xml:space="preserve">recio base y </w:t>
+      </w:r>
+      <w:proofErr w:type="spellStart"/>
+      <w:r>
+        <w:rPr>
+          <w:rFonts w:ascii="Arial" w:hAnsi="Arial" w:cs="Arial"/>
+          <w:sz w:val="24"/>
+          <w:szCs w:val="24"/>
+        </w:rPr>
+        <w:t>consumo_extraurbano</w:t>
+      </w:r>
+      <w:proofErr w:type="spellEnd"/>
+      <w:r>
+        <w:rPr>
+          <w:rFonts w:ascii="Arial" w:hAnsi="Arial" w:cs="Arial"/>
+          <w:sz w:val="24"/>
+          <w:szCs w:val="24"/>
+        </w:rPr>
+        <w:t xml:space="preserve"> (-0.59)</w:t>
+      </w:r>
+      <w:r>
+        <w:rPr>
+          <w:rFonts w:ascii="Arial" w:hAnsi="Arial" w:cs="Arial"/>
+          <w:sz w:val="24"/>
+          <w:szCs w:val="24"/>
+        </w:rPr>
+        <w:t xml:space="preserve">. </w:t>
+      </w:r>
+      <w:r>
+        <w:rPr>
+          <w:rFonts w:ascii="Arial" w:hAnsi="Arial" w:cs="Arial"/>
+          <w:sz w:val="24"/>
+          <w:szCs w:val="24"/>
+        </w:rPr>
+        <w:t>Los vehículos con menores consumos tienden a tener precios base más altos.</w:t>
+      </w:r>
+    </w:p>
+    <w:p>
+      <w:pPr>
+        <w:pStyle w:val="Prrafodelista"/>
+        <w:ind w:left="0"/>
+        <w:jc w:val="both"/>
+        <w:rPr>
+          <w:rFonts w:ascii="Arial" w:hAnsi="Arial" w:cs="Arial"/>
+          <w:sz w:val="24"/>
+          <w:szCs w:val="24"/>
+        </w:rPr>
+      </w:pPr>
+    </w:p>
+    <w:p>
+      <w:pPr>
+        <w:pStyle w:val="Prrafodelista"/>
+        <w:numPr>
+          <w:ilvl w:val="0"/>
+          <w:numId w:val="2"/>
+        </w:numPr>
+        <w:jc w:val="both"/>
+        <w:rPr>
+          <w:rFonts w:ascii="Arial" w:hAnsi="Arial" w:cs="Arial"/>
+          <w:sz w:val="24"/>
+          <w:szCs w:val="24"/>
+        </w:rPr>
+      </w:pPr>
+      <w:r>
+        <w:rPr>
+          <w:rFonts w:ascii="Arial" w:hAnsi="Arial" w:cs="Arial"/>
+          <w:sz w:val="24"/>
+          <w:szCs w:val="24"/>
+        </w:rPr>
+        <w:t>Relación</w:t>
+      </w:r>
+      <w:r>
+        <w:rPr>
+          <w:rFonts w:ascii="Arial" w:hAnsi="Arial" w:cs="Arial"/>
+          <w:sz w:val="24"/>
+          <w:szCs w:val="24"/>
+        </w:rPr>
+        <w:t xml:space="preserve"> negativa entre</w:t>
+      </w:r>
+      <w:r>
+        <w:rPr>
+          <w:rFonts w:ascii="Arial" w:hAnsi="Arial" w:cs="Arial"/>
+          <w:sz w:val="24"/>
+          <w:szCs w:val="24"/>
+        </w:rPr>
+        <w:t xml:space="preserve"> emisiones_co2 y </w:t>
+      </w:r>
+      <w:proofErr w:type="spellStart"/>
+      <w:r>
+        <w:rPr>
+          <w:rFonts w:ascii="Arial" w:hAnsi="Arial" w:cs="Arial"/>
+          <w:sz w:val="24"/>
+          <w:szCs w:val="24"/>
+        </w:rPr>
+        <w:t>precio_base</w:t>
+      </w:r>
+      <w:proofErr w:type="spellEnd"/>
+      <w:r>
+        <w:rPr>
+          <w:rFonts w:ascii="Arial" w:hAnsi="Arial" w:cs="Arial"/>
+          <w:sz w:val="24"/>
+          <w:szCs w:val="24"/>
+        </w:rPr>
+        <w:t xml:space="preserve"> (-0.73)</w:t>
+      </w:r>
+      <w:r>
+        <w:rPr>
+          <w:rFonts w:ascii="Arial" w:hAnsi="Arial" w:cs="Arial"/>
+          <w:sz w:val="24"/>
+          <w:szCs w:val="24"/>
+        </w:rPr>
+        <w:t xml:space="preserve">. </w:t>
+      </w:r>
+      <w:r>
+        <w:rPr>
+          <w:rFonts w:ascii="Arial" w:hAnsi="Arial" w:cs="Arial"/>
+          <w:sz w:val="24"/>
+          <w:szCs w:val="24"/>
+        </w:rPr>
+        <w:t>Vehículos con menores emisiones presentan precios base más elevados.</w:t>
+      </w:r>
+    </w:p>
+    <w:p>
+      <w:pPr>
+        <w:pStyle w:val="Prrafodelista"/>
+        <w:ind w:left="0"/>
+        <w:jc w:val="both"/>
+        <w:rPr>
+          <w:rFonts w:ascii="Arial" w:hAnsi="Arial" w:cs="Arial"/>
+          <w:sz w:val="24"/>
+          <w:szCs w:val="24"/>
+        </w:rPr>
+      </w:pPr>
+    </w:p>
+    <w:p>
+      <w:pPr>
+        <w:pStyle w:val="Prrafodelista"/>
+        <w:numPr>
+          <w:ilvl w:val="0"/>
+          <w:numId w:val="2"/>
+        </w:numPr>
+        <w:jc w:val="both"/>
+        <w:rPr>
+          <w:rFonts w:ascii="Arial" w:hAnsi="Arial" w:cs="Arial"/>
+          <w:sz w:val="24"/>
+          <w:szCs w:val="24"/>
+        </w:rPr>
+      </w:pPr>
+      <w:r>
+        <w:rPr>
+          <w:rFonts w:ascii="Arial" w:hAnsi="Arial" w:cs="Arial"/>
+          <w:sz w:val="24"/>
+          <w:szCs w:val="24"/>
+        </w:rPr>
+        <w:t>Relación</w:t>
+      </w:r>
+      <w:r>
+        <w:rPr>
+          <w:rFonts w:ascii="Arial" w:hAnsi="Arial" w:cs="Arial"/>
+          <w:sz w:val="24"/>
+          <w:szCs w:val="24"/>
+        </w:rPr>
+        <w:t xml:space="preserve"> fuerte entre</w:t>
+      </w:r>
+      <w:r>
+        <w:rPr>
+          <w:rFonts w:ascii="Arial" w:hAnsi="Arial" w:cs="Arial"/>
+          <w:sz w:val="24"/>
+          <w:szCs w:val="24"/>
+        </w:rPr>
+        <w:t xml:space="preserve"> cilindrada y </w:t>
+      </w:r>
+      <w:proofErr w:type="spellStart"/>
+      <w:r>
+        <w:rPr>
+          <w:rFonts w:ascii="Arial" w:hAnsi="Arial" w:cs="Arial"/>
+          <w:sz w:val="24"/>
+          <w:szCs w:val="24"/>
+        </w:rPr>
+        <w:t>consumo_urbano</w:t>
+      </w:r>
+      <w:proofErr w:type="spellEnd"/>
+      <w:r>
+        <w:rPr>
+          <w:rFonts w:ascii="Arial" w:hAnsi="Arial" w:cs="Arial"/>
+          <w:sz w:val="24"/>
+          <w:szCs w:val="24"/>
+        </w:rPr>
+        <w:t xml:space="preserve"> (0,73) / </w:t>
+      </w:r>
+      <w:proofErr w:type="spellStart"/>
+      <w:r>
+        <w:rPr>
+          <w:rFonts w:ascii="Arial" w:hAnsi="Arial" w:cs="Arial"/>
+          <w:sz w:val="24"/>
+          <w:szCs w:val="24"/>
+        </w:rPr>
+        <w:t>consumo_extraurbano</w:t>
+      </w:r>
+      <w:proofErr w:type="spellEnd"/>
+      <w:r>
+        <w:rPr>
+          <w:rFonts w:ascii="Arial" w:hAnsi="Arial" w:cs="Arial"/>
+          <w:sz w:val="24"/>
+          <w:szCs w:val="24"/>
+        </w:rPr>
+        <w:t xml:space="preserve"> (0,72)</w:t>
+      </w:r>
+      <w:r>
+        <w:rPr>
+          <w:rFonts w:ascii="Arial" w:hAnsi="Arial" w:cs="Arial"/>
+          <w:sz w:val="24"/>
+          <w:szCs w:val="24"/>
+        </w:rPr>
+        <w:t>. Esto implica que a mayor cilindrada de los vehículos más consumo tendrá el vehículo.</w:t>
+      </w:r>
+    </w:p>
+    <w:p>
+      <w:pPr>
+        <w:pStyle w:val="Prrafodelista"/>
+        <w:rPr>
+          <w:rFonts w:ascii="Arial" w:hAnsi="Arial" w:cs="Arial"/>
+          <w:sz w:val="24"/>
+          <w:szCs w:val="24"/>
+        </w:rPr>
+      </w:pPr>
+    </w:p>
+    <w:p>
+      <w:pPr>
+        <w:pStyle w:val="Prrafodelista"/>
+        <w:numPr>
+          <w:ilvl w:val="0"/>
+          <w:numId w:val="2"/>
+        </w:numPr>
+        <w:jc w:val="both"/>
+        <w:rPr>
+          <w:rFonts w:ascii="Arial" w:hAnsi="Arial" w:cs="Arial"/>
+          <w:sz w:val="24"/>
+          <w:szCs w:val="24"/>
+        </w:rPr>
+      </w:pPr>
+      <w:r>
+        <w:rPr>
+          <w:rFonts w:ascii="Arial" w:hAnsi="Arial" w:cs="Arial"/>
+          <w:sz w:val="24"/>
+          <w:szCs w:val="24"/>
+        </w:rPr>
+        <w:t>Relación</w:t>
+      </w:r>
+      <w:r>
+        <w:rPr>
+          <w:rFonts w:ascii="Arial" w:hAnsi="Arial" w:cs="Arial"/>
+          <w:sz w:val="24"/>
+          <w:szCs w:val="24"/>
+        </w:rPr>
+        <w:t xml:space="preserve"> </w:t>
+      </w:r>
+      <w:r>
+        <w:rPr>
+          <w:rFonts w:ascii="Arial" w:hAnsi="Arial" w:cs="Arial"/>
+          <w:sz w:val="24"/>
+          <w:szCs w:val="24"/>
+        </w:rPr>
+        <w:t>negativa entre</w:t>
+      </w:r>
+      <w:r>
+        <w:rPr>
+          <w:rFonts w:ascii="Arial" w:hAnsi="Arial" w:cs="Arial"/>
+          <w:sz w:val="24"/>
+          <w:szCs w:val="24"/>
+        </w:rPr>
+        <w:t xml:space="preserve"> </w:t>
+      </w:r>
+      <w:proofErr w:type="spellStart"/>
+      <w:r>
+        <w:rPr>
+          <w:rFonts w:ascii="Arial" w:hAnsi="Arial" w:cs="Arial"/>
+          <w:sz w:val="24"/>
+          <w:szCs w:val="24"/>
+        </w:rPr>
+        <w:t>potencia_cv</w:t>
+      </w:r>
+      <w:proofErr w:type="spellEnd"/>
+      <w:r>
+        <w:rPr>
+          <w:rFonts w:ascii="Arial" w:hAnsi="Arial" w:cs="Arial"/>
+          <w:sz w:val="24"/>
+          <w:szCs w:val="24"/>
+        </w:rPr>
+        <w:t xml:space="preserve"> y consumos (-0,31|-0,32) / emisiones (-0,43)</w:t>
+      </w:r>
+      <w:r>
+        <w:rPr>
+          <w:rFonts w:ascii="Arial" w:hAnsi="Arial" w:cs="Arial"/>
+          <w:sz w:val="24"/>
+          <w:szCs w:val="24"/>
+        </w:rPr>
+        <w:t xml:space="preserve">. </w:t>
+      </w:r>
+      <w:r>
+        <w:rPr>
+          <w:rFonts w:ascii="Arial" w:hAnsi="Arial" w:cs="Arial"/>
+          <w:sz w:val="24"/>
+          <w:szCs w:val="24"/>
+        </w:rPr>
+        <w:t>Estas relaciones indican que la potencia no depende únicamente de la cilindrada, y que existen vehículos de alta potencia con tecnologías más eficientes, como híbridos o eléctricos.</w:t>
+      </w:r>
+    </w:p>
+    <w:p>
+      <w:pPr>
+        <w:pStyle w:val="Ttulo3"/>
+        <w:numPr>
+          <w:ilvl w:val="0"/>
+          <w:numId w:val="9"/>
+        </w:numPr>
+        <w:rPr>
+          <w:rFonts w:ascii="Arial" w:hAnsi="Arial" w:cs="Arial"/>
+          <w:b/>
+          <w:color w:val="auto"/>
+        </w:rPr>
+      </w:pPr>
+      <w:r>
+        <w:rPr>
+          <w:rFonts w:ascii="Arial" w:hAnsi="Arial" w:cs="Arial"/>
+          <w:b/>
+          <w:color w:val="auto"/>
+        </w:rPr>
+        <w:t>Estudiar patrones de ventas y mantenimiento</w:t>
+      </w:r>
+    </w:p>
+    <w:p>
+      <w:pPr>
+        <w:pStyle w:val="Prrafodelista"/>
+        <w:jc w:val="both"/>
+        <w:rPr>
+          <w:rFonts w:ascii="Arial" w:hAnsi="Arial" w:cs="Arial"/>
+          <w:sz w:val="24"/>
+          <w:szCs w:val="24"/>
+        </w:rPr>
+      </w:pPr>
+    </w:p>
+    <w:p>
+      <w:pPr>
+        <w:pStyle w:val="Prrafodelista"/>
+        <w:numPr>
+          <w:ilvl w:val="0"/>
+          <w:numId w:val="2"/>
+        </w:numPr>
+        <w:jc w:val="both"/>
+        <w:rPr>
+          <w:rFonts w:ascii="Arial" w:hAnsi="Arial" w:cs="Arial"/>
+          <w:bCs/>
+          <w:sz w:val="24"/>
+          <w:szCs w:val="24"/>
+          <w:u w:val="single"/>
+        </w:rPr>
+      </w:pPr>
+      <w:r>
+        <w:rPr>
+          <w:rFonts w:ascii="Arial" w:hAnsi="Arial" w:cs="Arial"/>
+          <w:bCs/>
+          <w:sz w:val="24"/>
+          <w:szCs w:val="24"/>
+          <w:u w:val="single"/>
+        </w:rPr>
+        <w:t>Análisis descriptivo de ventas y mantenimiento</w:t>
+      </w:r>
+      <w:r>
+        <w:rPr>
+          <w:rFonts w:ascii="Arial" w:hAnsi="Arial" w:cs="Arial"/>
+          <w:bCs/>
+          <w:sz w:val="24"/>
+          <w:szCs w:val="24"/>
+          <w:u w:val="single"/>
+        </w:rPr>
+        <w:t>:</w:t>
+      </w:r>
+      <w:r>
+        <w:rPr>
+          <w:rFonts w:ascii="Arial" w:hAnsi="Arial" w:cs="Arial"/>
+          <w:bCs/>
+          <w:sz w:val="24"/>
+          <w:szCs w:val="24"/>
+        </w:rPr>
+        <w:t xml:space="preserve"> </w:t>
+      </w:r>
+      <w:r>
+        <w:rPr>
+          <w:rFonts w:ascii="Arial" w:hAnsi="Arial" w:cs="Arial"/>
+          <w:sz w:val="24"/>
+          <w:szCs w:val="24"/>
+        </w:rPr>
+        <w:t>Realizamos</w:t>
+      </w:r>
+      <w:r>
+        <w:rPr>
+          <w:rFonts w:ascii="Arial" w:hAnsi="Arial" w:cs="Arial"/>
+          <w:sz w:val="24"/>
+          <w:szCs w:val="24"/>
+        </w:rPr>
+        <w:t xml:space="preserve"> un análisis de ventas y mantenimiento con las siguientes variables:</w:t>
+      </w:r>
+    </w:p>
+    <w:p>
+      <w:pPr>
+        <w:pStyle w:val="Prrafodelista"/>
+        <w:ind w:left="0"/>
+        <w:jc w:val="both"/>
+        <w:rPr>
+          <w:rFonts w:ascii="Arial" w:hAnsi="Arial" w:cs="Arial"/>
+          <w:sz w:val="24"/>
+          <w:szCs w:val="24"/>
+        </w:rPr>
+      </w:pPr>
+    </w:p>
+    <w:p>
+      <w:pPr>
+        <w:pStyle w:val="Prrafodelista"/>
+        <w:numPr>
+          <w:ilvl w:val="1"/>
+          <w:numId w:val="2"/>
+        </w:numPr>
+        <w:jc w:val="both"/>
+        <w:rPr>
+          <w:rFonts w:ascii="Arial" w:hAnsi="Arial" w:cs="Arial"/>
+          <w:sz w:val="24"/>
+          <w:szCs w:val="24"/>
+        </w:rPr>
+      </w:pPr>
+      <w:proofErr w:type="spellStart"/>
+      <w:r>
+        <w:rPr>
+          <w:rFonts w:ascii="Arial" w:hAnsi="Arial" w:cs="Arial"/>
+          <w:sz w:val="24"/>
+          <w:szCs w:val="24"/>
+        </w:rPr>
+        <w:t>precio_venta_real</w:t>
+      </w:r>
+      <w:proofErr w:type="spellEnd"/>
+    </w:p>
+    <w:p>
+      <w:pPr>
+        <w:pStyle w:val="Prrafodelista"/>
+        <w:numPr>
+          <w:ilvl w:val="1"/>
+          <w:numId w:val="2"/>
+        </w:numPr>
+        <w:jc w:val="both"/>
+        <w:rPr>
+          <w:rFonts w:ascii="Arial" w:hAnsi="Arial" w:cs="Arial"/>
+          <w:sz w:val="24"/>
+          <w:szCs w:val="24"/>
+        </w:rPr>
+      </w:pPr>
+      <w:proofErr w:type="spellStart"/>
+      <w:r>
+        <w:rPr>
+          <w:rFonts w:ascii="Arial" w:hAnsi="Arial" w:cs="Arial"/>
+          <w:sz w:val="24"/>
+          <w:szCs w:val="24"/>
+        </w:rPr>
+        <w:t>kilometraje_venta</w:t>
+      </w:r>
+      <w:proofErr w:type="spellEnd"/>
+    </w:p>
+    <w:p>
+      <w:pPr>
+        <w:pStyle w:val="Prrafodelista"/>
+        <w:numPr>
+          <w:ilvl w:val="1"/>
+          <w:numId w:val="2"/>
+        </w:numPr>
+        <w:jc w:val="both"/>
+        <w:rPr>
+          <w:rFonts w:ascii="Arial" w:hAnsi="Arial" w:cs="Arial"/>
+          <w:sz w:val="24"/>
+          <w:szCs w:val="24"/>
+        </w:rPr>
+      </w:pPr>
+      <w:proofErr w:type="spellStart"/>
+      <w:r>
+        <w:rPr>
+          <w:rFonts w:ascii="Arial" w:hAnsi="Arial" w:cs="Arial"/>
+          <w:sz w:val="24"/>
+          <w:szCs w:val="24"/>
+        </w:rPr>
+        <w:t>coste_mantenimiento_anual</w:t>
+      </w:r>
+      <w:proofErr w:type="spellEnd"/>
+    </w:p>
+    <w:p>
+      <w:pPr>
+        <w:pStyle w:val="Prrafodelista"/>
+        <w:numPr>
+          <w:ilvl w:val="1"/>
+          <w:numId w:val="2"/>
+        </w:numPr>
+        <w:jc w:val="both"/>
+        <w:rPr>
+          <w:rFonts w:ascii="Arial" w:hAnsi="Arial" w:cs="Arial"/>
+          <w:sz w:val="24"/>
+          <w:szCs w:val="24"/>
+        </w:rPr>
+      </w:pPr>
+      <w:proofErr w:type="spellStart"/>
+      <w:r>
+        <w:rPr>
+          <w:rFonts w:ascii="Arial" w:hAnsi="Arial" w:cs="Arial"/>
+          <w:sz w:val="24"/>
+          <w:szCs w:val="24"/>
+        </w:rPr>
+        <w:t>incidencias_mecanicas</w:t>
+      </w:r>
+      <w:proofErr w:type="spellEnd"/>
+    </w:p>
+    <w:p>
+      <w:pPr>
+        <w:spacing w:after="0"/>
+        <w:ind w:firstLine="708"/>
+        <w:jc w:val="both"/>
+        <w:rPr>
+          <w:rFonts w:ascii="Arial" w:hAnsi="Arial" w:cs="Arial"/>
+          <w:sz w:val="24"/>
+          <w:szCs w:val="24"/>
+        </w:rPr>
+      </w:pPr>
+      <w:r>
+        <w:rPr>
+          <w:rFonts w:ascii="Arial" w:hAnsi="Arial" w:cs="Arial"/>
+          <w:sz w:val="24"/>
+          <w:szCs w:val="24"/>
+        </w:rPr>
+        <w:t>Resultados:</w:t>
+      </w:r>
+    </w:p>
+    <w:p>
+      <w:pPr>
+        <w:spacing w:after="0"/>
+        <w:jc w:val="both"/>
+        <w:rPr>
+          <w:rFonts w:ascii="Arial" w:hAnsi="Arial" w:cs="Arial"/>
+          <w:sz w:val="24"/>
+          <w:szCs w:val="24"/>
+        </w:rPr>
+      </w:pPr>
+    </w:p>
+    <w:p>
+      <w:pPr>
+        <w:pStyle w:val="Prrafodelista"/>
+        <w:numPr>
+          <w:ilvl w:val="0"/>
+          <w:numId w:val="2"/>
+        </w:numPr>
+        <w:ind w:left="1068"/>
+        <w:jc w:val="both"/>
+        <w:rPr>
+          <w:rFonts w:ascii="Arial" w:hAnsi="Arial" w:cs="Arial"/>
+          <w:sz w:val="24"/>
+          <w:szCs w:val="24"/>
+        </w:rPr>
+      </w:pPr>
+      <w:r>
+        <w:rPr>
+          <w:rFonts w:ascii="Arial" w:hAnsi="Arial" w:cs="Arial"/>
+          <w:sz w:val="24"/>
+          <w:szCs w:val="24"/>
+        </w:rPr>
+        <w:t>El precio medio de venta real se sitúa en torno a los 34.000 €.</w:t>
+      </w:r>
+    </w:p>
+    <w:p>
+      <w:pPr>
+        <w:pStyle w:val="Prrafodelista"/>
+        <w:numPr>
+          <w:ilvl w:val="0"/>
+          <w:numId w:val="2"/>
+        </w:numPr>
+        <w:ind w:left="1068"/>
+        <w:jc w:val="both"/>
+        <w:rPr>
+          <w:rFonts w:ascii="Arial" w:hAnsi="Arial" w:cs="Arial"/>
+          <w:sz w:val="24"/>
+          <w:szCs w:val="24"/>
+        </w:rPr>
+      </w:pPr>
+      <w:r>
+        <w:rPr>
+          <w:rFonts w:ascii="Arial" w:hAnsi="Arial" w:cs="Arial"/>
+          <w:sz w:val="24"/>
+          <w:szCs w:val="24"/>
+        </w:rPr>
+        <w:t xml:space="preserve">El kilometraje </w:t>
+      </w:r>
+      <w:r>
+        <w:rPr>
+          <w:rFonts w:ascii="Arial" w:hAnsi="Arial" w:cs="Arial"/>
+          <w:sz w:val="24"/>
+          <w:szCs w:val="24"/>
+        </w:rPr>
+        <w:t>de venta representa mucha diferencia entre los vehículos con los kilometrajes más bajos y los más altos</w:t>
+      </w:r>
+      <w:r>
+        <w:rPr>
+          <w:rFonts w:ascii="Arial" w:hAnsi="Arial" w:cs="Arial"/>
+          <w:sz w:val="24"/>
+          <w:szCs w:val="24"/>
+        </w:rPr>
+        <w:t>.</w:t>
+      </w:r>
+    </w:p>
+    <w:p>
+      <w:pPr>
+        <w:pStyle w:val="Prrafodelista"/>
+        <w:numPr>
+          <w:ilvl w:val="0"/>
+          <w:numId w:val="2"/>
+        </w:numPr>
+        <w:ind w:left="1068"/>
+        <w:jc w:val="both"/>
+        <w:rPr>
+          <w:rFonts w:ascii="Arial" w:hAnsi="Arial" w:cs="Arial"/>
+          <w:sz w:val="24"/>
+          <w:szCs w:val="24"/>
+        </w:rPr>
+      </w:pPr>
+      <w:r>
+        <w:rPr>
+          <w:rFonts w:ascii="Arial" w:hAnsi="Arial" w:cs="Arial"/>
+          <w:sz w:val="24"/>
+          <w:szCs w:val="24"/>
+        </w:rPr>
+        <w:t>La mayoría de vehículos presentan pocas o ninguna incidencia mecánica.</w:t>
+      </w:r>
+    </w:p>
+    <w:p>
+      <w:pPr>
+        <w:pStyle w:val="Prrafodelista"/>
+        <w:numPr>
+          <w:ilvl w:val="0"/>
+          <w:numId w:val="2"/>
+        </w:numPr>
+        <w:ind w:left="1068"/>
+        <w:jc w:val="both"/>
+        <w:rPr>
+          <w:rFonts w:ascii="Arial" w:hAnsi="Arial" w:cs="Arial"/>
+          <w:sz w:val="24"/>
+          <w:szCs w:val="24"/>
+        </w:rPr>
+      </w:pPr>
+      <w:r>
+        <w:rPr>
+          <w:rFonts w:ascii="Arial" w:hAnsi="Arial" w:cs="Arial"/>
+          <w:sz w:val="24"/>
+          <w:szCs w:val="24"/>
+        </w:rPr>
+        <w:t>El coste de mantenimiento anual muestra variabilidad entre vehículos.</w:t>
+      </w:r>
+    </w:p>
+    <w:p>
+      <w:pPr>
+        <w:pStyle w:val="Prrafodelista"/>
+        <w:ind w:left="0"/>
+        <w:jc w:val="both"/>
+        <w:rPr>
+          <w:rFonts w:ascii="Arial" w:hAnsi="Arial" w:cs="Arial"/>
+          <w:sz w:val="24"/>
+          <w:szCs w:val="24"/>
+        </w:rPr>
+      </w:pPr>
+    </w:p>
+    <w:p>
+      <w:pPr>
+        <w:pStyle w:val="Prrafodelista"/>
+        <w:ind w:left="0"/>
+        <w:jc w:val="both"/>
+        <w:rPr>
+          <w:rFonts w:ascii="Arial" w:hAnsi="Arial" w:cs="Arial"/>
+          <w:b/>
+          <w:bCs/>
+          <w:sz w:val="24"/>
+          <w:szCs w:val="24"/>
+        </w:rPr>
+      </w:pPr>
+    </w:p>
+    <w:p>
+      <w:pPr>
+        <w:pStyle w:val="Prrafodelista"/>
+        <w:ind w:left="0"/>
+        <w:jc w:val="both"/>
+        <w:rPr>
+          <w:rFonts w:ascii="Arial" w:hAnsi="Arial" w:cs="Arial"/>
+          <w:b/>
+          <w:bCs/>
+          <w:sz w:val="24"/>
+          <w:szCs w:val="24"/>
+        </w:rPr>
+      </w:pPr>
+    </w:p>
+    <w:p>
+      <w:pPr>
+        <w:pStyle w:val="Prrafodelista"/>
+        <w:numPr>
+          <w:ilvl w:val="0"/>
+          <w:numId w:val="2"/>
+        </w:numPr>
+        <w:jc w:val="both"/>
+        <w:rPr>
+          <w:rFonts w:ascii="Arial" w:hAnsi="Arial" w:cs="Arial"/>
+          <w:bCs/>
+          <w:sz w:val="24"/>
+          <w:szCs w:val="24"/>
+          <w:u w:val="single"/>
+        </w:rPr>
+      </w:pPr>
+      <w:r>
+        <w:rPr>
+          <w:rFonts w:ascii="Arial" w:hAnsi="Arial" w:cs="Arial"/>
+          <w:bCs/>
+          <w:sz w:val="24"/>
+          <w:szCs w:val="24"/>
+          <w:u w:val="single"/>
+        </w:rPr>
+        <w:lastRenderedPageBreak/>
+        <w:t>Relación entre kilometraje y precio de venta</w:t>
+      </w:r>
+      <w:r>
+        <w:rPr>
+          <w:rFonts w:ascii="Arial" w:hAnsi="Arial" w:cs="Arial"/>
+          <w:bCs/>
+          <w:sz w:val="24"/>
+          <w:szCs w:val="24"/>
+          <w:u w:val="single"/>
+        </w:rPr>
+        <w:t>:</w:t>
+      </w:r>
+    </w:p>
+    <w:p>
+      <w:pPr>
+        <w:pStyle w:val="Prrafodelista"/>
+        <w:ind w:left="0"/>
+        <w:jc w:val="both"/>
+        <w:rPr>
+          <w:rFonts w:ascii="Arial" w:hAnsi="Arial" w:cs="Arial"/>
+          <w:sz w:val="24"/>
+          <w:szCs w:val="24"/>
+        </w:rPr>
+      </w:pPr>
+    </w:p>
+    <w:p>
+      <w:pPr>
+        <w:pStyle w:val="Prrafodelista"/>
+        <w:keepNext/>
+        <w:ind w:left="0"/>
+        <w:jc w:val="both"/>
+      </w:pPr>
+      <w:r>
+        <w:rPr>
+          <w:rFonts w:ascii="Arial" w:hAnsi="Arial" w:cs="Arial"/>
+          <w:noProof/>
+          <w:sz w:val="24"/>
+          <w:szCs w:val="24"/>
+          <w:lang w:eastAsia="es-ES"/>
+        </w:rPr>
+        <w:drawing>
+          <wp:inline distT="0" distB="0" distL="0" distR="0" wp14:anchorId="7325F814" wp14:editId="45B01F21">
+            <wp:extent cx="5400040" cy="4982210"/>
+            <wp:effectExtent l="0" t="0" r="0" b="8890"/>
+            <wp:docPr id="1331388295" name="Imagen 1"/>
+            <wp:cNvGraphicFramePr>
+              <a:graphicFrameLocks xmlns:a="http://schemas.openxmlformats.org/drawingml/2006/main" noChangeAspect="1"/>
+            </wp:cNvGraphicFramePr>
+            <a:graphic xmlns:a="http://schemas.openxmlformats.org/drawingml/2006/main">
+              <a:graphicData uri="http://schemas.openxmlformats.org/drawingml/2006/picture">
+                <pic:pic xmlns:pic="http://schemas.openxmlformats.org/drawingml/2006/picture">
+                  <pic:nvPicPr>
+                    <pic:cNvPr id="1331388295" name=""/>
+                    <pic:cNvPicPr/>
+                  </pic:nvPicPr>
+                  <pic:blipFill>
+                    <a:blip r:embed="rId14"/>
+                    <a:stretch>
+                      <a:fillRect/>
+                    </a:stretch>
+                  </pic:blipFill>
+                  <pic:spPr>
+                    <a:xfrm>
+                      <a:off x="0" y="0"/>
+                      <a:ext cx="5400040" cy="4982210"/>
+                    </a:xfrm>
+                    <a:prstGeom prst="rect">
+                      <a:avLst/>
+                    </a:prstGeom>
+                  </pic:spPr>
+                </pic:pic>
+              </a:graphicData>
+            </a:graphic>
+          </wp:inline>
+        </w:drawing>
+      </w:r>
+    </w:p>
+    <w:p>
+      <w:pPr>
+        <w:pStyle w:val="Descripcin"/>
+        <w:jc w:val="center"/>
+        <w:rPr>
+          <w:rFonts w:ascii="Arial" w:hAnsi="Arial" w:cs="Arial"/>
+          <w:sz w:val="28"/>
+          <w:szCs w:val="24"/>
+        </w:rPr>
+      </w:pPr>
+      <w:r>
+        <w:rPr>
+          <w:rFonts w:ascii="Arial" w:hAnsi="Arial" w:cs="Arial"/>
+          <w:sz w:val="20"/>
+        </w:rPr>
+        <w:t xml:space="preserve">Ilustración </w:t>
+      </w:r>
+      <w:r>
+        <w:rPr>
+          <w:rFonts w:ascii="Arial" w:hAnsi="Arial" w:cs="Arial"/>
+          <w:sz w:val="20"/>
+        </w:rPr>
+        <w:fldChar w:fldCharType="begin"/>
+      </w:r>
+      <w:r>
+        <w:rPr>
+          <w:rFonts w:ascii="Arial" w:hAnsi="Arial" w:cs="Arial"/>
+          <w:sz w:val="20"/>
+        </w:rPr>
+        <w:instrText xml:space="preserve"> SEQ Ilustración \* ARABIC </w:instrText>
+      </w:r>
+      <w:r>
+        <w:rPr>
+          <w:rFonts w:ascii="Arial" w:hAnsi="Arial" w:cs="Arial"/>
+          <w:sz w:val="20"/>
+        </w:rPr>
+        <w:fldChar w:fldCharType="separate"/>
+      </w:r>
+      <w:r>
+        <w:rPr>
+          <w:rFonts w:ascii="Arial" w:hAnsi="Arial" w:cs="Arial"/>
+          <w:noProof/>
+          <w:sz w:val="20"/>
+        </w:rPr>
+        <w:t>5</w:t>
+      </w:r>
+      <w:r>
+        <w:rPr>
+          <w:rFonts w:ascii="Arial" w:hAnsi="Arial" w:cs="Arial"/>
+          <w:sz w:val="20"/>
+        </w:rPr>
+        <w:fldChar w:fldCharType="end"/>
+      </w:r>
+      <w:r>
+        <w:rPr>
+          <w:rFonts w:ascii="Arial" w:hAnsi="Arial" w:cs="Arial"/>
+          <w:sz w:val="20"/>
+        </w:rPr>
+        <w:t>: Correlación entre el kilometraje y el precio de ventas.</w:t>
+      </w:r>
+    </w:p>
+    <w:p>
+      <w:pPr>
+        <w:jc w:val="both"/>
+        <w:rPr>
+          <w:rFonts w:ascii="Arial" w:hAnsi="Arial" w:cs="Arial"/>
+          <w:sz w:val="24"/>
+          <w:szCs w:val="24"/>
+        </w:rPr>
+      </w:pPr>
+      <w:r>
+        <w:rPr>
+          <w:rFonts w:ascii="Arial" w:hAnsi="Arial" w:cs="Arial"/>
+          <w:sz w:val="24"/>
+          <w:szCs w:val="24"/>
+        </w:rPr>
+        <w:t>La correlación entre el kilometraje y el precio de venta real es muy débil y cercana a cero, lo que indica que, en este conjunto de datos, el kilometraje por sí solo no explica de forma significativa el precio de venta.</w:t>
+      </w:r>
+    </w:p>
+    <w:p>
+      <w:pPr>
+        <w:pStyle w:val="Prrafodelista"/>
+        <w:numPr>
+          <w:ilvl w:val="0"/>
+          <w:numId w:val="2"/>
+        </w:numPr>
+        <w:jc w:val="both"/>
+        <w:rPr>
+          <w:rFonts w:ascii="Arial" w:hAnsi="Arial" w:cs="Arial"/>
+          <w:bCs/>
+          <w:sz w:val="24"/>
+          <w:szCs w:val="24"/>
+          <w:u w:val="single"/>
+        </w:rPr>
+      </w:pPr>
+      <w:r>
+        <w:rPr>
+          <w:rFonts w:ascii="Arial" w:hAnsi="Arial" w:cs="Arial"/>
+          <w:bCs/>
+          <w:sz w:val="24"/>
+          <w:szCs w:val="24"/>
+          <w:u w:val="single"/>
+        </w:rPr>
+        <w:t>Coste de mantenimiento por marca</w:t>
+      </w:r>
+      <w:r>
+        <w:rPr>
+          <w:rFonts w:ascii="Arial" w:hAnsi="Arial" w:cs="Arial"/>
+          <w:bCs/>
+          <w:sz w:val="24"/>
+          <w:szCs w:val="24"/>
+          <w:u w:val="single"/>
+        </w:rPr>
+        <w:t>:</w:t>
+      </w:r>
+    </w:p>
+    <w:p>
+      <w:pPr>
+        <w:pStyle w:val="Prrafodelista"/>
+        <w:ind w:left="0"/>
+        <w:jc w:val="both"/>
+        <w:rPr>
+          <w:rFonts w:ascii="Arial" w:hAnsi="Arial" w:cs="Arial"/>
+          <w:b/>
+          <w:bCs/>
+          <w:sz w:val="24"/>
+          <w:szCs w:val="24"/>
+        </w:rPr>
+      </w:pPr>
+    </w:p>
+    <w:p>
+      <w:pPr>
+        <w:pStyle w:val="Prrafodelista"/>
+        <w:ind w:left="0"/>
+        <w:jc w:val="both"/>
+        <w:rPr>
+          <w:rFonts w:ascii="Arial" w:hAnsi="Arial" w:cs="Arial"/>
+          <w:sz w:val="24"/>
+          <w:szCs w:val="24"/>
+        </w:rPr>
+      </w:pPr>
+      <w:r>
+        <w:rPr>
+          <w:rFonts w:ascii="Arial" w:hAnsi="Arial" w:cs="Arial"/>
+          <w:sz w:val="24"/>
+          <w:szCs w:val="24"/>
+        </w:rPr>
+        <w:t>Se observan diferencias claras en el coste medio de mantenimiento entre marcas.</w:t>
+      </w:r>
+      <w:r>
+        <w:rPr>
+          <w:rFonts w:ascii="Arial" w:hAnsi="Arial" w:cs="Arial"/>
+          <w:sz w:val="24"/>
+          <w:szCs w:val="24"/>
+        </w:rPr>
+        <w:t xml:space="preserve"> </w:t>
+      </w:r>
+      <w:r>
+        <w:rPr>
+          <w:rFonts w:ascii="Arial" w:hAnsi="Arial" w:cs="Arial"/>
+          <w:sz w:val="24"/>
+          <w:szCs w:val="24"/>
+        </w:rPr>
+        <w:t>Las marcas de gama más alta presentan costes de mantenimiento más elevados, mientras que las marcas más baratas tienden a mostrar costes inferiores.</w:t>
+      </w:r>
+    </w:p>
+    <w:p>
+      <w:pPr>
+        <w:pStyle w:val="Prrafodelista"/>
+        <w:ind w:left="0"/>
+        <w:jc w:val="both"/>
+        <w:rPr>
+          <w:rFonts w:ascii="Arial" w:hAnsi="Arial" w:cs="Arial"/>
+          <w:sz w:val="24"/>
+          <w:szCs w:val="24"/>
+        </w:rPr>
+      </w:pPr>
+    </w:p>
+    <w:p>
+      <w:pPr>
+        <w:pStyle w:val="Prrafodelista"/>
+        <w:numPr>
+          <w:ilvl w:val="0"/>
+          <w:numId w:val="2"/>
+        </w:numPr>
+        <w:jc w:val="both"/>
+        <w:rPr>
+          <w:rFonts w:ascii="Arial" w:hAnsi="Arial" w:cs="Arial"/>
+          <w:bCs/>
+          <w:sz w:val="24"/>
+          <w:szCs w:val="24"/>
+          <w:u w:val="single"/>
+        </w:rPr>
+      </w:pPr>
+      <w:r>
+        <w:rPr>
+          <w:rFonts w:ascii="Arial" w:hAnsi="Arial" w:cs="Arial"/>
+          <w:bCs/>
+          <w:sz w:val="24"/>
+          <w:szCs w:val="24"/>
+          <w:u w:val="single"/>
+        </w:rPr>
+        <w:t>Coste de mantenimiento e incidencias</w:t>
+      </w:r>
+      <w:r>
+        <w:rPr>
+          <w:rFonts w:ascii="Arial" w:hAnsi="Arial" w:cs="Arial"/>
+          <w:bCs/>
+          <w:sz w:val="24"/>
+          <w:szCs w:val="24"/>
+          <w:u w:val="single"/>
+        </w:rPr>
+        <w:t>:</w:t>
+      </w:r>
+    </w:p>
+    <w:p>
+      <w:pPr>
+        <w:pStyle w:val="Prrafodelista"/>
+        <w:ind w:left="0"/>
+        <w:jc w:val="both"/>
+        <w:rPr>
+          <w:rFonts w:ascii="Arial" w:hAnsi="Arial" w:cs="Arial"/>
+          <w:b/>
+          <w:bCs/>
+          <w:sz w:val="24"/>
+          <w:szCs w:val="24"/>
+        </w:rPr>
+      </w:pPr>
+    </w:p>
+    <w:p>
+      <w:pPr>
+        <w:pStyle w:val="Prrafodelista"/>
+        <w:keepNext/>
+        <w:ind w:left="0"/>
+        <w:jc w:val="center"/>
+      </w:pPr>
+      <w:r>
+        <w:rPr>
+          <w:rFonts w:ascii="Arial" w:hAnsi="Arial" w:cs="Arial"/>
+          <w:noProof/>
+          <w:sz w:val="24"/>
+          <w:szCs w:val="24"/>
+          <w:lang w:eastAsia="es-ES"/>
+        </w:rPr>
+        <w:lastRenderedPageBreak/>
+        <w:drawing>
+          <wp:inline distT="0" distB="0" distL="0" distR="0" wp14:anchorId="72CCBAEA" wp14:editId="339CA13B">
+            <wp:extent cx="3506525" cy="3235206"/>
+            <wp:effectExtent l="0" t="0" r="0" b="3810"/>
+            <wp:docPr id="1787216502" name="Imagen 1"/>
+            <wp:cNvGraphicFramePr>
+              <a:graphicFrameLocks xmlns:a="http://schemas.openxmlformats.org/drawingml/2006/main" noChangeAspect="1"/>
+            </wp:cNvGraphicFramePr>
+            <a:graphic xmlns:a="http://schemas.openxmlformats.org/drawingml/2006/main">
+              <a:graphicData uri="http://schemas.openxmlformats.org/drawingml/2006/picture">
+                <pic:pic xmlns:pic="http://schemas.openxmlformats.org/drawingml/2006/picture">
+                  <pic:nvPicPr>
+                    <pic:cNvPr id="1787216502" name=""/>
+                    <pic:cNvPicPr/>
+                  </pic:nvPicPr>
+                  <pic:blipFill>
+                    <a:blip r:embed="rId15"/>
+                    <a:stretch>
+                      <a:fillRect/>
+                    </a:stretch>
+                  </pic:blipFill>
+                  <pic:spPr>
+                    <a:xfrm>
+                      <a:off x="0" y="0"/>
+                      <a:ext cx="3538816" cy="3264999"/>
+                    </a:xfrm>
+                    <a:prstGeom prst="rect">
+                      <a:avLst/>
+                    </a:prstGeom>
+                  </pic:spPr>
+                </pic:pic>
+              </a:graphicData>
+            </a:graphic>
+          </wp:inline>
+        </w:drawing>
+      </w:r>
+    </w:p>
+    <w:p>
+      <w:pPr>
+        <w:pStyle w:val="Descripcin"/>
+        <w:jc w:val="center"/>
+        <w:rPr>
+          <w:rFonts w:ascii="Arial" w:hAnsi="Arial" w:cs="Arial"/>
+          <w:sz w:val="28"/>
+          <w:szCs w:val="24"/>
+        </w:rPr>
+      </w:pPr>
+      <w:r>
+        <w:rPr>
+          <w:rFonts w:ascii="Arial" w:hAnsi="Arial" w:cs="Arial"/>
+          <w:sz w:val="20"/>
+        </w:rPr>
+        <w:t xml:space="preserve">Ilustración </w:t>
+      </w:r>
+      <w:r>
+        <w:rPr>
+          <w:rFonts w:ascii="Arial" w:hAnsi="Arial" w:cs="Arial"/>
+          <w:sz w:val="20"/>
+        </w:rPr>
+        <w:fldChar w:fldCharType="begin"/>
+      </w:r>
+      <w:r>
+        <w:rPr>
+          <w:rFonts w:ascii="Arial" w:hAnsi="Arial" w:cs="Arial"/>
+          <w:sz w:val="20"/>
+        </w:rPr>
+        <w:instrText xml:space="preserve"> SEQ Ilustración \* ARABIC </w:instrText>
+      </w:r>
+      <w:r>
+        <w:rPr>
+          <w:rFonts w:ascii="Arial" w:hAnsi="Arial" w:cs="Arial"/>
+          <w:sz w:val="20"/>
+        </w:rPr>
+        <w:fldChar w:fldCharType="separate"/>
+      </w:r>
+      <w:r>
+        <w:rPr>
+          <w:rFonts w:ascii="Arial" w:hAnsi="Arial" w:cs="Arial"/>
+          <w:noProof/>
+          <w:sz w:val="20"/>
+        </w:rPr>
+        <w:t>6</w:t>
+      </w:r>
+      <w:r>
+        <w:rPr>
+          <w:rFonts w:ascii="Arial" w:hAnsi="Arial" w:cs="Arial"/>
+          <w:sz w:val="20"/>
+        </w:rPr>
+        <w:fldChar w:fldCharType="end"/>
+      </w:r>
+      <w:r>
+        <w:rPr>
+          <w:rFonts w:ascii="Arial" w:hAnsi="Arial" w:cs="Arial"/>
+          <w:sz w:val="20"/>
+        </w:rPr>
+        <w:t>: Correlación entre indecencias y coste de mantenimiento.</w:t>
+      </w:r>
+    </w:p>
+    <w:p>
+      <w:pPr>
+        <w:pStyle w:val="Prrafodelista"/>
+        <w:ind w:left="0"/>
+        <w:jc w:val="both"/>
+        <w:rPr>
+          <w:rFonts w:ascii="Arial" w:hAnsi="Arial" w:cs="Arial"/>
+          <w:sz w:val="24"/>
+          <w:szCs w:val="24"/>
+        </w:rPr>
+      </w:pPr>
+    </w:p>
+    <w:p>
+      <w:pPr>
+        <w:pStyle w:val="Prrafodelista"/>
+        <w:ind w:left="0"/>
+        <w:jc w:val="both"/>
+        <w:rPr>
+          <w:rFonts w:ascii="Arial" w:hAnsi="Arial" w:cs="Arial"/>
+          <w:sz w:val="24"/>
+          <w:szCs w:val="24"/>
+        </w:rPr>
+      </w:pPr>
+      <w:r>
+        <w:rPr>
+          <w:rFonts w:ascii="Arial" w:hAnsi="Arial" w:cs="Arial"/>
+          <w:sz w:val="24"/>
+          <w:szCs w:val="24"/>
+        </w:rPr>
+        <w:t>La relación entre el número de incidencias mecánicas y el coste de mantenimiento anual es débil, lo que sugiere que los costes de mantenimiento no dependen únicamente del número de averías.</w:t>
+      </w:r>
+    </w:p>
+    <w:p>
+      <w:pPr>
+        <w:pStyle w:val="Prrafodelista"/>
+        <w:ind w:left="0"/>
+        <w:jc w:val="both"/>
+        <w:rPr>
+          <w:rFonts w:ascii="Arial" w:hAnsi="Arial" w:cs="Arial"/>
+          <w:sz w:val="24"/>
+          <w:szCs w:val="24"/>
+        </w:rPr>
+      </w:pPr>
+    </w:p>
+    <w:p>
+      <w:pPr>
+        <w:pStyle w:val="Prrafodelista"/>
+        <w:numPr>
+          <w:ilvl w:val="0"/>
+          <w:numId w:val="2"/>
+        </w:numPr>
+        <w:jc w:val="both"/>
+        <w:rPr>
+          <w:rFonts w:ascii="Arial" w:hAnsi="Arial" w:cs="Arial"/>
+          <w:bCs/>
+          <w:sz w:val="24"/>
+          <w:szCs w:val="24"/>
+          <w:u w:val="single"/>
+        </w:rPr>
+      </w:pPr>
+      <w:r>
+        <w:rPr>
+          <w:rFonts w:ascii="Arial" w:hAnsi="Arial" w:cs="Arial"/>
+          <w:bCs/>
+          <w:sz w:val="24"/>
+          <w:szCs w:val="24"/>
+          <w:u w:val="single"/>
+        </w:rPr>
+        <w:t>Coste de mantenimiento y antigüedad</w:t>
+      </w:r>
+      <w:r>
+        <w:rPr>
+          <w:rFonts w:ascii="Arial" w:hAnsi="Arial" w:cs="Arial"/>
+          <w:bCs/>
+          <w:sz w:val="24"/>
+          <w:szCs w:val="24"/>
+          <w:u w:val="single"/>
+        </w:rPr>
+        <w:t>:</w:t>
+      </w:r>
+    </w:p>
+    <w:p>
+      <w:pPr>
+        <w:pStyle w:val="Prrafodelista"/>
+        <w:ind w:left="0"/>
+        <w:jc w:val="both"/>
+        <w:rPr>
+          <w:rFonts w:ascii="Arial" w:hAnsi="Arial" w:cs="Arial"/>
+          <w:sz w:val="24"/>
+          <w:szCs w:val="24"/>
+        </w:rPr>
+      </w:pPr>
+    </w:p>
+    <w:p>
+      <w:pPr>
+        <w:pStyle w:val="Prrafodelista"/>
+        <w:keepNext/>
+        <w:ind w:left="0"/>
+        <w:jc w:val="center"/>
+      </w:pPr>
+      <w:r>
+        <w:rPr>
+          <w:rFonts w:ascii="Arial" w:hAnsi="Arial" w:cs="Arial"/>
+          <w:noProof/>
+          <w:sz w:val="24"/>
+          <w:szCs w:val="24"/>
+          <w:lang w:eastAsia="es-ES"/>
+        </w:rPr>
+        <w:drawing>
+          <wp:inline distT="0" distB="0" distL="0" distR="0" wp14:anchorId="777255D6" wp14:editId="182AAADB">
+            <wp:extent cx="3860926" cy="3562185"/>
+            <wp:effectExtent l="0" t="0" r="6350" b="635"/>
+            <wp:docPr id="1751724076" name="Imagen 1"/>
+            <wp:cNvGraphicFramePr>
+              <a:graphicFrameLocks xmlns:a="http://schemas.openxmlformats.org/drawingml/2006/main" noChangeAspect="1"/>
+            </wp:cNvGraphicFramePr>
+            <a:graphic xmlns:a="http://schemas.openxmlformats.org/drawingml/2006/main">
+              <a:graphicData uri="http://schemas.openxmlformats.org/drawingml/2006/picture">
+                <pic:pic xmlns:pic="http://schemas.openxmlformats.org/drawingml/2006/picture">
+                  <pic:nvPicPr>
+                    <pic:cNvPr id="1751724076" name=""/>
+                    <pic:cNvPicPr/>
+                  </pic:nvPicPr>
+                  <pic:blipFill>
+                    <a:blip r:embed="rId16"/>
+                    <a:stretch>
+                      <a:fillRect/>
+                    </a:stretch>
+                  </pic:blipFill>
+                  <pic:spPr>
+                    <a:xfrm>
+                      <a:off x="0" y="0"/>
+                      <a:ext cx="3890962" cy="3589897"/>
+                    </a:xfrm>
+                    <a:prstGeom prst="rect">
+                      <a:avLst/>
+                    </a:prstGeom>
+                  </pic:spPr>
+                </pic:pic>
+              </a:graphicData>
+            </a:graphic>
+          </wp:inline>
+        </w:drawing>
+      </w:r>
+    </w:p>
+    <w:p>
+      <w:pPr>
+        <w:pStyle w:val="Descripcin"/>
+        <w:jc w:val="center"/>
+        <w:rPr>
+          <w:rFonts w:ascii="Arial" w:hAnsi="Arial" w:cs="Arial"/>
+          <w:sz w:val="28"/>
+          <w:szCs w:val="24"/>
+        </w:rPr>
+      </w:pPr>
+      <w:r>
+        <w:rPr>
+          <w:rFonts w:ascii="Arial" w:hAnsi="Arial" w:cs="Arial"/>
+          <w:sz w:val="20"/>
+        </w:rPr>
+        <w:t xml:space="preserve">Ilustración </w:t>
+      </w:r>
+      <w:r>
+        <w:rPr>
+          <w:rFonts w:ascii="Arial" w:hAnsi="Arial" w:cs="Arial"/>
+          <w:sz w:val="20"/>
+        </w:rPr>
+        <w:fldChar w:fldCharType="begin"/>
+      </w:r>
+      <w:r>
+        <w:rPr>
+          <w:rFonts w:ascii="Arial" w:hAnsi="Arial" w:cs="Arial"/>
+          <w:sz w:val="20"/>
+        </w:rPr>
+        <w:instrText xml:space="preserve"> SEQ Ilustración \* ARABIC </w:instrText>
+      </w:r>
+      <w:r>
+        <w:rPr>
+          <w:rFonts w:ascii="Arial" w:hAnsi="Arial" w:cs="Arial"/>
+          <w:sz w:val="20"/>
+        </w:rPr>
+        <w:fldChar w:fldCharType="separate"/>
+      </w:r>
+      <w:r>
+        <w:rPr>
+          <w:rFonts w:ascii="Arial" w:hAnsi="Arial" w:cs="Arial"/>
+          <w:noProof/>
+          <w:sz w:val="20"/>
+        </w:rPr>
+        <w:t>7</w:t>
+      </w:r>
+      <w:r>
+        <w:rPr>
+          <w:rFonts w:ascii="Arial" w:hAnsi="Arial" w:cs="Arial"/>
+          <w:sz w:val="20"/>
+        </w:rPr>
+        <w:fldChar w:fldCharType="end"/>
+      </w:r>
+      <w:r>
+        <w:rPr>
+          <w:rFonts w:ascii="Arial" w:hAnsi="Arial" w:cs="Arial"/>
+          <w:sz w:val="20"/>
+        </w:rPr>
+        <w:t>: Correlación entre antigüedad y coste de mantenimiento.</w:t>
+      </w:r>
+    </w:p>
+    <w:p>
+      <w:pPr>
+        <w:pStyle w:val="Prrafodelista"/>
+        <w:ind w:left="0"/>
+        <w:jc w:val="both"/>
+        <w:rPr>
+          <w:rFonts w:ascii="Arial" w:hAnsi="Arial" w:cs="Arial"/>
+          <w:sz w:val="24"/>
+          <w:szCs w:val="24"/>
+        </w:rPr>
+      </w:pPr>
+      <w:r>
+        <w:rPr>
+          <w:rFonts w:ascii="Arial" w:hAnsi="Arial" w:cs="Arial"/>
+          <w:sz w:val="24"/>
+          <w:szCs w:val="24"/>
+        </w:rPr>
+        <w:lastRenderedPageBreak/>
+        <w:t>Se observa una correlación positiva moderada entre la antigüedad del vehículo y el coste de mantenimiento anual, indicando que los vehículos más antiguos tienden a requerir mayores gastos de mantenimiento.</w:t>
+      </w:r>
+      <w:r>
+        <w:rPr>
+          <w:rFonts w:ascii="Arial" w:hAnsi="Arial" w:cs="Arial"/>
+          <w:sz w:val="24"/>
+          <w:szCs w:val="24"/>
+        </w:rPr>
+        <w:tab/>
+      </w:r>
+    </w:p>
+    <w:p>
+      <w:pPr>
+        <w:pStyle w:val="Ttulo3"/>
+        <w:numPr>
+          <w:ilvl w:val="0"/>
+          <w:numId w:val="9"/>
+        </w:numPr>
+        <w:rPr>
+          <w:rFonts w:ascii="Arial" w:hAnsi="Arial" w:cs="Arial"/>
+          <w:b/>
+          <w:color w:val="auto"/>
+        </w:rPr>
+      </w:pPr>
+      <w:r>
+        <w:rPr>
+          <w:rFonts w:ascii="Arial" w:hAnsi="Arial" w:cs="Arial"/>
+          <w:b/>
+          <w:color w:val="auto"/>
+        </w:rPr>
+        <w:t>Documentar hipótesis sobre factores que afectan valor residual</w:t>
+      </w:r>
+    </w:p>
+    <w:p>
+      <w:pPr>
+        <w:pStyle w:val="Prrafodelista"/>
+        <w:jc w:val="both"/>
+        <w:rPr>
+          <w:rFonts w:ascii="Arial" w:hAnsi="Arial" w:cs="Arial"/>
+          <w:sz w:val="24"/>
+          <w:szCs w:val="24"/>
+        </w:rPr>
+      </w:pPr>
+    </w:p>
+    <w:p>
+      <w:pPr>
+        <w:pStyle w:val="Prrafodelista"/>
+        <w:ind w:left="0"/>
+        <w:jc w:val="both"/>
+        <w:rPr>
+          <w:rFonts w:ascii="Arial" w:hAnsi="Arial" w:cs="Arial"/>
+          <w:sz w:val="24"/>
+          <w:szCs w:val="24"/>
+        </w:rPr>
+      </w:pPr>
+      <w:r>
+        <w:rPr>
+          <w:rFonts w:ascii="Arial" w:hAnsi="Arial" w:cs="Arial"/>
+          <w:sz w:val="24"/>
+          <w:szCs w:val="24"/>
+        </w:rPr>
+        <w:t>En este apartado se formularán las hipótesis que serán respondidas en fases posteriores mediante modelos predictivos.</w:t>
+      </w:r>
+    </w:p>
+    <w:p>
+      <w:pPr>
+        <w:pStyle w:val="Prrafodelista"/>
+        <w:ind w:left="0"/>
+        <w:jc w:val="both"/>
+        <w:rPr>
+          <w:rFonts w:ascii="Arial" w:hAnsi="Arial" w:cs="Arial"/>
+          <w:sz w:val="24"/>
+          <w:szCs w:val="24"/>
+        </w:rPr>
+      </w:pPr>
+    </w:p>
+    <w:p>
+      <w:pPr>
+        <w:pStyle w:val="Prrafodelista"/>
+        <w:numPr>
+          <w:ilvl w:val="0"/>
+          <w:numId w:val="2"/>
+        </w:numPr>
+        <w:jc w:val="both"/>
+        <w:rPr>
+          <w:rFonts w:ascii="Arial" w:hAnsi="Arial" w:cs="Arial"/>
+          <w:sz w:val="24"/>
+          <w:szCs w:val="24"/>
+        </w:rPr>
+      </w:pPr>
+      <w:r>
+        <w:rPr>
+          <w:rFonts w:ascii="Arial" w:hAnsi="Arial" w:cs="Arial"/>
+          <w:sz w:val="24"/>
+          <w:szCs w:val="24"/>
+        </w:rPr>
+        <w:t>Observamos</w:t>
+      </w:r>
+      <w:r>
+        <w:rPr>
+          <w:rFonts w:ascii="Arial" w:hAnsi="Arial" w:cs="Arial"/>
+          <w:sz w:val="24"/>
+          <w:szCs w:val="24"/>
+        </w:rPr>
+        <w:t xml:space="preserve"> una correlación positiva moderada entre la antigüedad del vehículo y el coste de mantenimiento, lo que sugiere un mayor desgaste y una menor percepción de valor en vehículos más antiguos.</w:t>
+      </w:r>
+    </w:p>
+    <w:p>
+      <w:pPr>
+        <w:pStyle w:val="Prrafodelista"/>
+        <w:numPr>
+          <w:ilvl w:val="0"/>
+          <w:numId w:val="2"/>
+        </w:numPr>
+        <w:jc w:val="both"/>
+        <w:rPr>
+          <w:rFonts w:ascii="Arial" w:hAnsi="Arial" w:cs="Arial"/>
+          <w:sz w:val="24"/>
+          <w:szCs w:val="24"/>
+        </w:rPr>
+      </w:pPr>
+      <w:r>
+        <w:rPr>
+          <w:rFonts w:ascii="Arial" w:hAnsi="Arial" w:cs="Arial"/>
+          <w:sz w:val="24"/>
+          <w:szCs w:val="24"/>
+        </w:rPr>
+        <w:t>Aunque la correlación directa entre kilometraje y precio de venta es débil en esta fase, el kilometraje sigue siendo un indicador del uso del vehículo y, combinado con otras variables, puede influir en el valor.</w:t>
+      </w:r>
+    </w:p>
+    <w:p>
+      <w:pPr>
+        <w:pStyle w:val="Prrafodelista"/>
+        <w:numPr>
+          <w:ilvl w:val="0"/>
+          <w:numId w:val="2"/>
+        </w:numPr>
+        <w:jc w:val="both"/>
+        <w:rPr>
+          <w:rFonts w:ascii="Arial" w:hAnsi="Arial" w:cs="Arial"/>
+          <w:sz w:val="24"/>
+          <w:szCs w:val="24"/>
+        </w:rPr>
+      </w:pPr>
+      <w:r>
+        <w:rPr>
+          <w:rFonts w:ascii="Arial" w:hAnsi="Arial" w:cs="Arial"/>
+          <w:sz w:val="24"/>
+          <w:szCs w:val="24"/>
+        </w:rPr>
+        <w:t>Las diferencias observadas en el coste de mantenimiento por marca y su relación con la antigüedad indican que los costes de mantenimiento pueden afectar negativamente a la percepción de valor del vehículo</w:t>
+      </w:r>
+    </w:p>
+    <w:p>
+      <w:pPr>
+        <w:pStyle w:val="Prrafodelista"/>
+        <w:numPr>
+          <w:ilvl w:val="0"/>
+          <w:numId w:val="2"/>
+        </w:numPr>
+        <w:jc w:val="both"/>
+        <w:rPr>
+          <w:rFonts w:ascii="Arial" w:hAnsi="Arial" w:cs="Arial"/>
+          <w:sz w:val="24"/>
+          <w:szCs w:val="24"/>
+        </w:rPr>
+      </w:pPr>
+      <w:r>
+        <w:rPr>
+          <w:rFonts w:ascii="Arial" w:hAnsi="Arial" w:cs="Arial"/>
+          <w:sz w:val="24"/>
+          <w:szCs w:val="24"/>
+        </w:rPr>
+        <w:t>Aunque la correlación directa es débil, las incidencias mecánicas reflejan problemas de fiabilidad que pueden influir en el precio de venta y en el valor residual a largo plazo.</w:t>
+      </w:r>
+    </w:p>
+    <w:p>
+      <w:pPr>
+        <w:pStyle w:val="Prrafodelista"/>
+        <w:numPr>
+          <w:ilvl w:val="0"/>
+          <w:numId w:val="2"/>
+        </w:numPr>
+        <w:jc w:val="both"/>
+        <w:rPr>
+          <w:rFonts w:ascii="Arial" w:hAnsi="Arial" w:cs="Arial"/>
+          <w:sz w:val="24"/>
+          <w:szCs w:val="24"/>
+        </w:rPr>
+      </w:pPr>
+      <w:r>
+        <w:rPr>
+          <w:rFonts w:ascii="Arial" w:hAnsi="Arial" w:cs="Arial"/>
+          <w:sz w:val="24"/>
+          <w:szCs w:val="24"/>
+        </w:rPr>
+        <w:t>El análisis de correlación entre variables técnicas y precio base muestra que la eficiencia energética y las prestaciones influyen positivamente en la valoración económica del vehículo.</w:t>
+      </w:r>
+    </w:p>
+    <w:p>
+      <w:pPr>
+        <w:pStyle w:val="Prrafodelista"/>
+        <w:numPr>
+          <w:ilvl w:val="0"/>
+          <w:numId w:val="2"/>
+        </w:numPr>
+        <w:jc w:val="both"/>
+        <w:rPr>
+          <w:rFonts w:ascii="Arial" w:hAnsi="Arial" w:cs="Arial"/>
+          <w:sz w:val="24"/>
+          <w:szCs w:val="24"/>
+        </w:rPr>
+      </w:pPr>
+      <w:r>
+        <w:rPr>
+          <w:rFonts w:ascii="Arial" w:hAnsi="Arial" w:cs="Arial"/>
+          <w:sz w:val="24"/>
+          <w:szCs w:val="24"/>
+        </w:rPr>
+        <w:t>Las puntuaciones y recomendaciones reflejan la satisfacción del cliente y pueden influir en la demanda y en el valor del vehículo.</w:t>
+      </w:r>
+    </w:p>
+    <w:p>
+      <w:pPr>
+        <w:pStyle w:val="Ttulo2"/>
+        <w:numPr>
+          <w:ilvl w:val="1"/>
+          <w:numId w:val="1"/>
+        </w:numPr>
+        <w:spacing w:line="276" w:lineRule="auto"/>
+        <w:jc w:val="both"/>
+        <w:rPr>
+          <w:rFonts w:ascii="Arial" w:hAnsi="Arial" w:cs="Arial"/>
+          <w:b/>
+          <w:color w:val="auto"/>
+          <w:sz w:val="28"/>
+        </w:rPr>
+      </w:pPr>
+      <w:r>
+        <w:rPr>
+          <w:rFonts w:ascii="Arial" w:hAnsi="Arial" w:cs="Arial"/>
+          <w:b/>
+          <w:color w:val="auto"/>
+          <w:sz w:val="28"/>
+        </w:rPr>
+        <w:t>Definici</w:t>
+      </w:r>
+      <w:r>
+        <w:rPr>
+          <w:rFonts w:ascii="Arial" w:hAnsi="Arial" w:cs="Arial"/>
+          <w:b/>
+          <w:color w:val="auto"/>
+          <w:sz w:val="28"/>
+        </w:rPr>
+        <w:t>ó</w:t>
+      </w:r>
+      <w:r>
+        <w:rPr>
+          <w:rFonts w:ascii="Arial" w:hAnsi="Arial" w:cs="Arial"/>
+          <w:b/>
+          <w:color w:val="auto"/>
+          <w:sz w:val="28"/>
+        </w:rPr>
+        <w:t>n de Objetivos de Miner</w:t>
+      </w:r>
+      <w:r>
+        <w:rPr>
+          <w:rFonts w:ascii="Arial" w:hAnsi="Arial" w:cs="Arial"/>
+          <w:b/>
+          <w:color w:val="auto"/>
+          <w:sz w:val="28"/>
+        </w:rPr>
+        <w:t>í</w:t>
+      </w:r>
+      <w:r>
+        <w:rPr>
+          <w:rFonts w:ascii="Arial" w:hAnsi="Arial" w:cs="Arial"/>
+          <w:b/>
+          <w:color w:val="auto"/>
+          <w:sz w:val="28"/>
+        </w:rPr>
+        <w:t>a</w:t>
+      </w:r>
+    </w:p>
+    <w:p>
+      <w:pPr>
+        <w:pStyle w:val="Prrafodelista"/>
+        <w:numPr>
+          <w:ilvl w:val="0"/>
+          <w:numId w:val="2"/>
+        </w:numPr>
+        <w:jc w:val="both"/>
+        <w:rPr>
+          <w:rFonts w:ascii="Arial" w:hAnsi="Arial" w:cs="Arial"/>
+          <w:sz w:val="24"/>
+          <w:szCs w:val="24"/>
+        </w:rPr>
+      </w:pPr>
+      <w:r>
+        <w:rPr>
+          <w:rFonts w:ascii="Arial" w:hAnsi="Arial" w:cs="Arial"/>
+          <w:sz w:val="24"/>
+          <w:szCs w:val="24"/>
+        </w:rPr>
+        <w:t>¿Qué características determinan el precio de un vehículo?</w:t>
+      </w:r>
+    </w:p>
+    <w:p>
+      <w:pPr>
+        <w:pStyle w:val="Prrafodelista"/>
+        <w:jc w:val="both"/>
+        <w:rPr>
+          <w:rFonts w:ascii="Arial" w:hAnsi="Arial" w:cs="Arial"/>
+          <w:sz w:val="24"/>
+          <w:szCs w:val="24"/>
+        </w:rPr>
+      </w:pPr>
+    </w:p>
+    <w:p>
+      <w:pPr>
+        <w:pStyle w:val="Prrafodelista"/>
+        <w:ind w:left="0"/>
+        <w:jc w:val="both"/>
+        <w:rPr>
+          <w:rFonts w:ascii="Arial" w:hAnsi="Arial" w:cs="Arial"/>
+          <w:sz w:val="24"/>
+          <w:szCs w:val="24"/>
+        </w:rPr>
+      </w:pPr>
+      <w:r>
+        <w:rPr>
+          <w:rFonts w:ascii="Arial" w:hAnsi="Arial" w:cs="Arial"/>
+          <w:sz w:val="24"/>
+          <w:szCs w:val="24"/>
+        </w:rPr>
+        <w:t>Se plantea analizar qué variables técnicas (potencia, consumo, emisiones), comerciales (segmento, marca) y de percepción del cliente influyen de forma significativa en el precio del vehículo.</w:t>
+      </w:r>
+    </w:p>
+    <w:p>
+      <w:pPr>
+        <w:pStyle w:val="Prrafodelista"/>
+        <w:ind w:left="0"/>
+        <w:jc w:val="both"/>
+        <w:rPr>
+          <w:rFonts w:ascii="Arial" w:hAnsi="Arial" w:cs="Arial"/>
+          <w:sz w:val="24"/>
+          <w:szCs w:val="24"/>
+        </w:rPr>
+      </w:pPr>
+    </w:p>
+    <w:p>
+      <w:pPr>
+        <w:pStyle w:val="Prrafodelista"/>
+        <w:numPr>
+          <w:ilvl w:val="0"/>
+          <w:numId w:val="2"/>
+        </w:numPr>
+        <w:jc w:val="both"/>
+        <w:rPr>
+          <w:rFonts w:ascii="Arial" w:hAnsi="Arial" w:cs="Arial"/>
+          <w:sz w:val="24"/>
+          <w:szCs w:val="24"/>
+        </w:rPr>
+      </w:pPr>
+      <w:r>
+        <w:rPr>
+          <w:rFonts w:ascii="Arial" w:hAnsi="Arial" w:cs="Arial"/>
+          <w:sz w:val="24"/>
+          <w:szCs w:val="24"/>
+        </w:rPr>
+        <w:t>¿Podemos segmentar vehículos por perfil de uso y eficiencia?</w:t>
+      </w:r>
+    </w:p>
+    <w:p>
+      <w:pPr>
+        <w:pStyle w:val="Prrafodelista"/>
+        <w:jc w:val="both"/>
+        <w:rPr>
+          <w:rFonts w:ascii="Arial" w:hAnsi="Arial" w:cs="Arial"/>
+          <w:sz w:val="24"/>
+          <w:szCs w:val="24"/>
+        </w:rPr>
+      </w:pPr>
+    </w:p>
+    <w:p>
+      <w:pPr>
+        <w:pStyle w:val="Prrafodelista"/>
+        <w:ind w:left="0"/>
+        <w:jc w:val="both"/>
+        <w:rPr>
+          <w:rFonts w:ascii="Arial" w:hAnsi="Arial" w:cs="Arial"/>
+          <w:sz w:val="24"/>
+          <w:szCs w:val="24"/>
+        </w:rPr>
+      </w:pPr>
+      <w:r>
+        <w:rPr>
+          <w:rFonts w:ascii="Arial" w:hAnsi="Arial" w:cs="Arial"/>
+          <w:sz w:val="24"/>
+          <w:szCs w:val="24"/>
+        </w:rPr>
+        <w:t>Se propone segmentar los vehículos en función de su perfil de uso y eficiencia energética, utilizando variables como consumo, emisiones, tipo de combustible y kilometraje.</w:t>
+      </w:r>
+    </w:p>
+    <w:p>
+      <w:pPr>
+        <w:pStyle w:val="Prrafodelista"/>
+        <w:ind w:left="0"/>
+        <w:jc w:val="both"/>
+        <w:rPr>
+          <w:rFonts w:ascii="Arial" w:hAnsi="Arial" w:cs="Arial"/>
+          <w:sz w:val="24"/>
+          <w:szCs w:val="24"/>
+        </w:rPr>
+      </w:pPr>
+    </w:p>
+    <w:p>
+      <w:pPr>
+        <w:pStyle w:val="Prrafodelista"/>
+        <w:numPr>
+          <w:ilvl w:val="0"/>
+          <w:numId w:val="2"/>
+        </w:numPr>
+        <w:jc w:val="both"/>
+        <w:rPr>
+          <w:rFonts w:ascii="Arial" w:hAnsi="Arial" w:cs="Arial"/>
+          <w:sz w:val="24"/>
+          <w:szCs w:val="24"/>
+        </w:rPr>
+      </w:pPr>
+      <w:r>
+        <w:rPr>
+          <w:rFonts w:ascii="Arial" w:hAnsi="Arial" w:cs="Arial"/>
+          <w:sz w:val="24"/>
+          <w:szCs w:val="24"/>
+        </w:rPr>
+        <w:t>¿Qué factores predicen los costes de mantenimiento?</w:t>
+      </w:r>
+    </w:p>
+    <w:p>
+      <w:pPr>
+        <w:pStyle w:val="Prrafodelista"/>
+        <w:jc w:val="both"/>
+        <w:rPr>
+          <w:rFonts w:ascii="Arial" w:hAnsi="Arial" w:cs="Arial"/>
+          <w:sz w:val="24"/>
+          <w:szCs w:val="24"/>
+        </w:rPr>
+      </w:pPr>
+    </w:p>
+    <w:p>
+      <w:pPr>
+        <w:pStyle w:val="Prrafodelista"/>
+        <w:ind w:left="0"/>
+        <w:jc w:val="both"/>
+        <w:rPr>
+          <w:rFonts w:ascii="Arial" w:hAnsi="Arial" w:cs="Arial"/>
+          <w:sz w:val="24"/>
+          <w:szCs w:val="24"/>
+        </w:rPr>
+      </w:pPr>
+      <w:r>
+        <w:rPr>
+          <w:rFonts w:ascii="Arial" w:hAnsi="Arial" w:cs="Arial"/>
+          <w:sz w:val="24"/>
+          <w:szCs w:val="24"/>
+        </w:rPr>
+        <w:t>Se analizará la relación entre antigüedad, kilometraje, incidencias mecánicas, marca y costes de mantenimiento anual para identificar los factores que influyen en el gasto de mantenimiento.</w:t>
+      </w:r>
+    </w:p>
+    <w:p>
+      <w:pPr>
+        <w:pStyle w:val="Prrafodelista"/>
+        <w:ind w:left="0"/>
+        <w:jc w:val="both"/>
+        <w:rPr>
+          <w:rFonts w:ascii="Arial" w:hAnsi="Arial" w:cs="Arial"/>
+          <w:sz w:val="24"/>
+          <w:szCs w:val="24"/>
+        </w:rPr>
+      </w:pPr>
+    </w:p>
+    <w:p>
+      <w:pPr>
+        <w:pStyle w:val="Prrafodelista"/>
+        <w:numPr>
+          <w:ilvl w:val="0"/>
+          <w:numId w:val="2"/>
+        </w:numPr>
+        <w:jc w:val="both"/>
+        <w:rPr>
+          <w:rFonts w:ascii="Arial" w:hAnsi="Arial" w:cs="Arial"/>
+          <w:sz w:val="24"/>
+          <w:szCs w:val="24"/>
+        </w:rPr>
+      </w:pPr>
+      <w:r>
+        <w:rPr>
+          <w:rFonts w:ascii="Arial" w:hAnsi="Arial" w:cs="Arial"/>
+          <w:sz w:val="24"/>
+          <w:szCs w:val="24"/>
+        </w:rPr>
+        <w:t>¿Existen patrones en las ventas por temporada y región?</w:t>
+      </w:r>
+    </w:p>
+    <w:p>
+      <w:pPr>
+        <w:pStyle w:val="Prrafodelista"/>
+        <w:jc w:val="both"/>
+        <w:rPr>
+          <w:rFonts w:ascii="Arial" w:hAnsi="Arial" w:cs="Arial"/>
+          <w:sz w:val="24"/>
+          <w:szCs w:val="24"/>
+        </w:rPr>
+      </w:pPr>
+    </w:p>
+    <w:p>
+      <w:pPr>
+        <w:pStyle w:val="Prrafodelista"/>
+        <w:ind w:left="0"/>
+        <w:jc w:val="both"/>
+        <w:rPr>
+          <w:rFonts w:ascii="Arial" w:hAnsi="Arial" w:cs="Arial"/>
+          <w:sz w:val="24"/>
+          <w:szCs w:val="24"/>
+        </w:rPr>
+      </w:pPr>
+      <w:r>
+        <w:rPr>
+          <w:rFonts w:ascii="Arial" w:hAnsi="Arial" w:cs="Arial"/>
+          <w:sz w:val="24"/>
+          <w:szCs w:val="24"/>
+        </w:rPr>
+        <w:t>Se estudiarán posibles patrones temporales y geográficos en las ventas de vehículos, considerando la fecha de venta y la región del vendedor.</w:t>
+      </w:r>
+    </w:p>
+    <w:p>
+      <w:pPr>
+        <w:pStyle w:val="Prrafodelista"/>
+        <w:ind w:left="0"/>
+        <w:jc w:val="both"/>
+        <w:rPr>
+          <w:rFonts w:ascii="Arial" w:hAnsi="Arial" w:cs="Arial"/>
+          <w:sz w:val="24"/>
+          <w:szCs w:val="24"/>
+        </w:rPr>
+      </w:pPr>
+    </w:p>
+    <w:p>
+      <w:pPr>
+        <w:pStyle w:val="Prrafodelista"/>
+        <w:numPr>
+          <w:ilvl w:val="0"/>
+          <w:numId w:val="2"/>
+        </w:numPr>
+        <w:jc w:val="both"/>
+        <w:rPr>
+          <w:rFonts w:ascii="Arial" w:hAnsi="Arial" w:cs="Arial"/>
+          <w:sz w:val="24"/>
+          <w:szCs w:val="24"/>
+        </w:rPr>
+      </w:pPr>
+      <w:r>
+        <w:rPr>
+          <w:rFonts w:ascii="Arial" w:hAnsi="Arial" w:cs="Arial"/>
+          <w:sz w:val="24"/>
+          <w:szCs w:val="24"/>
+        </w:rPr>
+        <w:t>¿Cómo predecir el valor residual de un vehículo?</w:t>
+      </w:r>
+    </w:p>
+    <w:p>
+      <w:pPr>
+        <w:pStyle w:val="Prrafodelista"/>
+        <w:jc w:val="both"/>
+        <w:rPr>
+          <w:rFonts w:ascii="Arial" w:hAnsi="Arial" w:cs="Arial"/>
+          <w:sz w:val="24"/>
+          <w:szCs w:val="24"/>
+        </w:rPr>
+      </w:pPr>
+    </w:p>
+    <w:p>
+      <w:pPr>
+        <w:pStyle w:val="Prrafodelista"/>
+        <w:ind w:left="0"/>
+        <w:jc w:val="both"/>
+        <w:rPr>
+          <w:rFonts w:ascii="Arial" w:hAnsi="Arial" w:cs="Arial"/>
+          <w:sz w:val="24"/>
+          <w:szCs w:val="24"/>
+        </w:rPr>
+      </w:pPr>
+      <w:r>
+        <w:rPr>
+          <w:rFonts w:ascii="Arial" w:hAnsi="Arial" w:cs="Arial"/>
+          <w:sz w:val="24"/>
+          <w:szCs w:val="24"/>
+        </w:rPr>
+        <w:t>Se plantea la construcción de modelos predictivos que permitan estimar el valor residual del vehículo a partir de características técnicas, de uso, mantenimiento y percepción del cliente.</w:t>
+      </w:r>
+    </w:p>
+    <w:p>
+      <w:pPr>
+        <w:pStyle w:val="Prrafodelista"/>
+        <w:ind w:left="0"/>
+        <w:jc w:val="both"/>
+        <w:rPr>
+          <w:rFonts w:ascii="Arial" w:hAnsi="Arial" w:cs="Arial"/>
+          <w:sz w:val="24"/>
+          <w:szCs w:val="24"/>
+        </w:rPr>
+      </w:pPr>
+    </w:p>
+    <w:p>
+      <w:pPr>
+        <w:pStyle w:val="Prrafodelista"/>
+        <w:numPr>
+          <w:ilvl w:val="0"/>
+          <w:numId w:val="2"/>
+        </w:numPr>
+        <w:jc w:val="both"/>
+        <w:rPr>
+          <w:rFonts w:ascii="Arial" w:hAnsi="Arial" w:cs="Arial"/>
+          <w:sz w:val="24"/>
+          <w:szCs w:val="24"/>
+        </w:rPr>
+      </w:pPr>
+      <w:r>
+        <w:rPr>
+          <w:rFonts w:ascii="Arial" w:hAnsi="Arial" w:cs="Arial"/>
+          <w:sz w:val="24"/>
+          <w:szCs w:val="24"/>
+        </w:rPr>
+        <w:t>¿Influye la percepción del cliente en el precio del vehículo?</w:t>
+      </w:r>
+    </w:p>
+    <w:p>
+      <w:pPr>
+        <w:pStyle w:val="Prrafodelista"/>
+        <w:jc w:val="both"/>
+        <w:rPr>
+          <w:rFonts w:ascii="Arial" w:hAnsi="Arial" w:cs="Arial"/>
+          <w:sz w:val="24"/>
+          <w:szCs w:val="24"/>
+        </w:rPr>
+      </w:pPr>
+    </w:p>
+    <w:p>
+      <w:pPr>
+        <w:pStyle w:val="Prrafodelista"/>
+        <w:ind w:left="0"/>
+        <w:jc w:val="both"/>
+        <w:rPr>
+          <w:rFonts w:ascii="Arial" w:hAnsi="Arial" w:cs="Arial"/>
+          <w:sz w:val="24"/>
+          <w:szCs w:val="24"/>
+        </w:rPr>
+      </w:pPr>
+      <w:r>
+        <w:rPr>
+          <w:rFonts w:ascii="Arial" w:hAnsi="Arial" w:cs="Arial"/>
+          <w:sz w:val="24"/>
+          <w:szCs w:val="24"/>
+        </w:rPr>
+        <w:t>Dado que se dispone de información sobre valoraciones y recomendaciones de los clientes, resulta relevante analizar si estas opiniones del vehículo influye</w:t>
+      </w:r>
+      <w:r>
+        <w:rPr>
+          <w:rFonts w:ascii="Arial" w:hAnsi="Arial" w:cs="Arial"/>
+          <w:sz w:val="24"/>
+          <w:szCs w:val="24"/>
+        </w:rPr>
+        <w:t>n</w:t>
+      </w:r>
+      <w:r>
+        <w:rPr>
+          <w:rFonts w:ascii="Arial" w:hAnsi="Arial" w:cs="Arial"/>
+          <w:sz w:val="24"/>
+          <w:szCs w:val="24"/>
+        </w:rPr>
+        <w:t xml:space="preserve"> en su valor.</w:t>
+      </w:r>
+    </w:p>
+    <w:p>
+      <w:pPr>
+        <w:pStyle w:val="Prrafodelista"/>
+        <w:ind w:left="0"/>
+        <w:jc w:val="both"/>
+        <w:rPr>
+          <w:rFonts w:ascii="Arial" w:hAnsi="Arial" w:cs="Arial"/>
+          <w:sz w:val="24"/>
+          <w:szCs w:val="24"/>
+        </w:rPr>
+      </w:pPr>
+    </w:p>
+    <w:p>
+      <w:pPr>
+        <w:pStyle w:val="Prrafodelista"/>
+        <w:numPr>
+          <w:ilvl w:val="0"/>
+          <w:numId w:val="2"/>
+        </w:numPr>
+        <w:jc w:val="both"/>
+        <w:rPr>
+          <w:rFonts w:ascii="Arial" w:hAnsi="Arial" w:cs="Arial"/>
+          <w:sz w:val="24"/>
+          <w:szCs w:val="24"/>
+        </w:rPr>
+      </w:pPr>
+      <w:r>
+        <w:rPr>
+          <w:rFonts w:ascii="Arial" w:hAnsi="Arial" w:cs="Arial"/>
+          <w:sz w:val="24"/>
+          <w:szCs w:val="24"/>
+        </w:rPr>
+        <w:t>¿Es posible detectar vehículos con precios anormales a partir de sus características?</w:t>
+      </w:r>
+    </w:p>
+    <w:p>
+      <w:pPr>
+        <w:pStyle w:val="Prrafodelista"/>
+        <w:jc w:val="both"/>
+        <w:rPr>
+          <w:rFonts w:ascii="Arial" w:hAnsi="Arial" w:cs="Arial"/>
+          <w:sz w:val="24"/>
+          <w:szCs w:val="24"/>
+          <w:u w:val="single"/>
+        </w:rPr>
+      </w:pPr>
+    </w:p>
+    <w:p>
+      <w:pPr>
+        <w:pStyle w:val="Prrafodelista"/>
+        <w:ind w:left="0"/>
+        <w:jc w:val="both"/>
+        <w:rPr>
+          <w:rFonts w:ascii="Arial" w:hAnsi="Arial" w:cs="Arial"/>
+          <w:sz w:val="24"/>
+          <w:szCs w:val="24"/>
+        </w:rPr>
+      </w:pPr>
+      <w:r>
+        <w:rPr>
+          <w:rFonts w:ascii="Arial" w:hAnsi="Arial" w:cs="Arial"/>
+          <w:sz w:val="24"/>
+          <w:szCs w:val="24"/>
+        </w:rPr>
+        <w:t>Posibilidad de identificar vehículos con precios anormales mediante el uso de técnicas de detección de anomalías basadas en características técnicas, de uso y de mantenimiento.</w:t>
+      </w:r>
+    </w:p>
+    <w:p>
+      <w:pPr>
         <w:pStyle w:val="Ttulo1"/>
         <w:numPr>
           <w:ilvl w:val="0"/>
@@ -4639,23 +8893,23 @@
           <w:rFonts w:ascii="Arial" w:hAnsi="Arial" w:cs="Arial"/>
           <w:sz w:val="24"/>
         </w:rPr>
-        <w:t>) entre el histórico de ventas y el catálogo de vehículos. Dado que la cardinalidad es de N</w:t>
-      </w:r>
-      <w:proofErr w:type="gramStart"/>
-      <w:r>
-        <w:rPr>
-          <w:rFonts w:ascii="Arial" w:hAnsi="Arial" w:cs="Arial"/>
-          <w:sz w:val="24"/>
-        </w:rPr>
-        <w:t>:1</w:t>
-      </w:r>
-      <w:proofErr w:type="gramEnd"/>
-      <w:r>
-        <w:rPr>
-          <w:rFonts w:ascii="Arial" w:hAnsi="Arial" w:cs="Arial"/>
-          <w:sz w:val="24"/>
-        </w:rPr>
-        <w:t xml:space="preserve"> (muchas ventas pueden referirse al mismo modelo de coche), esta operación es segura y enriquece cada venta con sus especificaciones técnicas sin alterar el número de registros (600 transacciones).</w:t>
+        <w:t xml:space="preserve">) entre el histórico de ventas y el catálogo de vehículos. Dado que la </w:t>
+      </w:r>
+      <w:proofErr w:type="spellStart"/>
+      <w:r>
+        <w:rPr>
+          <w:rFonts w:ascii="Arial" w:hAnsi="Arial" w:cs="Arial"/>
+          <w:sz w:val="24"/>
+        </w:rPr>
+        <w:t>cardinalidad</w:t>
+      </w:r>
+      <w:proofErr w:type="spellEnd"/>
+      <w:r>
+        <w:rPr>
+          <w:rFonts w:ascii="Arial" w:hAnsi="Arial" w:cs="Arial"/>
+          <w:sz w:val="24"/>
+        </w:rPr>
+        <w:t xml:space="preserve"> es de N:1 (muchas ventas pueden referirse al mismo modelo de coche), esta operación es segura y enriquece cada venta con sus especificaciones técnicas sin alterar el número de registros (600 transacciones).</w:t>
       </w:r>
     </w:p>
     <w:p>
@@ -4709,6 +8963,7 @@
           <w:rFonts w:ascii="Arial" w:hAnsi="Arial" w:cs="Arial"/>
           <w:sz w:val="24"/>
         </w:rPr>
+        <w:lastRenderedPageBreak/>
         <w:t xml:space="preserve">El siguiente paso es detectar posibles valores que se salgan de la realidad, pero no se ha detectado nada fuera de lo común en un primer vistazo. Del mismo modo que haciendo </w:t>
       </w:r>
       <w:r>
@@ -4778,6 +9033,7 @@
         </w:rPr>
         <w:t xml:space="preserve">El primer paso ha sido la detección de outliers en los precios de los vehículos, donde hemos comprobado que existen valores que se van más allá del valor máximo no atípico, como se puede observar en el siguiente </w:t>
       </w:r>
+      <w:proofErr w:type="spellStart"/>
       <w:r>
         <w:rPr>
           <w:rFonts w:ascii="Arial" w:hAnsi="Arial" w:cs="Arial"/>
@@ -4786,6 +9042,7 @@
         </w:rPr>
         <w:t>boxplot</w:t>
       </w:r>
+      <w:proofErr w:type="spellEnd"/>
       <w:r>
         <w:rPr>
           <w:rFonts w:ascii="Arial" w:hAnsi="Arial" w:cs="Arial"/>
@@ -4796,12 +9053,9 @@
     </w:p>
     <w:p>
       <w:pPr>
+        <w:keepNext/>
         <w:spacing w:line="276" w:lineRule="auto"/>
         <w:jc w:val="center"/>
-        <w:rPr>
-          <w:rFonts w:ascii="Arial" w:hAnsi="Arial" w:cs="Arial"/>
-          <w:sz w:val="24"/>
-        </w:rPr>
       </w:pPr>
       <w:r>
         <w:rPr>
@@ -4810,7 +9064,6 @@
           <w:sz w:val="24"/>
           <w:lang w:eastAsia="es-ES"/>
         </w:rPr>
-        <w:lastRenderedPageBreak/>
         <w:drawing>
           <wp:inline distT="0" distB="0" distL="0" distR="0" wp14:anchorId="3DC48EF6" wp14:editId="41ABCA44">
             <wp:extent cx="5400040" cy="3309620"/>
@@ -4827,7 +9080,7 @@
                     <pic:cNvPicPr/>
                   </pic:nvPicPr>
                   <pic:blipFill>
-                    <a:blip r:embed="rId10"/>
+                    <a:blip r:embed="rId17"/>
                     <a:stretch>
                       <a:fillRect/>
                     </a:stretch>
@@ -4850,6 +9103,82 @@
     </w:p>
     <w:p>
       <w:pPr>
+        <w:pStyle w:val="Descripcin"/>
+        <w:jc w:val="center"/>
+        <w:rPr>
+          <w:rFonts w:ascii="Arial" w:hAnsi="Arial" w:cs="Arial"/>
+          <w:sz w:val="28"/>
+        </w:rPr>
+      </w:pPr>
+      <w:r>
+        <w:rPr>
+          <w:rFonts w:ascii="Arial" w:hAnsi="Arial" w:cs="Arial"/>
+          <w:sz w:val="20"/>
+        </w:rPr>
+        <w:t xml:space="preserve">Ilustración </w:t>
+      </w:r>
+      <w:r>
+        <w:rPr>
+          <w:rFonts w:ascii="Arial" w:hAnsi="Arial" w:cs="Arial"/>
+          <w:sz w:val="20"/>
+        </w:rPr>
+        <w:fldChar w:fldCharType="begin"/>
+      </w:r>
+      <w:r>
+        <w:rPr>
+          <w:rFonts w:ascii="Arial" w:hAnsi="Arial" w:cs="Arial"/>
+          <w:sz w:val="20"/>
+        </w:rPr>
+        <w:instrText xml:space="preserve"> SEQ Ilustración \* ARABIC </w:instrText>
+      </w:r>
+      <w:r>
+        <w:rPr>
+          <w:rFonts w:ascii="Arial" w:hAnsi="Arial" w:cs="Arial"/>
+          <w:sz w:val="20"/>
+        </w:rPr>
+        <w:fldChar w:fldCharType="separate"/>
+      </w:r>
+      <w:r>
+        <w:rPr>
+          <w:rFonts w:ascii="Arial" w:hAnsi="Arial" w:cs="Arial"/>
+          <w:noProof/>
+          <w:sz w:val="20"/>
+        </w:rPr>
+        <w:t>8</w:t>
+      </w:r>
+      <w:r>
+        <w:rPr>
+          <w:rFonts w:ascii="Arial" w:hAnsi="Arial" w:cs="Arial"/>
+          <w:sz w:val="20"/>
+        </w:rPr>
+        <w:fldChar w:fldCharType="end"/>
+      </w:r>
+      <w:r>
+        <w:rPr>
+          <w:rFonts w:ascii="Arial" w:hAnsi="Arial" w:cs="Arial"/>
+          <w:sz w:val="20"/>
+        </w:rPr>
+        <w:t xml:space="preserve">: </w:t>
+      </w:r>
+      <w:proofErr w:type="spellStart"/>
+      <w:r>
+        <w:rPr>
+          <w:rFonts w:ascii="Arial" w:hAnsi="Arial" w:cs="Arial"/>
+          <w:sz w:val="20"/>
+        </w:rPr>
+        <w:t>Boxplot</w:t>
+      </w:r>
+      <w:proofErr w:type="spellEnd"/>
+      <w:r>
+        <w:rPr>
+          <w:rFonts w:ascii="Arial" w:hAnsi="Arial" w:cs="Arial"/>
+          <w:sz w:val="20"/>
+        </w:rPr>
+        <w:t xml:space="preserve"> de detección de outliers en precio de venta.</w:t>
+      </w:r>
+    </w:p>
+    <w:p>
+      <w:pPr>
         <w:spacing w:line="276" w:lineRule="auto"/>
         <w:jc w:val="both"/>
         <w:rPr>
@@ -4921,7 +9250,15 @@
           <w:rFonts w:ascii="Arial" w:hAnsi="Arial" w:cs="Arial"/>
           <w:sz w:val="24"/>
         </w:rPr>
-        <w:t>o hemos encontrado valores negativos ni consumos imposibles (0 L/100km en coches de combustión o &gt; 20 L/100km) sino que no pasan los consumos más altos de 9 L/100km.</w:t>
+        <w:t xml:space="preserve">o hemos encontrado valores negativos ni consumos imposibles (0 L/100km en </w:t>
+      </w:r>
+      <w:r>
+        <w:rPr>
+          <w:rFonts w:ascii="Arial" w:hAnsi="Arial" w:cs="Arial"/>
+          <w:sz w:val="24"/>
+        </w:rPr>
+        <w:lastRenderedPageBreak/>
+        <w:t>coches de combustión o &gt; 20 L/100km) sino que no pasan los consumos más altos de 9 L/100km.</w:t>
       </w:r>
     </w:p>
     <w:p>
@@ -4940,6 +9277,7 @@
         </w:rPr>
         <w:t xml:space="preserve">El siguiente paso ha sido comprobar si existen puntuaciones </w:t>
       </w:r>
+      <w:proofErr w:type="spellStart"/>
       <w:r>
         <w:rPr>
           <w:rFonts w:ascii="Arial" w:hAnsi="Arial" w:cs="Arial"/>
@@ -4948,12 +9286,29 @@
         </w:rPr>
         <w:t>missing</w:t>
       </w:r>
-      <w:r>
-        <w:rPr>
-          <w:rFonts w:ascii="Arial" w:hAnsi="Arial" w:cs="Arial"/>
-          <w:sz w:val="24"/>
-        </w:rPr>
-        <w:t>, para ello hemos cruzado el dataset de ventas y opiniones donde hemos podido observar que existe una cantidad de ventas de vehículos que no tienen reseñas. Sin embargo, el fichero original de opiniones no presenta valores nulos por lo que la ausencia de datos se debe exclusivamente a vehículos que no han recibido feedback. De modo que al tratarse de información subjetiva y no estructural no vamos a darle valores artificiales (media, moda) porque induciría un sesgo falso a modelos como pueden ser de sentimiento y predicción.</w:t>
+      <w:proofErr w:type="spellEnd"/>
+      <w:r>
+        <w:rPr>
+          <w:rFonts w:ascii="Arial" w:hAnsi="Arial" w:cs="Arial"/>
+          <w:sz w:val="24"/>
+        </w:rPr>
+        <w:t xml:space="preserve">, para ello hemos cruzado el dataset de ventas y opiniones donde hemos podido observar que existe una cantidad de ventas de vehículos que no tienen reseñas. Sin embargo, el fichero original de opiniones no presenta valores nulos por lo que la ausencia de datos se debe exclusivamente a vehículos que no han recibido </w:t>
+      </w:r>
+      <w:proofErr w:type="spellStart"/>
+      <w:r>
+        <w:rPr>
+          <w:rFonts w:ascii="Arial" w:hAnsi="Arial" w:cs="Arial"/>
+          <w:sz w:val="24"/>
+        </w:rPr>
+        <w:t>feedback</w:t>
+      </w:r>
+      <w:proofErr w:type="spellEnd"/>
+      <w:r>
+        <w:rPr>
+          <w:rFonts w:ascii="Arial" w:hAnsi="Arial" w:cs="Arial"/>
+          <w:sz w:val="24"/>
+        </w:rPr>
+        <w:t>. De modo que al tratarse de información subjetiva y no estructural no vamos a darle valores artificiales (media, moda) porque induciría un sesgo falso a modelos como pueden ser de sentimiento y predicción.</w:t>
       </w:r>
     </w:p>
     <w:p>
@@ -5078,7 +9433,6 @@
           <w:color w:val="auto"/>
           <w:sz w:val="28"/>
         </w:rPr>
-        <w:lastRenderedPageBreak/>
         <w:t>Ingeniería de características</w:t>
       </w:r>
     </w:p>
@@ -5513,6 +9867,7 @@
           <w:sz w:val="24"/>
           <w:u w:val="single"/>
         </w:rPr>
+        <w:lastRenderedPageBreak/>
         <w:t>Tratamiento geográfico (región del vendedor)</w:t>
       </w:r>
       <w:r>
@@ -5520,8 +9875,41 @@
           <w:rFonts w:ascii="Arial" w:hAnsi="Arial" w:cs="Arial"/>
           <w:sz w:val="24"/>
         </w:rPr>
-        <w:t xml:space="preserve">: Analizada la variable detectamos una baja cardinalidad (tan solo hay 5 comunidades), de modo que hemos podido aplicar la creación de variables dummy por medio de </w:t>
-      </w:r>
+        <w:t xml:space="preserve">: Analizada la variable detectamos una baja </w:t>
+      </w:r>
+      <w:proofErr w:type="spellStart"/>
+      <w:r>
+        <w:rPr>
+          <w:rFonts w:ascii="Arial" w:hAnsi="Arial" w:cs="Arial"/>
+          <w:sz w:val="24"/>
+        </w:rPr>
+        <w:t>cardinalidad</w:t>
+      </w:r>
+      <w:proofErr w:type="spellEnd"/>
+      <w:r>
+        <w:rPr>
+          <w:rFonts w:ascii="Arial" w:hAnsi="Arial" w:cs="Arial"/>
+          <w:sz w:val="24"/>
+        </w:rPr>
+        <w:t xml:space="preserve"> (tan solo hay 5 comunidades), de modo que hemos podido aplicar la creación de variables </w:t>
+      </w:r>
+      <w:proofErr w:type="spellStart"/>
+      <w:r>
+        <w:rPr>
+          <w:rFonts w:ascii="Arial" w:hAnsi="Arial" w:cs="Arial"/>
+          <w:sz w:val="24"/>
+        </w:rPr>
+        <w:t>dummy</w:t>
+      </w:r>
+      <w:proofErr w:type="spellEnd"/>
+      <w:r>
+        <w:rPr>
+          <w:rFonts w:ascii="Arial" w:hAnsi="Arial" w:cs="Arial"/>
+          <w:sz w:val="24"/>
+        </w:rPr>
+        <w:t xml:space="preserve"> por medio de </w:t>
+      </w:r>
+      <w:proofErr w:type="spellStart"/>
       <w:r>
         <w:rPr>
           <w:rFonts w:ascii="Arial" w:hAnsi="Arial" w:cs="Arial"/>
@@ -5530,20 +9918,31 @@
         </w:rPr>
         <w:t>One</w:t>
       </w:r>
+      <w:proofErr w:type="spellEnd"/>
       <w:r>
         <w:rPr>
           <w:rFonts w:ascii="Arial" w:hAnsi="Arial" w:cs="Arial"/>
           <w:i/>
           <w:sz w:val="24"/>
         </w:rPr>
-        <w:t>-Hot Encoding</w:t>
-      </w:r>
+        <w:t xml:space="preserve">-Hot </w:t>
+      </w:r>
+      <w:proofErr w:type="spellStart"/>
       <w:r>
         <w:rPr>
           <w:rFonts w:ascii="Arial" w:hAnsi="Arial" w:cs="Arial"/>
           <w:i/>
           <w:sz w:val="24"/>
         </w:rPr>
+        <w:t>Encoding</w:t>
+      </w:r>
+      <w:proofErr w:type="spellEnd"/>
+      <w:r>
+        <w:rPr>
+          <w:rFonts w:ascii="Arial" w:hAnsi="Arial" w:cs="Arial"/>
+          <w:i/>
+          <w:sz w:val="24"/>
+        </w:rPr>
         <w:t xml:space="preserve"> </w:t>
       </w:r>
       <w:r>
@@ -5558,7 +9957,23 @@
           <w:rFonts w:ascii="Arial" w:hAnsi="Arial" w:cs="Arial"/>
           <w:sz w:val="24"/>
         </w:rPr>
-        <w:t>Para la visualización de la matriz de correlación se han mantenido las 5 variables dummy con el fin de observar todas las relaciones. No obstante, en la fase de modelado (Fase 4) se eliminará una de ellas para evitar la colinealidad perfecta</w:t>
+        <w:t xml:space="preserve">Para la visualización de la matriz de correlación se han mantenido las 5 variables </w:t>
+      </w:r>
+      <w:proofErr w:type="spellStart"/>
+      <w:r>
+        <w:rPr>
+          <w:rFonts w:ascii="Arial" w:hAnsi="Arial" w:cs="Arial"/>
+          <w:sz w:val="24"/>
+        </w:rPr>
+        <w:t>dummy</w:t>
+      </w:r>
+      <w:proofErr w:type="spellEnd"/>
+      <w:r>
+        <w:rPr>
+          <w:rFonts w:ascii="Arial" w:hAnsi="Arial" w:cs="Arial"/>
+          <w:sz w:val="24"/>
+        </w:rPr>
+        <w:t xml:space="preserve"> con el fin de observar todas las relaciones. No obstante, en la fase de modelado (Fase 4) se eliminará una de ellas para evitar la colinealidad perfecta</w:t>
       </w:r>
       <w:r>
         <w:rPr>
@@ -5634,14 +10049,34 @@
         </w:rPr>
         <w:t xml:space="preserve">: Al tener 4 categorías aplicamos el </w:t>
       </w:r>
+      <w:proofErr w:type="spellStart"/>
       <w:r>
         <w:rPr>
           <w:rFonts w:ascii="Arial" w:hAnsi="Arial" w:cs="Arial"/>
           <w:i/>
           <w:sz w:val="24"/>
         </w:rPr>
-        <w:t>One-Hot Encoding</w:t>
-      </w:r>
+        <w:t>One</w:t>
+      </w:r>
+      <w:proofErr w:type="spellEnd"/>
+      <w:r>
+        <w:rPr>
+          <w:rFonts w:ascii="Arial" w:hAnsi="Arial" w:cs="Arial"/>
+          <w:i/>
+          <w:sz w:val="24"/>
+        </w:rPr>
+        <w:t xml:space="preserve">-Hot </w:t>
+      </w:r>
+      <w:proofErr w:type="spellStart"/>
+      <w:r>
+        <w:rPr>
+          <w:rFonts w:ascii="Arial" w:hAnsi="Arial" w:cs="Arial"/>
+          <w:i/>
+          <w:sz w:val="24"/>
+        </w:rPr>
+        <w:t>Encoding</w:t>
+      </w:r>
+      <w:proofErr w:type="spellEnd"/>
       <w:r>
         <w:rPr>
           <w:rFonts w:ascii="Arial" w:hAnsi="Arial" w:cs="Arial"/>
@@ -5661,15 +10096,7 @@
           <w:rFonts w:ascii="Arial" w:hAnsi="Arial" w:cs="Arial"/>
           <w:sz w:val="24"/>
         </w:rPr>
-        <w:t xml:space="preserve">), los modelos pueden llegar a pensar que el 4 es el doble que el 2 y eso no es real, sino que queremos ver si el tipo de combustible dispara el precio. Del mismo modo que en las regiones vamos a mantener las 4 variables dummies </w:t>
-      </w:r>
-      <w:r>
-        <w:rPr>
-          <w:rFonts w:ascii="Arial" w:hAnsi="Arial" w:cs="Arial"/>
-          <w:sz w:val="24"/>
-        </w:rPr>
-        <w:lastRenderedPageBreak/>
-        <w:t>creadas para ver todas las relaciones. Pero en la fase de modelado tendremos que quitar una de ellas para evitar la colinealidad perfecta.</w:t>
+        <w:t>), los modelos pueden llegar a pensar que el 4 es el doble que el 2 y eso no es real, sino que queremos ver si el tipo de combustible dispara el precio. Del mismo modo que en las regiones vamos a mantener las 4 variables dummies creadas para ver todas las relaciones. Pero en la fase de modelado tendremos que quitar una de ellas para evitar la colinealidad perfecta.</w:t>
       </w:r>
     </w:p>
     <w:p>
@@ -5758,11 +10185,19 @@
           <w:b/>
           <w:color w:val="auto"/>
         </w:rPr>
+        <w:lastRenderedPageBreak/>
         <w:t>Análisis de correlación y eliminación de características</w:t>
       </w:r>
     </w:p>
     <w:p>
-      <w:r>
+      <w:pPr>
+        <w:keepNext/>
+      </w:pPr>
+      <w:r>
+        <w:rPr>
+          <w:noProof/>
+          <w:lang w:eastAsia="es-ES"/>
+        </w:rPr>
         <w:drawing>
           <wp:inline distT="0" distB="0" distL="0" distR="0" wp14:anchorId="0C449E4C" wp14:editId="560EA78A">
             <wp:extent cx="5400040" cy="4577080"/>
@@ -5779,7 +10214,7 @@
                     <pic:cNvPicPr/>
                   </pic:nvPicPr>
                   <pic:blipFill>
-                    <a:blip r:embed="rId11"/>
+                    <a:blip r:embed="rId18"/>
                     <a:stretch>
                       <a:fillRect/>
                     </a:stretch>
@@ -5802,6 +10237,66 @@
     </w:p>
     <w:p>
       <w:pPr>
+        <w:pStyle w:val="Descripcin"/>
+        <w:jc w:val="center"/>
+        <w:rPr>
+          <w:rFonts w:ascii="Arial" w:hAnsi="Arial" w:cs="Arial"/>
+          <w:sz w:val="20"/>
+        </w:rPr>
+      </w:pPr>
+      <w:r>
+        <w:rPr>
+          <w:rFonts w:ascii="Arial" w:hAnsi="Arial" w:cs="Arial"/>
+          <w:sz w:val="20"/>
+        </w:rPr>
+        <w:t xml:space="preserve">Ilustración </w:t>
+      </w:r>
+      <w:r>
+        <w:rPr>
+          <w:rFonts w:ascii="Arial" w:hAnsi="Arial" w:cs="Arial"/>
+          <w:sz w:val="20"/>
+        </w:rPr>
+        <w:fldChar w:fldCharType="begin"/>
+      </w:r>
+      <w:r>
+        <w:rPr>
+          <w:rFonts w:ascii="Arial" w:hAnsi="Arial" w:cs="Arial"/>
+          <w:sz w:val="20"/>
+        </w:rPr>
+        <w:instrText xml:space="preserve"> SEQ Ilustración \* ARABIC </w:instrText>
+      </w:r>
+      <w:r>
+        <w:rPr>
+          <w:rFonts w:ascii="Arial" w:hAnsi="Arial" w:cs="Arial"/>
+          <w:sz w:val="20"/>
+        </w:rPr>
+        <w:fldChar w:fldCharType="separate"/>
+      </w:r>
+      <w:r>
+        <w:rPr>
+          <w:rFonts w:ascii="Arial" w:hAnsi="Arial" w:cs="Arial"/>
+          <w:noProof/>
+          <w:sz w:val="20"/>
+        </w:rPr>
+        <w:t>9</w:t>
+      </w:r>
+      <w:r>
+        <w:rPr>
+          <w:rFonts w:ascii="Arial" w:hAnsi="Arial" w:cs="Arial"/>
+          <w:sz w:val="20"/>
+        </w:rPr>
+        <w:fldChar w:fldCharType="end"/>
+      </w:r>
+      <w:r>
+        <w:rPr>
+          <w:rFonts w:ascii="Arial" w:hAnsi="Arial" w:cs="Arial"/>
+          <w:sz w:val="20"/>
+        </w:rPr>
+        <w:t>: Correlaciones de todas las variables numéricas.</w:t>
+      </w:r>
+    </w:p>
+    <w:p>
+      <w:pPr>
         <w:spacing w:line="276" w:lineRule="auto"/>
         <w:jc w:val="both"/>
         <w:rPr>
@@ -5904,7 +10399,6 @@
           <w:sz w:val="24"/>
           <w:u w:val="single"/>
         </w:rPr>
-        <w:lastRenderedPageBreak/>
         <w:t>Fecha de venta</w:t>
       </w:r>
       <w:r>
@@ -5966,10 +10460,9 @@
           <w:rFonts w:ascii="Arial" w:hAnsi="Arial" w:cs="Arial"/>
           <w:sz w:val="24"/>
         </w:rPr>
+        <w:lastRenderedPageBreak/>
         <w:t>Otras consideraciones a tener en cuenta es la eliminación de los identificadores. Los cuales se mantienen para poder identificar el coche, pero estas nunca se usarán para entrenar sino que habrá que excluirlas a la de entrenar los modelos. Y habrá que tener en cuenta también que no se ha eliminado ninguna de las variables dummies creadas de modo que podría provocar redundancia en los modelos por lo que a la hora de entrenar modelos si se usan esas variables tendremos que eliminar una de las variables para evitar la colinealidad perfecta.</w:t>
       </w:r>
-      <w:bookmarkStart w:id="0" w:name="_GoBack"/>
-      <w:bookmarkEnd w:id="0"/>
     </w:p>
     <w:p>
       <w:pPr>
@@ -5997,6 +10490,2854 @@
     </w:p>
     <w:p>
       <w:pPr>
+        <w:spacing w:line="276" w:lineRule="auto"/>
+        <w:jc w:val="both"/>
+        <w:rPr>
+          <w:rFonts w:ascii="Arial" w:hAnsi="Arial" w:cs="Arial"/>
+          <w:sz w:val="24"/>
+        </w:rPr>
+      </w:pPr>
+      <w:r>
+        <w:rPr>
+          <w:rFonts w:ascii="Arial" w:hAnsi="Arial" w:cs="Arial"/>
+          <w:sz w:val="24"/>
+        </w:rPr>
+        <w:t>A continuación se presentan una serie de conclusiones extraídas del conjunto de datos con el que trabajaremos en esta fase:</w:t>
+      </w:r>
+    </w:p>
+    <w:p>
+      <w:pPr>
+        <w:pStyle w:val="Prrafodelista"/>
+        <w:numPr>
+          <w:ilvl w:val="0"/>
+          <w:numId w:val="10"/>
+        </w:numPr>
+        <w:jc w:val="both"/>
+        <w:rPr>
+          <w:rFonts w:ascii="Arial" w:hAnsi="Arial" w:cs="Arial"/>
+          <w:sz w:val="24"/>
+        </w:rPr>
+      </w:pPr>
+      <w:r>
+        <w:rPr>
+          <w:rFonts w:ascii="Arial" w:hAnsi="Arial" w:cs="Arial"/>
+          <w:b/>
+          <w:sz w:val="24"/>
+        </w:rPr>
+        <w:t>¿Qué características determinan el precio de un vehículo?</w:t>
+      </w:r>
+    </w:p>
+    <w:p>
+      <w:pPr>
+        <w:pStyle w:val="Prrafodelista"/>
+        <w:numPr>
+          <w:ilvl w:val="0"/>
+          <w:numId w:val="2"/>
+        </w:numPr>
+        <w:spacing w:line="276" w:lineRule="auto"/>
+        <w:jc w:val="both"/>
+        <w:rPr>
+          <w:rFonts w:ascii="Arial" w:hAnsi="Arial" w:cs="Arial"/>
+          <w:sz w:val="24"/>
+        </w:rPr>
+      </w:pPr>
+      <w:r>
+        <w:rPr>
+          <w:rFonts w:ascii="Arial" w:hAnsi="Arial" w:cs="Arial"/>
+          <w:sz w:val="24"/>
+        </w:rPr>
+        <w:t xml:space="preserve">La potencia es </w:t>
+      </w:r>
+      <w:r>
+        <w:rPr>
+          <w:rFonts w:ascii="Arial" w:hAnsi="Arial" w:cs="Arial"/>
+          <w:sz w:val="24"/>
+        </w:rPr>
+        <w:t>el determinante número uno. La relación es lineal y casi perfecta: el precio del vehículo es prácticamente una función de sus caballos de fuerza. Si quieres saber el precio, mira la potencia.</w:t>
+      </w:r>
+    </w:p>
+    <w:p>
+      <w:pPr>
+        <w:keepNext/>
+        <w:jc w:val="center"/>
+      </w:pPr>
+      <w:r>
+        <w:rPr>
+          <w:rFonts w:ascii="Arial" w:hAnsi="Arial" w:cs="Arial"/>
+          <w:sz w:val="24"/>
+        </w:rPr>
+        <w:drawing>
+          <wp:inline distT="0" distB="0" distL="0" distR="0" wp14:anchorId="5B1A7AA4" wp14:editId="6F800C15">
+            <wp:extent cx="4007458" cy="3078165"/>
+            <wp:effectExtent l="0" t="0" r="0" b="8255"/>
+            <wp:docPr id="5" name="Imagen 5"/>
+            <wp:cNvGraphicFramePr>
+              <a:graphicFrameLocks xmlns:a="http://schemas.openxmlformats.org/drawingml/2006/main" noChangeAspect="1"/>
+            </wp:cNvGraphicFramePr>
+            <a:graphic xmlns:a="http://schemas.openxmlformats.org/drawingml/2006/main">
+              <a:graphicData uri="http://schemas.openxmlformats.org/drawingml/2006/picture">
+                <pic:pic xmlns:pic="http://schemas.openxmlformats.org/drawingml/2006/picture">
+                  <pic:nvPicPr>
+                    <pic:cNvPr id="1" name=""/>
+                    <pic:cNvPicPr/>
+                  </pic:nvPicPr>
+                  <pic:blipFill>
+                    <a:blip r:embed="rId19"/>
+                    <a:stretch>
+                      <a:fillRect/>
+                    </a:stretch>
+                  </pic:blipFill>
+                  <pic:spPr>
+                    <a:xfrm>
+                      <a:off x="0" y="0"/>
+                      <a:ext cx="4033995" cy="3098548"/>
+                    </a:xfrm>
+                    <a:prstGeom prst="rect">
+                      <a:avLst/>
+                    </a:prstGeom>
+                  </pic:spPr>
+                </pic:pic>
+              </a:graphicData>
+            </a:graphic>
+          </wp:inline>
+        </w:drawing>
+      </w:r>
+    </w:p>
+    <w:p>
+      <w:pPr>
+        <w:pStyle w:val="Descripcin"/>
+        <w:jc w:val="center"/>
+        <w:rPr>
+          <w:rFonts w:ascii="Arial" w:hAnsi="Arial" w:cs="Arial"/>
+          <w:sz w:val="20"/>
+        </w:rPr>
+      </w:pPr>
+      <w:r>
+        <w:rPr>
+          <w:rFonts w:ascii="Arial" w:hAnsi="Arial" w:cs="Arial"/>
+          <w:sz w:val="20"/>
+        </w:rPr>
+        <w:t xml:space="preserve">Ilustración </w:t>
+      </w:r>
+      <w:r>
+        <w:rPr>
+          <w:rFonts w:ascii="Arial" w:hAnsi="Arial" w:cs="Arial"/>
+          <w:sz w:val="20"/>
+        </w:rPr>
+        <w:fldChar w:fldCharType="begin"/>
+      </w:r>
+      <w:r>
+        <w:rPr>
+          <w:rFonts w:ascii="Arial" w:hAnsi="Arial" w:cs="Arial"/>
+          <w:sz w:val="20"/>
+        </w:rPr>
+        <w:instrText xml:space="preserve"> SEQ Ilustración \* ARABIC </w:instrText>
+      </w:r>
+      <w:r>
+        <w:rPr>
+          <w:rFonts w:ascii="Arial" w:hAnsi="Arial" w:cs="Arial"/>
+          <w:sz w:val="20"/>
+        </w:rPr>
+        <w:fldChar w:fldCharType="separate"/>
+      </w:r>
+      <w:r>
+        <w:rPr>
+          <w:rFonts w:ascii="Arial" w:hAnsi="Arial" w:cs="Arial"/>
+          <w:noProof/>
+          <w:sz w:val="20"/>
+        </w:rPr>
+        <w:t>10</w:t>
+      </w:r>
+      <w:r>
+        <w:rPr>
+          <w:rFonts w:ascii="Arial" w:hAnsi="Arial" w:cs="Arial"/>
+          <w:sz w:val="20"/>
+        </w:rPr>
+        <w:fldChar w:fldCharType="end"/>
+      </w:r>
+      <w:r>
+        <w:rPr>
+          <w:rFonts w:ascii="Arial" w:hAnsi="Arial" w:cs="Arial"/>
+          <w:sz w:val="20"/>
+        </w:rPr>
+        <w:t>: Relación lineal entre potencia y precio de venta.</w:t>
+      </w:r>
+    </w:p>
+    <w:p>
+      <w:pPr>
+        <w:pStyle w:val="Prrafodelista"/>
+        <w:numPr>
+          <w:ilvl w:val="0"/>
+          <w:numId w:val="2"/>
+        </w:numPr>
+        <w:spacing w:line="276" w:lineRule="auto"/>
+        <w:jc w:val="both"/>
+      </w:pPr>
+      <w:r>
+        <w:rPr>
+          <w:rFonts w:ascii="Arial" w:hAnsi="Arial" w:cs="Arial"/>
+          <w:sz w:val="24"/>
+        </w:rPr>
+        <w:t xml:space="preserve">El tipo de combustible presenta una alta importancia en el precio cuando se trata de vehículos eléctricos (como se puede ver en las correlaciones de la fase 2). Y la cilindrada muestra una importancia negativa, esto es debido a que los vehículos eléctricos aparecen como cilindrada con valor de 0. </w:t>
+      </w:r>
+      <w:r>
+        <w:rPr>
+          <w:rFonts w:ascii="Arial" w:hAnsi="Arial" w:cs="Arial"/>
+          <w:sz w:val="24"/>
+        </w:rPr>
+        <w:t>Esto confirma que el</w:t>
+      </w:r>
+      <w:r>
+        <w:rPr>
+          <w:rFonts w:ascii="Arial" w:hAnsi="Arial" w:cs="Arial"/>
+          <w:sz w:val="24"/>
+        </w:rPr>
+        <w:t xml:space="preserve"> mercado está dividido en dos. L</w:t>
+      </w:r>
+      <w:r>
+        <w:rPr>
+          <w:rFonts w:ascii="Arial" w:hAnsi="Arial" w:cs="Arial"/>
+          <w:sz w:val="24"/>
+        </w:rPr>
+        <w:t>os vehí</w:t>
+      </w:r>
+      <w:r>
+        <w:rPr>
+          <w:rFonts w:ascii="Arial" w:hAnsi="Arial" w:cs="Arial"/>
+          <w:sz w:val="24"/>
+        </w:rPr>
+        <w:t xml:space="preserve">culos eléctricos </w:t>
+      </w:r>
+      <w:r>
+        <w:rPr>
+          <w:rFonts w:ascii="Arial" w:hAnsi="Arial" w:cs="Arial"/>
+          <w:sz w:val="24"/>
+        </w:rPr>
+        <w:t>tienen un precio base tan elevado que distorsionan el mercado. Tener un motor de combustión grande ya no garantiza un precio alto si se compara con los eléctricos.</w:t>
+      </w:r>
+    </w:p>
+    <w:p>
+      <w:pPr>
+        <w:keepNext/>
+        <w:spacing w:line="276" w:lineRule="auto"/>
+        <w:jc w:val="center"/>
+      </w:pPr>
+      <w:r>
+        <w:lastRenderedPageBreak/>
+        <w:drawing>
+          <wp:inline distT="0" distB="0" distL="0" distR="0" wp14:anchorId="5C803B02" wp14:editId="0EED5B9E">
+            <wp:extent cx="4294808" cy="2712032"/>
+            <wp:effectExtent l="0" t="0" r="0" b="0"/>
+            <wp:docPr id="6" name="Imagen 6"/>
+            <wp:cNvGraphicFramePr>
+              <a:graphicFrameLocks xmlns:a="http://schemas.openxmlformats.org/drawingml/2006/main" noChangeAspect="1"/>
+            </wp:cNvGraphicFramePr>
+            <a:graphic xmlns:a="http://schemas.openxmlformats.org/drawingml/2006/main">
+              <a:graphicData uri="http://schemas.openxmlformats.org/drawingml/2006/picture">
+                <pic:pic xmlns:pic="http://schemas.openxmlformats.org/drawingml/2006/picture">
+                  <pic:nvPicPr>
+                    <pic:cNvPr id="1" name=""/>
+                    <pic:cNvPicPr/>
+                  </pic:nvPicPr>
+                  <pic:blipFill>
+                    <a:blip r:embed="rId20"/>
+                    <a:stretch>
+                      <a:fillRect/>
+                    </a:stretch>
+                  </pic:blipFill>
+                  <pic:spPr>
+                    <a:xfrm>
+                      <a:off x="0" y="0"/>
+                      <a:ext cx="4336433" cy="2738317"/>
+                    </a:xfrm>
+                    <a:prstGeom prst="rect">
+                      <a:avLst/>
+                    </a:prstGeom>
+                  </pic:spPr>
+                </pic:pic>
+              </a:graphicData>
+            </a:graphic>
+          </wp:inline>
+        </w:drawing>
+      </w:r>
+    </w:p>
+    <w:p>
+      <w:pPr>
+        <w:pStyle w:val="Descripcin"/>
+        <w:jc w:val="center"/>
+        <w:rPr>
+          <w:rFonts w:ascii="Arial" w:hAnsi="Arial" w:cs="Arial"/>
+          <w:sz w:val="20"/>
+        </w:rPr>
+      </w:pPr>
+      <w:r>
+        <w:rPr>
+          <w:rFonts w:ascii="Arial" w:hAnsi="Arial" w:cs="Arial"/>
+          <w:sz w:val="20"/>
+        </w:rPr>
+        <w:t xml:space="preserve">Ilustración </w:t>
+      </w:r>
+      <w:r>
+        <w:rPr>
+          <w:rFonts w:ascii="Arial" w:hAnsi="Arial" w:cs="Arial"/>
+          <w:sz w:val="20"/>
+        </w:rPr>
+        <w:fldChar w:fldCharType="begin"/>
+      </w:r>
+      <w:r>
+        <w:rPr>
+          <w:rFonts w:ascii="Arial" w:hAnsi="Arial" w:cs="Arial"/>
+          <w:sz w:val="20"/>
+        </w:rPr>
+        <w:instrText xml:space="preserve"> SEQ Ilustración \* ARABIC </w:instrText>
+      </w:r>
+      <w:r>
+        <w:rPr>
+          <w:rFonts w:ascii="Arial" w:hAnsi="Arial" w:cs="Arial"/>
+          <w:sz w:val="20"/>
+        </w:rPr>
+        <w:fldChar w:fldCharType="separate"/>
+      </w:r>
+      <w:r>
+        <w:rPr>
+          <w:rFonts w:ascii="Arial" w:hAnsi="Arial" w:cs="Arial"/>
+          <w:noProof/>
+          <w:sz w:val="20"/>
+        </w:rPr>
+        <w:t>11</w:t>
+      </w:r>
+      <w:r>
+        <w:rPr>
+          <w:rFonts w:ascii="Arial" w:hAnsi="Arial" w:cs="Arial"/>
+          <w:sz w:val="20"/>
+        </w:rPr>
+        <w:fldChar w:fldCharType="end"/>
+      </w:r>
+      <w:r>
+        <w:rPr>
+          <w:rFonts w:ascii="Arial" w:hAnsi="Arial" w:cs="Arial"/>
+          <w:sz w:val="20"/>
+        </w:rPr>
+        <w:t>: Importancia del combustible en el precio.</w:t>
+      </w:r>
+    </w:p>
+    <w:p>
+      <w:pPr>
+        <w:pStyle w:val="Prrafodelista"/>
+        <w:numPr>
+          <w:ilvl w:val="0"/>
+          <w:numId w:val="2"/>
+        </w:numPr>
+        <w:spacing w:line="276" w:lineRule="auto"/>
+        <w:jc w:val="both"/>
+        <w:rPr>
+          <w:rFonts w:ascii="Arial" w:hAnsi="Arial" w:cs="Arial"/>
+          <w:sz w:val="24"/>
+        </w:rPr>
+      </w:pPr>
+      <w:r>
+        <w:rPr>
+          <w:rFonts w:ascii="Arial" w:hAnsi="Arial" w:cs="Arial"/>
+          <w:sz w:val="24"/>
+        </w:rPr>
+        <w:t>Contra todo pronóstico, la antigüedad no influye en el precio en esta muestra. Con un coeficiente cercano a cero, los datos indican que la depreciación por años es despreciable frente al impacto de ser un coche potente o eléctrico. Un coche viejo potente sigue valiendo más que uno nuevo básico.</w:t>
+      </w:r>
+    </w:p>
+    <w:p>
+      <w:pPr>
+        <w:pStyle w:val="Prrafodelista"/>
+        <w:numPr>
+          <w:ilvl w:val="0"/>
+          <w:numId w:val="2"/>
+        </w:numPr>
+        <w:spacing w:line="276" w:lineRule="auto"/>
+        <w:jc w:val="both"/>
+        <w:rPr>
+          <w:rFonts w:ascii="Arial" w:hAnsi="Arial" w:cs="Arial"/>
+          <w:sz w:val="24"/>
+        </w:rPr>
+      </w:pPr>
+      <w:r>
+        <w:rPr>
+          <w:rFonts w:ascii="Arial" w:hAnsi="Arial" w:cs="Arial"/>
+          <w:sz w:val="24"/>
+        </w:rPr>
+        <w:t xml:space="preserve">Otra variable que parece importante es el coste de mantenimiento anual. </w:t>
+      </w:r>
+      <w:r>
+        <w:rPr>
+          <w:rFonts w:ascii="Arial" w:hAnsi="Arial" w:cs="Arial"/>
+          <w:sz w:val="24"/>
+        </w:rPr>
+        <w:t>Existe una correlación positiva muy alta. Cuanto más caro es mantener el coche, más caro es comprarlo.</w:t>
+      </w:r>
+      <w:r>
+        <w:rPr>
+          <w:rFonts w:ascii="Arial" w:hAnsi="Arial" w:cs="Arial"/>
+          <w:sz w:val="24"/>
+        </w:rPr>
+        <w:t xml:space="preserve"> </w:t>
+      </w:r>
+      <w:r>
+        <w:rPr>
+          <w:rFonts w:ascii="Arial" w:hAnsi="Arial" w:cs="Arial"/>
+          <w:sz w:val="24"/>
+        </w:rPr>
+        <w:t xml:space="preserve">El coste de mantenimiento actúa como un indicador de lujo y complejidad. Los coches de </w:t>
+      </w:r>
+      <w:r>
+        <w:rPr>
+          <w:rFonts w:ascii="Arial" w:hAnsi="Arial" w:cs="Arial"/>
+          <w:sz w:val="24"/>
+        </w:rPr>
+        <w:t xml:space="preserve">alta gama </w:t>
+      </w:r>
+      <w:r>
+        <w:rPr>
+          <w:rFonts w:ascii="Arial" w:hAnsi="Arial" w:cs="Arial"/>
+          <w:sz w:val="24"/>
+        </w:rPr>
+        <w:t>y los eléctricos</w:t>
+      </w:r>
+      <w:r>
+        <w:rPr>
+          <w:rFonts w:ascii="Arial" w:hAnsi="Arial" w:cs="Arial"/>
+          <w:sz w:val="24"/>
+        </w:rPr>
+        <w:t xml:space="preserve"> </w:t>
+      </w:r>
+      <w:r>
+        <w:rPr>
+          <w:rFonts w:ascii="Arial" w:hAnsi="Arial" w:cs="Arial"/>
+          <w:sz w:val="24"/>
+        </w:rPr>
+        <w:t>tienen costes de taller más elevados.</w:t>
+      </w:r>
+    </w:p>
+    <w:p>
+      <w:pPr>
+        <w:keepNext/>
+        <w:spacing w:line="276" w:lineRule="auto"/>
+        <w:jc w:val="center"/>
+      </w:pPr>
+      <w:r>
+        <w:rPr>
+          <w:rFonts w:ascii="Arial" w:hAnsi="Arial" w:cs="Arial"/>
+          <w:sz w:val="24"/>
+        </w:rPr>
+        <w:drawing>
+          <wp:inline distT="0" distB="0" distL="0" distR="0" wp14:anchorId="783D198D" wp14:editId="04D590B6">
+            <wp:extent cx="4215295" cy="3237807"/>
+            <wp:effectExtent l="0" t="0" r="0" b="1270"/>
+            <wp:docPr id="7" name="Imagen 7"/>
+            <wp:cNvGraphicFramePr>
+              <a:graphicFrameLocks xmlns:a="http://schemas.openxmlformats.org/drawingml/2006/main" noChangeAspect="1"/>
+            </wp:cNvGraphicFramePr>
+            <a:graphic xmlns:a="http://schemas.openxmlformats.org/drawingml/2006/main">
+              <a:graphicData uri="http://schemas.openxmlformats.org/drawingml/2006/picture">
+                <pic:pic xmlns:pic="http://schemas.openxmlformats.org/drawingml/2006/picture">
+                  <pic:nvPicPr>
+                    <pic:cNvPr id="1" name=""/>
+                    <pic:cNvPicPr/>
+                  </pic:nvPicPr>
+                  <pic:blipFill>
+                    <a:blip r:embed="rId21"/>
+                    <a:stretch>
+                      <a:fillRect/>
+                    </a:stretch>
+                  </pic:blipFill>
+                  <pic:spPr>
+                    <a:xfrm>
+                      <a:off x="0" y="0"/>
+                      <a:ext cx="4225814" cy="3245886"/>
+                    </a:xfrm>
+                    <a:prstGeom prst="rect">
+                      <a:avLst/>
+                    </a:prstGeom>
+                  </pic:spPr>
+                </pic:pic>
+              </a:graphicData>
+            </a:graphic>
+          </wp:inline>
+        </w:drawing>
+      </w:r>
+    </w:p>
+    <w:p>
+      <w:pPr>
+        <w:pStyle w:val="Descripcin"/>
+        <w:jc w:val="center"/>
+        <w:rPr>
+          <w:rFonts w:ascii="Arial" w:hAnsi="Arial" w:cs="Arial"/>
+          <w:sz w:val="20"/>
+        </w:rPr>
+      </w:pPr>
+      <w:r>
+        <w:rPr>
+          <w:rFonts w:ascii="Arial" w:hAnsi="Arial" w:cs="Arial"/>
+          <w:sz w:val="20"/>
+        </w:rPr>
+        <w:t xml:space="preserve">Ilustración </w:t>
+      </w:r>
+      <w:r>
+        <w:rPr>
+          <w:rFonts w:ascii="Arial" w:hAnsi="Arial" w:cs="Arial"/>
+          <w:sz w:val="20"/>
+        </w:rPr>
+        <w:fldChar w:fldCharType="begin"/>
+      </w:r>
+      <w:r>
+        <w:rPr>
+          <w:rFonts w:ascii="Arial" w:hAnsi="Arial" w:cs="Arial"/>
+          <w:sz w:val="20"/>
+        </w:rPr>
+        <w:instrText xml:space="preserve"> SEQ Ilustración \* ARABIC </w:instrText>
+      </w:r>
+      <w:r>
+        <w:rPr>
+          <w:rFonts w:ascii="Arial" w:hAnsi="Arial" w:cs="Arial"/>
+          <w:sz w:val="20"/>
+        </w:rPr>
+        <w:fldChar w:fldCharType="separate"/>
+      </w:r>
+      <w:r>
+        <w:rPr>
+          <w:rFonts w:ascii="Arial" w:hAnsi="Arial" w:cs="Arial"/>
+          <w:noProof/>
+          <w:sz w:val="20"/>
+        </w:rPr>
+        <w:t>12</w:t>
+      </w:r>
+      <w:r>
+        <w:rPr>
+          <w:rFonts w:ascii="Arial" w:hAnsi="Arial" w:cs="Arial"/>
+          <w:sz w:val="20"/>
+        </w:rPr>
+        <w:fldChar w:fldCharType="end"/>
+      </w:r>
+      <w:r>
+        <w:rPr>
+          <w:rFonts w:ascii="Arial" w:hAnsi="Arial" w:cs="Arial"/>
+          <w:sz w:val="20"/>
+        </w:rPr>
+        <w:t>: Relación ente el mantenimiento y el precio de venta.</w:t>
+      </w:r>
+    </w:p>
+    <w:p>
+      <w:pPr>
+        <w:pStyle w:val="Prrafodelista"/>
+        <w:numPr>
+          <w:ilvl w:val="0"/>
+          <w:numId w:val="2"/>
+        </w:numPr>
+        <w:spacing w:line="276" w:lineRule="auto"/>
+        <w:jc w:val="both"/>
+      </w:pPr>
+      <w:r>
+        <w:rPr>
+          <w:rFonts w:ascii="Arial" w:hAnsi="Arial" w:cs="Arial"/>
+          <w:sz w:val="24"/>
+        </w:rPr>
+        <w:lastRenderedPageBreak/>
+        <w:t>Y por último, otra de las variables que presentan relación con el precio son las emisiones de CO2. Ya que presentan u</w:t>
+      </w:r>
+      <w:r>
+        <w:rPr>
+          <w:rFonts w:ascii="Arial" w:hAnsi="Arial" w:cs="Arial"/>
+          <w:sz w:val="24"/>
+        </w:rPr>
+        <w:t>na correlación negativa muy fuerte. A menos emisiones, más precio.</w:t>
+      </w:r>
+      <w:r>
+        <w:rPr>
+          <w:rFonts w:ascii="Arial" w:hAnsi="Arial" w:cs="Arial"/>
+          <w:sz w:val="24"/>
+        </w:rPr>
+        <w:t xml:space="preserve"> </w:t>
+      </w:r>
+      <w:r>
+        <w:rPr>
+          <w:rFonts w:ascii="Arial" w:hAnsi="Arial" w:cs="Arial"/>
+          <w:sz w:val="24"/>
+        </w:rPr>
+        <w:t>Al igual que con la cilindrada, esto no es una conciencia ecológica del mercado, sino un efecto tecnológico.</w:t>
+      </w:r>
+      <w:r>
+        <w:rPr>
+          <w:rFonts w:ascii="Arial" w:hAnsi="Arial" w:cs="Arial"/>
+          <w:sz w:val="24"/>
+        </w:rPr>
+        <w:t xml:space="preserve"> Ya que en el dataset los vehículos con emisiones de 0 son los eléctricos que son los coches más caros de dataset.</w:t>
+      </w:r>
+    </w:p>
+    <w:p>
+      <w:pPr>
+        <w:pStyle w:val="Prrafodelista"/>
+        <w:numPr>
+          <w:ilvl w:val="0"/>
+          <w:numId w:val="10"/>
+        </w:numPr>
+        <w:spacing w:line="276" w:lineRule="auto"/>
+        <w:jc w:val="both"/>
+        <w:rPr>
+          <w:rFonts w:ascii="Arial" w:hAnsi="Arial" w:cs="Arial"/>
+          <w:sz w:val="24"/>
+        </w:rPr>
+      </w:pPr>
+      <w:r>
+        <w:rPr>
+          <w:rFonts w:ascii="Arial" w:hAnsi="Arial" w:cs="Arial"/>
+          <w:b/>
+          <w:sz w:val="24"/>
+        </w:rPr>
+        <w:t>¿Podemos segmentar vehículos por perfil de uso y eficiencia?</w:t>
+      </w:r>
+    </w:p>
+    <w:p>
+      <w:pPr>
+        <w:pStyle w:val="NormalWeb"/>
+        <w:spacing w:line="276" w:lineRule="auto"/>
+        <w:jc w:val="both"/>
+        <w:rPr>
+          <w:rFonts w:ascii="Arial" w:hAnsi="Arial" w:cs="Arial"/>
+        </w:rPr>
+      </w:pPr>
+      <w:r>
+        <w:rPr>
+          <w:rFonts w:ascii="Arial" w:hAnsi="Arial" w:cs="Arial"/>
+        </w:rPr>
+        <w:t>El análisis de clústeres visual (</w:t>
+      </w:r>
+      <w:proofErr w:type="spellStart"/>
+      <w:r>
+        <w:rPr>
+          <w:rStyle w:val="CdigoHTML"/>
+          <w:rFonts w:ascii="Arial" w:eastAsiaTheme="majorEastAsia" w:hAnsi="Arial" w:cs="Arial"/>
+          <w:sz w:val="24"/>
+          <w:szCs w:val="24"/>
+        </w:rPr>
+        <w:t>potencia_cv</w:t>
+      </w:r>
+      <w:proofErr w:type="spellEnd"/>
+      <w:r>
+        <w:rPr>
+          <w:rFonts w:ascii="Arial" w:hAnsi="Arial" w:cs="Arial"/>
+        </w:rPr>
+        <w:t xml:space="preserve"> vs </w:t>
+      </w:r>
+      <w:proofErr w:type="spellStart"/>
+      <w:r>
+        <w:rPr>
+          <w:rStyle w:val="CdigoHTML"/>
+          <w:rFonts w:ascii="Arial" w:eastAsiaTheme="majorEastAsia" w:hAnsi="Arial" w:cs="Arial"/>
+          <w:sz w:val="24"/>
+          <w:szCs w:val="24"/>
+        </w:rPr>
+        <w:t>eficiencia_global</w:t>
+      </w:r>
+      <w:proofErr w:type="spellEnd"/>
+      <w:r>
+        <w:rPr>
+          <w:rFonts w:ascii="Arial" w:hAnsi="Arial" w:cs="Arial"/>
+        </w:rPr>
+        <w:t xml:space="preserve">) revela que </w:t>
+      </w:r>
+      <w:r>
+        <w:rPr>
+          <w:rFonts w:ascii="Arial" w:hAnsi="Arial" w:cs="Arial"/>
+        </w:rPr>
+        <w:t>la segmentación tradicional</w:t>
+      </w:r>
+      <w:r>
+        <w:rPr>
+          <w:rFonts w:ascii="Arial" w:hAnsi="Arial" w:cs="Arial"/>
+        </w:rPr>
+        <w:t xml:space="preserve"> (Sedán, SUV, Compacto) es difusa en este mercado. Sin embargo, surge una </w:t>
+      </w:r>
+      <w:r>
+        <w:rPr>
+          <w:rFonts w:ascii="Arial" w:hAnsi="Arial" w:cs="Arial"/>
+          <w:bCs/>
+        </w:rPr>
+        <w:t>segmentación tecnológica</w:t>
+      </w:r>
+      <w:r>
+        <w:rPr>
+          <w:rFonts w:ascii="Arial" w:hAnsi="Arial" w:cs="Arial"/>
+        </w:rPr>
+        <w:t xml:space="preserve"> nítida que divide el mercado en dos mund</w:t>
+      </w:r>
+      <w:r>
+        <w:rPr>
+          <w:rFonts w:ascii="Arial" w:hAnsi="Arial" w:cs="Arial"/>
+        </w:rPr>
+        <w:t xml:space="preserve">os, los coches eléctricos y  los coches que tienen combustión. </w:t>
+      </w:r>
+      <w:r>
+        <w:rPr>
+          <w:rFonts w:ascii="Arial" w:hAnsi="Arial" w:cs="Arial"/>
+        </w:rPr>
+        <w:t>La variable que mejor segmenta el parque no es el segmento comercial (que muestra medias muy parecidas entre Compactos y Deportivos en este dataset), sino la tecnología de propulsión.</w:t>
+      </w:r>
+    </w:p>
+    <w:p>
+      <w:pPr>
+        <w:keepNext/>
+        <w:jc w:val="center"/>
+      </w:pPr>
+      <w:r>
+        <w:rPr>
+          <w:rFonts w:ascii="Arial" w:hAnsi="Arial" w:cs="Arial"/>
+          <w:sz w:val="24"/>
+        </w:rPr>
+        <w:drawing>
+          <wp:inline distT="0" distB="0" distL="0" distR="0" wp14:anchorId="5ECABFB3" wp14:editId="6F667068">
+            <wp:extent cx="5400040" cy="3584575"/>
+            <wp:effectExtent l="0" t="0" r="0" b="0"/>
+            <wp:docPr id="8" name="Imagen 8"/>
+            <wp:cNvGraphicFramePr>
+              <a:graphicFrameLocks xmlns:a="http://schemas.openxmlformats.org/drawingml/2006/main" noChangeAspect="1"/>
+            </wp:cNvGraphicFramePr>
+            <a:graphic xmlns:a="http://schemas.openxmlformats.org/drawingml/2006/main">
+              <a:graphicData uri="http://schemas.openxmlformats.org/drawingml/2006/picture">
+                <pic:pic xmlns:pic="http://schemas.openxmlformats.org/drawingml/2006/picture">
+                  <pic:nvPicPr>
+                    <pic:cNvPr id="1" name=""/>
+                    <pic:cNvPicPr/>
+                  </pic:nvPicPr>
+                  <pic:blipFill>
+                    <a:blip r:embed="rId22"/>
+                    <a:stretch>
+                      <a:fillRect/>
+                    </a:stretch>
+                  </pic:blipFill>
+                  <pic:spPr>
+                    <a:xfrm>
+                      <a:off x="0" y="0"/>
+                      <a:ext cx="5400040" cy="3584575"/>
+                    </a:xfrm>
+                    <a:prstGeom prst="rect">
+                      <a:avLst/>
+                    </a:prstGeom>
+                  </pic:spPr>
+                </pic:pic>
+              </a:graphicData>
+            </a:graphic>
+          </wp:inline>
+        </w:drawing>
+      </w:r>
+    </w:p>
+    <w:p>
+      <w:pPr>
+        <w:pStyle w:val="Descripcin"/>
+        <w:jc w:val="center"/>
+        <w:rPr>
+          <w:rFonts w:ascii="Arial" w:hAnsi="Arial" w:cs="Arial"/>
+          <w:sz w:val="20"/>
+        </w:rPr>
+      </w:pPr>
+      <w:r>
+        <w:rPr>
+          <w:rFonts w:ascii="Arial" w:hAnsi="Arial" w:cs="Arial"/>
+          <w:sz w:val="20"/>
+        </w:rPr>
+        <w:t xml:space="preserve">Ilustración </w:t>
+      </w:r>
+      <w:r>
+        <w:rPr>
+          <w:rFonts w:ascii="Arial" w:hAnsi="Arial" w:cs="Arial"/>
+          <w:sz w:val="20"/>
+        </w:rPr>
+        <w:fldChar w:fldCharType="begin"/>
+      </w:r>
+      <w:r>
+        <w:rPr>
+          <w:rFonts w:ascii="Arial" w:hAnsi="Arial" w:cs="Arial"/>
+          <w:sz w:val="20"/>
+        </w:rPr>
+        <w:instrText xml:space="preserve"> SEQ Ilustración \* ARABIC </w:instrText>
+      </w:r>
+      <w:r>
+        <w:rPr>
+          <w:rFonts w:ascii="Arial" w:hAnsi="Arial" w:cs="Arial"/>
+          <w:sz w:val="20"/>
+        </w:rPr>
+        <w:fldChar w:fldCharType="separate"/>
+      </w:r>
+      <w:r>
+        <w:rPr>
+          <w:rFonts w:ascii="Arial" w:hAnsi="Arial" w:cs="Arial"/>
+          <w:noProof/>
+          <w:sz w:val="20"/>
+        </w:rPr>
+        <w:t>13</w:t>
+      </w:r>
+      <w:r>
+        <w:rPr>
+          <w:rFonts w:ascii="Arial" w:hAnsi="Arial" w:cs="Arial"/>
+          <w:sz w:val="20"/>
+        </w:rPr>
+        <w:fldChar w:fldCharType="end"/>
+      </w:r>
+      <w:r>
+        <w:rPr>
+          <w:rFonts w:ascii="Arial" w:hAnsi="Arial" w:cs="Arial"/>
+          <w:sz w:val="20"/>
+        </w:rPr>
+        <w:t>: Segmentación de vehículos por tipo de combustión.</w:t>
+      </w:r>
+    </w:p>
+    <w:p>
+      <w:pPr>
+        <w:pStyle w:val="Prrafodelista"/>
+        <w:numPr>
+          <w:ilvl w:val="0"/>
+          <w:numId w:val="10"/>
+        </w:numPr>
+        <w:jc w:val="both"/>
+        <w:rPr>
+          <w:rFonts w:ascii="Arial" w:hAnsi="Arial" w:cs="Arial"/>
+          <w:sz w:val="24"/>
+        </w:rPr>
+      </w:pPr>
+      <w:r>
+        <w:rPr>
+          <w:rFonts w:ascii="Arial" w:hAnsi="Arial" w:cs="Arial"/>
+          <w:b/>
+          <w:sz w:val="24"/>
+        </w:rPr>
+        <w:t>¿Qué factores predicen los costes de mantenimiento?</w:t>
+      </w:r>
+    </w:p>
+    <w:p>
+      <w:pPr>
+        <w:spacing w:line="276" w:lineRule="auto"/>
+        <w:jc w:val="both"/>
+        <w:rPr>
+          <w:rFonts w:ascii="Arial" w:hAnsi="Arial" w:cs="Arial"/>
+          <w:sz w:val="24"/>
+        </w:rPr>
+      </w:pPr>
+      <w:r>
+        <w:rPr>
+          <w:rFonts w:ascii="Arial" w:hAnsi="Arial" w:cs="Arial"/>
+          <w:sz w:val="24"/>
+        </w:rPr>
+        <w:t xml:space="preserve">El análisis de correlación sobre la variable </w:t>
+      </w:r>
+      <w:proofErr w:type="spellStart"/>
+      <w:r>
+        <w:rPr>
+          <w:rFonts w:ascii="Arial" w:hAnsi="Arial" w:cs="Arial"/>
+          <w:sz w:val="24"/>
+        </w:rPr>
+        <w:t>coste_mantenimiento_anual</w:t>
+      </w:r>
+      <w:proofErr w:type="spellEnd"/>
+      <w:r>
+        <w:rPr>
+          <w:rFonts w:ascii="Arial" w:hAnsi="Arial" w:cs="Arial"/>
+          <w:sz w:val="24"/>
+        </w:rPr>
+        <w:t xml:space="preserve"> revela que el gasto de taller no es aleatorio, sino</w:t>
+      </w:r>
+      <w:r>
+        <w:rPr>
+          <w:rFonts w:ascii="Arial" w:hAnsi="Arial" w:cs="Arial"/>
+          <w:sz w:val="24"/>
+        </w:rPr>
+        <w:t xml:space="preserve"> que sobre el influyen características como</w:t>
+      </w:r>
+      <w:r>
+        <w:rPr>
+          <w:rFonts w:ascii="Arial" w:hAnsi="Arial" w:cs="Arial"/>
+          <w:sz w:val="24"/>
+        </w:rPr>
+        <w:t>:</w:t>
+      </w:r>
+    </w:p>
+    <w:p>
+      <w:pPr>
+        <w:pStyle w:val="Prrafodelista"/>
+        <w:numPr>
+          <w:ilvl w:val="0"/>
+          <w:numId w:val="2"/>
+        </w:numPr>
+        <w:spacing w:line="276" w:lineRule="auto"/>
+        <w:jc w:val="both"/>
+        <w:rPr>
+          <w:rFonts w:ascii="Arial" w:hAnsi="Arial" w:cs="Arial"/>
+          <w:sz w:val="24"/>
+        </w:rPr>
+      </w:pPr>
+      <w:r>
+        <w:rPr>
+          <w:rFonts w:ascii="Arial" w:hAnsi="Arial" w:cs="Arial"/>
+          <w:sz w:val="24"/>
+        </w:rPr>
+        <w:t xml:space="preserve">El precio base del vehículo, es decir, dime cuánto costaba el coche y te diré cuánto cuesta mantenerlo. </w:t>
+      </w:r>
+      <w:r>
+        <w:rPr>
+          <w:rFonts w:ascii="Arial" w:hAnsi="Arial" w:cs="Arial"/>
+          <w:sz w:val="24"/>
+        </w:rPr>
+        <w:t xml:space="preserve">Los vehículos con un precio base alto tienen </w:t>
+      </w:r>
+      <w:r>
+        <w:rPr>
+          <w:rFonts w:ascii="Arial" w:hAnsi="Arial" w:cs="Arial"/>
+          <w:sz w:val="24"/>
+        </w:rPr>
+        <w:lastRenderedPageBreak/>
+        <w:t>componentes más complejos y caros, lo que eleva la factura anual independientemente de la edad.</w:t>
+      </w:r>
+    </w:p>
+    <w:p>
+      <w:pPr>
+        <w:keepNext/>
+        <w:jc w:val="center"/>
+      </w:pPr>
+      <w:r>
+        <w:rPr>
+          <w:rFonts w:ascii="Arial" w:hAnsi="Arial" w:cs="Arial"/>
+          <w:sz w:val="24"/>
+        </w:rPr>
+        <w:drawing>
+          <wp:inline distT="0" distB="0" distL="0" distR="0" wp14:anchorId="3434863B" wp14:editId="6BF62B9E">
+            <wp:extent cx="3354969" cy="2566331"/>
+            <wp:effectExtent l="0" t="0" r="0" b="5715"/>
+            <wp:docPr id="10" name="Imagen 10"/>
+            <wp:cNvGraphicFramePr>
+              <a:graphicFrameLocks xmlns:a="http://schemas.openxmlformats.org/drawingml/2006/main" noChangeAspect="1"/>
+            </wp:cNvGraphicFramePr>
+            <a:graphic xmlns:a="http://schemas.openxmlformats.org/drawingml/2006/main">
+              <a:graphicData uri="http://schemas.openxmlformats.org/drawingml/2006/picture">
+                <pic:pic xmlns:pic="http://schemas.openxmlformats.org/drawingml/2006/picture">
+                  <pic:nvPicPr>
+                    <pic:cNvPr id="1" name=""/>
+                    <pic:cNvPicPr/>
+                  </pic:nvPicPr>
+                  <pic:blipFill>
+                    <a:blip r:embed="rId23"/>
+                    <a:stretch>
+                      <a:fillRect/>
+                    </a:stretch>
+                  </pic:blipFill>
+                  <pic:spPr>
+                    <a:xfrm>
+                      <a:off x="0" y="0"/>
+                      <a:ext cx="3402466" cy="2602663"/>
+                    </a:xfrm>
+                    <a:prstGeom prst="rect">
+                      <a:avLst/>
+                    </a:prstGeom>
+                  </pic:spPr>
+                </pic:pic>
+              </a:graphicData>
+            </a:graphic>
+          </wp:inline>
+        </w:drawing>
+      </w:r>
+    </w:p>
+    <w:p>
+      <w:pPr>
+        <w:pStyle w:val="Descripcin"/>
+        <w:jc w:val="center"/>
+        <w:rPr>
+          <w:rFonts w:ascii="Arial" w:hAnsi="Arial" w:cs="Arial"/>
+          <w:sz w:val="20"/>
+        </w:rPr>
+      </w:pPr>
+      <w:r>
+        <w:rPr>
+          <w:rFonts w:ascii="Arial" w:hAnsi="Arial" w:cs="Arial"/>
+          <w:sz w:val="20"/>
+        </w:rPr>
+        <w:t xml:space="preserve">Ilustración </w:t>
+      </w:r>
+      <w:r>
+        <w:rPr>
+          <w:rFonts w:ascii="Arial" w:hAnsi="Arial" w:cs="Arial"/>
+          <w:sz w:val="20"/>
+        </w:rPr>
+        <w:fldChar w:fldCharType="begin"/>
+      </w:r>
+      <w:r>
+        <w:rPr>
+          <w:rFonts w:ascii="Arial" w:hAnsi="Arial" w:cs="Arial"/>
+          <w:sz w:val="20"/>
+        </w:rPr>
+        <w:instrText xml:space="preserve"> SEQ Ilustración \* ARABIC </w:instrText>
+      </w:r>
+      <w:r>
+        <w:rPr>
+          <w:rFonts w:ascii="Arial" w:hAnsi="Arial" w:cs="Arial"/>
+          <w:sz w:val="20"/>
+        </w:rPr>
+        <w:fldChar w:fldCharType="separate"/>
+      </w:r>
+      <w:r>
+        <w:rPr>
+          <w:rFonts w:ascii="Arial" w:hAnsi="Arial" w:cs="Arial"/>
+          <w:noProof/>
+          <w:sz w:val="20"/>
+        </w:rPr>
+        <w:t>14</w:t>
+      </w:r>
+      <w:r>
+        <w:rPr>
+          <w:rFonts w:ascii="Arial" w:hAnsi="Arial" w:cs="Arial"/>
+          <w:sz w:val="20"/>
+        </w:rPr>
+        <w:fldChar w:fldCharType="end"/>
+      </w:r>
+      <w:r>
+        <w:rPr>
+          <w:rFonts w:ascii="Arial" w:hAnsi="Arial" w:cs="Arial"/>
+          <w:sz w:val="20"/>
+        </w:rPr>
+        <w:t>: Relación entre el precio base y el coste de mantenimiento.</w:t>
+      </w:r>
+    </w:p>
+    <w:p>
+      <w:pPr>
+        <w:spacing w:line="276" w:lineRule="auto"/>
+        <w:jc w:val="both"/>
+        <w:rPr>
+          <w:rFonts w:ascii="Arial" w:hAnsi="Arial" w:cs="Arial"/>
+          <w:sz w:val="24"/>
+        </w:rPr>
+      </w:pPr>
+      <w:r>
+        <w:rPr>
+          <w:rFonts w:ascii="Arial" w:hAnsi="Arial" w:cs="Arial"/>
+          <w:sz w:val="24"/>
+        </w:rPr>
+        <w:t xml:space="preserve">- La potencia sugiere que a mayor rendimiento mayor será el coste de mantenimiento (frenos, neumáticos, revisiones…). Además, el tipo de vehículo también influye, ya que por ejemplo, el coste medio de mantenimiento de los vehículos eléctricos es de 1122€ y los de combustión 824€. </w:t>
+      </w:r>
+      <w:r>
+        <w:rPr>
+          <w:rFonts w:ascii="Arial" w:hAnsi="Arial" w:cs="Arial"/>
+          <w:sz w:val="24"/>
+        </w:rPr>
+        <w:t>Esto puede deberse a que los eléctricos de la muestra son de gama alta o requieren mano de obra especializada.</w:t>
+      </w:r>
+    </w:p>
+    <w:p>
+      <w:pPr>
+        <w:jc w:val="both"/>
+        <w:rPr>
+          <w:rFonts w:ascii="Arial" w:hAnsi="Arial" w:cs="Arial"/>
+          <w:sz w:val="24"/>
+        </w:rPr>
+      </w:pPr>
+      <w:r>
+        <w:rPr>
+          <w:rFonts w:ascii="Arial" w:hAnsi="Arial" w:cs="Arial"/>
+          <w:sz w:val="24"/>
+        </w:rPr>
+        <w:t>- Y otra de las características que afecta al coste de mantenimiento es la antigüedad del vehículo.</w:t>
+      </w:r>
+      <w:r>
+        <w:rPr>
+          <w:rFonts w:ascii="Arial" w:hAnsi="Arial" w:cs="Arial"/>
+          <w:sz w:val="24"/>
+        </w:rPr>
+        <w:t xml:space="preserve"> Ya que </w:t>
+      </w:r>
+      <w:r>
+        <w:rPr>
+          <w:rFonts w:ascii="Arial" w:hAnsi="Arial" w:cs="Arial"/>
+          <w:sz w:val="24"/>
+        </w:rPr>
+        <w:t>a medida que el vehículo envejece, el coste anual se incrementa progresivamente (averías por desgaste, sustitución de piezas de vida útil limitada).</w:t>
+      </w:r>
+    </w:p>
+    <w:p>
+      <w:pPr>
+        <w:keepNext/>
+        <w:jc w:val="center"/>
+      </w:pPr>
+      <w:r>
+        <w:rPr>
+          <w:rFonts w:ascii="Arial" w:hAnsi="Arial" w:cs="Arial"/>
+          <w:sz w:val="24"/>
+        </w:rPr>
+        <w:drawing>
+          <wp:inline distT="0" distB="0" distL="0" distR="0" wp14:anchorId="3AB77A29" wp14:editId="6B86562A">
+            <wp:extent cx="5400040" cy="1605915"/>
+            <wp:effectExtent l="0" t="0" r="0" b="0"/>
+            <wp:docPr id="9" name="Imagen 9"/>
+            <wp:cNvGraphicFramePr>
+              <a:graphicFrameLocks xmlns:a="http://schemas.openxmlformats.org/drawingml/2006/main" noChangeAspect="1"/>
+            </wp:cNvGraphicFramePr>
+            <a:graphic xmlns:a="http://schemas.openxmlformats.org/drawingml/2006/main">
+              <a:graphicData uri="http://schemas.openxmlformats.org/drawingml/2006/picture">
+                <pic:pic xmlns:pic="http://schemas.openxmlformats.org/drawingml/2006/picture">
+                  <pic:nvPicPr>
+                    <pic:cNvPr id="1" name=""/>
+                    <pic:cNvPicPr/>
+                  </pic:nvPicPr>
+                  <pic:blipFill>
+                    <a:blip r:embed="rId24"/>
+                    <a:stretch>
+                      <a:fillRect/>
+                    </a:stretch>
+                  </pic:blipFill>
+                  <pic:spPr>
+                    <a:xfrm>
+                      <a:off x="0" y="0"/>
+                      <a:ext cx="5400040" cy="1605915"/>
+                    </a:xfrm>
+                    <a:prstGeom prst="rect">
+                      <a:avLst/>
+                    </a:prstGeom>
+                  </pic:spPr>
+                </pic:pic>
+              </a:graphicData>
+            </a:graphic>
+          </wp:inline>
+        </w:drawing>
+      </w:r>
+    </w:p>
+    <w:p>
+      <w:pPr>
+        <w:pStyle w:val="Descripcin"/>
+        <w:jc w:val="center"/>
+        <w:rPr>
+          <w:rFonts w:ascii="Arial" w:hAnsi="Arial" w:cs="Arial"/>
+          <w:sz w:val="20"/>
+        </w:rPr>
+      </w:pPr>
+      <w:r>
+        <w:rPr>
+          <w:rFonts w:ascii="Arial" w:hAnsi="Arial" w:cs="Arial"/>
+          <w:sz w:val="20"/>
+        </w:rPr>
+        <w:t xml:space="preserve">Ilustración </w:t>
+      </w:r>
+      <w:r>
+        <w:rPr>
+          <w:rFonts w:ascii="Arial" w:hAnsi="Arial" w:cs="Arial"/>
+          <w:sz w:val="20"/>
+        </w:rPr>
+        <w:fldChar w:fldCharType="begin"/>
+      </w:r>
+      <w:r>
+        <w:rPr>
+          <w:rFonts w:ascii="Arial" w:hAnsi="Arial" w:cs="Arial"/>
+          <w:sz w:val="20"/>
+        </w:rPr>
+        <w:instrText xml:space="preserve"> SEQ Ilustración \* ARABIC </w:instrText>
+      </w:r>
+      <w:r>
+        <w:rPr>
+          <w:rFonts w:ascii="Arial" w:hAnsi="Arial" w:cs="Arial"/>
+          <w:sz w:val="20"/>
+        </w:rPr>
+        <w:fldChar w:fldCharType="separate"/>
+      </w:r>
+      <w:r>
+        <w:rPr>
+          <w:rFonts w:ascii="Arial" w:hAnsi="Arial" w:cs="Arial"/>
+          <w:noProof/>
+          <w:sz w:val="20"/>
+        </w:rPr>
+        <w:t>15</w:t>
+      </w:r>
+      <w:r>
+        <w:rPr>
+          <w:rFonts w:ascii="Arial" w:hAnsi="Arial" w:cs="Arial"/>
+          <w:sz w:val="20"/>
+        </w:rPr>
+        <w:fldChar w:fldCharType="end"/>
+      </w:r>
+      <w:r>
+        <w:rPr>
+          <w:rFonts w:ascii="Arial" w:hAnsi="Arial" w:cs="Arial"/>
+          <w:sz w:val="20"/>
+        </w:rPr>
+        <w:t>: Predictores del coste de mantenimiento.</w:t>
+      </w:r>
+    </w:p>
+    <w:p>
+      <w:pPr>
+        <w:pStyle w:val="Prrafodelista"/>
+        <w:numPr>
+          <w:ilvl w:val="0"/>
+          <w:numId w:val="10"/>
+        </w:numPr>
+        <w:jc w:val="both"/>
+        <w:rPr>
+          <w:rFonts w:ascii="Arial" w:hAnsi="Arial" w:cs="Arial"/>
+          <w:sz w:val="24"/>
+        </w:rPr>
+      </w:pPr>
+      <w:r>
+        <w:rPr>
+          <w:rFonts w:ascii="Arial" w:hAnsi="Arial" w:cs="Arial"/>
+          <w:b/>
+          <w:sz w:val="24"/>
+        </w:rPr>
+        <w:t>¿Existen patrones en las ventas por temporada y región?</w:t>
+      </w:r>
+    </w:p>
+    <w:p>
+      <w:pPr>
+        <w:spacing w:line="276" w:lineRule="auto"/>
+        <w:jc w:val="both"/>
+        <w:rPr>
+          <w:rFonts w:ascii="Arial" w:hAnsi="Arial" w:cs="Arial"/>
+          <w:sz w:val="24"/>
+        </w:rPr>
+      </w:pPr>
+      <w:r>
+        <w:rPr>
+          <w:rFonts w:ascii="Arial" w:hAnsi="Arial" w:cs="Arial"/>
+          <w:sz w:val="24"/>
+        </w:rPr>
+        <w:t>El análisis de la temporalidad de ventas y geográficos puede revelar ciertos patrones para la optimización de una estrategia comercial. Donde hemos descubierto:</w:t>
+      </w:r>
+    </w:p>
+    <w:p>
+      <w:pPr>
+        <w:pStyle w:val="Prrafodelista"/>
+        <w:numPr>
+          <w:ilvl w:val="0"/>
+          <w:numId w:val="2"/>
+        </w:numPr>
+        <w:spacing w:line="276" w:lineRule="auto"/>
+        <w:jc w:val="both"/>
+        <w:rPr>
+          <w:rFonts w:ascii="Arial" w:hAnsi="Arial" w:cs="Arial"/>
+          <w:sz w:val="24"/>
+        </w:rPr>
+      </w:pPr>
+      <w:r>
+        <w:rPr>
+          <w:rFonts w:ascii="Arial" w:hAnsi="Arial" w:cs="Arial"/>
+          <w:sz w:val="24"/>
+        </w:rPr>
+        <w:lastRenderedPageBreak/>
+        <w:t>Existe una disparidad de precios notable. Madrid se consolida como la región más cara, con un precio medio de 35.892 €, mientras que Cataluña es la más económica con 32.897 € (una diferencia de casi 3.000 € por vehículo).</w:t>
+      </w:r>
+      <w:r>
+        <w:rPr>
+          <w:rFonts w:ascii="Arial" w:hAnsi="Arial" w:cs="Arial"/>
+          <w:sz w:val="24"/>
+        </w:rPr>
+        <w:t xml:space="preserve"> </w:t>
+      </w:r>
+      <w:r>
+        <w:rPr>
+          <w:rFonts w:ascii="Arial" w:hAnsi="Arial" w:cs="Arial"/>
+          <w:sz w:val="24"/>
+        </w:rPr>
+        <w:t>Al profundizar en la venta por región, descubrimos que no es que los coches sean más caros en Madrid, sino que el tipo de vehículo es diferente:</w:t>
+      </w:r>
+    </w:p>
+    <w:p>
+      <w:pPr>
+        <w:pStyle w:val="Prrafodelista"/>
+        <w:numPr>
+          <w:ilvl w:val="1"/>
+          <w:numId w:val="2"/>
+        </w:numPr>
+        <w:spacing w:line="276" w:lineRule="auto"/>
+        <w:jc w:val="both"/>
+        <w:rPr>
+          <w:rFonts w:ascii="Arial" w:hAnsi="Arial" w:cs="Arial"/>
+          <w:sz w:val="24"/>
+        </w:rPr>
+      </w:pPr>
+      <w:r>
+        <w:rPr>
+          <w:rFonts w:ascii="Arial" w:hAnsi="Arial" w:cs="Arial"/>
+          <w:sz w:val="24"/>
+        </w:rPr>
+        <w:t>Madrid lidera la adopción tecnológica: el 21,8% de sus ventas son Eléctricos y el 28,6% son marcas Premium (BMW, Mercedes, Audi).</w:t>
+      </w:r>
+    </w:p>
+    <w:p>
+      <w:pPr>
+        <w:pStyle w:val="Prrafodelista"/>
+        <w:numPr>
+          <w:ilvl w:val="1"/>
+          <w:numId w:val="2"/>
+        </w:numPr>
+        <w:spacing w:line="276" w:lineRule="auto"/>
+        <w:jc w:val="both"/>
+        <w:rPr>
+          <w:rFonts w:ascii="Arial" w:hAnsi="Arial" w:cs="Arial"/>
+          <w:sz w:val="24"/>
+        </w:rPr>
+      </w:pPr>
+      <w:r>
+        <w:rPr>
+          <w:rFonts w:ascii="Arial" w:hAnsi="Arial" w:cs="Arial"/>
+          <w:sz w:val="24"/>
+        </w:rPr>
+        <w:t xml:space="preserve">Cataluña, en cambio, tiene una </w:t>
+      </w:r>
+      <w:r>
+        <w:rPr>
+          <w:rFonts w:ascii="Arial" w:hAnsi="Arial" w:cs="Arial"/>
+          <w:sz w:val="24"/>
+        </w:rPr>
+        <w:t xml:space="preserve">venta </w:t>
+      </w:r>
+      <w:r>
+        <w:rPr>
+          <w:rFonts w:ascii="Arial" w:hAnsi="Arial" w:cs="Arial"/>
+          <w:sz w:val="24"/>
+        </w:rPr>
+        <w:t>de eléctricos mucho menor (8,5%) y menos peso de marcas Premium (21,4%), lo que baja su ticket medio.</w:t>
+      </w:r>
+    </w:p>
+    <w:p>
+      <w:pPr>
+        <w:keepNext/>
+        <w:jc w:val="center"/>
+      </w:pPr>
+      <w:r>
+        <w:drawing>
+          <wp:inline distT="0" distB="0" distL="0" distR="0" wp14:anchorId="05651906" wp14:editId="535B0F0F">
+            <wp:extent cx="5400040" cy="1605915"/>
+            <wp:effectExtent l="0" t="0" r="0" b="0"/>
+            <wp:docPr id="12" name="Imagen 12"/>
+            <wp:cNvGraphicFramePr>
+              <a:graphicFrameLocks xmlns:a="http://schemas.openxmlformats.org/drawingml/2006/main" noChangeAspect="1"/>
+            </wp:cNvGraphicFramePr>
+            <a:graphic xmlns:a="http://schemas.openxmlformats.org/drawingml/2006/main">
+              <a:graphicData uri="http://schemas.openxmlformats.org/drawingml/2006/picture">
+                <pic:pic xmlns:pic="http://schemas.openxmlformats.org/drawingml/2006/picture">
+                  <pic:nvPicPr>
+                    <pic:cNvPr id="1" name=""/>
+                    <pic:cNvPicPr/>
+                  </pic:nvPicPr>
+                  <pic:blipFill>
+                    <a:blip r:embed="rId25"/>
+                    <a:stretch>
+                      <a:fillRect/>
+                    </a:stretch>
+                  </pic:blipFill>
+                  <pic:spPr>
+                    <a:xfrm>
+                      <a:off x="0" y="0"/>
+                      <a:ext cx="5400040" cy="1605915"/>
+                    </a:xfrm>
+                    <a:prstGeom prst="rect">
+                      <a:avLst/>
+                    </a:prstGeom>
+                  </pic:spPr>
+                </pic:pic>
+              </a:graphicData>
+            </a:graphic>
+          </wp:inline>
+        </w:drawing>
+      </w:r>
+    </w:p>
+    <w:p>
+      <w:pPr>
+        <w:pStyle w:val="Descripcin"/>
+        <w:jc w:val="center"/>
+        <w:rPr>
+          <w:rFonts w:ascii="Arial" w:hAnsi="Arial" w:cs="Arial"/>
+          <w:sz w:val="20"/>
+        </w:rPr>
+      </w:pPr>
+      <w:r>
+        <w:rPr>
+          <w:rFonts w:ascii="Arial" w:hAnsi="Arial" w:cs="Arial"/>
+          <w:sz w:val="20"/>
+        </w:rPr>
+        <w:t xml:space="preserve">Ilustración </w:t>
+      </w:r>
+      <w:r>
+        <w:rPr>
+          <w:rFonts w:ascii="Arial" w:hAnsi="Arial" w:cs="Arial"/>
+          <w:sz w:val="20"/>
+        </w:rPr>
+        <w:fldChar w:fldCharType="begin"/>
+      </w:r>
+      <w:r>
+        <w:rPr>
+          <w:rFonts w:ascii="Arial" w:hAnsi="Arial" w:cs="Arial"/>
+          <w:sz w:val="20"/>
+        </w:rPr>
+        <w:instrText xml:space="preserve"> SEQ Ilustración \* ARABIC </w:instrText>
+      </w:r>
+      <w:r>
+        <w:rPr>
+          <w:rFonts w:ascii="Arial" w:hAnsi="Arial" w:cs="Arial"/>
+          <w:sz w:val="20"/>
+        </w:rPr>
+        <w:fldChar w:fldCharType="separate"/>
+      </w:r>
+      <w:r>
+        <w:rPr>
+          <w:rFonts w:ascii="Arial" w:hAnsi="Arial" w:cs="Arial"/>
+          <w:noProof/>
+          <w:sz w:val="20"/>
+        </w:rPr>
+        <w:t>16</w:t>
+      </w:r>
+      <w:r>
+        <w:rPr>
+          <w:rFonts w:ascii="Arial" w:hAnsi="Arial" w:cs="Arial"/>
+          <w:sz w:val="20"/>
+        </w:rPr>
+        <w:fldChar w:fldCharType="end"/>
+      </w:r>
+      <w:r>
+        <w:rPr>
+          <w:rFonts w:ascii="Arial" w:hAnsi="Arial" w:cs="Arial"/>
+          <w:sz w:val="20"/>
+        </w:rPr>
+        <w:t>: Gráficas para el análisis de patrones de precios por región.</w:t>
+      </w:r>
+    </w:p>
+    <w:p>
+      <w:pPr>
+        <w:pStyle w:val="Prrafodelista"/>
+        <w:numPr>
+          <w:ilvl w:val="0"/>
+          <w:numId w:val="2"/>
+        </w:numPr>
+        <w:spacing w:before="240" w:line="276" w:lineRule="auto"/>
+        <w:jc w:val="both"/>
+        <w:rPr>
+          <w:rFonts w:ascii="Arial" w:hAnsi="Arial" w:cs="Arial"/>
+          <w:sz w:val="24"/>
+        </w:rPr>
+      </w:pPr>
+      <w:r>
+        <w:rPr>
+          <w:rFonts w:ascii="Arial" w:hAnsi="Arial" w:cs="Arial"/>
+          <w:sz w:val="24"/>
+        </w:rPr>
+        <w:t>En cuanto al patrón estacional si miramos los meses de ventas podemos ver que l</w:t>
+      </w:r>
+      <w:r>
+        <w:rPr>
+          <w:rFonts w:ascii="Arial" w:hAnsi="Arial" w:cs="Arial"/>
+          <w:sz w:val="24"/>
+        </w:rPr>
+        <w:t>as ventas no son constantes. El año comienza muy lento (Enero es</w:t>
+      </w:r>
+      <w:r>
+        <w:rPr>
+          <w:rFonts w:ascii="Arial" w:hAnsi="Arial" w:cs="Arial"/>
+          <w:sz w:val="24"/>
+        </w:rPr>
+        <w:t xml:space="preserve"> el mes con menos operaciones, </w:t>
+      </w:r>
+      <w:r>
+        <w:rPr>
+          <w:rFonts w:ascii="Arial" w:hAnsi="Arial" w:cs="Arial"/>
+          <w:sz w:val="24"/>
+        </w:rPr>
+        <w:t>37 unidades) y experimenta un crecimiento sostenido hasta alcanzar su pico e</w:t>
+      </w:r>
+      <w:r>
+        <w:rPr>
+          <w:rFonts w:ascii="Arial" w:hAnsi="Arial" w:cs="Arial"/>
+          <w:sz w:val="24"/>
+        </w:rPr>
+        <w:t>n Mayo (</w:t>
+      </w:r>
+      <w:r>
+        <w:rPr>
+          <w:rFonts w:ascii="Arial" w:hAnsi="Arial" w:cs="Arial"/>
+          <w:sz w:val="24"/>
+        </w:rPr>
+        <w:t>57 unidades).</w:t>
+      </w:r>
+      <w:r>
+        <w:rPr>
+          <w:rFonts w:ascii="Arial" w:hAnsi="Arial" w:cs="Arial"/>
+          <w:sz w:val="24"/>
+        </w:rPr>
+        <w:t xml:space="preserve"> </w:t>
+      </w:r>
+      <w:r>
+        <w:rPr>
+          <w:rFonts w:ascii="Arial" w:hAnsi="Arial" w:cs="Arial"/>
+          <w:sz w:val="24"/>
+        </w:rPr>
+        <w:t>A partir de junio, el mercado se estabiliza en torno a las 50 unidades mensuales, sin grandes caídas en verano.</w:t>
+      </w:r>
+      <w:r>
+        <w:rPr>
+          <w:rFonts w:ascii="Arial" w:hAnsi="Arial" w:cs="Arial"/>
+          <w:sz w:val="24"/>
+        </w:rPr>
+        <w:t xml:space="preserve"> </w:t>
+      </w:r>
+      <w:r>
+        <w:rPr>
+          <w:rFonts w:ascii="Arial" w:hAnsi="Arial" w:cs="Arial"/>
+          <w:sz w:val="24"/>
+        </w:rPr>
+        <w:t>Curiosamente, el precio medio se mantiene relativamente estable durante todo el año (oscilando entre 33k€ y 36k€), lo que indica que la estacionalidad afecta al volumen de demanda, pero no devalúa el producto.</w:t>
+      </w:r>
+    </w:p>
+    <w:p>
+      <w:pPr>
+        <w:keepNext/>
+        <w:spacing w:before="240" w:line="276" w:lineRule="auto"/>
+        <w:jc w:val="center"/>
+      </w:pPr>
+      <w:r>
+        <w:rPr>
+          <w:rFonts w:ascii="Arial" w:hAnsi="Arial" w:cs="Arial"/>
+          <w:sz w:val="24"/>
+        </w:rPr>
+        <w:drawing>
+          <wp:inline distT="0" distB="0" distL="0" distR="0" wp14:anchorId="5F87A910" wp14:editId="0491F546">
+            <wp:extent cx="3527844" cy="2848454"/>
+            <wp:effectExtent l="0" t="0" r="0" b="9525"/>
+            <wp:docPr id="13" name="Imagen 13"/>
+            <wp:cNvGraphicFramePr>
+              <a:graphicFrameLocks xmlns:a="http://schemas.openxmlformats.org/drawingml/2006/main" noChangeAspect="1"/>
+            </wp:cNvGraphicFramePr>
+            <a:graphic xmlns:a="http://schemas.openxmlformats.org/drawingml/2006/main">
+              <a:graphicData uri="http://schemas.openxmlformats.org/drawingml/2006/picture">
+                <pic:pic xmlns:pic="http://schemas.openxmlformats.org/drawingml/2006/picture">
+                  <pic:nvPicPr>
+                    <pic:cNvPr id="1" name=""/>
+                    <pic:cNvPicPr/>
+                  </pic:nvPicPr>
+                  <pic:blipFill>
+                    <a:blip r:embed="rId26"/>
+                    <a:stretch>
+                      <a:fillRect/>
+                    </a:stretch>
+                  </pic:blipFill>
+                  <pic:spPr>
+                    <a:xfrm>
+                      <a:off x="0" y="0"/>
+                      <a:ext cx="3551853" cy="2867839"/>
+                    </a:xfrm>
+                    <a:prstGeom prst="rect">
+                      <a:avLst/>
+                    </a:prstGeom>
+                  </pic:spPr>
+                </pic:pic>
+              </a:graphicData>
+            </a:graphic>
+          </wp:inline>
+        </w:drawing>
+      </w:r>
+    </w:p>
+    <w:p>
+      <w:pPr>
+        <w:pStyle w:val="Descripcin"/>
+        <w:jc w:val="center"/>
+        <w:rPr>
+          <w:rFonts w:ascii="Arial" w:hAnsi="Arial" w:cs="Arial"/>
+          <w:sz w:val="28"/>
+        </w:rPr>
+      </w:pPr>
+      <w:r>
+        <w:rPr>
+          <w:rFonts w:ascii="Arial" w:hAnsi="Arial" w:cs="Arial"/>
+          <w:sz w:val="20"/>
+        </w:rPr>
+        <w:t xml:space="preserve">Ilustración </w:t>
+      </w:r>
+      <w:r>
+        <w:rPr>
+          <w:rFonts w:ascii="Arial" w:hAnsi="Arial" w:cs="Arial"/>
+          <w:sz w:val="20"/>
+        </w:rPr>
+        <w:fldChar w:fldCharType="begin"/>
+      </w:r>
+      <w:r>
+        <w:rPr>
+          <w:rFonts w:ascii="Arial" w:hAnsi="Arial" w:cs="Arial"/>
+          <w:sz w:val="20"/>
+        </w:rPr>
+        <w:instrText xml:space="preserve"> SEQ Ilustración \* ARABIC </w:instrText>
+      </w:r>
+      <w:r>
+        <w:rPr>
+          <w:rFonts w:ascii="Arial" w:hAnsi="Arial" w:cs="Arial"/>
+          <w:sz w:val="20"/>
+        </w:rPr>
+        <w:fldChar w:fldCharType="separate"/>
+      </w:r>
+      <w:r>
+        <w:rPr>
+          <w:rFonts w:ascii="Arial" w:hAnsi="Arial" w:cs="Arial"/>
+          <w:noProof/>
+          <w:sz w:val="20"/>
+        </w:rPr>
+        <w:t>17</w:t>
+      </w:r>
+      <w:r>
+        <w:rPr>
+          <w:rFonts w:ascii="Arial" w:hAnsi="Arial" w:cs="Arial"/>
+          <w:sz w:val="20"/>
+        </w:rPr>
+        <w:fldChar w:fldCharType="end"/>
+      </w:r>
+      <w:r>
+        <w:rPr>
+          <w:rFonts w:ascii="Arial" w:hAnsi="Arial" w:cs="Arial"/>
+          <w:sz w:val="20"/>
+        </w:rPr>
+        <w:t>: Distribución de las ventas por meses.</w:t>
+      </w:r>
+    </w:p>
+    <w:p>
+      <w:pPr>
+        <w:pStyle w:val="Prrafodelista"/>
+        <w:numPr>
+          <w:ilvl w:val="0"/>
+          <w:numId w:val="10"/>
+        </w:numPr>
+        <w:spacing w:line="276" w:lineRule="auto"/>
+        <w:jc w:val="both"/>
+        <w:rPr>
+          <w:rFonts w:ascii="Arial" w:hAnsi="Arial" w:cs="Arial"/>
+          <w:sz w:val="24"/>
+        </w:rPr>
+      </w:pPr>
+      <w:r>
+        <w:rPr>
+          <w:rFonts w:ascii="Arial" w:hAnsi="Arial" w:cs="Arial"/>
+          <w:b/>
+          <w:sz w:val="24"/>
+        </w:rPr>
+        <w:lastRenderedPageBreak/>
+        <w:t>¿Cómo predecir el valor residual de un vehículo?</w:t>
+      </w:r>
+    </w:p>
+    <w:p>
+      <w:pPr>
+        <w:spacing w:line="276" w:lineRule="auto"/>
+        <w:jc w:val="both"/>
+        <w:rPr>
+          <w:rFonts w:ascii="Arial" w:hAnsi="Arial" w:cs="Arial"/>
+          <w:sz w:val="24"/>
+        </w:rPr>
+      </w:pPr>
+      <w:r>
+        <w:rPr>
+          <w:rFonts w:ascii="Arial" w:hAnsi="Arial" w:cs="Arial"/>
+          <w:sz w:val="24"/>
+        </w:rPr>
+        <w:t>El análisis de correlació</w:t>
+      </w:r>
+      <w:r>
+        <w:rPr>
+          <w:rFonts w:ascii="Arial" w:hAnsi="Arial" w:cs="Arial"/>
+          <w:sz w:val="24"/>
+        </w:rPr>
+        <w:t>n y regresión demuestra que el valor r</w:t>
+      </w:r>
+      <w:r>
+        <w:rPr>
+          <w:rFonts w:ascii="Arial" w:hAnsi="Arial" w:cs="Arial"/>
+          <w:sz w:val="24"/>
+        </w:rPr>
+        <w:t>esidual no es una incógnita aleatoria, sino el resultado de una función de depreciación sistemática dominada casi exclusivamente por el tiempo:</w:t>
+      </w:r>
+    </w:p>
+    <w:p>
+      <w:pPr>
+        <w:pStyle w:val="Prrafodelista"/>
+        <w:numPr>
+          <w:ilvl w:val="0"/>
+          <w:numId w:val="2"/>
+        </w:numPr>
+        <w:spacing w:line="276" w:lineRule="auto"/>
+        <w:jc w:val="both"/>
+        <w:rPr>
+          <w:rFonts w:ascii="Arial" w:hAnsi="Arial" w:cs="Arial"/>
+          <w:sz w:val="24"/>
+        </w:rPr>
+      </w:pPr>
+      <w:r>
+        <w:rPr>
+          <w:rFonts w:ascii="Arial" w:hAnsi="Arial" w:cs="Arial"/>
+          <w:sz w:val="24"/>
+        </w:rPr>
+        <w:t xml:space="preserve">El tiempo es el factor dominante, ya que la </w:t>
+      </w:r>
+      <w:r>
+        <w:rPr>
+          <w:rFonts w:ascii="Arial" w:hAnsi="Arial" w:cs="Arial"/>
+          <w:sz w:val="24"/>
+        </w:rPr>
+        <w:t>variable antigüedad tiene una correlación negativa fortísima con el valor residual.</w:t>
+      </w:r>
+      <w:r>
+        <w:rPr>
+          <w:rFonts w:ascii="Arial" w:hAnsi="Arial" w:cs="Arial"/>
+          <w:sz w:val="24"/>
+        </w:rPr>
+        <w:t xml:space="preserve"> </w:t>
+      </w:r>
+      <w:r>
+        <w:rPr>
+          <w:rFonts w:ascii="Arial" w:hAnsi="Arial" w:cs="Arial"/>
+          <w:sz w:val="24"/>
+        </w:rPr>
+        <w:t xml:space="preserve">El gráfico de dispersión revela una curva de </w:t>
+      </w:r>
+      <w:r>
+        <w:rPr>
+          <w:rFonts w:ascii="Arial" w:hAnsi="Arial" w:cs="Arial"/>
+          <w:sz w:val="24"/>
+        </w:rPr>
+        <w:t>depreciación clásica</w:t>
+      </w:r>
+      <w:r>
+        <w:rPr>
+          <w:rFonts w:ascii="Arial" w:hAnsi="Arial" w:cs="Arial"/>
+          <w:sz w:val="24"/>
+        </w:rPr>
+        <w:t>. El vehículo pierde valor muy rápidamente en los primeros 3-4 añ</w:t>
+      </w:r>
+      <w:r>
+        <w:rPr>
+          <w:rFonts w:ascii="Arial" w:hAnsi="Arial" w:cs="Arial"/>
+          <w:sz w:val="24"/>
+        </w:rPr>
+        <w:t>os y luego la caída se suaviza</w:t>
+      </w:r>
+      <w:r>
+        <w:rPr>
+          <w:rFonts w:ascii="Arial" w:hAnsi="Arial" w:cs="Arial"/>
+          <w:sz w:val="24"/>
+        </w:rPr>
+        <w:t>, estabilizándose en un valor residual mínimo.</w:t>
+      </w:r>
+    </w:p>
+    <w:p>
+      <w:pPr>
+        <w:pStyle w:val="Prrafodelista"/>
+        <w:numPr>
+          <w:ilvl w:val="0"/>
+          <w:numId w:val="2"/>
+        </w:numPr>
+        <w:spacing w:line="276" w:lineRule="auto"/>
+        <w:jc w:val="both"/>
+        <w:rPr>
+          <w:rFonts w:ascii="Arial" w:hAnsi="Arial" w:cs="Arial"/>
+          <w:sz w:val="24"/>
+        </w:rPr>
+      </w:pPr>
+      <w:r>
+        <w:rPr>
+          <w:rFonts w:ascii="Arial" w:hAnsi="Arial" w:cs="Arial"/>
+          <w:sz w:val="24"/>
+        </w:rPr>
+        <w:t xml:space="preserve">El precio </w:t>
+      </w:r>
+      <w:r>
+        <w:rPr>
+          <w:rFonts w:ascii="Arial" w:hAnsi="Arial" w:cs="Arial"/>
+          <w:sz w:val="24"/>
+        </w:rPr>
+        <w:t>base original actúa como el ancla. Vehículos más caros empiezan más alto y, aunque se deprecian al mismo ritmo porcentual, mantienen un valor absoluto mayor.</w:t>
+      </w:r>
+    </w:p>
+    <w:p>
+      <w:pPr>
+        <w:pStyle w:val="Prrafodelista"/>
+        <w:numPr>
+          <w:ilvl w:val="0"/>
+          <w:numId w:val="2"/>
+        </w:numPr>
+        <w:spacing w:line="276" w:lineRule="auto"/>
+        <w:jc w:val="both"/>
+        <w:rPr>
+          <w:rFonts w:ascii="Arial" w:hAnsi="Arial" w:cs="Arial"/>
+          <w:sz w:val="24"/>
+        </w:rPr>
+      </w:pPr>
+      <w:r>
+        <w:rPr>
+          <w:rFonts w:ascii="Arial" w:hAnsi="Arial" w:cs="Arial"/>
+          <w:sz w:val="24"/>
+        </w:rPr>
+        <w:t xml:space="preserve">Contra </w:t>
+      </w:r>
+      <w:r>
+        <w:rPr>
+          <w:rFonts w:ascii="Arial" w:hAnsi="Arial" w:cs="Arial"/>
+          <w:sz w:val="24"/>
+        </w:rPr>
+        <w:t xml:space="preserve">todo pronóstico, el kilometraje </w:t>
+      </w:r>
+      <w:r>
+        <w:rPr>
+          <w:rFonts w:ascii="Arial" w:hAnsi="Arial" w:cs="Arial"/>
+          <w:sz w:val="24"/>
+        </w:rPr>
+        <w:t>venta muestra una correlación nula con el valor residual estimado en este dataset.</w:t>
+      </w:r>
+      <w:r>
+        <w:rPr>
+          <w:rFonts w:ascii="Arial" w:hAnsi="Arial" w:cs="Arial"/>
+          <w:sz w:val="24"/>
+        </w:rPr>
+        <w:t xml:space="preserve"> </w:t>
+      </w:r>
+      <w:r>
+        <w:rPr>
+          <w:rFonts w:ascii="Arial" w:hAnsi="Arial" w:cs="Arial"/>
+          <w:sz w:val="24"/>
+        </w:rPr>
+        <w:t>Esto sugiere que la fórmula utilizada para calcular este valor residual estimado se basa puramente en tablas de matrícula (años) y no penaliza el uso real del vehículo.</w:t>
+      </w:r>
+    </w:p>
+    <w:p>
+      <w:pPr>
+        <w:spacing w:line="276" w:lineRule="auto"/>
+        <w:jc w:val="center"/>
+        <w:rPr>
+          <w:rFonts w:ascii="Arial" w:hAnsi="Arial" w:cs="Arial"/>
+          <w:sz w:val="24"/>
+        </w:rPr>
+      </w:pPr>
+      <w:r>
+        <w:rPr>
+          <w:rFonts w:ascii="Arial" w:hAnsi="Arial" w:cs="Arial"/>
+          <w:sz w:val="24"/>
+        </w:rPr>
+        <w:drawing>
+          <wp:inline distT="0" distB="0" distL="0" distR="0" wp14:anchorId="25702963" wp14:editId="74770EA5">
+            <wp:extent cx="5400040" cy="1607185"/>
+            <wp:effectExtent l="0" t="0" r="0" b="0"/>
+            <wp:docPr id="14" name="Imagen 14"/>
+            <wp:cNvGraphicFramePr>
+              <a:graphicFrameLocks xmlns:a="http://schemas.openxmlformats.org/drawingml/2006/main" noChangeAspect="1"/>
+            </wp:cNvGraphicFramePr>
+            <a:graphic xmlns:a="http://schemas.openxmlformats.org/drawingml/2006/main">
+              <a:graphicData uri="http://schemas.openxmlformats.org/drawingml/2006/picture">
+                <pic:pic xmlns:pic="http://schemas.openxmlformats.org/drawingml/2006/picture">
+                  <pic:nvPicPr>
+                    <pic:cNvPr id="1" name=""/>
+                    <pic:cNvPicPr/>
+                  </pic:nvPicPr>
+                  <pic:blipFill>
+                    <a:blip r:embed="rId27"/>
+                    <a:stretch>
+                      <a:fillRect/>
+                    </a:stretch>
+                  </pic:blipFill>
+                  <pic:spPr>
+                    <a:xfrm>
+                      <a:off x="0" y="0"/>
+                      <a:ext cx="5400040" cy="1607185"/>
+                    </a:xfrm>
+                    <a:prstGeom prst="rect">
+                      <a:avLst/>
+                    </a:prstGeom>
+                  </pic:spPr>
+                </pic:pic>
+              </a:graphicData>
+            </a:graphic>
+          </wp:inline>
+        </w:drawing>
+      </w:r>
+    </w:p>
+    <w:p>
+      <w:pPr>
+        <w:pStyle w:val="Descripcin"/>
+        <w:jc w:val="center"/>
+      </w:pPr>
+      <w:r>
+        <w:t xml:space="preserve">Ilustración </w:t>
+      </w:r>
+      <w:r>
+        <w:fldChar w:fldCharType="begin"/>
+      </w:r>
+      <w:r>
+        <w:instrText xml:space="preserve"> SEQ Ilustración \* ARABIC </w:instrText>
+      </w:r>
+      <w:r>
+        <w:fldChar w:fldCharType="separate"/>
+      </w:r>
+      <w:r>
+        <w:rPr>
+          <w:noProof/>
+        </w:rPr>
+        <w:t>18</w:t>
+      </w:r>
+      <w:r>
+        <w:fldChar w:fldCharType="end"/>
+      </w:r>
+      <w:r>
+        <w:t>: Relaciones de variables con el valor residual.</w:t>
+      </w:r>
+    </w:p>
+    <w:p>
+      <w:pPr>
+        <w:pStyle w:val="Ttulo2"/>
+        <w:numPr>
+          <w:ilvl w:val="1"/>
+          <w:numId w:val="10"/>
+        </w:numPr>
+        <w:spacing w:line="276" w:lineRule="auto"/>
+        <w:jc w:val="both"/>
+        <w:rPr>
+          <w:rFonts w:ascii="Arial" w:hAnsi="Arial" w:cs="Arial"/>
+          <w:b/>
+          <w:color w:val="auto"/>
+          <w:sz w:val="28"/>
+        </w:rPr>
+      </w:pPr>
+      <w:r>
+        <w:rPr>
+          <w:rFonts w:ascii="Arial" w:hAnsi="Arial" w:cs="Arial"/>
+          <w:b/>
+          <w:color w:val="auto"/>
+          <w:sz w:val="28"/>
+        </w:rPr>
+        <w:t>Árboles de decisión para predecir el valor residual</w:t>
+      </w:r>
+    </w:p>
+    <w:p>
+      <w:pPr>
+        <w:pStyle w:val="Ttulo2"/>
+        <w:numPr>
+          <w:ilvl w:val="1"/>
+          <w:numId w:val="10"/>
+        </w:numPr>
+        <w:spacing w:line="276" w:lineRule="auto"/>
+        <w:jc w:val="both"/>
+        <w:rPr>
+          <w:rFonts w:ascii="Arial" w:hAnsi="Arial" w:cs="Arial"/>
+          <w:b/>
+          <w:color w:val="auto"/>
+          <w:sz w:val="28"/>
+        </w:rPr>
+      </w:pPr>
+      <w:r>
+        <w:rPr>
+          <w:rFonts w:ascii="Arial" w:hAnsi="Arial" w:cs="Arial"/>
+          <w:b/>
+          <w:color w:val="auto"/>
+          <w:sz w:val="28"/>
+        </w:rPr>
+        <w:t>Regresión múltiple para precios.</w:t>
+      </w:r>
+    </w:p>
+    <w:p>
+      <w:pPr>
+        <w:pStyle w:val="Ttulo2"/>
+        <w:numPr>
+          <w:ilvl w:val="1"/>
+          <w:numId w:val="10"/>
+        </w:numPr>
+        <w:spacing w:line="276" w:lineRule="auto"/>
+        <w:jc w:val="both"/>
+        <w:rPr>
+          <w:rFonts w:ascii="Arial" w:hAnsi="Arial" w:cs="Arial"/>
+          <w:b/>
+          <w:color w:val="auto"/>
+          <w:sz w:val="28"/>
+        </w:rPr>
+      </w:pPr>
+      <w:r>
+        <w:rPr>
+          <w:rFonts w:ascii="Arial" w:hAnsi="Arial" w:cs="Arial"/>
+          <w:b/>
+          <w:color w:val="auto"/>
+          <w:sz w:val="28"/>
+        </w:rPr>
+        <w:t xml:space="preserve">Análisis de sentimientos en </w:t>
+      </w:r>
+      <w:proofErr w:type="spellStart"/>
+      <w:r>
+        <w:rPr>
+          <w:rFonts w:ascii="Arial" w:hAnsi="Arial" w:cs="Arial"/>
+          <w:b/>
+          <w:color w:val="auto"/>
+          <w:sz w:val="28"/>
+        </w:rPr>
+        <w:t>reviews</w:t>
+      </w:r>
+      <w:proofErr w:type="spellEnd"/>
+      <w:r>
+        <w:rPr>
+          <w:rFonts w:ascii="Arial" w:hAnsi="Arial" w:cs="Arial"/>
+          <w:b/>
+          <w:color w:val="auto"/>
+          <w:sz w:val="28"/>
+        </w:rPr>
+        <w:t xml:space="preserve"> usando </w:t>
+      </w:r>
+      <w:proofErr w:type="spellStart"/>
+      <w:r>
+        <w:rPr>
+          <w:rFonts w:ascii="Arial" w:hAnsi="Arial" w:cs="Arial"/>
+          <w:b/>
+          <w:color w:val="auto"/>
+          <w:sz w:val="28"/>
+        </w:rPr>
+        <w:t>Naive</w:t>
+      </w:r>
+      <w:proofErr w:type="spellEnd"/>
+      <w:r>
+        <w:rPr>
+          <w:rFonts w:ascii="Arial" w:hAnsi="Arial" w:cs="Arial"/>
+          <w:b/>
+          <w:color w:val="auto"/>
+          <w:sz w:val="28"/>
+        </w:rPr>
+        <w:t xml:space="preserve"> </w:t>
+      </w:r>
+      <w:proofErr w:type="spellStart"/>
+      <w:r>
+        <w:rPr>
+          <w:rFonts w:ascii="Arial" w:hAnsi="Arial" w:cs="Arial"/>
+          <w:b/>
+          <w:color w:val="auto"/>
+          <w:sz w:val="28"/>
+        </w:rPr>
+        <w:t>Bayes</w:t>
+      </w:r>
+      <w:proofErr w:type="spellEnd"/>
+    </w:p>
+    <w:p>
+      <w:pPr>
+        <w:spacing w:line="276" w:lineRule="auto"/>
+        <w:jc w:val="both"/>
+        <w:rPr>
+          <w:rFonts w:ascii="Arial" w:hAnsi="Arial" w:cs="Arial"/>
+          <w:sz w:val="24"/>
+        </w:rPr>
+      </w:pPr>
+      <w:r>
+        <w:rPr>
+          <w:rFonts w:ascii="Arial" w:hAnsi="Arial" w:cs="Arial"/>
+          <w:sz w:val="24"/>
+        </w:rPr>
+        <w:t xml:space="preserve">En esta fase aplicamos </w:t>
+      </w:r>
+      <w:r>
+        <w:rPr>
+          <w:rFonts w:ascii="Arial" w:hAnsi="Arial" w:cs="Arial"/>
+          <w:sz w:val="24"/>
+        </w:rPr>
+        <w:t>técnicas de Procesamiento de Lenguaje Natural (NLP) para transformar el texto no estructurad</w:t>
+      </w:r>
+      <w:r>
+        <w:rPr>
+          <w:rFonts w:ascii="Arial" w:hAnsi="Arial" w:cs="Arial"/>
+          <w:sz w:val="24"/>
+        </w:rPr>
+        <w:t xml:space="preserve">o de las reseñas </w:t>
+      </w:r>
+      <w:r>
+        <w:rPr>
+          <w:rFonts w:ascii="Arial" w:hAnsi="Arial" w:cs="Arial"/>
+          <w:sz w:val="24"/>
+        </w:rPr>
+        <w:t>en información cuantificable. El objetivo es entrenar un modelo de clasificación supervisado (</w:t>
+      </w:r>
+      <w:proofErr w:type="spellStart"/>
+      <w:r>
+        <w:rPr>
+          <w:rFonts w:ascii="Arial" w:hAnsi="Arial" w:cs="Arial"/>
+          <w:sz w:val="24"/>
+        </w:rPr>
+        <w:t>Naive</w:t>
+      </w:r>
+      <w:proofErr w:type="spellEnd"/>
+      <w:r>
+        <w:rPr>
+          <w:rFonts w:ascii="Arial" w:hAnsi="Arial" w:cs="Arial"/>
+          <w:sz w:val="24"/>
+        </w:rPr>
+        <w:t xml:space="preserve"> </w:t>
+      </w:r>
+      <w:proofErr w:type="spellStart"/>
+      <w:r>
+        <w:rPr>
+          <w:rFonts w:ascii="Arial" w:hAnsi="Arial" w:cs="Arial"/>
+          <w:sz w:val="24"/>
+        </w:rPr>
+        <w:t>Bayes</w:t>
+      </w:r>
+      <w:proofErr w:type="spellEnd"/>
+      <w:r>
+        <w:rPr>
+          <w:rFonts w:ascii="Arial" w:hAnsi="Arial" w:cs="Arial"/>
+          <w:sz w:val="24"/>
+        </w:rPr>
+        <w:t>) que nos permita entender qué factores técnicos impulsan la satisfacción del cliente.</w:t>
+      </w:r>
+    </w:p>
+    <w:p>
+      <w:pPr>
+        <w:spacing w:line="276" w:lineRule="auto"/>
+        <w:jc w:val="both"/>
+        <w:rPr>
+          <w:rFonts w:ascii="Arial" w:hAnsi="Arial" w:cs="Arial"/>
+          <w:sz w:val="24"/>
+        </w:rPr>
+      </w:pPr>
+      <w:r>
+        <w:rPr>
+          <w:rFonts w:ascii="Arial" w:hAnsi="Arial" w:cs="Arial"/>
+          <w:sz w:val="24"/>
+        </w:rPr>
+        <w:t xml:space="preserve">Antes de llevar a cabo el entrenamiento lo primero que hemos hecho ha sido la limpieza del texto (eliminación de signos de </w:t>
+      </w:r>
+      <w:r>
+        <w:rPr>
+          <w:rFonts w:ascii="Arial" w:hAnsi="Arial" w:cs="Arial"/>
+          <w:sz w:val="24"/>
+        </w:rPr>
+        <w:t>puntuación</w:t>
+      </w:r>
+      <w:r>
+        <w:rPr>
+          <w:rFonts w:ascii="Arial" w:hAnsi="Arial" w:cs="Arial"/>
+          <w:sz w:val="24"/>
+        </w:rPr>
+        <w:t>) y la creación de la variable de sentimiento</w:t>
+      </w:r>
+      <w:r>
+        <w:rPr>
+          <w:rFonts w:ascii="Arial" w:hAnsi="Arial" w:cs="Arial"/>
+          <w:sz w:val="24"/>
+        </w:rPr>
+        <w:t xml:space="preserve">. En nuestro caso esta última ha sido creada a partir de la recomendación (variable binaria Si/No) y no a partir de otras como la puntuación conjunta porque: </w:t>
+      </w:r>
+      <w:r>
+        <w:rPr>
+          <w:rFonts w:ascii="Arial" w:hAnsi="Arial" w:cs="Arial"/>
+          <w:sz w:val="24"/>
+        </w:rPr>
+        <w:t>Las escalas numéricas int</w:t>
+      </w:r>
+      <w:r>
+        <w:rPr>
+          <w:rFonts w:ascii="Arial" w:hAnsi="Arial" w:cs="Arial"/>
+          <w:sz w:val="24"/>
+        </w:rPr>
+        <w:t xml:space="preserve">roducen una zona gris subjetiva, </w:t>
+      </w:r>
+      <w:r>
+        <w:rPr>
+          <w:rFonts w:ascii="Arial" w:hAnsi="Arial" w:cs="Arial"/>
+          <w:sz w:val="24"/>
+        </w:rPr>
+        <w:t xml:space="preserve">En términos de marketing y ventas, el indicador más fiable de lealtad </w:t>
+      </w:r>
+      <w:r>
+        <w:rPr>
+          <w:rFonts w:ascii="Arial" w:hAnsi="Arial" w:cs="Arial"/>
+          <w:sz w:val="24"/>
+        </w:rPr>
+        <w:lastRenderedPageBreak/>
+        <w:t xml:space="preserve">no es la nota media, sino la disposición del cliente a </w:t>
+      </w:r>
+      <w:r>
+        <w:rPr>
+          <w:rFonts w:ascii="Arial" w:hAnsi="Arial" w:cs="Arial"/>
+          <w:sz w:val="24"/>
+        </w:rPr>
+        <w:t>recomendar</w:t>
+      </w:r>
+      <w:r>
+        <w:rPr>
+          <w:rFonts w:ascii="Arial" w:hAnsi="Arial" w:cs="Arial"/>
+          <w:sz w:val="24"/>
+        </w:rPr>
+        <w:t xml:space="preserve"> el producto</w:t>
+      </w:r>
+      <w:r>
+        <w:rPr>
+          <w:rFonts w:ascii="Arial" w:hAnsi="Arial" w:cs="Arial"/>
+          <w:sz w:val="24"/>
+        </w:rPr>
+        <w:t xml:space="preserve"> y porque e</w:t>
+      </w:r>
+      <w:r>
+        <w:rPr>
+          <w:rFonts w:ascii="Arial" w:hAnsi="Arial" w:cs="Arial"/>
+          <w:sz w:val="24"/>
+        </w:rPr>
+        <w:t xml:space="preserve">l clasificador </w:t>
+      </w:r>
+      <w:proofErr w:type="spellStart"/>
+      <w:r>
+        <w:rPr>
+          <w:rFonts w:ascii="Arial" w:hAnsi="Arial" w:cs="Arial"/>
+          <w:sz w:val="24"/>
+        </w:rPr>
+        <w:t>Multinomial</w:t>
+      </w:r>
+      <w:proofErr w:type="spellEnd"/>
+      <w:r>
+        <w:rPr>
+          <w:rFonts w:ascii="Arial" w:hAnsi="Arial" w:cs="Arial"/>
+          <w:sz w:val="24"/>
+        </w:rPr>
+        <w:t xml:space="preserve"> </w:t>
+      </w:r>
+      <w:proofErr w:type="spellStart"/>
+      <w:r>
+        <w:rPr>
+          <w:rFonts w:ascii="Arial" w:hAnsi="Arial" w:cs="Arial"/>
+          <w:sz w:val="24"/>
+        </w:rPr>
+        <w:t>Naive</w:t>
+      </w:r>
+      <w:proofErr w:type="spellEnd"/>
+      <w:r>
+        <w:rPr>
+          <w:rFonts w:ascii="Arial" w:hAnsi="Arial" w:cs="Arial"/>
+          <w:sz w:val="24"/>
+        </w:rPr>
+        <w:t xml:space="preserve"> </w:t>
+      </w:r>
+      <w:proofErr w:type="spellStart"/>
+      <w:r>
+        <w:rPr>
+          <w:rFonts w:ascii="Arial" w:hAnsi="Arial" w:cs="Arial"/>
+          <w:sz w:val="24"/>
+        </w:rPr>
+        <w:t>Bayes</w:t>
+      </w:r>
+      <w:proofErr w:type="spellEnd"/>
+      <w:r>
+        <w:rPr>
+          <w:rFonts w:ascii="Arial" w:hAnsi="Arial" w:cs="Arial"/>
+          <w:sz w:val="24"/>
+        </w:rPr>
+        <w:t xml:space="preserve"> funciona de manera óptima calculando probabilidades sobre categorías discretas</w:t>
+      </w:r>
+      <w:r>
+        <w:rPr>
+          <w:rFonts w:ascii="Arial" w:hAnsi="Arial" w:cs="Arial"/>
+          <w:sz w:val="24"/>
+        </w:rPr>
+        <w:t>.</w:t>
+      </w:r>
+    </w:p>
+    <w:p>
+      <w:pPr>
+        <w:spacing w:line="276" w:lineRule="auto"/>
+        <w:jc w:val="both"/>
+        <w:rPr>
+          <w:rFonts w:ascii="Arial" w:hAnsi="Arial" w:cs="Arial"/>
+          <w:sz w:val="24"/>
+        </w:rPr>
+      </w:pPr>
+      <w:r>
+        <w:rPr>
+          <w:rFonts w:ascii="Arial" w:hAnsi="Arial" w:cs="Arial"/>
+          <w:sz w:val="24"/>
+        </w:rPr>
+        <w:t xml:space="preserve">Una vez tenemos el conjuntos de datos el siguiente paso la vectorización </w:t>
+      </w:r>
+      <w:r>
+        <w:rPr>
+          <w:rFonts w:ascii="Arial" w:hAnsi="Arial" w:cs="Arial"/>
+          <w:sz w:val="24"/>
+        </w:rPr>
+        <w:t>para convertir las palabras en vectores numéricos. Esto permite dar más peso a palabras distintivas (</w:t>
+      </w:r>
+      <w:proofErr w:type="spellStart"/>
+      <w:r>
+        <w:rPr>
+          <w:rFonts w:ascii="Arial" w:hAnsi="Arial" w:cs="Arial"/>
+          <w:sz w:val="24"/>
+        </w:rPr>
+        <w:t>ej</w:t>
+      </w:r>
+      <w:proofErr w:type="spellEnd"/>
+      <w:r>
+        <w:rPr>
+          <w:rFonts w:ascii="Arial" w:hAnsi="Arial" w:cs="Arial"/>
+          <w:sz w:val="24"/>
+        </w:rPr>
+        <w:t>: "avería", "robusto") y restar importancia a palabras comunes sin carga semántica.</w:t>
+      </w:r>
+    </w:p>
+    <w:p>
+      <w:pPr>
+        <w:spacing w:line="276" w:lineRule="auto"/>
+        <w:jc w:val="both"/>
+        <w:rPr>
+          <w:rFonts w:ascii="Arial" w:hAnsi="Arial" w:cs="Arial"/>
+          <w:sz w:val="24"/>
+        </w:rPr>
+      </w:pPr>
+      <w:r>
+        <w:rPr>
+          <w:rFonts w:ascii="Arial" w:hAnsi="Arial" w:cs="Arial"/>
+          <w:sz w:val="24"/>
+        </w:rPr>
+        <w:t xml:space="preserve">Y por último se ha llevado a cabo el entrenamiento de un modelo </w:t>
+      </w:r>
+      <w:proofErr w:type="spellStart"/>
+      <w:r>
+        <w:rPr>
+          <w:rFonts w:ascii="Arial" w:hAnsi="Arial" w:cs="Arial"/>
+          <w:sz w:val="24"/>
+        </w:rPr>
+        <w:t>Multinomial</w:t>
+      </w:r>
+      <w:proofErr w:type="spellEnd"/>
+      <w:r>
+        <w:rPr>
+          <w:rFonts w:ascii="Arial" w:hAnsi="Arial" w:cs="Arial"/>
+          <w:sz w:val="24"/>
+        </w:rPr>
+        <w:t xml:space="preserve"> </w:t>
+      </w:r>
+      <w:proofErr w:type="spellStart"/>
+      <w:r>
+        <w:rPr>
+          <w:rFonts w:ascii="Arial" w:hAnsi="Arial" w:cs="Arial"/>
+          <w:sz w:val="24"/>
+        </w:rPr>
+        <w:t>Naive</w:t>
+      </w:r>
+      <w:proofErr w:type="spellEnd"/>
+      <w:r>
+        <w:rPr>
+          <w:rFonts w:ascii="Arial" w:hAnsi="Arial" w:cs="Arial"/>
+          <w:sz w:val="24"/>
+        </w:rPr>
+        <w:t xml:space="preserve"> </w:t>
+      </w:r>
+      <w:proofErr w:type="spellStart"/>
+      <w:r>
+        <w:rPr>
+          <w:rFonts w:ascii="Arial" w:hAnsi="Arial" w:cs="Arial"/>
+          <w:sz w:val="24"/>
+        </w:rPr>
+        <w:t>Bayes</w:t>
+      </w:r>
+      <w:proofErr w:type="spellEnd"/>
+      <w:r>
+        <w:rPr>
+          <w:rFonts w:ascii="Arial" w:hAnsi="Arial" w:cs="Arial"/>
+          <w:sz w:val="24"/>
+        </w:rPr>
+        <w:t xml:space="preserve"> a partir de un conjunto de entrenamiento (80% de datos). El modelo ha alcanzado un </w:t>
+      </w:r>
+      <w:proofErr w:type="spellStart"/>
+      <w:r>
+        <w:rPr>
+          <w:rFonts w:ascii="Arial" w:hAnsi="Arial" w:cs="Arial"/>
+          <w:sz w:val="24"/>
+        </w:rPr>
+        <w:t>accuracy</w:t>
+      </w:r>
+      <w:proofErr w:type="spellEnd"/>
+      <w:r>
+        <w:rPr>
+          <w:rFonts w:ascii="Arial" w:hAnsi="Arial" w:cs="Arial"/>
+          <w:sz w:val="24"/>
+        </w:rPr>
+        <w:t xml:space="preserve"> del 80% sobre el conjunto de test, esto </w:t>
+      </w:r>
+      <w:r>
+        <w:rPr>
+          <w:rFonts w:ascii="Arial" w:hAnsi="Arial" w:cs="Arial"/>
+          <w:sz w:val="24"/>
+        </w:rPr>
+        <w:t>valida que el lenguaje utilizado en las reseñas contiene patrones claros que permiten predecir la satisfacción del cliente con un alto grado de acierto.</w:t>
+      </w:r>
+    </w:p>
+    <w:p>
+      <w:pPr>
+        <w:spacing w:line="276" w:lineRule="auto"/>
+        <w:jc w:val="center"/>
+        <w:rPr>
+          <w:rFonts w:ascii="Arial" w:hAnsi="Arial" w:cs="Arial"/>
+          <w:sz w:val="24"/>
+        </w:rPr>
+      </w:pPr>
+      <w:r>
+        <w:rPr>
+          <w:rFonts w:ascii="Arial" w:hAnsi="Arial" w:cs="Arial"/>
+          <w:sz w:val="24"/>
+        </w:rPr>
+        <w:drawing>
+          <wp:inline distT="0" distB="0" distL="0" distR="0" wp14:anchorId="3FDB6F06" wp14:editId="7E4D54FC">
+            <wp:extent cx="4053696" cy="3159968"/>
+            <wp:effectExtent l="0" t="0" r="4445" b="2540"/>
+            <wp:docPr id="15" name="Imagen 15"/>
+            <wp:cNvGraphicFramePr>
+              <a:graphicFrameLocks xmlns:a="http://schemas.openxmlformats.org/drawingml/2006/main" noChangeAspect="1"/>
+            </wp:cNvGraphicFramePr>
+            <a:graphic xmlns:a="http://schemas.openxmlformats.org/drawingml/2006/main">
+              <a:graphicData uri="http://schemas.openxmlformats.org/drawingml/2006/picture">
+                <pic:pic xmlns:pic="http://schemas.openxmlformats.org/drawingml/2006/picture">
+                  <pic:nvPicPr>
+                    <pic:cNvPr id="1" name=""/>
+                    <pic:cNvPicPr/>
+                  </pic:nvPicPr>
+                  <pic:blipFill>
+                    <a:blip r:embed="rId28"/>
+                    <a:stretch>
+                      <a:fillRect/>
+                    </a:stretch>
+                  </pic:blipFill>
+                  <pic:spPr>
+                    <a:xfrm>
+                      <a:off x="0" y="0"/>
+                      <a:ext cx="4075676" cy="3177102"/>
+                    </a:xfrm>
+                    <a:prstGeom prst="rect">
+                      <a:avLst/>
+                    </a:prstGeom>
+                  </pic:spPr>
+                </pic:pic>
+              </a:graphicData>
+            </a:graphic>
+          </wp:inline>
+        </w:drawing>
+      </w:r>
+    </w:p>
+    <w:p>
+      <w:pPr>
+        <w:spacing w:line="276" w:lineRule="auto"/>
+        <w:jc w:val="both"/>
+        <w:rPr>
+          <w:rFonts w:ascii="Arial" w:hAnsi="Arial" w:cs="Arial"/>
+          <w:sz w:val="24"/>
+        </w:rPr>
+      </w:pPr>
+      <w:r>
+        <w:rPr>
+          <w:rFonts w:ascii="Arial" w:hAnsi="Arial" w:cs="Arial"/>
+          <w:sz w:val="24"/>
+        </w:rPr>
+        <w:t>En esta matriz de confusión se puede ver que ha fallado diciendo el sentimiento es negativo cuando en realidad si sería positivo, pero esto también puede ser un indicativo de que haya opiniones contradictorias a la recomendación en la que se ha basado el sentimiento final.</w:t>
+      </w:r>
+    </w:p>
+    <w:p>
+      <w:pPr>
+        <w:pStyle w:val="Prrafodelista"/>
+        <w:numPr>
+          <w:ilvl w:val="0"/>
+          <w:numId w:val="2"/>
+        </w:numPr>
+        <w:spacing w:line="276" w:lineRule="auto"/>
+        <w:jc w:val="both"/>
+        <w:rPr>
+          <w:rFonts w:ascii="Arial" w:hAnsi="Arial" w:cs="Arial"/>
+          <w:sz w:val="24"/>
+        </w:rPr>
+      </w:pPr>
+      <w:r>
+        <w:rPr>
+          <w:rFonts w:ascii="Arial" w:hAnsi="Arial" w:cs="Arial"/>
+          <w:sz w:val="24"/>
+          <w:u w:val="single"/>
+        </w:rPr>
+        <w:t>¿Cómo influye el sentimiento en los precios de los coches?</w:t>
+      </w:r>
+      <w:r>
+        <w:rPr>
+          <w:rFonts w:ascii="Arial" w:hAnsi="Arial" w:cs="Arial"/>
+          <w:sz w:val="24"/>
+        </w:rPr>
+        <w:t xml:space="preserve">: </w:t>
+      </w:r>
+      <w:r>
+        <w:rPr>
+          <w:rFonts w:ascii="Arial" w:hAnsi="Arial" w:cs="Arial"/>
+          <w:sz w:val="24"/>
+        </w:rPr>
+        <w:t>Existe una corre</w:t>
+      </w:r>
+      <w:r>
+        <w:rPr>
+          <w:rFonts w:ascii="Arial" w:hAnsi="Arial" w:cs="Arial"/>
+          <w:sz w:val="24"/>
+        </w:rPr>
+        <w:t>lación positiva moderada</w:t>
+      </w:r>
+      <w:r>
+        <w:rPr>
+          <w:rFonts w:ascii="Arial" w:hAnsi="Arial" w:cs="Arial"/>
+          <w:sz w:val="24"/>
+        </w:rPr>
+        <w:t xml:space="preserve"> entre el precio de venta y la probabilidad de recibir una reseña positiva.</w:t>
+      </w:r>
+      <w:r>
+        <w:rPr>
+          <w:rFonts w:ascii="Arial" w:hAnsi="Arial" w:cs="Arial"/>
+          <w:sz w:val="24"/>
+        </w:rPr>
+        <w:t xml:space="preserve"> </w:t>
+      </w:r>
+      <w:r>
+        <w:rPr>
+          <w:rFonts w:ascii="Arial" w:hAnsi="Arial" w:cs="Arial"/>
+          <w:sz w:val="24"/>
+        </w:rPr>
+        <w:t>Los datos muestran que</w:t>
+      </w:r>
+      <w:r>
+        <w:rPr>
+          <w:rFonts w:ascii="Arial" w:hAnsi="Arial" w:cs="Arial"/>
+          <w:sz w:val="24"/>
+        </w:rPr>
+        <w:t xml:space="preserve"> los vehículos de mayor precio </w:t>
+      </w:r>
+      <w:r>
+        <w:rPr>
+          <w:rFonts w:ascii="Arial" w:hAnsi="Arial" w:cs="Arial"/>
+          <w:sz w:val="24"/>
+        </w:rPr>
+        <w:t>tienden a satisfacer más a sus propietarios. Esto sugiere que el sobrecoste de estos vehículos se traduce en una experiencia de usuario superior, lo que justifica su precio en el mercado de segunda mano. Sin embargo, el precio no es una garantía absoluta: existen vehículos caros con críticas negativas, generalmente asociadas a costes de mantenimiento imprevistos.</w:t>
+      </w:r>
+    </w:p>
+    <w:p>
+      <w:pPr>
+        <w:spacing w:line="276" w:lineRule="auto"/>
+        <w:jc w:val="center"/>
+        <w:rPr>
+          <w:rFonts w:ascii="Arial" w:hAnsi="Arial" w:cs="Arial"/>
+          <w:sz w:val="24"/>
+        </w:rPr>
+      </w:pPr>
+      <w:r>
+        <w:rPr>
+          <w:rFonts w:ascii="Arial" w:hAnsi="Arial" w:cs="Arial"/>
+          <w:sz w:val="24"/>
+        </w:rPr>
+        <w:lastRenderedPageBreak/>
+        <w:drawing>
+          <wp:inline distT="0" distB="0" distL="0" distR="0" wp14:anchorId="75B3D609" wp14:editId="3B7DB003">
+            <wp:extent cx="4106078" cy="3153916"/>
+            <wp:effectExtent l="0" t="0" r="8890" b="8890"/>
+            <wp:docPr id="16" name="Imagen 16"/>
+            <wp:cNvGraphicFramePr>
+              <a:graphicFrameLocks xmlns:a="http://schemas.openxmlformats.org/drawingml/2006/main" noChangeAspect="1"/>
+            </wp:cNvGraphicFramePr>
+            <a:graphic xmlns:a="http://schemas.openxmlformats.org/drawingml/2006/main">
+              <a:graphicData uri="http://schemas.openxmlformats.org/drawingml/2006/picture">
+                <pic:pic xmlns:pic="http://schemas.openxmlformats.org/drawingml/2006/picture">
+                  <pic:nvPicPr>
+                    <pic:cNvPr id="1" name=""/>
+                    <pic:cNvPicPr/>
+                  </pic:nvPicPr>
+                  <pic:blipFill>
+                    <a:blip r:embed="rId29"/>
+                    <a:stretch>
+                      <a:fillRect/>
+                    </a:stretch>
+                  </pic:blipFill>
+                  <pic:spPr>
+                    <a:xfrm>
+                      <a:off x="0" y="0"/>
+                      <a:ext cx="4131788" cy="3173664"/>
+                    </a:xfrm>
+                    <a:prstGeom prst="rect">
+                      <a:avLst/>
+                    </a:prstGeom>
+                  </pic:spPr>
+                </pic:pic>
+              </a:graphicData>
+            </a:graphic>
+          </wp:inline>
+        </w:drawing>
+      </w:r>
+    </w:p>
+    <w:p>
+      <w:pPr>
+        <w:pStyle w:val="Prrafodelista"/>
+        <w:numPr>
+          <w:ilvl w:val="0"/>
+          <w:numId w:val="2"/>
+        </w:numPr>
+        <w:spacing w:line="276" w:lineRule="auto"/>
+        <w:jc w:val="both"/>
+        <w:rPr>
+          <w:rFonts w:ascii="Arial" w:hAnsi="Arial" w:cs="Arial"/>
+          <w:sz w:val="24"/>
+        </w:rPr>
+      </w:pPr>
+      <w:r>
+        <w:rPr>
+          <w:rFonts w:ascii="Arial" w:hAnsi="Arial" w:cs="Arial"/>
+          <w:sz w:val="24"/>
+          <w:u w:val="single"/>
+        </w:rPr>
+        <w:t>¿Qué características predicen mejor las reseñas positivas?</w:t>
+      </w:r>
+      <w:r>
+        <w:rPr>
+          <w:rFonts w:ascii="Arial" w:hAnsi="Arial" w:cs="Arial"/>
+          <w:sz w:val="24"/>
+        </w:rPr>
+        <w:t>: E</w:t>
+      </w:r>
+      <w:r>
+        <w:rPr>
+          <w:rFonts w:ascii="Arial" w:hAnsi="Arial" w:cs="Arial"/>
+          <w:sz w:val="24"/>
+        </w:rPr>
+        <w:t>l análisis de las características de los coches con recomendación "Sí" revela el perfil de</w:t>
+      </w:r>
+      <w:r>
+        <w:rPr>
+          <w:rFonts w:ascii="Arial" w:hAnsi="Arial" w:cs="Arial"/>
+          <w:sz w:val="24"/>
+        </w:rPr>
+        <w:t>l "Coche Ideal" para el cliente donde destaca la fiabilidad, siendo esta el predictor más fuerte de satisfacción.</w:t>
+      </w:r>
+      <w:r>
+        <w:t xml:space="preserve"> </w:t>
+      </w:r>
+      <w:r>
+        <w:rPr>
+          <w:rFonts w:ascii="Arial" w:hAnsi="Arial" w:cs="Arial"/>
+          <w:sz w:val="24"/>
+        </w:rPr>
+        <w:t>L</w:t>
+      </w:r>
+      <w:r>
+        <w:rPr>
+          <w:rFonts w:ascii="Arial" w:hAnsi="Arial" w:cs="Arial"/>
+          <w:sz w:val="24"/>
+        </w:rPr>
+        <w:t>os vehículos con un alto índice fiabilidad y bajas incidencias mecá</w:t>
+      </w:r>
+      <w:r>
+        <w:rPr>
+          <w:rFonts w:ascii="Arial" w:hAnsi="Arial" w:cs="Arial"/>
+          <w:sz w:val="24"/>
+        </w:rPr>
+        <w:t>nicas obtienen sistemáticamente reseñas positivas. La tranquilidad mecánica se valora por encima de las prestaciones.</w:t>
+      </w:r>
+    </w:p>
+    <w:p>
+      <w:pPr>
+        <w:pStyle w:val="Prrafodelista"/>
+        <w:spacing w:line="276" w:lineRule="auto"/>
+        <w:ind w:left="360"/>
+        <w:jc w:val="both"/>
+        <w:rPr>
+          <w:rFonts w:ascii="Arial" w:hAnsi="Arial" w:cs="Arial"/>
+          <w:sz w:val="24"/>
+          <w:u w:val="single"/>
+        </w:rPr>
+      </w:pPr>
+    </w:p>
+    <w:p>
+      <w:pPr>
+        <w:pStyle w:val="Prrafodelista"/>
+        <w:spacing w:line="276" w:lineRule="auto"/>
+        <w:ind w:left="360"/>
+        <w:jc w:val="both"/>
+        <w:rPr>
+          <w:rFonts w:ascii="Arial" w:hAnsi="Arial" w:cs="Arial"/>
+          <w:sz w:val="24"/>
+        </w:rPr>
+      </w:pPr>
+      <w:r>
+        <w:rPr>
+          <w:rFonts w:ascii="Arial" w:hAnsi="Arial" w:cs="Arial"/>
+          <w:sz w:val="24"/>
+        </w:rPr>
+        <w:t xml:space="preserve">También existe una relación entre la potencia y la satisfacción. </w:t>
+      </w:r>
+      <w:r>
+        <w:rPr>
+          <w:rFonts w:ascii="Arial" w:hAnsi="Arial" w:cs="Arial"/>
+          <w:sz w:val="24"/>
+        </w:rPr>
+        <w:t>Los coches potentes generan un vínculo emocional positivo, mientras que los coches con baja potencia suelen ser penalizados en las reseñas por falta de respuesta.</w:t>
+      </w:r>
+    </w:p>
+    <w:p>
+      <w:pPr>
+        <w:pStyle w:val="Prrafodelista"/>
+        <w:spacing w:line="276" w:lineRule="auto"/>
+        <w:ind w:left="360"/>
+        <w:jc w:val="both"/>
+        <w:rPr>
+          <w:rFonts w:ascii="Arial" w:hAnsi="Arial" w:cs="Arial"/>
+          <w:sz w:val="24"/>
+        </w:rPr>
+      </w:pPr>
+    </w:p>
+    <w:p>
+      <w:pPr>
+        <w:pStyle w:val="Prrafodelista"/>
+        <w:spacing w:line="276" w:lineRule="auto"/>
+        <w:ind w:left="360"/>
+        <w:jc w:val="both"/>
+        <w:rPr>
+          <w:rFonts w:ascii="Arial" w:hAnsi="Arial" w:cs="Arial"/>
+          <w:sz w:val="24"/>
+        </w:rPr>
+      </w:pPr>
+      <w:r>
+        <w:rPr>
+          <w:rFonts w:ascii="Arial" w:hAnsi="Arial" w:cs="Arial"/>
+          <w:sz w:val="24"/>
+        </w:rPr>
+        <w:t>Además, e</w:t>
+      </w:r>
+      <w:r>
+        <w:rPr>
+          <w:rFonts w:ascii="Arial" w:hAnsi="Arial" w:cs="Arial"/>
+          <w:sz w:val="24"/>
+        </w:rPr>
+        <w:t xml:space="preserve">l análisis agregado por marca muestra que fabricantes como BMW y Ford lideran el ranking de satisfacción (&gt;68% de opiniones positivas), </w:t>
+      </w:r>
+      <w:bookmarkStart w:id="0" w:name="_GoBack"/>
+      <w:bookmarkEnd w:id="0"/>
+      <w:r>
+        <w:rPr>
+          <w:rFonts w:ascii="Arial" w:hAnsi="Arial" w:cs="Arial"/>
+          <w:sz w:val="24"/>
+        </w:rPr>
+        <w:t>mientras que otras marcas generalistas sufren más penalizaciones en las reseñas, a menudo relacionadas con la durabilidad percibida.</w:t>
+      </w:r>
+    </w:p>
+    <w:p>
+      <w:pPr>
+        <w:spacing w:line="276" w:lineRule="auto"/>
+        <w:jc w:val="center"/>
+        <w:rPr>
+          <w:rFonts w:ascii="Arial" w:hAnsi="Arial" w:cs="Arial"/>
+          <w:sz w:val="24"/>
+        </w:rPr>
+      </w:pPr>
+      <w:r>
+        <w:rPr>
+          <w:rFonts w:ascii="Arial" w:hAnsi="Arial" w:cs="Arial"/>
+          <w:sz w:val="24"/>
+        </w:rPr>
+        <w:drawing>
+          <wp:inline distT="0" distB="0" distL="0" distR="0" wp14:anchorId="3C87E3A7" wp14:editId="10D19122">
+            <wp:extent cx="5742286" cy="1880558"/>
+            <wp:effectExtent l="0" t="0" r="0" b="5715"/>
+            <wp:docPr id="17" name="Imagen 17"/>
+            <wp:cNvGraphicFramePr>
+              <a:graphicFrameLocks xmlns:a="http://schemas.openxmlformats.org/drawingml/2006/main" noChangeAspect="1"/>
+            </wp:cNvGraphicFramePr>
+            <a:graphic xmlns:a="http://schemas.openxmlformats.org/drawingml/2006/main">
+              <a:graphicData uri="http://schemas.openxmlformats.org/drawingml/2006/picture">
+                <pic:pic xmlns:pic="http://schemas.openxmlformats.org/drawingml/2006/picture">
+                  <pic:nvPicPr>
+                    <pic:cNvPr id="1" name=""/>
+                    <pic:cNvPicPr/>
+                  </pic:nvPicPr>
+                  <pic:blipFill>
+                    <a:blip r:embed="rId30"/>
+                    <a:stretch>
+                      <a:fillRect/>
+                    </a:stretch>
+                  </pic:blipFill>
+                  <pic:spPr>
+                    <a:xfrm>
+                      <a:off x="0" y="0"/>
+                      <a:ext cx="5785232" cy="1894622"/>
+                    </a:xfrm>
+                    <a:prstGeom prst="rect">
+                      <a:avLst/>
+                    </a:prstGeom>
+                  </pic:spPr>
+                </pic:pic>
+              </a:graphicData>
+            </a:graphic>
+          </wp:inline>
+        </w:drawing>
+      </w:r>
+    </w:p>
+    <w:p>
+      <w:pPr>
+        <w:pStyle w:val="Ttulo2"/>
+        <w:numPr>
+          <w:ilvl w:val="1"/>
+          <w:numId w:val="10"/>
+        </w:numPr>
+        <w:spacing w:line="276" w:lineRule="auto"/>
+        <w:jc w:val="both"/>
+        <w:rPr>
+          <w:rFonts w:ascii="Arial" w:hAnsi="Arial" w:cs="Arial"/>
+          <w:b/>
+          <w:color w:val="auto"/>
+          <w:sz w:val="28"/>
+        </w:rPr>
+      </w:pPr>
+      <w:r>
+        <w:rPr>
+          <w:rFonts w:ascii="Arial" w:hAnsi="Arial" w:cs="Arial"/>
+          <w:b/>
+          <w:color w:val="auto"/>
+          <w:sz w:val="28"/>
+        </w:rPr>
+        <w:lastRenderedPageBreak/>
+        <w:t>Detección de anomalías en los precios</w:t>
+      </w:r>
+    </w:p>
+    <w:p>
+      <w:pPr>
+        <w:pStyle w:val="Ttulo2"/>
+        <w:numPr>
+          <w:ilvl w:val="1"/>
+          <w:numId w:val="10"/>
+        </w:numPr>
+        <w:spacing w:line="276" w:lineRule="auto"/>
+        <w:jc w:val="both"/>
+        <w:rPr>
+          <w:rFonts w:ascii="Arial" w:hAnsi="Arial" w:cs="Arial"/>
+          <w:b/>
+          <w:color w:val="auto"/>
+          <w:sz w:val="28"/>
+        </w:rPr>
+      </w:pPr>
+      <w:r>
+        <w:rPr>
+          <w:rFonts w:ascii="Arial" w:hAnsi="Arial" w:cs="Arial"/>
+          <w:b/>
+          <w:color w:val="auto"/>
+          <w:sz w:val="28"/>
+        </w:rPr>
+        <w:t>Reseñas contradictorias</w:t>
+      </w:r>
+    </w:p>
+    <w:p>
+      <w:pPr>
+        <w:pStyle w:val="Ttulo2"/>
+        <w:numPr>
+          <w:ilvl w:val="1"/>
+          <w:numId w:val="10"/>
+        </w:numPr>
+        <w:spacing w:line="276" w:lineRule="auto"/>
+        <w:jc w:val="both"/>
+        <w:rPr>
+          <w:rFonts w:ascii="Arial" w:hAnsi="Arial" w:cs="Arial"/>
+          <w:b/>
+          <w:color w:val="auto"/>
+          <w:sz w:val="28"/>
+        </w:rPr>
+      </w:pPr>
+      <w:r>
+        <w:rPr>
+          <w:rFonts w:ascii="Arial" w:hAnsi="Arial" w:cs="Arial"/>
+          <w:b/>
+          <w:color w:val="auto"/>
+          <w:sz w:val="28"/>
+        </w:rPr>
+        <w:t>Predicción de precio de venta</w:t>
+      </w:r>
+    </w:p>
+    <w:p>
+      <w:pPr>
         <w:pStyle w:val="Ttulo1"/>
         <w:numPr>
           <w:ilvl w:val="0"/>
@@ -6021,7 +13362,7 @@
     </w:p>
     <w:p/>
     <w:sectPr>
-      <w:footerReference w:type="default" r:id="rId12"/>
+      <w:footerReference w:type="default" r:id="rId31"/>
       <w:pgSz w:w="11906" w:h="16838"/>
       <w:pgMar w:top="1417" w:right="1701" w:bottom="1417" w:left="1701" w:header="708" w:footer="708" w:gutter="0"/>
       <w:cols w:space="708"/>
@@ -6086,7 +13427,7 @@
           <w:rPr>
             <w:noProof/>
           </w:rPr>
-          <w:t>8</w:t>
+          <w:t>25</w:t>
         </w:r>
         <w:r>
           <w:fldChar w:fldCharType="end"/>
@@ -6340,9 +13681,158 @@
     </w:lvl>
   </w:abstractNum>
   <w:abstractNum w:abstractNumId="2" w15:restartNumberingAfterBreak="0">
-    <w:nsid w:val="7D3A75FD"/>
+    <w:nsid w:val="06C316AA"/>
+    <w:multiLevelType w:val="multilevel"/>
+    <w:tmpl w:val="3F8688D6"/>
+    <w:lvl w:ilvl="0">
+      <w:start w:val="1"/>
+      <w:numFmt w:val="bullet"/>
+      <w:lvlText w:val=""/>
+      <w:lvlJc w:val="left"/>
+      <w:pPr>
+        <w:tabs>
+          <w:tab w:val="num" w:pos="720"/>
+        </w:tabs>
+        <w:ind w:left="720" w:hanging="360"/>
+      </w:pPr>
+      <w:rPr>
+        <w:rFonts w:ascii="Symbol" w:hAnsi="Symbol" w:hint="default"/>
+        <w:sz w:val="20"/>
+      </w:rPr>
+    </w:lvl>
+    <w:lvl w:ilvl="1">
+      <w:start w:val="1"/>
+      <w:numFmt w:val="bullet"/>
+      <w:lvlText w:val="o"/>
+      <w:lvlJc w:val="left"/>
+      <w:pPr>
+        <w:tabs>
+          <w:tab w:val="num" w:pos="1440"/>
+        </w:tabs>
+        <w:ind w:left="1440" w:hanging="360"/>
+      </w:pPr>
+      <w:rPr>
+        <w:rFonts w:ascii="Courier New" w:hAnsi="Courier New" w:hint="default"/>
+        <w:sz w:val="20"/>
+      </w:rPr>
+    </w:lvl>
+    <w:lvl w:ilvl="2" w:tentative="1">
+      <w:start w:val="1"/>
+      <w:numFmt w:val="bullet"/>
+      <w:lvlText w:val=""/>
+      <w:lvlJc w:val="left"/>
+      <w:pPr>
+        <w:tabs>
+          <w:tab w:val="num" w:pos="2160"/>
+        </w:tabs>
+        <w:ind w:left="2160" w:hanging="360"/>
+      </w:pPr>
+      <w:rPr>
+        <w:rFonts w:ascii="Wingdings" w:hAnsi="Wingdings" w:hint="default"/>
+        <w:sz w:val="20"/>
+      </w:rPr>
+    </w:lvl>
+    <w:lvl w:ilvl="3" w:tentative="1">
+      <w:start w:val="1"/>
+      <w:numFmt w:val="bullet"/>
+      <w:lvlText w:val=""/>
+      <w:lvlJc w:val="left"/>
+      <w:pPr>
+        <w:tabs>
+          <w:tab w:val="num" w:pos="2880"/>
+        </w:tabs>
+        <w:ind w:left="2880" w:hanging="360"/>
+      </w:pPr>
+      <w:rPr>
+        <w:rFonts w:ascii="Wingdings" w:hAnsi="Wingdings" w:hint="default"/>
+        <w:sz w:val="20"/>
+      </w:rPr>
+    </w:lvl>
+    <w:lvl w:ilvl="4" w:tentative="1">
+      <w:start w:val="1"/>
+      <w:numFmt w:val="bullet"/>
+      <w:lvlText w:val=""/>
+      <w:lvlJc w:val="left"/>
+      <w:pPr>
+        <w:tabs>
+          <w:tab w:val="num" w:pos="3600"/>
+        </w:tabs>
+        <w:ind w:left="3600" w:hanging="360"/>
+      </w:pPr>
+      <w:rPr>
+        <w:rFonts w:ascii="Wingdings" w:hAnsi="Wingdings" w:hint="default"/>
+        <w:sz w:val="20"/>
+      </w:rPr>
+    </w:lvl>
+    <w:lvl w:ilvl="5" w:tentative="1">
+      <w:start w:val="1"/>
+      <w:numFmt w:val="bullet"/>
+      <w:lvlText w:val=""/>
+      <w:lvlJc w:val="left"/>
+      <w:pPr>
+        <w:tabs>
+          <w:tab w:val="num" w:pos="4320"/>
+        </w:tabs>
+        <w:ind w:left="4320" w:hanging="360"/>
+      </w:pPr>
+      <w:rPr>
+        <w:rFonts w:ascii="Wingdings" w:hAnsi="Wingdings" w:hint="default"/>
+        <w:sz w:val="20"/>
+      </w:rPr>
+    </w:lvl>
+    <w:lvl w:ilvl="6" w:tentative="1">
+      <w:start w:val="1"/>
+      <w:numFmt w:val="bullet"/>
+      <w:lvlText w:val=""/>
+      <w:lvlJc w:val="left"/>
+      <w:pPr>
+        <w:tabs>
+          <w:tab w:val="num" w:pos="5040"/>
+        </w:tabs>
+        <w:ind w:left="5040" w:hanging="360"/>
+      </w:pPr>
+      <w:rPr>
+        <w:rFonts w:ascii="Wingdings" w:hAnsi="Wingdings" w:hint="default"/>
+        <w:sz w:val="20"/>
+      </w:rPr>
+    </w:lvl>
+    <w:lvl w:ilvl="7" w:tentative="1">
+      <w:start w:val="1"/>
+      <w:numFmt w:val="bullet"/>
+      <w:lvlText w:val=""/>
+      <w:lvlJc w:val="left"/>
+      <w:pPr>
+        <w:tabs>
+          <w:tab w:val="num" w:pos="5760"/>
+        </w:tabs>
+        <w:ind w:left="5760" w:hanging="360"/>
+      </w:pPr>
+      <w:rPr>
+        <w:rFonts w:ascii="Wingdings" w:hAnsi="Wingdings" w:hint="default"/>
+        <w:sz w:val="20"/>
+      </w:rPr>
+    </w:lvl>
+    <w:lvl w:ilvl="8" w:tentative="1">
+      <w:start w:val="1"/>
+      <w:numFmt w:val="bullet"/>
+      <w:lvlText w:val=""/>
+      <w:lvlJc w:val="left"/>
+      <w:pPr>
+        <w:tabs>
+          <w:tab w:val="num" w:pos="6480"/>
+        </w:tabs>
+        <w:ind w:left="6480" w:hanging="360"/>
+      </w:pPr>
+      <w:rPr>
+        <w:rFonts w:ascii="Wingdings" w:hAnsi="Wingdings" w:hint="default"/>
+        <w:sz w:val="20"/>
+      </w:rPr>
+    </w:lvl>
+  </w:abstractNum>
+  <w:abstractNum w:abstractNumId="3" w15:restartNumberingAfterBreak="0">
+    <w:nsid w:val="11F50B2D"/>
     <w:multiLevelType w:val="hybridMultilevel"/>
-    <w:tmpl w:val="E148304E"/>
+    <w:tmpl w:val="FB4A0F8E"/>
     <w:lvl w:ilvl="0" w:tplc="1C8C7BB8">
       <w:start w:val="2"/>
       <w:numFmt w:val="bullet"/>
@@ -6452,14 +13942,887 @@
       </w:rPr>
     </w:lvl>
   </w:abstractNum>
+  <w:abstractNum w:abstractNumId="4" w15:restartNumberingAfterBreak="0">
+    <w:nsid w:val="1E49030E"/>
+    <w:multiLevelType w:val="hybridMultilevel"/>
+    <w:tmpl w:val="E2BE4FA4"/>
+    <w:lvl w:ilvl="0" w:tplc="0C0A0017">
+      <w:start w:val="1"/>
+      <w:numFmt w:val="lowerLetter"/>
+      <w:lvlText w:val="%1)"/>
+      <w:lvlJc w:val="left"/>
+      <w:pPr>
+        <w:ind w:left="720" w:hanging="360"/>
+      </w:pPr>
+      <w:rPr>
+        <w:rFonts w:hint="default"/>
+        <w:color w:val="auto"/>
+      </w:rPr>
+    </w:lvl>
+    <w:lvl w:ilvl="1" w:tplc="0C0A0019" w:tentative="1">
+      <w:start w:val="1"/>
+      <w:numFmt w:val="lowerLetter"/>
+      <w:lvlText w:val="%2."/>
+      <w:lvlJc w:val="left"/>
+      <w:pPr>
+        <w:ind w:left="1440" w:hanging="360"/>
+      </w:pPr>
+    </w:lvl>
+    <w:lvl w:ilvl="2" w:tplc="0C0A001B" w:tentative="1">
+      <w:start w:val="1"/>
+      <w:numFmt w:val="lowerRoman"/>
+      <w:lvlText w:val="%3."/>
+      <w:lvlJc w:val="right"/>
+      <w:pPr>
+        <w:ind w:left="2160" w:hanging="180"/>
+      </w:pPr>
+    </w:lvl>
+    <w:lvl w:ilvl="3" w:tplc="0C0A000F" w:tentative="1">
+      <w:start w:val="1"/>
+      <w:numFmt w:val="decimal"/>
+      <w:lvlText w:val="%4."/>
+      <w:lvlJc w:val="left"/>
+      <w:pPr>
+        <w:ind w:left="2880" w:hanging="360"/>
+      </w:pPr>
+    </w:lvl>
+    <w:lvl w:ilvl="4" w:tplc="0C0A0019" w:tentative="1">
+      <w:start w:val="1"/>
+      <w:numFmt w:val="lowerLetter"/>
+      <w:lvlText w:val="%5."/>
+      <w:lvlJc w:val="left"/>
+      <w:pPr>
+        <w:ind w:left="3600" w:hanging="360"/>
+      </w:pPr>
+    </w:lvl>
+    <w:lvl w:ilvl="5" w:tplc="0C0A001B" w:tentative="1">
+      <w:start w:val="1"/>
+      <w:numFmt w:val="lowerRoman"/>
+      <w:lvlText w:val="%6."/>
+      <w:lvlJc w:val="right"/>
+      <w:pPr>
+        <w:ind w:left="4320" w:hanging="180"/>
+      </w:pPr>
+    </w:lvl>
+    <w:lvl w:ilvl="6" w:tplc="0C0A000F" w:tentative="1">
+      <w:start w:val="1"/>
+      <w:numFmt w:val="decimal"/>
+      <w:lvlText w:val="%7."/>
+      <w:lvlJc w:val="left"/>
+      <w:pPr>
+        <w:ind w:left="5040" w:hanging="360"/>
+      </w:pPr>
+    </w:lvl>
+    <w:lvl w:ilvl="7" w:tplc="0C0A0019" w:tentative="1">
+      <w:start w:val="1"/>
+      <w:numFmt w:val="lowerLetter"/>
+      <w:lvlText w:val="%8."/>
+      <w:lvlJc w:val="left"/>
+      <w:pPr>
+        <w:ind w:left="5760" w:hanging="360"/>
+      </w:pPr>
+    </w:lvl>
+    <w:lvl w:ilvl="8" w:tplc="0C0A001B" w:tentative="1">
+      <w:start w:val="1"/>
+      <w:numFmt w:val="lowerRoman"/>
+      <w:lvlText w:val="%9."/>
+      <w:lvlJc w:val="right"/>
+      <w:pPr>
+        <w:ind w:left="6480" w:hanging="180"/>
+      </w:pPr>
+    </w:lvl>
+  </w:abstractNum>
+  <w:abstractNum w:abstractNumId="5" w15:restartNumberingAfterBreak="0">
+    <w:nsid w:val="21F140DE"/>
+    <w:multiLevelType w:val="hybridMultilevel"/>
+    <w:tmpl w:val="654A35C2"/>
+    <w:lvl w:ilvl="0" w:tplc="0C0A0001">
+      <w:start w:val="1"/>
+      <w:numFmt w:val="bullet"/>
+      <w:lvlText w:val=""/>
+      <w:lvlJc w:val="left"/>
+      <w:pPr>
+        <w:ind w:left="720" w:hanging="360"/>
+      </w:pPr>
+      <w:rPr>
+        <w:rFonts w:ascii="Symbol" w:hAnsi="Symbol" w:hint="default"/>
+      </w:rPr>
+    </w:lvl>
+    <w:lvl w:ilvl="1" w:tplc="0C0A0003" w:tentative="1">
+      <w:start w:val="1"/>
+      <w:numFmt w:val="bullet"/>
+      <w:lvlText w:val="o"/>
+      <w:lvlJc w:val="left"/>
+      <w:pPr>
+        <w:ind w:left="1440" w:hanging="360"/>
+      </w:pPr>
+      <w:rPr>
+        <w:rFonts w:ascii="Courier New" w:hAnsi="Courier New" w:cs="Courier New" w:hint="default"/>
+      </w:rPr>
+    </w:lvl>
+    <w:lvl w:ilvl="2" w:tplc="0C0A0005" w:tentative="1">
+      <w:start w:val="1"/>
+      <w:numFmt w:val="bullet"/>
+      <w:lvlText w:val=""/>
+      <w:lvlJc w:val="left"/>
+      <w:pPr>
+        <w:ind w:left="2160" w:hanging="360"/>
+      </w:pPr>
+      <w:rPr>
+        <w:rFonts w:ascii="Wingdings" w:hAnsi="Wingdings" w:hint="default"/>
+      </w:rPr>
+    </w:lvl>
+    <w:lvl w:ilvl="3" w:tplc="0C0A0001" w:tentative="1">
+      <w:start w:val="1"/>
+      <w:numFmt w:val="bullet"/>
+      <w:lvlText w:val=""/>
+      <w:lvlJc w:val="left"/>
+      <w:pPr>
+        <w:ind w:left="2880" w:hanging="360"/>
+      </w:pPr>
+      <w:rPr>
+        <w:rFonts w:ascii="Symbol" w:hAnsi="Symbol" w:hint="default"/>
+      </w:rPr>
+    </w:lvl>
+    <w:lvl w:ilvl="4" w:tplc="0C0A0003" w:tentative="1">
+      <w:start w:val="1"/>
+      <w:numFmt w:val="bullet"/>
+      <w:lvlText w:val="o"/>
+      <w:lvlJc w:val="left"/>
+      <w:pPr>
+        <w:ind w:left="3600" w:hanging="360"/>
+      </w:pPr>
+      <w:rPr>
+        <w:rFonts w:ascii="Courier New" w:hAnsi="Courier New" w:cs="Courier New" w:hint="default"/>
+      </w:rPr>
+    </w:lvl>
+    <w:lvl w:ilvl="5" w:tplc="0C0A0005" w:tentative="1">
+      <w:start w:val="1"/>
+      <w:numFmt w:val="bullet"/>
+      <w:lvlText w:val=""/>
+      <w:lvlJc w:val="left"/>
+      <w:pPr>
+        <w:ind w:left="4320" w:hanging="360"/>
+      </w:pPr>
+      <w:rPr>
+        <w:rFonts w:ascii="Wingdings" w:hAnsi="Wingdings" w:hint="default"/>
+      </w:rPr>
+    </w:lvl>
+    <w:lvl w:ilvl="6" w:tplc="0C0A0001" w:tentative="1">
+      <w:start w:val="1"/>
+      <w:numFmt w:val="bullet"/>
+      <w:lvlText w:val=""/>
+      <w:lvlJc w:val="left"/>
+      <w:pPr>
+        <w:ind w:left="5040" w:hanging="360"/>
+      </w:pPr>
+      <w:rPr>
+        <w:rFonts w:ascii="Symbol" w:hAnsi="Symbol" w:hint="default"/>
+      </w:rPr>
+    </w:lvl>
+    <w:lvl w:ilvl="7" w:tplc="0C0A0003" w:tentative="1">
+      <w:start w:val="1"/>
+      <w:numFmt w:val="bullet"/>
+      <w:lvlText w:val="o"/>
+      <w:lvlJc w:val="left"/>
+      <w:pPr>
+        <w:ind w:left="5760" w:hanging="360"/>
+      </w:pPr>
+      <w:rPr>
+        <w:rFonts w:ascii="Courier New" w:hAnsi="Courier New" w:cs="Courier New" w:hint="default"/>
+      </w:rPr>
+    </w:lvl>
+    <w:lvl w:ilvl="8" w:tplc="0C0A0005" w:tentative="1">
+      <w:start w:val="1"/>
+      <w:numFmt w:val="bullet"/>
+      <w:lvlText w:val=""/>
+      <w:lvlJc w:val="left"/>
+      <w:pPr>
+        <w:ind w:left="6480" w:hanging="360"/>
+      </w:pPr>
+      <w:rPr>
+        <w:rFonts w:ascii="Wingdings" w:hAnsi="Wingdings" w:hint="default"/>
+      </w:rPr>
+    </w:lvl>
+  </w:abstractNum>
+  <w:abstractNum w:abstractNumId="6" w15:restartNumberingAfterBreak="0">
+    <w:nsid w:val="3E075259"/>
+    <w:multiLevelType w:val="hybridMultilevel"/>
+    <w:tmpl w:val="AF028F3E"/>
+    <w:lvl w:ilvl="0" w:tplc="0C0A0017">
+      <w:start w:val="1"/>
+      <w:numFmt w:val="lowerLetter"/>
+      <w:lvlText w:val="%1)"/>
+      <w:lvlJc w:val="left"/>
+      <w:pPr>
+        <w:ind w:left="720" w:hanging="360"/>
+      </w:pPr>
+    </w:lvl>
+    <w:lvl w:ilvl="1" w:tplc="0C0A0019" w:tentative="1">
+      <w:start w:val="1"/>
+      <w:numFmt w:val="lowerLetter"/>
+      <w:lvlText w:val="%2."/>
+      <w:lvlJc w:val="left"/>
+      <w:pPr>
+        <w:ind w:left="1440" w:hanging="360"/>
+      </w:pPr>
+    </w:lvl>
+    <w:lvl w:ilvl="2" w:tplc="0C0A001B" w:tentative="1">
+      <w:start w:val="1"/>
+      <w:numFmt w:val="lowerRoman"/>
+      <w:lvlText w:val="%3."/>
+      <w:lvlJc w:val="right"/>
+      <w:pPr>
+        <w:ind w:left="2160" w:hanging="180"/>
+      </w:pPr>
+    </w:lvl>
+    <w:lvl w:ilvl="3" w:tplc="0C0A000F" w:tentative="1">
+      <w:start w:val="1"/>
+      <w:numFmt w:val="decimal"/>
+      <w:lvlText w:val="%4."/>
+      <w:lvlJc w:val="left"/>
+      <w:pPr>
+        <w:ind w:left="2880" w:hanging="360"/>
+      </w:pPr>
+    </w:lvl>
+    <w:lvl w:ilvl="4" w:tplc="0C0A0019" w:tentative="1">
+      <w:start w:val="1"/>
+      <w:numFmt w:val="lowerLetter"/>
+      <w:lvlText w:val="%5."/>
+      <w:lvlJc w:val="left"/>
+      <w:pPr>
+        <w:ind w:left="3600" w:hanging="360"/>
+      </w:pPr>
+    </w:lvl>
+    <w:lvl w:ilvl="5" w:tplc="0C0A001B" w:tentative="1">
+      <w:start w:val="1"/>
+      <w:numFmt w:val="lowerRoman"/>
+      <w:lvlText w:val="%6."/>
+      <w:lvlJc w:val="right"/>
+      <w:pPr>
+        <w:ind w:left="4320" w:hanging="180"/>
+      </w:pPr>
+    </w:lvl>
+    <w:lvl w:ilvl="6" w:tplc="0C0A000F" w:tentative="1">
+      <w:start w:val="1"/>
+      <w:numFmt w:val="decimal"/>
+      <w:lvlText w:val="%7."/>
+      <w:lvlJc w:val="left"/>
+      <w:pPr>
+        <w:ind w:left="5040" w:hanging="360"/>
+      </w:pPr>
+    </w:lvl>
+    <w:lvl w:ilvl="7" w:tplc="0C0A0019" w:tentative="1">
+      <w:start w:val="1"/>
+      <w:numFmt w:val="lowerLetter"/>
+      <w:lvlText w:val="%8."/>
+      <w:lvlJc w:val="left"/>
+      <w:pPr>
+        <w:ind w:left="5760" w:hanging="360"/>
+      </w:pPr>
+    </w:lvl>
+    <w:lvl w:ilvl="8" w:tplc="0C0A001B" w:tentative="1">
+      <w:start w:val="1"/>
+      <w:numFmt w:val="lowerRoman"/>
+      <w:lvlText w:val="%9."/>
+      <w:lvlJc w:val="right"/>
+      <w:pPr>
+        <w:ind w:left="6480" w:hanging="180"/>
+      </w:pPr>
+    </w:lvl>
+  </w:abstractNum>
+  <w:abstractNum w:abstractNumId="7" w15:restartNumberingAfterBreak="0">
+    <w:nsid w:val="55BB263E"/>
+    <w:multiLevelType w:val="multilevel"/>
+    <w:tmpl w:val="D8D851C6"/>
+    <w:lvl w:ilvl="0">
+      <w:start w:val="1"/>
+      <w:numFmt w:val="decimal"/>
+      <w:lvlText w:val="%1."/>
+      <w:lvlJc w:val="left"/>
+      <w:pPr>
+        <w:ind w:left="720" w:hanging="360"/>
+      </w:pPr>
+      <w:rPr>
+        <w:rFonts w:hint="default"/>
+        <w:b/>
+      </w:rPr>
+    </w:lvl>
+    <w:lvl w:ilvl="1">
+      <w:start w:val="1"/>
+      <w:numFmt w:val="decimal"/>
+      <w:isLgl/>
+      <w:lvlText w:val="%1.%2."/>
+      <w:lvlJc w:val="left"/>
+      <w:pPr>
+        <w:ind w:left="1080" w:hanging="720"/>
+      </w:pPr>
+      <w:rPr>
+        <w:rFonts w:hint="default"/>
+      </w:rPr>
+    </w:lvl>
+    <w:lvl w:ilvl="2">
+      <w:start w:val="1"/>
+      <w:numFmt w:val="decimal"/>
+      <w:isLgl/>
+      <w:lvlText w:val="%1.%2.%3."/>
+      <w:lvlJc w:val="left"/>
+      <w:pPr>
+        <w:ind w:left="1080" w:hanging="720"/>
+      </w:pPr>
+      <w:rPr>
+        <w:rFonts w:hint="default"/>
+      </w:rPr>
+    </w:lvl>
+    <w:lvl w:ilvl="3">
+      <w:start w:val="1"/>
+      <w:numFmt w:val="decimal"/>
+      <w:isLgl/>
+      <w:lvlText w:val="%1.%2.%3.%4."/>
+      <w:lvlJc w:val="left"/>
+      <w:pPr>
+        <w:ind w:left="1440" w:hanging="1080"/>
+      </w:pPr>
+      <w:rPr>
+        <w:rFonts w:hint="default"/>
+      </w:rPr>
+    </w:lvl>
+    <w:lvl w:ilvl="4">
+      <w:start w:val="1"/>
+      <w:numFmt w:val="decimal"/>
+      <w:isLgl/>
+      <w:lvlText w:val="%1.%2.%3.%4.%5."/>
+      <w:lvlJc w:val="left"/>
+      <w:pPr>
+        <w:ind w:left="1800" w:hanging="1440"/>
+      </w:pPr>
+      <w:rPr>
+        <w:rFonts w:hint="default"/>
+      </w:rPr>
+    </w:lvl>
+    <w:lvl w:ilvl="5">
+      <w:start w:val="1"/>
+      <w:numFmt w:val="decimal"/>
+      <w:isLgl/>
+      <w:lvlText w:val="%1.%2.%3.%4.%5.%6."/>
+      <w:lvlJc w:val="left"/>
+      <w:pPr>
+        <w:ind w:left="1800" w:hanging="1440"/>
+      </w:pPr>
+      <w:rPr>
+        <w:rFonts w:hint="default"/>
+      </w:rPr>
+    </w:lvl>
+    <w:lvl w:ilvl="6">
+      <w:start w:val="1"/>
+      <w:numFmt w:val="decimal"/>
+      <w:isLgl/>
+      <w:lvlText w:val="%1.%2.%3.%4.%5.%6.%7."/>
+      <w:lvlJc w:val="left"/>
+      <w:pPr>
+        <w:ind w:left="2160" w:hanging="1800"/>
+      </w:pPr>
+      <w:rPr>
+        <w:rFonts w:hint="default"/>
+      </w:rPr>
+    </w:lvl>
+    <w:lvl w:ilvl="7">
+      <w:start w:val="1"/>
+      <w:numFmt w:val="decimal"/>
+      <w:isLgl/>
+      <w:lvlText w:val="%1.%2.%3.%4.%5.%6.%7.%8."/>
+      <w:lvlJc w:val="left"/>
+      <w:pPr>
+        <w:ind w:left="2520" w:hanging="2160"/>
+      </w:pPr>
+      <w:rPr>
+        <w:rFonts w:hint="default"/>
+      </w:rPr>
+    </w:lvl>
+    <w:lvl w:ilvl="8">
+      <w:start w:val="1"/>
+      <w:numFmt w:val="decimal"/>
+      <w:isLgl/>
+      <w:lvlText w:val="%1.%2.%3.%4.%5.%6.%7.%8.%9."/>
+      <w:lvlJc w:val="left"/>
+      <w:pPr>
+        <w:ind w:left="2520" w:hanging="2160"/>
+      </w:pPr>
+      <w:rPr>
+        <w:rFonts w:hint="default"/>
+      </w:rPr>
+    </w:lvl>
+  </w:abstractNum>
+  <w:abstractNum w:abstractNumId="8" w15:restartNumberingAfterBreak="0">
+    <w:nsid w:val="5B94122C"/>
+    <w:multiLevelType w:val="hybridMultilevel"/>
+    <w:tmpl w:val="8F7853AC"/>
+    <w:lvl w:ilvl="0" w:tplc="0C0A0017">
+      <w:start w:val="1"/>
+      <w:numFmt w:val="lowerLetter"/>
+      <w:lvlText w:val="%1)"/>
+      <w:lvlJc w:val="left"/>
+      <w:pPr>
+        <w:ind w:left="720" w:hanging="360"/>
+      </w:pPr>
+    </w:lvl>
+    <w:lvl w:ilvl="1" w:tplc="0C0A0019" w:tentative="1">
+      <w:start w:val="1"/>
+      <w:numFmt w:val="lowerLetter"/>
+      <w:lvlText w:val="%2."/>
+      <w:lvlJc w:val="left"/>
+      <w:pPr>
+        <w:ind w:left="1440" w:hanging="360"/>
+      </w:pPr>
+    </w:lvl>
+    <w:lvl w:ilvl="2" w:tplc="0C0A001B" w:tentative="1">
+      <w:start w:val="1"/>
+      <w:numFmt w:val="lowerRoman"/>
+      <w:lvlText w:val="%3."/>
+      <w:lvlJc w:val="right"/>
+      <w:pPr>
+        <w:ind w:left="2160" w:hanging="180"/>
+      </w:pPr>
+    </w:lvl>
+    <w:lvl w:ilvl="3" w:tplc="0C0A000F" w:tentative="1">
+      <w:start w:val="1"/>
+      <w:numFmt w:val="decimal"/>
+      <w:lvlText w:val="%4."/>
+      <w:lvlJc w:val="left"/>
+      <w:pPr>
+        <w:ind w:left="2880" w:hanging="360"/>
+      </w:pPr>
+    </w:lvl>
+    <w:lvl w:ilvl="4" w:tplc="0C0A0019" w:tentative="1">
+      <w:start w:val="1"/>
+      <w:numFmt w:val="lowerLetter"/>
+      <w:lvlText w:val="%5."/>
+      <w:lvlJc w:val="left"/>
+      <w:pPr>
+        <w:ind w:left="3600" w:hanging="360"/>
+      </w:pPr>
+    </w:lvl>
+    <w:lvl w:ilvl="5" w:tplc="0C0A001B" w:tentative="1">
+      <w:start w:val="1"/>
+      <w:numFmt w:val="lowerRoman"/>
+      <w:lvlText w:val="%6."/>
+      <w:lvlJc w:val="right"/>
+      <w:pPr>
+        <w:ind w:left="4320" w:hanging="180"/>
+      </w:pPr>
+    </w:lvl>
+    <w:lvl w:ilvl="6" w:tplc="0C0A000F" w:tentative="1">
+      <w:start w:val="1"/>
+      <w:numFmt w:val="decimal"/>
+      <w:lvlText w:val="%7."/>
+      <w:lvlJc w:val="left"/>
+      <w:pPr>
+        <w:ind w:left="5040" w:hanging="360"/>
+      </w:pPr>
+    </w:lvl>
+    <w:lvl w:ilvl="7" w:tplc="0C0A0019" w:tentative="1">
+      <w:start w:val="1"/>
+      <w:numFmt w:val="lowerLetter"/>
+      <w:lvlText w:val="%8."/>
+      <w:lvlJc w:val="left"/>
+      <w:pPr>
+        <w:ind w:left="5760" w:hanging="360"/>
+      </w:pPr>
+    </w:lvl>
+    <w:lvl w:ilvl="8" w:tplc="0C0A001B" w:tentative="1">
+      <w:start w:val="1"/>
+      <w:numFmt w:val="lowerRoman"/>
+      <w:lvlText w:val="%9."/>
+      <w:lvlJc w:val="right"/>
+      <w:pPr>
+        <w:ind w:left="6480" w:hanging="180"/>
+      </w:pPr>
+    </w:lvl>
+  </w:abstractNum>
+  <w:abstractNum w:abstractNumId="9" w15:restartNumberingAfterBreak="0">
+    <w:nsid w:val="5D817739"/>
+    <w:multiLevelType w:val="multilevel"/>
+    <w:tmpl w:val="0C0A001F"/>
+    <w:lvl w:ilvl="0">
+      <w:start w:val="1"/>
+      <w:numFmt w:val="decimal"/>
+      <w:lvlText w:val="%1."/>
+      <w:lvlJc w:val="left"/>
+      <w:pPr>
+        <w:ind w:left="720" w:hanging="360"/>
+      </w:pPr>
+    </w:lvl>
+    <w:lvl w:ilvl="1">
+      <w:start w:val="1"/>
+      <w:numFmt w:val="decimal"/>
+      <w:lvlText w:val="%1.%2."/>
+      <w:lvlJc w:val="left"/>
+      <w:pPr>
+        <w:ind w:left="1152" w:hanging="432"/>
+      </w:pPr>
+    </w:lvl>
+    <w:lvl w:ilvl="2">
+      <w:start w:val="1"/>
+      <w:numFmt w:val="decimal"/>
+      <w:lvlText w:val="%1.%2.%3."/>
+      <w:lvlJc w:val="left"/>
+      <w:pPr>
+        <w:ind w:left="1584" w:hanging="504"/>
+      </w:pPr>
+    </w:lvl>
+    <w:lvl w:ilvl="3">
+      <w:start w:val="1"/>
+      <w:numFmt w:val="decimal"/>
+      <w:lvlText w:val="%1.%2.%3.%4."/>
+      <w:lvlJc w:val="left"/>
+      <w:pPr>
+        <w:ind w:left="2088" w:hanging="648"/>
+      </w:pPr>
+    </w:lvl>
+    <w:lvl w:ilvl="4">
+      <w:start w:val="1"/>
+      <w:numFmt w:val="decimal"/>
+      <w:lvlText w:val="%1.%2.%3.%4.%5."/>
+      <w:lvlJc w:val="left"/>
+      <w:pPr>
+        <w:ind w:left="2592" w:hanging="792"/>
+      </w:pPr>
+    </w:lvl>
+    <w:lvl w:ilvl="5">
+      <w:start w:val="1"/>
+      <w:numFmt w:val="decimal"/>
+      <w:lvlText w:val="%1.%2.%3.%4.%5.%6."/>
+      <w:lvlJc w:val="left"/>
+      <w:pPr>
+        <w:ind w:left="3096" w:hanging="936"/>
+      </w:pPr>
+    </w:lvl>
+    <w:lvl w:ilvl="6">
+      <w:start w:val="1"/>
+      <w:numFmt w:val="decimal"/>
+      <w:lvlText w:val="%1.%2.%3.%4.%5.%6.%7."/>
+      <w:lvlJc w:val="left"/>
+      <w:pPr>
+        <w:ind w:left="3600" w:hanging="1080"/>
+      </w:pPr>
+    </w:lvl>
+    <w:lvl w:ilvl="7">
+      <w:start w:val="1"/>
+      <w:numFmt w:val="decimal"/>
+      <w:lvlText w:val="%1.%2.%3.%4.%5.%6.%7.%8."/>
+      <w:lvlJc w:val="left"/>
+      <w:pPr>
+        <w:ind w:left="4104" w:hanging="1224"/>
+      </w:pPr>
+    </w:lvl>
+    <w:lvl w:ilvl="8">
+      <w:start w:val="1"/>
+      <w:numFmt w:val="decimal"/>
+      <w:lvlText w:val="%1.%2.%3.%4.%5.%6.%7.%8.%9."/>
+      <w:lvlJc w:val="left"/>
+      <w:pPr>
+        <w:ind w:left="4680" w:hanging="1440"/>
+      </w:pPr>
+    </w:lvl>
+  </w:abstractNum>
+  <w:abstractNum w:abstractNumId="10" w15:restartNumberingAfterBreak="0">
+    <w:nsid w:val="646F4A7C"/>
+    <w:multiLevelType w:val="multilevel"/>
+    <w:tmpl w:val="8182EB50"/>
+    <w:lvl w:ilvl="0">
+      <w:start w:val="1"/>
+      <w:numFmt w:val="bullet"/>
+      <w:lvlText w:val=""/>
+      <w:lvlJc w:val="left"/>
+      <w:pPr>
+        <w:tabs>
+          <w:tab w:val="num" w:pos="720"/>
+        </w:tabs>
+        <w:ind w:left="720" w:hanging="360"/>
+      </w:pPr>
+      <w:rPr>
+        <w:rFonts w:ascii="Symbol" w:hAnsi="Symbol" w:hint="default"/>
+        <w:sz w:val="20"/>
+      </w:rPr>
+    </w:lvl>
+    <w:lvl w:ilvl="1" w:tentative="1">
+      <w:start w:val="1"/>
+      <w:numFmt w:val="bullet"/>
+      <w:lvlText w:val="o"/>
+      <w:lvlJc w:val="left"/>
+      <w:pPr>
+        <w:tabs>
+          <w:tab w:val="num" w:pos="1440"/>
+        </w:tabs>
+        <w:ind w:left="1440" w:hanging="360"/>
+      </w:pPr>
+      <w:rPr>
+        <w:rFonts w:ascii="Courier New" w:hAnsi="Courier New" w:hint="default"/>
+        <w:sz w:val="20"/>
+      </w:rPr>
+    </w:lvl>
+    <w:lvl w:ilvl="2" w:tentative="1">
+      <w:start w:val="1"/>
+      <w:numFmt w:val="bullet"/>
+      <w:lvlText w:val=""/>
+      <w:lvlJc w:val="left"/>
+      <w:pPr>
+        <w:tabs>
+          <w:tab w:val="num" w:pos="2160"/>
+        </w:tabs>
+        <w:ind w:left="2160" w:hanging="360"/>
+      </w:pPr>
+      <w:rPr>
+        <w:rFonts w:ascii="Wingdings" w:hAnsi="Wingdings" w:hint="default"/>
+        <w:sz w:val="20"/>
+      </w:rPr>
+    </w:lvl>
+    <w:lvl w:ilvl="3" w:tentative="1">
+      <w:start w:val="1"/>
+      <w:numFmt w:val="bullet"/>
+      <w:lvlText w:val=""/>
+      <w:lvlJc w:val="left"/>
+      <w:pPr>
+        <w:tabs>
+          <w:tab w:val="num" w:pos="2880"/>
+        </w:tabs>
+        <w:ind w:left="2880" w:hanging="360"/>
+      </w:pPr>
+      <w:rPr>
+        <w:rFonts w:ascii="Wingdings" w:hAnsi="Wingdings" w:hint="default"/>
+        <w:sz w:val="20"/>
+      </w:rPr>
+    </w:lvl>
+    <w:lvl w:ilvl="4" w:tentative="1">
+      <w:start w:val="1"/>
+      <w:numFmt w:val="bullet"/>
+      <w:lvlText w:val=""/>
+      <w:lvlJc w:val="left"/>
+      <w:pPr>
+        <w:tabs>
+          <w:tab w:val="num" w:pos="3600"/>
+        </w:tabs>
+        <w:ind w:left="3600" w:hanging="360"/>
+      </w:pPr>
+      <w:rPr>
+        <w:rFonts w:ascii="Wingdings" w:hAnsi="Wingdings" w:hint="default"/>
+        <w:sz w:val="20"/>
+      </w:rPr>
+    </w:lvl>
+    <w:lvl w:ilvl="5" w:tentative="1">
+      <w:start w:val="1"/>
+      <w:numFmt w:val="bullet"/>
+      <w:lvlText w:val=""/>
+      <w:lvlJc w:val="left"/>
+      <w:pPr>
+        <w:tabs>
+          <w:tab w:val="num" w:pos="4320"/>
+        </w:tabs>
+        <w:ind w:left="4320" w:hanging="360"/>
+      </w:pPr>
+      <w:rPr>
+        <w:rFonts w:ascii="Wingdings" w:hAnsi="Wingdings" w:hint="default"/>
+        <w:sz w:val="20"/>
+      </w:rPr>
+    </w:lvl>
+    <w:lvl w:ilvl="6" w:tentative="1">
+      <w:start w:val="1"/>
+      <w:numFmt w:val="bullet"/>
+      <w:lvlText w:val=""/>
+      <w:lvlJc w:val="left"/>
+      <w:pPr>
+        <w:tabs>
+          <w:tab w:val="num" w:pos="5040"/>
+        </w:tabs>
+        <w:ind w:left="5040" w:hanging="360"/>
+      </w:pPr>
+      <w:rPr>
+        <w:rFonts w:ascii="Wingdings" w:hAnsi="Wingdings" w:hint="default"/>
+        <w:sz w:val="20"/>
+      </w:rPr>
+    </w:lvl>
+    <w:lvl w:ilvl="7" w:tentative="1">
+      <w:start w:val="1"/>
+      <w:numFmt w:val="bullet"/>
+      <w:lvlText w:val=""/>
+      <w:lvlJc w:val="left"/>
+      <w:pPr>
+        <w:tabs>
+          <w:tab w:val="num" w:pos="5760"/>
+        </w:tabs>
+        <w:ind w:left="5760" w:hanging="360"/>
+      </w:pPr>
+      <w:rPr>
+        <w:rFonts w:ascii="Wingdings" w:hAnsi="Wingdings" w:hint="default"/>
+        <w:sz w:val="20"/>
+      </w:rPr>
+    </w:lvl>
+    <w:lvl w:ilvl="8" w:tentative="1">
+      <w:start w:val="1"/>
+      <w:numFmt w:val="bullet"/>
+      <w:lvlText w:val=""/>
+      <w:lvlJc w:val="left"/>
+      <w:pPr>
+        <w:tabs>
+          <w:tab w:val="num" w:pos="6480"/>
+        </w:tabs>
+        <w:ind w:left="6480" w:hanging="360"/>
+      </w:pPr>
+      <w:rPr>
+        <w:rFonts w:ascii="Wingdings" w:hAnsi="Wingdings" w:hint="default"/>
+        <w:sz w:val="20"/>
+      </w:rPr>
+    </w:lvl>
+  </w:abstractNum>
+  <w:abstractNum w:abstractNumId="11" w15:restartNumberingAfterBreak="0">
+    <w:nsid w:val="7D3A75FD"/>
+    <w:multiLevelType w:val="hybridMultilevel"/>
+    <w:tmpl w:val="2DD0EF20"/>
+    <w:lvl w:ilvl="0" w:tplc="59CEC4E2">
+      <w:start w:val="2"/>
+      <w:numFmt w:val="bullet"/>
+      <w:lvlText w:val="-"/>
+      <w:lvlJc w:val="left"/>
+      <w:pPr>
+        <w:ind w:left="360" w:hanging="360"/>
+      </w:pPr>
+      <w:rPr>
+        <w:rFonts w:ascii="Arial" w:eastAsiaTheme="minorHAnsi" w:hAnsi="Arial" w:cs="Arial" w:hint="default"/>
+        <w:sz w:val="24"/>
+      </w:rPr>
+    </w:lvl>
+    <w:lvl w:ilvl="1" w:tplc="0C0A0003">
+      <w:start w:val="1"/>
+      <w:numFmt w:val="bullet"/>
+      <w:lvlText w:val="o"/>
+      <w:lvlJc w:val="left"/>
+      <w:pPr>
+        <w:ind w:left="785" w:hanging="360"/>
+      </w:pPr>
+      <w:rPr>
+        <w:rFonts w:ascii="Courier New" w:hAnsi="Courier New" w:cs="Courier New" w:hint="default"/>
+      </w:rPr>
+    </w:lvl>
+    <w:lvl w:ilvl="2" w:tplc="0C0A0005" w:tentative="1">
+      <w:start w:val="1"/>
+      <w:numFmt w:val="bullet"/>
+      <w:lvlText w:val=""/>
+      <w:lvlJc w:val="left"/>
+      <w:pPr>
+        <w:ind w:left="2160" w:hanging="360"/>
+      </w:pPr>
+      <w:rPr>
+        <w:rFonts w:ascii="Wingdings" w:hAnsi="Wingdings" w:hint="default"/>
+      </w:rPr>
+    </w:lvl>
+    <w:lvl w:ilvl="3" w:tplc="0C0A0001" w:tentative="1">
+      <w:start w:val="1"/>
+      <w:numFmt w:val="bullet"/>
+      <w:lvlText w:val=""/>
+      <w:lvlJc w:val="left"/>
+      <w:pPr>
+        <w:ind w:left="2880" w:hanging="360"/>
+      </w:pPr>
+      <w:rPr>
+        <w:rFonts w:ascii="Symbol" w:hAnsi="Symbol" w:hint="default"/>
+      </w:rPr>
+    </w:lvl>
+    <w:lvl w:ilvl="4" w:tplc="0C0A0003" w:tentative="1">
+      <w:start w:val="1"/>
+      <w:numFmt w:val="bullet"/>
+      <w:lvlText w:val="o"/>
+      <w:lvlJc w:val="left"/>
+      <w:pPr>
+        <w:ind w:left="3600" w:hanging="360"/>
+      </w:pPr>
+      <w:rPr>
+        <w:rFonts w:ascii="Courier New" w:hAnsi="Courier New" w:cs="Courier New" w:hint="default"/>
+      </w:rPr>
+    </w:lvl>
+    <w:lvl w:ilvl="5" w:tplc="0C0A0005" w:tentative="1">
+      <w:start w:val="1"/>
+      <w:numFmt w:val="bullet"/>
+      <w:lvlText w:val=""/>
+      <w:lvlJc w:val="left"/>
+      <w:pPr>
+        <w:ind w:left="4320" w:hanging="360"/>
+      </w:pPr>
+      <w:rPr>
+        <w:rFonts w:ascii="Wingdings" w:hAnsi="Wingdings" w:hint="default"/>
+      </w:rPr>
+    </w:lvl>
+    <w:lvl w:ilvl="6" w:tplc="0C0A0001" w:tentative="1">
+      <w:start w:val="1"/>
+      <w:numFmt w:val="bullet"/>
+      <w:lvlText w:val=""/>
+      <w:lvlJc w:val="left"/>
+      <w:pPr>
+        <w:ind w:left="5040" w:hanging="360"/>
+      </w:pPr>
+      <w:rPr>
+        <w:rFonts w:ascii="Symbol" w:hAnsi="Symbol" w:hint="default"/>
+      </w:rPr>
+    </w:lvl>
+    <w:lvl w:ilvl="7" w:tplc="0C0A0003" w:tentative="1">
+      <w:start w:val="1"/>
+      <w:numFmt w:val="bullet"/>
+      <w:lvlText w:val="o"/>
+      <w:lvlJc w:val="left"/>
+      <w:pPr>
+        <w:ind w:left="5760" w:hanging="360"/>
+      </w:pPr>
+      <w:rPr>
+        <w:rFonts w:ascii="Courier New" w:hAnsi="Courier New" w:cs="Courier New" w:hint="default"/>
+      </w:rPr>
+    </w:lvl>
+    <w:lvl w:ilvl="8" w:tplc="0C0A0005" w:tentative="1">
+      <w:start w:val="1"/>
+      <w:numFmt w:val="bullet"/>
+      <w:lvlText w:val=""/>
+      <w:lvlJc w:val="left"/>
+      <w:pPr>
+        <w:ind w:left="6480" w:hanging="360"/>
+      </w:pPr>
+      <w:rPr>
+        <w:rFonts w:ascii="Wingdings" w:hAnsi="Wingdings" w:hint="default"/>
+      </w:rPr>
+    </w:lvl>
+  </w:abstractNum>
   <w:num w:numId="1">
     <w:abstractNumId w:val="0"/>
   </w:num>
   <w:num w:numId="2">
-    <w:abstractNumId w:val="2"/>
+    <w:abstractNumId w:val="11"/>
   </w:num>
   <w:num w:numId="3">
     <w:abstractNumId w:val="1"/>
+  </w:num>
+  <w:num w:numId="4">
+    <w:abstractNumId w:val="9"/>
+  </w:num>
+  <w:num w:numId="5">
+    <w:abstractNumId w:val="8"/>
+  </w:num>
+  <w:num w:numId="6">
+    <w:abstractNumId w:val="6"/>
+  </w:num>
+  <w:num w:numId="7">
+    <w:abstractNumId w:val="3"/>
+  </w:num>
+  <w:num w:numId="8">
+    <w:abstractNumId w:val="5"/>
+  </w:num>
+  <w:num w:numId="9">
+    <w:abstractNumId w:val="4"/>
+  </w:num>
+  <w:num w:numId="10">
+    <w:abstractNumId w:val="7"/>
+  </w:num>
+  <w:num w:numId="11">
+    <w:abstractNumId w:val="10"/>
+  </w:num>
+  <w:num w:numId="12">
+    <w:abstractNumId w:val="2"/>
   </w:num>
 </w:numbering>
 </file>
@@ -7064,6 +15427,77 @@
       <w:szCs w:val="24"/>
     </w:rPr>
   </w:style>
+  <w:style w:type="character" w:styleId="Hipervnculo">
+    <w:name w:val="Hyperlink"/>
+    <w:basedOn w:val="Fuentedeprrafopredeter"/>
+    <w:uiPriority w:val="99"/>
+    <w:unhideWhenUsed/>
+    <w:rsid w:val="0019565F"/>
+    <w:rPr>
+      <w:color w:val="0563C1" w:themeColor="hyperlink"/>
+      <w:u w:val="single"/>
+    </w:rPr>
+  </w:style>
+  <w:style w:type="character" w:customStyle="1" w:styleId="UnresolvedMention">
+    <w:name w:val="Unresolved Mention"/>
+    <w:basedOn w:val="Fuentedeprrafopredeter"/>
+    <w:uiPriority w:val="99"/>
+    <w:semiHidden/>
+    <w:unhideWhenUsed/>
+    <w:rsid w:val="0019565F"/>
+    <w:rPr>
+      <w:color w:val="605E5C"/>
+      <w:shd w:val="clear" w:color="auto" w:fill="E1DFDD"/>
+    </w:rPr>
+  </w:style>
+  <w:style w:type="paragraph" w:styleId="Descripcin">
+    <w:name w:val="caption"/>
+    <w:basedOn w:val="Normal"/>
+    <w:next w:val="Normal"/>
+    <w:uiPriority w:val="35"/>
+    <w:unhideWhenUsed/>
+    <w:qFormat/>
+    <w:rsid w:val="009807BC"/>
+    <w:pPr>
+      <w:spacing w:after="200" w:line="240" w:lineRule="auto"/>
+    </w:pPr>
+    <w:rPr>
+      <w:i/>
+      <w:iCs/>
+      <w:color w:val="44546A" w:themeColor="text2"/>
+      <w:sz w:val="18"/>
+      <w:szCs w:val="18"/>
+    </w:rPr>
+  </w:style>
+  <w:style w:type="paragraph" w:styleId="NormalWeb">
+    <w:name w:val="Normal (Web)"/>
+    <w:basedOn w:val="Normal"/>
+    <w:uiPriority w:val="99"/>
+    <w:unhideWhenUsed/>
+    <w:rsid w:val="00AD0660"/>
+    <w:pPr>
+      <w:spacing w:before="100" w:beforeAutospacing="1" w:after="100" w:afterAutospacing="1" w:line="240" w:lineRule="auto"/>
+    </w:pPr>
+    <w:rPr>
+      <w:rFonts w:ascii="Times New Roman" w:eastAsia="Times New Roman" w:hAnsi="Times New Roman" w:cs="Times New Roman"/>
+      <w:sz w:val="24"/>
+      <w:szCs w:val="24"/>
+      <w:lang w:eastAsia="es-ES"/>
+    </w:rPr>
+  </w:style>
+  <w:style w:type="character" w:styleId="CdigoHTML">
+    <w:name w:val="HTML Code"/>
+    <w:basedOn w:val="Fuentedeprrafopredeter"/>
+    <w:uiPriority w:val="99"/>
+    <w:semiHidden/>
+    <w:unhideWhenUsed/>
+    <w:rsid w:val="00AD0660"/>
+    <w:rPr>
+      <w:rFonts w:ascii="Courier New" w:eastAsia="Times New Roman" w:hAnsi="Courier New" w:cs="Courier New"/>
+      <w:sz w:val="20"/>
+      <w:szCs w:val="20"/>
+    </w:rPr>
+  </w:style>
 </w:styles>
 </file>
 
@@ -7333,7 +15767,7 @@
 </file>
 
 <file path=customXml/itemProps1.xml><?xml version="1.0" encoding="utf-8"?>
-<ds:datastoreItem xmlns:ds="http://schemas.openxmlformats.org/officeDocument/2006/customXml" ds:itemID="{D840D134-AEAE-4145-8656-71A55400AC7E}">
+<ds:datastoreItem xmlns:ds="http://schemas.openxmlformats.org/officeDocument/2006/customXml" ds:itemID="{A2E647EA-F58F-4CB3-9368-D9809C810ACF}">
   <ds:schemaRefs>
     <ds:schemaRef ds:uri="http://schemas.openxmlformats.org/officeDocument/2006/bibliography"/>
   </ds:schemaRefs>

--- a/SistemaAnalisisMercadoAutomocion.docx
+++ b/SistemaAnalisisMercadoAutomocion.docx
@@ -7348,7 +7348,6 @@
           <w:szCs w:val="24"/>
           <w:u w:val="single"/>
         </w:rPr>
-        <w:lastRenderedPageBreak/>
         <w:t>Relación entre kilometraje y precio de venta</w:t>
       </w:r>
       <w:r>
@@ -10564,7 +10563,9 @@
       <w:r>
         <w:rPr>
           <w:rFonts w:ascii="Arial" w:hAnsi="Arial" w:cs="Arial"/>
-          <w:sz w:val="24"/>
+          <w:noProof/>
+          <w:sz w:val="24"/>
+          <w:lang w:eastAsia="es-ES"/>
         </w:rPr>
         <w:drawing>
           <wp:inline distT="0" distB="0" distL="0" distR="0" wp14:anchorId="5B1A7AA4" wp14:editId="6F800C15">
@@ -10723,6 +10724,10 @@
         <w:jc w:val="center"/>
       </w:pPr>
       <w:r>
+        <w:rPr>
+          <w:noProof/>
+          <w:lang w:eastAsia="es-ES"/>
+        </w:rPr>
         <w:lastRenderedPageBreak/>
         <w:drawing>
           <wp:inline distT="0" distB="0" distL="0" distR="0" wp14:anchorId="5C803B02" wp14:editId="0EED5B9E">
@@ -10923,7 +10928,9 @@
       <w:r>
         <w:rPr>
           <w:rFonts w:ascii="Arial" w:hAnsi="Arial" w:cs="Arial"/>
-          <w:sz w:val="24"/>
+          <w:noProof/>
+          <w:sz w:val="24"/>
+          <w:lang w:eastAsia="es-ES"/>
         </w:rPr>
         <w:drawing>
           <wp:inline distT="0" distB="0" distL="0" distR="0" wp14:anchorId="783D198D" wp14:editId="04D590B6">
@@ -11187,7 +11194,9 @@
       <w:r>
         <w:rPr>
           <w:rFonts w:ascii="Arial" w:hAnsi="Arial" w:cs="Arial"/>
-          <w:sz w:val="24"/>
+          <w:noProof/>
+          <w:sz w:val="24"/>
+          <w:lang w:eastAsia="es-ES"/>
         </w:rPr>
         <w:drawing>
           <wp:inline distT="0" distB="0" distL="0" distR="0" wp14:anchorId="5ECABFB3" wp14:editId="6F667068">
@@ -11400,7 +11409,9 @@
       <w:r>
         <w:rPr>
           <w:rFonts w:ascii="Arial" w:hAnsi="Arial" w:cs="Arial"/>
-          <w:sz w:val="24"/>
+          <w:noProof/>
+          <w:sz w:val="24"/>
+          <w:lang w:eastAsia="es-ES"/>
         </w:rPr>
         <w:drawing>
           <wp:inline distT="0" distB="0" distL="0" distR="0" wp14:anchorId="3434863B" wp14:editId="6BF62B9E">
@@ -11561,7 +11572,9 @@
       <w:r>
         <w:rPr>
           <w:rFonts w:ascii="Arial" w:hAnsi="Arial" w:cs="Arial"/>
-          <w:sz w:val="24"/>
+          <w:noProof/>
+          <w:sz w:val="24"/>
+          <w:lang w:eastAsia="es-ES"/>
         </w:rPr>
         <w:drawing>
           <wp:inline distT="0" distB="0" distL="0" distR="0" wp14:anchorId="3AB77A29" wp14:editId="6B86562A">
@@ -11800,6 +11813,10 @@
         <w:jc w:val="center"/>
       </w:pPr>
       <w:r>
+        <w:rPr>
+          <w:noProof/>
+          <w:lang w:eastAsia="es-ES"/>
+        </w:rPr>
         <w:drawing>
           <wp:inline distT="0" distB="0" distL="0" distR="0" wp14:anchorId="05651906" wp14:editId="535B0F0F">
             <wp:extent cx="5400040" cy="1605915"/>
@@ -11991,7 +12008,9 @@
       <w:r>
         <w:rPr>
           <w:rFonts w:ascii="Arial" w:hAnsi="Arial" w:cs="Arial"/>
-          <w:sz w:val="24"/>
+          <w:noProof/>
+          <w:sz w:val="24"/>
+          <w:lang w:eastAsia="es-ES"/>
         </w:rPr>
         <w:drawing>
           <wp:inline distT="0" distB="0" distL="0" distR="0" wp14:anchorId="5F87A910" wp14:editId="0491F546">
@@ -12307,7 +12326,9 @@
       <w:r>
         <w:rPr>
           <w:rFonts w:ascii="Arial" w:hAnsi="Arial" w:cs="Arial"/>
-          <w:sz w:val="24"/>
+          <w:noProof/>
+          <w:sz w:val="24"/>
+          <w:lang w:eastAsia="es-ES"/>
         </w:rPr>
         <w:drawing>
           <wp:inline distT="0" distB="0" distL="0" distR="0" wp14:anchorId="25702963" wp14:editId="74770EA5">
@@ -12865,7 +12886,9 @@
       <w:r>
         <w:rPr>
           <w:rFonts w:ascii="Arial" w:hAnsi="Arial" w:cs="Arial"/>
-          <w:sz w:val="24"/>
+          <w:noProof/>
+          <w:sz w:val="24"/>
+          <w:lang w:eastAsia="es-ES"/>
         </w:rPr>
         <w:drawing>
           <wp:inline distT="0" distB="0" distL="0" distR="0" wp14:anchorId="3FDB6F06" wp14:editId="7E4D54FC">
@@ -13012,7 +13035,9 @@
       <w:r>
         <w:rPr>
           <w:rFonts w:ascii="Arial" w:hAnsi="Arial" w:cs="Arial"/>
-          <w:sz w:val="24"/>
+          <w:noProof/>
+          <w:sz w:val="24"/>
+          <w:lang w:eastAsia="es-ES"/>
         </w:rPr>
         <w:lastRenderedPageBreak/>
         <w:drawing>
@@ -13194,16 +13219,7 @@
           <w:rFonts w:ascii="Arial" w:hAnsi="Arial" w:cs="Arial"/>
           <w:sz w:val="24"/>
         </w:rPr>
-        <w:t xml:space="preserve">l análisis agregado por marca muestra que fabricantes como BMW y Ford lideran el ranking de satisfacción (&gt;68% de opiniones positivas), </w:t>
-      </w:r>
-      <w:bookmarkStart w:id="0" w:name="_GoBack"/>
-      <w:bookmarkEnd w:id="0"/>
-      <w:r>
-        <w:rPr>
-          <w:rFonts w:ascii="Arial" w:hAnsi="Arial" w:cs="Arial"/>
-          <w:sz w:val="24"/>
-        </w:rPr>
-        <w:t>mientras que otras marcas generalistas sufren más penalizaciones en las reseñas, a menudo relacionadas con la durabilidad percibida.</w:t>
+        <w:t>l análisis agregado por marca muestra que fabricantes como BMW y Ford lideran el ranking de satisfacción (&gt;68% de opiniones positivas), mientras que otras marcas generalistas sufren más penalizaciones en las reseñas, a menudo relacionadas con la durabilidad percibida.</w:t>
       </w:r>
     </w:p>
     <w:p>
@@ -13218,7 +13234,9 @@
       <w:r>
         <w:rPr>
           <w:rFonts w:ascii="Arial" w:hAnsi="Arial" w:cs="Arial"/>
-          <w:sz w:val="24"/>
+          <w:noProof/>
+          <w:sz w:val="24"/>
+          <w:lang w:eastAsia="es-ES"/>
         </w:rPr>
         <w:drawing>
           <wp:inline distT="0" distB="0" distL="0" distR="0" wp14:anchorId="3C87E3A7" wp14:editId="10D19122">
@@ -13286,6 +13304,518 @@
     </w:p>
     <w:p>
       <w:pPr>
+        <w:spacing w:line="276" w:lineRule="auto"/>
+        <w:jc w:val="both"/>
+        <w:rPr>
+          <w:rFonts w:ascii="Arial" w:hAnsi="Arial" w:cs="Arial"/>
+          <w:sz w:val="24"/>
+        </w:rPr>
+      </w:pPr>
+      <w:r>
+        <w:rPr>
+          <w:rFonts w:ascii="Arial" w:hAnsi="Arial" w:cs="Arial"/>
+          <w:sz w:val="24"/>
+        </w:rPr>
+        <w:t>En este apartado vamos a crear dos modelos para la detección de anomalías en los precios de venta de los vehículos, un modelo KNN y otro SVM.</w:t>
+      </w:r>
+    </w:p>
+    <w:p>
+      <w:pPr>
+        <w:pStyle w:val="Prrafodelista"/>
+        <w:numPr>
+          <w:ilvl w:val="0"/>
+          <w:numId w:val="13"/>
+        </w:numPr>
+        <w:spacing w:line="276" w:lineRule="auto"/>
+        <w:jc w:val="both"/>
+        <w:rPr>
+          <w:rFonts w:ascii="Arial" w:hAnsi="Arial" w:cs="Arial"/>
+          <w:sz w:val="24"/>
+        </w:rPr>
+      </w:pPr>
+      <w:r>
+        <w:rPr>
+          <w:rFonts w:ascii="Arial" w:hAnsi="Arial" w:cs="Arial"/>
+          <w:b/>
+          <w:sz w:val="24"/>
+        </w:rPr>
+        <w:t>KNN (K-</w:t>
+      </w:r>
+      <w:proofErr w:type="spellStart"/>
+      <w:r>
+        <w:rPr>
+          <w:rFonts w:ascii="Arial" w:hAnsi="Arial" w:cs="Arial"/>
+          <w:b/>
+          <w:sz w:val="24"/>
+        </w:rPr>
+        <w:t>Nearest</w:t>
+      </w:r>
+      <w:proofErr w:type="spellEnd"/>
+      <w:r>
+        <w:rPr>
+          <w:rFonts w:ascii="Arial" w:hAnsi="Arial" w:cs="Arial"/>
+          <w:b/>
+          <w:sz w:val="24"/>
+        </w:rPr>
+        <w:t xml:space="preserve"> </w:t>
+      </w:r>
+      <w:proofErr w:type="spellStart"/>
+      <w:r>
+        <w:rPr>
+          <w:rFonts w:ascii="Arial" w:hAnsi="Arial" w:cs="Arial"/>
+          <w:b/>
+          <w:sz w:val="24"/>
+        </w:rPr>
+        <w:t>Neighbors</w:t>
+      </w:r>
+      <w:proofErr w:type="spellEnd"/>
+      <w:r>
+        <w:rPr>
+          <w:rFonts w:ascii="Arial" w:hAnsi="Arial" w:cs="Arial"/>
+          <w:b/>
+          <w:sz w:val="24"/>
+        </w:rPr>
+        <w:t>):</w:t>
+      </w:r>
+      <w:r>
+        <w:rPr>
+          <w:rFonts w:ascii="Arial" w:hAnsi="Arial" w:cs="Arial"/>
+          <w:sz w:val="24"/>
+        </w:rPr>
+        <w:t xml:space="preserve"> Este método asumirá que el precio de un coche debe ser similar al de sus vecinos más cercanos en características técnicas (potencia, antigüedad, kilometraje) y además teniendo en cuenta también aspectos de incidencias y servicios que han tenido los vehículos ya que tenemos que tener en cuenta que un coche puede estar devaluado por sus averías. Con este conjunto pensamos que las anomalías detectadas serán más precisas. En este algoritmo se buscan los </w:t>
+      </w:r>
+      <w:r>
+        <w:rPr>
+          <w:rFonts w:ascii="Arial" w:hAnsi="Arial" w:cs="Arial"/>
+          <w:i/>
+          <w:sz w:val="24"/>
+        </w:rPr>
+        <w:t>k</w:t>
+      </w:r>
+      <w:r>
+        <w:rPr>
+          <w:rFonts w:ascii="Arial" w:hAnsi="Arial" w:cs="Arial"/>
+          <w:sz w:val="24"/>
+        </w:rPr>
+        <w:t xml:space="preserve"> coches más parecidos, se calcula el precio promedio y si la diferencias entre el precio real y si el precio estimado supera un umbral (hemos establecido el top 5% de mayores errores) se marca como anomalía.</w:t>
+      </w:r>
+    </w:p>
+    <w:p>
+      <w:pPr>
+        <w:spacing w:line="276" w:lineRule="auto"/>
+        <w:ind w:left="360"/>
+        <w:jc w:val="both"/>
+        <w:rPr>
+          <w:rFonts w:ascii="Arial" w:hAnsi="Arial" w:cs="Arial"/>
+          <w:sz w:val="24"/>
+        </w:rPr>
+      </w:pPr>
+      <w:r>
+        <w:rPr>
+          <w:rFonts w:ascii="Arial" w:hAnsi="Arial" w:cs="Arial"/>
+          <w:sz w:val="24"/>
+        </w:rPr>
+        <w:drawing>
+          <wp:inline distT="0" distB="0" distL="0" distR="0" wp14:anchorId="10A5D267" wp14:editId="1F2096C4">
+            <wp:extent cx="5400040" cy="1731010"/>
+            <wp:effectExtent l="0" t="0" r="0" b="2540"/>
+            <wp:docPr id="11" name="Imagen 11"/>
+            <wp:cNvGraphicFramePr>
+              <a:graphicFrameLocks xmlns:a="http://schemas.openxmlformats.org/drawingml/2006/main" noChangeAspect="1"/>
+            </wp:cNvGraphicFramePr>
+            <a:graphic xmlns:a="http://schemas.openxmlformats.org/drawingml/2006/main">
+              <a:graphicData uri="http://schemas.openxmlformats.org/drawingml/2006/picture">
+                <pic:pic xmlns:pic="http://schemas.openxmlformats.org/drawingml/2006/picture">
+                  <pic:nvPicPr>
+                    <pic:cNvPr id="1" name=""/>
+                    <pic:cNvPicPr/>
+                  </pic:nvPicPr>
+                  <pic:blipFill>
+                    <a:blip r:embed="rId31"/>
+                    <a:stretch>
+                      <a:fillRect/>
+                    </a:stretch>
+                  </pic:blipFill>
+                  <pic:spPr>
+                    <a:xfrm>
+                      <a:off x="0" y="0"/>
+                      <a:ext cx="5400040" cy="1731010"/>
+                    </a:xfrm>
+                    <a:prstGeom prst="rect">
+                      <a:avLst/>
+                    </a:prstGeom>
+                  </pic:spPr>
+                </pic:pic>
+              </a:graphicData>
+            </a:graphic>
+          </wp:inline>
+        </w:drawing>
+      </w:r>
+    </w:p>
+    <w:p>
+      <w:pPr>
+        <w:spacing w:line="276" w:lineRule="auto"/>
+        <w:ind w:left="705"/>
+        <w:jc w:val="both"/>
+        <w:rPr>
+          <w:rFonts w:ascii="Arial" w:hAnsi="Arial" w:cs="Arial"/>
+          <w:sz w:val="24"/>
+        </w:rPr>
+      </w:pPr>
+      <w:r>
+        <w:rPr>
+          <w:rFonts w:ascii="Arial" w:hAnsi="Arial" w:cs="Arial"/>
+          <w:sz w:val="24"/>
+        </w:rPr>
+        <w:t>Como se puede ver en los gráficos anteriores nos permite ver las anomalías detectadas en tres tipos de riesgo para el negocio de ventas:</w:t>
+      </w:r>
+    </w:p>
+    <w:p>
+      <w:pPr>
+        <w:pStyle w:val="Prrafodelista"/>
+        <w:numPr>
+          <w:ilvl w:val="2"/>
+          <w:numId w:val="2"/>
+        </w:numPr>
+        <w:spacing w:line="276" w:lineRule="auto"/>
+        <w:jc w:val="both"/>
+        <w:rPr>
+          <w:rFonts w:ascii="Arial" w:hAnsi="Arial" w:cs="Arial"/>
+          <w:sz w:val="24"/>
+        </w:rPr>
+      </w:pPr>
+      <w:r>
+        <w:rPr>
+          <w:rFonts w:ascii="Arial" w:hAnsi="Arial" w:cs="Arial"/>
+          <w:sz w:val="24"/>
+          <w:u w:val="single"/>
+        </w:rPr>
+        <w:t>Anomalías mecánicas:</w:t>
+      </w:r>
+      <w:r>
+        <w:rPr>
+          <w:rFonts w:ascii="Arial" w:hAnsi="Arial" w:cs="Arial"/>
+          <w:sz w:val="24"/>
+        </w:rPr>
+        <w:t xml:space="preserve"> Precio frente al número de averías. Observamos puntos rojos en los que el algoritmo ha detectado que por su estado mecánico el coche deberías ser más barato.</w:t>
+      </w:r>
+    </w:p>
+    <w:p>
+      <w:pPr>
+        <w:pStyle w:val="Prrafodelista"/>
+        <w:numPr>
+          <w:ilvl w:val="2"/>
+          <w:numId w:val="2"/>
+        </w:numPr>
+        <w:spacing w:line="276" w:lineRule="auto"/>
+        <w:jc w:val="both"/>
+        <w:rPr>
+          <w:rFonts w:ascii="Arial" w:hAnsi="Arial" w:cs="Arial"/>
+          <w:sz w:val="24"/>
+        </w:rPr>
+      </w:pPr>
+      <w:r>
+        <w:rPr>
+          <w:rFonts w:ascii="Arial" w:hAnsi="Arial" w:cs="Arial"/>
+          <w:sz w:val="24"/>
+          <w:u w:val="single"/>
+        </w:rPr>
+        <w:t>Anomalías temporales:</w:t>
+      </w:r>
+      <w:r>
+        <w:rPr>
+          <w:rFonts w:ascii="Arial" w:hAnsi="Arial" w:cs="Arial"/>
+          <w:sz w:val="24"/>
+        </w:rPr>
+        <w:t xml:space="preserve"> Precio frente a la antigüedad. Los puntos rojos indican vehículos que no han seguido la depreciación natural.</w:t>
+      </w:r>
+    </w:p>
+    <w:p>
+      <w:pPr>
+        <w:pStyle w:val="Prrafodelista"/>
+        <w:numPr>
+          <w:ilvl w:val="2"/>
+          <w:numId w:val="2"/>
+        </w:numPr>
+        <w:spacing w:line="276" w:lineRule="auto"/>
+        <w:jc w:val="both"/>
+        <w:rPr>
+          <w:rFonts w:ascii="Arial" w:hAnsi="Arial" w:cs="Arial"/>
+          <w:sz w:val="24"/>
+        </w:rPr>
+      </w:pPr>
+      <w:r>
+        <w:rPr>
+          <w:rFonts w:ascii="Arial" w:hAnsi="Arial" w:cs="Arial"/>
+          <w:sz w:val="24"/>
+          <w:u w:val="single"/>
+        </w:rPr>
+        <w:t>Anomalías de uso:</w:t>
+      </w:r>
+      <w:r>
+        <w:rPr>
+          <w:rFonts w:ascii="Arial" w:hAnsi="Arial" w:cs="Arial"/>
+          <w:sz w:val="24"/>
+        </w:rPr>
+        <w:t xml:space="preserve"> Precio frente a kilometraje. Los vehículos son marcados como anomalías porque sus vecinos (similar kilometraje) se venden a diferente precio.</w:t>
+      </w:r>
+    </w:p>
+    <w:p>
+      <w:pPr>
+        <w:pStyle w:val="Prrafodelista"/>
+        <w:numPr>
+          <w:ilvl w:val="1"/>
+          <w:numId w:val="2"/>
+        </w:numPr>
+        <w:spacing w:line="276" w:lineRule="auto"/>
+        <w:jc w:val="both"/>
+        <w:rPr>
+          <w:rFonts w:ascii="Arial" w:hAnsi="Arial" w:cs="Arial"/>
+          <w:sz w:val="24"/>
+        </w:rPr>
+      </w:pPr>
+      <w:r>
+        <w:rPr>
+          <w:rFonts w:ascii="Arial" w:hAnsi="Arial" w:cs="Arial"/>
+          <w:b/>
+          <w:sz w:val="24"/>
+        </w:rPr>
+        <w:t>SVM (Support Vector Machine):</w:t>
+      </w:r>
+      <w:r>
+        <w:rPr>
+          <w:rFonts w:ascii="Arial" w:hAnsi="Arial" w:cs="Arial"/>
+          <w:sz w:val="24"/>
+        </w:rPr>
+        <w:t xml:space="preserve"> En este caso vamos a usar un SVR (Support Vector Regressor), que a diferencia del KNN trata de encontrar una función matemática global que explique el comportamiento general del precio. Al igual que en KNN hemos generado gráficas para ver</w:t>
+      </w:r>
+      <w:r>
+        <w:rPr>
+          <w:rFonts w:ascii="Arial" w:hAnsi="Arial" w:cs="Arial"/>
+          <w:sz w:val="24"/>
+        </w:rPr>
+        <w:t xml:space="preserve"> que vehículos detecta como anomalías, dándonos lo siguiente:</w:t>
+      </w:r>
+    </w:p>
+    <w:p>
+      <w:pPr>
+        <w:spacing w:line="276" w:lineRule="auto"/>
+        <w:ind w:left="425"/>
+        <w:jc w:val="both"/>
+        <w:rPr>
+          <w:rFonts w:ascii="Arial" w:hAnsi="Arial" w:cs="Arial"/>
+          <w:sz w:val="24"/>
+        </w:rPr>
+      </w:pPr>
+      <w:r>
+        <w:lastRenderedPageBreak/>
+        <w:drawing>
+          <wp:inline distT="0" distB="0" distL="0" distR="0" wp14:anchorId="2DB5F3AB" wp14:editId="2D79D666">
+            <wp:extent cx="5400040" cy="1558290"/>
+            <wp:effectExtent l="0" t="0" r="0" b="3810"/>
+            <wp:docPr id="18" name="Imagen 18"/>
+            <wp:cNvGraphicFramePr>
+              <a:graphicFrameLocks xmlns:a="http://schemas.openxmlformats.org/drawingml/2006/main" noChangeAspect="1"/>
+            </wp:cNvGraphicFramePr>
+            <a:graphic xmlns:a="http://schemas.openxmlformats.org/drawingml/2006/main">
+              <a:graphicData uri="http://schemas.openxmlformats.org/drawingml/2006/picture">
+                <pic:pic xmlns:pic="http://schemas.openxmlformats.org/drawingml/2006/picture">
+                  <pic:nvPicPr>
+                    <pic:cNvPr id="1" name=""/>
+                    <pic:cNvPicPr/>
+                  </pic:nvPicPr>
+                  <pic:blipFill>
+                    <a:blip r:embed="rId32"/>
+                    <a:stretch>
+                      <a:fillRect/>
+                    </a:stretch>
+                  </pic:blipFill>
+                  <pic:spPr>
+                    <a:xfrm>
+                      <a:off x="0" y="0"/>
+                      <a:ext cx="5400040" cy="1558290"/>
+                    </a:xfrm>
+                    <a:prstGeom prst="rect">
+                      <a:avLst/>
+                    </a:prstGeom>
+                  </pic:spPr>
+                </pic:pic>
+              </a:graphicData>
+            </a:graphic>
+          </wp:inline>
+        </w:drawing>
+      </w:r>
+    </w:p>
+    <w:p>
+      <w:pPr>
+        <w:spacing w:line="276" w:lineRule="auto"/>
+        <w:jc w:val="both"/>
+        <w:rPr>
+          <w:rFonts w:ascii="Arial" w:hAnsi="Arial" w:cs="Arial"/>
+          <w:sz w:val="24"/>
+        </w:rPr>
+      </w:pPr>
+      <w:r>
+        <w:rPr>
+          <w:rFonts w:ascii="Arial" w:hAnsi="Arial" w:cs="Arial"/>
+          <w:sz w:val="24"/>
+        </w:rPr>
+        <w:t>Para una correcta interpretación de los resultados, es fundamental cruzar sus resultados. No todas las anomalías son iguales:</w:t>
+      </w:r>
+    </w:p>
+    <w:p>
+      <w:pPr>
+        <w:pStyle w:val="Prrafodelista"/>
+        <w:numPr>
+          <w:ilvl w:val="0"/>
+          <w:numId w:val="14"/>
+        </w:numPr>
+        <w:spacing w:line="276" w:lineRule="auto"/>
+        <w:jc w:val="both"/>
+        <w:rPr>
+          <w:rFonts w:ascii="Arial" w:hAnsi="Arial" w:cs="Arial"/>
+          <w:sz w:val="24"/>
+        </w:rPr>
+      </w:pPr>
+      <w:r>
+        <w:rPr>
+          <w:rFonts w:ascii="Arial" w:hAnsi="Arial" w:cs="Arial"/>
+          <w:sz w:val="24"/>
+        </w:rPr>
+        <w:t>Si solo K-NN lo detecta: Es una anomalía local (raro comparado con sus vecinos, pero quizás normal en el mercado global).</w:t>
+      </w:r>
+    </w:p>
+    <w:p>
+      <w:pPr>
+        <w:pStyle w:val="Prrafodelista"/>
+        <w:numPr>
+          <w:ilvl w:val="0"/>
+          <w:numId w:val="14"/>
+        </w:numPr>
+        <w:spacing w:line="276" w:lineRule="auto"/>
+        <w:jc w:val="both"/>
+        <w:rPr>
+          <w:rFonts w:ascii="Arial" w:hAnsi="Arial" w:cs="Arial"/>
+          <w:sz w:val="24"/>
+        </w:rPr>
+      </w:pPr>
+      <w:r>
+        <w:rPr>
+          <w:rFonts w:ascii="Arial" w:hAnsi="Arial" w:cs="Arial"/>
+          <w:sz w:val="24"/>
+        </w:rPr>
+        <w:t>Si solo SVM lo detecta: Es una anomalía de tendencia (se sale de la curva matemática, pero quizás tiene vecinos parecidos).</w:t>
+      </w:r>
+    </w:p>
+    <w:p>
+      <w:pPr>
+        <w:pStyle w:val="Prrafodelista"/>
+        <w:numPr>
+          <w:ilvl w:val="0"/>
+          <w:numId w:val="14"/>
+        </w:numPr>
+        <w:spacing w:line="276" w:lineRule="auto"/>
+        <w:jc w:val="both"/>
+        <w:rPr>
+          <w:rFonts w:ascii="Arial" w:hAnsi="Arial" w:cs="Arial"/>
+          <w:sz w:val="24"/>
+        </w:rPr>
+      </w:pPr>
+      <w:r>
+        <w:rPr>
+          <w:rFonts w:ascii="Arial" w:hAnsi="Arial" w:cs="Arial"/>
+          <w:sz w:val="24"/>
+        </w:rPr>
+        <w:t>Si AMBOS lo detectan: Es una Anomalía Crítica. Aquí es donde hay una probabilidad altísima de error de precio o fraude.</w:t>
+      </w:r>
+    </w:p>
+    <w:p>
+      <w:pPr>
+        <w:spacing w:line="276" w:lineRule="auto"/>
+        <w:jc w:val="both"/>
+        <w:rPr>
+          <w:rFonts w:ascii="Arial" w:hAnsi="Arial" w:cs="Arial"/>
+          <w:sz w:val="24"/>
+        </w:rPr>
+      </w:pPr>
+      <w:r>
+        <w:rPr>
+          <w:rFonts w:ascii="Arial" w:hAnsi="Arial" w:cs="Arial"/>
+          <w:sz w:val="24"/>
+        </w:rPr>
+        <w:t>De modo que hemos obtenido la siguiente gráfica en la que se puede ver mejor estas situaciones descritas con anterioridad.</w:t>
+      </w:r>
+    </w:p>
+    <w:p>
+      <w:pPr>
+        <w:spacing w:line="276" w:lineRule="auto"/>
+        <w:jc w:val="both"/>
+        <w:rPr>
+          <w:rFonts w:ascii="Arial" w:hAnsi="Arial" w:cs="Arial"/>
+          <w:sz w:val="24"/>
+        </w:rPr>
+      </w:pPr>
+      <w:r>
+        <w:rPr>
+          <w:rFonts w:ascii="Arial" w:hAnsi="Arial" w:cs="Arial"/>
+          <w:sz w:val="24"/>
+        </w:rPr>
+        <w:drawing>
+          <wp:inline distT="0" distB="0" distL="0" distR="0" wp14:anchorId="7EB2C01F" wp14:editId="1E0A8EE5">
+            <wp:extent cx="5400040" cy="3726180"/>
+            <wp:effectExtent l="0" t="0" r="0" b="7620"/>
+            <wp:docPr id="19" name="Imagen 19"/>
+            <wp:cNvGraphicFramePr>
+              <a:graphicFrameLocks xmlns:a="http://schemas.openxmlformats.org/drawingml/2006/main" noChangeAspect="1"/>
+            </wp:cNvGraphicFramePr>
+            <a:graphic xmlns:a="http://schemas.openxmlformats.org/drawingml/2006/main">
+              <a:graphicData uri="http://schemas.openxmlformats.org/drawingml/2006/picture">
+                <pic:pic xmlns:pic="http://schemas.openxmlformats.org/drawingml/2006/picture">
+                  <pic:nvPicPr>
+                    <pic:cNvPr id="1" name=""/>
+                    <pic:cNvPicPr/>
+                  </pic:nvPicPr>
+                  <pic:blipFill>
+                    <a:blip r:embed="rId33"/>
+                    <a:stretch>
+                      <a:fillRect/>
+                    </a:stretch>
+                  </pic:blipFill>
+                  <pic:spPr>
+                    <a:xfrm>
+                      <a:off x="0" y="0"/>
+                      <a:ext cx="5400040" cy="3726180"/>
+                    </a:xfrm>
+                    <a:prstGeom prst="rect">
+                      <a:avLst/>
+                    </a:prstGeom>
+                  </pic:spPr>
+                </pic:pic>
+              </a:graphicData>
+            </a:graphic>
+          </wp:inline>
+        </w:drawing>
+      </w:r>
+    </w:p>
+    <w:p>
+      <w:pPr>
+        <w:spacing w:line="276" w:lineRule="auto"/>
+        <w:jc w:val="both"/>
+        <w:rPr>
+          <w:rFonts w:ascii="Arial" w:hAnsi="Arial" w:cs="Arial"/>
+          <w:sz w:val="24"/>
+        </w:rPr>
+      </w:pPr>
+      <w:r>
+        <w:rPr>
+          <w:rFonts w:ascii="Arial" w:hAnsi="Arial" w:cs="Arial"/>
+          <w:sz w:val="24"/>
+        </w:rPr>
+        <w:t>En la que se ha detectado que hay 24 anomalías que solo detecta KNN, 24 anomalías que solo detecta SVM y 6 anomalías que detectan ambos. De modo que si en una empresa se tuviera un sistema de alertas se remondaría priorizar estas anomalías críticas (puntos rojos de la gráfica).</w:t>
+      </w:r>
+    </w:p>
+    <w:p>
+      <w:pPr>
         <w:pStyle w:val="Ttulo2"/>
         <w:numPr>
           <w:ilvl w:val="1"/>
@@ -13307,7 +13837,417 @@
           <w:color w:val="auto"/>
           <w:sz w:val="28"/>
         </w:rPr>
+        <w:lastRenderedPageBreak/>
         <w:t>Reseñas contradictorias</w:t>
+      </w:r>
+    </w:p>
+    <w:p>
+      <w:pPr>
+        <w:spacing w:line="276" w:lineRule="auto"/>
+        <w:jc w:val="both"/>
+        <w:rPr>
+          <w:rFonts w:ascii="Arial" w:hAnsi="Arial" w:cs="Arial"/>
+          <w:sz w:val="24"/>
+        </w:rPr>
+      </w:pPr>
+      <w:r>
+        <w:rPr>
+          <w:rFonts w:ascii="Arial" w:hAnsi="Arial" w:cs="Arial"/>
+          <w:sz w:val="24"/>
+        </w:rPr>
+        <w:t>En este apartado vamos a implementar un filtro de coherencia semántica con el objetivo de detectar cuando una valoración textual (</w:t>
+      </w:r>
+      <w:proofErr w:type="spellStart"/>
+      <w:r>
+        <w:rPr>
+          <w:rFonts w:ascii="Arial" w:hAnsi="Arial" w:cs="Arial"/>
+          <w:sz w:val="24"/>
+        </w:rPr>
+        <w:t>review</w:t>
+      </w:r>
+      <w:proofErr w:type="spellEnd"/>
+      <w:r>
+        <w:rPr>
+          <w:rFonts w:ascii="Arial" w:hAnsi="Arial" w:cs="Arial"/>
+          <w:sz w:val="24"/>
+        </w:rPr>
+        <w:t xml:space="preserve">) contradice a la valoración del cliente (recomendación). </w:t>
+      </w:r>
+    </w:p>
+    <w:p>
+      <w:pPr>
+        <w:spacing w:line="276" w:lineRule="auto"/>
+        <w:jc w:val="both"/>
+        <w:rPr>
+          <w:rFonts w:ascii="Arial" w:hAnsi="Arial" w:cs="Arial"/>
+          <w:sz w:val="24"/>
+        </w:rPr>
+      </w:pPr>
+      <w:r>
+        <w:rPr>
+          <w:rFonts w:ascii="Arial" w:hAnsi="Arial" w:cs="Arial"/>
+          <w:sz w:val="24"/>
+        </w:rPr>
+        <w:t>Para llevar a cabo esta tarea hemos utilizado dos diccionarios genéricos para el dominio de palabras con las que trabajamos. Generando así dos diccionarios:</w:t>
+      </w:r>
+    </w:p>
+    <w:p>
+      <w:pPr>
+        <w:pStyle w:val="Prrafodelista"/>
+        <w:numPr>
+          <w:ilvl w:val="0"/>
+          <w:numId w:val="2"/>
+        </w:numPr>
+        <w:spacing w:line="276" w:lineRule="auto"/>
+        <w:jc w:val="both"/>
+        <w:rPr>
+          <w:rFonts w:ascii="Arial" w:hAnsi="Arial" w:cs="Arial"/>
+          <w:sz w:val="24"/>
+        </w:rPr>
+      </w:pPr>
+      <w:r>
+        <w:rPr>
+          <w:rFonts w:ascii="Arial" w:hAnsi="Arial" w:cs="Arial"/>
+          <w:sz w:val="24"/>
+          <w:u w:val="single"/>
+        </w:rPr>
+        <w:t>Diccionario positivo:</w:t>
+      </w:r>
+      <w:r>
+        <w:rPr>
+          <w:rFonts w:ascii="Arial" w:hAnsi="Arial" w:cs="Arial"/>
+          <w:sz w:val="24"/>
+        </w:rPr>
+        <w:t xml:space="preserve"> Cuenta con términos asociados a la</w:t>
+      </w:r>
+      <w:r>
+        <w:rPr>
+          <w:rFonts w:ascii="Arial" w:hAnsi="Arial" w:cs="Arial"/>
+          <w:sz w:val="24"/>
+        </w:rPr>
+        <w:t xml:space="preserve"> satisfacción (eficiente, genial, excelente, recomendable, perfecto, bueno…).</w:t>
+      </w:r>
+    </w:p>
+    <w:p>
+      <w:pPr>
+        <w:pStyle w:val="Prrafodelista"/>
+        <w:numPr>
+          <w:ilvl w:val="0"/>
+          <w:numId w:val="2"/>
+        </w:numPr>
+        <w:spacing w:line="276" w:lineRule="auto"/>
+        <w:jc w:val="both"/>
+        <w:rPr>
+          <w:rFonts w:ascii="Arial" w:hAnsi="Arial" w:cs="Arial"/>
+          <w:sz w:val="24"/>
+        </w:rPr>
+      </w:pPr>
+      <w:r>
+        <w:rPr>
+          <w:rFonts w:ascii="Arial" w:hAnsi="Arial" w:cs="Arial"/>
+          <w:sz w:val="24"/>
+          <w:u w:val="single"/>
+        </w:rPr>
+        <w:t>Diccionario negativo:</w:t>
+      </w:r>
+      <w:r>
+        <w:rPr>
+          <w:rFonts w:ascii="Arial" w:hAnsi="Arial" w:cs="Arial"/>
+          <w:sz w:val="24"/>
+        </w:rPr>
+        <w:t xml:space="preserve"> Contiene términos asociados a la insatisfacción (problemático, lento, caro, regular, alto, elevado…).</w:t>
+      </w:r>
+    </w:p>
+    <w:p>
+      <w:pPr>
+        <w:spacing w:line="276" w:lineRule="auto"/>
+        <w:jc w:val="both"/>
+        <w:rPr>
+          <w:rFonts w:ascii="Arial" w:hAnsi="Arial" w:cs="Arial"/>
+          <w:sz w:val="24"/>
+        </w:rPr>
+      </w:pPr>
+      <w:r>
+        <w:rPr>
+          <w:rFonts w:ascii="Arial" w:hAnsi="Arial" w:cs="Arial"/>
+          <w:sz w:val="24"/>
+        </w:rPr>
+        <w:t>Una vez tenemos los diccionarios a cada reseña se le asigna un valor calculado a partir de:</w:t>
+      </w:r>
+    </w:p>
+    <w:p>
+      <w:pPr>
+        <w:spacing w:line="276" w:lineRule="auto"/>
+        <w:jc w:val="both"/>
+        <w:rPr>
+          <w:rFonts w:ascii="Arial" w:eastAsiaTheme="minorEastAsia" w:hAnsi="Arial" w:cs="Arial"/>
+          <w:sz w:val="24"/>
+        </w:rPr>
+      </w:pPr>
+      <m:oMathPara>
+        <m:oMath>
+          <m:r>
+            <w:rPr>
+              <w:rFonts w:ascii="Cambria Math" w:hAnsi="Cambria Math" w:cs="Arial"/>
+              <w:sz w:val="24"/>
+            </w:rPr>
+            <m:t>Puntuacion=</m:t>
+          </m:r>
+          <m:d>
+            <m:dPr>
+              <m:ctrlPr>
+                <w:rPr>
+                  <w:rFonts w:ascii="Cambria Math" w:hAnsi="Cambria Math" w:cs="Arial"/>
+                  <w:i/>
+                  <w:sz w:val="24"/>
+                </w:rPr>
+              </m:ctrlPr>
+            </m:dPr>
+            <m:e>
+              <m:nary>
+                <m:naryPr>
+                  <m:chr m:val="∑"/>
+                  <m:limLoc m:val="undOvr"/>
+                  <m:subHide m:val="1"/>
+                  <m:supHide m:val="1"/>
+                  <m:ctrlPr>
+                    <w:rPr>
+                      <w:rFonts w:ascii="Cambria Math" w:hAnsi="Cambria Math" w:cs="Arial"/>
+                      <w:sz w:val="24"/>
+                    </w:rPr>
+                  </m:ctrlPr>
+                </m:naryPr>
+                <m:sub/>
+                <m:sup/>
+                <m:e>
+                  <m:r>
+                    <m:rPr>
+                      <m:sty m:val="p"/>
+                    </m:rPr>
+                    <w:rPr>
+                      <w:rFonts w:ascii="Cambria Math" w:hAnsi="Cambria Math" w:cs="Arial"/>
+                      <w:sz w:val="24"/>
+                    </w:rPr>
+                    <m:t>Palabras Positivas</m:t>
+                  </m:r>
+                </m:e>
+              </m:nary>
+              <m:r>
+                <m:rPr>
+                  <m:sty m:val="p"/>
+                </m:rPr>
+                <w:rPr>
+                  <w:rFonts w:ascii="Cambria Math" w:hAnsi="Cambria Math" w:cs="Arial"/>
+                  <w:sz w:val="24"/>
+                </w:rPr>
+                <m:t xml:space="preserve"> </m:t>
+              </m:r>
+              <m:ctrlPr>
+                <w:rPr>
+                  <w:rFonts w:ascii="Cambria Math" w:hAnsi="Cambria Math" w:cs="Arial"/>
+                  <w:sz w:val="24"/>
+                </w:rPr>
+              </m:ctrlPr>
+            </m:e>
+          </m:d>
+          <m:r>
+            <m:rPr>
+              <m:sty m:val="p"/>
+            </m:rPr>
+            <w:rPr>
+              <w:rFonts w:ascii="Cambria Math" w:hAnsi="Cambria Math" w:cs="Arial"/>
+              <w:sz w:val="24"/>
+            </w:rPr>
+            <m:t>-</m:t>
+          </m:r>
+          <m:d>
+            <m:dPr>
+              <m:ctrlPr>
+                <w:rPr>
+                  <w:rFonts w:ascii="Cambria Math" w:hAnsi="Cambria Math" w:cs="Arial"/>
+                  <w:sz w:val="24"/>
+                </w:rPr>
+              </m:ctrlPr>
+            </m:dPr>
+            <m:e>
+              <m:nary>
+                <m:naryPr>
+                  <m:chr m:val="∑"/>
+                  <m:limLoc m:val="undOvr"/>
+                  <m:subHide m:val="1"/>
+                  <m:supHide m:val="1"/>
+                  <m:ctrlPr>
+                    <w:rPr>
+                      <w:rFonts w:ascii="Cambria Math" w:hAnsi="Cambria Math" w:cs="Arial"/>
+                      <w:sz w:val="24"/>
+                    </w:rPr>
+                  </m:ctrlPr>
+                </m:naryPr>
+                <m:sub/>
+                <m:sup/>
+                <m:e>
+                  <m:r>
+                    <m:rPr>
+                      <m:sty m:val="p"/>
+                    </m:rPr>
+                    <w:rPr>
+                      <w:rFonts w:ascii="Cambria Math" w:hAnsi="Cambria Math" w:cs="Arial"/>
+                      <w:sz w:val="24"/>
+                    </w:rPr>
+                    <m:t>Palabras Negativas</m:t>
+                  </m:r>
+                </m:e>
+              </m:nary>
+            </m:e>
+          </m:d>
+        </m:oMath>
+      </m:oMathPara>
+    </w:p>
+    <w:p>
+      <w:pPr>
+        <w:spacing w:line="276" w:lineRule="auto"/>
+        <w:jc w:val="both"/>
+        <w:rPr>
+          <w:rFonts w:ascii="Arial" w:eastAsiaTheme="minorEastAsia" w:hAnsi="Arial" w:cs="Arial"/>
+          <w:sz w:val="24"/>
+        </w:rPr>
+      </w:pPr>
+      <w:r>
+        <w:rPr>
+          <w:rFonts w:ascii="Arial" w:eastAsiaTheme="minorEastAsia" w:hAnsi="Arial" w:cs="Arial"/>
+          <w:sz w:val="24"/>
+        </w:rPr>
+        <w:t>Para determinar si una reseña es contradictorias hemos determinados dos reglas de contradicción:</w:t>
+      </w:r>
+    </w:p>
+    <w:p>
+      <w:pPr>
+        <w:pStyle w:val="Prrafodelista"/>
+        <w:numPr>
+          <w:ilvl w:val="0"/>
+          <w:numId w:val="2"/>
+        </w:numPr>
+        <w:spacing w:line="276" w:lineRule="auto"/>
+        <w:jc w:val="both"/>
+        <w:rPr>
+          <w:rFonts w:ascii="Arial" w:eastAsiaTheme="minorEastAsia" w:hAnsi="Arial" w:cs="Arial"/>
+          <w:sz w:val="24"/>
+        </w:rPr>
+      </w:pPr>
+      <w:r>
+        <w:rPr>
+          <w:rFonts w:ascii="Arial" w:eastAsiaTheme="minorEastAsia" w:hAnsi="Arial" w:cs="Arial"/>
+          <w:sz w:val="24"/>
+          <w:u w:val="single"/>
+        </w:rPr>
+        <w:t>Falso negativo:</w:t>
+      </w:r>
+      <w:r>
+        <w:rPr>
+          <w:rFonts w:ascii="Arial" w:eastAsiaTheme="minorEastAsia" w:hAnsi="Arial" w:cs="Arial"/>
+          <w:sz w:val="24"/>
+        </w:rPr>
+        <w:t xml:space="preserve"> El usuario usa un lenguaje positivo pero lo marca como no recomendado.</w:t>
+      </w:r>
+    </w:p>
+    <w:p>
+      <w:pPr>
+        <w:pStyle w:val="Prrafodelista"/>
+        <w:numPr>
+          <w:ilvl w:val="0"/>
+          <w:numId w:val="2"/>
+        </w:numPr>
+        <w:spacing w:line="276" w:lineRule="auto"/>
+        <w:jc w:val="both"/>
+        <w:rPr>
+          <w:rFonts w:ascii="Arial" w:eastAsiaTheme="minorEastAsia" w:hAnsi="Arial" w:cs="Arial"/>
+          <w:sz w:val="24"/>
+        </w:rPr>
+      </w:pPr>
+      <w:r>
+        <w:rPr>
+          <w:rFonts w:ascii="Arial" w:eastAsiaTheme="minorEastAsia" w:hAnsi="Arial" w:cs="Arial"/>
+          <w:sz w:val="24"/>
+          <w:u w:val="single"/>
+        </w:rPr>
+        <w:t>Falso positivo:</w:t>
+      </w:r>
+      <w:r>
+        <w:rPr>
+          <w:rFonts w:ascii="Arial" w:eastAsiaTheme="minorEastAsia" w:hAnsi="Arial" w:cs="Arial"/>
+          <w:sz w:val="24"/>
+        </w:rPr>
+        <w:t xml:space="preserve"> El usuario usa un lenguaje negativo pero lo marca como recomendado.</w:t>
+      </w:r>
+    </w:p>
+    <w:p>
+      <w:pPr>
+        <w:spacing w:line="276" w:lineRule="auto"/>
+        <w:jc w:val="center"/>
+        <w:rPr>
+          <w:rFonts w:ascii="Arial" w:eastAsiaTheme="minorEastAsia" w:hAnsi="Arial" w:cs="Arial"/>
+          <w:sz w:val="24"/>
+        </w:rPr>
+      </w:pPr>
+      <w:bookmarkStart w:id="0" w:name="_GoBack"/>
+      <w:r>
+        <w:rPr>
+          <w:rFonts w:ascii="Arial" w:eastAsiaTheme="minorEastAsia" w:hAnsi="Arial" w:cs="Arial"/>
+          <w:sz w:val="24"/>
+        </w:rPr>
+        <w:drawing>
+          <wp:inline distT="0" distB="0" distL="0" distR="0" wp14:anchorId="27D0738C" wp14:editId="445665B0">
+            <wp:extent cx="5400040" cy="3140710"/>
+            <wp:effectExtent l="0" t="0" r="0" b="2540"/>
+            <wp:docPr id="20" name="Imagen 20"/>
+            <wp:cNvGraphicFramePr>
+              <a:graphicFrameLocks xmlns:a="http://schemas.openxmlformats.org/drawingml/2006/main" noChangeAspect="1"/>
+            </wp:cNvGraphicFramePr>
+            <a:graphic xmlns:a="http://schemas.openxmlformats.org/drawingml/2006/main">
+              <a:graphicData uri="http://schemas.openxmlformats.org/drawingml/2006/picture">
+                <pic:pic xmlns:pic="http://schemas.openxmlformats.org/drawingml/2006/picture">
+                  <pic:nvPicPr>
+                    <pic:cNvPr id="1" name=""/>
+                    <pic:cNvPicPr/>
+                  </pic:nvPicPr>
+                  <pic:blipFill>
+                    <a:blip r:embed="rId34"/>
+                    <a:stretch>
+                      <a:fillRect/>
+                    </a:stretch>
+                  </pic:blipFill>
+                  <pic:spPr>
+                    <a:xfrm>
+                      <a:off x="0" y="0"/>
+                      <a:ext cx="5400040" cy="3140710"/>
+                    </a:xfrm>
+                    <a:prstGeom prst="rect">
+                      <a:avLst/>
+                    </a:prstGeom>
+                  </pic:spPr>
+                </pic:pic>
+              </a:graphicData>
+            </a:graphic>
+          </wp:inline>
+        </w:drawing>
+      </w:r>
+      <w:bookmarkEnd w:id="0"/>
+    </w:p>
+    <w:p>
+      <w:pPr>
+        <w:spacing w:line="276" w:lineRule="auto"/>
+        <w:jc w:val="both"/>
+        <w:rPr>
+          <w:rFonts w:ascii="Arial" w:eastAsiaTheme="minorEastAsia" w:hAnsi="Arial" w:cs="Arial"/>
+          <w:sz w:val="24"/>
+        </w:rPr>
+      </w:pPr>
+      <w:r>
+        <w:rPr>
+          <w:rFonts w:ascii="Arial" w:eastAsiaTheme="minorEastAsia" w:hAnsi="Arial" w:cs="Arial"/>
+          <w:sz w:val="24"/>
+        </w:rPr>
+        <w:t>Finalmente, podemos observar que tan solo hay contradicciones en la parte de que habla mal en la reseña pero si lo recomienda.</w:t>
       </w:r>
     </w:p>
     <w:p>
@@ -13333,6 +14273,7 @@
           <w:color w:val="auto"/>
           <w:sz w:val="28"/>
         </w:rPr>
+        <w:lastRenderedPageBreak/>
         <w:t>Predicción de precio de venta</w:t>
       </w:r>
     </w:p>
@@ -13362,7 +14303,7 @@
     </w:p>
     <w:p/>
     <w:sectPr>
-      <w:footerReference w:type="default" r:id="rId31"/>
+      <w:footerReference w:type="default" r:id="rId35"/>
       <w:pgSz w:w="11906" w:h="16838"/>
       <w:pgMar w:top="1417" w:right="1701" w:bottom="1417" w:left="1701" w:header="708" w:footer="708" w:gutter="0"/>
       <w:cols w:space="708"/>
@@ -13427,7 +14368,7 @@
           <w:rPr>
             <w:noProof/>
           </w:rPr>
-          <w:t>25</w:t>
+          <w:t>28</w:t>
         </w:r>
         <w:r>
           <w:fldChar w:fldCharType="end"/>
@@ -14232,6 +15173,119 @@
     </w:lvl>
   </w:abstractNum>
   <w:abstractNum w:abstractNumId="7" w15:restartNumberingAfterBreak="0">
+    <w:nsid w:val="3FBF346E"/>
+    <w:multiLevelType w:val="hybridMultilevel"/>
+    <w:tmpl w:val="4C86138C"/>
+    <w:lvl w:ilvl="0" w:tplc="0C0A0001">
+      <w:start w:val="1"/>
+      <w:numFmt w:val="bullet"/>
+      <w:lvlText w:val=""/>
+      <w:lvlJc w:val="left"/>
+      <w:pPr>
+        <w:ind w:left="720" w:hanging="360"/>
+      </w:pPr>
+      <w:rPr>
+        <w:rFonts w:ascii="Symbol" w:hAnsi="Symbol" w:hint="default"/>
+      </w:rPr>
+    </w:lvl>
+    <w:lvl w:ilvl="1" w:tplc="0C0A0003" w:tentative="1">
+      <w:start w:val="1"/>
+      <w:numFmt w:val="bullet"/>
+      <w:lvlText w:val="o"/>
+      <w:lvlJc w:val="left"/>
+      <w:pPr>
+        <w:ind w:left="1440" w:hanging="360"/>
+      </w:pPr>
+      <w:rPr>
+        <w:rFonts w:ascii="Courier New" w:hAnsi="Courier New" w:cs="Courier New" w:hint="default"/>
+      </w:rPr>
+    </w:lvl>
+    <w:lvl w:ilvl="2" w:tplc="0C0A0005" w:tentative="1">
+      <w:start w:val="1"/>
+      <w:numFmt w:val="bullet"/>
+      <w:lvlText w:val=""/>
+      <w:lvlJc w:val="left"/>
+      <w:pPr>
+        <w:ind w:left="2160" w:hanging="360"/>
+      </w:pPr>
+      <w:rPr>
+        <w:rFonts w:ascii="Wingdings" w:hAnsi="Wingdings" w:hint="default"/>
+      </w:rPr>
+    </w:lvl>
+    <w:lvl w:ilvl="3" w:tplc="0C0A0001" w:tentative="1">
+      <w:start w:val="1"/>
+      <w:numFmt w:val="bullet"/>
+      <w:lvlText w:val=""/>
+      <w:lvlJc w:val="left"/>
+      <w:pPr>
+        <w:ind w:left="2880" w:hanging="360"/>
+      </w:pPr>
+      <w:rPr>
+        <w:rFonts w:ascii="Symbol" w:hAnsi="Symbol" w:hint="default"/>
+      </w:rPr>
+    </w:lvl>
+    <w:lvl w:ilvl="4" w:tplc="0C0A0003" w:tentative="1">
+      <w:start w:val="1"/>
+      <w:numFmt w:val="bullet"/>
+      <w:lvlText w:val="o"/>
+      <w:lvlJc w:val="left"/>
+      <w:pPr>
+        <w:ind w:left="3600" w:hanging="360"/>
+      </w:pPr>
+      <w:rPr>
+        <w:rFonts w:ascii="Courier New" w:hAnsi="Courier New" w:cs="Courier New" w:hint="default"/>
+      </w:rPr>
+    </w:lvl>
+    <w:lvl w:ilvl="5" w:tplc="0C0A0005" w:tentative="1">
+      <w:start w:val="1"/>
+      <w:numFmt w:val="bullet"/>
+      <w:lvlText w:val=""/>
+      <w:lvlJc w:val="left"/>
+      <w:pPr>
+        <w:ind w:left="4320" w:hanging="360"/>
+      </w:pPr>
+      <w:rPr>
+        <w:rFonts w:ascii="Wingdings" w:hAnsi="Wingdings" w:hint="default"/>
+      </w:rPr>
+    </w:lvl>
+    <w:lvl w:ilvl="6" w:tplc="0C0A0001" w:tentative="1">
+      <w:start w:val="1"/>
+      <w:numFmt w:val="bullet"/>
+      <w:lvlText w:val=""/>
+      <w:lvlJc w:val="left"/>
+      <w:pPr>
+        <w:ind w:left="5040" w:hanging="360"/>
+      </w:pPr>
+      <w:rPr>
+        <w:rFonts w:ascii="Symbol" w:hAnsi="Symbol" w:hint="default"/>
+      </w:rPr>
+    </w:lvl>
+    <w:lvl w:ilvl="7" w:tplc="0C0A0003" w:tentative="1">
+      <w:start w:val="1"/>
+      <w:numFmt w:val="bullet"/>
+      <w:lvlText w:val="o"/>
+      <w:lvlJc w:val="left"/>
+      <w:pPr>
+        <w:ind w:left="5760" w:hanging="360"/>
+      </w:pPr>
+      <w:rPr>
+        <w:rFonts w:ascii="Courier New" w:hAnsi="Courier New" w:cs="Courier New" w:hint="default"/>
+      </w:rPr>
+    </w:lvl>
+    <w:lvl w:ilvl="8" w:tplc="0C0A0005" w:tentative="1">
+      <w:start w:val="1"/>
+      <w:numFmt w:val="bullet"/>
+      <w:lvlText w:val=""/>
+      <w:lvlJc w:val="left"/>
+      <w:pPr>
+        <w:ind w:left="6480" w:hanging="360"/>
+      </w:pPr>
+      <w:rPr>
+        <w:rFonts w:ascii="Wingdings" w:hAnsi="Wingdings" w:hint="default"/>
+      </w:rPr>
+    </w:lvl>
+  </w:abstractNum>
+  <w:abstractNum w:abstractNumId="8" w15:restartNumberingAfterBreak="0">
     <w:nsid w:val="55BB263E"/>
     <w:multiLevelType w:val="multilevel"/>
     <w:tmpl w:val="D8D851C6"/>
@@ -14353,7 +15407,7 @@
       </w:rPr>
     </w:lvl>
   </w:abstractNum>
-  <w:abstractNum w:abstractNumId="8" w15:restartNumberingAfterBreak="0">
+  <w:abstractNum w:abstractNumId="9" w15:restartNumberingAfterBreak="0">
     <w:nsid w:val="5B94122C"/>
     <w:multiLevelType w:val="hybridMultilevel"/>
     <w:tmpl w:val="8F7853AC"/>
@@ -14439,7 +15493,7 @@
       </w:pPr>
     </w:lvl>
   </w:abstractNum>
-  <w:abstractNum w:abstractNumId="9" w15:restartNumberingAfterBreak="0">
+  <w:abstractNum w:abstractNumId="10" w15:restartNumberingAfterBreak="0">
     <w:nsid w:val="5D817739"/>
     <w:multiLevelType w:val="multilevel"/>
     <w:tmpl w:val="0C0A001F"/>
@@ -14525,7 +15579,7 @@
       </w:pPr>
     </w:lvl>
   </w:abstractNum>
-  <w:abstractNum w:abstractNumId="10" w15:restartNumberingAfterBreak="0">
+  <w:abstractNum w:abstractNumId="11" w15:restartNumberingAfterBreak="0">
     <w:nsid w:val="646F4A7C"/>
     <w:multiLevelType w:val="multilevel"/>
     <w:tmpl w:val="8182EB50"/>
@@ -14674,30 +15728,29 @@
       </w:rPr>
     </w:lvl>
   </w:abstractNum>
-  <w:abstractNum w:abstractNumId="11" w15:restartNumberingAfterBreak="0">
-    <w:nsid w:val="7D3A75FD"/>
+  <w:abstractNum w:abstractNumId="12" w15:restartNumberingAfterBreak="0">
+    <w:nsid w:val="781936D6"/>
     <w:multiLevelType w:val="hybridMultilevel"/>
-    <w:tmpl w:val="2DD0EF20"/>
-    <w:lvl w:ilvl="0" w:tplc="59CEC4E2">
-      <w:start w:val="2"/>
+    <w:tmpl w:val="FAC2A340"/>
+    <w:lvl w:ilvl="0" w:tplc="0C0A0001">
+      <w:start w:val="1"/>
       <w:numFmt w:val="bullet"/>
-      <w:lvlText w:val="-"/>
+      <w:lvlText w:val=""/>
       <w:lvlJc w:val="left"/>
       <w:pPr>
-        <w:ind w:left="360" w:hanging="360"/>
+        <w:ind w:left="927" w:hanging="360"/>
       </w:pPr>
       <w:rPr>
-        <w:rFonts w:ascii="Arial" w:eastAsiaTheme="minorHAnsi" w:hAnsi="Arial" w:cs="Arial" w:hint="default"/>
-        <w:sz w:val="24"/>
+        <w:rFonts w:ascii="Symbol" w:hAnsi="Symbol" w:hint="default"/>
       </w:rPr>
     </w:lvl>
-    <w:lvl w:ilvl="1" w:tplc="0C0A0003">
+    <w:lvl w:ilvl="1" w:tplc="0C0A0003" w:tentative="1">
       <w:start w:val="1"/>
       <w:numFmt w:val="bullet"/>
       <w:lvlText w:val="o"/>
       <w:lvlJc w:val="left"/>
       <w:pPr>
-        <w:ind w:left="785" w:hanging="360"/>
+        <w:ind w:left="1647" w:hanging="360"/>
       </w:pPr>
       <w:rPr>
         <w:rFonts w:ascii="Courier New" w:hAnsi="Courier New" w:cs="Courier New" w:hint="default"/>
@@ -14709,7 +15762,7 @@
       <w:lvlText w:val=""/>
       <w:lvlJc w:val="left"/>
       <w:pPr>
-        <w:ind w:left="2160" w:hanging="360"/>
+        <w:ind w:left="2367" w:hanging="360"/>
       </w:pPr>
       <w:rPr>
         <w:rFonts w:ascii="Wingdings" w:hAnsi="Wingdings" w:hint="default"/>
@@ -14721,7 +15774,7 @@
       <w:lvlText w:val=""/>
       <w:lvlJc w:val="left"/>
       <w:pPr>
-        <w:ind w:left="2880" w:hanging="360"/>
+        <w:ind w:left="3087" w:hanging="360"/>
       </w:pPr>
       <w:rPr>
         <w:rFonts w:ascii="Symbol" w:hAnsi="Symbol" w:hint="default"/>
@@ -14733,7 +15786,7 @@
       <w:lvlText w:val="o"/>
       <w:lvlJc w:val="left"/>
       <w:pPr>
-        <w:ind w:left="3600" w:hanging="360"/>
+        <w:ind w:left="3807" w:hanging="360"/>
       </w:pPr>
       <w:rPr>
         <w:rFonts w:ascii="Courier New" w:hAnsi="Courier New" w:cs="Courier New" w:hint="default"/>
@@ -14745,7 +15798,7 @@
       <w:lvlText w:val=""/>
       <w:lvlJc w:val="left"/>
       <w:pPr>
-        <w:ind w:left="4320" w:hanging="360"/>
+        <w:ind w:left="4527" w:hanging="360"/>
       </w:pPr>
       <w:rPr>
         <w:rFonts w:ascii="Wingdings" w:hAnsi="Wingdings" w:hint="default"/>
@@ -14757,7 +15810,7 @@
       <w:lvlText w:val=""/>
       <w:lvlJc w:val="left"/>
       <w:pPr>
-        <w:ind w:left="5040" w:hanging="360"/>
+        <w:ind w:left="5247" w:hanging="360"/>
       </w:pPr>
       <w:rPr>
         <w:rFonts w:ascii="Symbol" w:hAnsi="Symbol" w:hint="default"/>
@@ -14769,7 +15822,7 @@
       <w:lvlText w:val="o"/>
       <w:lvlJc w:val="left"/>
       <w:pPr>
-        <w:ind w:left="5760" w:hanging="360"/>
+        <w:ind w:left="5967" w:hanging="360"/>
       </w:pPr>
       <w:rPr>
         <w:rFonts w:ascii="Courier New" w:hAnsi="Courier New" w:cs="Courier New" w:hint="default"/>
@@ -14781,6 +15834,120 @@
       <w:lvlText w:val=""/>
       <w:lvlJc w:val="left"/>
       <w:pPr>
+        <w:ind w:left="6687" w:hanging="360"/>
+      </w:pPr>
+      <w:rPr>
+        <w:rFonts w:ascii="Wingdings" w:hAnsi="Wingdings" w:hint="default"/>
+      </w:rPr>
+    </w:lvl>
+  </w:abstractNum>
+  <w:abstractNum w:abstractNumId="13" w15:restartNumberingAfterBreak="0">
+    <w:nsid w:val="7D3A75FD"/>
+    <w:multiLevelType w:val="hybridMultilevel"/>
+    <w:tmpl w:val="1380730C"/>
+    <w:lvl w:ilvl="0" w:tplc="59CEC4E2">
+      <w:start w:val="2"/>
+      <w:numFmt w:val="bullet"/>
+      <w:lvlText w:val="-"/>
+      <w:lvlJc w:val="left"/>
+      <w:pPr>
+        <w:ind w:left="360" w:hanging="360"/>
+      </w:pPr>
+      <w:rPr>
+        <w:rFonts w:ascii="Arial" w:eastAsiaTheme="minorHAnsi" w:hAnsi="Arial" w:cs="Arial" w:hint="default"/>
+        <w:sz w:val="24"/>
+      </w:rPr>
+    </w:lvl>
+    <w:lvl w:ilvl="1" w:tplc="0C0A0001">
+      <w:start w:val="1"/>
+      <w:numFmt w:val="bullet"/>
+      <w:lvlText w:val=""/>
+      <w:lvlJc w:val="left"/>
+      <w:pPr>
+        <w:ind w:left="785" w:hanging="360"/>
+      </w:pPr>
+      <w:rPr>
+        <w:rFonts w:ascii="Symbol" w:hAnsi="Symbol" w:hint="default"/>
+      </w:rPr>
+    </w:lvl>
+    <w:lvl w:ilvl="2" w:tplc="0C0A0005">
+      <w:start w:val="1"/>
+      <w:numFmt w:val="bullet"/>
+      <w:lvlText w:val=""/>
+      <w:lvlJc w:val="left"/>
+      <w:pPr>
+        <w:ind w:left="1069" w:hanging="360"/>
+      </w:pPr>
+      <w:rPr>
+        <w:rFonts w:ascii="Wingdings" w:hAnsi="Wingdings" w:hint="default"/>
+      </w:rPr>
+    </w:lvl>
+    <w:lvl w:ilvl="3" w:tplc="0C0A0001" w:tentative="1">
+      <w:start w:val="1"/>
+      <w:numFmt w:val="bullet"/>
+      <w:lvlText w:val=""/>
+      <w:lvlJc w:val="left"/>
+      <w:pPr>
+        <w:ind w:left="2880" w:hanging="360"/>
+      </w:pPr>
+      <w:rPr>
+        <w:rFonts w:ascii="Symbol" w:hAnsi="Symbol" w:hint="default"/>
+      </w:rPr>
+    </w:lvl>
+    <w:lvl w:ilvl="4" w:tplc="0C0A0003" w:tentative="1">
+      <w:start w:val="1"/>
+      <w:numFmt w:val="bullet"/>
+      <w:lvlText w:val="o"/>
+      <w:lvlJc w:val="left"/>
+      <w:pPr>
+        <w:ind w:left="3600" w:hanging="360"/>
+      </w:pPr>
+      <w:rPr>
+        <w:rFonts w:ascii="Courier New" w:hAnsi="Courier New" w:cs="Courier New" w:hint="default"/>
+      </w:rPr>
+    </w:lvl>
+    <w:lvl w:ilvl="5" w:tplc="0C0A0005" w:tentative="1">
+      <w:start w:val="1"/>
+      <w:numFmt w:val="bullet"/>
+      <w:lvlText w:val=""/>
+      <w:lvlJc w:val="left"/>
+      <w:pPr>
+        <w:ind w:left="4320" w:hanging="360"/>
+      </w:pPr>
+      <w:rPr>
+        <w:rFonts w:ascii="Wingdings" w:hAnsi="Wingdings" w:hint="default"/>
+      </w:rPr>
+    </w:lvl>
+    <w:lvl w:ilvl="6" w:tplc="0C0A0001" w:tentative="1">
+      <w:start w:val="1"/>
+      <w:numFmt w:val="bullet"/>
+      <w:lvlText w:val=""/>
+      <w:lvlJc w:val="left"/>
+      <w:pPr>
+        <w:ind w:left="5040" w:hanging="360"/>
+      </w:pPr>
+      <w:rPr>
+        <w:rFonts w:ascii="Symbol" w:hAnsi="Symbol" w:hint="default"/>
+      </w:rPr>
+    </w:lvl>
+    <w:lvl w:ilvl="7" w:tplc="0C0A0003" w:tentative="1">
+      <w:start w:val="1"/>
+      <w:numFmt w:val="bullet"/>
+      <w:lvlText w:val="o"/>
+      <w:lvlJc w:val="left"/>
+      <w:pPr>
+        <w:ind w:left="5760" w:hanging="360"/>
+      </w:pPr>
+      <w:rPr>
+        <w:rFonts w:ascii="Courier New" w:hAnsi="Courier New" w:cs="Courier New" w:hint="default"/>
+      </w:rPr>
+    </w:lvl>
+    <w:lvl w:ilvl="8" w:tplc="0C0A0005" w:tentative="1">
+      <w:start w:val="1"/>
+      <w:numFmt w:val="bullet"/>
+      <w:lvlText w:val=""/>
+      <w:lvlJc w:val="left"/>
+      <w:pPr>
         <w:ind w:left="6480" w:hanging="360"/>
       </w:pPr>
       <w:rPr>
@@ -14792,16 +15959,16 @@
     <w:abstractNumId w:val="0"/>
   </w:num>
   <w:num w:numId="2">
-    <w:abstractNumId w:val="11"/>
+    <w:abstractNumId w:val="13"/>
   </w:num>
   <w:num w:numId="3">
     <w:abstractNumId w:val="1"/>
   </w:num>
   <w:num w:numId="4">
-    <w:abstractNumId w:val="9"/>
+    <w:abstractNumId w:val="10"/>
   </w:num>
   <w:num w:numId="5">
-    <w:abstractNumId w:val="8"/>
+    <w:abstractNumId w:val="9"/>
   </w:num>
   <w:num w:numId="6">
     <w:abstractNumId w:val="6"/>
@@ -14816,13 +15983,19 @@
     <w:abstractNumId w:val="4"/>
   </w:num>
   <w:num w:numId="10">
-    <w:abstractNumId w:val="7"/>
+    <w:abstractNumId w:val="8"/>
   </w:num>
   <w:num w:numId="11">
-    <w:abstractNumId w:val="10"/>
+    <w:abstractNumId w:val="11"/>
   </w:num>
   <w:num w:numId="12">
     <w:abstractNumId w:val="2"/>
+  </w:num>
+  <w:num w:numId="13">
+    <w:abstractNumId w:val="7"/>
+  </w:num>
+  <w:num w:numId="14">
+    <w:abstractNumId w:val="12"/>
   </w:num>
 </w:numbering>
 </file>
@@ -15498,7 +16671,562 @@
       <w:szCs w:val="20"/>
     </w:rPr>
   </w:style>
+  <w:style w:type="character" w:styleId="Textodelmarcadordeposicin">
+    <w:name w:val="Placeholder Text"/>
+    <w:basedOn w:val="Fuentedeprrafopredeter"/>
+    <w:uiPriority w:val="99"/>
+    <w:semiHidden/>
+    <w:rsid w:val="009A1F3B"/>
+    <w:rPr>
+      <w:color w:val="808080"/>
+    </w:rPr>
+  </w:style>
 </w:styles>
+</file>
+
+<file path=word/glossary/document.xml><?xml version="1.0" encoding="utf-8"?>
+<w:glossaryDocument xmlns:wpc="http://schemas.microsoft.com/office/word/2010/wordprocessingCanvas" xmlns:mc="http://schemas.openxmlformats.org/markup-compatibility/2006" xmlns:o="urn:schemas-microsoft-com:office:office" xmlns:r="http://schemas.openxmlformats.org/officeDocument/2006/relationships" xmlns:m="http://schemas.openxmlformats.org/officeDocument/2006/math" xmlns:v="urn:schemas-microsoft-com:vml" xmlns:wp14="http://schemas.microsoft.com/office/word/2010/wordprocessingDrawing" xmlns:wp="http://schemas.openxmlformats.org/drawingml/2006/wordprocessingDrawing" xmlns:w10="urn:schemas-microsoft-com:office:word" xmlns:w="http://schemas.openxmlformats.org/wordprocessingml/2006/main" xmlns:w14="http://schemas.microsoft.com/office/word/2010/wordml" xmlns:w15="http://schemas.microsoft.com/office/word/2012/wordml" xmlns:wpg="http://schemas.microsoft.com/office/word/2010/wordprocessingGroup" xmlns:wpi="http://schemas.microsoft.com/office/word/2010/wordprocessingInk" xmlns:wne="http://schemas.microsoft.com/office/word/2006/wordml" xmlns:wps="http://schemas.microsoft.com/office/word/2010/wordprocessingShape" mc:Ignorable="w14 w15 wp14"/>
+</file>
+
+<file path=word/glossary/fontTable.xml><?xml version="1.0" encoding="utf-8"?>
+<w:fonts xmlns:mc="http://schemas.openxmlformats.org/markup-compatibility/2006" xmlns:r="http://schemas.openxmlformats.org/officeDocument/2006/relationships" xmlns:w="http://schemas.openxmlformats.org/wordprocessingml/2006/main" xmlns:w14="http://schemas.microsoft.com/office/word/2010/wordml" xmlns:w15="http://schemas.microsoft.com/office/word/2012/wordml" mc:Ignorable="w14 w15">
+  <w:font w:name="Times New Roman">
+    <w:panose1 w:val="02020603050405020304"/>
+    <w:charset w:val="00"/>
+    <w:family w:val="roman"/>
+    <w:pitch w:val="variable"/>
+    <w:sig w:usb0="E0002EFF" w:usb1="C000785B" w:usb2="00000009" w:usb3="00000000" w:csb0="000001FF" w:csb1="00000000"/>
+  </w:font>
+  <w:font w:name="Symbol">
+    <w:panose1 w:val="05050102010706020507"/>
+    <w:charset w:val="02"/>
+    <w:family w:val="roman"/>
+    <w:pitch w:val="variable"/>
+    <w:sig w:usb0="00000000" w:usb1="10000000" w:usb2="00000000" w:usb3="00000000" w:csb0="80000000" w:csb1="00000000"/>
+  </w:font>
+  <w:font w:name="Courier New">
+    <w:panose1 w:val="02070309020205020404"/>
+    <w:charset w:val="00"/>
+    <w:family w:val="modern"/>
+    <w:pitch w:val="fixed"/>
+    <w:sig w:usb0="E0002EFF" w:usb1="C0007843" w:usb2="00000009" w:usb3="00000000" w:csb0="000001FF" w:csb1="00000000"/>
+  </w:font>
+  <w:font w:name="Wingdings">
+    <w:panose1 w:val="05000000000000000000"/>
+    <w:charset w:val="02"/>
+    <w:family w:val="auto"/>
+    <w:pitch w:val="variable"/>
+    <w:sig w:usb0="00000000" w:usb1="10000000" w:usb2="00000000" w:usb3="00000000" w:csb0="80000000" w:csb1="00000000"/>
+  </w:font>
+  <w:font w:name="Arial">
+    <w:panose1 w:val="020B0604020202020204"/>
+    <w:charset w:val="00"/>
+    <w:family w:val="swiss"/>
+    <w:pitch w:val="variable"/>
+    <w:sig w:usb0="E0002EFF" w:usb1="C000785B" w:usb2="00000009" w:usb3="00000000" w:csb0="000001FF" w:csb1="00000000"/>
+  </w:font>
+  <w:font w:name="Calibri">
+    <w:panose1 w:val="020F0502020204030204"/>
+    <w:charset w:val="00"/>
+    <w:family w:val="swiss"/>
+    <w:pitch w:val="variable"/>
+    <w:sig w:usb0="E4002EFF" w:usb1="C200247B" w:usb2="00000009" w:usb3="00000000" w:csb0="000001FF" w:csb1="00000000"/>
+  </w:font>
+  <w:font w:name="Calibri Light">
+    <w:panose1 w:val="020F0302020204030204"/>
+    <w:charset w:val="00"/>
+    <w:family w:val="swiss"/>
+    <w:pitch w:val="variable"/>
+    <w:sig w:usb0="E4002EFF" w:usb1="C200247B" w:usb2="00000009" w:usb3="00000000" w:csb0="000001FF" w:csb1="00000000"/>
+  </w:font>
+  <w:font w:name="Cambria Math">
+    <w:panose1 w:val="02040503050406030204"/>
+    <w:charset w:val="00"/>
+    <w:family w:val="roman"/>
+    <w:pitch w:val="variable"/>
+    <w:sig w:usb0="E00006FF" w:usb1="420024FF" w:usb2="02000000" w:usb3="00000000" w:csb0="0000019F" w:csb1="00000000"/>
+  </w:font>
+</w:fonts>
+</file>
+
+<file path=word/glossary/settings.xml><?xml version="1.0" encoding="utf-8"?>
+<w:settings xmlns:mc="http://schemas.openxmlformats.org/markup-compatibility/2006" xmlns:o="urn:schemas-microsoft-com:office:office" xmlns:r="http://schemas.openxmlformats.org/officeDocument/2006/relationships" xmlns:m="http://schemas.openxmlformats.org/officeDocument/2006/math" xmlns:v="urn:schemas-microsoft-com:vml" xmlns:w10="urn:schemas-microsoft-com:office:word" xmlns:w="http://schemas.openxmlformats.org/wordprocessingml/2006/main" xmlns:w14="http://schemas.microsoft.com/office/word/2010/wordml" xmlns:w15="http://schemas.microsoft.com/office/word/2012/wordml" xmlns:sl="http://schemas.openxmlformats.org/schemaLibrary/2006/main" mc:Ignorable="w14 w15">
+  <w:view w:val="normal"/>
+  <w:defaultTabStop w:val="708"/>
+  <w:hyphenationZone w:val="425"/>
+  <w:characterSpacingControl w:val="doNotCompress"/>
+  <w:compat>
+    <w:useFELayout/>
+    <w:compatSetting w:name="compatibilityMode" w:uri="http://schemas.microsoft.com/office/word" w:val="15"/>
+    <w:compatSetting w:name="overrideTableStyleFontSizeAndJustification" w:uri="http://schemas.microsoft.com/office/word" w:val="1"/>
+    <w:compatSetting w:name="enableOpenTypeFeatures" w:uri="http://schemas.microsoft.com/office/word" w:val="1"/>
+    <w:compatSetting w:name="doNotFlipMirrorIndents" w:uri="http://schemas.microsoft.com/office/word" w:val="1"/>
+    <w:compatSetting w:name="differentiateMultirowTableHeaders" w:uri="http://schemas.microsoft.com/office/word" w:val="1"/>
+  </w:compat>
+  <w:rsids>
+    <w:rsidRoot w:val="00CA3920"/>
+    <w:rsid w:val="00CA3920"/>
+  </w:rsids>
+  <m:mathPr>
+    <m:mathFont m:val="Cambria Math"/>
+    <m:brkBin m:val="before"/>
+    <m:brkBinSub m:val="--"/>
+    <m:smallFrac m:val="0"/>
+    <m:dispDef/>
+    <m:lMargin m:val="0"/>
+    <m:rMargin m:val="0"/>
+    <m:defJc m:val="centerGroup"/>
+    <m:wrapIndent m:val="1440"/>
+    <m:intLim m:val="subSup"/>
+    <m:naryLim m:val="undOvr"/>
+  </m:mathPr>
+  <w:themeFontLang w:val="es-ES"/>
+  <w:clrSchemeMapping w:bg1="light1" w:t1="dark1" w:bg2="light2" w:t2="dark2" w:accent1="accent1" w:accent2="accent2" w:accent3="accent3" w:accent4="accent4" w:accent5="accent5" w:accent6="accent6" w:hyperlink="hyperlink" w:followedHyperlink="followedHyperlink"/>
+  <w:decimalSymbol w:val=","/>
+  <w:listSeparator w:val=";"/>
+  <w15:chartTrackingRefBased/>
+</w:settings>
+</file>
+
+<file path=word/glossary/styles.xml><?xml version="1.0" encoding="utf-8"?>
+<w:styles xmlns:mc="http://schemas.openxmlformats.org/markup-compatibility/2006" xmlns:r="http://schemas.openxmlformats.org/officeDocument/2006/relationships" xmlns:w="http://schemas.openxmlformats.org/wordprocessingml/2006/main" xmlns:w14="http://schemas.microsoft.com/office/word/2010/wordml" xmlns:w15="http://schemas.microsoft.com/office/word/2012/wordml" mc:Ignorable="w14 w15">
+  <w:docDefaults>
+    <w:rPrDefault>
+      <w:rPr>
+        <w:rFonts w:asciiTheme="minorHAnsi" w:eastAsiaTheme="minorEastAsia" w:hAnsiTheme="minorHAnsi" w:cstheme="minorBidi"/>
+        <w:sz w:val="22"/>
+        <w:szCs w:val="22"/>
+        <w:lang w:val="es-ES" w:eastAsia="es-ES" w:bidi="ar-SA"/>
+      </w:rPr>
+    </w:rPrDefault>
+    <w:pPrDefault>
+      <w:pPr>
+        <w:spacing w:after="160" w:line="259" w:lineRule="auto"/>
+      </w:pPr>
+    </w:pPrDefault>
+  </w:docDefaults>
+  <w:latentStyles w:defLockedState="0" w:defUIPriority="99" w:defSemiHidden="0" w:defUnhideWhenUsed="0" w:defQFormat="0" w:count="371">
+    <w:lsdException w:name="Normal" w:uiPriority="0" w:qFormat="1"/>
+    <w:lsdException w:name="heading 1" w:uiPriority="9" w:qFormat="1"/>
+    <w:lsdException w:name="heading 2" w:semiHidden="1" w:uiPriority="9" w:unhideWhenUsed="1" w:qFormat="1"/>
+    <w:lsdException w:name="heading 3" w:semiHidden="1" w:uiPriority="9" w:unhideWhenUsed="1" w:qFormat="1"/>
+    <w:lsdException w:name="heading 4" w:semiHidden="1" w:uiPriority="9" w:unhideWhenUsed="1" w:qFormat="1"/>
+    <w:lsdException w:name="heading 5" w:semiHidden="1" w:uiPriority="9" w:unhideWhenUsed="1" w:qFormat="1"/>
+    <w:lsdException w:name="heading 6" w:semiHidden="1" w:uiPriority="9" w:unhideWhenUsed="1" w:qFormat="1"/>
+    <w:lsdException w:name="heading 7" w:semiHidden="1" w:uiPriority="9" w:unhideWhenUsed="1" w:qFormat="1"/>
+    <w:lsdException w:name="heading 8" w:semiHidden="1" w:uiPriority="9" w:unhideWhenUsed="1" w:qFormat="1"/>
+    <w:lsdException w:name="heading 9" w:semiHidden="1" w:uiPriority="9" w:unhideWhenUsed="1" w:qFormat="1"/>
+    <w:lsdException w:name="index 1" w:semiHidden="1" w:unhideWhenUsed="1"/>
+    <w:lsdException w:name="index 2" w:semiHidden="1" w:unhideWhenUsed="1"/>
+    <w:lsdException w:name="index 3" w:semiHidden="1" w:unhideWhenUsed="1"/>
+    <w:lsdException w:name="index 4" w:semiHidden="1" w:unhideWhenUsed="1"/>
+    <w:lsdException w:name="index 5" w:semiHidden="1" w:unhideWhenUsed="1"/>
+    <w:lsdException w:name="index 6" w:semiHidden="1" w:unhideWhenUsed="1"/>
+    <w:lsdException w:name="index 7" w:semiHidden="1" w:unhideWhenUsed="1"/>
+    <w:lsdException w:name="index 8" w:semiHidden="1" w:unhideWhenUsed="1"/>
+    <w:lsdException w:name="index 9" w:semiHidden="1" w:unhideWhenUsed="1"/>
+    <w:lsdException w:name="toc 1" w:semiHidden="1" w:uiPriority="39" w:unhideWhenUsed="1"/>
+    <w:lsdException w:name="toc 2" w:semiHidden="1" w:uiPriority="39" w:unhideWhenUsed="1"/>
+    <w:lsdException w:name="toc 3" w:semiHidden="1" w:uiPriority="39" w:unhideWhenUsed="1"/>
+    <w:lsdException w:name="toc 4" w:semiHidden="1" w:uiPriority="39" w:unhideWhenUsed="1"/>
+    <w:lsdException w:name="toc 5" w:semiHidden="1" w:uiPriority="39" w:unhideWhenUsed="1"/>
+    <w:lsdException w:name="toc 6" w:semiHidden="1" w:uiPriority="39" w:unhideWhenUsed="1"/>
+    <w:lsdException w:name="toc 7" w:semiHidden="1" w:uiPriority="39" w:unhideWhenUsed="1"/>
+    <w:lsdException w:name="toc 8" w:semiHidden="1" w:uiPriority="39" w:unhideWhenUsed="1"/>
+    <w:lsdException w:name="toc 9" w:semiHidden="1" w:uiPriority="39" w:unhideWhenUsed="1"/>
+    <w:lsdException w:name="Normal Indent" w:semiHidden="1" w:unhideWhenUsed="1"/>
+    <w:lsdException w:name="footnote text" w:semiHidden="1" w:unhideWhenUsed="1"/>
+    <w:lsdException w:name="annotation text" w:semiHidden="1" w:unhideWhenUsed="1"/>
+    <w:lsdException w:name="header" w:semiHidden="1" w:unhideWhenUsed="1"/>
+    <w:lsdException w:name="footer" w:semiHidden="1" w:unhideWhenUsed="1"/>
+    <w:lsdException w:name="index heading" w:semiHidden="1" w:unhideWhenUsed="1"/>
+    <w:lsdException w:name="caption" w:semiHidden="1" w:uiPriority="35" w:unhideWhenUsed="1" w:qFormat="1"/>
+    <w:lsdException w:name="table of figures" w:semiHidden="1" w:unhideWhenUsed="1"/>
+    <w:lsdException w:name="envelope address" w:semiHidden="1" w:unhideWhenUsed="1"/>
+    <w:lsdException w:name="envelope return" w:semiHidden="1" w:unhideWhenUsed="1"/>
+    <w:lsdException w:name="footnote reference" w:semiHidden="1" w:unhideWhenUsed="1"/>
+    <w:lsdException w:name="annotation reference" w:semiHidden="1" w:unhideWhenUsed="1"/>
+    <w:lsdException w:name="line number" w:semiHidden="1" w:unhideWhenUsed="1"/>
+    <w:lsdException w:name="page number" w:semiHidden="1" w:unhideWhenUsed="1"/>
+    <w:lsdException w:name="endnote reference" w:semiHidden="1" w:unhideWhenUsed="1"/>
+    <w:lsdException w:name="endnote text" w:semiHidden="1" w:unhideWhenUsed="1"/>
+    <w:lsdException w:name="table of authorities" w:semiHidden="1" w:unhideWhenUsed="1"/>
+    <w:lsdException w:name="macro" w:semiHidden="1" w:unhideWhenUsed="1"/>
+    <w:lsdException w:name="toa heading" w:semiHidden="1" w:unhideWhenUsed="1"/>
+    <w:lsdException w:name="List" w:semiHidden="1" w:unhideWhenUsed="1"/>
+    <w:lsdException w:name="List Bullet" w:semiHidden="1" w:unhideWhenUsed="1"/>
+    <w:lsdException w:name="List Number" w:semiHidden="1" w:unhideWhenUsed="1"/>
+    <w:lsdException w:name="List 2" w:semiHidden="1" w:unhideWhenUsed="1"/>
+    <w:lsdException w:name="List 3" w:semiHidden="1" w:unhideWhenUsed="1"/>
+    <w:lsdException w:name="List 4" w:semiHidden="1" w:unhideWhenUsed="1"/>
+    <w:lsdException w:name="List 5" w:semiHidden="1" w:unhideWhenUsed="1"/>
+    <w:lsdException w:name="List Bullet 2" w:semiHidden="1" w:unhideWhenUsed="1"/>
+    <w:lsdException w:name="List Bullet 3" w:semiHidden="1" w:unhideWhenUsed="1"/>
+    <w:lsdException w:name="List Bullet 4" w:semiHidden="1" w:unhideWhenUsed="1"/>
+    <w:lsdException w:name="List Bullet 5" w:semiHidden="1" w:unhideWhenUsed="1"/>
+    <w:lsdException w:name="List Number 2" w:semiHidden="1" w:unhideWhenUsed="1"/>
+    <w:lsdException w:name="List Number 3" w:semiHidden="1" w:unhideWhenUsed="1"/>
+    <w:lsdException w:name="List Number 4" w:semiHidden="1" w:unhideWhenUsed="1"/>
+    <w:lsdException w:name="List Number 5" w:semiHidden="1" w:unhideWhenUsed="1"/>
+    <w:lsdException w:name="Title" w:uiPriority="10" w:qFormat="1"/>
+    <w:lsdException w:name="Closing" w:semiHidden="1" w:unhideWhenUsed="1"/>
+    <w:lsdException w:name="Signature" w:semiHidden="1" w:unhideWhenUsed="1"/>
+    <w:lsdException w:name="Default Paragraph Font" w:semiHidden="1" w:uiPriority="1" w:unhideWhenUsed="1"/>
+    <w:lsdException w:name="Body Text" w:semiHidden="1" w:unhideWhenUsed="1"/>
+    <w:lsdException w:name="Body Text Indent" w:semiHidden="1" w:unhideWhenUsed="1"/>
+    <w:lsdException w:name="List Continue" w:semiHidden="1" w:unhideWhenUsed="1"/>
+    <w:lsdException w:name="List Continue 2" w:semiHidden="1" w:unhideWhenUsed="1"/>
+    <w:lsdException w:name="List Continue 3" w:semiHidden="1" w:unhideWhenUsed="1"/>
+    <w:lsdException w:name="List Continue 4" w:semiHidden="1" w:unhideWhenUsed="1"/>
+    <w:lsdException w:name="List Continue 5" w:semiHidden="1" w:unhideWhenUsed="1"/>
+    <w:lsdException w:name="Message Header" w:semiHidden="1" w:unhideWhenUsed="1"/>
+    <w:lsdException w:name="Subtitle" w:uiPriority="11" w:qFormat="1"/>
+    <w:lsdException w:name="Salutation" w:semiHidden="1" w:unhideWhenUsed="1"/>
+    <w:lsdException w:name="Date" w:semiHidden="1" w:unhideWhenUsed="1"/>
+    <w:lsdException w:name="Body Text First Indent" w:semiHidden="1" w:unhideWhenUsed="1"/>
+    <w:lsdException w:name="Body Text First Indent 2" w:semiHidden="1" w:unhideWhenUsed="1"/>
+    <w:lsdException w:name="Note Heading" w:semiHidden="1" w:unhideWhenUsed="1"/>
+    <w:lsdException w:name="Body Text 2" w:semiHidden="1" w:unhideWhenUsed="1"/>
+    <w:lsdException w:name="Body Text 3" w:semiHidden="1" w:unhideWhenUsed="1"/>
+    <w:lsdException w:name="Body Text Indent 2" w:semiHidden="1" w:unhideWhenUsed="1"/>
+    <w:lsdException w:name="Body Text Indent 3" w:semiHidden="1" w:unhideWhenUsed="1"/>
+    <w:lsdException w:name="Block Text" w:semiHidden="1" w:unhideWhenUsed="1"/>
+    <w:lsdException w:name="Hyperlink" w:semiHidden="1" w:unhideWhenUsed="1"/>
+    <w:lsdException w:name="FollowedHyperlink" w:semiHidden="1" w:unhideWhenUsed="1"/>
+    <w:lsdException w:name="Strong" w:uiPriority="22" w:qFormat="1"/>
+    <w:lsdException w:name="Emphasis" w:uiPriority="20" w:qFormat="1"/>
+    <w:lsdException w:name="Document Map" w:semiHidden="1" w:unhideWhenUsed="1"/>
+    <w:lsdException w:name="Plain Text" w:semiHidden="1" w:unhideWhenUsed="1"/>
+    <w:lsdException w:name="E-mail Signature" w:semiHidden="1" w:unhideWhenUsed="1"/>
+    <w:lsdException w:name="HTML Top of Form" w:semiHidden="1" w:unhideWhenUsed="1"/>
+    <w:lsdException w:name="HTML Bottom of Form" w:semiHidden="1" w:unhideWhenUsed="1"/>
+    <w:lsdException w:name="Normal (Web)" w:semiHidden="1" w:unhideWhenUsed="1"/>
+    <w:lsdException w:name="HTML Acronym" w:semiHidden="1" w:unhideWhenUsed="1"/>
+    <w:lsdException w:name="HTML Address" w:semiHidden="1" w:unhideWhenUsed="1"/>
+    <w:lsdException w:name="HTML Cite" w:semiHidden="1" w:unhideWhenUsed="1"/>
+    <w:lsdException w:name="HTML Code" w:semiHidden="1" w:unhideWhenUsed="1"/>
+    <w:lsdException w:name="HTML Definition" w:semiHidden="1" w:unhideWhenUsed="1"/>
+    <w:lsdException w:name="HTML Keyboard" w:semiHidden="1" w:unhideWhenUsed="1"/>
+    <w:lsdException w:name="HTML Preformatted" w:semiHidden="1" w:unhideWhenUsed="1"/>
+    <w:lsdException w:name="HTML Sample" w:semiHidden="1" w:unhideWhenUsed="1"/>
+    <w:lsdException w:name="HTML Typewriter" w:semiHidden="1" w:unhideWhenUsed="1"/>
+    <w:lsdException w:name="HTML Variable" w:semiHidden="1" w:unhideWhenUsed="1"/>
+    <w:lsdException w:name="Normal Table" w:semiHidden="1" w:unhideWhenUsed="1"/>
+    <w:lsdException w:name="annotation subject" w:semiHidden="1" w:unhideWhenUsed="1"/>
+    <w:lsdException w:name="No List" w:semiHidden="1" w:unhideWhenUsed="1"/>
+    <w:lsdException w:name="Outline List 1" w:semiHidden="1" w:unhideWhenUsed="1"/>
+    <w:lsdException w:name="Outline List 2" w:semiHidden="1" w:unhideWhenUsed="1"/>
+    <w:lsdException w:name="Outline List 3" w:semiHidden="1" w:unhideWhenUsed="1"/>
+    <w:lsdException w:name="Table Simple 1" w:semiHidden="1" w:unhideWhenUsed="1"/>
+    <w:lsdException w:name="Table Simple 2" w:semiHidden="1" w:unhideWhenUsed="1"/>
+    <w:lsdException w:name="Table Simple 3" w:semiHidden="1" w:unhideWhenUsed="1"/>
+    <w:lsdException w:name="Table Classic 1" w:semiHidden="1" w:unhideWhenUsed="1"/>
+    <w:lsdException w:name="Table Classic 2" w:semiHidden="1" w:unhideWhenUsed="1"/>
+    <w:lsdException w:name="Table Classic 3" w:semiHidden="1" w:unhideWhenUsed="1"/>
+    <w:lsdException w:name="Table Classic 4" w:semiHidden="1" w:unhideWhenUsed="1"/>
+    <w:lsdException w:name="Table Colorful 1" w:semiHidden="1" w:unhideWhenUsed="1"/>
+    <w:lsdException w:name="Table Colorful 2" w:semiHidden="1" w:unhideWhenUsed="1"/>
+    <w:lsdException w:name="Table Colorful 3" w:semiHidden="1" w:unhideWhenUsed="1"/>
+    <w:lsdException w:name="Table Columns 1" w:semiHidden="1" w:unhideWhenUsed="1"/>
+    <w:lsdException w:name="Table Columns 2" w:semiHidden="1" w:unhideWhenUsed="1"/>
+    <w:lsdException w:name="Table Columns 3" w:semiHidden="1" w:unhideWhenUsed="1"/>
+    <w:lsdException w:name="Table Columns 4" w:semiHidden="1" w:unhideWhenUsed="1"/>
+    <w:lsdException w:name="Table Columns 5" w:semiHidden="1" w:unhideWhenUsed="1"/>
+    <w:lsdException w:name="Table Grid 1" w:semiHidden="1" w:unhideWhenUsed="1"/>
+    <w:lsdException w:name="Table Grid 2" w:semiHidden="1" w:unhideWhenUsed="1"/>
+    <w:lsdException w:name="Table Grid 3" w:semiHidden="1" w:unhideWhenUsed="1"/>
+    <w:lsdException w:name="Table Grid 4" w:semiHidden="1" w:unhideWhenUsed="1"/>
+    <w:lsdException w:name="Table Grid 5" w:semiHidden="1" w:unhideWhenUsed="1"/>
+    <w:lsdException w:name="Table Grid 6" w:semiHidden="1" w:unhideWhenUsed="1"/>
+    <w:lsdException w:name="Table Grid 7" w:semiHidden="1" w:unhideWhenUsed="1"/>
+    <w:lsdException w:name="Table Grid 8" w:semiHidden="1" w:unhideWhenUsed="1"/>
+    <w:lsdException w:name="Table List 1" w:semiHidden="1" w:unhideWhenUsed="1"/>
+    <w:lsdException w:name="Table List 2" w:semiHidden="1" w:unhideWhenUsed="1"/>
+    <w:lsdException w:name="Table List 3" w:semiHidden="1" w:unhideWhenUsed="1"/>
+    <w:lsdException w:name="Table List 4" w:semiHidden="1" w:unhideWhenUsed="1"/>
+    <w:lsdException w:name="Table List 5" w:semiHidden="1" w:unhideWhenUsed="1"/>
+    <w:lsdException w:name="Table List 6" w:semiHidden="1" w:unhideWhenUsed="1"/>
+    <w:lsdException w:name="Table List 7" w:semiHidden="1" w:unhideWhenUsed="1"/>
+    <w:lsdException w:name="Table List 8" w:semiHidden="1" w:unhideWhenUsed="1"/>
+    <w:lsdException w:name="Table 3D effects 1" w:semiHidden="1" w:unhideWhenUsed="1"/>
+    <w:lsdException w:name="Table 3D effects 2" w:semiHidden="1" w:unhideWhenUsed="1"/>
+    <w:lsdException w:name="Table 3D effects 3" w:semiHidden="1" w:unhideWhenUsed="1"/>
+    <w:lsdException w:name="Table Contemporary" w:semiHidden="1" w:unhideWhenUsed="1"/>
+    <w:lsdException w:name="Table Elegant" w:semiHidden="1" w:unhideWhenUsed="1"/>
+    <w:lsdException w:name="Table Professional" w:semiHidden="1" w:unhideWhenUsed="1"/>
+    <w:lsdException w:name="Table Subtle 1" w:semiHidden="1" w:unhideWhenUsed="1"/>
+    <w:lsdException w:name="Table Subtle 2" w:semiHidden="1" w:unhideWhenUsed="1"/>
+    <w:lsdException w:name="Table Web 1" w:semiHidden="1" w:unhideWhenUsed="1"/>
+    <w:lsdException w:name="Table Web 2" w:semiHidden="1" w:unhideWhenUsed="1"/>
+    <w:lsdException w:name="Table Web 3" w:semiHidden="1" w:unhideWhenUsed="1"/>
+    <w:lsdException w:name="Balloon Text" w:semiHidden="1" w:unhideWhenUsed="1"/>
+    <w:lsdException w:name="Table Grid" w:uiPriority="39"/>
+    <w:lsdException w:name="Table Theme" w:semiHidden="1" w:unhideWhenUsed="1"/>
+    <w:lsdException w:name="Placeholder Text" w:semiHidden="1"/>
+    <w:lsdException w:name="No Spacing" w:uiPriority="1" w:qFormat="1"/>
+    <w:lsdException w:name="Light Shading" w:uiPriority="60"/>
+    <w:lsdException w:name="Light List" w:uiPriority="61"/>
+    <w:lsdException w:name="Light Grid" w:uiPriority="62"/>
+    <w:lsdException w:name="Medium Shading 1" w:uiPriority="63"/>
+    <w:lsdException w:name="Medium Shading 2" w:uiPriority="64"/>
+    <w:lsdException w:name="Medium List 1" w:uiPriority="65"/>
+    <w:lsdException w:name="Medium List 2" w:uiPriority="66"/>
+    <w:lsdException w:name="Medium Grid 1" w:uiPriority="67"/>
+    <w:lsdException w:name="Medium Grid 2" w:uiPriority="68"/>
+    <w:lsdException w:name="Medium Grid 3" w:uiPriority="69"/>
+    <w:lsdException w:name="Dark List" w:uiPriority="70"/>
+    <w:lsdException w:name="Colorful Shading" w:uiPriority="71"/>
+    <w:lsdException w:name="Colorful List" w:uiPriority="72"/>
+    <w:lsdException w:name="Colorful Grid" w:uiPriority="73"/>
+    <w:lsdException w:name="Light Shading Accent 1" w:uiPriority="60"/>
+    <w:lsdException w:name="Light List Accent 1" w:uiPriority="61"/>
+    <w:lsdException w:name="Light Grid Accent 1" w:uiPriority="62"/>
+    <w:lsdException w:name="Medium Shading 1 Accent 1" w:uiPriority="63"/>
+    <w:lsdException w:name="Medium Shading 2 Accent 1" w:uiPriority="64"/>
+    <w:lsdException w:name="Medium List 1 Accent 1" w:uiPriority="65"/>
+    <w:lsdException w:name="Revision" w:semiHidden="1"/>
+    <w:lsdException w:name="List Paragraph" w:uiPriority="34" w:qFormat="1"/>
+    <w:lsdException w:name="Quote" w:uiPriority="29" w:qFormat="1"/>
+    <w:lsdException w:name="Intense Quote" w:uiPriority="30" w:qFormat="1"/>
+    <w:lsdException w:name="Medium List 2 Accent 1" w:uiPriority="66"/>
+    <w:lsdException w:name="Medium Grid 1 Accent 1" w:uiPriority="67"/>
+    <w:lsdException w:name="Medium Grid 2 Accent 1" w:uiPriority="68"/>
+    <w:lsdException w:name="Medium Grid 3 Accent 1" w:uiPriority="69"/>
+    <w:lsdException w:name="Dark List Accent 1" w:uiPriority="70"/>
+    <w:lsdException w:name="Colorful Shading Accent 1" w:uiPriority="71"/>
+    <w:lsdException w:name="Colorful List Accent 1" w:uiPriority="72"/>
+    <w:lsdException w:name="Colorful Grid Accent 1" w:uiPriority="73"/>
+    <w:lsdException w:name="Light Shading Accent 2" w:uiPriority="60"/>
+    <w:lsdException w:name="Light List Accent 2" w:uiPriority="61"/>
+    <w:lsdException w:name="Light Grid Accent 2" w:uiPriority="62"/>
+    <w:lsdException w:name="Medium Shading 1 Accent 2" w:uiPriority="63"/>
+    <w:lsdException w:name="Medium Shading 2 Accent 2" w:uiPriority="64"/>
+    <w:lsdException w:name="Medium List 1 Accent 2" w:uiPriority="65"/>
+    <w:lsdException w:name="Medium List 2 Accent 2" w:uiPriority="66"/>
+    <w:lsdException w:name="Medium Grid 1 Accent 2" w:uiPriority="67"/>
+    <w:lsdException w:name="Medium Grid 2 Accent 2" w:uiPriority="68"/>
+    <w:lsdException w:name="Medium Grid 3 Accent 2" w:uiPriority="69"/>
+    <w:lsdException w:name="Dark List Accent 2" w:uiPriority="70"/>
+    <w:lsdException w:name="Colorful Shading Accent 2" w:uiPriority="71"/>
+    <w:lsdException w:name="Colorful List Accent 2" w:uiPriority="72"/>
+    <w:lsdException w:name="Colorful Grid Accent 2" w:uiPriority="73"/>
+    <w:lsdException w:name="Light Shading Accent 3" w:uiPriority="60"/>
+    <w:lsdException w:name="Light List Accent 3" w:uiPriority="61"/>
+    <w:lsdException w:name="Light Grid Accent 3" w:uiPriority="62"/>
+    <w:lsdException w:name="Medium Shading 1 Accent 3" w:uiPriority="63"/>
+    <w:lsdException w:name="Medium Shading 2 Accent 3" w:uiPriority="64"/>
+    <w:lsdException w:name="Medium List 1 Accent 3" w:uiPriority="65"/>
+    <w:lsdException w:name="Medium List 2 Accent 3" w:uiPriority="66"/>
+    <w:lsdException w:name="Medium Grid 1 Accent 3" w:uiPriority="67"/>
+    <w:lsdException w:name="Medium Grid 2 Accent 3" w:uiPriority="68"/>
+    <w:lsdException w:name="Medium Grid 3 Accent 3" w:uiPriority="69"/>
+    <w:lsdException w:name="Dark List Accent 3" w:uiPriority="70"/>
+    <w:lsdException w:name="Colorful Shading Accent 3" w:uiPriority="71"/>
+    <w:lsdException w:name="Colorful List Accent 3" w:uiPriority="72"/>
+    <w:lsdException w:name="Colorful Grid Accent 3" w:uiPriority="73"/>
+    <w:lsdException w:name="Light Shading Accent 4" w:uiPriority="60"/>
+    <w:lsdException w:name="Light List Accent 4" w:uiPriority="61"/>
+    <w:lsdException w:name="Light Grid Accent 4" w:uiPriority="62"/>
+    <w:lsdException w:name="Medium Shading 1 Accent 4" w:uiPriority="63"/>
+    <w:lsdException w:name="Medium Shading 2 Accent 4" w:uiPriority="64"/>
+    <w:lsdException w:name="Medium List 1 Accent 4" w:uiPriority="65"/>
+    <w:lsdException w:name="Medium List 2 Accent 4" w:uiPriority="66"/>
+    <w:lsdException w:name="Medium Grid 1 Accent 4" w:uiPriority="67"/>
+    <w:lsdException w:name="Medium Grid 2 Accent 4" w:uiPriority="68"/>
+    <w:lsdException w:name="Medium Grid 3 Accent 4" w:uiPriority="69"/>
+    <w:lsdException w:name="Dark List Accent 4" w:uiPriority="70"/>
+    <w:lsdException w:name="Colorful Shading Accent 4" w:uiPriority="71"/>
+    <w:lsdException w:name="Colorful List Accent 4" w:uiPriority="72"/>
+    <w:lsdException w:name="Colorful Grid Accent 4" w:uiPriority="73"/>
+    <w:lsdException w:name="Light Shading Accent 5" w:uiPriority="60"/>
+    <w:lsdException w:name="Light List Accent 5" w:uiPriority="61"/>
+    <w:lsdException w:name="Light Grid Accent 5" w:uiPriority="62"/>
+    <w:lsdException w:name="Medium Shading 1 Accent 5" w:uiPriority="63"/>
+    <w:lsdException w:name="Medium Shading 2 Accent 5" w:uiPriority="64"/>
+    <w:lsdException w:name="Medium List 1 Accent 5" w:uiPriority="65"/>
+    <w:lsdException w:name="Medium List 2 Accent 5" w:uiPriority="66"/>
+    <w:lsdException w:name="Medium Grid 1 Accent 5" w:uiPriority="67"/>
+    <w:lsdException w:name="Medium Grid 2 Accent 5" w:uiPriority="68"/>
+    <w:lsdException w:name="Medium Grid 3 Accent 5" w:uiPriority="69"/>
+    <w:lsdException w:name="Dark List Accent 5" w:uiPriority="70"/>
+    <w:lsdException w:name="Colorful Shading Accent 5" w:uiPriority="71"/>
+    <w:lsdException w:name="Colorful List Accent 5" w:uiPriority="72"/>
+    <w:lsdException w:name="Colorful Grid Accent 5" w:uiPriority="73"/>
+    <w:lsdException w:name="Light Shading Accent 6" w:uiPriority="60"/>
+    <w:lsdException w:name="Light List Accent 6" w:uiPriority="61"/>
+    <w:lsdException w:name="Light Grid Accent 6" w:uiPriority="62"/>
+    <w:lsdException w:name="Medium Shading 1 Accent 6" w:uiPriority="63"/>
+    <w:lsdException w:name="Medium Shading 2 Accent 6" w:uiPriority="64"/>
+    <w:lsdException w:name="Medium List 1 Accent 6" w:uiPriority="65"/>
+    <w:lsdException w:name="Medium List 2 Accent 6" w:uiPriority="66"/>
+    <w:lsdException w:name="Medium Grid 1 Accent 6" w:uiPriority="67"/>
+    <w:lsdException w:name="Medium Grid 2 Accent 6" w:uiPriority="68"/>
+    <w:lsdException w:name="Medium Grid 3 Accent 6" w:uiPriority="69"/>
+    <w:lsdException w:name="Dark List Accent 6" w:uiPriority="70"/>
+    <w:lsdException w:name="Colorful Shading Accent 6" w:uiPriority="71"/>
+    <w:lsdException w:name="Colorful List Accent 6" w:uiPriority="72"/>
+    <w:lsdException w:name="Colorful Grid Accent 6" w:uiPriority="73"/>
+    <w:lsdException w:name="Subtle Emphasis" w:uiPriority="19" w:qFormat="1"/>
+    <w:lsdException w:name="Intense Emphasis" w:uiPriority="21" w:qFormat="1"/>
+    <w:lsdException w:name="Subtle Reference" w:uiPriority="31" w:qFormat="1"/>
+    <w:lsdException w:name="Intense Reference" w:uiPriority="32" w:qFormat="1"/>
+    <w:lsdException w:name="Book Title" w:uiPriority="33" w:qFormat="1"/>
+    <w:lsdException w:name="Bibliography" w:semiHidden="1" w:uiPriority="37" w:unhideWhenUsed="1"/>
+    <w:lsdException w:name="TOC Heading" w:semiHidden="1" w:uiPriority="39" w:unhideWhenUsed="1" w:qFormat="1"/>
+    <w:lsdException w:name="Plain Table 1" w:uiPriority="41"/>
+    <w:lsdException w:name="Plain Table 2" w:uiPriority="42"/>
+    <w:lsdException w:name="Plain Table 3" w:uiPriority="43"/>
+    <w:lsdException w:name="Plain Table 4" w:uiPriority="44"/>
+    <w:lsdException w:name="Plain Table 5" w:uiPriority="45"/>
+    <w:lsdException w:name="Grid Table Light" w:uiPriority="40"/>
+    <w:lsdException w:name="Grid Table 1 Light" w:uiPriority="46"/>
+    <w:lsdException w:name="Grid Table 2" w:uiPriority="47"/>
+    <w:lsdException w:name="Grid Table 3" w:uiPriority="48"/>
+    <w:lsdException w:name="Grid Table 4" w:uiPriority="49"/>
+    <w:lsdException w:name="Grid Table 5 Dark" w:uiPriority="50"/>
+    <w:lsdException w:name="Grid Table 6 Colorful" w:uiPriority="51"/>
+    <w:lsdException w:name="Grid Table 7 Colorful" w:uiPriority="52"/>
+    <w:lsdException w:name="Grid Table 1 Light Accent 1" w:uiPriority="46"/>
+    <w:lsdException w:name="Grid Table 2 Accent 1" w:uiPriority="47"/>
+    <w:lsdException w:name="Grid Table 3 Accent 1" w:uiPriority="48"/>
+    <w:lsdException w:name="Grid Table 4 Accent 1" w:uiPriority="49"/>
+    <w:lsdException w:name="Grid Table 5 Dark Accent 1" w:uiPriority="50"/>
+    <w:lsdException w:name="Grid Table 6 Colorful Accent 1" w:uiPriority="51"/>
+    <w:lsdException w:name="Grid Table 7 Colorful Accent 1" w:uiPriority="52"/>
+    <w:lsdException w:name="Grid Table 1 Light Accent 2" w:uiPriority="46"/>
+    <w:lsdException w:name="Grid Table 2 Accent 2" w:uiPriority="47"/>
+    <w:lsdException w:name="Grid Table 3 Accent 2" w:uiPriority="48"/>
+    <w:lsdException w:name="Grid Table 4 Accent 2" w:uiPriority="49"/>
+    <w:lsdException w:name="Grid Table 5 Dark Accent 2" w:uiPriority="50"/>
+    <w:lsdException w:name="Grid Table 6 Colorful Accent 2" w:uiPriority="51"/>
+    <w:lsdException w:name="Grid Table 7 Colorful Accent 2" w:uiPriority="52"/>
+    <w:lsdException w:name="Grid Table 1 Light Accent 3" w:uiPriority="46"/>
+    <w:lsdException w:name="Grid Table 2 Accent 3" w:uiPriority="47"/>
+    <w:lsdException w:name="Grid Table 3 Accent 3" w:uiPriority="48"/>
+    <w:lsdException w:name="Grid Table 4 Accent 3" w:uiPriority="49"/>
+    <w:lsdException w:name="Grid Table 5 Dark Accent 3" w:uiPriority="50"/>
+    <w:lsdException w:name="Grid Table 6 Colorful Accent 3" w:uiPriority="51"/>
+    <w:lsdException w:name="Grid Table 7 Colorful Accent 3" w:uiPriority="52"/>
+    <w:lsdException w:name="Grid Table 1 Light Accent 4" w:uiPriority="46"/>
+    <w:lsdException w:name="Grid Table 2 Accent 4" w:uiPriority="47"/>
+    <w:lsdException w:name="Grid Table 3 Accent 4" w:uiPriority="48"/>
+    <w:lsdException w:name="Grid Table 4 Accent 4" w:uiPriority="49"/>
+    <w:lsdException w:name="Grid Table 5 Dark Accent 4" w:uiPriority="50"/>
+    <w:lsdException w:name="Grid Table 6 Colorful Accent 4" w:uiPriority="51"/>
+    <w:lsdException w:name="Grid Table 7 Colorful Accent 4" w:uiPriority="52"/>
+    <w:lsdException w:name="Grid Table 1 Light Accent 5" w:uiPriority="46"/>
+    <w:lsdException w:name="Grid Table 2 Accent 5" w:uiPriority="47"/>
+    <w:lsdException w:name="Grid Table 3 Accent 5" w:uiPriority="48"/>
+    <w:lsdException w:name="Grid Table 4 Accent 5" w:uiPriority="49"/>
+    <w:lsdException w:name="Grid Table 5 Dark Accent 5" w:uiPriority="50"/>
+    <w:lsdException w:name="Grid Table 6 Colorful Accent 5" w:uiPriority="51"/>
+    <w:lsdException w:name="Grid Table 7 Colorful Accent 5" w:uiPriority="52"/>
+    <w:lsdException w:name="Grid Table 1 Light Accent 6" w:uiPriority="46"/>
+    <w:lsdException w:name="Grid Table 2 Accent 6" w:uiPriority="47"/>
+    <w:lsdException w:name="Grid Table 3 Accent 6" w:uiPriority="48"/>
+    <w:lsdException w:name="Grid Table 4 Accent 6" w:uiPriority="49"/>
+    <w:lsdException w:name="Grid Table 5 Dark Accent 6" w:uiPriority="50"/>
+    <w:lsdException w:name="Grid Table 6 Colorful Accent 6" w:uiPriority="51"/>
+    <w:lsdException w:name="Grid Table 7 Colorful Accent 6" w:uiPriority="52"/>
+    <w:lsdException w:name="List Table 1 Light" w:uiPriority="46"/>
+    <w:lsdException w:name="List Table 2" w:uiPriority="47"/>
+    <w:lsdException w:name="List Table 3" w:uiPriority="48"/>
+    <w:lsdException w:name="List Table 4" w:uiPriority="49"/>
+    <w:lsdException w:name="List Table 5 Dark" w:uiPriority="50"/>
+    <w:lsdException w:name="List Table 6 Colorful" w:uiPriority="51"/>
+    <w:lsdException w:name="List Table 7 Colorful" w:uiPriority="52"/>
+    <w:lsdException w:name="List Table 1 Light Accent 1" w:uiPriority="46"/>
+    <w:lsdException w:name="List Table 2 Accent 1" w:uiPriority="47"/>
+    <w:lsdException w:name="List Table 3 Accent 1" w:uiPriority="48"/>
+    <w:lsdException w:name="List Table 4 Accent 1" w:uiPriority="49"/>
+    <w:lsdException w:name="List Table 5 Dark Accent 1" w:uiPriority="50"/>
+    <w:lsdException w:name="List Table 6 Colorful Accent 1" w:uiPriority="51"/>
+    <w:lsdException w:name="List Table 7 Colorful Accent 1" w:uiPriority="52"/>
+    <w:lsdException w:name="List Table 1 Light Accent 2" w:uiPriority="46"/>
+    <w:lsdException w:name="List Table 2 Accent 2" w:uiPriority="47"/>
+    <w:lsdException w:name="List Table 3 Accent 2" w:uiPriority="48"/>
+    <w:lsdException w:name="List Table 4 Accent 2" w:uiPriority="49"/>
+    <w:lsdException w:name="List Table 5 Dark Accent 2" w:uiPriority="50"/>
+    <w:lsdException w:name="List Table 6 Colorful Accent 2" w:uiPriority="51"/>
+    <w:lsdException w:name="List Table 7 Colorful Accent 2" w:uiPriority="52"/>
+    <w:lsdException w:name="List Table 1 Light Accent 3" w:uiPriority="46"/>
+    <w:lsdException w:name="List Table 2 Accent 3" w:uiPriority="47"/>
+    <w:lsdException w:name="List Table 3 Accent 3" w:uiPriority="48"/>
+    <w:lsdException w:name="List Table 4 Accent 3" w:uiPriority="49"/>
+    <w:lsdException w:name="List Table 5 Dark Accent 3" w:uiPriority="50"/>
+    <w:lsdException w:name="List Table 6 Colorful Accent 3" w:uiPriority="51"/>
+    <w:lsdException w:name="List Table 7 Colorful Accent 3" w:uiPriority="52"/>
+    <w:lsdException w:name="List Table 1 Light Accent 4" w:uiPriority="46"/>
+    <w:lsdException w:name="List Table 2 Accent 4" w:uiPriority="47"/>
+    <w:lsdException w:name="List Table 3 Accent 4" w:uiPriority="48"/>
+    <w:lsdException w:name="List Table 4 Accent 4" w:uiPriority="49"/>
+    <w:lsdException w:name="List Table 5 Dark Accent 4" w:uiPriority="50"/>
+    <w:lsdException w:name="List Table 6 Colorful Accent 4" w:uiPriority="51"/>
+    <w:lsdException w:name="List Table 7 Colorful Accent 4" w:uiPriority="52"/>
+    <w:lsdException w:name="List Table 1 Light Accent 5" w:uiPriority="46"/>
+    <w:lsdException w:name="List Table 2 Accent 5" w:uiPriority="47"/>
+    <w:lsdException w:name="List Table 3 Accent 5" w:uiPriority="48"/>
+    <w:lsdException w:name="List Table 4 Accent 5" w:uiPriority="49"/>
+    <w:lsdException w:name="List Table 5 Dark Accent 5" w:uiPriority="50"/>
+    <w:lsdException w:name="List Table 6 Colorful Accent 5" w:uiPriority="51"/>
+    <w:lsdException w:name="List Table 7 Colorful Accent 5" w:uiPriority="52"/>
+    <w:lsdException w:name="List Table 1 Light Accent 6" w:uiPriority="46"/>
+    <w:lsdException w:name="List Table 2 Accent 6" w:uiPriority="47"/>
+    <w:lsdException w:name="List Table 3 Accent 6" w:uiPriority="48"/>
+    <w:lsdException w:name="List Table 4 Accent 6" w:uiPriority="49"/>
+    <w:lsdException w:name="List Table 5 Dark Accent 6" w:uiPriority="50"/>
+    <w:lsdException w:name="List Table 6 Colorful Accent 6" w:uiPriority="51"/>
+    <w:lsdException w:name="List Table 7 Colorful Accent 6" w:uiPriority="52"/>
+  </w:latentStyles>
+  <w:style w:type="paragraph" w:default="1" w:styleId="Normal">
+    <w:name w:val="Normal"/>
+    <w:qFormat/>
+  </w:style>
+  <w:style w:type="character" w:default="1" w:styleId="Fuentedeprrafopredeter">
+    <w:name w:val="Default Paragraph Font"/>
+    <w:uiPriority w:val="1"/>
+    <w:semiHidden/>
+    <w:unhideWhenUsed/>
+  </w:style>
+  <w:style w:type="table" w:default="1" w:styleId="Tablanormal">
+    <w:name w:val="Normal Table"/>
+    <w:uiPriority w:val="99"/>
+    <w:semiHidden/>
+    <w:unhideWhenUsed/>
+    <w:tblPr>
+      <w:tblInd w:w="0" w:type="dxa"/>
+      <w:tblCellMar>
+        <w:top w:w="0" w:type="dxa"/>
+        <w:left w:w="108" w:type="dxa"/>
+        <w:bottom w:w="0" w:type="dxa"/>
+        <w:right w:w="108" w:type="dxa"/>
+      </w:tblCellMar>
+    </w:tblPr>
+  </w:style>
+  <w:style w:type="numbering" w:default="1" w:styleId="Sinlista">
+    <w:name w:val="No List"/>
+    <w:uiPriority w:val="99"/>
+    <w:semiHidden/>
+    <w:unhideWhenUsed/>
+  </w:style>
+  <w:style w:type="character" w:styleId="Textodelmarcadordeposicin">
+    <w:name w:val="Placeholder Text"/>
+    <w:basedOn w:val="Fuentedeprrafopredeter"/>
+    <w:uiPriority w:val="99"/>
+    <w:semiHidden/>
+    <w:rsid w:val="00CA3920"/>
+    <w:rPr>
+      <w:color w:val="808080"/>
+    </w:rPr>
+  </w:style>
+</w:styles>
+</file>
+
+<file path=word/glossary/webSettings.xml><?xml version="1.0" encoding="utf-8"?>
+<w:webSettings xmlns:mc="http://schemas.openxmlformats.org/markup-compatibility/2006" xmlns:r="http://schemas.openxmlformats.org/officeDocument/2006/relationships" xmlns:w="http://schemas.openxmlformats.org/wordprocessingml/2006/main" xmlns:w14="http://schemas.microsoft.com/office/word/2010/wordml" xmlns:w15="http://schemas.microsoft.com/office/word/2012/wordml" mc:Ignorable="w14 w15">
+  <w:optimizeForBrowser/>
+  <w:allowPNG/>
+</w:webSettings>
 </file>
 
 <file path=word/theme/theme1.xml><?xml version="1.0" encoding="utf-8"?>
@@ -15767,7 +17495,7 @@
 </file>
 
 <file path=customXml/itemProps1.xml><?xml version="1.0" encoding="utf-8"?>
-<ds:datastoreItem xmlns:ds="http://schemas.openxmlformats.org/officeDocument/2006/customXml" ds:itemID="{A2E647EA-F58F-4CB3-9368-D9809C810ACF}">
+<ds:datastoreItem xmlns:ds="http://schemas.openxmlformats.org/officeDocument/2006/customXml" ds:itemID="{9A3D2CCD-5DF9-4A1F-8AEE-CE7B4842D136}">
   <ds:schemaRefs>
     <ds:schemaRef ds:uri="http://schemas.openxmlformats.org/officeDocument/2006/bibliography"/>
   </ds:schemaRefs>

--- a/SistemaAnalisisMercadoAutomocion.docx
+++ b/SistemaAnalisisMercadoAutomocion.docx
@@ -4514,6 +4514,7 @@
       <w:r>
         <w:rPr>
           <w:rFonts w:ascii="Arial" w:hAnsi="Arial" w:cs="Arial"/>
+          <w:noProof/>
           <w:sz w:val="24"/>
           <w:szCs w:val="24"/>
         </w:rPr>
@@ -4788,6 +4789,7 @@
       <w:r>
         <w:rPr>
           <w:rFonts w:ascii="Arial" w:hAnsi="Arial" w:cs="Arial"/>
+          <w:noProof/>
           <w:sz w:val="24"/>
           <w:szCs w:val="24"/>
         </w:rPr>
@@ -5012,6 +5014,7 @@
       <w:r>
         <w:rPr>
           <w:rFonts w:ascii="Arial" w:hAnsi="Arial" w:cs="Arial"/>
+          <w:noProof/>
           <w:sz w:val="24"/>
           <w:szCs w:val="24"/>
         </w:rPr>
@@ -5567,6 +5570,7 @@
       <w:r>
         <w:rPr>
           <w:rFonts w:ascii="Arial" w:hAnsi="Arial" w:cs="Arial"/>
+          <w:noProof/>
           <w:sz w:val="24"/>
           <w:szCs w:val="24"/>
         </w:rPr>
@@ -6364,6 +6368,23 @@
     </w:p>
     <w:p>
       <w:pPr>
+        <w:rPr>
+          <w:rFonts w:ascii="Arial" w:hAnsi="Arial" w:cs="Arial"/>
+          <w:sz w:val="24"/>
+          <w:szCs w:val="24"/>
+        </w:rPr>
+      </w:pPr>
+      <w:r>
+        <w:rPr>
+          <w:rFonts w:ascii="Arial" w:hAnsi="Arial" w:cs="Arial"/>
+          <w:sz w:val="24"/>
+          <w:szCs w:val="24"/>
+        </w:rPr>
+        <w:br w:type="page"/>
+      </w:r>
+    </w:p>
+    <w:p>
+      <w:pPr>
         <w:pStyle w:val="Prrafodelista"/>
         <w:ind w:left="0"/>
         <w:jc w:val="both"/>
@@ -6424,6 +6445,7 @@
       <w:r>
         <w:rPr>
           <w:rFonts w:ascii="Arial" w:hAnsi="Arial" w:cs="Arial"/>
+          <w:noProof/>
           <w:sz w:val="24"/>
           <w:szCs w:val="24"/>
         </w:rPr>
@@ -6569,39 +6591,7 @@
           <w:sz w:val="24"/>
           <w:szCs w:val="24"/>
         </w:rPr>
-        <w:t xml:space="preserve">Las marcas de gama </w:t>
-      </w:r>
-      <w:r>
-        <w:rPr>
-          <w:rFonts w:ascii="Arial" w:hAnsi="Arial" w:cs="Arial"/>
-          <w:sz w:val="24"/>
-          <w:szCs w:val="24"/>
-        </w:rPr>
-        <w:t>más</w:t>
-      </w:r>
-      <w:r>
-        <w:rPr>
-          <w:rFonts w:ascii="Arial" w:hAnsi="Arial" w:cs="Arial"/>
-          <w:sz w:val="24"/>
-          <w:szCs w:val="24"/>
-        </w:rPr>
-        <w:t xml:space="preserve"> alta presentan costes de mantenimiento más elevados, mientras que las marcas </w:t>
-      </w:r>
-      <w:r>
-        <w:rPr>
-          <w:rFonts w:ascii="Arial" w:hAnsi="Arial" w:cs="Arial"/>
-          <w:sz w:val="24"/>
-          <w:szCs w:val="24"/>
-        </w:rPr>
-        <w:t>más</w:t>
-      </w:r>
-      <w:r>
-        <w:rPr>
-          <w:rFonts w:ascii="Arial" w:hAnsi="Arial" w:cs="Arial"/>
-          <w:sz w:val="24"/>
-          <w:szCs w:val="24"/>
-        </w:rPr>
-        <w:t xml:space="preserve"> baratas tienden a mostrar costes inferiores.</w:t>
+        <w:t>Las marcas de gama más alta presentan costes de mantenimiento más elevados, mientras que las marcas más baratas tienden a mostrar costes inferiores.</w:t>
       </w:r>
     </w:p>
     <w:p>
@@ -6618,9 +6608,6 @@
     </w:p>
     <w:p>
       <w:pPr>
-        <w:pStyle w:val="Prrafodelista"/>
-        <w:ind w:left="0"/>
-        <w:jc w:val="both"/>
         <w:rPr>
           <w:rFonts w:ascii="Arial" w:hAnsi="Arial" w:cs="Arial"/>
           <w:b/>
@@ -6637,9 +6624,14 @@
           <w:sz w:val="24"/>
           <w:szCs w:val="24"/>
         </w:rPr>
-        <w:t xml:space="preserve">Coste de mantenimiento </w:t>
-      </w:r>
-      <w:r>
+        <w:br w:type="page"/>
+      </w:r>
+    </w:p>
+    <w:p>
+      <w:pPr>
+        <w:pStyle w:val="Prrafodelista"/>
+        <w:ind w:left="0"/>
+        <w:jc w:val="both"/>
         <w:rPr>
           <w:rFonts w:ascii="Arial" w:hAnsi="Arial" w:cs="Arial"/>
           <w:b/>
@@ -6647,14 +6639,8 @@
           <w:sz w:val="24"/>
           <w:szCs w:val="24"/>
         </w:rPr>
-        <w:t>e incidencias</w:t>
-      </w:r>
-    </w:p>
-    <w:p>
-      <w:pPr>
-        <w:pStyle w:val="Prrafodelista"/>
-        <w:ind w:left="0"/>
-        <w:jc w:val="both"/>
+      </w:pPr>
+      <w:r>
         <w:rPr>
           <w:rFonts w:ascii="Arial" w:hAnsi="Arial" w:cs="Arial"/>
           <w:b/>
@@ -6662,7 +6648,18 @@
           <w:sz w:val="24"/>
           <w:szCs w:val="24"/>
         </w:rPr>
-      </w:pPr>
+        <w:t xml:space="preserve">Coste de mantenimiento </w:t>
+      </w:r>
+      <w:r>
+        <w:rPr>
+          <w:rFonts w:ascii="Arial" w:hAnsi="Arial" w:cs="Arial"/>
+          <w:b/>
+          <w:bCs/>
+          <w:sz w:val="24"/>
+          <w:szCs w:val="24"/>
+        </w:rPr>
+        <w:t>e incidencias</w:t>
+      </w:r>
     </w:p>
     <w:p>
       <w:pPr>
@@ -6671,13 +6668,28 @@
         <w:jc w:val="both"/>
         <w:rPr>
           <w:rFonts w:ascii="Arial" w:hAnsi="Arial" w:cs="Arial"/>
-          <w:sz w:val="24"/>
-          <w:szCs w:val="24"/>
-        </w:rPr>
-      </w:pPr>
-      <w:r>
-        <w:rPr>
-          <w:rFonts w:ascii="Arial" w:hAnsi="Arial" w:cs="Arial"/>
+          <w:b/>
+          <w:bCs/>
+          <w:sz w:val="24"/>
+          <w:szCs w:val="24"/>
+        </w:rPr>
+      </w:pPr>
+    </w:p>
+    <w:p>
+      <w:pPr>
+        <w:pStyle w:val="Prrafodelista"/>
+        <w:ind w:left="0"/>
+        <w:jc w:val="both"/>
+        <w:rPr>
+          <w:rFonts w:ascii="Arial" w:hAnsi="Arial" w:cs="Arial"/>
+          <w:sz w:val="24"/>
+          <w:szCs w:val="24"/>
+        </w:rPr>
+      </w:pPr>
+      <w:r>
+        <w:rPr>
+          <w:rFonts w:ascii="Arial" w:hAnsi="Arial" w:cs="Arial"/>
+          <w:noProof/>
           <w:sz w:val="24"/>
           <w:szCs w:val="24"/>
         </w:rPr>
@@ -6764,9 +6776,6 @@
     </w:p>
     <w:p>
       <w:pPr>
-        <w:pStyle w:val="Prrafodelista"/>
-        <w:ind w:left="0"/>
-        <w:jc w:val="both"/>
         <w:rPr>
           <w:rFonts w:ascii="Arial" w:hAnsi="Arial" w:cs="Arial"/>
           <w:b/>
@@ -6783,9 +6792,14 @@
           <w:sz w:val="24"/>
           <w:szCs w:val="24"/>
         </w:rPr>
-        <w:t xml:space="preserve">Coste de mantenimiento </w:t>
-      </w:r>
-      <w:r>
+        <w:br w:type="page"/>
+      </w:r>
+    </w:p>
+    <w:p>
+      <w:pPr>
+        <w:pStyle w:val="Prrafodelista"/>
+        <w:ind w:left="0"/>
+        <w:jc w:val="both"/>
         <w:rPr>
           <w:rFonts w:ascii="Arial" w:hAnsi="Arial" w:cs="Arial"/>
           <w:b/>
@@ -6793,6 +6807,25 @@
           <w:sz w:val="24"/>
           <w:szCs w:val="24"/>
         </w:rPr>
+      </w:pPr>
+      <w:r>
+        <w:rPr>
+          <w:rFonts w:ascii="Arial" w:hAnsi="Arial" w:cs="Arial"/>
+          <w:b/>
+          <w:bCs/>
+          <w:sz w:val="24"/>
+          <w:szCs w:val="24"/>
+        </w:rPr>
+        <w:t xml:space="preserve">Coste de mantenimiento </w:t>
+      </w:r>
+      <w:r>
+        <w:rPr>
+          <w:rFonts w:ascii="Arial" w:hAnsi="Arial" w:cs="Arial"/>
+          <w:b/>
+          <w:bCs/>
+          <w:sz w:val="24"/>
+          <w:szCs w:val="24"/>
+        </w:rPr>
         <w:t>y antigüedad</w:t>
       </w:r>
     </w:p>
@@ -6822,6 +6855,7 @@
       <w:r>
         <w:rPr>
           <w:rFonts w:ascii="Arial" w:hAnsi="Arial" w:cs="Arial"/>
+          <w:noProof/>
           <w:sz w:val="24"/>
           <w:szCs w:val="24"/>
         </w:rPr>
@@ -9111,6 +9145,3605 @@
     </w:p>
     <w:p>
       <w:pPr>
+        <w:pStyle w:val="Ttulo2"/>
+        <w:rPr>
+          <w:rFonts w:ascii="Arial" w:hAnsi="Arial" w:cs="Arial"/>
+          <w:color w:val="000000" w:themeColor="text1"/>
+          <w:sz w:val="28"/>
+          <w:szCs w:val="28"/>
+        </w:rPr>
+      </w:pPr>
+      <w:r>
+        <w:rPr>
+          <w:rFonts w:ascii="Arial" w:hAnsi="Arial" w:cs="Arial"/>
+          <w:color w:val="000000" w:themeColor="text1"/>
+          <w:sz w:val="28"/>
+          <w:szCs w:val="28"/>
+        </w:rPr>
+        <w:t>5.1 Árboles de decisión para predecir el valor residual</w:t>
+      </w:r>
+    </w:p>
+    <w:p>
+      <w:pPr>
+        <w:spacing w:line="276" w:lineRule="auto"/>
+        <w:jc w:val="both"/>
+        <w:rPr>
+          <w:rFonts w:ascii="Arial" w:hAnsi="Arial" w:cs="Arial"/>
+          <w:sz w:val="24"/>
+        </w:rPr>
+      </w:pPr>
+      <w:r>
+        <w:rPr>
+          <w:rFonts w:ascii="Arial" w:hAnsi="Arial" w:cs="Arial"/>
+          <w:sz w:val="24"/>
+        </w:rPr>
+        <w:t>Nuestro objetivo es poder predecir el valor residual en base a los parámetros dados.</w:t>
+      </w:r>
+    </w:p>
+    <w:p>
+      <w:pPr>
+        <w:spacing w:line="276" w:lineRule="auto"/>
+        <w:jc w:val="both"/>
+        <w:rPr>
+          <w:rFonts w:ascii="Arial" w:hAnsi="Arial" w:cs="Arial"/>
+          <w:sz w:val="24"/>
+        </w:rPr>
+      </w:pPr>
+      <w:r>
+        <w:rPr>
+          <w:rFonts w:ascii="Arial" w:hAnsi="Arial" w:cs="Arial"/>
+          <w:sz w:val="24"/>
+        </w:rPr>
+        <w:t>Dado que un mismo vehículo puede tener múltiples reseñas, se decidió agregar la información de opiniones a nivel de vehículo para evitar duplicación de observaciones y posibles sesgos.</w:t>
+      </w:r>
+    </w:p>
+    <w:p>
+      <w:pPr>
+        <w:spacing w:line="276" w:lineRule="auto"/>
+        <w:jc w:val="both"/>
+        <w:rPr>
+          <w:rFonts w:ascii="Arial" w:hAnsi="Arial" w:cs="Arial"/>
+          <w:sz w:val="24"/>
+        </w:rPr>
+      </w:pPr>
+      <w:r>
+        <w:rPr>
+          <w:rFonts w:ascii="Arial" w:hAnsi="Arial" w:cs="Arial"/>
+          <w:sz w:val="24"/>
+        </w:rPr>
+        <w:t>Se aplicaron los siguientes criterios:</w:t>
+      </w:r>
+    </w:p>
+    <w:p>
+      <w:pPr>
+        <w:pStyle w:val="Prrafodelista"/>
+        <w:numPr>
+          <w:ilvl w:val="0"/>
+          <w:numId w:val="8"/>
+        </w:numPr>
+        <w:spacing w:line="276" w:lineRule="auto"/>
+        <w:jc w:val="both"/>
+        <w:rPr>
+          <w:rFonts w:ascii="Arial" w:hAnsi="Arial" w:cs="Arial"/>
+          <w:sz w:val="24"/>
+        </w:rPr>
+      </w:pPr>
+      <w:r>
+        <w:rPr>
+          <w:rFonts w:ascii="Arial" w:hAnsi="Arial" w:cs="Arial"/>
+          <w:sz w:val="24"/>
+        </w:rPr>
+        <w:t>Media para la variable puntuacion_conjunta, con el fin de obtener una medida representativa de la percepción global.</w:t>
+      </w:r>
+    </w:p>
+    <w:p>
+      <w:pPr>
+        <w:pStyle w:val="Prrafodelista"/>
+        <w:numPr>
+          <w:ilvl w:val="0"/>
+          <w:numId w:val="8"/>
+        </w:numPr>
+        <w:spacing w:line="276" w:lineRule="auto"/>
+        <w:jc w:val="both"/>
+        <w:rPr>
+          <w:rFonts w:ascii="Arial" w:hAnsi="Arial" w:cs="Arial"/>
+          <w:sz w:val="24"/>
+        </w:rPr>
+      </w:pPr>
+      <w:r>
+        <w:rPr>
+          <w:rFonts w:ascii="Arial" w:hAnsi="Arial" w:cs="Arial"/>
+          <w:sz w:val="24"/>
+        </w:rPr>
+        <w:t>Moda para la variable recomendacion, al tratarse de una variable categórica.</w:t>
+      </w:r>
+    </w:p>
+    <w:p>
+      <w:pPr>
+        <w:spacing w:line="276" w:lineRule="auto"/>
+        <w:jc w:val="both"/>
+        <w:rPr>
+          <w:rFonts w:ascii="Arial" w:hAnsi="Arial" w:cs="Arial"/>
+          <w:sz w:val="24"/>
+        </w:rPr>
+      </w:pPr>
+      <w:r>
+        <w:rPr>
+          <w:rFonts w:ascii="Arial" w:hAnsi="Arial" w:cs="Arial"/>
+          <w:sz w:val="24"/>
+        </w:rPr>
+        <w:t>Posteriormente se realizó un left join con el dataset de ventas para conservar todos los vehículos, independientemente de si disponían o no de reseñas.</w:t>
+      </w:r>
+    </w:p>
+    <w:p>
+      <w:pPr>
+        <w:spacing w:line="276" w:lineRule="auto"/>
+        <w:jc w:val="both"/>
+        <w:rPr>
+          <w:rFonts w:ascii="Arial" w:hAnsi="Arial" w:cs="Arial"/>
+          <w:sz w:val="24"/>
+        </w:rPr>
+      </w:pPr>
+      <w:r>
+        <w:rPr>
+          <w:rFonts w:ascii="Arial" w:hAnsi="Arial" w:cs="Arial"/>
+          <w:sz w:val="24"/>
+        </w:rPr>
+        <w:t>Este enfoque garantiza coherencia estructural: una fila representa un vehículo.</w:t>
+      </w:r>
+    </w:p>
+    <w:p>
+      <w:pPr>
+        <w:spacing w:line="276" w:lineRule="auto"/>
+        <w:jc w:val="both"/>
+        <w:rPr>
+          <w:rFonts w:ascii="Arial" w:hAnsi="Arial" w:cs="Arial"/>
+          <w:sz w:val="24"/>
+        </w:rPr>
+      </w:pPr>
+    </w:p>
+    <w:p>
+      <w:pPr>
+        <w:spacing w:line="276" w:lineRule="auto"/>
+        <w:jc w:val="both"/>
+        <w:rPr>
+          <w:rFonts w:ascii="Arial" w:hAnsi="Arial" w:cs="Arial"/>
+          <w:sz w:val="24"/>
+        </w:rPr>
+      </w:pPr>
+      <w:r>
+        <w:rPr>
+          <w:rFonts w:ascii="Arial" w:hAnsi="Arial" w:cs="Arial"/>
+          <w:sz w:val="24"/>
+        </w:rPr>
+        <w:t xml:space="preserve">También se </w:t>
+      </w:r>
+      <w:r>
+        <w:rPr>
+          <w:rFonts w:ascii="Arial" w:hAnsi="Arial" w:cs="Arial"/>
+          <w:sz w:val="24"/>
+        </w:rPr>
+        <w:t>determinó</w:t>
+      </w:r>
+      <w:r>
+        <w:rPr>
+          <w:rFonts w:ascii="Arial" w:hAnsi="Arial" w:cs="Arial"/>
+          <w:sz w:val="24"/>
+        </w:rPr>
+        <w:t xml:space="preserve"> la importancia de las variables que hemos usado:</w:t>
+      </w:r>
+    </w:p>
+    <w:p>
+      <w:pPr>
+        <w:spacing w:line="276" w:lineRule="auto"/>
+        <w:jc w:val="both"/>
+        <w:rPr>
+          <w:rFonts w:ascii="Arial" w:hAnsi="Arial" w:cs="Arial"/>
+          <w:sz w:val="24"/>
+        </w:rPr>
+      </w:pPr>
+      <w:r>
+        <w:rPr>
+          <w:rFonts w:ascii="Arial" w:hAnsi="Arial" w:cs="Arial"/>
+          <w:noProof/>
+          <w:sz w:val="24"/>
+        </w:rPr>
+        <w:drawing>
+          <wp:inline distT="0" distB="0" distL="0" distR="0" wp14:anchorId="58176007" wp14:editId="38FCB730">
+            <wp:extent cx="5400040" cy="2879090"/>
+            <wp:effectExtent l="0" t="0" r="0" b="0"/>
+            <wp:docPr id="222260837" name="Imagen 1"/>
+            <wp:cNvGraphicFramePr>
+              <a:graphicFrameLocks xmlns:a="http://schemas.openxmlformats.org/drawingml/2006/main" noChangeAspect="1"/>
+            </wp:cNvGraphicFramePr>
+            <a:graphic xmlns:a="http://schemas.openxmlformats.org/drawingml/2006/main">
+              <a:graphicData uri="http://schemas.openxmlformats.org/drawingml/2006/picture">
+                <pic:pic xmlns:pic="http://schemas.openxmlformats.org/drawingml/2006/picture">
+                  <pic:nvPicPr>
+                    <pic:cNvPr id="222260837" name=""/>
+                    <pic:cNvPicPr/>
+                  </pic:nvPicPr>
+                  <pic:blipFill>
+                    <a:blip r:embed="rId19"/>
+                    <a:stretch>
+                      <a:fillRect/>
+                    </a:stretch>
+                  </pic:blipFill>
+                  <pic:spPr>
+                    <a:xfrm>
+                      <a:off x="0" y="0"/>
+                      <a:ext cx="5400040" cy="2879090"/>
+                    </a:xfrm>
+                    <a:prstGeom prst="rect">
+                      <a:avLst/>
+                    </a:prstGeom>
+                  </pic:spPr>
+                </pic:pic>
+              </a:graphicData>
+            </a:graphic>
+          </wp:inline>
+        </w:drawing>
+      </w:r>
+    </w:p>
+    <w:p>
+      <w:pPr>
+        <w:spacing w:line="276" w:lineRule="auto"/>
+        <w:jc w:val="both"/>
+        <w:rPr>
+          <w:rFonts w:ascii="Arial" w:hAnsi="Arial" w:cs="Arial"/>
+          <w:sz w:val="24"/>
+        </w:rPr>
+      </w:pPr>
+      <w:r>
+        <w:rPr>
+          <w:rFonts w:ascii="Arial" w:hAnsi="Arial" w:cs="Arial"/>
+          <w:sz w:val="24"/>
+        </w:rPr>
+        <w:t xml:space="preserve">En este grafico podemos ver que: </w:t>
+      </w:r>
+    </w:p>
+    <w:p>
+      <w:pPr>
+        <w:pStyle w:val="Prrafodelista"/>
+        <w:numPr>
+          <w:ilvl w:val="0"/>
+          <w:numId w:val="11"/>
+        </w:numPr>
+        <w:spacing w:line="276" w:lineRule="auto"/>
+        <w:jc w:val="both"/>
+        <w:rPr>
+          <w:rFonts w:ascii="Arial" w:hAnsi="Arial" w:cs="Arial"/>
+          <w:sz w:val="24"/>
+        </w:rPr>
+      </w:pPr>
+      <w:r>
+        <w:rPr>
+          <w:rFonts w:ascii="Arial" w:hAnsi="Arial" w:cs="Arial"/>
+          <w:sz w:val="24"/>
+        </w:rPr>
+        <w:t>Antigüedad, coste_mantenimiento y potencia son las características más importantes a la hora de realizar la predicción del valor residual.</w:t>
+      </w:r>
+    </w:p>
+    <w:p>
+      <w:pPr>
+        <w:pStyle w:val="Prrafodelista"/>
+        <w:numPr>
+          <w:ilvl w:val="0"/>
+          <w:numId w:val="11"/>
+        </w:numPr>
+        <w:spacing w:line="276" w:lineRule="auto"/>
+        <w:jc w:val="both"/>
+        <w:rPr>
+          <w:rFonts w:ascii="Arial" w:hAnsi="Arial" w:cs="Arial"/>
+          <w:sz w:val="24"/>
+        </w:rPr>
+      </w:pPr>
+      <w:r>
+        <w:rPr>
+          <w:rFonts w:ascii="Arial" w:hAnsi="Arial" w:cs="Arial"/>
+          <w:sz w:val="24"/>
+        </w:rPr>
+        <w:t>Variables como eficiencia, puntuación, kilometraje y fuel eléctrico son influyentes, pero en un nivel más bajo que las anteriores.</w:t>
+      </w:r>
+    </w:p>
+    <w:p>
+      <w:pPr>
+        <w:pStyle w:val="Prrafodelista"/>
+        <w:numPr>
+          <w:ilvl w:val="0"/>
+          <w:numId w:val="11"/>
+        </w:numPr>
+        <w:spacing w:line="276" w:lineRule="auto"/>
+        <w:jc w:val="both"/>
+        <w:rPr>
+          <w:rFonts w:ascii="Arial" w:hAnsi="Arial" w:cs="Arial"/>
+          <w:sz w:val="24"/>
+        </w:rPr>
+      </w:pPr>
+      <w:r>
+        <w:rPr>
+          <w:rFonts w:ascii="Arial" w:hAnsi="Arial" w:cs="Arial"/>
+          <w:sz w:val="24"/>
+        </w:rPr>
+        <w:t>Variables como incidencias, fuel hibrido, fuel diésel, fuel gasolina, transmisión y recomendación prácticamente no influyen casi nada en la predicción.</w:t>
+      </w:r>
+    </w:p>
+    <w:p>
+      <w:pPr>
+        <w:spacing w:line="276" w:lineRule="auto"/>
+        <w:jc w:val="both"/>
+        <w:rPr>
+          <w:rFonts w:ascii="Arial" w:hAnsi="Arial" w:cs="Arial"/>
+          <w:sz w:val="24"/>
+        </w:rPr>
+      </w:pPr>
+      <w:r>
+        <w:rPr>
+          <w:rFonts w:ascii="Arial" w:hAnsi="Arial" w:cs="Arial"/>
+          <w:sz w:val="24"/>
+        </w:rPr>
+        <w:t>Por último, se realizó un árbol de decisiones del modelo antes entrenado dando como resultado:</w:t>
+      </w:r>
+    </w:p>
+    <w:p>
+      <w:pPr>
+        <w:spacing w:line="276" w:lineRule="auto"/>
+        <w:jc w:val="both"/>
+        <w:rPr>
+          <w:rFonts w:ascii="Arial" w:hAnsi="Arial" w:cs="Arial"/>
+          <w:sz w:val="24"/>
+        </w:rPr>
+      </w:pPr>
+      <w:r>
+        <w:rPr>
+          <w:rFonts w:ascii="Arial" w:hAnsi="Arial" w:cs="Arial"/>
+          <w:noProof/>
+          <w:sz w:val="24"/>
+        </w:rPr>
+        <w:drawing>
+          <wp:inline distT="0" distB="0" distL="0" distR="0" wp14:anchorId="763E210E" wp14:editId="11B0D76B">
+            <wp:extent cx="5400040" cy="2717165"/>
+            <wp:effectExtent l="0" t="0" r="0" b="6985"/>
+            <wp:docPr id="2016922246" name="Imagen 1"/>
+            <wp:cNvGraphicFramePr>
+              <a:graphicFrameLocks xmlns:a="http://schemas.openxmlformats.org/drawingml/2006/main" noChangeAspect="1"/>
+            </wp:cNvGraphicFramePr>
+            <a:graphic xmlns:a="http://schemas.openxmlformats.org/drawingml/2006/main">
+              <a:graphicData uri="http://schemas.openxmlformats.org/drawingml/2006/picture">
+                <pic:pic xmlns:pic="http://schemas.openxmlformats.org/drawingml/2006/picture">
+                  <pic:nvPicPr>
+                    <pic:cNvPr id="2016922246" name=""/>
+                    <pic:cNvPicPr/>
+                  </pic:nvPicPr>
+                  <pic:blipFill>
+                    <a:blip r:embed="rId20"/>
+                    <a:stretch>
+                      <a:fillRect/>
+                    </a:stretch>
+                  </pic:blipFill>
+                  <pic:spPr>
+                    <a:xfrm>
+                      <a:off x="0" y="0"/>
+                      <a:ext cx="5400040" cy="2717165"/>
+                    </a:xfrm>
+                    <a:prstGeom prst="rect">
+                      <a:avLst/>
+                    </a:prstGeom>
+                  </pic:spPr>
+                </pic:pic>
+              </a:graphicData>
+            </a:graphic>
+          </wp:inline>
+        </w:drawing>
+      </w:r>
+    </w:p>
+    <w:p>
+      <w:pPr>
+        <w:spacing w:line="276" w:lineRule="auto"/>
+        <w:jc w:val="both"/>
+        <w:rPr>
+          <w:rFonts w:ascii="Arial" w:hAnsi="Arial" w:cs="Arial"/>
+          <w:sz w:val="24"/>
+        </w:rPr>
+      </w:pPr>
+      <w:r>
+        <w:rPr>
+          <w:rFonts w:ascii="Arial" w:hAnsi="Arial" w:cs="Arial"/>
+          <w:sz w:val="24"/>
+        </w:rPr>
+        <w:t>Las reseñas influyen en algunos segmentos (especialmente eléctricos), pero las características técnicas y de uso siguen siendo los principales determinantes del valor residual.</w:t>
+      </w:r>
+    </w:p>
+    <w:p>
+      <w:pPr>
+        <w:spacing w:line="276" w:lineRule="auto"/>
+        <w:jc w:val="both"/>
+        <w:rPr>
+          <w:rFonts w:ascii="Arial" w:hAnsi="Arial" w:cs="Arial"/>
+          <w:b/>
+          <w:bCs/>
+          <w:sz w:val="24"/>
+        </w:rPr>
+      </w:pPr>
+      <w:r>
+        <w:rPr>
+          <w:rFonts w:ascii="Arial" w:hAnsi="Arial" w:cs="Arial"/>
+          <w:b/>
+          <w:bCs/>
+          <w:sz w:val="24"/>
+        </w:rPr>
+        <w:t>Resultados</w:t>
+      </w:r>
+    </w:p>
+    <w:p>
+      <w:pPr>
+        <w:spacing w:line="276" w:lineRule="auto"/>
+        <w:jc w:val="both"/>
+        <w:rPr>
+          <w:rFonts w:ascii="Arial" w:hAnsi="Arial" w:cs="Arial"/>
+          <w:sz w:val="24"/>
+        </w:rPr>
+      </w:pPr>
+      <w:r>
+        <w:rPr>
+          <w:rFonts w:ascii="Arial" w:hAnsi="Arial" w:cs="Arial"/>
+          <w:sz w:val="24"/>
+        </w:rPr>
+        <w:t>El modelo alcanzó una precisión aproximada del 80%, lo que indica una capacidad predictiva sólida para un problema multiclase.</w:t>
+      </w:r>
+    </w:p>
+    <w:p>
+      <w:pPr>
+        <w:spacing w:line="276" w:lineRule="auto"/>
+        <w:jc w:val="both"/>
+        <w:rPr>
+          <w:rFonts w:ascii="Arial" w:hAnsi="Arial" w:cs="Arial"/>
+          <w:sz w:val="24"/>
+        </w:rPr>
+      </w:pPr>
+      <w:r>
+        <w:rPr>
+          <w:rFonts w:ascii="Arial" w:hAnsi="Arial" w:cs="Arial"/>
+          <w:sz w:val="24"/>
+        </w:rPr>
+        <w:t>El valor residual está principalmente determinado por variables estructurales y de uso del vehículo. Las reseñas influyen en determinados segmentos (por ejemplo, vehículos eléctricos), pero no constituyen el factor dominante.</w:t>
+      </w:r>
+    </w:p>
+    <w:p>
+      <w:pPr>
+        <w:spacing w:line="276" w:lineRule="auto"/>
+        <w:jc w:val="both"/>
+        <w:rPr>
+          <w:rFonts w:ascii="Arial" w:hAnsi="Arial" w:cs="Arial"/>
+          <w:sz w:val="24"/>
+        </w:rPr>
+      </w:pPr>
+      <w:r>
+        <w:rPr>
+          <w:rFonts w:ascii="Arial" w:hAnsi="Arial" w:cs="Arial"/>
+          <w:sz w:val="24"/>
+        </w:rPr>
+        <w:t>Esto sugiere que el mercado de segunda mano sigue criterios técnicos objetivos más que percepciones subjetivas.</w:t>
+      </w:r>
+    </w:p>
+    <w:p>
+      <w:pPr>
+        <w:spacing w:line="276" w:lineRule="auto"/>
+        <w:jc w:val="both"/>
+        <w:rPr>
+          <w:rFonts w:ascii="Arial" w:hAnsi="Arial" w:cs="Arial"/>
+          <w:sz w:val="24"/>
+        </w:rPr>
+      </w:pPr>
+    </w:p>
+    <w:p>
+      <w:pPr>
+        <w:pStyle w:val="Ttulo2"/>
+        <w:rPr>
+          <w:rFonts w:ascii="Arial" w:hAnsi="Arial" w:cs="Arial"/>
+          <w:color w:val="000000" w:themeColor="text1"/>
+          <w:sz w:val="28"/>
+          <w:szCs w:val="28"/>
+        </w:rPr>
+      </w:pPr>
+      <w:r>
+        <w:rPr>
+          <w:rFonts w:ascii="Arial" w:hAnsi="Arial" w:cs="Arial"/>
+          <w:color w:val="000000" w:themeColor="text1"/>
+          <w:sz w:val="28"/>
+          <w:szCs w:val="28"/>
+        </w:rPr>
+        <w:t>5.2 Regresión múltiple para precios</w:t>
+      </w:r>
+    </w:p>
+    <w:p>
+      <w:pPr>
+        <w:spacing w:line="276" w:lineRule="auto"/>
+        <w:jc w:val="both"/>
+        <w:rPr>
+          <w:rFonts w:ascii="Arial" w:hAnsi="Arial" w:cs="Arial"/>
+          <w:sz w:val="24"/>
+        </w:rPr>
+      </w:pPr>
+      <w:r>
+        <w:rPr>
+          <w:rFonts w:ascii="Arial" w:hAnsi="Arial" w:cs="Arial"/>
+          <w:sz w:val="24"/>
+        </w:rPr>
+        <w:t>En este apartado se intentará predecir con un forest regressor el precio de venta de los vehículos, para ello vamos a:</w:t>
+      </w:r>
+    </w:p>
+    <w:p>
+      <w:pPr>
+        <w:pStyle w:val="Prrafodelista"/>
+        <w:numPr>
+          <w:ilvl w:val="0"/>
+          <w:numId w:val="12"/>
+        </w:numPr>
+        <w:spacing w:line="276" w:lineRule="auto"/>
+        <w:jc w:val="both"/>
+        <w:rPr>
+          <w:rFonts w:ascii="Arial" w:hAnsi="Arial" w:cs="Arial"/>
+          <w:sz w:val="24"/>
+        </w:rPr>
+      </w:pPr>
+      <w:r>
+        <w:rPr>
+          <w:rFonts w:ascii="Arial" w:hAnsi="Arial" w:cs="Arial"/>
+          <w:sz w:val="24"/>
+        </w:rPr>
+        <w:t>Usar nuestro dataset creado en el apartado anterior.</w:t>
+      </w:r>
+    </w:p>
+    <w:p>
+      <w:pPr>
+        <w:pStyle w:val="Prrafodelista"/>
+        <w:numPr>
+          <w:ilvl w:val="0"/>
+          <w:numId w:val="12"/>
+        </w:numPr>
+        <w:spacing w:line="276" w:lineRule="auto"/>
+        <w:jc w:val="both"/>
+        <w:rPr>
+          <w:rFonts w:ascii="Arial" w:hAnsi="Arial" w:cs="Arial"/>
+          <w:sz w:val="24"/>
+        </w:rPr>
+      </w:pPr>
+      <w:r>
+        <w:rPr>
+          <w:rFonts w:ascii="Arial" w:hAnsi="Arial" w:cs="Arial"/>
+          <w:sz w:val="24"/>
+        </w:rPr>
+        <w:t>Limitar su profundidad.</w:t>
+      </w:r>
+    </w:p>
+    <w:p>
+      <w:pPr>
+        <w:pStyle w:val="Prrafodelista"/>
+        <w:numPr>
+          <w:ilvl w:val="0"/>
+          <w:numId w:val="12"/>
+        </w:numPr>
+        <w:spacing w:line="276" w:lineRule="auto"/>
+        <w:jc w:val="both"/>
+        <w:rPr>
+          <w:rFonts w:ascii="Arial" w:hAnsi="Arial" w:cs="Arial"/>
+          <w:sz w:val="24"/>
+        </w:rPr>
+      </w:pPr>
+      <w:r>
+        <w:rPr>
+          <w:rFonts w:ascii="Arial" w:hAnsi="Arial" w:cs="Arial"/>
+          <w:sz w:val="24"/>
+        </w:rPr>
+        <w:t>División train/test 80/20</w:t>
+      </w:r>
+      <w:r>
+        <w:rPr>
+          <w:rFonts w:ascii="Arial" w:hAnsi="Arial" w:cs="Arial"/>
+          <w:sz w:val="24"/>
+        </w:rPr>
+        <w:t xml:space="preserve"> para entrenar</w:t>
+      </w:r>
+      <w:r>
+        <w:rPr>
+          <w:rFonts w:ascii="Arial" w:hAnsi="Arial" w:cs="Arial"/>
+          <w:sz w:val="24"/>
+        </w:rPr>
+        <w:t>.</w:t>
+      </w:r>
+    </w:p>
+    <w:p>
+      <w:pPr>
+        <w:spacing w:line="276" w:lineRule="auto"/>
+        <w:jc w:val="both"/>
+        <w:rPr>
+          <w:rFonts w:ascii="Arial" w:hAnsi="Arial" w:cs="Arial"/>
+          <w:sz w:val="24"/>
+        </w:rPr>
+      </w:pPr>
+      <w:r>
+        <w:rPr>
+          <w:rFonts w:ascii="Arial" w:hAnsi="Arial" w:cs="Arial"/>
+          <w:sz w:val="24"/>
+        </w:rPr>
+        <w:t>Tras la programación del modelo se obtuvieron los siguientes resultados:</w:t>
+      </w:r>
+    </w:p>
+    <w:p>
+      <w:pPr>
+        <w:pStyle w:val="Prrafodelista"/>
+        <w:numPr>
+          <w:ilvl w:val="0"/>
+          <w:numId w:val="13"/>
+        </w:numPr>
+        <w:spacing w:line="276" w:lineRule="auto"/>
+        <w:jc w:val="both"/>
+        <w:rPr>
+          <w:rFonts w:ascii="Arial" w:hAnsi="Arial" w:cs="Arial"/>
+          <w:sz w:val="24"/>
+        </w:rPr>
+      </w:pPr>
+      <w:r>
+        <w:rPr>
+          <w:rFonts w:ascii="Arial" w:hAnsi="Arial" w:cs="Arial"/>
+          <w:sz w:val="24"/>
+        </w:rPr>
+        <w:t xml:space="preserve">R² </w:t>
+      </w:r>
+      <w:r>
+        <w:rPr>
+          <w:rFonts w:ascii="Arial" w:hAnsi="Arial" w:cs="Arial"/>
+          <w:sz w:val="24"/>
+        </w:rPr>
+        <w:t xml:space="preserve"> = 0.924</w:t>
+      </w:r>
+    </w:p>
+    <w:p>
+      <w:pPr>
+        <w:pStyle w:val="Prrafodelista"/>
+        <w:numPr>
+          <w:ilvl w:val="0"/>
+          <w:numId w:val="13"/>
+        </w:numPr>
+        <w:spacing w:line="276" w:lineRule="auto"/>
+        <w:jc w:val="both"/>
+        <w:rPr>
+          <w:rFonts w:ascii="Arial" w:hAnsi="Arial" w:cs="Arial"/>
+          <w:sz w:val="24"/>
+        </w:rPr>
+      </w:pPr>
+      <w:r>
+        <w:rPr>
+          <w:rFonts w:ascii="Arial" w:hAnsi="Arial" w:cs="Arial"/>
+          <w:sz w:val="24"/>
+        </w:rPr>
+        <w:t>RMSE</w:t>
+      </w:r>
+      <w:r>
+        <w:rPr>
+          <w:rFonts w:ascii="Arial" w:hAnsi="Arial" w:cs="Arial"/>
+          <w:sz w:val="24"/>
+        </w:rPr>
+        <w:t xml:space="preserve"> = 2.011.01</w:t>
+      </w:r>
+    </w:p>
+    <w:p>
+      <w:pPr>
+        <w:pStyle w:val="Prrafodelista"/>
+        <w:numPr>
+          <w:ilvl w:val="0"/>
+          <w:numId w:val="13"/>
+        </w:numPr>
+        <w:spacing w:line="276" w:lineRule="auto"/>
+        <w:jc w:val="both"/>
+        <w:rPr>
+          <w:rFonts w:ascii="Arial" w:hAnsi="Arial" w:cs="Arial"/>
+          <w:sz w:val="24"/>
+        </w:rPr>
+      </w:pPr>
+      <w:r>
+        <w:rPr>
+          <w:rFonts w:ascii="Arial" w:hAnsi="Arial" w:cs="Arial"/>
+          <w:sz w:val="24"/>
+        </w:rPr>
+        <w:t>MAE = 1555.72</w:t>
+      </w:r>
+    </w:p>
+    <w:p>
+      <w:pPr>
+        <w:spacing w:line="276" w:lineRule="auto"/>
+        <w:jc w:val="both"/>
+        <w:rPr>
+          <w:rFonts w:ascii="Arial" w:hAnsi="Arial" w:cs="Arial"/>
+          <w:sz w:val="24"/>
+        </w:rPr>
+      </w:pPr>
+      <w:r>
+        <w:rPr>
+          <w:rFonts w:ascii="Arial" w:hAnsi="Arial" w:cs="Arial"/>
+          <w:sz w:val="24"/>
+        </w:rPr>
+        <w:t>Estos resultados indican que el modelo explica el 92% de la variabilidad del precio, con errores medios razonables dentro del rango habitual de precios.</w:t>
+      </w:r>
+    </w:p>
+    <w:p>
+      <w:pPr>
+        <w:spacing w:line="276" w:lineRule="auto"/>
+        <w:jc w:val="both"/>
+        <w:rPr>
+          <w:rFonts w:ascii="Arial" w:hAnsi="Arial" w:cs="Arial"/>
+          <w:sz w:val="24"/>
+        </w:rPr>
+      </w:pPr>
+    </w:p>
+    <w:p>
+      <w:pPr>
+        <w:spacing w:line="276" w:lineRule="auto"/>
+        <w:jc w:val="both"/>
+        <w:rPr>
+          <w:rFonts w:ascii="Arial" w:hAnsi="Arial" w:cs="Arial"/>
+          <w:sz w:val="24"/>
+        </w:rPr>
+      </w:pPr>
+      <w:r>
+        <w:rPr>
+          <w:rFonts w:ascii="Arial" w:hAnsi="Arial" w:cs="Arial"/>
+          <w:sz w:val="24"/>
+        </w:rPr>
+        <w:t>L</w:t>
+      </w:r>
+      <w:r>
+        <w:rPr>
+          <w:rFonts w:ascii="Arial" w:hAnsi="Arial" w:cs="Arial"/>
+          <w:sz w:val="24"/>
+        </w:rPr>
+        <w:t>as variables más relevantes fueron:</w:t>
+      </w:r>
+    </w:p>
+    <w:p>
+      <w:pPr>
+        <w:spacing w:line="276" w:lineRule="auto"/>
+        <w:jc w:val="both"/>
+        <w:rPr>
+          <w:rFonts w:ascii="Arial" w:hAnsi="Arial" w:cs="Arial"/>
+          <w:sz w:val="24"/>
+        </w:rPr>
+      </w:pPr>
+      <w:r>
+        <w:rPr>
+          <w:rFonts w:ascii="Arial" w:hAnsi="Arial" w:cs="Arial"/>
+          <w:noProof/>
+          <w:sz w:val="24"/>
+        </w:rPr>
+        <w:drawing>
+          <wp:inline distT="0" distB="0" distL="0" distR="0" wp14:anchorId="0AA75E9D" wp14:editId="6CACE6BB">
+            <wp:extent cx="5400040" cy="2890520"/>
+            <wp:effectExtent l="0" t="0" r="0" b="5080"/>
+            <wp:docPr id="543617026" name="Imagen 1"/>
+            <wp:cNvGraphicFramePr>
+              <a:graphicFrameLocks xmlns:a="http://schemas.openxmlformats.org/drawingml/2006/main" noChangeAspect="1"/>
+            </wp:cNvGraphicFramePr>
+            <a:graphic xmlns:a="http://schemas.openxmlformats.org/drawingml/2006/main">
+              <a:graphicData uri="http://schemas.openxmlformats.org/drawingml/2006/picture">
+                <pic:pic xmlns:pic="http://schemas.openxmlformats.org/drawingml/2006/picture">
+                  <pic:nvPicPr>
+                    <pic:cNvPr id="543617026" name=""/>
+                    <pic:cNvPicPr/>
+                  </pic:nvPicPr>
+                  <pic:blipFill>
+                    <a:blip r:embed="rId21"/>
+                    <a:stretch>
+                      <a:fillRect/>
+                    </a:stretch>
+                  </pic:blipFill>
+                  <pic:spPr>
+                    <a:xfrm>
+                      <a:off x="0" y="0"/>
+                      <a:ext cx="5400040" cy="2890520"/>
+                    </a:xfrm>
+                    <a:prstGeom prst="rect">
+                      <a:avLst/>
+                    </a:prstGeom>
+                  </pic:spPr>
+                </pic:pic>
+              </a:graphicData>
+            </a:graphic>
+          </wp:inline>
+        </w:drawing>
+      </w:r>
+    </w:p>
+    <w:p>
+      <w:pPr>
+        <w:pStyle w:val="Prrafodelista"/>
+        <w:numPr>
+          <w:ilvl w:val="0"/>
+          <w:numId w:val="13"/>
+        </w:numPr>
+        <w:spacing w:line="276" w:lineRule="auto"/>
+        <w:jc w:val="both"/>
+        <w:rPr>
+          <w:rFonts w:ascii="Arial" w:hAnsi="Arial" w:cs="Arial"/>
+          <w:sz w:val="24"/>
+        </w:rPr>
+      </w:pPr>
+      <w:r>
+        <w:rPr>
+          <w:rFonts w:ascii="Arial" w:hAnsi="Arial" w:cs="Arial"/>
+          <w:sz w:val="24"/>
+        </w:rPr>
+        <w:t>Antigüedad</w:t>
+      </w:r>
+    </w:p>
+    <w:p>
+      <w:pPr>
+        <w:pStyle w:val="Prrafodelista"/>
+        <w:numPr>
+          <w:ilvl w:val="0"/>
+          <w:numId w:val="13"/>
+        </w:numPr>
+        <w:spacing w:line="276" w:lineRule="auto"/>
+        <w:jc w:val="both"/>
+        <w:rPr>
+          <w:rFonts w:ascii="Arial" w:hAnsi="Arial" w:cs="Arial"/>
+          <w:sz w:val="24"/>
+        </w:rPr>
+      </w:pPr>
+      <w:r>
+        <w:rPr>
+          <w:rFonts w:ascii="Arial" w:hAnsi="Arial" w:cs="Arial"/>
+          <w:sz w:val="24"/>
+        </w:rPr>
+        <w:t>Coste de mantenimiento</w:t>
+      </w:r>
+    </w:p>
+    <w:p>
+      <w:pPr>
+        <w:pStyle w:val="Prrafodelista"/>
+        <w:numPr>
+          <w:ilvl w:val="0"/>
+          <w:numId w:val="13"/>
+        </w:numPr>
+        <w:spacing w:line="276" w:lineRule="auto"/>
+        <w:jc w:val="both"/>
+        <w:rPr>
+          <w:rFonts w:ascii="Arial" w:hAnsi="Arial" w:cs="Arial"/>
+          <w:sz w:val="24"/>
+        </w:rPr>
+      </w:pPr>
+      <w:r>
+        <w:rPr>
+          <w:rFonts w:ascii="Arial" w:hAnsi="Arial" w:cs="Arial"/>
+          <w:sz w:val="24"/>
+        </w:rPr>
+        <w:t>Potencia</w:t>
+      </w:r>
+    </w:p>
+    <w:p>
+      <w:pPr>
+        <w:spacing w:line="276" w:lineRule="auto"/>
+        <w:jc w:val="both"/>
+        <w:rPr>
+          <w:rFonts w:ascii="Arial" w:hAnsi="Arial" w:cs="Arial"/>
+          <w:sz w:val="24"/>
+        </w:rPr>
+      </w:pPr>
+      <w:r>
+        <w:rPr>
+          <w:rFonts w:ascii="Arial" w:hAnsi="Arial" w:cs="Arial"/>
+          <w:sz w:val="24"/>
+        </w:rPr>
+        <w:t>La variable recomendación presenta baja importancia relativa.</w:t>
+      </w:r>
+    </w:p>
+    <w:p>
+      <w:pPr>
+        <w:spacing w:line="276" w:lineRule="auto"/>
+        <w:jc w:val="both"/>
+        <w:rPr>
+          <w:rFonts w:ascii="Arial" w:hAnsi="Arial" w:cs="Arial"/>
+          <w:sz w:val="24"/>
+        </w:rPr>
+      </w:pPr>
+      <w:r>
+        <w:rPr>
+          <w:rFonts w:ascii="Arial" w:hAnsi="Arial" w:cs="Arial"/>
+          <w:sz w:val="24"/>
+        </w:rPr>
+        <w:t xml:space="preserve">Por </w:t>
+      </w:r>
+      <w:r>
+        <w:rPr>
+          <w:rFonts w:ascii="Arial" w:hAnsi="Arial" w:cs="Arial"/>
+          <w:sz w:val="24"/>
+        </w:rPr>
+        <w:t>último,</w:t>
+      </w:r>
+      <w:r>
+        <w:rPr>
+          <w:rFonts w:ascii="Arial" w:hAnsi="Arial" w:cs="Arial"/>
+          <w:sz w:val="24"/>
+        </w:rPr>
+        <w:t xml:space="preserve"> revisamos la precisión del modelo con una tabla comparando el precio real con la predicción:</w:t>
+      </w:r>
+    </w:p>
+    <w:p>
+      <w:pPr>
+        <w:spacing w:line="276" w:lineRule="auto"/>
+        <w:jc w:val="both"/>
+        <w:rPr>
+          <w:rFonts w:ascii="Arial" w:hAnsi="Arial" w:cs="Arial"/>
+          <w:sz w:val="24"/>
+        </w:rPr>
+      </w:pPr>
+      <w:r>
+        <w:rPr>
+          <w:rFonts w:ascii="Arial" w:hAnsi="Arial" w:cs="Arial"/>
+          <w:noProof/>
+          <w:sz w:val="24"/>
+        </w:rPr>
+        <w:drawing>
+          <wp:inline distT="0" distB="0" distL="0" distR="0" wp14:anchorId="204EC932" wp14:editId="09895597">
+            <wp:extent cx="5362575" cy="5191125"/>
+            <wp:effectExtent l="0" t="0" r="9525" b="9525"/>
+            <wp:docPr id="983243724" name="Imagen 1"/>
+            <wp:cNvGraphicFramePr>
+              <a:graphicFrameLocks xmlns:a="http://schemas.openxmlformats.org/drawingml/2006/main" noChangeAspect="1"/>
+            </wp:cNvGraphicFramePr>
+            <a:graphic xmlns:a="http://schemas.openxmlformats.org/drawingml/2006/main">
+              <a:graphicData uri="http://schemas.openxmlformats.org/drawingml/2006/picture">
+                <pic:pic xmlns:pic="http://schemas.openxmlformats.org/drawingml/2006/picture">
+                  <pic:nvPicPr>
+                    <pic:cNvPr id="983243724" name=""/>
+                    <pic:cNvPicPr/>
+                  </pic:nvPicPr>
+                  <pic:blipFill>
+                    <a:blip r:embed="rId22"/>
+                    <a:stretch>
+                      <a:fillRect/>
+                    </a:stretch>
+                  </pic:blipFill>
+                  <pic:spPr>
+                    <a:xfrm>
+                      <a:off x="0" y="0"/>
+                      <a:ext cx="5362575" cy="5191125"/>
+                    </a:xfrm>
+                    <a:prstGeom prst="rect">
+                      <a:avLst/>
+                    </a:prstGeom>
+                  </pic:spPr>
+                </pic:pic>
+              </a:graphicData>
+            </a:graphic>
+          </wp:inline>
+        </w:drawing>
+      </w:r>
+    </w:p>
+    <w:p>
+      <w:pPr>
+        <w:spacing w:line="276" w:lineRule="auto"/>
+        <w:jc w:val="both"/>
+        <w:rPr>
+          <w:rFonts w:ascii="Arial" w:hAnsi="Arial" w:cs="Arial"/>
+          <w:sz w:val="24"/>
+        </w:rPr>
+      </w:pPr>
+      <w:r>
+        <w:rPr>
+          <w:rFonts w:ascii="Arial" w:hAnsi="Arial" w:cs="Arial"/>
+          <w:sz w:val="24"/>
+        </w:rPr>
+        <w:t>Se observa que la mayoría de los puntos se concentran muy próximos a la diagonal, lo que indica una alta concordancia entre valores reales y predichos.</w:t>
+      </w:r>
+    </w:p>
+    <w:p>
+      <w:pPr>
+        <w:spacing w:line="276" w:lineRule="auto"/>
+        <w:jc w:val="both"/>
+        <w:rPr>
+          <w:rFonts w:ascii="Arial" w:hAnsi="Arial" w:cs="Arial"/>
+          <w:sz w:val="24"/>
+        </w:rPr>
+      </w:pPr>
+      <w:r>
+        <w:rPr>
+          <w:rFonts w:ascii="Arial" w:hAnsi="Arial" w:cs="Arial"/>
+          <w:sz w:val="24"/>
+        </w:rPr>
+        <w:t>Esto es coherente con el valor obtenido de:</w:t>
+      </w:r>
+    </w:p>
+    <w:p>
+      <w:pPr>
+        <w:spacing w:line="276" w:lineRule="auto"/>
+        <w:jc w:val="both"/>
+        <w:rPr>
+          <w:rFonts w:ascii="Arial" w:hAnsi="Arial" w:cs="Arial"/>
+          <w:sz w:val="24"/>
+        </w:rPr>
+      </w:pPr>
+      <w:r>
+        <w:rPr>
+          <w:rFonts w:ascii="Arial" w:hAnsi="Arial" w:cs="Arial"/>
+          <w:sz w:val="24"/>
+        </w:rPr>
+        <w:t>R² = 0.924</w:t>
+      </w:r>
+    </w:p>
+    <w:p>
+      <w:pPr>
+        <w:spacing w:line="276" w:lineRule="auto"/>
+        <w:jc w:val="both"/>
+        <w:rPr>
+          <w:rFonts w:ascii="Arial" w:hAnsi="Arial" w:cs="Arial"/>
+          <w:sz w:val="24"/>
+        </w:rPr>
+      </w:pPr>
+      <w:r>
+        <w:rPr>
+          <w:rFonts w:ascii="Arial" w:hAnsi="Arial" w:cs="Arial"/>
+          <w:sz w:val="24"/>
+        </w:rPr>
+        <w:t>Lo que significa que el modelo explica aproximadamente el 92% de la variabilidad del precio real.</w:t>
+      </w:r>
+    </w:p>
+    <w:p>
+      <w:pPr>
+        <w:spacing w:line="276" w:lineRule="auto"/>
+        <w:jc w:val="both"/>
+        <w:rPr>
+          <w:rFonts w:ascii="Arial" w:hAnsi="Arial" w:cs="Arial"/>
+          <w:sz w:val="24"/>
+        </w:rPr>
+      </w:pPr>
+      <w:r>
+        <w:rPr>
+          <w:rFonts w:ascii="Arial" w:hAnsi="Arial" w:cs="Arial"/>
+          <w:sz w:val="24"/>
+        </w:rPr>
+        <w:t>Visualmente, el ajuste es sólido y estable a lo largo de todo el rango de precios.</w:t>
+      </w:r>
+    </w:p>
+    <w:p>
+      <w:pPr>
+        <w:spacing w:line="276" w:lineRule="auto"/>
+        <w:jc w:val="both"/>
+        <w:rPr>
+          <w:rFonts w:ascii="Arial" w:hAnsi="Arial" w:cs="Arial"/>
+          <w:sz w:val="24"/>
+        </w:rPr>
+      </w:pPr>
+      <w:r>
+        <w:rPr>
+          <w:rFonts w:ascii="Arial" w:hAnsi="Arial" w:cs="Arial"/>
+          <w:sz w:val="24"/>
+        </w:rPr>
+        <w:t>Tras los resultados obtenidos podemos decir que:</w:t>
+      </w:r>
+    </w:p>
+    <w:p>
+      <w:pPr>
+        <w:pStyle w:val="Prrafodelista"/>
+        <w:numPr>
+          <w:ilvl w:val="0"/>
+          <w:numId w:val="14"/>
+        </w:numPr>
+        <w:spacing w:line="276" w:lineRule="auto"/>
+        <w:jc w:val="both"/>
+        <w:rPr>
+          <w:rFonts w:ascii="Arial" w:hAnsi="Arial" w:cs="Arial"/>
+          <w:sz w:val="24"/>
+        </w:rPr>
+      </w:pPr>
+      <w:r>
+        <w:rPr>
+          <w:rFonts w:ascii="Arial" w:hAnsi="Arial" w:cs="Arial"/>
+          <w:sz w:val="24"/>
+        </w:rPr>
+        <w:t>¿Qué características de las reseñas predicen mejor el precio?</w:t>
+      </w:r>
+    </w:p>
+    <w:p>
+      <w:pPr>
+        <w:spacing w:line="276" w:lineRule="auto"/>
+        <w:jc w:val="both"/>
+        <w:rPr>
+          <w:rFonts w:ascii="Arial" w:hAnsi="Arial" w:cs="Arial"/>
+          <w:sz w:val="24"/>
+        </w:rPr>
+      </w:pPr>
+      <w:r>
+        <w:rPr>
+          <w:rFonts w:ascii="Arial" w:hAnsi="Arial" w:cs="Arial"/>
+          <w:sz w:val="24"/>
+        </w:rPr>
+        <w:t>La variable recomendación aporta cierta información, pero su impacto es reducido en comparación con variables técnicas.</w:t>
+      </w:r>
+    </w:p>
+    <w:p>
+      <w:pPr>
+        <w:pStyle w:val="Prrafodelista"/>
+        <w:numPr>
+          <w:ilvl w:val="0"/>
+          <w:numId w:val="14"/>
+        </w:numPr>
+        <w:spacing w:line="276" w:lineRule="auto"/>
+        <w:jc w:val="both"/>
+        <w:rPr>
+          <w:rFonts w:ascii="Arial" w:hAnsi="Arial" w:cs="Arial"/>
+          <w:sz w:val="24"/>
+        </w:rPr>
+      </w:pPr>
+      <w:r>
+        <w:rPr>
+          <w:rFonts w:ascii="Arial" w:hAnsi="Arial" w:cs="Arial"/>
+          <w:sz w:val="24"/>
+        </w:rPr>
+        <w:t>¿Son vinculantes las reseñas?</w:t>
+      </w:r>
+    </w:p>
+    <w:p>
+      <w:pPr>
+        <w:spacing w:line="276" w:lineRule="auto"/>
+        <w:jc w:val="both"/>
+        <w:rPr>
+          <w:rFonts w:ascii="Arial" w:hAnsi="Arial" w:cs="Arial"/>
+          <w:sz w:val="24"/>
+        </w:rPr>
+      </w:pPr>
+      <w:r>
+        <w:rPr>
+          <w:rFonts w:ascii="Arial" w:hAnsi="Arial" w:cs="Arial"/>
+          <w:sz w:val="24"/>
+        </w:rPr>
+        <w:t>No son vinculantes. El precio está determinado principalmente por características objetivas. Las reseñas actúan como variable complementaria.</w:t>
+      </w:r>
+    </w:p>
+    <w:p>
+      <w:pPr>
+        <w:pStyle w:val="Ttulo2"/>
+        <w:rPr>
+          <w:rFonts w:ascii="Arial" w:hAnsi="Arial" w:cs="Arial"/>
+          <w:color w:val="000000" w:themeColor="text1"/>
+          <w:sz w:val="28"/>
+          <w:szCs w:val="28"/>
+        </w:rPr>
+      </w:pPr>
+      <w:r>
+        <w:rPr>
+          <w:rFonts w:ascii="Arial" w:hAnsi="Arial" w:cs="Arial"/>
+          <w:color w:val="000000" w:themeColor="text1"/>
+          <w:sz w:val="28"/>
+          <w:szCs w:val="28"/>
+        </w:rPr>
+        <w:t>5.6 Predicción de precio de venta</w:t>
+      </w:r>
+    </w:p>
+    <w:p>
+      <w:pPr>
+        <w:spacing w:line="276" w:lineRule="auto"/>
+        <w:jc w:val="both"/>
+        <w:rPr>
+          <w:rFonts w:ascii="Arial" w:hAnsi="Arial" w:cs="Arial"/>
+          <w:sz w:val="24"/>
+        </w:rPr>
+      </w:pPr>
+      <w:r>
+        <w:rPr>
+          <w:rFonts w:ascii="Arial" w:hAnsi="Arial" w:cs="Arial"/>
+          <w:sz w:val="24"/>
+        </w:rPr>
+        <w:t>El objetivo de este apartado es comparar diferentes modelos de regresión para predecir el precio de venta real del vehículo y determinar cuál presenta mejor rendimiento predictivo.</w:t>
+      </w:r>
+    </w:p>
+    <w:p>
+      <w:pPr>
+        <w:spacing w:line="276" w:lineRule="auto"/>
+        <w:jc w:val="both"/>
+        <w:rPr>
+          <w:rFonts w:ascii="Arial" w:hAnsi="Arial" w:cs="Arial"/>
+          <w:sz w:val="24"/>
+        </w:rPr>
+      </w:pPr>
+      <w:r>
+        <w:rPr>
+          <w:rFonts w:ascii="Arial" w:hAnsi="Arial" w:cs="Arial"/>
+          <w:sz w:val="24"/>
+        </w:rPr>
+        <w:t>Se han implementado los siguientes modelos:</w:t>
+      </w:r>
+    </w:p>
+    <w:p>
+      <w:pPr>
+        <w:pStyle w:val="Prrafodelista"/>
+        <w:numPr>
+          <w:ilvl w:val="0"/>
+          <w:numId w:val="9"/>
+        </w:numPr>
+        <w:spacing w:line="276" w:lineRule="auto"/>
+        <w:jc w:val="both"/>
+        <w:rPr>
+          <w:rFonts w:ascii="Arial" w:hAnsi="Arial" w:cs="Arial"/>
+          <w:sz w:val="24"/>
+        </w:rPr>
+      </w:pPr>
+      <w:r>
+        <w:rPr>
+          <w:rFonts w:ascii="Arial" w:hAnsi="Arial" w:cs="Arial"/>
+          <w:sz w:val="24"/>
+        </w:rPr>
+        <w:t>Regresión Lineal Múltiple</w:t>
+      </w:r>
+    </w:p>
+    <w:p>
+      <w:pPr>
+        <w:pStyle w:val="Prrafodelista"/>
+        <w:numPr>
+          <w:ilvl w:val="0"/>
+          <w:numId w:val="9"/>
+        </w:numPr>
+        <w:spacing w:line="276" w:lineRule="auto"/>
+        <w:jc w:val="both"/>
+        <w:rPr>
+          <w:rFonts w:ascii="Arial" w:hAnsi="Arial" w:cs="Arial"/>
+          <w:sz w:val="24"/>
+        </w:rPr>
+      </w:pPr>
+      <w:r>
+        <w:rPr>
+          <w:rFonts w:ascii="Arial" w:hAnsi="Arial" w:cs="Arial"/>
+          <w:sz w:val="24"/>
+        </w:rPr>
+        <w:t>Árbol de Decisión</w:t>
+      </w:r>
+    </w:p>
+    <w:p>
+      <w:pPr>
+        <w:pStyle w:val="Prrafodelista"/>
+        <w:numPr>
+          <w:ilvl w:val="0"/>
+          <w:numId w:val="9"/>
+        </w:numPr>
+        <w:spacing w:line="276" w:lineRule="auto"/>
+        <w:jc w:val="both"/>
+        <w:rPr>
+          <w:rFonts w:ascii="Arial" w:hAnsi="Arial" w:cs="Arial"/>
+          <w:sz w:val="24"/>
+        </w:rPr>
+      </w:pPr>
+      <w:r>
+        <w:rPr>
+          <w:rFonts w:ascii="Arial" w:hAnsi="Arial" w:cs="Arial"/>
+          <w:sz w:val="24"/>
+        </w:rPr>
+        <w:t>SVM</w:t>
+      </w:r>
+    </w:p>
+    <w:p>
+      <w:pPr>
+        <w:pStyle w:val="Prrafodelista"/>
+        <w:numPr>
+          <w:ilvl w:val="0"/>
+          <w:numId w:val="9"/>
+        </w:numPr>
+        <w:spacing w:line="276" w:lineRule="auto"/>
+        <w:jc w:val="both"/>
+        <w:rPr>
+          <w:rFonts w:ascii="Arial" w:hAnsi="Arial" w:cs="Arial"/>
+          <w:sz w:val="24"/>
+        </w:rPr>
+      </w:pPr>
+      <w:r>
+        <w:rPr>
+          <w:rFonts w:ascii="Arial" w:hAnsi="Arial" w:cs="Arial"/>
+          <w:sz w:val="24"/>
+        </w:rPr>
+        <w:t>Perceptrón Multicapa</w:t>
+      </w:r>
+    </w:p>
+    <w:p>
+      <w:pPr>
+        <w:spacing w:line="276" w:lineRule="auto"/>
+        <w:jc w:val="both"/>
+        <w:rPr>
+          <w:rFonts w:ascii="Arial" w:hAnsi="Arial" w:cs="Arial"/>
+          <w:sz w:val="24"/>
+        </w:rPr>
+      </w:pPr>
+    </w:p>
+    <w:p>
+      <w:pPr>
+        <w:pStyle w:val="Prrafodelista"/>
+        <w:numPr>
+          <w:ilvl w:val="0"/>
+          <w:numId w:val="10"/>
+        </w:numPr>
+        <w:spacing w:line="276" w:lineRule="auto"/>
+        <w:jc w:val="both"/>
+        <w:rPr>
+          <w:rFonts w:ascii="Arial" w:hAnsi="Arial" w:cs="Arial"/>
+          <w:sz w:val="24"/>
+        </w:rPr>
+      </w:pPr>
+      <w:r>
+        <w:rPr>
+          <w:rFonts w:ascii="Arial" w:hAnsi="Arial" w:cs="Arial"/>
+          <w:sz w:val="24"/>
+        </w:rPr>
+        <w:t>Regresión Lineal Múltiple</w:t>
+      </w:r>
+    </w:p>
+    <w:p>
+      <w:pPr>
+        <w:spacing w:line="276" w:lineRule="auto"/>
+        <w:jc w:val="both"/>
+        <w:rPr>
+          <w:rFonts w:ascii="Arial" w:hAnsi="Arial" w:cs="Arial"/>
+          <w:sz w:val="24"/>
+        </w:rPr>
+      </w:pPr>
+      <w:r>
+        <w:rPr>
+          <w:rFonts w:ascii="Arial" w:hAnsi="Arial" w:cs="Arial"/>
+          <w:sz w:val="24"/>
+        </w:rPr>
+        <w:t>Resultados Obtenidos:</w:t>
+      </w:r>
+    </w:p>
+    <w:p>
+      <w:pPr>
+        <w:pStyle w:val="Prrafodelista"/>
+        <w:numPr>
+          <w:ilvl w:val="0"/>
+          <w:numId w:val="13"/>
+        </w:numPr>
+        <w:spacing w:line="276" w:lineRule="auto"/>
+        <w:jc w:val="both"/>
+        <w:rPr>
+          <w:rFonts w:ascii="Arial" w:hAnsi="Arial" w:cs="Arial"/>
+          <w:sz w:val="24"/>
+        </w:rPr>
+      </w:pPr>
+      <w:r>
+        <w:rPr>
+          <w:rFonts w:ascii="Arial" w:hAnsi="Arial" w:cs="Arial"/>
+          <w:sz w:val="24"/>
+        </w:rPr>
+        <w:t>R² = 0.9369</w:t>
+      </w:r>
+    </w:p>
+    <w:p>
+      <w:pPr>
+        <w:pStyle w:val="Prrafodelista"/>
+        <w:numPr>
+          <w:ilvl w:val="0"/>
+          <w:numId w:val="13"/>
+        </w:numPr>
+        <w:spacing w:line="276" w:lineRule="auto"/>
+        <w:jc w:val="both"/>
+        <w:rPr>
+          <w:rFonts w:ascii="Arial" w:hAnsi="Arial" w:cs="Arial"/>
+          <w:sz w:val="24"/>
+        </w:rPr>
+      </w:pPr>
+      <w:r>
+        <w:rPr>
+          <w:rFonts w:ascii="Arial" w:hAnsi="Arial" w:cs="Arial"/>
+          <w:sz w:val="24"/>
+        </w:rPr>
+        <w:t xml:space="preserve">RMSE = 1829 </w:t>
+      </w:r>
+    </w:p>
+    <w:p>
+      <w:pPr>
+        <w:pStyle w:val="Prrafodelista"/>
+        <w:numPr>
+          <w:ilvl w:val="0"/>
+          <w:numId w:val="13"/>
+        </w:numPr>
+        <w:spacing w:line="276" w:lineRule="auto"/>
+        <w:jc w:val="both"/>
+        <w:rPr>
+          <w:rFonts w:ascii="Arial" w:hAnsi="Arial" w:cs="Arial"/>
+          <w:sz w:val="24"/>
+        </w:rPr>
+      </w:pPr>
+      <w:r>
+        <w:rPr>
+          <w:rFonts w:ascii="Arial" w:hAnsi="Arial" w:cs="Arial"/>
+          <w:sz w:val="24"/>
+        </w:rPr>
+        <w:t xml:space="preserve">MAE = 1501 </w:t>
+      </w:r>
+    </w:p>
+    <w:p>
+      <w:pPr>
+        <w:pStyle w:val="Prrafodelista"/>
+        <w:numPr>
+          <w:ilvl w:val="0"/>
+          <w:numId w:val="13"/>
+        </w:numPr>
+        <w:spacing w:line="276" w:lineRule="auto"/>
+        <w:jc w:val="both"/>
+        <w:rPr>
+          <w:rFonts w:ascii="Arial" w:hAnsi="Arial" w:cs="Arial"/>
+          <w:sz w:val="24"/>
+        </w:rPr>
+      </w:pPr>
+      <w:r>
+        <w:rPr>
+          <w:rFonts w:ascii="Arial" w:hAnsi="Arial" w:cs="Arial"/>
+          <w:sz w:val="24"/>
+        </w:rPr>
+        <w:t>R² ajustado = 0.9271</w:t>
+      </w:r>
+    </w:p>
+    <w:p>
+      <w:pPr>
+        <w:spacing w:line="276" w:lineRule="auto"/>
+        <w:jc w:val="both"/>
+        <w:rPr>
+          <w:rFonts w:ascii="Arial" w:hAnsi="Arial" w:cs="Arial"/>
+          <w:sz w:val="24"/>
+        </w:rPr>
+      </w:pPr>
+      <w:r>
+        <w:rPr>
+          <w:rFonts w:ascii="Arial" w:hAnsi="Arial" w:cs="Arial"/>
+          <w:sz w:val="24"/>
+        </w:rPr>
+        <w:t>El modelo explica aproximadamente el 93% de la variabilidad del precio, lo que indica que la relación entre las variables explicativas y el precio es altamente estructurada y cercana a lineal.</w:t>
+      </w:r>
+    </w:p>
+    <w:p>
+      <w:pPr>
+        <w:spacing w:line="276" w:lineRule="auto"/>
+        <w:jc w:val="both"/>
+        <w:rPr>
+          <w:rFonts w:ascii="Arial" w:hAnsi="Arial" w:cs="Arial"/>
+          <w:sz w:val="24"/>
+        </w:rPr>
+      </w:pPr>
+      <w:r>
+        <w:rPr>
+          <w:rFonts w:ascii="Arial" w:hAnsi="Arial" w:cs="Arial"/>
+          <w:sz w:val="24"/>
+        </w:rPr>
+        <w:t>Además, el R² ajustado (0.9271) confirma que el modelo no está sobre ajustado.</w:t>
+      </w:r>
+    </w:p>
+    <w:p>
+      <w:pPr>
+        <w:spacing w:line="276" w:lineRule="auto"/>
+        <w:jc w:val="both"/>
+        <w:rPr>
+          <w:rFonts w:ascii="Arial" w:hAnsi="Arial" w:cs="Arial"/>
+          <w:sz w:val="24"/>
+        </w:rPr>
+      </w:pPr>
+      <w:r>
+        <w:rPr>
+          <w:rFonts w:ascii="Arial" w:hAnsi="Arial" w:cs="Arial"/>
+          <w:noProof/>
+          <w:sz w:val="24"/>
+        </w:rPr>
+        <w:drawing>
+          <wp:inline distT="0" distB="0" distL="0" distR="0" wp14:anchorId="535D52B0" wp14:editId="03D436F0">
+            <wp:extent cx="5362575" cy="5191125"/>
+            <wp:effectExtent l="0" t="0" r="9525" b="9525"/>
+            <wp:docPr id="1066451500" name="Imagen 1"/>
+            <wp:cNvGraphicFramePr>
+              <a:graphicFrameLocks xmlns:a="http://schemas.openxmlformats.org/drawingml/2006/main" noChangeAspect="1"/>
+            </wp:cNvGraphicFramePr>
+            <a:graphic xmlns:a="http://schemas.openxmlformats.org/drawingml/2006/main">
+              <a:graphicData uri="http://schemas.openxmlformats.org/drawingml/2006/picture">
+                <pic:pic xmlns:pic="http://schemas.openxmlformats.org/drawingml/2006/picture">
+                  <pic:nvPicPr>
+                    <pic:cNvPr id="1066451500" name=""/>
+                    <pic:cNvPicPr/>
+                  </pic:nvPicPr>
+                  <pic:blipFill>
+                    <a:blip r:embed="rId23"/>
+                    <a:stretch>
+                      <a:fillRect/>
+                    </a:stretch>
+                  </pic:blipFill>
+                  <pic:spPr>
+                    <a:xfrm>
+                      <a:off x="0" y="0"/>
+                      <a:ext cx="5362575" cy="5191125"/>
+                    </a:xfrm>
+                    <a:prstGeom prst="rect">
+                      <a:avLst/>
+                    </a:prstGeom>
+                  </pic:spPr>
+                </pic:pic>
+              </a:graphicData>
+            </a:graphic>
+          </wp:inline>
+        </w:drawing>
+      </w:r>
+    </w:p>
+    <w:p>
+      <w:pPr>
+        <w:spacing w:line="276" w:lineRule="auto"/>
+        <w:jc w:val="both"/>
+        <w:rPr>
+          <w:rFonts w:ascii="Arial" w:hAnsi="Arial" w:cs="Arial"/>
+          <w:sz w:val="24"/>
+        </w:rPr>
+      </w:pPr>
+      <w:r>
+        <w:rPr>
+          <w:rFonts w:ascii="Arial" w:hAnsi="Arial" w:cs="Arial"/>
+          <w:sz w:val="24"/>
+        </w:rPr>
+        <w:t>Se aprecia una alineación muy marcada de los puntos alrededor de la diagonal, lo que indica una elevada capacidad explicativa del modelo. La dispersión es relativamente reducida y homogénea a lo largo del rango de precios.</w:t>
+      </w:r>
+    </w:p>
+    <w:p>
+      <w:pPr>
+        <w:spacing w:line="276" w:lineRule="auto"/>
+        <w:jc w:val="both"/>
+        <w:rPr>
+          <w:rFonts w:ascii="Arial" w:hAnsi="Arial" w:cs="Arial"/>
+          <w:sz w:val="24"/>
+        </w:rPr>
+      </w:pPr>
+      <w:r>
+        <w:rPr>
+          <w:rFonts w:ascii="Arial" w:hAnsi="Arial" w:cs="Arial"/>
+          <w:sz w:val="24"/>
+        </w:rPr>
+        <w:t>La fuerte alineación sugiere que la relación entre las variables explicativas y el precio es predominantemente lineal, lo que justifica que la regresión lineal múltiple haya superado a modelos no lineales más complejos.</w:t>
+      </w:r>
+    </w:p>
+    <w:p>
+      <w:pPr>
+        <w:spacing w:line="276" w:lineRule="auto"/>
+        <w:jc w:val="both"/>
+        <w:rPr>
+          <w:rFonts w:ascii="Arial" w:hAnsi="Arial" w:cs="Arial"/>
+          <w:sz w:val="24"/>
+        </w:rPr>
+      </w:pPr>
+    </w:p>
+    <w:p>
+      <w:pPr>
+        <w:spacing w:line="276" w:lineRule="auto"/>
+        <w:jc w:val="both"/>
+        <w:rPr>
+          <w:rFonts w:ascii="Arial" w:hAnsi="Arial" w:cs="Arial"/>
+          <w:sz w:val="24"/>
+        </w:rPr>
+      </w:pPr>
+      <w:r>
+        <w:rPr>
+          <w:rFonts w:ascii="Arial" w:hAnsi="Arial" w:cs="Arial"/>
+          <w:noProof/>
+          <w:sz w:val="24"/>
+        </w:rPr>
+        <w:drawing>
+          <wp:inline distT="0" distB="0" distL="0" distR="0" wp14:anchorId="62F59DB7" wp14:editId="03B073BD">
+            <wp:extent cx="5343525" cy="3724275"/>
+            <wp:effectExtent l="0" t="0" r="9525" b="9525"/>
+            <wp:docPr id="2024838097" name="Imagen 1"/>
+            <wp:cNvGraphicFramePr>
+              <a:graphicFrameLocks xmlns:a="http://schemas.openxmlformats.org/drawingml/2006/main" noChangeAspect="1"/>
+            </wp:cNvGraphicFramePr>
+            <a:graphic xmlns:a="http://schemas.openxmlformats.org/drawingml/2006/main">
+              <a:graphicData uri="http://schemas.openxmlformats.org/drawingml/2006/picture">
+                <pic:pic xmlns:pic="http://schemas.openxmlformats.org/drawingml/2006/picture">
+                  <pic:nvPicPr>
+                    <pic:cNvPr id="2024838097" name=""/>
+                    <pic:cNvPicPr/>
+                  </pic:nvPicPr>
+                  <pic:blipFill>
+                    <a:blip r:embed="rId24"/>
+                    <a:stretch>
+                      <a:fillRect/>
+                    </a:stretch>
+                  </pic:blipFill>
+                  <pic:spPr>
+                    <a:xfrm>
+                      <a:off x="0" y="0"/>
+                      <a:ext cx="5343525" cy="3724275"/>
+                    </a:xfrm>
+                    <a:prstGeom prst="rect">
+                      <a:avLst/>
+                    </a:prstGeom>
+                  </pic:spPr>
+                </pic:pic>
+              </a:graphicData>
+            </a:graphic>
+          </wp:inline>
+        </w:drawing>
+      </w:r>
+    </w:p>
+    <w:p>
+      <w:pPr>
+        <w:spacing w:line="276" w:lineRule="auto"/>
+        <w:jc w:val="both"/>
+        <w:rPr>
+          <w:rFonts w:ascii="Arial" w:hAnsi="Arial" w:cs="Arial"/>
+          <w:sz w:val="24"/>
+        </w:rPr>
+      </w:pPr>
+      <w:r>
+        <w:rPr>
+          <w:rFonts w:ascii="Arial" w:hAnsi="Arial" w:cs="Arial"/>
+          <w:sz w:val="24"/>
+        </w:rPr>
+        <w:t>No se observa un patrón en forma de abanico ni incremento progresivo de la varianza a medida que aumenta el precio predicho.</w:t>
+      </w:r>
+    </w:p>
+    <w:p>
+      <w:pPr>
+        <w:spacing w:line="276" w:lineRule="auto"/>
+        <w:jc w:val="both"/>
+        <w:rPr>
+          <w:rFonts w:ascii="Arial" w:hAnsi="Arial" w:cs="Arial"/>
+          <w:sz w:val="24"/>
+        </w:rPr>
+      </w:pPr>
+      <w:r>
+        <w:rPr>
+          <w:rFonts w:ascii="Arial" w:hAnsi="Arial" w:cs="Arial"/>
+          <w:sz w:val="24"/>
+        </w:rPr>
+        <w:t>Esto sugiere que la varianza del error es relativamente constante, cumpliendo uno de los supuestos clásicos del modelo lineal.</w:t>
+      </w:r>
+    </w:p>
+    <w:p>
+      <w:pPr>
+        <w:spacing w:line="276" w:lineRule="auto"/>
+        <w:jc w:val="both"/>
+        <w:rPr>
+          <w:rFonts w:ascii="Arial" w:hAnsi="Arial" w:cs="Arial"/>
+          <w:sz w:val="24"/>
+        </w:rPr>
+      </w:pPr>
+      <w:r>
+        <w:rPr>
+          <w:rFonts w:ascii="Arial" w:hAnsi="Arial" w:cs="Arial"/>
+          <w:sz w:val="24"/>
+        </w:rPr>
+        <w:t>El análisis visual confirma los resultados métricos obtenidos:</w:t>
+      </w:r>
+    </w:p>
+    <w:p>
+      <w:pPr>
+        <w:numPr>
+          <w:ilvl w:val="0"/>
+          <w:numId w:val="15"/>
+        </w:numPr>
+        <w:spacing w:line="276" w:lineRule="auto"/>
+        <w:jc w:val="both"/>
+        <w:rPr>
+          <w:rFonts w:ascii="Arial" w:hAnsi="Arial" w:cs="Arial"/>
+          <w:sz w:val="24"/>
+        </w:rPr>
+      </w:pPr>
+      <w:r>
+        <w:rPr>
+          <w:rFonts w:ascii="Arial" w:hAnsi="Arial" w:cs="Arial"/>
+          <w:sz w:val="24"/>
+        </w:rPr>
+        <w:t>Alta capacidad explicativa (R² elevado).</w:t>
+      </w:r>
+    </w:p>
+    <w:p>
+      <w:pPr>
+        <w:numPr>
+          <w:ilvl w:val="0"/>
+          <w:numId w:val="15"/>
+        </w:numPr>
+        <w:spacing w:line="276" w:lineRule="auto"/>
+        <w:jc w:val="both"/>
+        <w:rPr>
+          <w:rFonts w:ascii="Arial" w:hAnsi="Arial" w:cs="Arial"/>
+          <w:sz w:val="24"/>
+        </w:rPr>
+      </w:pPr>
+      <w:r>
+        <w:rPr>
+          <w:rFonts w:ascii="Arial" w:hAnsi="Arial" w:cs="Arial"/>
+          <w:sz w:val="24"/>
+        </w:rPr>
+        <w:t>Errores distribuidos de forma estable.</w:t>
+      </w:r>
+    </w:p>
+    <w:p>
+      <w:pPr>
+        <w:numPr>
+          <w:ilvl w:val="0"/>
+          <w:numId w:val="15"/>
+        </w:numPr>
+        <w:spacing w:line="276" w:lineRule="auto"/>
+        <w:jc w:val="both"/>
+        <w:rPr>
+          <w:rFonts w:ascii="Arial" w:hAnsi="Arial" w:cs="Arial"/>
+          <w:sz w:val="24"/>
+        </w:rPr>
+      </w:pPr>
+      <w:r>
+        <w:rPr>
+          <w:rFonts w:ascii="Arial" w:hAnsi="Arial" w:cs="Arial"/>
+          <w:sz w:val="24"/>
+        </w:rPr>
+        <w:t>Ausencia de sesgo estructural.</w:t>
+      </w:r>
+    </w:p>
+    <w:p>
+      <w:pPr>
+        <w:numPr>
+          <w:ilvl w:val="0"/>
+          <w:numId w:val="15"/>
+        </w:numPr>
+        <w:spacing w:line="276" w:lineRule="auto"/>
+        <w:jc w:val="both"/>
+        <w:rPr>
+          <w:rFonts w:ascii="Arial" w:hAnsi="Arial" w:cs="Arial"/>
+          <w:sz w:val="24"/>
+        </w:rPr>
+      </w:pPr>
+      <w:r>
+        <w:rPr>
+          <w:rFonts w:ascii="Arial" w:hAnsi="Arial" w:cs="Arial"/>
+          <w:sz w:val="24"/>
+        </w:rPr>
+        <w:t>No evidencia de sobreajuste.</w:t>
+      </w:r>
+    </w:p>
+    <w:p>
+      <w:pPr>
+        <w:spacing w:line="276" w:lineRule="auto"/>
+        <w:jc w:val="both"/>
+        <w:rPr>
+          <w:rFonts w:ascii="Arial" w:hAnsi="Arial" w:cs="Arial"/>
+          <w:sz w:val="24"/>
+        </w:rPr>
+      </w:pPr>
+      <w:r>
+        <w:rPr>
+          <w:rFonts w:ascii="Arial" w:hAnsi="Arial" w:cs="Arial"/>
+          <w:sz w:val="24"/>
+        </w:rPr>
+        <w:t>El comportamiento gráfico respalda la selección de la Regresión Lineal Múltiple como modelo final, ya que muestra estabilidad, coherencia y consistencia en todo el rango de precios.</w:t>
+      </w:r>
+    </w:p>
+    <w:p>
+      <w:pPr>
+        <w:spacing w:line="276" w:lineRule="auto"/>
+        <w:jc w:val="both"/>
+        <w:rPr>
+          <w:rFonts w:ascii="Arial" w:hAnsi="Arial" w:cs="Arial"/>
+          <w:sz w:val="24"/>
+        </w:rPr>
+      </w:pPr>
+    </w:p>
+    <w:p>
+      <w:pPr>
+        <w:pStyle w:val="Prrafodelista"/>
+        <w:numPr>
+          <w:ilvl w:val="0"/>
+          <w:numId w:val="10"/>
+        </w:numPr>
+        <w:spacing w:line="276" w:lineRule="auto"/>
+        <w:jc w:val="both"/>
+        <w:rPr>
+          <w:rFonts w:ascii="Arial" w:hAnsi="Arial" w:cs="Arial"/>
+          <w:sz w:val="24"/>
+        </w:rPr>
+      </w:pPr>
+      <w:r>
+        <w:rPr>
+          <w:rFonts w:ascii="Arial" w:hAnsi="Arial" w:cs="Arial"/>
+          <w:sz w:val="24"/>
+        </w:rPr>
+        <w:t>Árbol de Decisión</w:t>
+      </w:r>
+    </w:p>
+    <w:p>
+      <w:pPr>
+        <w:spacing w:line="276" w:lineRule="auto"/>
+        <w:jc w:val="both"/>
+        <w:rPr>
+          <w:rFonts w:ascii="Arial" w:hAnsi="Arial" w:cs="Arial"/>
+          <w:sz w:val="24"/>
+        </w:rPr>
+      </w:pPr>
+      <w:r>
+        <w:rPr>
+          <w:rFonts w:ascii="Arial" w:hAnsi="Arial" w:cs="Arial"/>
+          <w:sz w:val="24"/>
+        </w:rPr>
+        <w:t>Resultados Obtenidos:</w:t>
+      </w:r>
+    </w:p>
+    <w:p>
+      <w:pPr>
+        <w:pStyle w:val="Prrafodelista"/>
+        <w:numPr>
+          <w:ilvl w:val="0"/>
+          <w:numId w:val="13"/>
+        </w:numPr>
+        <w:spacing w:line="276" w:lineRule="auto"/>
+        <w:jc w:val="both"/>
+        <w:rPr>
+          <w:rFonts w:ascii="Arial" w:hAnsi="Arial" w:cs="Arial"/>
+          <w:sz w:val="24"/>
+        </w:rPr>
+      </w:pPr>
+      <w:r>
+        <w:rPr>
+          <w:rFonts w:ascii="Arial" w:hAnsi="Arial" w:cs="Arial"/>
+          <w:sz w:val="24"/>
+        </w:rPr>
+        <w:t>R² = 0.883409</w:t>
+      </w:r>
+    </w:p>
+    <w:p>
+      <w:pPr>
+        <w:pStyle w:val="Prrafodelista"/>
+        <w:numPr>
+          <w:ilvl w:val="0"/>
+          <w:numId w:val="13"/>
+        </w:numPr>
+        <w:spacing w:line="276" w:lineRule="auto"/>
+        <w:jc w:val="both"/>
+        <w:rPr>
+          <w:rFonts w:ascii="Arial" w:hAnsi="Arial" w:cs="Arial"/>
+          <w:sz w:val="24"/>
+        </w:rPr>
+      </w:pPr>
+      <w:r>
+        <w:rPr>
+          <w:rFonts w:ascii="Arial" w:hAnsi="Arial" w:cs="Arial"/>
+          <w:sz w:val="24"/>
+        </w:rPr>
+        <w:t>RMSE = 2487</w:t>
+      </w:r>
+    </w:p>
+    <w:p>
+      <w:pPr>
+        <w:pStyle w:val="Prrafodelista"/>
+        <w:numPr>
+          <w:ilvl w:val="0"/>
+          <w:numId w:val="13"/>
+        </w:numPr>
+        <w:spacing w:line="276" w:lineRule="auto"/>
+        <w:jc w:val="both"/>
+        <w:rPr>
+          <w:rFonts w:ascii="Arial" w:hAnsi="Arial" w:cs="Arial"/>
+          <w:sz w:val="24"/>
+        </w:rPr>
+      </w:pPr>
+      <w:r>
+        <w:rPr>
+          <w:rFonts w:ascii="Arial" w:hAnsi="Arial" w:cs="Arial"/>
+          <w:sz w:val="24"/>
+        </w:rPr>
+        <w:t xml:space="preserve">MAE = </w:t>
+      </w:r>
+      <w:r>
+        <w:rPr>
+          <w:rFonts w:ascii="Arial" w:hAnsi="Arial" w:cs="Arial"/>
+          <w:sz w:val="24"/>
+        </w:rPr>
+        <w:t>1790</w:t>
+      </w:r>
+    </w:p>
+    <w:p>
+      <w:pPr>
+        <w:pStyle w:val="Prrafodelista"/>
+        <w:numPr>
+          <w:ilvl w:val="0"/>
+          <w:numId w:val="13"/>
+        </w:numPr>
+        <w:spacing w:line="276" w:lineRule="auto"/>
+        <w:jc w:val="both"/>
+        <w:rPr>
+          <w:rFonts w:ascii="Arial" w:hAnsi="Arial" w:cs="Arial"/>
+          <w:sz w:val="24"/>
+        </w:rPr>
+      </w:pPr>
+      <w:r>
+        <w:rPr>
+          <w:rFonts w:ascii="Arial" w:hAnsi="Arial" w:cs="Arial"/>
+          <w:sz w:val="24"/>
+        </w:rPr>
+        <w:t xml:space="preserve">R² ajustado = </w:t>
+      </w:r>
+      <w:r>
+        <w:rPr>
+          <w:rFonts w:ascii="Arial" w:hAnsi="Arial" w:cs="Arial"/>
+          <w:sz w:val="24"/>
+        </w:rPr>
+        <w:t>0.865365</w:t>
+      </w:r>
+    </w:p>
+    <w:p>
+      <w:pPr>
+        <w:tabs>
+          <w:tab w:val="left" w:pos="1290"/>
+        </w:tabs>
+        <w:spacing w:line="276" w:lineRule="auto"/>
+        <w:jc w:val="both"/>
+        <w:rPr>
+          <w:rFonts w:ascii="Arial" w:hAnsi="Arial" w:cs="Arial"/>
+          <w:sz w:val="24"/>
+        </w:rPr>
+      </w:pPr>
+      <w:r>
+        <w:rPr>
+          <w:rFonts w:ascii="Arial" w:hAnsi="Arial" w:cs="Arial"/>
+          <w:sz w:val="24"/>
+        </w:rPr>
+        <w:t>El modelo tiene buen rendimiento, pero inferior a la regresión lineal.</w:t>
+      </w:r>
+    </w:p>
+    <w:p>
+      <w:pPr>
+        <w:tabs>
+          <w:tab w:val="left" w:pos="1290"/>
+        </w:tabs>
+        <w:spacing w:line="276" w:lineRule="auto"/>
+        <w:jc w:val="both"/>
+        <w:rPr>
+          <w:rFonts w:ascii="Arial" w:hAnsi="Arial" w:cs="Arial"/>
+          <w:sz w:val="24"/>
+          <w:u w:val="single"/>
+        </w:rPr>
+      </w:pPr>
+      <w:r>
+        <w:rPr>
+          <w:rFonts w:ascii="Arial" w:hAnsi="Arial" w:cs="Arial"/>
+          <w:sz w:val="24"/>
+        </w:rPr>
+        <w:t>El árbol puede perder precisión cuando la relación es más continua que segmentada.</w:t>
+      </w:r>
+    </w:p>
+    <w:p>
+      <w:pPr>
+        <w:spacing w:line="276" w:lineRule="auto"/>
+        <w:jc w:val="both"/>
+        <w:rPr>
+          <w:rFonts w:ascii="Arial" w:hAnsi="Arial" w:cs="Arial"/>
+          <w:sz w:val="24"/>
+        </w:rPr>
+      </w:pPr>
+      <w:r>
+        <w:rPr>
+          <w:rFonts w:ascii="Arial" w:hAnsi="Arial" w:cs="Arial"/>
+          <w:noProof/>
+          <w:sz w:val="24"/>
+        </w:rPr>
+        <w:drawing>
+          <wp:inline distT="0" distB="0" distL="0" distR="0" wp14:anchorId="6A069627" wp14:editId="19BB4E21">
+            <wp:extent cx="5362575" cy="5191125"/>
+            <wp:effectExtent l="0" t="0" r="9525" b="9525"/>
+            <wp:docPr id="620330632" name="Imagen 1"/>
+            <wp:cNvGraphicFramePr>
+              <a:graphicFrameLocks xmlns:a="http://schemas.openxmlformats.org/drawingml/2006/main" noChangeAspect="1"/>
+            </wp:cNvGraphicFramePr>
+            <a:graphic xmlns:a="http://schemas.openxmlformats.org/drawingml/2006/main">
+              <a:graphicData uri="http://schemas.openxmlformats.org/drawingml/2006/picture">
+                <pic:pic xmlns:pic="http://schemas.openxmlformats.org/drawingml/2006/picture">
+                  <pic:nvPicPr>
+                    <pic:cNvPr id="620330632" name=""/>
+                    <pic:cNvPicPr/>
+                  </pic:nvPicPr>
+                  <pic:blipFill>
+                    <a:blip r:embed="rId25"/>
+                    <a:stretch>
+                      <a:fillRect/>
+                    </a:stretch>
+                  </pic:blipFill>
+                  <pic:spPr>
+                    <a:xfrm>
+                      <a:off x="0" y="0"/>
+                      <a:ext cx="5362575" cy="5191125"/>
+                    </a:xfrm>
+                    <a:prstGeom prst="rect">
+                      <a:avLst/>
+                    </a:prstGeom>
+                  </pic:spPr>
+                </pic:pic>
+              </a:graphicData>
+            </a:graphic>
+          </wp:inline>
+        </w:drawing>
+      </w:r>
+    </w:p>
+    <w:p>
+      <w:pPr>
+        <w:spacing w:line="276" w:lineRule="auto"/>
+        <w:jc w:val="both"/>
+        <w:rPr>
+          <w:rFonts w:ascii="Arial" w:hAnsi="Arial" w:cs="Arial"/>
+          <w:sz w:val="24"/>
+        </w:rPr>
+      </w:pPr>
+      <w:r>
+        <w:rPr>
+          <w:rFonts w:ascii="Arial" w:hAnsi="Arial" w:cs="Arial"/>
+          <w:sz w:val="24"/>
+        </w:rPr>
+        <w:t>A diferencia de la regresión lineal, aquí se observa un patrón menos continuo. Los puntos tienden a agruparse en niveles horizontales, lo cual es característico de los árboles de decisión</w:t>
+      </w:r>
+      <w:r>
+        <w:rPr>
+          <w:rFonts w:ascii="Arial" w:hAnsi="Arial" w:cs="Arial"/>
+          <w:sz w:val="24"/>
+        </w:rPr>
+        <w:t xml:space="preserve"> ya que:</w:t>
+      </w:r>
+    </w:p>
+    <w:p>
+      <w:pPr>
+        <w:pStyle w:val="Prrafodelista"/>
+        <w:numPr>
+          <w:ilvl w:val="0"/>
+          <w:numId w:val="13"/>
+        </w:numPr>
+        <w:spacing w:line="276" w:lineRule="auto"/>
+        <w:jc w:val="both"/>
+        <w:rPr>
+          <w:rFonts w:ascii="Arial" w:hAnsi="Arial" w:cs="Arial"/>
+          <w:sz w:val="24"/>
+        </w:rPr>
+      </w:pPr>
+      <w:r>
+        <w:rPr>
+          <w:rFonts w:ascii="Arial" w:hAnsi="Arial" w:cs="Arial"/>
+          <w:sz w:val="24"/>
+        </w:rPr>
+        <w:t>El árbol divide el espacio en segmentos.</w:t>
+      </w:r>
+    </w:p>
+    <w:p>
+      <w:pPr>
+        <w:pStyle w:val="Prrafodelista"/>
+        <w:numPr>
+          <w:ilvl w:val="0"/>
+          <w:numId w:val="13"/>
+        </w:numPr>
+        <w:spacing w:line="276" w:lineRule="auto"/>
+        <w:jc w:val="both"/>
+        <w:rPr>
+          <w:rFonts w:ascii="Arial" w:hAnsi="Arial" w:cs="Arial"/>
+          <w:sz w:val="24"/>
+        </w:rPr>
+      </w:pPr>
+      <w:r>
+        <w:rPr>
+          <w:rFonts w:ascii="Arial" w:hAnsi="Arial" w:cs="Arial"/>
+          <w:sz w:val="24"/>
+        </w:rPr>
+        <w:t>Cada hoja asigna un único valor promedio a todos los casos dentro de ese nodo.</w:t>
+      </w:r>
+    </w:p>
+    <w:p>
+      <w:pPr>
+        <w:pStyle w:val="Prrafodelista"/>
+        <w:numPr>
+          <w:ilvl w:val="0"/>
+          <w:numId w:val="13"/>
+        </w:numPr>
+        <w:spacing w:line="276" w:lineRule="auto"/>
+        <w:jc w:val="both"/>
+        <w:rPr>
+          <w:rFonts w:ascii="Arial" w:hAnsi="Arial" w:cs="Arial"/>
+          <w:sz w:val="24"/>
+        </w:rPr>
+      </w:pPr>
+      <w:r>
+        <w:rPr>
+          <w:rFonts w:ascii="Arial" w:hAnsi="Arial" w:cs="Arial"/>
+          <w:sz w:val="24"/>
+        </w:rPr>
+        <w:t>Por tanto, las predicciones no son completamente continuas, sino discretizadas.</w:t>
+      </w:r>
+    </w:p>
+    <w:p>
+      <w:pPr>
+        <w:spacing w:line="276" w:lineRule="auto"/>
+        <w:jc w:val="both"/>
+        <w:rPr>
+          <w:rFonts w:ascii="Arial" w:hAnsi="Arial" w:cs="Arial"/>
+          <w:sz w:val="24"/>
+        </w:rPr>
+      </w:pPr>
+      <w:r>
+        <w:rPr>
+          <w:rFonts w:ascii="Arial" w:hAnsi="Arial" w:cs="Arial"/>
+          <w:sz w:val="24"/>
+        </w:rPr>
+        <w:t>El modelo explica bien la variabilidad, pero con menor precisión que la regresión lineal.</w:t>
+      </w:r>
+    </w:p>
+    <w:p>
+      <w:pPr>
+        <w:spacing w:line="276" w:lineRule="auto"/>
+        <w:jc w:val="both"/>
+        <w:rPr>
+          <w:rFonts w:ascii="Arial" w:hAnsi="Arial" w:cs="Arial"/>
+          <w:sz w:val="24"/>
+        </w:rPr>
+      </w:pPr>
+    </w:p>
+    <w:p>
+      <w:pPr>
+        <w:spacing w:line="276" w:lineRule="auto"/>
+        <w:jc w:val="both"/>
+        <w:rPr>
+          <w:rFonts w:ascii="Arial" w:hAnsi="Arial" w:cs="Arial"/>
+          <w:sz w:val="24"/>
+        </w:rPr>
+      </w:pPr>
+      <w:r>
+        <w:rPr>
+          <w:rFonts w:ascii="Arial" w:hAnsi="Arial" w:cs="Arial"/>
+          <w:noProof/>
+          <w:sz w:val="24"/>
+        </w:rPr>
+        <w:drawing>
+          <wp:inline distT="0" distB="0" distL="0" distR="0" wp14:anchorId="1D759FD0" wp14:editId="4480BAEA">
+            <wp:extent cx="5343525" cy="3724275"/>
+            <wp:effectExtent l="0" t="0" r="9525" b="9525"/>
+            <wp:docPr id="1811001393" name="Imagen 1"/>
+            <wp:cNvGraphicFramePr>
+              <a:graphicFrameLocks xmlns:a="http://schemas.openxmlformats.org/drawingml/2006/main" noChangeAspect="1"/>
+            </wp:cNvGraphicFramePr>
+            <a:graphic xmlns:a="http://schemas.openxmlformats.org/drawingml/2006/main">
+              <a:graphicData uri="http://schemas.openxmlformats.org/drawingml/2006/picture">
+                <pic:pic xmlns:pic="http://schemas.openxmlformats.org/drawingml/2006/picture">
+                  <pic:nvPicPr>
+                    <pic:cNvPr id="1811001393" name=""/>
+                    <pic:cNvPicPr/>
+                  </pic:nvPicPr>
+                  <pic:blipFill>
+                    <a:blip r:embed="rId26"/>
+                    <a:stretch>
+                      <a:fillRect/>
+                    </a:stretch>
+                  </pic:blipFill>
+                  <pic:spPr>
+                    <a:xfrm>
+                      <a:off x="0" y="0"/>
+                      <a:ext cx="5343525" cy="3724275"/>
+                    </a:xfrm>
+                    <a:prstGeom prst="rect">
+                      <a:avLst/>
+                    </a:prstGeom>
+                  </pic:spPr>
+                </pic:pic>
+              </a:graphicData>
+            </a:graphic>
+          </wp:inline>
+        </w:drawing>
+      </w:r>
+    </w:p>
+    <w:p>
+      <w:pPr>
+        <w:spacing w:line="276" w:lineRule="auto"/>
+        <w:jc w:val="both"/>
+        <w:rPr>
+          <w:rFonts w:ascii="Arial" w:hAnsi="Arial" w:cs="Arial"/>
+          <w:sz w:val="24"/>
+        </w:rPr>
+      </w:pPr>
+      <w:r>
+        <w:rPr>
+          <w:rFonts w:ascii="Arial" w:hAnsi="Arial" w:cs="Arial"/>
+          <w:sz w:val="24"/>
+        </w:rPr>
+        <w:t>L</w:t>
+      </w:r>
+      <w:r>
+        <w:rPr>
+          <w:rFonts w:ascii="Arial" w:hAnsi="Arial" w:cs="Arial"/>
+          <w:sz w:val="24"/>
+        </w:rPr>
+        <w:t>os residuos muestran:</w:t>
+      </w:r>
+    </w:p>
+    <w:p>
+      <w:pPr>
+        <w:numPr>
+          <w:ilvl w:val="0"/>
+          <w:numId w:val="16"/>
+        </w:numPr>
+        <w:spacing w:line="276" w:lineRule="auto"/>
+        <w:jc w:val="both"/>
+        <w:rPr>
+          <w:rFonts w:ascii="Arial" w:hAnsi="Arial" w:cs="Arial"/>
+          <w:sz w:val="24"/>
+        </w:rPr>
+      </w:pPr>
+      <w:r>
+        <w:rPr>
+          <w:rFonts w:ascii="Arial" w:hAnsi="Arial" w:cs="Arial"/>
+          <w:sz w:val="24"/>
+        </w:rPr>
+        <w:t>Mayor dispersión que en la regresión lineal.</w:t>
+      </w:r>
+    </w:p>
+    <w:p>
+      <w:pPr>
+        <w:numPr>
+          <w:ilvl w:val="0"/>
+          <w:numId w:val="16"/>
+        </w:numPr>
+        <w:spacing w:line="276" w:lineRule="auto"/>
+        <w:jc w:val="both"/>
+        <w:rPr>
+          <w:rFonts w:ascii="Arial" w:hAnsi="Arial" w:cs="Arial"/>
+          <w:sz w:val="24"/>
+        </w:rPr>
+      </w:pPr>
+      <w:r>
+        <w:rPr>
+          <w:rFonts w:ascii="Arial" w:hAnsi="Arial" w:cs="Arial"/>
+          <w:sz w:val="24"/>
+        </w:rPr>
+        <w:t>Algunos errores extremos superiores a ±8000 €.</w:t>
+      </w:r>
+    </w:p>
+    <w:p>
+      <w:pPr>
+        <w:numPr>
+          <w:ilvl w:val="0"/>
+          <w:numId w:val="16"/>
+        </w:numPr>
+        <w:spacing w:line="276" w:lineRule="auto"/>
+        <w:jc w:val="both"/>
+        <w:rPr>
+          <w:rFonts w:ascii="Arial" w:hAnsi="Arial" w:cs="Arial"/>
+          <w:sz w:val="24"/>
+        </w:rPr>
+      </w:pPr>
+      <w:r>
+        <w:rPr>
+          <w:rFonts w:ascii="Arial" w:hAnsi="Arial" w:cs="Arial"/>
+          <w:sz w:val="24"/>
+        </w:rPr>
+        <w:t>Mayor variabilidad en rangos altos.</w:t>
+      </w:r>
+    </w:p>
+    <w:p>
+      <w:pPr>
+        <w:spacing w:line="276" w:lineRule="auto"/>
+        <w:jc w:val="both"/>
+        <w:rPr>
+          <w:rFonts w:ascii="Arial" w:hAnsi="Arial" w:cs="Arial"/>
+          <w:sz w:val="24"/>
+        </w:rPr>
+      </w:pPr>
+      <w:r>
+        <w:rPr>
+          <w:rFonts w:ascii="Arial" w:hAnsi="Arial" w:cs="Arial"/>
+          <w:sz w:val="24"/>
+        </w:rPr>
+        <w:t>Esto indica que el árbol comete errores más grandes en ciertos segmentos.</w:t>
+      </w:r>
+    </w:p>
+    <w:p>
+      <w:pPr>
+        <w:spacing w:line="276" w:lineRule="auto"/>
+        <w:jc w:val="both"/>
+        <w:rPr>
+          <w:rFonts w:ascii="Arial" w:hAnsi="Arial" w:cs="Arial"/>
+          <w:sz w:val="24"/>
+        </w:rPr>
+      </w:pPr>
+      <w:r>
+        <w:rPr>
+          <w:rFonts w:ascii="Arial" w:hAnsi="Arial" w:cs="Arial"/>
+          <w:sz w:val="24"/>
+        </w:rPr>
+        <w:t>Se aprecia una ligera mayor dispersión conforme aumenta el precio predicho, lo que sugiere cierta heterocedasticidad.</w:t>
+      </w:r>
+    </w:p>
+    <w:p>
+      <w:pPr>
+        <w:spacing w:line="276" w:lineRule="auto"/>
+        <w:jc w:val="both"/>
+        <w:rPr>
+          <w:rFonts w:ascii="Arial" w:hAnsi="Arial" w:cs="Arial"/>
+          <w:sz w:val="24"/>
+        </w:rPr>
+      </w:pPr>
+      <w:r>
+        <w:rPr>
+          <w:rFonts w:ascii="Arial" w:hAnsi="Arial" w:cs="Arial"/>
+          <w:sz w:val="24"/>
+        </w:rPr>
+        <w:t>También se observan columnas verticales de puntos, reflejando nuevamente la naturaleza segmentada del modelo.</w:t>
+      </w:r>
+    </w:p>
+    <w:p>
+      <w:pPr>
+        <w:spacing w:line="276" w:lineRule="auto"/>
+        <w:jc w:val="both"/>
+        <w:rPr>
+          <w:rFonts w:ascii="Arial" w:hAnsi="Arial" w:cs="Arial"/>
+          <w:b/>
+          <w:bCs/>
+          <w:sz w:val="24"/>
+        </w:rPr>
+      </w:pPr>
+      <w:r>
+        <w:rPr>
+          <w:rFonts w:ascii="Arial" w:hAnsi="Arial" w:cs="Arial"/>
+          <w:b/>
+          <w:bCs/>
+          <w:sz w:val="24"/>
+        </w:rPr>
+        <w:t>Conclusión</w:t>
+      </w:r>
+    </w:p>
+    <w:p>
+      <w:pPr>
+        <w:spacing w:line="276" w:lineRule="auto"/>
+        <w:jc w:val="both"/>
+        <w:rPr>
+          <w:rFonts w:ascii="Arial" w:hAnsi="Arial" w:cs="Arial"/>
+          <w:sz w:val="24"/>
+        </w:rPr>
+      </w:pPr>
+      <w:r>
+        <w:rPr>
+          <w:rFonts w:ascii="Arial" w:hAnsi="Arial" w:cs="Arial"/>
+          <w:sz w:val="24"/>
+        </w:rPr>
+        <w:t>El modelo de Árbol de Decisión muestra una adecuada capacidad de segmentación del mercado, reflejada en la tendencia positiva entre valores reales y predichos. No obstante, el carácter discreto de sus predicciones genera agrupaciones horizontales y una mayor dispersión respecto a la recta de identidad. El análisis de residuos revela errores más amplios y mayor variabilidad en rangos altos de precio, lo que explica su menor rendimiento comparativo frente a la regresión lineal múltiple.</w:t>
+      </w:r>
+    </w:p>
+    <w:p>
+      <w:pPr>
+        <w:spacing w:line="276" w:lineRule="auto"/>
+        <w:jc w:val="both"/>
+        <w:rPr>
+          <w:rFonts w:ascii="Arial" w:hAnsi="Arial" w:cs="Arial"/>
+          <w:sz w:val="24"/>
+        </w:rPr>
+      </w:pPr>
+    </w:p>
+    <w:p>
+      <w:pPr>
+        <w:pStyle w:val="Prrafodelista"/>
+        <w:numPr>
+          <w:ilvl w:val="0"/>
+          <w:numId w:val="10"/>
+        </w:numPr>
+        <w:spacing w:line="276" w:lineRule="auto"/>
+        <w:jc w:val="both"/>
+        <w:rPr>
+          <w:rFonts w:ascii="Arial" w:hAnsi="Arial" w:cs="Arial"/>
+          <w:sz w:val="24"/>
+        </w:rPr>
+      </w:pPr>
+      <w:r>
+        <w:rPr>
+          <w:rFonts w:ascii="Arial" w:hAnsi="Arial" w:cs="Arial"/>
+          <w:sz w:val="24"/>
+        </w:rPr>
+        <w:t>SVM</w:t>
+      </w:r>
+    </w:p>
+    <w:p>
+      <w:pPr>
+        <w:spacing w:line="276" w:lineRule="auto"/>
+        <w:jc w:val="both"/>
+        <w:rPr>
+          <w:rFonts w:ascii="Arial" w:hAnsi="Arial" w:cs="Arial"/>
+          <w:sz w:val="24"/>
+        </w:rPr>
+      </w:pPr>
+      <w:r>
+        <w:rPr>
+          <w:rFonts w:ascii="Arial" w:hAnsi="Arial" w:cs="Arial"/>
+          <w:sz w:val="24"/>
+        </w:rPr>
+        <w:t>Resultados Obtenidos:</w:t>
+      </w:r>
+    </w:p>
+    <w:p>
+      <w:pPr>
+        <w:pStyle w:val="Prrafodelista"/>
+        <w:numPr>
+          <w:ilvl w:val="0"/>
+          <w:numId w:val="13"/>
+        </w:numPr>
+        <w:spacing w:line="276" w:lineRule="auto"/>
+        <w:jc w:val="both"/>
+        <w:rPr>
+          <w:rFonts w:ascii="Arial" w:hAnsi="Arial" w:cs="Arial"/>
+          <w:sz w:val="24"/>
+        </w:rPr>
+      </w:pPr>
+      <w:r>
+        <w:rPr>
+          <w:rFonts w:ascii="Arial" w:hAnsi="Arial" w:cs="Arial"/>
+          <w:sz w:val="24"/>
+        </w:rPr>
+        <w:t xml:space="preserve">R² = </w:t>
+      </w:r>
+      <w:r>
+        <w:rPr>
+          <w:rFonts w:ascii="Arial" w:hAnsi="Arial" w:cs="Arial"/>
+          <w:sz w:val="24"/>
+        </w:rPr>
+        <w:t>0.750724</w:t>
+      </w:r>
+    </w:p>
+    <w:p>
+      <w:pPr>
+        <w:pStyle w:val="Prrafodelista"/>
+        <w:numPr>
+          <w:ilvl w:val="0"/>
+          <w:numId w:val="13"/>
+        </w:numPr>
+        <w:spacing w:line="276" w:lineRule="auto"/>
+        <w:jc w:val="both"/>
+        <w:rPr>
+          <w:rFonts w:ascii="Arial" w:hAnsi="Arial" w:cs="Arial"/>
+          <w:sz w:val="24"/>
+        </w:rPr>
+      </w:pPr>
+      <w:r>
+        <w:rPr>
+          <w:rFonts w:ascii="Arial" w:hAnsi="Arial" w:cs="Arial"/>
+          <w:sz w:val="24"/>
+        </w:rPr>
+        <w:t xml:space="preserve">RMSE = </w:t>
+      </w:r>
+      <w:r>
+        <w:rPr>
+          <w:rFonts w:ascii="Arial" w:hAnsi="Arial" w:cs="Arial"/>
+          <w:sz w:val="24"/>
+        </w:rPr>
+        <w:t>3636</w:t>
+      </w:r>
+    </w:p>
+    <w:p>
+      <w:pPr>
+        <w:pStyle w:val="Prrafodelista"/>
+        <w:numPr>
+          <w:ilvl w:val="0"/>
+          <w:numId w:val="13"/>
+        </w:numPr>
+        <w:spacing w:line="276" w:lineRule="auto"/>
+        <w:jc w:val="both"/>
+        <w:rPr>
+          <w:rFonts w:ascii="Arial" w:hAnsi="Arial" w:cs="Arial"/>
+          <w:sz w:val="24"/>
+        </w:rPr>
+      </w:pPr>
+      <w:r>
+        <w:rPr>
+          <w:rFonts w:ascii="Arial" w:hAnsi="Arial" w:cs="Arial"/>
+          <w:sz w:val="24"/>
+        </w:rPr>
+        <w:t xml:space="preserve">MAE = </w:t>
+      </w:r>
+      <w:r>
+        <w:rPr>
+          <w:rFonts w:ascii="Arial" w:hAnsi="Arial" w:cs="Arial"/>
+          <w:sz w:val="24"/>
+        </w:rPr>
+        <w:t>2515</w:t>
+      </w:r>
+    </w:p>
+    <w:p>
+      <w:pPr>
+        <w:pStyle w:val="Prrafodelista"/>
+        <w:numPr>
+          <w:ilvl w:val="0"/>
+          <w:numId w:val="13"/>
+        </w:numPr>
+        <w:spacing w:line="276" w:lineRule="auto"/>
+        <w:jc w:val="both"/>
+        <w:rPr>
+          <w:rFonts w:ascii="Arial" w:hAnsi="Arial" w:cs="Arial"/>
+          <w:sz w:val="24"/>
+        </w:rPr>
+      </w:pPr>
+      <w:r>
+        <w:rPr>
+          <w:rFonts w:ascii="Arial" w:hAnsi="Arial" w:cs="Arial"/>
+          <w:sz w:val="24"/>
+        </w:rPr>
+        <w:t xml:space="preserve">R² ajustado = </w:t>
+      </w:r>
+      <w:r>
+        <w:rPr>
+          <w:rFonts w:ascii="Arial" w:hAnsi="Arial" w:cs="Arial"/>
+          <w:sz w:val="24"/>
+        </w:rPr>
+        <w:t>0.712146</w:t>
+      </w:r>
+    </w:p>
+    <w:p>
+      <w:pPr>
+        <w:spacing w:line="276" w:lineRule="auto"/>
+        <w:jc w:val="both"/>
+        <w:rPr>
+          <w:rFonts w:ascii="Arial" w:hAnsi="Arial" w:cs="Arial"/>
+          <w:sz w:val="24"/>
+        </w:rPr>
+      </w:pPr>
+      <w:r>
+        <w:rPr>
+          <w:rFonts w:ascii="Arial" w:hAnsi="Arial" w:cs="Arial"/>
+          <w:sz w:val="24"/>
+        </w:rPr>
+        <w:t xml:space="preserve">El R² </w:t>
+      </w:r>
+      <w:r>
+        <w:rPr>
+          <w:rFonts w:ascii="Arial" w:hAnsi="Arial" w:cs="Arial"/>
+          <w:sz w:val="24"/>
+        </w:rPr>
+        <w:t>es</w:t>
+      </w:r>
+      <w:r>
+        <w:rPr>
+          <w:rFonts w:ascii="Arial" w:hAnsi="Arial" w:cs="Arial"/>
+          <w:sz w:val="24"/>
+        </w:rPr>
+        <w:t xml:space="preserve"> </w:t>
+      </w:r>
+      <w:r>
+        <w:rPr>
+          <w:rFonts w:ascii="Arial" w:hAnsi="Arial" w:cs="Arial"/>
+          <w:sz w:val="24"/>
+        </w:rPr>
+        <w:t>alto,</w:t>
+      </w:r>
+      <w:r>
+        <w:rPr>
+          <w:rFonts w:ascii="Arial" w:hAnsi="Arial" w:cs="Arial"/>
+          <w:sz w:val="24"/>
+        </w:rPr>
+        <w:t xml:space="preserve"> pero no mejor que el modelo básico de regresión múltiple antes creado.</w:t>
+      </w:r>
+    </w:p>
+    <w:p>
+      <w:pPr>
+        <w:spacing w:line="276" w:lineRule="auto"/>
+        <w:jc w:val="both"/>
+        <w:rPr>
+          <w:rFonts w:ascii="Arial" w:hAnsi="Arial" w:cs="Arial"/>
+          <w:sz w:val="24"/>
+        </w:rPr>
+      </w:pPr>
+      <w:r>
+        <w:rPr>
+          <w:rFonts w:ascii="Arial" w:hAnsi="Arial" w:cs="Arial"/>
+          <w:sz w:val="24"/>
+        </w:rPr>
+        <w:drawing>
+          <wp:inline distT="0" distB="0" distL="0" distR="0" wp14:anchorId="76D5012E" wp14:editId="649B4402">
+            <wp:extent cx="5362575" cy="5191125"/>
+            <wp:effectExtent l="0" t="0" r="9525" b="9525"/>
+            <wp:docPr id="1941208464" name="Imagen 1"/>
+            <wp:cNvGraphicFramePr>
+              <a:graphicFrameLocks xmlns:a="http://schemas.openxmlformats.org/drawingml/2006/main" noChangeAspect="1"/>
+            </wp:cNvGraphicFramePr>
+            <a:graphic xmlns:a="http://schemas.openxmlformats.org/drawingml/2006/main">
+              <a:graphicData uri="http://schemas.openxmlformats.org/drawingml/2006/picture">
+                <pic:pic xmlns:pic="http://schemas.openxmlformats.org/drawingml/2006/picture">
+                  <pic:nvPicPr>
+                    <pic:cNvPr id="1941208464" name=""/>
+                    <pic:cNvPicPr/>
+                  </pic:nvPicPr>
+                  <pic:blipFill>
+                    <a:blip r:embed="rId27"/>
+                    <a:stretch>
+                      <a:fillRect/>
+                    </a:stretch>
+                  </pic:blipFill>
+                  <pic:spPr>
+                    <a:xfrm>
+                      <a:off x="0" y="0"/>
+                      <a:ext cx="5362575" cy="5191125"/>
+                    </a:xfrm>
+                    <a:prstGeom prst="rect">
+                      <a:avLst/>
+                    </a:prstGeom>
+                  </pic:spPr>
+                </pic:pic>
+              </a:graphicData>
+            </a:graphic>
+          </wp:inline>
+        </w:drawing>
+      </w:r>
+    </w:p>
+    <w:p>
+      <w:pPr>
+        <w:spacing w:line="276" w:lineRule="auto"/>
+        <w:jc w:val="both"/>
+        <w:rPr>
+          <w:rFonts w:ascii="Arial" w:hAnsi="Arial" w:cs="Arial"/>
+          <w:sz w:val="24"/>
+        </w:rPr>
+      </w:pPr>
+      <w:r>
+        <w:rPr>
+          <w:rFonts w:ascii="Arial" w:hAnsi="Arial" w:cs="Arial"/>
+          <w:sz w:val="24"/>
+        </w:rPr>
+        <w:t>El modelo SVM muestra una capacidad predictiva aceptable (R² ≈ 0.75), aunque claramente inferior a la regresión lineal.</w:t>
+      </w:r>
+    </w:p>
+    <w:p>
+      <w:pPr>
+        <w:spacing w:line="276" w:lineRule="auto"/>
+        <w:jc w:val="both"/>
+        <w:rPr>
+          <w:rFonts w:ascii="Arial" w:hAnsi="Arial" w:cs="Arial"/>
+          <w:sz w:val="24"/>
+        </w:rPr>
+      </w:pPr>
+      <w:r>
+        <w:rPr>
+          <w:rFonts w:ascii="Arial" w:hAnsi="Arial" w:cs="Arial"/>
+          <w:sz w:val="24"/>
+        </w:rPr>
+        <w:t>En el gráfico se observa una dispersión moderada respecto a la recta ideal, especialmente en los valores altos del precio. Esto indica que el modelo tiende a suavizar las predicciones y presenta cierta dificultad para capturar correctamente los extremos del mercado.</w:t>
+      </w:r>
+    </w:p>
+    <w:p>
+      <w:pPr>
+        <w:spacing w:line="276" w:lineRule="auto"/>
+        <w:jc w:val="both"/>
+        <w:rPr>
+          <w:rFonts w:ascii="Arial" w:hAnsi="Arial" w:cs="Arial"/>
+          <w:sz w:val="24"/>
+        </w:rPr>
+      </w:pPr>
+      <w:r>
+        <w:rPr>
+          <w:rFonts w:ascii="Arial" w:hAnsi="Arial" w:cs="Arial"/>
+          <w:sz w:val="24"/>
+        </w:rPr>
+        <w:t>Este comportamiento es característico de modelos con regularización elevada o con parámetros que priorizan estabilidad frente a ajuste fino.</w:t>
+      </w:r>
+    </w:p>
+    <w:p>
+      <w:pPr>
+        <w:spacing w:line="276" w:lineRule="auto"/>
+        <w:jc w:val="both"/>
+        <w:rPr>
+          <w:rFonts w:ascii="Arial" w:hAnsi="Arial" w:cs="Arial"/>
+          <w:sz w:val="24"/>
+        </w:rPr>
+      </w:pPr>
+      <w:r>
+        <w:rPr>
+          <w:rFonts w:ascii="Arial" w:hAnsi="Arial" w:cs="Arial"/>
+          <w:sz w:val="24"/>
+        </w:rPr>
+        <w:t>El SVM captura tendencias generales del precio, pero pierde precisión en rangos altos, donde la variabilidad es mayor.</w:t>
+      </w:r>
+    </w:p>
+    <w:p>
+      <w:pPr>
+        <w:spacing w:line="276" w:lineRule="auto"/>
+        <w:jc w:val="both"/>
+        <w:rPr>
+          <w:rFonts w:ascii="Arial" w:hAnsi="Arial" w:cs="Arial"/>
+          <w:sz w:val="24"/>
+        </w:rPr>
+      </w:pPr>
+    </w:p>
+    <w:p>
+      <w:pPr>
+        <w:spacing w:line="276" w:lineRule="auto"/>
+        <w:jc w:val="both"/>
+        <w:rPr>
+          <w:rFonts w:ascii="Arial" w:hAnsi="Arial" w:cs="Arial"/>
+          <w:sz w:val="24"/>
+        </w:rPr>
+      </w:pPr>
+      <w:r>
+        <w:rPr>
+          <w:rFonts w:ascii="Arial" w:hAnsi="Arial" w:cs="Arial"/>
+          <w:sz w:val="24"/>
+        </w:rPr>
+        <w:drawing>
+          <wp:inline distT="0" distB="0" distL="0" distR="0" wp14:anchorId="5FD69DE4" wp14:editId="477418AE">
+            <wp:extent cx="5343525" cy="3724275"/>
+            <wp:effectExtent l="0" t="0" r="9525" b="9525"/>
+            <wp:docPr id="1631190278" name="Imagen 1"/>
+            <wp:cNvGraphicFramePr>
+              <a:graphicFrameLocks xmlns:a="http://schemas.openxmlformats.org/drawingml/2006/main" noChangeAspect="1"/>
+            </wp:cNvGraphicFramePr>
+            <a:graphic xmlns:a="http://schemas.openxmlformats.org/drawingml/2006/main">
+              <a:graphicData uri="http://schemas.openxmlformats.org/drawingml/2006/picture">
+                <pic:pic xmlns:pic="http://schemas.openxmlformats.org/drawingml/2006/picture">
+                  <pic:nvPicPr>
+                    <pic:cNvPr id="1631190278" name=""/>
+                    <pic:cNvPicPr/>
+                  </pic:nvPicPr>
+                  <pic:blipFill>
+                    <a:blip r:embed="rId28"/>
+                    <a:stretch>
+                      <a:fillRect/>
+                    </a:stretch>
+                  </pic:blipFill>
+                  <pic:spPr>
+                    <a:xfrm>
+                      <a:off x="0" y="0"/>
+                      <a:ext cx="5343525" cy="3724275"/>
+                    </a:xfrm>
+                    <a:prstGeom prst="rect">
+                      <a:avLst/>
+                    </a:prstGeom>
+                  </pic:spPr>
+                </pic:pic>
+              </a:graphicData>
+            </a:graphic>
+          </wp:inline>
+        </w:drawing>
+      </w:r>
+    </w:p>
+    <w:p>
+      <w:pPr>
+        <w:spacing w:line="276" w:lineRule="auto"/>
+        <w:jc w:val="both"/>
+        <w:rPr>
+          <w:rFonts w:ascii="Arial" w:hAnsi="Arial" w:cs="Arial"/>
+          <w:sz w:val="24"/>
+        </w:rPr>
+      </w:pPr>
+      <w:r>
+        <w:rPr>
+          <w:rFonts w:ascii="Arial" w:hAnsi="Arial" w:cs="Arial"/>
+          <w:sz w:val="24"/>
+        </w:rPr>
+        <w:t xml:space="preserve">El análisis </w:t>
+      </w:r>
+      <w:r>
+        <w:rPr>
+          <w:rFonts w:ascii="Arial" w:hAnsi="Arial" w:cs="Arial"/>
+          <w:sz w:val="24"/>
+        </w:rPr>
+        <w:t>de residuos</w:t>
+      </w:r>
+      <w:r>
+        <w:rPr>
+          <w:rFonts w:ascii="Arial" w:hAnsi="Arial" w:cs="Arial"/>
+          <w:sz w:val="24"/>
+        </w:rPr>
+        <w:t xml:space="preserve"> confirma que el SVM no presenta sesgo sistemático grave, pero sí una mayor dispersión del error en comparación con la regresión lineal.</w:t>
+      </w:r>
+    </w:p>
+    <w:p>
+      <w:pPr>
+        <w:spacing w:line="276" w:lineRule="auto"/>
+        <w:jc w:val="both"/>
+        <w:rPr>
+          <w:rFonts w:ascii="Arial" w:hAnsi="Arial" w:cs="Arial"/>
+          <w:sz w:val="24"/>
+        </w:rPr>
+      </w:pPr>
+      <w:r>
+        <w:rPr>
+          <w:rFonts w:ascii="Arial" w:hAnsi="Arial" w:cs="Arial"/>
+          <w:sz w:val="24"/>
+        </w:rPr>
+        <w:t>Esto refuerza la idea de que, aunque el modelo no lineal es capaz de capturar cierta complejidad, el fenómeno estudiado presenta una estructura mayoritariamente lineal.</w:t>
+      </w:r>
+    </w:p>
+    <w:p>
+      <w:pPr>
+        <w:spacing w:line="276" w:lineRule="auto"/>
+        <w:jc w:val="both"/>
+        <w:rPr>
+          <w:rFonts w:ascii="Arial" w:hAnsi="Arial" w:cs="Arial"/>
+          <w:sz w:val="24"/>
+        </w:rPr>
+      </w:pPr>
+    </w:p>
+    <w:p>
+      <w:pPr>
+        <w:pStyle w:val="Prrafodelista"/>
+        <w:numPr>
+          <w:ilvl w:val="0"/>
+          <w:numId w:val="10"/>
+        </w:numPr>
+        <w:spacing w:line="276" w:lineRule="auto"/>
+        <w:jc w:val="both"/>
+        <w:rPr>
+          <w:rFonts w:ascii="Arial" w:hAnsi="Arial" w:cs="Arial"/>
+          <w:sz w:val="24"/>
+        </w:rPr>
+      </w:pPr>
+      <w:r>
+        <w:rPr>
+          <w:rFonts w:ascii="Arial" w:hAnsi="Arial" w:cs="Arial"/>
+          <w:sz w:val="24"/>
+        </w:rPr>
+        <w:t>Perceptrón Multicapa</w:t>
+      </w:r>
+    </w:p>
+    <w:p>
+      <w:pPr>
+        <w:spacing w:line="276" w:lineRule="auto"/>
+        <w:jc w:val="both"/>
+        <w:rPr>
+          <w:rFonts w:ascii="Arial" w:hAnsi="Arial" w:cs="Arial"/>
+          <w:sz w:val="24"/>
+        </w:rPr>
+      </w:pPr>
+      <w:r>
+        <w:rPr>
+          <w:rFonts w:ascii="Arial" w:hAnsi="Arial" w:cs="Arial"/>
+          <w:sz w:val="24"/>
+        </w:rPr>
+        <w:t>Resultados Obtenidos:</w:t>
+      </w:r>
+    </w:p>
+    <w:p>
+      <w:pPr>
+        <w:pStyle w:val="Prrafodelista"/>
+        <w:numPr>
+          <w:ilvl w:val="0"/>
+          <w:numId w:val="13"/>
+        </w:numPr>
+        <w:spacing w:line="276" w:lineRule="auto"/>
+        <w:jc w:val="both"/>
+        <w:rPr>
+          <w:rFonts w:ascii="Arial" w:hAnsi="Arial" w:cs="Arial"/>
+          <w:sz w:val="24"/>
+        </w:rPr>
+      </w:pPr>
+      <w:r>
+        <w:rPr>
+          <w:rFonts w:ascii="Arial" w:hAnsi="Arial" w:cs="Arial"/>
+          <w:sz w:val="24"/>
+        </w:rPr>
+        <w:t xml:space="preserve">R² = </w:t>
+      </w:r>
+      <w:r>
+        <w:rPr>
+          <w:rFonts w:ascii="Arial" w:hAnsi="Arial" w:cs="Arial"/>
+          <w:sz w:val="24"/>
+        </w:rPr>
+        <w:t>0.847297</w:t>
+      </w:r>
+    </w:p>
+    <w:p>
+      <w:pPr>
+        <w:pStyle w:val="Prrafodelista"/>
+        <w:numPr>
+          <w:ilvl w:val="0"/>
+          <w:numId w:val="13"/>
+        </w:numPr>
+        <w:spacing w:line="276" w:lineRule="auto"/>
+        <w:jc w:val="both"/>
+        <w:rPr>
+          <w:rFonts w:ascii="Arial" w:hAnsi="Arial" w:cs="Arial"/>
+          <w:sz w:val="24"/>
+        </w:rPr>
+      </w:pPr>
+      <w:r>
+        <w:rPr>
+          <w:rFonts w:ascii="Arial" w:hAnsi="Arial" w:cs="Arial"/>
+          <w:sz w:val="24"/>
+        </w:rPr>
+        <w:t xml:space="preserve">RMSE = </w:t>
+      </w:r>
+      <w:r>
+        <w:rPr>
+          <w:rFonts w:ascii="Arial" w:hAnsi="Arial" w:cs="Arial"/>
+          <w:sz w:val="24"/>
+        </w:rPr>
+        <w:t>2846</w:t>
+      </w:r>
+    </w:p>
+    <w:p>
+      <w:pPr>
+        <w:pStyle w:val="Prrafodelista"/>
+        <w:numPr>
+          <w:ilvl w:val="0"/>
+          <w:numId w:val="13"/>
+        </w:numPr>
+        <w:spacing w:line="276" w:lineRule="auto"/>
+        <w:jc w:val="both"/>
+        <w:rPr>
+          <w:rFonts w:ascii="Arial" w:hAnsi="Arial" w:cs="Arial"/>
+          <w:sz w:val="24"/>
+        </w:rPr>
+      </w:pPr>
+      <w:r>
+        <w:rPr>
+          <w:rFonts w:ascii="Arial" w:hAnsi="Arial" w:cs="Arial"/>
+          <w:sz w:val="24"/>
+        </w:rPr>
+        <w:t xml:space="preserve">MAE = </w:t>
+      </w:r>
+      <w:r>
+        <w:rPr>
+          <w:rFonts w:ascii="Arial" w:hAnsi="Arial" w:cs="Arial"/>
+          <w:sz w:val="24"/>
+        </w:rPr>
+        <w:t>2156</w:t>
+      </w:r>
+    </w:p>
+    <w:p>
+      <w:pPr>
+        <w:pStyle w:val="Prrafodelista"/>
+        <w:numPr>
+          <w:ilvl w:val="0"/>
+          <w:numId w:val="13"/>
+        </w:numPr>
+        <w:spacing w:line="276" w:lineRule="auto"/>
+        <w:jc w:val="both"/>
+        <w:rPr>
+          <w:rFonts w:ascii="Arial" w:hAnsi="Arial" w:cs="Arial"/>
+          <w:sz w:val="24"/>
+        </w:rPr>
+      </w:pPr>
+      <w:r>
+        <w:rPr>
+          <w:rFonts w:ascii="Arial" w:hAnsi="Arial" w:cs="Arial"/>
+          <w:sz w:val="24"/>
+        </w:rPr>
+        <w:t xml:space="preserve">R² ajustado = </w:t>
+      </w:r>
+      <w:r>
+        <w:rPr>
+          <w:rFonts w:ascii="Arial" w:hAnsi="Arial" w:cs="Arial"/>
+          <w:sz w:val="24"/>
+        </w:rPr>
+        <w:t>0.823665</w:t>
+      </w:r>
+    </w:p>
+    <w:p>
+      <w:pPr>
+        <w:spacing w:line="276" w:lineRule="auto"/>
+        <w:jc w:val="both"/>
+        <w:rPr>
+          <w:rFonts w:ascii="Arial" w:hAnsi="Arial" w:cs="Arial"/>
+          <w:sz w:val="24"/>
+        </w:rPr>
+      </w:pPr>
+      <w:r>
+        <w:rPr>
+          <w:rFonts w:ascii="Arial" w:hAnsi="Arial" w:cs="Arial"/>
+          <w:sz w:val="24"/>
+        </w:rPr>
+        <w:t>Aunque es un modelo más complejo, no supera a la regresión lineal.</w:t>
+      </w:r>
+    </w:p>
+    <w:p>
+      <w:pPr>
+        <w:spacing w:line="276" w:lineRule="auto"/>
+        <w:jc w:val="both"/>
+        <w:rPr>
+          <w:rFonts w:ascii="Arial" w:hAnsi="Arial" w:cs="Arial"/>
+          <w:sz w:val="24"/>
+        </w:rPr>
+      </w:pPr>
+      <w:r>
+        <w:rPr>
+          <w:rFonts w:ascii="Arial" w:hAnsi="Arial" w:cs="Arial"/>
+          <w:sz w:val="24"/>
+        </w:rPr>
+        <w:t>Esto sugiere que el problema no requiere una estructura altamente no lineal.</w:t>
+      </w:r>
+    </w:p>
+    <w:p>
+      <w:pPr>
+        <w:spacing w:line="276" w:lineRule="auto"/>
+        <w:jc w:val="both"/>
+        <w:rPr>
+          <w:rFonts w:ascii="Arial" w:hAnsi="Arial" w:cs="Arial"/>
+          <w:sz w:val="24"/>
+        </w:rPr>
+      </w:pPr>
+    </w:p>
+    <w:p>
+      <w:pPr>
+        <w:spacing w:line="276" w:lineRule="auto"/>
+        <w:jc w:val="both"/>
+        <w:rPr>
+          <w:rFonts w:ascii="Arial" w:hAnsi="Arial" w:cs="Arial"/>
+          <w:sz w:val="24"/>
+        </w:rPr>
+      </w:pPr>
+      <w:r>
+        <w:rPr>
+          <w:rFonts w:ascii="Arial" w:hAnsi="Arial" w:cs="Arial"/>
+          <w:noProof/>
+          <w:sz w:val="24"/>
+        </w:rPr>
+        <w:drawing>
+          <wp:inline distT="0" distB="0" distL="0" distR="0" wp14:anchorId="6492DEA6" wp14:editId="717463D0">
+            <wp:extent cx="5362575" cy="5191125"/>
+            <wp:effectExtent l="0" t="0" r="9525" b="9525"/>
+            <wp:docPr id="949482304" name="Imagen 1"/>
+            <wp:cNvGraphicFramePr>
+              <a:graphicFrameLocks xmlns:a="http://schemas.openxmlformats.org/drawingml/2006/main" noChangeAspect="1"/>
+            </wp:cNvGraphicFramePr>
+            <a:graphic xmlns:a="http://schemas.openxmlformats.org/drawingml/2006/main">
+              <a:graphicData uri="http://schemas.openxmlformats.org/drawingml/2006/picture">
+                <pic:pic xmlns:pic="http://schemas.openxmlformats.org/drawingml/2006/picture">
+                  <pic:nvPicPr>
+                    <pic:cNvPr id="949482304" name=""/>
+                    <pic:cNvPicPr/>
+                  </pic:nvPicPr>
+                  <pic:blipFill>
+                    <a:blip r:embed="rId29"/>
+                    <a:stretch>
+                      <a:fillRect/>
+                    </a:stretch>
+                  </pic:blipFill>
+                  <pic:spPr>
+                    <a:xfrm>
+                      <a:off x="0" y="0"/>
+                      <a:ext cx="5362575" cy="5191125"/>
+                    </a:xfrm>
+                    <a:prstGeom prst="rect">
+                      <a:avLst/>
+                    </a:prstGeom>
+                  </pic:spPr>
+                </pic:pic>
+              </a:graphicData>
+            </a:graphic>
+          </wp:inline>
+        </w:drawing>
+      </w:r>
+    </w:p>
+    <w:p>
+      <w:pPr>
+        <w:spacing w:line="276" w:lineRule="auto"/>
+        <w:jc w:val="both"/>
+        <w:rPr>
+          <w:rFonts w:ascii="Arial" w:hAnsi="Arial" w:cs="Arial"/>
+          <w:sz w:val="24"/>
+        </w:rPr>
+      </w:pPr>
+      <w:r>
+        <w:rPr>
+          <w:rFonts w:ascii="Arial" w:hAnsi="Arial" w:cs="Arial"/>
+          <w:sz w:val="24"/>
+        </w:rPr>
+        <w:t>A diferencia de los demás modelos, en este podemos observar:</w:t>
+      </w:r>
+    </w:p>
+    <w:p>
+      <w:pPr>
+        <w:pStyle w:val="Prrafodelista"/>
+        <w:numPr>
+          <w:ilvl w:val="0"/>
+          <w:numId w:val="13"/>
+        </w:numPr>
+        <w:spacing w:line="276" w:lineRule="auto"/>
+        <w:jc w:val="both"/>
+        <w:rPr>
+          <w:rFonts w:ascii="Arial" w:hAnsi="Arial" w:cs="Arial"/>
+          <w:sz w:val="24"/>
+        </w:rPr>
+      </w:pPr>
+      <w:r>
+        <w:rPr>
+          <w:rFonts w:ascii="Arial" w:hAnsi="Arial" w:cs="Arial"/>
+          <w:sz w:val="24"/>
+        </w:rPr>
+        <w:t>Dispersión moderada principalmente en los valores más altos.</w:t>
+      </w:r>
+    </w:p>
+    <w:p>
+      <w:pPr>
+        <w:pStyle w:val="Prrafodelista"/>
+        <w:numPr>
+          <w:ilvl w:val="0"/>
+          <w:numId w:val="13"/>
+        </w:numPr>
+        <w:spacing w:line="276" w:lineRule="auto"/>
+        <w:jc w:val="both"/>
+        <w:rPr>
+          <w:rFonts w:ascii="Arial" w:hAnsi="Arial" w:cs="Arial"/>
+          <w:sz w:val="24"/>
+        </w:rPr>
+      </w:pPr>
+      <w:r>
+        <w:rPr>
+          <w:rFonts w:ascii="Arial" w:hAnsi="Arial" w:cs="Arial"/>
+          <w:sz w:val="24"/>
+        </w:rPr>
+        <w:t>No se aprecia un colapso hacia un valor promedio, lo que indica que el modelo aprende.</w:t>
+      </w:r>
+    </w:p>
+    <w:p>
+      <w:pPr>
+        <w:spacing w:line="276" w:lineRule="auto"/>
+        <w:jc w:val="both"/>
+        <w:rPr>
+          <w:rFonts w:ascii="Arial" w:hAnsi="Arial" w:cs="Arial"/>
+          <w:sz w:val="24"/>
+        </w:rPr>
+      </w:pPr>
+      <w:r>
+        <w:rPr>
+          <w:rFonts w:ascii="Arial" w:hAnsi="Arial" w:cs="Arial"/>
+          <w:sz w:val="24"/>
+        </w:rPr>
+        <w:t>El gráfico muestra una alta concentración de observaciones en torno a la recta, lo que indica un ajuste adecuado del modelo. La dispersión observada es moderada y no evidencia sesgos sistemáticos pronunciados.</w:t>
+      </w:r>
+    </w:p>
+    <w:p>
+      <w:pPr>
+        <w:spacing w:line="276" w:lineRule="auto"/>
+        <w:jc w:val="both"/>
+        <w:rPr>
+          <w:rFonts w:ascii="Arial" w:hAnsi="Arial" w:cs="Arial"/>
+          <w:sz w:val="24"/>
+        </w:rPr>
+      </w:pPr>
+      <w:r>
+        <w:rPr>
+          <w:rFonts w:ascii="Arial" w:hAnsi="Arial" w:cs="Arial"/>
+          <w:sz w:val="24"/>
+        </w:rPr>
+        <w:t>El análisis de los residuos revela una distribución aproximadamente centrada en cero, sin patrones estructurales claros. La ausencia de tendencias o formas definidas en el gráfico de residuos sugiere que el modelo no presenta problemas significativos de especificación, ni evidencia clara de heterocedasticidad.</w:t>
+      </w:r>
+    </w:p>
+    <w:p>
+      <w:pPr>
+        <w:spacing w:line="276" w:lineRule="auto"/>
+        <w:jc w:val="both"/>
+        <w:rPr>
+          <w:rFonts w:ascii="Arial" w:hAnsi="Arial" w:cs="Arial"/>
+          <w:sz w:val="24"/>
+        </w:rPr>
+      </w:pPr>
+    </w:p>
+    <w:p>
+      <w:pPr>
+        <w:spacing w:line="276" w:lineRule="auto"/>
+        <w:jc w:val="both"/>
+        <w:rPr>
+          <w:rFonts w:ascii="Arial" w:hAnsi="Arial" w:cs="Arial"/>
+          <w:sz w:val="24"/>
+        </w:rPr>
+      </w:pPr>
+      <w:r>
+        <w:rPr>
+          <w:rFonts w:ascii="Arial" w:hAnsi="Arial" w:cs="Arial"/>
+          <w:noProof/>
+          <w:sz w:val="24"/>
+        </w:rPr>
+        <w:drawing>
+          <wp:inline distT="0" distB="0" distL="0" distR="0" wp14:anchorId="23833E83" wp14:editId="7D01EB66">
+            <wp:extent cx="5343525" cy="3724275"/>
+            <wp:effectExtent l="0" t="0" r="9525" b="9525"/>
+            <wp:docPr id="2018518683" name="Imagen 1"/>
+            <wp:cNvGraphicFramePr>
+              <a:graphicFrameLocks xmlns:a="http://schemas.openxmlformats.org/drawingml/2006/main" noChangeAspect="1"/>
+            </wp:cNvGraphicFramePr>
+            <a:graphic xmlns:a="http://schemas.openxmlformats.org/drawingml/2006/main">
+              <a:graphicData uri="http://schemas.openxmlformats.org/drawingml/2006/picture">
+                <pic:pic xmlns:pic="http://schemas.openxmlformats.org/drawingml/2006/picture">
+                  <pic:nvPicPr>
+                    <pic:cNvPr id="2018518683" name=""/>
+                    <pic:cNvPicPr/>
+                  </pic:nvPicPr>
+                  <pic:blipFill>
+                    <a:blip r:embed="rId30"/>
+                    <a:stretch>
+                      <a:fillRect/>
+                    </a:stretch>
+                  </pic:blipFill>
+                  <pic:spPr>
+                    <a:xfrm>
+                      <a:off x="0" y="0"/>
+                      <a:ext cx="5343525" cy="3724275"/>
+                    </a:xfrm>
+                    <a:prstGeom prst="rect">
+                      <a:avLst/>
+                    </a:prstGeom>
+                  </pic:spPr>
+                </pic:pic>
+              </a:graphicData>
+            </a:graphic>
+          </wp:inline>
+        </w:drawing>
+      </w:r>
+    </w:p>
+    <w:p>
+      <w:pPr>
+        <w:spacing w:line="276" w:lineRule="auto"/>
+        <w:jc w:val="both"/>
+        <w:rPr>
+          <w:rFonts w:ascii="Arial" w:hAnsi="Arial" w:cs="Arial"/>
+          <w:sz w:val="24"/>
+        </w:rPr>
+      </w:pPr>
+      <w:r>
+        <w:rPr>
+          <w:rFonts w:ascii="Arial" w:hAnsi="Arial" w:cs="Arial"/>
+          <w:sz w:val="24"/>
+        </w:rPr>
+        <w:t xml:space="preserve">El </w:t>
+      </w:r>
+      <w:r>
+        <w:rPr>
+          <w:rFonts w:ascii="Arial" w:hAnsi="Arial" w:cs="Arial"/>
+          <w:sz w:val="24"/>
+        </w:rPr>
+        <w:t>R²</w:t>
+      </w:r>
+      <w:r>
+        <w:rPr>
+          <w:rFonts w:ascii="Arial" w:hAnsi="Arial" w:cs="Arial"/>
+          <w:sz w:val="24"/>
+        </w:rPr>
+        <w:t xml:space="preserve"> indica que el modelo explica aproximadamente el 84.7% de la variabilidad observada en el precio, lo que representa un alto poder explicativo dentro del contexto del problema.</w:t>
+      </w:r>
+    </w:p>
+    <w:p>
+      <w:pPr>
+        <w:spacing w:line="276" w:lineRule="auto"/>
+        <w:jc w:val="both"/>
+        <w:rPr>
+          <w:rFonts w:ascii="Arial" w:hAnsi="Arial" w:cs="Arial"/>
+          <w:sz w:val="24"/>
+        </w:rPr>
+      </w:pPr>
+      <w:r>
+        <w:rPr>
+          <w:rFonts w:ascii="Arial" w:hAnsi="Arial" w:cs="Arial"/>
+          <w:sz w:val="24"/>
+        </w:rPr>
+        <w:t xml:space="preserve">La diferencia reducida entre </w:t>
+      </w:r>
+      <w:r>
+        <w:rPr>
+          <w:rFonts w:ascii="Arial" w:hAnsi="Arial" w:cs="Arial"/>
+          <w:sz w:val="24"/>
+        </w:rPr>
+        <w:t>R²</w:t>
+      </w:r>
+      <w:r>
+        <w:rPr>
+          <w:rFonts w:ascii="Arial" w:hAnsi="Arial" w:cs="Arial"/>
+          <w:sz w:val="24"/>
+        </w:rPr>
+        <w:t xml:space="preserve"> y </w:t>
+      </w:r>
+      <w:r>
+        <w:rPr>
+          <w:rFonts w:ascii="Arial" w:hAnsi="Arial" w:cs="Arial"/>
+          <w:sz w:val="24"/>
+        </w:rPr>
+        <w:t xml:space="preserve">R² </w:t>
+      </w:r>
+      <w:r>
+        <w:rPr>
+          <w:rFonts w:ascii="Arial" w:hAnsi="Arial" w:cs="Arial"/>
+          <w:sz w:val="24"/>
+        </w:rPr>
+        <w:t>ajustado</w:t>
+      </w:r>
+      <w:r>
+        <w:rPr>
+          <w:rFonts w:ascii="Arial" w:hAnsi="Arial" w:cs="Arial"/>
+          <w:sz w:val="24"/>
+        </w:rPr>
+        <w:t xml:space="preserve"> sugiere que el modelo no </w:t>
+      </w:r>
+      <w:r>
+        <w:rPr>
+          <w:rFonts w:ascii="Arial" w:hAnsi="Arial" w:cs="Arial"/>
+          <w:sz w:val="24"/>
+        </w:rPr>
+        <w:t>presenta</w:t>
+      </w:r>
+      <w:r>
+        <w:rPr>
+          <w:rFonts w:ascii="Arial" w:hAnsi="Arial" w:cs="Arial"/>
+          <w:sz w:val="24"/>
+        </w:rPr>
+        <w:t xml:space="preserve"> </w:t>
+      </w:r>
+      <w:r>
+        <w:rPr>
+          <w:rFonts w:ascii="Arial" w:hAnsi="Arial" w:cs="Arial"/>
+          <w:sz w:val="24"/>
+        </w:rPr>
+        <w:t>u</w:t>
+      </w:r>
+      <w:r>
+        <w:rPr>
+          <w:rFonts w:ascii="Arial" w:hAnsi="Arial" w:cs="Arial"/>
+          <w:sz w:val="24"/>
+        </w:rPr>
+        <w:t>n sobreajuste y que las variables incluidas contribuyen de manera efectiva a la capacidad predictiva.</w:t>
+      </w:r>
+    </w:p>
+    <w:p>
+      <w:pPr>
+        <w:spacing w:line="276" w:lineRule="auto"/>
+        <w:jc w:val="both"/>
+        <w:rPr>
+          <w:rFonts w:ascii="Arial" w:hAnsi="Arial" w:cs="Arial"/>
+          <w:sz w:val="24"/>
+        </w:rPr>
+      </w:pPr>
+    </w:p>
+    <w:p>
+      <w:pPr>
+        <w:spacing w:line="276" w:lineRule="auto"/>
+        <w:jc w:val="both"/>
+        <w:rPr>
+          <w:rFonts w:ascii="Arial" w:hAnsi="Arial" w:cs="Arial"/>
+          <w:b/>
+          <w:bCs/>
+          <w:sz w:val="24"/>
+        </w:rPr>
+      </w:pPr>
+      <w:r>
+        <w:rPr>
+          <w:rFonts w:ascii="Arial" w:hAnsi="Arial" w:cs="Arial"/>
+          <w:b/>
+          <w:bCs/>
+          <w:sz w:val="24"/>
+        </w:rPr>
+        <w:t>Conclusión Final</w:t>
+      </w:r>
+    </w:p>
+    <w:p>
+      <w:pPr>
+        <w:spacing w:line="276" w:lineRule="auto"/>
+        <w:jc w:val="both"/>
+        <w:rPr>
+          <w:rFonts w:ascii="Arial" w:hAnsi="Arial" w:cs="Arial"/>
+          <w:sz w:val="24"/>
+        </w:rPr>
+      </w:pPr>
+      <w:r>
+        <w:rPr>
+          <w:rFonts w:ascii="Arial" w:hAnsi="Arial" w:cs="Arial"/>
+          <w:sz w:val="24"/>
+        </w:rPr>
+        <w:t>Tras la comparación de los distintos modelos de predicción del precio de venta (Regresión Lineal Múltiple, Árbol de Decisión, SVM y Perceptrón Multicapa), se concluye que la Regresión Lineal Múltiple es el modelo más adecuado para este problema.</w:t>
+      </w:r>
+    </w:p>
+    <w:p>
+      <w:pPr>
+        <w:spacing w:line="276" w:lineRule="auto"/>
+        <w:jc w:val="both"/>
+        <w:rPr>
+          <w:rFonts w:ascii="Arial" w:hAnsi="Arial" w:cs="Arial"/>
+          <w:sz w:val="24"/>
+        </w:rPr>
+      </w:pPr>
+      <w:r>
+        <w:rPr>
+          <w:rFonts w:ascii="Arial" w:hAnsi="Arial" w:cs="Arial"/>
+          <w:sz w:val="24"/>
+        </w:rPr>
+        <w:t>En primer lugar, presenta el mayor coeficiente de determinación (R² ≈ 0.94), lo que indica que explica aproximadamente el 93% de la variabilidad del precio del vehículo. Además, el R² ajustado es muy próximo al R², lo que confirma que el modelo no está sobreajustado y que las variables incluidas aportan información relevante real.</w:t>
+      </w:r>
+    </w:p>
+    <w:p>
+      <w:pPr>
+        <w:spacing w:line="276" w:lineRule="auto"/>
+        <w:jc w:val="both"/>
+        <w:rPr>
+          <w:rFonts w:ascii="Arial" w:hAnsi="Arial" w:cs="Arial"/>
+          <w:sz w:val="24"/>
+        </w:rPr>
+      </w:pPr>
+      <w:r>
+        <w:rPr>
+          <w:rFonts w:ascii="Arial" w:hAnsi="Arial" w:cs="Arial"/>
+          <w:sz w:val="24"/>
+        </w:rPr>
+        <w:t>Desde el punto de vista del error, también obtiene los valores más bajos de RMSE y MAE, lo que demuestra mayor precisión en la predicción respecto al resto de modelos.</w:t>
+      </w:r>
+    </w:p>
+    <w:p>
+      <w:pPr>
+        <w:spacing w:line="276" w:lineRule="auto"/>
+        <w:jc w:val="both"/>
+        <w:rPr>
+          <w:rFonts w:ascii="Arial" w:hAnsi="Arial" w:cs="Arial"/>
+          <w:sz w:val="24"/>
+        </w:rPr>
+      </w:pPr>
+      <w:r>
+        <w:rPr>
+          <w:rFonts w:ascii="Arial" w:hAnsi="Arial" w:cs="Arial"/>
+          <w:sz w:val="24"/>
+        </w:rPr>
+        <w:t xml:space="preserve">En segundo lugar, los modelos más complejos (SVM y Perceptrón Multicapa) no lograron superar su rendimiento, a pesar de incorporar estructuras no lineales y mayor capacidad de modelado. </w:t>
+      </w:r>
+    </w:p>
+    <w:p>
+      <w:pPr>
+        <w:spacing w:line="276" w:lineRule="auto"/>
+        <w:jc w:val="both"/>
+        <w:rPr>
+          <w:rFonts w:ascii="Arial" w:hAnsi="Arial" w:cs="Arial"/>
+          <w:sz w:val="24"/>
+        </w:rPr>
+      </w:pPr>
+      <w:r>
+        <w:rPr>
+          <w:rFonts w:ascii="Arial" w:hAnsi="Arial" w:cs="Arial"/>
+          <w:sz w:val="24"/>
+        </w:rPr>
+        <w:t>También</w:t>
+      </w:r>
+      <w:r>
+        <w:rPr>
+          <w:rFonts w:ascii="Arial" w:hAnsi="Arial" w:cs="Arial"/>
+          <w:sz w:val="24"/>
+        </w:rPr>
+        <w:t>, frente al Árbol de Decisión, la regresión lineal muestra mayor estabilidad y menor dispersión del error, especialmente en rangos altos de precio.</w:t>
+      </w:r>
+    </w:p>
+    <w:p>
+      <w:pPr>
+        <w:spacing w:line="276" w:lineRule="auto"/>
+        <w:jc w:val="both"/>
+        <w:rPr>
+          <w:rFonts w:ascii="Arial" w:hAnsi="Arial" w:cs="Arial"/>
+          <w:sz w:val="24"/>
+        </w:rPr>
+      </w:pPr>
+      <w:r>
+        <w:rPr>
+          <w:rFonts w:ascii="Arial" w:hAnsi="Arial" w:cs="Arial"/>
+          <w:sz w:val="24"/>
+        </w:rPr>
+        <w:t xml:space="preserve">La </w:t>
+      </w:r>
+      <w:r>
+        <w:rPr>
+          <w:rFonts w:ascii="Arial" w:hAnsi="Arial" w:cs="Arial"/>
+          <w:sz w:val="24"/>
+        </w:rPr>
+        <w:t>elección de la Regresión Lineal Múltiple se justifica por:</w:t>
+      </w:r>
+    </w:p>
+    <w:p>
+      <w:pPr>
+        <w:pStyle w:val="Prrafodelista"/>
+        <w:numPr>
+          <w:ilvl w:val="0"/>
+          <w:numId w:val="13"/>
+        </w:numPr>
+        <w:spacing w:line="276" w:lineRule="auto"/>
+        <w:jc w:val="both"/>
+        <w:rPr>
+          <w:rFonts w:ascii="Arial" w:hAnsi="Arial" w:cs="Arial"/>
+          <w:sz w:val="24"/>
+        </w:rPr>
+      </w:pPr>
+      <w:r>
+        <w:rPr>
+          <w:rFonts w:ascii="Arial" w:hAnsi="Arial" w:cs="Arial"/>
+          <w:sz w:val="24"/>
+        </w:rPr>
+        <w:t>Mayor capacidad explicativa.</w:t>
+      </w:r>
+    </w:p>
+    <w:p>
+      <w:pPr>
+        <w:pStyle w:val="Prrafodelista"/>
+        <w:numPr>
+          <w:ilvl w:val="0"/>
+          <w:numId w:val="13"/>
+        </w:numPr>
+        <w:spacing w:line="276" w:lineRule="auto"/>
+        <w:jc w:val="both"/>
+        <w:rPr>
+          <w:rFonts w:ascii="Arial" w:hAnsi="Arial" w:cs="Arial"/>
+          <w:sz w:val="24"/>
+        </w:rPr>
+      </w:pPr>
+      <w:r>
+        <w:rPr>
+          <w:rFonts w:ascii="Arial" w:hAnsi="Arial" w:cs="Arial"/>
+          <w:sz w:val="24"/>
+        </w:rPr>
+        <w:t>Menor error de predicción</w:t>
+      </w:r>
+    </w:p>
+    <w:p>
+      <w:pPr>
+        <w:pStyle w:val="Prrafodelista"/>
+        <w:numPr>
+          <w:ilvl w:val="0"/>
+          <w:numId w:val="13"/>
+        </w:numPr>
+        <w:spacing w:line="276" w:lineRule="auto"/>
+        <w:jc w:val="both"/>
+        <w:rPr>
+          <w:rFonts w:ascii="Arial" w:hAnsi="Arial" w:cs="Arial"/>
+          <w:sz w:val="24"/>
+        </w:rPr>
+      </w:pPr>
+      <w:r>
+        <w:rPr>
+          <w:rFonts w:ascii="Arial" w:hAnsi="Arial" w:cs="Arial"/>
+          <w:sz w:val="24"/>
+        </w:rPr>
+        <w:t>Mayor estabilidad.</w:t>
+      </w:r>
+    </w:p>
+    <w:p>
+      <w:pPr>
+        <w:pStyle w:val="Prrafodelista"/>
+        <w:numPr>
+          <w:ilvl w:val="0"/>
+          <w:numId w:val="13"/>
+        </w:numPr>
+        <w:spacing w:line="276" w:lineRule="auto"/>
+        <w:jc w:val="both"/>
+        <w:rPr>
+          <w:rFonts w:ascii="Arial" w:hAnsi="Arial" w:cs="Arial"/>
+          <w:sz w:val="24"/>
+        </w:rPr>
+      </w:pPr>
+      <w:r>
+        <w:rPr>
+          <w:rFonts w:ascii="Arial" w:hAnsi="Arial" w:cs="Arial"/>
+          <w:sz w:val="24"/>
+        </w:rPr>
+        <w:t>Interpretabilidad de los coeficientes.</w:t>
+      </w:r>
+    </w:p>
+    <w:p>
+      <w:pPr>
+        <w:pStyle w:val="Prrafodelista"/>
+        <w:numPr>
+          <w:ilvl w:val="0"/>
+          <w:numId w:val="13"/>
+        </w:numPr>
+        <w:spacing w:line="276" w:lineRule="auto"/>
+        <w:jc w:val="both"/>
+        <w:rPr>
+          <w:rFonts w:ascii="Arial" w:hAnsi="Arial" w:cs="Arial"/>
+          <w:sz w:val="24"/>
+        </w:rPr>
+      </w:pPr>
+      <w:r>
+        <w:rPr>
+          <w:rFonts w:ascii="Arial" w:hAnsi="Arial" w:cs="Arial"/>
+          <w:sz w:val="24"/>
+        </w:rPr>
+        <w:t>Adecuación a la naturaleza lineal del problema.</w:t>
+      </w:r>
+    </w:p>
+    <w:p>
+      <w:pPr>
+        <w:spacing w:line="276" w:lineRule="auto"/>
+        <w:jc w:val="both"/>
+        <w:rPr>
+          <w:rFonts w:ascii="Arial" w:hAnsi="Arial" w:cs="Arial"/>
+          <w:sz w:val="24"/>
+        </w:rPr>
+      </w:pPr>
+      <w:r>
+        <w:rPr>
+          <w:rFonts w:ascii="Arial" w:hAnsi="Arial" w:cs="Arial"/>
+          <w:sz w:val="24"/>
+        </w:rPr>
+        <w:t>En conclusión, aunque modelos más complejos pueden capturar relaciones no lineales, en este caso no aportan mejoras significativas. Por tanto, la Regresión Lineal Múltiple se selecciona como modelo final por ofrecer el mejor equilibrio entre precisión, simplicidad e interpretabilidad.</w:t>
+      </w:r>
+    </w:p>
+    <w:p>
+      <w:pPr>
         <w:pStyle w:val="Ttulo1"/>
         <w:numPr>
           <w:ilvl w:val="0"/>
@@ -9135,7 +12768,7 @@
     </w:p>
     <w:p/>
     <w:sectPr>
-      <w:footerReference w:type="default" r:id="rId19"/>
+      <w:footerReference w:type="default" r:id="rId31"/>
       <w:pgSz w:w="11906" w:h="16838"/>
       <w:pgMar w:top="1417" w:right="1701" w:bottom="1417" w:left="1701" w:header="708" w:footer="708" w:gutter="0"/>
       <w:cols w:space="708"/>
@@ -9244,6 +12877,155 @@
 <file path=word/numbering.xml><?xml version="1.0" encoding="utf-8"?>
 <w:numbering xmlns:wpc="http://schemas.microsoft.com/office/word/2010/wordprocessingCanvas" xmlns:cx="http://schemas.microsoft.com/office/drawing/2014/chartex" xmlns:cx1="http://schemas.microsoft.com/office/drawing/2015/9/8/chartex" xmlns:cx2="http://schemas.microsoft.com/office/drawing/2015/10/21/chartex" xmlns:cx3="http://schemas.microsoft.com/office/drawing/2016/5/9/chartex" xmlns:cx4="http://schemas.microsoft.com/office/drawing/2016/5/10/chartex" xmlns:cx5="http://schemas.microsoft.com/office/drawing/2016/5/11/chartex" xmlns:cx6="http://schemas.microsoft.com/office/drawing/2016/5/12/chartex" xmlns:cx7="http://schemas.microsoft.com/office/drawing/2016/5/13/chartex" xmlns:cx8="http://schemas.microsoft.com/office/drawing/2016/5/14/chartex" xmlns:mc="http://schemas.openxmlformats.org/markup-compatibility/2006" xmlns:aink="http://schemas.microsoft.com/office/drawing/2016/ink" xmlns:am3d="http://schemas.microsoft.com/office/drawing/2017/model3d" xmlns:o="urn:schemas-microsoft-com:office:office" xmlns:oel="http://schemas.microsoft.com/office/2019/extlst" xmlns:r="http://schemas.openxmlformats.org/officeDocument/2006/relationships" xmlns:m="http://schemas.openxmlformats.org/officeDocument/2006/math" xmlns:v="urn:schemas-microsoft-com:vml" xmlns:wp14="http://schemas.microsoft.com/office/word/2010/wordprocessingDrawing" xmlns:wp="http://schemas.openxmlformats.org/drawingml/2006/wordprocessingDrawing" xmlns:w10="urn:schemas-microsoft-com:office:word" xmlns:w="http://schemas.openxmlformats.org/wordprocessingml/2006/main" xmlns:w14="http://schemas.microsoft.com/office/word/2010/wordml" xmlns:w15="http://schemas.microsoft.com/office/word/2012/wordml" xmlns:w16cex="http://schemas.microsoft.com/office/word/2018/wordml/cex" xmlns:w16cid="http://schemas.microsoft.com/office/word/2016/wordml/cid" xmlns:w16="http://schemas.microsoft.com/office/word/2018/wordml" xmlns:w16du="http://schemas.microsoft.com/office/word/2023/wordml/word16du" xmlns:w16sdtdh="http://schemas.microsoft.com/office/word/2020/wordml/sdtdatahash" xmlns:w16sdtfl="http://schemas.microsoft.com/office/word/2024/wordml/sdtformatlock" xmlns:w16se="http://schemas.microsoft.com/office/word/2015/wordml/symex" xmlns:wpg="http://schemas.microsoft.com/office/word/2010/wordprocessingGroup" xmlns:wpi="http://schemas.microsoft.com/office/word/2010/wordprocessingInk" xmlns:wne="http://schemas.microsoft.com/office/word/2006/wordml" xmlns:wps="http://schemas.microsoft.com/office/word/2010/wordprocessingShape" mc:Ignorable="w14 w15 w16se w16cid w16 w16cex w16sdtdh w16sdtfl w16du wp14">
   <w:abstractNum w:abstractNumId="0" w15:restartNumberingAfterBreak="0">
+    <w:nsid w:val="00F85AE6"/>
+    <w:multiLevelType w:val="multilevel"/>
+    <w:tmpl w:val="F7E0F036"/>
+    <w:lvl w:ilvl="0">
+      <w:start w:val="1"/>
+      <w:numFmt w:val="bullet"/>
+      <w:lvlText w:val=""/>
+      <w:lvlJc w:val="left"/>
+      <w:pPr>
+        <w:tabs>
+          <w:tab w:val="num" w:pos="720"/>
+        </w:tabs>
+        <w:ind w:left="720" w:hanging="360"/>
+      </w:pPr>
+      <w:rPr>
+        <w:rFonts w:ascii="Symbol" w:hAnsi="Symbol" w:hint="default"/>
+        <w:sz w:val="20"/>
+      </w:rPr>
+    </w:lvl>
+    <w:lvl w:ilvl="1" w:tentative="1">
+      <w:start w:val="1"/>
+      <w:numFmt w:val="bullet"/>
+      <w:lvlText w:val="o"/>
+      <w:lvlJc w:val="left"/>
+      <w:pPr>
+        <w:tabs>
+          <w:tab w:val="num" w:pos="1440"/>
+        </w:tabs>
+        <w:ind w:left="1440" w:hanging="360"/>
+      </w:pPr>
+      <w:rPr>
+        <w:rFonts w:ascii="Courier New" w:hAnsi="Courier New" w:hint="default"/>
+        <w:sz w:val="20"/>
+      </w:rPr>
+    </w:lvl>
+    <w:lvl w:ilvl="2" w:tentative="1">
+      <w:start w:val="1"/>
+      <w:numFmt w:val="bullet"/>
+      <w:lvlText w:val=""/>
+      <w:lvlJc w:val="left"/>
+      <w:pPr>
+        <w:tabs>
+          <w:tab w:val="num" w:pos="2160"/>
+        </w:tabs>
+        <w:ind w:left="2160" w:hanging="360"/>
+      </w:pPr>
+      <w:rPr>
+        <w:rFonts w:ascii="Wingdings" w:hAnsi="Wingdings" w:hint="default"/>
+        <w:sz w:val="20"/>
+      </w:rPr>
+    </w:lvl>
+    <w:lvl w:ilvl="3" w:tentative="1">
+      <w:start w:val="1"/>
+      <w:numFmt w:val="bullet"/>
+      <w:lvlText w:val=""/>
+      <w:lvlJc w:val="left"/>
+      <w:pPr>
+        <w:tabs>
+          <w:tab w:val="num" w:pos="2880"/>
+        </w:tabs>
+        <w:ind w:left="2880" w:hanging="360"/>
+      </w:pPr>
+      <w:rPr>
+        <w:rFonts w:ascii="Wingdings" w:hAnsi="Wingdings" w:hint="default"/>
+        <w:sz w:val="20"/>
+      </w:rPr>
+    </w:lvl>
+    <w:lvl w:ilvl="4" w:tentative="1">
+      <w:start w:val="1"/>
+      <w:numFmt w:val="bullet"/>
+      <w:lvlText w:val=""/>
+      <w:lvlJc w:val="left"/>
+      <w:pPr>
+        <w:tabs>
+          <w:tab w:val="num" w:pos="3600"/>
+        </w:tabs>
+        <w:ind w:left="3600" w:hanging="360"/>
+      </w:pPr>
+      <w:rPr>
+        <w:rFonts w:ascii="Wingdings" w:hAnsi="Wingdings" w:hint="default"/>
+        <w:sz w:val="20"/>
+      </w:rPr>
+    </w:lvl>
+    <w:lvl w:ilvl="5" w:tentative="1">
+      <w:start w:val="1"/>
+      <w:numFmt w:val="bullet"/>
+      <w:lvlText w:val=""/>
+      <w:lvlJc w:val="left"/>
+      <w:pPr>
+        <w:tabs>
+          <w:tab w:val="num" w:pos="4320"/>
+        </w:tabs>
+        <w:ind w:left="4320" w:hanging="360"/>
+      </w:pPr>
+      <w:rPr>
+        <w:rFonts w:ascii="Wingdings" w:hAnsi="Wingdings" w:hint="default"/>
+        <w:sz w:val="20"/>
+      </w:rPr>
+    </w:lvl>
+    <w:lvl w:ilvl="6" w:tentative="1">
+      <w:start w:val="1"/>
+      <w:numFmt w:val="bullet"/>
+      <w:lvlText w:val=""/>
+      <w:lvlJc w:val="left"/>
+      <w:pPr>
+        <w:tabs>
+          <w:tab w:val="num" w:pos="5040"/>
+        </w:tabs>
+        <w:ind w:left="5040" w:hanging="360"/>
+      </w:pPr>
+      <w:rPr>
+        <w:rFonts w:ascii="Wingdings" w:hAnsi="Wingdings" w:hint="default"/>
+        <w:sz w:val="20"/>
+      </w:rPr>
+    </w:lvl>
+    <w:lvl w:ilvl="7" w:tentative="1">
+      <w:start w:val="1"/>
+      <w:numFmt w:val="bullet"/>
+      <w:lvlText w:val=""/>
+      <w:lvlJc w:val="left"/>
+      <w:pPr>
+        <w:tabs>
+          <w:tab w:val="num" w:pos="5760"/>
+        </w:tabs>
+        <w:ind w:left="5760" w:hanging="360"/>
+      </w:pPr>
+      <w:rPr>
+        <w:rFonts w:ascii="Wingdings" w:hAnsi="Wingdings" w:hint="default"/>
+        <w:sz w:val="20"/>
+      </w:rPr>
+    </w:lvl>
+    <w:lvl w:ilvl="8" w:tentative="1">
+      <w:start w:val="1"/>
+      <w:numFmt w:val="bullet"/>
+      <w:lvlText w:val=""/>
+      <w:lvlJc w:val="left"/>
+      <w:pPr>
+        <w:tabs>
+          <w:tab w:val="num" w:pos="6480"/>
+        </w:tabs>
+        <w:ind w:left="6480" w:hanging="360"/>
+      </w:pPr>
+      <w:rPr>
+        <w:rFonts w:ascii="Wingdings" w:hAnsi="Wingdings" w:hint="default"/>
+        <w:sz w:val="20"/>
+      </w:rPr>
+    </w:lvl>
+  </w:abstractNum>
+  <w:abstractNum w:abstractNumId="1" w15:restartNumberingAfterBreak="0">
     <w:nsid w:val="022A2E11"/>
     <w:multiLevelType w:val="multilevel"/>
     <w:tmpl w:val="C8A84BA6"/>
@@ -9364,10 +13146,10 @@
       </w:rPr>
     </w:lvl>
   </w:abstractNum>
-  <w:abstractNum w:abstractNumId="1" w15:restartNumberingAfterBreak="0">
+  <w:abstractNum w:abstractNumId="2" w15:restartNumberingAfterBreak="0">
     <w:nsid w:val="03C832E4"/>
     <w:multiLevelType w:val="hybridMultilevel"/>
-    <w:tmpl w:val="C71CF586"/>
+    <w:tmpl w:val="7090BB08"/>
     <w:lvl w:ilvl="0" w:tplc="0C0A0017">
       <w:start w:val="1"/>
       <w:numFmt w:val="lowerLetter"/>
@@ -9453,7 +13235,7 @@
       </w:pPr>
     </w:lvl>
   </w:abstractNum>
-  <w:abstractNum w:abstractNumId="2" w15:restartNumberingAfterBreak="0">
+  <w:abstractNum w:abstractNumId="3" w15:restartNumberingAfterBreak="0">
     <w:nsid w:val="11F50B2D"/>
     <w:multiLevelType w:val="hybridMultilevel"/>
     <w:tmpl w:val="FB4A0F8E"/>
@@ -9566,10 +13348,10 @@
       </w:rPr>
     </w:lvl>
   </w:abstractNum>
-  <w:abstractNum w:abstractNumId="3" w15:restartNumberingAfterBreak="0">
+  <w:abstractNum w:abstractNumId="4" w15:restartNumberingAfterBreak="0">
     <w:nsid w:val="21F140DE"/>
     <w:multiLevelType w:val="hybridMultilevel"/>
-    <w:tmpl w:val="654A35C2"/>
+    <w:tmpl w:val="BE74EDBC"/>
     <w:lvl w:ilvl="0" w:tplc="0C0A0001">
       <w:start w:val="1"/>
       <w:numFmt w:val="bullet"/>
@@ -9679,268 +13461,10 @@
       </w:rPr>
     </w:lvl>
   </w:abstractNum>
-  <w:abstractNum w:abstractNumId="4" w15:restartNumberingAfterBreak="0">
-    <w:nsid w:val="3E075259"/>
+  <w:abstractNum w:abstractNumId="5" w15:restartNumberingAfterBreak="0">
+    <w:nsid w:val="22E90253"/>
     <w:multiLevelType w:val="hybridMultilevel"/>
-    <w:tmpl w:val="AF028F3E"/>
-    <w:lvl w:ilvl="0" w:tplc="0C0A0017">
-      <w:start w:val="1"/>
-      <w:numFmt w:val="lowerLetter"/>
-      <w:lvlText w:val="%1)"/>
-      <w:lvlJc w:val="left"/>
-      <w:pPr>
-        <w:ind w:left="720" w:hanging="360"/>
-      </w:pPr>
-    </w:lvl>
-    <w:lvl w:ilvl="1" w:tplc="0C0A0019" w:tentative="1">
-      <w:start w:val="1"/>
-      <w:numFmt w:val="lowerLetter"/>
-      <w:lvlText w:val="%2."/>
-      <w:lvlJc w:val="left"/>
-      <w:pPr>
-        <w:ind w:left="1440" w:hanging="360"/>
-      </w:pPr>
-    </w:lvl>
-    <w:lvl w:ilvl="2" w:tplc="0C0A001B" w:tentative="1">
-      <w:start w:val="1"/>
-      <w:numFmt w:val="lowerRoman"/>
-      <w:lvlText w:val="%3."/>
-      <w:lvlJc w:val="right"/>
-      <w:pPr>
-        <w:ind w:left="2160" w:hanging="180"/>
-      </w:pPr>
-    </w:lvl>
-    <w:lvl w:ilvl="3" w:tplc="0C0A000F" w:tentative="1">
-      <w:start w:val="1"/>
-      <w:numFmt w:val="decimal"/>
-      <w:lvlText w:val="%4."/>
-      <w:lvlJc w:val="left"/>
-      <w:pPr>
-        <w:ind w:left="2880" w:hanging="360"/>
-      </w:pPr>
-    </w:lvl>
-    <w:lvl w:ilvl="4" w:tplc="0C0A0019" w:tentative="1">
-      <w:start w:val="1"/>
-      <w:numFmt w:val="lowerLetter"/>
-      <w:lvlText w:val="%5."/>
-      <w:lvlJc w:val="left"/>
-      <w:pPr>
-        <w:ind w:left="3600" w:hanging="360"/>
-      </w:pPr>
-    </w:lvl>
-    <w:lvl w:ilvl="5" w:tplc="0C0A001B" w:tentative="1">
-      <w:start w:val="1"/>
-      <w:numFmt w:val="lowerRoman"/>
-      <w:lvlText w:val="%6."/>
-      <w:lvlJc w:val="right"/>
-      <w:pPr>
-        <w:ind w:left="4320" w:hanging="180"/>
-      </w:pPr>
-    </w:lvl>
-    <w:lvl w:ilvl="6" w:tplc="0C0A000F" w:tentative="1">
-      <w:start w:val="1"/>
-      <w:numFmt w:val="decimal"/>
-      <w:lvlText w:val="%7."/>
-      <w:lvlJc w:val="left"/>
-      <w:pPr>
-        <w:ind w:left="5040" w:hanging="360"/>
-      </w:pPr>
-    </w:lvl>
-    <w:lvl w:ilvl="7" w:tplc="0C0A0019" w:tentative="1">
-      <w:start w:val="1"/>
-      <w:numFmt w:val="lowerLetter"/>
-      <w:lvlText w:val="%8."/>
-      <w:lvlJc w:val="left"/>
-      <w:pPr>
-        <w:ind w:left="5760" w:hanging="360"/>
-      </w:pPr>
-    </w:lvl>
-    <w:lvl w:ilvl="8" w:tplc="0C0A001B" w:tentative="1">
-      <w:start w:val="1"/>
-      <w:numFmt w:val="lowerRoman"/>
-      <w:lvlText w:val="%9."/>
-      <w:lvlJc w:val="right"/>
-      <w:pPr>
-        <w:ind w:left="6480" w:hanging="180"/>
-      </w:pPr>
-    </w:lvl>
-  </w:abstractNum>
-  <w:abstractNum w:abstractNumId="5" w15:restartNumberingAfterBreak="0">
-    <w:nsid w:val="5B94122C"/>
-    <w:multiLevelType w:val="hybridMultilevel"/>
-    <w:tmpl w:val="8F7853AC"/>
-    <w:lvl w:ilvl="0" w:tplc="0C0A0017">
-      <w:start w:val="1"/>
-      <w:numFmt w:val="lowerLetter"/>
-      <w:lvlText w:val="%1)"/>
-      <w:lvlJc w:val="left"/>
-      <w:pPr>
-        <w:ind w:left="720" w:hanging="360"/>
-      </w:pPr>
-    </w:lvl>
-    <w:lvl w:ilvl="1" w:tplc="0C0A0019" w:tentative="1">
-      <w:start w:val="1"/>
-      <w:numFmt w:val="lowerLetter"/>
-      <w:lvlText w:val="%2."/>
-      <w:lvlJc w:val="left"/>
-      <w:pPr>
-        <w:ind w:left="1440" w:hanging="360"/>
-      </w:pPr>
-    </w:lvl>
-    <w:lvl w:ilvl="2" w:tplc="0C0A001B" w:tentative="1">
-      <w:start w:val="1"/>
-      <w:numFmt w:val="lowerRoman"/>
-      <w:lvlText w:val="%3."/>
-      <w:lvlJc w:val="right"/>
-      <w:pPr>
-        <w:ind w:left="2160" w:hanging="180"/>
-      </w:pPr>
-    </w:lvl>
-    <w:lvl w:ilvl="3" w:tplc="0C0A000F" w:tentative="1">
-      <w:start w:val="1"/>
-      <w:numFmt w:val="decimal"/>
-      <w:lvlText w:val="%4."/>
-      <w:lvlJc w:val="left"/>
-      <w:pPr>
-        <w:ind w:left="2880" w:hanging="360"/>
-      </w:pPr>
-    </w:lvl>
-    <w:lvl w:ilvl="4" w:tplc="0C0A0019" w:tentative="1">
-      <w:start w:val="1"/>
-      <w:numFmt w:val="lowerLetter"/>
-      <w:lvlText w:val="%5."/>
-      <w:lvlJc w:val="left"/>
-      <w:pPr>
-        <w:ind w:left="3600" w:hanging="360"/>
-      </w:pPr>
-    </w:lvl>
-    <w:lvl w:ilvl="5" w:tplc="0C0A001B" w:tentative="1">
-      <w:start w:val="1"/>
-      <w:numFmt w:val="lowerRoman"/>
-      <w:lvlText w:val="%6."/>
-      <w:lvlJc w:val="right"/>
-      <w:pPr>
-        <w:ind w:left="4320" w:hanging="180"/>
-      </w:pPr>
-    </w:lvl>
-    <w:lvl w:ilvl="6" w:tplc="0C0A000F" w:tentative="1">
-      <w:start w:val="1"/>
-      <w:numFmt w:val="decimal"/>
-      <w:lvlText w:val="%7."/>
-      <w:lvlJc w:val="left"/>
-      <w:pPr>
-        <w:ind w:left="5040" w:hanging="360"/>
-      </w:pPr>
-    </w:lvl>
-    <w:lvl w:ilvl="7" w:tplc="0C0A0019" w:tentative="1">
-      <w:start w:val="1"/>
-      <w:numFmt w:val="lowerLetter"/>
-      <w:lvlText w:val="%8."/>
-      <w:lvlJc w:val="left"/>
-      <w:pPr>
-        <w:ind w:left="5760" w:hanging="360"/>
-      </w:pPr>
-    </w:lvl>
-    <w:lvl w:ilvl="8" w:tplc="0C0A001B" w:tentative="1">
-      <w:start w:val="1"/>
-      <w:numFmt w:val="lowerRoman"/>
-      <w:lvlText w:val="%9."/>
-      <w:lvlJc w:val="right"/>
-      <w:pPr>
-        <w:ind w:left="6480" w:hanging="180"/>
-      </w:pPr>
-    </w:lvl>
-  </w:abstractNum>
-  <w:abstractNum w:abstractNumId="6" w15:restartNumberingAfterBreak="0">
-    <w:nsid w:val="5D817739"/>
-    <w:multiLevelType w:val="multilevel"/>
-    <w:tmpl w:val="0C0A001F"/>
-    <w:lvl w:ilvl="0">
-      <w:start w:val="1"/>
-      <w:numFmt w:val="decimal"/>
-      <w:lvlText w:val="%1."/>
-      <w:lvlJc w:val="left"/>
-      <w:pPr>
-        <w:ind w:left="720" w:hanging="360"/>
-      </w:pPr>
-    </w:lvl>
-    <w:lvl w:ilvl="1">
-      <w:start w:val="1"/>
-      <w:numFmt w:val="decimal"/>
-      <w:lvlText w:val="%1.%2."/>
-      <w:lvlJc w:val="left"/>
-      <w:pPr>
-        <w:ind w:left="1152" w:hanging="432"/>
-      </w:pPr>
-    </w:lvl>
-    <w:lvl w:ilvl="2">
-      <w:start w:val="1"/>
-      <w:numFmt w:val="decimal"/>
-      <w:lvlText w:val="%1.%2.%3."/>
-      <w:lvlJc w:val="left"/>
-      <w:pPr>
-        <w:ind w:left="1584" w:hanging="504"/>
-      </w:pPr>
-    </w:lvl>
-    <w:lvl w:ilvl="3">
-      <w:start w:val="1"/>
-      <w:numFmt w:val="decimal"/>
-      <w:lvlText w:val="%1.%2.%3.%4."/>
-      <w:lvlJc w:val="left"/>
-      <w:pPr>
-        <w:ind w:left="2088" w:hanging="648"/>
-      </w:pPr>
-    </w:lvl>
-    <w:lvl w:ilvl="4">
-      <w:start w:val="1"/>
-      <w:numFmt w:val="decimal"/>
-      <w:lvlText w:val="%1.%2.%3.%4.%5."/>
-      <w:lvlJc w:val="left"/>
-      <w:pPr>
-        <w:ind w:left="2592" w:hanging="792"/>
-      </w:pPr>
-    </w:lvl>
-    <w:lvl w:ilvl="5">
-      <w:start w:val="1"/>
-      <w:numFmt w:val="decimal"/>
-      <w:lvlText w:val="%1.%2.%3.%4.%5.%6."/>
-      <w:lvlJc w:val="left"/>
-      <w:pPr>
-        <w:ind w:left="3096" w:hanging="936"/>
-      </w:pPr>
-    </w:lvl>
-    <w:lvl w:ilvl="6">
-      <w:start w:val="1"/>
-      <w:numFmt w:val="decimal"/>
-      <w:lvlText w:val="%1.%2.%3.%4.%5.%6.%7."/>
-      <w:lvlJc w:val="left"/>
-      <w:pPr>
-        <w:ind w:left="3600" w:hanging="1080"/>
-      </w:pPr>
-    </w:lvl>
-    <w:lvl w:ilvl="7">
-      <w:start w:val="1"/>
-      <w:numFmt w:val="decimal"/>
-      <w:lvlText w:val="%1.%2.%3.%4.%5.%6.%7.%8."/>
-      <w:lvlJc w:val="left"/>
-      <w:pPr>
-        <w:ind w:left="4104" w:hanging="1224"/>
-      </w:pPr>
-    </w:lvl>
-    <w:lvl w:ilvl="8">
-      <w:start w:val="1"/>
-      <w:numFmt w:val="decimal"/>
-      <w:lvlText w:val="%1.%2.%3.%4.%5.%6.%7.%8.%9."/>
-      <w:lvlJc w:val="left"/>
-      <w:pPr>
-        <w:ind w:left="4680" w:hanging="1440"/>
-      </w:pPr>
-    </w:lvl>
-  </w:abstractNum>
-  <w:abstractNum w:abstractNumId="7" w15:restartNumberingAfterBreak="0">
-    <w:nsid w:val="7D3A75FD"/>
-    <w:multiLevelType w:val="hybridMultilevel"/>
-    <w:tmpl w:val="E148304E"/>
+    <w:tmpl w:val="BE6CB79A"/>
     <w:lvl w:ilvl="0" w:tplc="1C8C7BB8">
       <w:start w:val="2"/>
       <w:numFmt w:val="bullet"/>
@@ -10050,29 +13574,1063 @@
       </w:rPr>
     </w:lvl>
   </w:abstractNum>
+  <w:abstractNum w:abstractNumId="6" w15:restartNumberingAfterBreak="0">
+    <w:nsid w:val="305977D9"/>
+    <w:multiLevelType w:val="hybridMultilevel"/>
+    <w:tmpl w:val="0A166884"/>
+    <w:lvl w:ilvl="0" w:tplc="0C0A000F">
+      <w:start w:val="1"/>
+      <w:numFmt w:val="decimal"/>
+      <w:lvlText w:val="%1."/>
+      <w:lvlJc w:val="left"/>
+      <w:pPr>
+        <w:ind w:left="720" w:hanging="360"/>
+      </w:pPr>
+    </w:lvl>
+    <w:lvl w:ilvl="1" w:tplc="0C0A0019" w:tentative="1">
+      <w:start w:val="1"/>
+      <w:numFmt w:val="lowerLetter"/>
+      <w:lvlText w:val="%2."/>
+      <w:lvlJc w:val="left"/>
+      <w:pPr>
+        <w:ind w:left="1440" w:hanging="360"/>
+      </w:pPr>
+    </w:lvl>
+    <w:lvl w:ilvl="2" w:tplc="0C0A001B" w:tentative="1">
+      <w:start w:val="1"/>
+      <w:numFmt w:val="lowerRoman"/>
+      <w:lvlText w:val="%3."/>
+      <w:lvlJc w:val="right"/>
+      <w:pPr>
+        <w:ind w:left="2160" w:hanging="180"/>
+      </w:pPr>
+    </w:lvl>
+    <w:lvl w:ilvl="3" w:tplc="0C0A000F" w:tentative="1">
+      <w:start w:val="1"/>
+      <w:numFmt w:val="decimal"/>
+      <w:lvlText w:val="%4."/>
+      <w:lvlJc w:val="left"/>
+      <w:pPr>
+        <w:ind w:left="2880" w:hanging="360"/>
+      </w:pPr>
+    </w:lvl>
+    <w:lvl w:ilvl="4" w:tplc="0C0A0019" w:tentative="1">
+      <w:start w:val="1"/>
+      <w:numFmt w:val="lowerLetter"/>
+      <w:lvlText w:val="%5."/>
+      <w:lvlJc w:val="left"/>
+      <w:pPr>
+        <w:ind w:left="3600" w:hanging="360"/>
+      </w:pPr>
+    </w:lvl>
+    <w:lvl w:ilvl="5" w:tplc="0C0A001B" w:tentative="1">
+      <w:start w:val="1"/>
+      <w:numFmt w:val="lowerRoman"/>
+      <w:lvlText w:val="%6."/>
+      <w:lvlJc w:val="right"/>
+      <w:pPr>
+        <w:ind w:left="4320" w:hanging="180"/>
+      </w:pPr>
+    </w:lvl>
+    <w:lvl w:ilvl="6" w:tplc="0C0A000F" w:tentative="1">
+      <w:start w:val="1"/>
+      <w:numFmt w:val="decimal"/>
+      <w:lvlText w:val="%7."/>
+      <w:lvlJc w:val="left"/>
+      <w:pPr>
+        <w:ind w:left="5040" w:hanging="360"/>
+      </w:pPr>
+    </w:lvl>
+    <w:lvl w:ilvl="7" w:tplc="0C0A0019" w:tentative="1">
+      <w:start w:val="1"/>
+      <w:numFmt w:val="lowerLetter"/>
+      <w:lvlText w:val="%8."/>
+      <w:lvlJc w:val="left"/>
+      <w:pPr>
+        <w:ind w:left="5760" w:hanging="360"/>
+      </w:pPr>
+    </w:lvl>
+    <w:lvl w:ilvl="8" w:tplc="0C0A001B" w:tentative="1">
+      <w:start w:val="1"/>
+      <w:numFmt w:val="lowerRoman"/>
+      <w:lvlText w:val="%9."/>
+      <w:lvlJc w:val="right"/>
+      <w:pPr>
+        <w:ind w:left="6480" w:hanging="180"/>
+      </w:pPr>
+    </w:lvl>
+  </w:abstractNum>
+  <w:abstractNum w:abstractNumId="7" w15:restartNumberingAfterBreak="0">
+    <w:nsid w:val="33B15CEA"/>
+    <w:multiLevelType w:val="hybridMultilevel"/>
+    <w:tmpl w:val="2AA68E3A"/>
+    <w:lvl w:ilvl="0" w:tplc="FFFFFFFF">
+      <w:start w:val="1"/>
+      <w:numFmt w:val="lowerLetter"/>
+      <w:lvlText w:val="%1)"/>
+      <w:lvlJc w:val="left"/>
+      <w:pPr>
+        <w:ind w:left="720" w:hanging="360"/>
+      </w:pPr>
+      <w:rPr>
+        <w:rFonts w:hint="default"/>
+      </w:rPr>
+    </w:lvl>
+    <w:lvl w:ilvl="1" w:tplc="FFFFFFFF" w:tentative="1">
+      <w:start w:val="1"/>
+      <w:numFmt w:val="lowerLetter"/>
+      <w:lvlText w:val="%2."/>
+      <w:lvlJc w:val="left"/>
+      <w:pPr>
+        <w:ind w:left="1440" w:hanging="360"/>
+      </w:pPr>
+    </w:lvl>
+    <w:lvl w:ilvl="2" w:tplc="FFFFFFFF" w:tentative="1">
+      <w:start w:val="1"/>
+      <w:numFmt w:val="lowerRoman"/>
+      <w:lvlText w:val="%3."/>
+      <w:lvlJc w:val="right"/>
+      <w:pPr>
+        <w:ind w:left="2160" w:hanging="180"/>
+      </w:pPr>
+    </w:lvl>
+    <w:lvl w:ilvl="3" w:tplc="FFFFFFFF" w:tentative="1">
+      <w:start w:val="1"/>
+      <w:numFmt w:val="decimal"/>
+      <w:lvlText w:val="%4."/>
+      <w:lvlJc w:val="left"/>
+      <w:pPr>
+        <w:ind w:left="2880" w:hanging="360"/>
+      </w:pPr>
+    </w:lvl>
+    <w:lvl w:ilvl="4" w:tplc="FFFFFFFF" w:tentative="1">
+      <w:start w:val="1"/>
+      <w:numFmt w:val="lowerLetter"/>
+      <w:lvlText w:val="%5."/>
+      <w:lvlJc w:val="left"/>
+      <w:pPr>
+        <w:ind w:left="3600" w:hanging="360"/>
+      </w:pPr>
+    </w:lvl>
+    <w:lvl w:ilvl="5" w:tplc="FFFFFFFF" w:tentative="1">
+      <w:start w:val="1"/>
+      <w:numFmt w:val="lowerRoman"/>
+      <w:lvlText w:val="%6."/>
+      <w:lvlJc w:val="right"/>
+      <w:pPr>
+        <w:ind w:left="4320" w:hanging="180"/>
+      </w:pPr>
+    </w:lvl>
+    <w:lvl w:ilvl="6" w:tplc="FFFFFFFF" w:tentative="1">
+      <w:start w:val="1"/>
+      <w:numFmt w:val="decimal"/>
+      <w:lvlText w:val="%7."/>
+      <w:lvlJc w:val="left"/>
+      <w:pPr>
+        <w:ind w:left="5040" w:hanging="360"/>
+      </w:pPr>
+    </w:lvl>
+    <w:lvl w:ilvl="7" w:tplc="FFFFFFFF" w:tentative="1">
+      <w:start w:val="1"/>
+      <w:numFmt w:val="lowerLetter"/>
+      <w:lvlText w:val="%8."/>
+      <w:lvlJc w:val="left"/>
+      <w:pPr>
+        <w:ind w:left="5760" w:hanging="360"/>
+      </w:pPr>
+    </w:lvl>
+    <w:lvl w:ilvl="8" w:tplc="FFFFFFFF" w:tentative="1">
+      <w:start w:val="1"/>
+      <w:numFmt w:val="lowerRoman"/>
+      <w:lvlText w:val="%9."/>
+      <w:lvlJc w:val="right"/>
+      <w:pPr>
+        <w:ind w:left="6480" w:hanging="180"/>
+      </w:pPr>
+    </w:lvl>
+  </w:abstractNum>
+  <w:abstractNum w:abstractNumId="8" w15:restartNumberingAfterBreak="0">
+    <w:nsid w:val="3E075259"/>
+    <w:multiLevelType w:val="hybridMultilevel"/>
+    <w:tmpl w:val="AF028F3E"/>
+    <w:lvl w:ilvl="0" w:tplc="0C0A0017">
+      <w:start w:val="1"/>
+      <w:numFmt w:val="lowerLetter"/>
+      <w:lvlText w:val="%1)"/>
+      <w:lvlJc w:val="left"/>
+      <w:pPr>
+        <w:ind w:left="720" w:hanging="360"/>
+      </w:pPr>
+    </w:lvl>
+    <w:lvl w:ilvl="1" w:tplc="0C0A0019" w:tentative="1">
+      <w:start w:val="1"/>
+      <w:numFmt w:val="lowerLetter"/>
+      <w:lvlText w:val="%2."/>
+      <w:lvlJc w:val="left"/>
+      <w:pPr>
+        <w:ind w:left="1440" w:hanging="360"/>
+      </w:pPr>
+    </w:lvl>
+    <w:lvl w:ilvl="2" w:tplc="0C0A001B" w:tentative="1">
+      <w:start w:val="1"/>
+      <w:numFmt w:val="lowerRoman"/>
+      <w:lvlText w:val="%3."/>
+      <w:lvlJc w:val="right"/>
+      <w:pPr>
+        <w:ind w:left="2160" w:hanging="180"/>
+      </w:pPr>
+    </w:lvl>
+    <w:lvl w:ilvl="3" w:tplc="0C0A000F" w:tentative="1">
+      <w:start w:val="1"/>
+      <w:numFmt w:val="decimal"/>
+      <w:lvlText w:val="%4."/>
+      <w:lvlJc w:val="left"/>
+      <w:pPr>
+        <w:ind w:left="2880" w:hanging="360"/>
+      </w:pPr>
+    </w:lvl>
+    <w:lvl w:ilvl="4" w:tplc="0C0A0019" w:tentative="1">
+      <w:start w:val="1"/>
+      <w:numFmt w:val="lowerLetter"/>
+      <w:lvlText w:val="%5."/>
+      <w:lvlJc w:val="left"/>
+      <w:pPr>
+        <w:ind w:left="3600" w:hanging="360"/>
+      </w:pPr>
+    </w:lvl>
+    <w:lvl w:ilvl="5" w:tplc="0C0A001B" w:tentative="1">
+      <w:start w:val="1"/>
+      <w:numFmt w:val="lowerRoman"/>
+      <w:lvlText w:val="%6."/>
+      <w:lvlJc w:val="right"/>
+      <w:pPr>
+        <w:ind w:left="4320" w:hanging="180"/>
+      </w:pPr>
+    </w:lvl>
+    <w:lvl w:ilvl="6" w:tplc="0C0A000F" w:tentative="1">
+      <w:start w:val="1"/>
+      <w:numFmt w:val="decimal"/>
+      <w:lvlText w:val="%7."/>
+      <w:lvlJc w:val="left"/>
+      <w:pPr>
+        <w:ind w:left="5040" w:hanging="360"/>
+      </w:pPr>
+    </w:lvl>
+    <w:lvl w:ilvl="7" w:tplc="0C0A0019" w:tentative="1">
+      <w:start w:val="1"/>
+      <w:numFmt w:val="lowerLetter"/>
+      <w:lvlText w:val="%8."/>
+      <w:lvlJc w:val="left"/>
+      <w:pPr>
+        <w:ind w:left="5760" w:hanging="360"/>
+      </w:pPr>
+    </w:lvl>
+    <w:lvl w:ilvl="8" w:tplc="0C0A001B" w:tentative="1">
+      <w:start w:val="1"/>
+      <w:numFmt w:val="lowerRoman"/>
+      <w:lvlText w:val="%9."/>
+      <w:lvlJc w:val="right"/>
+      <w:pPr>
+        <w:ind w:left="6480" w:hanging="180"/>
+      </w:pPr>
+    </w:lvl>
+  </w:abstractNum>
+  <w:abstractNum w:abstractNumId="9" w15:restartNumberingAfterBreak="0">
+    <w:nsid w:val="5B94122C"/>
+    <w:multiLevelType w:val="hybridMultilevel"/>
+    <w:tmpl w:val="8F7853AC"/>
+    <w:lvl w:ilvl="0" w:tplc="0C0A0017">
+      <w:start w:val="1"/>
+      <w:numFmt w:val="lowerLetter"/>
+      <w:lvlText w:val="%1)"/>
+      <w:lvlJc w:val="left"/>
+      <w:pPr>
+        <w:ind w:left="720" w:hanging="360"/>
+      </w:pPr>
+    </w:lvl>
+    <w:lvl w:ilvl="1" w:tplc="0C0A0019" w:tentative="1">
+      <w:start w:val="1"/>
+      <w:numFmt w:val="lowerLetter"/>
+      <w:lvlText w:val="%2."/>
+      <w:lvlJc w:val="left"/>
+      <w:pPr>
+        <w:ind w:left="1440" w:hanging="360"/>
+      </w:pPr>
+    </w:lvl>
+    <w:lvl w:ilvl="2" w:tplc="0C0A001B" w:tentative="1">
+      <w:start w:val="1"/>
+      <w:numFmt w:val="lowerRoman"/>
+      <w:lvlText w:val="%3."/>
+      <w:lvlJc w:val="right"/>
+      <w:pPr>
+        <w:ind w:left="2160" w:hanging="180"/>
+      </w:pPr>
+    </w:lvl>
+    <w:lvl w:ilvl="3" w:tplc="0C0A000F" w:tentative="1">
+      <w:start w:val="1"/>
+      <w:numFmt w:val="decimal"/>
+      <w:lvlText w:val="%4."/>
+      <w:lvlJc w:val="left"/>
+      <w:pPr>
+        <w:ind w:left="2880" w:hanging="360"/>
+      </w:pPr>
+    </w:lvl>
+    <w:lvl w:ilvl="4" w:tplc="0C0A0019" w:tentative="1">
+      <w:start w:val="1"/>
+      <w:numFmt w:val="lowerLetter"/>
+      <w:lvlText w:val="%5."/>
+      <w:lvlJc w:val="left"/>
+      <w:pPr>
+        <w:ind w:left="3600" w:hanging="360"/>
+      </w:pPr>
+    </w:lvl>
+    <w:lvl w:ilvl="5" w:tplc="0C0A001B" w:tentative="1">
+      <w:start w:val="1"/>
+      <w:numFmt w:val="lowerRoman"/>
+      <w:lvlText w:val="%6."/>
+      <w:lvlJc w:val="right"/>
+      <w:pPr>
+        <w:ind w:left="4320" w:hanging="180"/>
+      </w:pPr>
+    </w:lvl>
+    <w:lvl w:ilvl="6" w:tplc="0C0A000F" w:tentative="1">
+      <w:start w:val="1"/>
+      <w:numFmt w:val="decimal"/>
+      <w:lvlText w:val="%7."/>
+      <w:lvlJc w:val="left"/>
+      <w:pPr>
+        <w:ind w:left="5040" w:hanging="360"/>
+      </w:pPr>
+    </w:lvl>
+    <w:lvl w:ilvl="7" w:tplc="0C0A0019" w:tentative="1">
+      <w:start w:val="1"/>
+      <w:numFmt w:val="lowerLetter"/>
+      <w:lvlText w:val="%8."/>
+      <w:lvlJc w:val="left"/>
+      <w:pPr>
+        <w:ind w:left="5760" w:hanging="360"/>
+      </w:pPr>
+    </w:lvl>
+    <w:lvl w:ilvl="8" w:tplc="0C0A001B" w:tentative="1">
+      <w:start w:val="1"/>
+      <w:numFmt w:val="lowerRoman"/>
+      <w:lvlText w:val="%9."/>
+      <w:lvlJc w:val="right"/>
+      <w:pPr>
+        <w:ind w:left="6480" w:hanging="180"/>
+      </w:pPr>
+    </w:lvl>
+  </w:abstractNum>
+  <w:abstractNum w:abstractNumId="10" w15:restartNumberingAfterBreak="0">
+    <w:nsid w:val="5D817739"/>
+    <w:multiLevelType w:val="multilevel"/>
+    <w:tmpl w:val="0C0A001F"/>
+    <w:lvl w:ilvl="0">
+      <w:start w:val="1"/>
+      <w:numFmt w:val="decimal"/>
+      <w:lvlText w:val="%1."/>
+      <w:lvlJc w:val="left"/>
+      <w:pPr>
+        <w:ind w:left="720" w:hanging="360"/>
+      </w:pPr>
+    </w:lvl>
+    <w:lvl w:ilvl="1">
+      <w:start w:val="1"/>
+      <w:numFmt w:val="decimal"/>
+      <w:lvlText w:val="%1.%2."/>
+      <w:lvlJc w:val="left"/>
+      <w:pPr>
+        <w:ind w:left="1152" w:hanging="432"/>
+      </w:pPr>
+    </w:lvl>
+    <w:lvl w:ilvl="2">
+      <w:start w:val="1"/>
+      <w:numFmt w:val="decimal"/>
+      <w:lvlText w:val="%1.%2.%3."/>
+      <w:lvlJc w:val="left"/>
+      <w:pPr>
+        <w:ind w:left="1584" w:hanging="504"/>
+      </w:pPr>
+    </w:lvl>
+    <w:lvl w:ilvl="3">
+      <w:start w:val="1"/>
+      <w:numFmt w:val="decimal"/>
+      <w:lvlText w:val="%1.%2.%3.%4."/>
+      <w:lvlJc w:val="left"/>
+      <w:pPr>
+        <w:ind w:left="2088" w:hanging="648"/>
+      </w:pPr>
+    </w:lvl>
+    <w:lvl w:ilvl="4">
+      <w:start w:val="1"/>
+      <w:numFmt w:val="decimal"/>
+      <w:lvlText w:val="%1.%2.%3.%4.%5."/>
+      <w:lvlJc w:val="left"/>
+      <w:pPr>
+        <w:ind w:left="2592" w:hanging="792"/>
+      </w:pPr>
+    </w:lvl>
+    <w:lvl w:ilvl="5">
+      <w:start w:val="1"/>
+      <w:numFmt w:val="decimal"/>
+      <w:lvlText w:val="%1.%2.%3.%4.%5.%6."/>
+      <w:lvlJc w:val="left"/>
+      <w:pPr>
+        <w:ind w:left="3096" w:hanging="936"/>
+      </w:pPr>
+    </w:lvl>
+    <w:lvl w:ilvl="6">
+      <w:start w:val="1"/>
+      <w:numFmt w:val="decimal"/>
+      <w:lvlText w:val="%1.%2.%3.%4.%5.%6.%7."/>
+      <w:lvlJc w:val="left"/>
+      <w:pPr>
+        <w:ind w:left="3600" w:hanging="1080"/>
+      </w:pPr>
+    </w:lvl>
+    <w:lvl w:ilvl="7">
+      <w:start w:val="1"/>
+      <w:numFmt w:val="decimal"/>
+      <w:lvlText w:val="%1.%2.%3.%4.%5.%6.%7.%8."/>
+      <w:lvlJc w:val="left"/>
+      <w:pPr>
+        <w:ind w:left="4104" w:hanging="1224"/>
+      </w:pPr>
+    </w:lvl>
+    <w:lvl w:ilvl="8">
+      <w:start w:val="1"/>
+      <w:numFmt w:val="decimal"/>
+      <w:lvlText w:val="%1.%2.%3.%4.%5.%6.%7.%8.%9."/>
+      <w:lvlJc w:val="left"/>
+      <w:pPr>
+        <w:ind w:left="4680" w:hanging="1440"/>
+      </w:pPr>
+    </w:lvl>
+  </w:abstractNum>
+  <w:abstractNum w:abstractNumId="11" w15:restartNumberingAfterBreak="0">
+    <w:nsid w:val="66384D5C"/>
+    <w:multiLevelType w:val="hybridMultilevel"/>
+    <w:tmpl w:val="7090BB08"/>
+    <w:lvl w:ilvl="0" w:tplc="FFFFFFFF">
+      <w:start w:val="1"/>
+      <w:numFmt w:val="lowerLetter"/>
+      <w:lvlText w:val="%1)"/>
+      <w:lvlJc w:val="left"/>
+      <w:pPr>
+        <w:ind w:left="720" w:hanging="360"/>
+      </w:pPr>
+      <w:rPr>
+        <w:rFonts w:hint="default"/>
+      </w:rPr>
+    </w:lvl>
+    <w:lvl w:ilvl="1" w:tplc="FFFFFFFF" w:tentative="1">
+      <w:start w:val="1"/>
+      <w:numFmt w:val="lowerLetter"/>
+      <w:lvlText w:val="%2."/>
+      <w:lvlJc w:val="left"/>
+      <w:pPr>
+        <w:ind w:left="1440" w:hanging="360"/>
+      </w:pPr>
+    </w:lvl>
+    <w:lvl w:ilvl="2" w:tplc="FFFFFFFF" w:tentative="1">
+      <w:start w:val="1"/>
+      <w:numFmt w:val="lowerRoman"/>
+      <w:lvlText w:val="%3."/>
+      <w:lvlJc w:val="right"/>
+      <w:pPr>
+        <w:ind w:left="2160" w:hanging="180"/>
+      </w:pPr>
+    </w:lvl>
+    <w:lvl w:ilvl="3" w:tplc="FFFFFFFF" w:tentative="1">
+      <w:start w:val="1"/>
+      <w:numFmt w:val="decimal"/>
+      <w:lvlText w:val="%4."/>
+      <w:lvlJc w:val="left"/>
+      <w:pPr>
+        <w:ind w:left="2880" w:hanging="360"/>
+      </w:pPr>
+    </w:lvl>
+    <w:lvl w:ilvl="4" w:tplc="FFFFFFFF" w:tentative="1">
+      <w:start w:val="1"/>
+      <w:numFmt w:val="lowerLetter"/>
+      <w:lvlText w:val="%5."/>
+      <w:lvlJc w:val="left"/>
+      <w:pPr>
+        <w:ind w:left="3600" w:hanging="360"/>
+      </w:pPr>
+    </w:lvl>
+    <w:lvl w:ilvl="5" w:tplc="FFFFFFFF" w:tentative="1">
+      <w:start w:val="1"/>
+      <w:numFmt w:val="lowerRoman"/>
+      <w:lvlText w:val="%6."/>
+      <w:lvlJc w:val="right"/>
+      <w:pPr>
+        <w:ind w:left="4320" w:hanging="180"/>
+      </w:pPr>
+    </w:lvl>
+    <w:lvl w:ilvl="6" w:tplc="FFFFFFFF" w:tentative="1">
+      <w:start w:val="1"/>
+      <w:numFmt w:val="decimal"/>
+      <w:lvlText w:val="%7."/>
+      <w:lvlJc w:val="left"/>
+      <w:pPr>
+        <w:ind w:left="5040" w:hanging="360"/>
+      </w:pPr>
+    </w:lvl>
+    <w:lvl w:ilvl="7" w:tplc="FFFFFFFF" w:tentative="1">
+      <w:start w:val="1"/>
+      <w:numFmt w:val="lowerLetter"/>
+      <w:lvlText w:val="%8."/>
+      <w:lvlJc w:val="left"/>
+      <w:pPr>
+        <w:ind w:left="5760" w:hanging="360"/>
+      </w:pPr>
+    </w:lvl>
+    <w:lvl w:ilvl="8" w:tplc="FFFFFFFF" w:tentative="1">
+      <w:start w:val="1"/>
+      <w:numFmt w:val="lowerRoman"/>
+      <w:lvlText w:val="%9."/>
+      <w:lvlJc w:val="right"/>
+      <w:pPr>
+        <w:ind w:left="6480" w:hanging="180"/>
+      </w:pPr>
+    </w:lvl>
+  </w:abstractNum>
+  <w:abstractNum w:abstractNumId="12" w15:restartNumberingAfterBreak="0">
+    <w:nsid w:val="6E063058"/>
+    <w:multiLevelType w:val="hybridMultilevel"/>
+    <w:tmpl w:val="CCF6862C"/>
+    <w:lvl w:ilvl="0" w:tplc="1C8C7BB8">
+      <w:start w:val="2"/>
+      <w:numFmt w:val="bullet"/>
+      <w:lvlText w:val="-"/>
+      <w:lvlJc w:val="left"/>
+      <w:pPr>
+        <w:ind w:left="720" w:hanging="360"/>
+      </w:pPr>
+      <w:rPr>
+        <w:rFonts w:ascii="Arial" w:eastAsiaTheme="minorHAnsi" w:hAnsi="Arial" w:cs="Arial" w:hint="default"/>
+      </w:rPr>
+    </w:lvl>
+    <w:lvl w:ilvl="1" w:tplc="0C0A0003" w:tentative="1">
+      <w:start w:val="1"/>
+      <w:numFmt w:val="bullet"/>
+      <w:lvlText w:val="o"/>
+      <w:lvlJc w:val="left"/>
+      <w:pPr>
+        <w:ind w:left="1440" w:hanging="360"/>
+      </w:pPr>
+      <w:rPr>
+        <w:rFonts w:ascii="Courier New" w:hAnsi="Courier New" w:cs="Courier New" w:hint="default"/>
+      </w:rPr>
+    </w:lvl>
+    <w:lvl w:ilvl="2" w:tplc="0C0A0005" w:tentative="1">
+      <w:start w:val="1"/>
+      <w:numFmt w:val="bullet"/>
+      <w:lvlText w:val=""/>
+      <w:lvlJc w:val="left"/>
+      <w:pPr>
+        <w:ind w:left="2160" w:hanging="360"/>
+      </w:pPr>
+      <w:rPr>
+        <w:rFonts w:ascii="Wingdings" w:hAnsi="Wingdings" w:hint="default"/>
+      </w:rPr>
+    </w:lvl>
+    <w:lvl w:ilvl="3" w:tplc="0C0A0001" w:tentative="1">
+      <w:start w:val="1"/>
+      <w:numFmt w:val="bullet"/>
+      <w:lvlText w:val=""/>
+      <w:lvlJc w:val="left"/>
+      <w:pPr>
+        <w:ind w:left="2880" w:hanging="360"/>
+      </w:pPr>
+      <w:rPr>
+        <w:rFonts w:ascii="Symbol" w:hAnsi="Symbol" w:hint="default"/>
+      </w:rPr>
+    </w:lvl>
+    <w:lvl w:ilvl="4" w:tplc="0C0A0003" w:tentative="1">
+      <w:start w:val="1"/>
+      <w:numFmt w:val="bullet"/>
+      <w:lvlText w:val="o"/>
+      <w:lvlJc w:val="left"/>
+      <w:pPr>
+        <w:ind w:left="3600" w:hanging="360"/>
+      </w:pPr>
+      <w:rPr>
+        <w:rFonts w:ascii="Courier New" w:hAnsi="Courier New" w:cs="Courier New" w:hint="default"/>
+      </w:rPr>
+    </w:lvl>
+    <w:lvl w:ilvl="5" w:tplc="0C0A0005" w:tentative="1">
+      <w:start w:val="1"/>
+      <w:numFmt w:val="bullet"/>
+      <w:lvlText w:val=""/>
+      <w:lvlJc w:val="left"/>
+      <w:pPr>
+        <w:ind w:left="4320" w:hanging="360"/>
+      </w:pPr>
+      <w:rPr>
+        <w:rFonts w:ascii="Wingdings" w:hAnsi="Wingdings" w:hint="default"/>
+      </w:rPr>
+    </w:lvl>
+    <w:lvl w:ilvl="6" w:tplc="0C0A0001" w:tentative="1">
+      <w:start w:val="1"/>
+      <w:numFmt w:val="bullet"/>
+      <w:lvlText w:val=""/>
+      <w:lvlJc w:val="left"/>
+      <w:pPr>
+        <w:ind w:left="5040" w:hanging="360"/>
+      </w:pPr>
+      <w:rPr>
+        <w:rFonts w:ascii="Symbol" w:hAnsi="Symbol" w:hint="default"/>
+      </w:rPr>
+    </w:lvl>
+    <w:lvl w:ilvl="7" w:tplc="0C0A0003" w:tentative="1">
+      <w:start w:val="1"/>
+      <w:numFmt w:val="bullet"/>
+      <w:lvlText w:val="o"/>
+      <w:lvlJc w:val="left"/>
+      <w:pPr>
+        <w:ind w:left="5760" w:hanging="360"/>
+      </w:pPr>
+      <w:rPr>
+        <w:rFonts w:ascii="Courier New" w:hAnsi="Courier New" w:cs="Courier New" w:hint="default"/>
+      </w:rPr>
+    </w:lvl>
+    <w:lvl w:ilvl="8" w:tplc="0C0A0005" w:tentative="1">
+      <w:start w:val="1"/>
+      <w:numFmt w:val="bullet"/>
+      <w:lvlText w:val=""/>
+      <w:lvlJc w:val="left"/>
+      <w:pPr>
+        <w:ind w:left="6480" w:hanging="360"/>
+      </w:pPr>
+      <w:rPr>
+        <w:rFonts w:ascii="Wingdings" w:hAnsi="Wingdings" w:hint="default"/>
+      </w:rPr>
+    </w:lvl>
+  </w:abstractNum>
+  <w:abstractNum w:abstractNumId="13" w15:restartNumberingAfterBreak="0">
+    <w:nsid w:val="73E44B13"/>
+    <w:multiLevelType w:val="multilevel"/>
+    <w:tmpl w:val="B1FA7500"/>
+    <w:lvl w:ilvl="0">
+      <w:start w:val="1"/>
+      <w:numFmt w:val="bullet"/>
+      <w:lvlText w:val=""/>
+      <w:lvlJc w:val="left"/>
+      <w:pPr>
+        <w:tabs>
+          <w:tab w:val="num" w:pos="720"/>
+        </w:tabs>
+        <w:ind w:left="720" w:hanging="360"/>
+      </w:pPr>
+      <w:rPr>
+        <w:rFonts w:ascii="Symbol" w:hAnsi="Symbol" w:hint="default"/>
+        <w:sz w:val="20"/>
+      </w:rPr>
+    </w:lvl>
+    <w:lvl w:ilvl="1" w:tentative="1">
+      <w:start w:val="1"/>
+      <w:numFmt w:val="bullet"/>
+      <w:lvlText w:val="o"/>
+      <w:lvlJc w:val="left"/>
+      <w:pPr>
+        <w:tabs>
+          <w:tab w:val="num" w:pos="1440"/>
+        </w:tabs>
+        <w:ind w:left="1440" w:hanging="360"/>
+      </w:pPr>
+      <w:rPr>
+        <w:rFonts w:ascii="Courier New" w:hAnsi="Courier New" w:hint="default"/>
+        <w:sz w:val="20"/>
+      </w:rPr>
+    </w:lvl>
+    <w:lvl w:ilvl="2" w:tentative="1">
+      <w:start w:val="1"/>
+      <w:numFmt w:val="bullet"/>
+      <w:lvlText w:val=""/>
+      <w:lvlJc w:val="left"/>
+      <w:pPr>
+        <w:tabs>
+          <w:tab w:val="num" w:pos="2160"/>
+        </w:tabs>
+        <w:ind w:left="2160" w:hanging="360"/>
+      </w:pPr>
+      <w:rPr>
+        <w:rFonts w:ascii="Wingdings" w:hAnsi="Wingdings" w:hint="default"/>
+        <w:sz w:val="20"/>
+      </w:rPr>
+    </w:lvl>
+    <w:lvl w:ilvl="3" w:tentative="1">
+      <w:start w:val="1"/>
+      <w:numFmt w:val="bullet"/>
+      <w:lvlText w:val=""/>
+      <w:lvlJc w:val="left"/>
+      <w:pPr>
+        <w:tabs>
+          <w:tab w:val="num" w:pos="2880"/>
+        </w:tabs>
+        <w:ind w:left="2880" w:hanging="360"/>
+      </w:pPr>
+      <w:rPr>
+        <w:rFonts w:ascii="Wingdings" w:hAnsi="Wingdings" w:hint="default"/>
+        <w:sz w:val="20"/>
+      </w:rPr>
+    </w:lvl>
+    <w:lvl w:ilvl="4" w:tentative="1">
+      <w:start w:val="1"/>
+      <w:numFmt w:val="bullet"/>
+      <w:lvlText w:val=""/>
+      <w:lvlJc w:val="left"/>
+      <w:pPr>
+        <w:tabs>
+          <w:tab w:val="num" w:pos="3600"/>
+        </w:tabs>
+        <w:ind w:left="3600" w:hanging="360"/>
+      </w:pPr>
+      <w:rPr>
+        <w:rFonts w:ascii="Wingdings" w:hAnsi="Wingdings" w:hint="default"/>
+        <w:sz w:val="20"/>
+      </w:rPr>
+    </w:lvl>
+    <w:lvl w:ilvl="5" w:tentative="1">
+      <w:start w:val="1"/>
+      <w:numFmt w:val="bullet"/>
+      <w:lvlText w:val=""/>
+      <w:lvlJc w:val="left"/>
+      <w:pPr>
+        <w:tabs>
+          <w:tab w:val="num" w:pos="4320"/>
+        </w:tabs>
+        <w:ind w:left="4320" w:hanging="360"/>
+      </w:pPr>
+      <w:rPr>
+        <w:rFonts w:ascii="Wingdings" w:hAnsi="Wingdings" w:hint="default"/>
+        <w:sz w:val="20"/>
+      </w:rPr>
+    </w:lvl>
+    <w:lvl w:ilvl="6" w:tentative="1">
+      <w:start w:val="1"/>
+      <w:numFmt w:val="bullet"/>
+      <w:lvlText w:val=""/>
+      <w:lvlJc w:val="left"/>
+      <w:pPr>
+        <w:tabs>
+          <w:tab w:val="num" w:pos="5040"/>
+        </w:tabs>
+        <w:ind w:left="5040" w:hanging="360"/>
+      </w:pPr>
+      <w:rPr>
+        <w:rFonts w:ascii="Wingdings" w:hAnsi="Wingdings" w:hint="default"/>
+        <w:sz w:val="20"/>
+      </w:rPr>
+    </w:lvl>
+    <w:lvl w:ilvl="7" w:tentative="1">
+      <w:start w:val="1"/>
+      <w:numFmt w:val="bullet"/>
+      <w:lvlText w:val=""/>
+      <w:lvlJc w:val="left"/>
+      <w:pPr>
+        <w:tabs>
+          <w:tab w:val="num" w:pos="5760"/>
+        </w:tabs>
+        <w:ind w:left="5760" w:hanging="360"/>
+      </w:pPr>
+      <w:rPr>
+        <w:rFonts w:ascii="Wingdings" w:hAnsi="Wingdings" w:hint="default"/>
+        <w:sz w:val="20"/>
+      </w:rPr>
+    </w:lvl>
+    <w:lvl w:ilvl="8" w:tentative="1">
+      <w:start w:val="1"/>
+      <w:numFmt w:val="bullet"/>
+      <w:lvlText w:val=""/>
+      <w:lvlJc w:val="left"/>
+      <w:pPr>
+        <w:tabs>
+          <w:tab w:val="num" w:pos="6480"/>
+        </w:tabs>
+        <w:ind w:left="6480" w:hanging="360"/>
+      </w:pPr>
+      <w:rPr>
+        <w:rFonts w:ascii="Wingdings" w:hAnsi="Wingdings" w:hint="default"/>
+        <w:sz w:val="20"/>
+      </w:rPr>
+    </w:lvl>
+  </w:abstractNum>
+  <w:abstractNum w:abstractNumId="14" w15:restartNumberingAfterBreak="0">
+    <w:nsid w:val="74BC105B"/>
+    <w:multiLevelType w:val="hybridMultilevel"/>
+    <w:tmpl w:val="37B440BC"/>
+    <w:lvl w:ilvl="0" w:tplc="1C8C7BB8">
+      <w:start w:val="2"/>
+      <w:numFmt w:val="bullet"/>
+      <w:lvlText w:val="-"/>
+      <w:lvlJc w:val="left"/>
+      <w:pPr>
+        <w:ind w:left="720" w:hanging="360"/>
+      </w:pPr>
+      <w:rPr>
+        <w:rFonts w:ascii="Arial" w:eastAsiaTheme="minorHAnsi" w:hAnsi="Arial" w:cs="Arial" w:hint="default"/>
+      </w:rPr>
+    </w:lvl>
+    <w:lvl w:ilvl="1" w:tplc="0C0A0003" w:tentative="1">
+      <w:start w:val="1"/>
+      <w:numFmt w:val="bullet"/>
+      <w:lvlText w:val="o"/>
+      <w:lvlJc w:val="left"/>
+      <w:pPr>
+        <w:ind w:left="1440" w:hanging="360"/>
+      </w:pPr>
+      <w:rPr>
+        <w:rFonts w:ascii="Courier New" w:hAnsi="Courier New" w:cs="Courier New" w:hint="default"/>
+      </w:rPr>
+    </w:lvl>
+    <w:lvl w:ilvl="2" w:tplc="0C0A0005" w:tentative="1">
+      <w:start w:val="1"/>
+      <w:numFmt w:val="bullet"/>
+      <w:lvlText w:val=""/>
+      <w:lvlJc w:val="left"/>
+      <w:pPr>
+        <w:ind w:left="2160" w:hanging="360"/>
+      </w:pPr>
+      <w:rPr>
+        <w:rFonts w:ascii="Wingdings" w:hAnsi="Wingdings" w:hint="default"/>
+      </w:rPr>
+    </w:lvl>
+    <w:lvl w:ilvl="3" w:tplc="0C0A0001" w:tentative="1">
+      <w:start w:val="1"/>
+      <w:numFmt w:val="bullet"/>
+      <w:lvlText w:val=""/>
+      <w:lvlJc w:val="left"/>
+      <w:pPr>
+        <w:ind w:left="2880" w:hanging="360"/>
+      </w:pPr>
+      <w:rPr>
+        <w:rFonts w:ascii="Symbol" w:hAnsi="Symbol" w:hint="default"/>
+      </w:rPr>
+    </w:lvl>
+    <w:lvl w:ilvl="4" w:tplc="0C0A0003" w:tentative="1">
+      <w:start w:val="1"/>
+      <w:numFmt w:val="bullet"/>
+      <w:lvlText w:val="o"/>
+      <w:lvlJc w:val="left"/>
+      <w:pPr>
+        <w:ind w:left="3600" w:hanging="360"/>
+      </w:pPr>
+      <w:rPr>
+        <w:rFonts w:ascii="Courier New" w:hAnsi="Courier New" w:cs="Courier New" w:hint="default"/>
+      </w:rPr>
+    </w:lvl>
+    <w:lvl w:ilvl="5" w:tplc="0C0A0005" w:tentative="1">
+      <w:start w:val="1"/>
+      <w:numFmt w:val="bullet"/>
+      <w:lvlText w:val=""/>
+      <w:lvlJc w:val="left"/>
+      <w:pPr>
+        <w:ind w:left="4320" w:hanging="360"/>
+      </w:pPr>
+      <w:rPr>
+        <w:rFonts w:ascii="Wingdings" w:hAnsi="Wingdings" w:hint="default"/>
+      </w:rPr>
+    </w:lvl>
+    <w:lvl w:ilvl="6" w:tplc="0C0A0001" w:tentative="1">
+      <w:start w:val="1"/>
+      <w:numFmt w:val="bullet"/>
+      <w:lvlText w:val=""/>
+      <w:lvlJc w:val="left"/>
+      <w:pPr>
+        <w:ind w:left="5040" w:hanging="360"/>
+      </w:pPr>
+      <w:rPr>
+        <w:rFonts w:ascii="Symbol" w:hAnsi="Symbol" w:hint="default"/>
+      </w:rPr>
+    </w:lvl>
+    <w:lvl w:ilvl="7" w:tplc="0C0A0003" w:tentative="1">
+      <w:start w:val="1"/>
+      <w:numFmt w:val="bullet"/>
+      <w:lvlText w:val="o"/>
+      <w:lvlJc w:val="left"/>
+      <w:pPr>
+        <w:ind w:left="5760" w:hanging="360"/>
+      </w:pPr>
+      <w:rPr>
+        <w:rFonts w:ascii="Courier New" w:hAnsi="Courier New" w:cs="Courier New" w:hint="default"/>
+      </w:rPr>
+    </w:lvl>
+    <w:lvl w:ilvl="8" w:tplc="0C0A0005" w:tentative="1">
+      <w:start w:val="1"/>
+      <w:numFmt w:val="bullet"/>
+      <w:lvlText w:val=""/>
+      <w:lvlJc w:val="left"/>
+      <w:pPr>
+        <w:ind w:left="6480" w:hanging="360"/>
+      </w:pPr>
+      <w:rPr>
+        <w:rFonts w:ascii="Wingdings" w:hAnsi="Wingdings" w:hint="default"/>
+      </w:rPr>
+    </w:lvl>
+  </w:abstractNum>
+  <w:abstractNum w:abstractNumId="15" w15:restartNumberingAfterBreak="0">
+    <w:nsid w:val="7D3A75FD"/>
+    <w:multiLevelType w:val="hybridMultilevel"/>
+    <w:tmpl w:val="E148304E"/>
+    <w:lvl w:ilvl="0" w:tplc="1C8C7BB8">
+      <w:start w:val="2"/>
+      <w:numFmt w:val="bullet"/>
+      <w:lvlText w:val="-"/>
+      <w:lvlJc w:val="left"/>
+      <w:pPr>
+        <w:ind w:left="720" w:hanging="360"/>
+      </w:pPr>
+      <w:rPr>
+        <w:rFonts w:ascii="Arial" w:eastAsiaTheme="minorHAnsi" w:hAnsi="Arial" w:cs="Arial" w:hint="default"/>
+      </w:rPr>
+    </w:lvl>
+    <w:lvl w:ilvl="1" w:tplc="0C0A0003" w:tentative="1">
+      <w:start w:val="1"/>
+      <w:numFmt w:val="bullet"/>
+      <w:lvlText w:val="o"/>
+      <w:lvlJc w:val="left"/>
+      <w:pPr>
+        <w:ind w:left="1440" w:hanging="360"/>
+      </w:pPr>
+      <w:rPr>
+        <w:rFonts w:ascii="Courier New" w:hAnsi="Courier New" w:cs="Courier New" w:hint="default"/>
+      </w:rPr>
+    </w:lvl>
+    <w:lvl w:ilvl="2" w:tplc="0C0A0005" w:tentative="1">
+      <w:start w:val="1"/>
+      <w:numFmt w:val="bullet"/>
+      <w:lvlText w:val=""/>
+      <w:lvlJc w:val="left"/>
+      <w:pPr>
+        <w:ind w:left="2160" w:hanging="360"/>
+      </w:pPr>
+      <w:rPr>
+        <w:rFonts w:ascii="Wingdings" w:hAnsi="Wingdings" w:hint="default"/>
+      </w:rPr>
+    </w:lvl>
+    <w:lvl w:ilvl="3" w:tplc="0C0A0001" w:tentative="1">
+      <w:start w:val="1"/>
+      <w:numFmt w:val="bullet"/>
+      <w:lvlText w:val=""/>
+      <w:lvlJc w:val="left"/>
+      <w:pPr>
+        <w:ind w:left="2880" w:hanging="360"/>
+      </w:pPr>
+      <w:rPr>
+        <w:rFonts w:ascii="Symbol" w:hAnsi="Symbol" w:hint="default"/>
+      </w:rPr>
+    </w:lvl>
+    <w:lvl w:ilvl="4" w:tplc="0C0A0003" w:tentative="1">
+      <w:start w:val="1"/>
+      <w:numFmt w:val="bullet"/>
+      <w:lvlText w:val="o"/>
+      <w:lvlJc w:val="left"/>
+      <w:pPr>
+        <w:ind w:left="3600" w:hanging="360"/>
+      </w:pPr>
+      <w:rPr>
+        <w:rFonts w:ascii="Courier New" w:hAnsi="Courier New" w:cs="Courier New" w:hint="default"/>
+      </w:rPr>
+    </w:lvl>
+    <w:lvl w:ilvl="5" w:tplc="0C0A0005" w:tentative="1">
+      <w:start w:val="1"/>
+      <w:numFmt w:val="bullet"/>
+      <w:lvlText w:val=""/>
+      <w:lvlJc w:val="left"/>
+      <w:pPr>
+        <w:ind w:left="4320" w:hanging="360"/>
+      </w:pPr>
+      <w:rPr>
+        <w:rFonts w:ascii="Wingdings" w:hAnsi="Wingdings" w:hint="default"/>
+      </w:rPr>
+    </w:lvl>
+    <w:lvl w:ilvl="6" w:tplc="0C0A0001" w:tentative="1">
+      <w:start w:val="1"/>
+      <w:numFmt w:val="bullet"/>
+      <w:lvlText w:val=""/>
+      <w:lvlJc w:val="left"/>
+      <w:pPr>
+        <w:ind w:left="5040" w:hanging="360"/>
+      </w:pPr>
+      <w:rPr>
+        <w:rFonts w:ascii="Symbol" w:hAnsi="Symbol" w:hint="default"/>
+      </w:rPr>
+    </w:lvl>
+    <w:lvl w:ilvl="7" w:tplc="0C0A0003" w:tentative="1">
+      <w:start w:val="1"/>
+      <w:numFmt w:val="bullet"/>
+      <w:lvlText w:val="o"/>
+      <w:lvlJc w:val="left"/>
+      <w:pPr>
+        <w:ind w:left="5760" w:hanging="360"/>
+      </w:pPr>
+      <w:rPr>
+        <w:rFonts w:ascii="Courier New" w:hAnsi="Courier New" w:cs="Courier New" w:hint="default"/>
+      </w:rPr>
+    </w:lvl>
+    <w:lvl w:ilvl="8" w:tplc="0C0A0005" w:tentative="1">
+      <w:start w:val="1"/>
+      <w:numFmt w:val="bullet"/>
+      <w:lvlText w:val=""/>
+      <w:lvlJc w:val="left"/>
+      <w:pPr>
+        <w:ind w:left="6480" w:hanging="360"/>
+      </w:pPr>
+      <w:rPr>
+        <w:rFonts w:ascii="Wingdings" w:hAnsi="Wingdings" w:hint="default"/>
+      </w:rPr>
+    </w:lvl>
+  </w:abstractNum>
   <w:num w:numId="1" w16cid:durableId="1826169557">
-    <w:abstractNumId w:val="0"/>
+    <w:abstractNumId w:val="1"/>
   </w:num>
   <w:num w:numId="2" w16cid:durableId="2110618832">
+    <w:abstractNumId w:val="15"/>
+  </w:num>
+  <w:num w:numId="3" w16cid:durableId="997460065">
+    <w:abstractNumId w:val="2"/>
+  </w:num>
+  <w:num w:numId="4" w16cid:durableId="2037928513">
+    <w:abstractNumId w:val="10"/>
+  </w:num>
+  <w:num w:numId="5" w16cid:durableId="989864176">
+    <w:abstractNumId w:val="9"/>
+  </w:num>
+  <w:num w:numId="6" w16cid:durableId="1927420370">
+    <w:abstractNumId w:val="8"/>
+  </w:num>
+  <w:num w:numId="7" w16cid:durableId="936715753">
+    <w:abstractNumId w:val="3"/>
+  </w:num>
+  <w:num w:numId="8" w16cid:durableId="468785831">
+    <w:abstractNumId w:val="4"/>
+  </w:num>
+  <w:num w:numId="9" w16cid:durableId="290137001">
+    <w:abstractNumId w:val="6"/>
+  </w:num>
+  <w:num w:numId="10" w16cid:durableId="1054541251">
     <w:abstractNumId w:val="7"/>
   </w:num>
-  <w:num w:numId="3" w16cid:durableId="997460065">
-    <w:abstractNumId w:val="1"/>
+  <w:num w:numId="11" w16cid:durableId="916399212">
+    <w:abstractNumId w:val="12"/>
   </w:num>
-  <w:num w:numId="4" w16cid:durableId="2037928513">
-    <w:abstractNumId w:val="6"/>
+  <w:num w:numId="12" w16cid:durableId="672611828">
+    <w:abstractNumId w:val="14"/>
   </w:num>
-  <w:num w:numId="5" w16cid:durableId="989864176">
+  <w:num w:numId="13" w16cid:durableId="1401634804">
     <w:abstractNumId w:val="5"/>
   </w:num>
-  <w:num w:numId="6" w16cid:durableId="1927420370">
-    <w:abstractNumId w:val="4"/>
+  <w:num w:numId="14" w16cid:durableId="342056697">
+    <w:abstractNumId w:val="11"/>
   </w:num>
-  <w:num w:numId="7" w16cid:durableId="936715753">
-    <w:abstractNumId w:val="2"/>
+  <w:num w:numId="15" w16cid:durableId="242951217">
+    <w:abstractNumId w:val="13"/>
   </w:num>
-  <w:num w:numId="8" w16cid:durableId="468785831">
-    <w:abstractNumId w:val="3"/>
+  <w:num w:numId="16" w16cid:durableId="1675842697">
+    <w:abstractNumId w:val="0"/>
   </w:num>
 </w:numbering>
 </file>

--- a/SistemaAnalisisMercadoAutomocion.docx
+++ b/SistemaAnalisisMercadoAutomocion.docx
@@ -1,6 +1,6 @@
 
 <file path=word/document.xml><?xml version="1.0" encoding="utf-8"?>
-<w:document xmlns:wpc="http://schemas.microsoft.com/office/word/2010/wordprocessingCanvas" xmlns:mc="http://schemas.openxmlformats.org/markup-compatibility/2006" xmlns:o="urn:schemas-microsoft-com:office:office" xmlns:r="http://schemas.openxmlformats.org/officeDocument/2006/relationships" xmlns:m="http://schemas.openxmlformats.org/officeDocument/2006/math" xmlns:v="urn:schemas-microsoft-com:vml" xmlns:wp14="http://schemas.microsoft.com/office/word/2010/wordprocessingDrawing" xmlns:wp="http://schemas.openxmlformats.org/drawingml/2006/wordprocessingDrawing" xmlns:w10="urn:schemas-microsoft-com:office:word" xmlns:w="http://schemas.openxmlformats.org/wordprocessingml/2006/main" xmlns:w14="http://schemas.microsoft.com/office/word/2010/wordml" xmlns:w15="http://schemas.microsoft.com/office/word/2012/wordml" xmlns:wpg="http://schemas.microsoft.com/office/word/2010/wordprocessingGroup" xmlns:wpi="http://schemas.microsoft.com/office/word/2010/wordprocessingInk" xmlns:wne="http://schemas.microsoft.com/office/word/2006/wordml" xmlns:wps="http://schemas.microsoft.com/office/word/2010/wordprocessingShape" mc:Ignorable="w14 w15 wp14">
+<w:document xmlns:wpc="http://schemas.microsoft.com/office/word/2010/wordprocessingCanvas" xmlns:cx="http://schemas.microsoft.com/office/drawing/2014/chartex" xmlns:cx1="http://schemas.microsoft.com/office/drawing/2015/9/8/chartex" xmlns:cx2="http://schemas.microsoft.com/office/drawing/2015/10/21/chartex" xmlns:cx3="http://schemas.microsoft.com/office/drawing/2016/5/9/chartex" xmlns:cx4="http://schemas.microsoft.com/office/drawing/2016/5/10/chartex" xmlns:cx5="http://schemas.microsoft.com/office/drawing/2016/5/11/chartex" xmlns:cx6="http://schemas.microsoft.com/office/drawing/2016/5/12/chartex" xmlns:cx7="http://schemas.microsoft.com/office/drawing/2016/5/13/chartex" xmlns:cx8="http://schemas.microsoft.com/office/drawing/2016/5/14/chartex" xmlns:mc="http://schemas.openxmlformats.org/markup-compatibility/2006" xmlns:aink="http://schemas.microsoft.com/office/drawing/2016/ink" xmlns:am3d="http://schemas.microsoft.com/office/drawing/2017/model3d" xmlns:o="urn:schemas-microsoft-com:office:office" xmlns:oel="http://schemas.microsoft.com/office/2019/extlst" xmlns:r="http://schemas.openxmlformats.org/officeDocument/2006/relationships" xmlns:m="http://schemas.openxmlformats.org/officeDocument/2006/math" xmlns:v="urn:schemas-microsoft-com:vml" xmlns:wp14="http://schemas.microsoft.com/office/word/2010/wordprocessingDrawing" xmlns:wp="http://schemas.openxmlformats.org/drawingml/2006/wordprocessingDrawing" xmlns:w10="urn:schemas-microsoft-com:office:word" xmlns:w="http://schemas.openxmlformats.org/wordprocessingml/2006/main" xmlns:w14="http://schemas.microsoft.com/office/word/2010/wordml" xmlns:w15="http://schemas.microsoft.com/office/word/2012/wordml" xmlns:w16cex="http://schemas.microsoft.com/office/word/2018/wordml/cex" xmlns:w16cid="http://schemas.microsoft.com/office/word/2016/wordml/cid" xmlns:w16="http://schemas.microsoft.com/office/word/2018/wordml" xmlns:w16du="http://schemas.microsoft.com/office/word/2023/wordml/word16du" xmlns:w16sdtdh="http://schemas.microsoft.com/office/word/2020/wordml/sdtdatahash" xmlns:w16sdtfl="http://schemas.microsoft.com/office/word/2024/wordml/sdtformatlock" xmlns:w16se="http://schemas.microsoft.com/office/word/2015/wordml/symex" xmlns:wpg="http://schemas.microsoft.com/office/word/2010/wordprocessingGroup" xmlns:wpi="http://schemas.microsoft.com/office/word/2010/wordprocessingInk" xmlns:wne="http://schemas.microsoft.com/office/word/2006/wordml" xmlns:wps="http://schemas.microsoft.com/office/word/2010/wordprocessingShape" mc:Ignorable="w14 w15 w16se w16cid w16 w16cex w16sdtdh w16sdtfl w16du wp14">
   <w:body>
     <w:p>
       <w:pPr>
@@ -431,6 +431,13 @@
     </w:p>
     <w:sdt>
       <w:sdtPr>
+        <w:rPr>
+          <w:rFonts w:asciiTheme="minorHAnsi" w:eastAsiaTheme="minorHAnsi" w:hAnsiTheme="minorHAnsi" w:cstheme="minorBidi"/>
+          <w:color w:val="auto"/>
+          <w:sz w:val="22"/>
+          <w:szCs w:val="22"/>
+          <w:lang w:eastAsia="en-US"/>
+        </w:rPr>
         <w:id w:val="-276183836"/>
         <w:docPartObj>
           <w:docPartGallery w:val="Table of Contents"/>
@@ -439,19 +446,14 @@
       </w:sdtPr>
       <w:sdtEndPr>
         <w:rPr>
-          <w:rFonts w:asciiTheme="minorHAnsi" w:eastAsiaTheme="minorHAnsi" w:hAnsiTheme="minorHAnsi" w:cstheme="minorBidi"/>
           <w:b/>
           <w:bCs/>
-          <w:color w:val="auto"/>
-          <w:sz w:val="22"/>
-          <w:szCs w:val="22"/>
-          <w:lang w:eastAsia="en-US"/>
         </w:rPr>
       </w:sdtEndPr>
       <w:sdtContent>
         <w:p>
           <w:pPr>
-            <w:pStyle w:val="TtulodeTDC"/>
+            <w:pStyle w:val="TtuloTDC"/>
             <w:rPr>
               <w:rFonts w:ascii="Arial" w:hAnsi="Arial" w:cs="Arial"/>
               <w:b/>
@@ -570,13 +572,7 @@
               <w:rPr>
                 <w:rStyle w:val="Hipervnculo"/>
               </w:rPr>
-              <w:t>Dato</w:t>
-            </w:r>
-            <w:r>
-              <w:rPr>
-                <w:rStyle w:val="Hipervnculo"/>
-              </w:rPr>
-              <w:t>s</w:t>
+              <w:t>Datos</w:t>
             </w:r>
             <w:r>
               <w:rPr>
@@ -3459,7 +3455,7 @@
     </w:p>
     <w:p>
       <w:pPr>
-        <w:pStyle w:val="TtulodeTDC"/>
+        <w:pStyle w:val="TtuloTDC"/>
         <w:rPr>
           <w:rStyle w:val="Hipervnculo"/>
           <w:rFonts w:ascii="Arial" w:hAnsi="Arial" w:cs="Arial"/>
@@ -3478,7 +3474,6 @@
           <w:sz w:val="24"/>
           <w:szCs w:val="24"/>
         </w:rPr>
-        <w:lastRenderedPageBreak/>
         <w:t>Índice</w:t>
       </w:r>
       <w:r>
@@ -7238,7 +7233,7 @@
     </w:p>
     <w:p>
       <w:pPr>
-        <w:pStyle w:val="TtulodeTDC"/>
+        <w:pStyle w:val="TtuloTDC"/>
         <w:rPr>
           <w:rStyle w:val="Hipervnculo"/>
           <w:rFonts w:ascii="Arial" w:hAnsi="Arial" w:cs="Arial"/>
@@ -7257,7 +7252,6 @@
           <w:sz w:val="28"/>
           <w:szCs w:val="24"/>
         </w:rPr>
-        <w:lastRenderedPageBreak/>
         <w:t>Índice</w:t>
       </w:r>
       <w:r>
@@ -7822,7 +7816,7 @@
           <w:rFonts w:ascii="Arial" w:hAnsi="Arial" w:cs="Arial"/>
           <w:sz w:val="24"/>
         </w:rPr>
-        <w:t>El objetivo principal del este proyecto es el desarrollo de un sistema de análisis del mercado de automoción centrado en la venta de vehículos de segunda mano. Para ello, se aplicará la metodología KDD (</w:t>
+        <w:t xml:space="preserve">El objetivo principal del este proyecto es el desarrollo de un sistema de análisis del mercado de automoción centrado en la venta de vehículos de segunda mano. Para ello, se aplicará la metodología KDD (Knowledge Discovery in </w:t>
       </w:r>
       <w:proofErr w:type="spellStart"/>
       <w:r>
@@ -7830,7 +7824,7 @@
           <w:rFonts w:ascii="Arial" w:hAnsi="Arial" w:cs="Arial"/>
           <w:sz w:val="24"/>
         </w:rPr>
-        <w:t>Knowledge</w:t>
+        <w:t>Databases</w:t>
       </w:r>
       <w:proofErr w:type="spellEnd"/>
       <w:r>
@@ -7838,22 +7832,6 @@
           <w:rFonts w:ascii="Arial" w:hAnsi="Arial" w:cs="Arial"/>
           <w:sz w:val="24"/>
         </w:rPr>
-        <w:t xml:space="preserve"> Discovery in </w:t>
-      </w:r>
-      <w:proofErr w:type="spellStart"/>
-      <w:r>
-        <w:rPr>
-          <w:rFonts w:ascii="Arial" w:hAnsi="Arial" w:cs="Arial"/>
-          <w:sz w:val="24"/>
-        </w:rPr>
-        <w:t>Databases</w:t>
-      </w:r>
-      <w:proofErr w:type="spellEnd"/>
-      <w:r>
-        <w:rPr>
-          <w:rFonts w:ascii="Arial" w:hAnsi="Arial" w:cs="Arial"/>
-          <w:sz w:val="24"/>
-        </w:rPr>
         <w:t>), donde a través de diferentes fases se busca extraer el conocimiento para la toma de decisiones estratégicas.</w:t>
       </w:r>
     </w:p>
@@ -7895,7 +7873,23 @@
           <w:rFonts w:ascii="Arial" w:hAnsi="Arial" w:cs="Arial"/>
           <w:sz w:val="24"/>
         </w:rPr>
-        <w:t>Esta práctica permitirá desarrollar un proceso de obtención de conocimiento a partir de una serie de datos, formulando preguntas de investigación, construyendo hipótesis, realizando análisis exploratorio, aplicando técnicas de minería de datos y evaluando los resultado obtenidos.</w:t>
+        <w:t xml:space="preserve">Esta práctica permitirá desarrollar un proceso de obtención de conocimiento a partir de una serie de datos, formulando preguntas de investigación, construyendo hipótesis, realizando análisis exploratorio, aplicando técnicas de minería de datos y evaluando los </w:t>
+      </w:r>
+      <w:proofErr w:type="gramStart"/>
+      <w:r>
+        <w:rPr>
+          <w:rFonts w:ascii="Arial" w:hAnsi="Arial" w:cs="Arial"/>
+          <w:sz w:val="24"/>
+        </w:rPr>
+        <w:t>resultado obtenidos</w:t>
+      </w:r>
+      <w:proofErr w:type="gramEnd"/>
+      <w:r>
+        <w:rPr>
+          <w:rFonts w:ascii="Arial" w:hAnsi="Arial" w:cs="Arial"/>
+          <w:sz w:val="24"/>
+        </w:rPr>
+        <w:t>.</w:t>
       </w:r>
     </w:p>
     <w:p>
@@ -7963,6 +7957,7 @@
         <w:t xml:space="preserve">El fichero </w:t>
       </w:r>
       <w:proofErr w:type="spellStart"/>
+      <w:proofErr w:type="gramStart"/>
       <w:r>
         <w:rPr>
           <w:rFonts w:ascii="Arial" w:hAnsi="Arial" w:cs="Arial"/>
@@ -7971,6 +7966,7 @@
         <w:t>vehículos.json</w:t>
       </w:r>
       <w:proofErr w:type="spellEnd"/>
+      <w:proofErr w:type="gramEnd"/>
       <w:r>
         <w:rPr>
           <w:rFonts w:ascii="Arial" w:hAnsi="Arial" w:cs="Arial"/>
@@ -8050,6 +8046,7 @@
         <w:t xml:space="preserve">Datos del fichero </w:t>
       </w:r>
       <w:proofErr w:type="spellStart"/>
+      <w:proofErr w:type="gramStart"/>
       <w:r>
         <w:rPr>
           <w:rFonts w:ascii="Arial" w:hAnsi="Arial" w:cs="Arial"/>
@@ -8061,6 +8058,7 @@
       </w:r>
       <w:bookmarkEnd w:id="2"/>
       <w:proofErr w:type="spellEnd"/>
+      <w:proofErr w:type="gramEnd"/>
     </w:p>
     <w:p>
       <w:pPr>
@@ -8083,7 +8081,23 @@
           <w:rFonts w:ascii="Arial" w:hAnsi="Arial" w:cs="Arial"/>
           <w:sz w:val="24"/>
         </w:rPr>
-        <w:t>En concreto cuenta con 300 vehículos identificados con un identificador  y 12 características más que permiten describir a cada vehículo. Las variables son las siguientes:</w:t>
+        <w:t xml:space="preserve">En concreto cuenta con 300 vehículos identificados con un </w:t>
+      </w:r>
+      <w:proofErr w:type="gramStart"/>
+      <w:r>
+        <w:rPr>
+          <w:rFonts w:ascii="Arial" w:hAnsi="Arial" w:cs="Arial"/>
+          <w:sz w:val="24"/>
+        </w:rPr>
+        <w:t>identificador  y</w:t>
+      </w:r>
+      <w:proofErr w:type="gramEnd"/>
+      <w:r>
+        <w:rPr>
+          <w:rFonts w:ascii="Arial" w:hAnsi="Arial" w:cs="Arial"/>
+          <w:sz w:val="24"/>
+        </w:rPr>
+        <w:t xml:space="preserve"> 12 características más que permiten describir a cada vehículo. Las variables son las siguientes:</w:t>
       </w:r>
     </w:p>
     <w:tbl>
@@ -8630,8 +8644,17 @@
                 <w:rFonts w:ascii="Arial" w:hAnsi="Arial" w:cs="Arial"/>
                 <w:sz w:val="24"/>
               </w:rPr>
-              <w:t>Tipo de combustible que usa el vehículos</w:t>
-            </w:r>
+              <w:t xml:space="preserve">Tipo de combustible que usa </w:t>
+            </w:r>
+            <w:proofErr w:type="gramStart"/>
+            <w:r>
+              <w:rPr>
+                <w:rFonts w:ascii="Arial" w:hAnsi="Arial" w:cs="Arial"/>
+                <w:sz w:val="24"/>
+              </w:rPr>
+              <w:t>el vehículos</w:t>
+            </w:r>
+            <w:proofErr w:type="gramEnd"/>
           </w:p>
         </w:tc>
         <w:tc>
@@ -8702,7 +8725,6 @@
                 <w:rFonts w:ascii="Arial" w:hAnsi="Arial" w:cs="Arial"/>
                 <w:sz w:val="24"/>
               </w:rPr>
-              <w:lastRenderedPageBreak/>
               <w:t>Transmision</w:t>
             </w:r>
             <w:proofErr w:type="spellEnd"/>
@@ -9432,23 +9454,7 @@
                 <w:rFonts w:ascii="Arial" w:hAnsi="Arial" w:cs="Arial"/>
                 <w:sz w:val="24"/>
               </w:rPr>
-              <w:t xml:space="preserve">Compacto, Sedán, Deportivo, SUV, </w:t>
-            </w:r>
-            <w:proofErr w:type="spellStart"/>
-            <w:r>
-              <w:rPr>
-                <w:rFonts w:ascii="Arial" w:hAnsi="Arial" w:cs="Arial"/>
-                <w:sz w:val="24"/>
-              </w:rPr>
-              <w:t>Executive</w:t>
-            </w:r>
-            <w:proofErr w:type="spellEnd"/>
-            <w:r>
-              <w:rPr>
-                <w:rFonts w:ascii="Arial" w:hAnsi="Arial" w:cs="Arial"/>
-                <w:sz w:val="24"/>
-              </w:rPr>
-              <w:t>.</w:t>
+              <w:t>Compacto, Sedán, Deportivo, SUV, Executive.</w:t>
             </w:r>
           </w:p>
         </w:tc>
@@ -9565,7 +9571,23 @@
           <w:rFonts w:ascii="Arial" w:hAnsi="Arial" w:cs="Arial"/>
           <w:sz w:val="24"/>
         </w:rPr>
-        <w:t xml:space="preserve"> Además tiene otras 8 variables que permiten describir las transacciones. Las variables de este dataset son:</w:t>
+        <w:t xml:space="preserve"> </w:t>
+      </w:r>
+      <w:proofErr w:type="gramStart"/>
+      <w:r>
+        <w:rPr>
+          <w:rFonts w:ascii="Arial" w:hAnsi="Arial" w:cs="Arial"/>
+          <w:sz w:val="24"/>
+        </w:rPr>
+        <w:t>Además</w:t>
+      </w:r>
+      <w:proofErr w:type="gramEnd"/>
+      <w:r>
+        <w:rPr>
+          <w:rFonts w:ascii="Arial" w:hAnsi="Arial" w:cs="Arial"/>
+          <w:sz w:val="24"/>
+        </w:rPr>
+        <w:t xml:space="preserve"> tiene otras 8 variables que permiten describir las transacciones. Las variables de este dataset son:</w:t>
       </w:r>
     </w:p>
     <w:tbl>
@@ -9988,21 +10010,12 @@
                 <w:sz w:val="24"/>
               </w:rPr>
             </w:pPr>
-            <w:proofErr w:type="spellStart"/>
-            <w:r>
-              <w:rPr>
-                <w:rFonts w:ascii="Arial" w:hAnsi="Arial" w:cs="Arial"/>
-                <w:sz w:val="24"/>
-              </w:rPr>
-              <w:t>Region</w:t>
-            </w:r>
-            <w:proofErr w:type="spellEnd"/>
-            <w:r>
-              <w:rPr>
-                <w:rFonts w:ascii="Arial" w:hAnsi="Arial" w:cs="Arial"/>
-                <w:sz w:val="24"/>
-              </w:rPr>
-              <w:t>-vendedor</w:t>
+            <w:r>
+              <w:rPr>
+                <w:rFonts w:ascii="Arial" w:hAnsi="Arial" w:cs="Arial"/>
+                <w:sz w:val="24"/>
+              </w:rPr>
+              <w:t>Region-vendedor</w:t>
             </w:r>
           </w:p>
         </w:tc>
@@ -10097,7 +10110,6 @@
                 <w:rFonts w:ascii="Arial" w:hAnsi="Arial" w:cs="Arial"/>
                 <w:sz w:val="24"/>
               </w:rPr>
-              <w:lastRenderedPageBreak/>
               <w:t>Precio_venta_real</w:t>
             </w:r>
             <w:proofErr w:type="spellEnd"/>
@@ -10784,7 +10796,23 @@
           <w:rFonts w:ascii="Arial" w:hAnsi="Arial" w:cs="Arial"/>
           <w:sz w:val="24"/>
         </w:rPr>
-        <w:t xml:space="preserve"> cualitativo y puntuaciones de los clientes. En concreto cuenta con un total de 500 opiniones identificadas por un identificador único y que se asocia al identificador del vehículo y del cliente. Además cuenta con otras 8 características. Las variables que tiene son:</w:t>
+        <w:t xml:space="preserve"> cualitativo y puntuaciones de los clientes. En concreto cuenta con un total de 500 opiniones identificadas por un identificador único y que se asocia al identificador del vehículo y del cliente. </w:t>
+      </w:r>
+      <w:proofErr w:type="gramStart"/>
+      <w:r>
+        <w:rPr>
+          <w:rFonts w:ascii="Arial" w:hAnsi="Arial" w:cs="Arial"/>
+          <w:sz w:val="24"/>
+        </w:rPr>
+        <w:t>Además</w:t>
+      </w:r>
+      <w:proofErr w:type="gramEnd"/>
+      <w:r>
+        <w:rPr>
+          <w:rFonts w:ascii="Arial" w:hAnsi="Arial" w:cs="Arial"/>
+          <w:sz w:val="24"/>
+        </w:rPr>
+        <w:t xml:space="preserve"> cuenta con otras 8 características. Las variables que tiene son:</w:t>
       </w:r>
     </w:p>
     <w:tbl>
@@ -11870,7 +11898,6 @@
                 <w:rFonts w:ascii="Arial" w:hAnsi="Arial" w:cs="Arial"/>
                 <w:sz w:val="24"/>
               </w:rPr>
-              <w:lastRenderedPageBreak/>
               <w:t>Texto_review</w:t>
             </w:r>
             <w:proofErr w:type="spellEnd"/>
@@ -12319,7 +12346,6 @@
         </w:rPr>
         <w:t xml:space="preserve"> que marcas generalistas como </w:t>
       </w:r>
-      <w:proofErr w:type="spellStart"/>
       <w:r>
         <w:rPr>
           <w:rFonts w:ascii="Arial" w:hAnsi="Arial" w:cs="Arial"/>
@@ -12328,7 +12354,6 @@
         </w:rPr>
         <w:t>Kia</w:t>
       </w:r>
-      <w:proofErr w:type="spellEnd"/>
       <w:r>
         <w:rPr>
           <w:rFonts w:ascii="Arial" w:hAnsi="Arial" w:cs="Arial"/>
@@ -12374,25 +12399,7 @@
           <w:sz w:val="24"/>
           <w:szCs w:val="24"/>
         </w:rPr>
-        <w:t xml:space="preserve">Las marcas </w:t>
-      </w:r>
-      <w:proofErr w:type="spellStart"/>
-      <w:r>
-        <w:rPr>
-          <w:rFonts w:ascii="Arial" w:hAnsi="Arial" w:cs="Arial"/>
-          <w:sz w:val="24"/>
-          <w:szCs w:val="24"/>
-        </w:rPr>
-        <w:t>premium</w:t>
-      </w:r>
-      <w:proofErr w:type="spellEnd"/>
-      <w:r>
-        <w:rPr>
-          <w:rFonts w:ascii="Arial" w:hAnsi="Arial" w:cs="Arial"/>
-          <w:sz w:val="24"/>
-          <w:szCs w:val="24"/>
-        </w:rPr>
-        <w:t xml:space="preserve"> (BMW, </w:t>
+        <w:t xml:space="preserve">Las marcas premium (BMW, </w:t>
       </w:r>
       <w:r>
         <w:rPr>
@@ -12925,7 +12932,6 @@
           <w:szCs w:val="24"/>
           <w:lang w:eastAsia="es-ES"/>
         </w:rPr>
-        <w:lastRenderedPageBreak/>
         <w:drawing>
           <wp:inline distT="0" distB="0" distL="0" distR="0" wp14:anchorId="25804096" wp14:editId="459E7FB0">
             <wp:extent cx="4890053" cy="2918851"/>
@@ -13528,7 +13534,6 @@
           <w:szCs w:val="24"/>
           <w:lang w:eastAsia="es-ES"/>
         </w:rPr>
-        <w:lastRenderedPageBreak/>
         <w:drawing>
           <wp:inline distT="0" distB="0" distL="0" distR="0" wp14:anchorId="3FA17B7C" wp14:editId="792FEB03">
             <wp:extent cx="4086971" cy="3769779"/>
@@ -14317,16 +14322,7 @@
           <w:sz w:val="24"/>
           <w:szCs w:val="24"/>
         </w:rPr>
-        <w:t xml:space="preserve">Estas relaciones indican que la potencia no depende únicamente de la </w:t>
-      </w:r>
-      <w:r>
-        <w:rPr>
-          <w:rFonts w:ascii="Arial" w:hAnsi="Arial" w:cs="Arial"/>
-          <w:sz w:val="24"/>
-          <w:szCs w:val="24"/>
-        </w:rPr>
-        <w:lastRenderedPageBreak/>
-        <w:t>cilindrada, y que existen vehículos de alta potencia con tecnologías más eficientes, como híbridos o eléctricos.</w:t>
+        <w:t>Estas relaciones indican que la potencia no depende únicamente de la cilindrada, y que existen vehículos de alta potencia con tecnologías más eficientes, como híbridos o eléctricos.</w:t>
       </w:r>
     </w:p>
     <w:p>
@@ -14785,7 +14781,6 @@
           <w:szCs w:val="24"/>
           <w:lang w:eastAsia="es-ES"/>
         </w:rPr>
-        <w:lastRenderedPageBreak/>
         <w:drawing>
           <wp:inline distT="0" distB="0" distL="0" distR="0" wp14:anchorId="7325F814" wp14:editId="45B01F21">
             <wp:extent cx="5400040" cy="4982210"/>
@@ -15069,7 +15064,6 @@
           <w:szCs w:val="24"/>
           <w:lang w:eastAsia="es-ES"/>
         </w:rPr>
-        <w:lastRenderedPageBreak/>
         <w:drawing>
           <wp:inline distT="0" distB="0" distL="0" distR="0" wp14:anchorId="72CCBAEA" wp14:editId="339CA13B">
             <wp:extent cx="3506525" cy="3235206"/>
@@ -15395,7 +15389,6 @@
           <w:sz w:val="24"/>
           <w:szCs w:val="24"/>
         </w:rPr>
-        <w:lastRenderedPageBreak/>
         <w:t>Se observa una correlación positiva moderada entre la antigüedad del vehículo y el coste de mantenimiento anual, indicando que los vehículos más antiguos tienden a requerir mayores gastos de mantenimiento.</w:t>
       </w:r>
       <w:r>
@@ -16272,7 +16265,7 @@
           <w:rFonts w:ascii="Arial" w:hAnsi="Arial" w:cs="Arial"/>
           <w:sz w:val="24"/>
         </w:rPr>
-        <w:t xml:space="preserve"> una unión (</w:t>
+        <w:t xml:space="preserve"> una unión (Left </w:t>
       </w:r>
       <w:proofErr w:type="spellStart"/>
       <w:r>
@@ -16280,7 +16273,7 @@
           <w:rFonts w:ascii="Arial" w:hAnsi="Arial" w:cs="Arial"/>
           <w:sz w:val="24"/>
         </w:rPr>
-        <w:t>Left</w:t>
+        <w:t>Join</w:t>
       </w:r>
       <w:proofErr w:type="spellEnd"/>
       <w:r>
@@ -16288,39 +16281,7 @@
           <w:rFonts w:ascii="Arial" w:hAnsi="Arial" w:cs="Arial"/>
           <w:sz w:val="24"/>
         </w:rPr>
-        <w:t xml:space="preserve"> </w:t>
-      </w:r>
-      <w:proofErr w:type="spellStart"/>
-      <w:r>
-        <w:rPr>
-          <w:rFonts w:ascii="Arial" w:hAnsi="Arial" w:cs="Arial"/>
-          <w:sz w:val="24"/>
-        </w:rPr>
-        <w:t>Join</w:t>
-      </w:r>
-      <w:proofErr w:type="spellEnd"/>
-      <w:r>
-        <w:rPr>
-          <w:rFonts w:ascii="Arial" w:hAnsi="Arial" w:cs="Arial"/>
-          <w:sz w:val="24"/>
-        </w:rPr>
-        <w:t xml:space="preserve">) entre el histórico de ventas y el catálogo de vehículos. Dado que la </w:t>
-      </w:r>
-      <w:proofErr w:type="spellStart"/>
-      <w:r>
-        <w:rPr>
-          <w:rFonts w:ascii="Arial" w:hAnsi="Arial" w:cs="Arial"/>
-          <w:sz w:val="24"/>
-        </w:rPr>
-        <w:t>cardinalidad</w:t>
-      </w:r>
-      <w:proofErr w:type="spellEnd"/>
-      <w:r>
-        <w:rPr>
-          <w:rFonts w:ascii="Arial" w:hAnsi="Arial" w:cs="Arial"/>
-          <w:sz w:val="24"/>
-        </w:rPr>
-        <w:t xml:space="preserve"> es de N:1 (muchas ventas pueden referirse al mismo modelo de coche), esta operación es segura y enriquece cada venta con sus especificaciones técnicas sin alterar el número de registros (600 transacciones).</w:t>
+        <w:t>) entre el histórico de ventas y el catálogo de vehículos. Dado que la cardinalidad es de N:1 (muchas ventas pueden referirse al mismo modelo de coche), esta operación es segura y enriquece cada venta con sus especificaciones técnicas sin alterar el número de registros (600 transacciones).</w:t>
       </w:r>
     </w:p>
     <w:p>
@@ -16374,7 +16335,6 @@
           <w:rFonts w:ascii="Arial" w:hAnsi="Arial" w:cs="Arial"/>
           <w:sz w:val="24"/>
         </w:rPr>
-        <w:lastRenderedPageBreak/>
         <w:t xml:space="preserve">El siguiente paso es detectar posibles valores que se salgan de la realidad, pero no se ha detectado nada fuera de lo común en un primer vistazo. Del mismo modo que haciendo </w:t>
       </w:r>
       <w:r>
@@ -16665,15 +16625,7 @@
           <w:rFonts w:ascii="Arial" w:hAnsi="Arial" w:cs="Arial"/>
           <w:sz w:val="24"/>
         </w:rPr>
-        <w:t xml:space="preserve">o hemos encontrado valores negativos ni consumos imposibles (0 L/100km en </w:t>
-      </w:r>
-      <w:r>
-        <w:rPr>
-          <w:rFonts w:ascii="Arial" w:hAnsi="Arial" w:cs="Arial"/>
-          <w:sz w:val="24"/>
-        </w:rPr>
-        <w:lastRenderedPageBreak/>
-        <w:t>coches de combustión o &gt; 20 L/100km) sino que no pasan los consumos más altos de 9 L/100km.</w:t>
+        <w:t>o hemos encontrado valores negativos ni consumos imposibles (0 L/100km en coches de combustión o &gt; 20 L/100km) sino que no pasan los consumos más altos de 9 L/100km.</w:t>
       </w:r>
     </w:p>
     <w:p>
@@ -16735,12 +16687,21 @@
           <w:sz w:val="24"/>
         </w:rPr>
       </w:pPr>
-      <w:r>
-        <w:rPr>
-          <w:rFonts w:ascii="Arial" w:hAnsi="Arial" w:cs="Arial"/>
-          <w:sz w:val="24"/>
-        </w:rPr>
-        <w:t>Y por último, hemos normalizado variables técnicas como la potencia y la cilindrada p</w:t>
+      <w:proofErr w:type="gramStart"/>
+      <w:r>
+        <w:rPr>
+          <w:rFonts w:ascii="Arial" w:hAnsi="Arial" w:cs="Arial"/>
+          <w:sz w:val="24"/>
+        </w:rPr>
+        <w:t>Y</w:t>
+      </w:r>
+      <w:proofErr w:type="gramEnd"/>
+      <w:r>
+        <w:rPr>
+          <w:rFonts w:ascii="Arial" w:hAnsi="Arial" w:cs="Arial"/>
+          <w:sz w:val="24"/>
+        </w:rPr>
+        <w:t xml:space="preserve"> por último, hemos normalizado variables técnicas como la potencia y la cilindrada p</w:t>
       </w:r>
       <w:r>
         <w:rPr>
@@ -16777,23 +16738,7 @@
           <w:rFonts w:ascii="Arial" w:hAnsi="Arial" w:cs="Arial"/>
           <w:sz w:val="24"/>
         </w:rPr>
-        <w:t xml:space="preserve"> </w:t>
-      </w:r>
-      <w:proofErr w:type="spellStart"/>
-      <w:r>
-        <w:rPr>
-          <w:rFonts w:ascii="Arial" w:hAnsi="Arial" w:cs="Arial"/>
-          <w:sz w:val="24"/>
-        </w:rPr>
-        <w:t>Neighbors</w:t>
-      </w:r>
-      <w:proofErr w:type="spellEnd"/>
-      <w:r>
-        <w:rPr>
-          <w:rFonts w:ascii="Arial" w:hAnsi="Arial" w:cs="Arial"/>
-          <w:sz w:val="24"/>
-        </w:rPr>
-        <w:t xml:space="preserve"> o SVM), </w:t>
+        <w:t xml:space="preserve"> Neighbors o SVM), </w:t>
       </w:r>
       <w:r>
         <w:rPr>
@@ -17286,7 +17231,6 @@
           <w:sz w:val="24"/>
           <w:u w:val="single"/>
         </w:rPr>
-        <w:lastRenderedPageBreak/>
         <w:t>Tratamiento geográfico (región del vendedor)</w:t>
       </w:r>
       <w:r>
@@ -17294,23 +17238,7 @@
           <w:rFonts w:ascii="Arial" w:hAnsi="Arial" w:cs="Arial"/>
           <w:sz w:val="24"/>
         </w:rPr>
-        <w:t xml:space="preserve">: Analizada la variable detectamos una baja </w:t>
-      </w:r>
-      <w:proofErr w:type="spellStart"/>
-      <w:r>
-        <w:rPr>
-          <w:rFonts w:ascii="Arial" w:hAnsi="Arial" w:cs="Arial"/>
-          <w:sz w:val="24"/>
-        </w:rPr>
-        <w:t>cardinalidad</w:t>
-      </w:r>
-      <w:proofErr w:type="spellEnd"/>
-      <w:r>
-        <w:rPr>
-          <w:rFonts w:ascii="Arial" w:hAnsi="Arial" w:cs="Arial"/>
-          <w:sz w:val="24"/>
-        </w:rPr>
-        <w:t xml:space="preserve"> (tan solo hay 5 comunidades), de modo que hemos podido aplicar la creación de variables </w:t>
+        <w:t xml:space="preserve">: Analizada la variable detectamos una baja cardinalidad (tan solo hay 5 comunidades), de modo que hemos podido aplicar la creación de variables </w:t>
       </w:r>
       <w:proofErr w:type="spellStart"/>
       <w:r>
@@ -17605,7 +17533,6 @@
           <w:b/>
           <w:color w:val="auto"/>
         </w:rPr>
-        <w:lastRenderedPageBreak/>
         <w:t>Análisis de correlación y eliminación de características</w:t>
       </w:r>
       <w:bookmarkEnd w:id="28"/>
@@ -17883,8 +17810,23 @@
           <w:rFonts w:ascii="Arial" w:hAnsi="Arial" w:cs="Arial"/>
           <w:sz w:val="24"/>
         </w:rPr>
-        <w:lastRenderedPageBreak/>
-        <w:t>Otras consideraciones a tener en cuenta es la eliminación de los identificadores. Los cuales se mantienen para poder identificar el coche, pero estas nunca se usarán para entrenar sino que habrá que excluirlas a la de entrenar los modelos. Y habrá que tener en cuenta también que no se ha eliminado ninguna de las variables dummies creadas de modo que podría provocar redundancia en los modelos por lo que a la hora de entrenar modelos si se usan esas variables tendremos que eliminar una de las variables para evitar la colinealidad perfecta.</w:t>
+        <w:t xml:space="preserve">Otras consideraciones a tener en cuenta es la eliminación de los identificadores. Los cuales se mantienen para poder identificar el coche, pero estas nunca se usarán para </w:t>
+      </w:r>
+      <w:proofErr w:type="gramStart"/>
+      <w:r>
+        <w:rPr>
+          <w:rFonts w:ascii="Arial" w:hAnsi="Arial" w:cs="Arial"/>
+          <w:sz w:val="24"/>
+        </w:rPr>
+        <w:t>entrenar</w:t>
+      </w:r>
+      <w:proofErr w:type="gramEnd"/>
+      <w:r>
+        <w:rPr>
+          <w:rFonts w:ascii="Arial" w:hAnsi="Arial" w:cs="Arial"/>
+          <w:sz w:val="24"/>
+        </w:rPr>
+        <w:t xml:space="preserve"> sino que habrá que excluirlas a la de entrenar los modelos. Y habrá que tener en cuenta también que no se ha eliminado ninguna de las variables dummies creadas de modo que podría provocar redundancia en los modelos por lo que a la hora de entrenar modelos si se usan esas variables tendremos que eliminar una de las variables para evitar la colinealidad perfecta.</w:t>
       </w:r>
     </w:p>
     <w:p>
@@ -17927,7 +17869,23 @@
           <w:rFonts w:ascii="Arial" w:hAnsi="Arial" w:cs="Arial"/>
           <w:sz w:val="24"/>
         </w:rPr>
-        <w:t>A continuación se presentan una serie de conclusiones extraídas del conjunto de datos con el que trabajaremos en esta fase:</w:t>
+        <w:t xml:space="preserve">A </w:t>
+      </w:r>
+      <w:proofErr w:type="gramStart"/>
+      <w:r>
+        <w:rPr>
+          <w:rFonts w:ascii="Arial" w:hAnsi="Arial" w:cs="Arial"/>
+          <w:sz w:val="24"/>
+        </w:rPr>
+        <w:t>continuación</w:t>
+      </w:r>
+      <w:proofErr w:type="gramEnd"/>
+      <w:r>
+        <w:rPr>
+          <w:rFonts w:ascii="Arial" w:hAnsi="Arial" w:cs="Arial"/>
+          <w:sz w:val="24"/>
+        </w:rPr>
+        <w:t xml:space="preserve"> se presentan una serie de conclusiones extraídas del conjunto de datos con el que trabajaremos en esta fase:</w:t>
       </w:r>
     </w:p>
     <w:p>
@@ -18156,7 +18114,6 @@
           <w:noProof/>
           <w:lang w:eastAsia="es-ES"/>
         </w:rPr>
-        <w:lastRenderedPageBreak/>
         <w:drawing>
           <wp:inline distT="0" distB="0" distL="0" distR="0" wp14:anchorId="5C803B02" wp14:editId="0EED5B9E">
             <wp:extent cx="4294808" cy="2712032"/>
@@ -18471,13 +18428,21 @@
         <w:spacing w:line="276" w:lineRule="auto"/>
         <w:jc w:val="both"/>
       </w:pPr>
-      <w:r>
-        <w:rPr>
-          <w:rFonts w:ascii="Arial" w:hAnsi="Arial" w:cs="Arial"/>
-          <w:sz w:val="24"/>
-        </w:rPr>
-        <w:lastRenderedPageBreak/>
-        <w:t>Y por último, otra de las variables que presentan relación con el precio son las emisiones de CO2. Ya que presentan u</w:t>
+      <w:proofErr w:type="gramStart"/>
+      <w:r>
+        <w:rPr>
+          <w:rFonts w:ascii="Arial" w:hAnsi="Arial" w:cs="Arial"/>
+          <w:sz w:val="24"/>
+        </w:rPr>
+        <w:t>Y</w:t>
+      </w:r>
+      <w:proofErr w:type="gramEnd"/>
+      <w:r>
+        <w:rPr>
+          <w:rFonts w:ascii="Arial" w:hAnsi="Arial" w:cs="Arial"/>
+          <w:sz w:val="24"/>
+        </w:rPr>
+        <w:t xml:space="preserve"> por último, otra de las variables que presentan relación con el precio son las emisiones de CO2. Ya que presentan u</w:t>
       </w:r>
       <w:r>
         <w:rPr>
@@ -18609,7 +18574,21 @@
         <w:rPr>
           <w:rFonts w:ascii="Arial" w:hAnsi="Arial" w:cs="Arial"/>
         </w:rPr>
-        <w:t xml:space="preserve">os, los coches eléctricos y  los coches que tienen combustión. </w:t>
+        <w:t xml:space="preserve">os, los coches eléctricos </w:t>
+      </w:r>
+      <w:proofErr w:type="gramStart"/>
+      <w:r>
+        <w:rPr>
+          <w:rFonts w:ascii="Arial" w:hAnsi="Arial" w:cs="Arial"/>
+        </w:rPr>
+        <w:t>y  los</w:t>
+      </w:r>
+      <w:proofErr w:type="gramEnd"/>
+      <w:r>
+        <w:rPr>
+          <w:rFonts w:ascii="Arial" w:hAnsi="Arial" w:cs="Arial"/>
+        </w:rPr>
+        <w:t xml:space="preserve"> coches que tienen combustión. </w:t>
       </w:r>
       <w:r>
         <w:rPr>
@@ -18822,15 +18801,7 @@
           <w:rFonts w:ascii="Arial" w:hAnsi="Arial" w:cs="Arial"/>
           <w:sz w:val="24"/>
         </w:rPr>
-        <w:t xml:space="preserve">Los vehículos con un precio base alto tienen </w:t>
-      </w:r>
-      <w:r>
-        <w:rPr>
-          <w:rFonts w:ascii="Arial" w:hAnsi="Arial" w:cs="Arial"/>
-          <w:sz w:val="24"/>
-        </w:rPr>
-        <w:lastRenderedPageBreak/>
-        <w:t>componentes más complejos y caros, lo que eleva la factura anual independientemente de la edad.</w:t>
+        <w:t>Los vehículos con un precio base alto tienen componentes más complejos y caros, lo que eleva la factura anual independientemente de la edad.</w:t>
       </w:r>
     </w:p>
     <w:p>
@@ -18958,7 +18929,23 @@
           <w:rFonts w:ascii="Arial" w:hAnsi="Arial" w:cs="Arial"/>
           <w:sz w:val="24"/>
         </w:rPr>
-        <w:t xml:space="preserve">- La potencia sugiere que a mayor rendimiento mayor será el coste de mantenimiento (frenos, neumáticos, revisiones…). Además, el tipo de vehículo también influye, ya que por ejemplo, el coste medio de mantenimiento de los vehículos eléctricos es de 1122€ y los de combustión 824€. </w:t>
+        <w:t xml:space="preserve">- La potencia sugiere que a mayor rendimiento mayor será el coste de mantenimiento (frenos, neumáticos, revisiones…). Además, el tipo de vehículo también influye, ya </w:t>
+      </w:r>
+      <w:proofErr w:type="gramStart"/>
+      <w:r>
+        <w:rPr>
+          <w:rFonts w:ascii="Arial" w:hAnsi="Arial" w:cs="Arial"/>
+          <w:sz w:val="24"/>
+        </w:rPr>
+        <w:t>que</w:t>
+      </w:r>
+      <w:proofErr w:type="gramEnd"/>
+      <w:r>
+        <w:rPr>
+          <w:rFonts w:ascii="Arial" w:hAnsi="Arial" w:cs="Arial"/>
+          <w:sz w:val="24"/>
+        </w:rPr>
+        <w:t xml:space="preserve"> por ejemplo, el coste medio de mantenimiento de los vehículos eléctricos es de 1122€ y los de combustión 824€. </w:t>
       </w:r>
       <w:r>
         <w:rPr>
@@ -19167,7 +19154,6 @@
           <w:rFonts w:ascii="Arial" w:hAnsi="Arial" w:cs="Arial"/>
           <w:sz w:val="24"/>
         </w:rPr>
-        <w:lastRenderedPageBreak/>
         <w:t>Existe una disparidad de precios notable. Madrid se consolida como la región más cara, con un precio medio de 35.892 €, mientras que Cataluña es la más económica con 32.897 € (una diferencia de casi 3.000 € por vehículo).</w:t>
       </w:r>
       <w:r>
@@ -19378,7 +19364,23 @@
           <w:rFonts w:ascii="Arial" w:hAnsi="Arial" w:cs="Arial"/>
           <w:sz w:val="24"/>
         </w:rPr>
-        <w:t>as ventas no son constantes. El año comienza muy lento (Enero es</w:t>
+        <w:t>as ventas no son constantes. El año comienza muy lento (</w:t>
+      </w:r>
+      <w:proofErr w:type="gramStart"/>
+      <w:r>
+        <w:rPr>
+          <w:rFonts w:ascii="Arial" w:hAnsi="Arial" w:cs="Arial"/>
+          <w:sz w:val="24"/>
+        </w:rPr>
+        <w:t>Enero</w:t>
+      </w:r>
+      <w:proofErr w:type="gramEnd"/>
+      <w:r>
+        <w:rPr>
+          <w:rFonts w:ascii="Arial" w:hAnsi="Arial" w:cs="Arial"/>
+          <w:sz w:val="24"/>
+        </w:rPr>
+        <w:t xml:space="preserve"> es</w:t>
       </w:r>
       <w:r>
         <w:rPr>
@@ -19569,7 +19571,6 @@
           <w:b/>
           <w:sz w:val="24"/>
         </w:rPr>
-        <w:lastRenderedPageBreak/>
         <w:t>¿Cómo predecir el valor residual de un vehículo?</w:t>
       </w:r>
     </w:p>
@@ -20096,7 +20097,6 @@
           <w:sz w:val="24"/>
           <w:lang w:eastAsia="es-ES"/>
         </w:rPr>
-        <w:lastRenderedPageBreak/>
         <w:drawing>
           <wp:inline distT="0" distB="0" distL="0" distR="0" wp14:anchorId="1E8737C5" wp14:editId="5AC9342A">
             <wp:extent cx="5400040" cy="2879090"/>
@@ -20438,7 +20438,6 @@
           <w:rFonts w:ascii="Arial" w:hAnsi="Arial" w:cs="Arial"/>
           <w:sz w:val="24"/>
         </w:rPr>
-        <w:lastRenderedPageBreak/>
         <w:t>Las reseñas influyen en algunos segmentos (especialmente eléctricos), pero las características técnicas y de uso siguen siendo los principales determinantes del valor residual.</w:t>
       </w:r>
     </w:p>
@@ -20456,23 +20455,7 @@
           <w:rFonts w:ascii="Arial" w:hAnsi="Arial" w:cs="Arial"/>
           <w:sz w:val="24"/>
         </w:rPr>
-        <w:t xml:space="preserve">El modelo alcanzó una precisión aproximada del 80%, lo que indica una capacidad predictiva sólida para un problema </w:t>
-      </w:r>
-      <w:proofErr w:type="spellStart"/>
-      <w:r>
-        <w:rPr>
-          <w:rFonts w:ascii="Arial" w:hAnsi="Arial" w:cs="Arial"/>
-          <w:sz w:val="24"/>
-        </w:rPr>
-        <w:t>multiclase</w:t>
-      </w:r>
-      <w:proofErr w:type="spellEnd"/>
-      <w:r>
-        <w:rPr>
-          <w:rFonts w:ascii="Arial" w:hAnsi="Arial" w:cs="Arial"/>
-          <w:sz w:val="24"/>
-        </w:rPr>
-        <w:t>.</w:t>
+        <w:t>El modelo alcanzó una precisión aproximada del 80%, lo que indica una capacidad predictiva sólida para un problema multiclase.</w:t>
       </w:r>
     </w:p>
     <w:p>
@@ -20750,14 +20733,30 @@
           <w:rFonts w:ascii="Arial" w:hAnsi="Arial" w:cs="Arial"/>
           <w:sz w:val="24"/>
         </w:rPr>
-        <w:t xml:space="preserve">R² </w:t>
-      </w:r>
-      <w:r>
-        <w:rPr>
-          <w:rFonts w:ascii="Arial" w:hAnsi="Arial" w:cs="Arial"/>
-          <w:sz w:val="24"/>
-        </w:rPr>
-        <w:t xml:space="preserve"> = 0.924</w:t>
+        <w:t>R</w:t>
+      </w:r>
+      <w:proofErr w:type="gramStart"/>
+      <w:r>
+        <w:rPr>
+          <w:rFonts w:ascii="Arial" w:hAnsi="Arial" w:cs="Arial"/>
+          <w:sz w:val="24"/>
+        </w:rPr>
+        <w:t xml:space="preserve">² </w:t>
+      </w:r>
+      <w:r>
+        <w:rPr>
+          <w:rFonts w:ascii="Arial" w:hAnsi="Arial" w:cs="Arial"/>
+          <w:sz w:val="24"/>
+        </w:rPr>
+        <w:t xml:space="preserve"> =</w:t>
+      </w:r>
+      <w:proofErr w:type="gramEnd"/>
+      <w:r>
+        <w:rPr>
+          <w:rFonts w:ascii="Arial" w:hAnsi="Arial" w:cs="Arial"/>
+          <w:sz w:val="24"/>
+        </w:rPr>
+        <w:t xml:space="preserve"> 0.924</w:t>
       </w:r>
     </w:p>
     <w:p>
@@ -20961,7 +20960,6 @@
           <w:rFonts w:ascii="Arial" w:hAnsi="Arial" w:cs="Arial"/>
           <w:sz w:val="24"/>
         </w:rPr>
-        <w:lastRenderedPageBreak/>
         <w:t xml:space="preserve">Como se puede observar las variables más importantes son: la eficiencia global, la potencia y el tipo de fuel. </w:t>
       </w:r>
       <w:r>
@@ -21052,24 +21050,14 @@
       <w:r>
         <w:t xml:space="preserve">Ilustración </w:t>
       </w:r>
-      <w:r>
-        <w:fldChar w:fldCharType="begin"/>
-      </w:r>
-      <w:r>
-        <w:instrText xml:space="preserve"> SEQ Ilustración \* ARABIC </w:instrText>
-      </w:r>
-      <w:r>
-        <w:fldChar w:fldCharType="separate"/>
-      </w:r>
-      <w:r>
-        <w:rPr>
-          <w:noProof/>
-        </w:rPr>
-        <w:t>22</w:t>
-      </w:r>
-      <w:r>
-        <w:fldChar w:fldCharType="end"/>
-      </w:r>
+      <w:fldSimple w:instr=" SEQ Ilustración \* ARABIC ">
+        <w:r>
+          <w:rPr>
+            <w:noProof/>
+          </w:rPr>
+          <w:t>22</w:t>
+        </w:r>
+      </w:fldSimple>
       <w:r>
         <w:t>: Gráfico del precio real vs el predicho.</w:t>
       </w:r>
@@ -21208,7 +21196,6 @@
           <w:rFonts w:ascii="Arial" w:hAnsi="Arial" w:cs="Arial"/>
           <w:sz w:val="24"/>
         </w:rPr>
-        <w:lastRenderedPageBreak/>
         <w:t>La variable recomendación aporta cierta información, pero su impacto es reducido en comparación con variables técnicas.</w:t>
       </w:r>
     </w:p>
@@ -21401,7 +21388,7 @@
           <w:rFonts w:ascii="Arial" w:hAnsi="Arial" w:cs="Arial"/>
           <w:sz w:val="24"/>
         </w:rPr>
-        <w:t xml:space="preserve">l clasificador </w:t>
+        <w:t xml:space="preserve">l clasificador Multinomial </w:t>
       </w:r>
       <w:proofErr w:type="spellStart"/>
       <w:r>
@@ -21409,7 +21396,7 @@
           <w:rFonts w:ascii="Arial" w:hAnsi="Arial" w:cs="Arial"/>
           <w:sz w:val="24"/>
         </w:rPr>
-        <w:t>Multinomial</w:t>
+        <w:t>Naive</w:t>
       </w:r>
       <w:proofErr w:type="spellEnd"/>
       <w:r>
@@ -21417,7 +21404,54 @@
           <w:rFonts w:ascii="Arial" w:hAnsi="Arial" w:cs="Arial"/>
           <w:sz w:val="24"/>
         </w:rPr>
-        <w:t xml:space="preserve"> </w:t>
+        <w:t xml:space="preserve"> Bayes funciona de manera óptima calculando probabilidades sobre categorías discretas</w:t>
+      </w:r>
+      <w:r>
+        <w:rPr>
+          <w:rFonts w:ascii="Arial" w:hAnsi="Arial" w:cs="Arial"/>
+          <w:sz w:val="24"/>
+        </w:rPr>
+        <w:t>.</w:t>
+      </w:r>
+    </w:p>
+    <w:p>
+      <w:pPr>
+        <w:spacing w:line="276" w:lineRule="auto"/>
+        <w:jc w:val="both"/>
+        <w:rPr>
+          <w:rFonts w:ascii="Arial" w:hAnsi="Arial" w:cs="Arial"/>
+          <w:sz w:val="24"/>
+        </w:rPr>
+      </w:pPr>
+      <w:r>
+        <w:rPr>
+          <w:rFonts w:ascii="Arial" w:hAnsi="Arial" w:cs="Arial"/>
+          <w:sz w:val="24"/>
+        </w:rPr>
+        <w:t xml:space="preserve">Una vez tenemos </w:t>
+      </w:r>
+      <w:proofErr w:type="gramStart"/>
+      <w:r>
+        <w:rPr>
+          <w:rFonts w:ascii="Arial" w:hAnsi="Arial" w:cs="Arial"/>
+          <w:sz w:val="24"/>
+        </w:rPr>
+        <w:t>el conjuntos</w:t>
+      </w:r>
+      <w:proofErr w:type="gramEnd"/>
+      <w:r>
+        <w:rPr>
+          <w:rFonts w:ascii="Arial" w:hAnsi="Arial" w:cs="Arial"/>
+          <w:sz w:val="24"/>
+        </w:rPr>
+        <w:t xml:space="preserve"> de datos el siguiente paso la vectorización </w:t>
+      </w:r>
+      <w:r>
+        <w:rPr>
+          <w:rFonts w:ascii="Arial" w:hAnsi="Arial" w:cs="Arial"/>
+          <w:sz w:val="24"/>
+        </w:rPr>
+        <w:t>para convertir las palabras en vectores numéricos. Esto permite dar más peso a palabras distintivas (</w:t>
       </w:r>
       <w:proofErr w:type="spellStart"/>
       <w:r>
@@ -21425,6 +21459,39 @@
           <w:rFonts w:ascii="Arial" w:hAnsi="Arial" w:cs="Arial"/>
           <w:sz w:val="24"/>
         </w:rPr>
+        <w:t>ej</w:t>
+      </w:r>
+      <w:proofErr w:type="spellEnd"/>
+      <w:r>
+        <w:rPr>
+          <w:rFonts w:ascii="Arial" w:hAnsi="Arial" w:cs="Arial"/>
+          <w:sz w:val="24"/>
+        </w:rPr>
+        <w:t>: "avería", "robusto") y restar importancia a palabras comunes sin carga semántica.</w:t>
+      </w:r>
+    </w:p>
+    <w:p>
+      <w:pPr>
+        <w:spacing w:line="276" w:lineRule="auto"/>
+        <w:jc w:val="both"/>
+        <w:rPr>
+          <w:rFonts w:ascii="Arial" w:hAnsi="Arial" w:cs="Arial"/>
+          <w:sz w:val="24"/>
+        </w:rPr>
+      </w:pPr>
+      <w:r>
+        <w:rPr>
+          <w:rFonts w:ascii="Arial" w:hAnsi="Arial" w:cs="Arial"/>
+          <w:sz w:val="24"/>
+        </w:rPr>
+        <w:t xml:space="preserve">Y por último se ha llevado a cabo el entrenamiento de un modelo Multinomial </w:t>
+      </w:r>
+      <w:proofErr w:type="spellStart"/>
+      <w:r>
+        <w:rPr>
+          <w:rFonts w:ascii="Arial" w:hAnsi="Arial" w:cs="Arial"/>
+          <w:sz w:val="24"/>
+        </w:rPr>
         <w:t>Naive</w:t>
       </w:r>
       <w:proofErr w:type="spellEnd"/>
@@ -21433,135 +21500,7 @@
           <w:rFonts w:ascii="Arial" w:hAnsi="Arial" w:cs="Arial"/>
           <w:sz w:val="24"/>
         </w:rPr>
-        <w:t xml:space="preserve"> </w:t>
-      </w:r>
-      <w:proofErr w:type="spellStart"/>
-      <w:r>
-        <w:rPr>
-          <w:rFonts w:ascii="Arial" w:hAnsi="Arial" w:cs="Arial"/>
-          <w:sz w:val="24"/>
-        </w:rPr>
-        <w:t>Bayes</w:t>
-      </w:r>
-      <w:proofErr w:type="spellEnd"/>
-      <w:r>
-        <w:rPr>
-          <w:rFonts w:ascii="Arial" w:hAnsi="Arial" w:cs="Arial"/>
-          <w:sz w:val="24"/>
-        </w:rPr>
-        <w:t xml:space="preserve"> funciona de manera óptima calculando probabilidades sobre categorías discretas</w:t>
-      </w:r>
-      <w:r>
-        <w:rPr>
-          <w:rFonts w:ascii="Arial" w:hAnsi="Arial" w:cs="Arial"/>
-          <w:sz w:val="24"/>
-        </w:rPr>
-        <w:t>.</w:t>
-      </w:r>
-    </w:p>
-    <w:p>
-      <w:pPr>
-        <w:spacing w:line="276" w:lineRule="auto"/>
-        <w:jc w:val="both"/>
-        <w:rPr>
-          <w:rFonts w:ascii="Arial" w:hAnsi="Arial" w:cs="Arial"/>
-          <w:sz w:val="24"/>
-        </w:rPr>
-      </w:pPr>
-      <w:r>
-        <w:rPr>
-          <w:rFonts w:ascii="Arial" w:hAnsi="Arial" w:cs="Arial"/>
-          <w:sz w:val="24"/>
-        </w:rPr>
-        <w:t xml:space="preserve">Una vez tenemos el conjuntos de datos el siguiente paso la vectorización </w:t>
-      </w:r>
-      <w:r>
-        <w:rPr>
-          <w:rFonts w:ascii="Arial" w:hAnsi="Arial" w:cs="Arial"/>
-          <w:sz w:val="24"/>
-        </w:rPr>
-        <w:t>para convertir las palabras en vectores numéricos. Esto permite dar más peso a palabras distintivas (</w:t>
-      </w:r>
-      <w:proofErr w:type="spellStart"/>
-      <w:r>
-        <w:rPr>
-          <w:rFonts w:ascii="Arial" w:hAnsi="Arial" w:cs="Arial"/>
-          <w:sz w:val="24"/>
-        </w:rPr>
-        <w:t>ej</w:t>
-      </w:r>
-      <w:proofErr w:type="spellEnd"/>
-      <w:r>
-        <w:rPr>
-          <w:rFonts w:ascii="Arial" w:hAnsi="Arial" w:cs="Arial"/>
-          <w:sz w:val="24"/>
-        </w:rPr>
-        <w:t>: "avería", "robusto") y restar importancia a palabras comunes sin carga semántica.</w:t>
-      </w:r>
-    </w:p>
-    <w:p>
-      <w:pPr>
-        <w:spacing w:line="276" w:lineRule="auto"/>
-        <w:jc w:val="both"/>
-        <w:rPr>
-          <w:rFonts w:ascii="Arial" w:hAnsi="Arial" w:cs="Arial"/>
-          <w:sz w:val="24"/>
-        </w:rPr>
-      </w:pPr>
-      <w:r>
-        <w:rPr>
-          <w:rFonts w:ascii="Arial" w:hAnsi="Arial" w:cs="Arial"/>
-          <w:sz w:val="24"/>
-        </w:rPr>
-        <w:t xml:space="preserve">Y por último se ha llevado a cabo el entrenamiento de un modelo </w:t>
-      </w:r>
-      <w:proofErr w:type="spellStart"/>
-      <w:r>
-        <w:rPr>
-          <w:rFonts w:ascii="Arial" w:hAnsi="Arial" w:cs="Arial"/>
-          <w:sz w:val="24"/>
-        </w:rPr>
-        <w:t>Multinomial</w:t>
-      </w:r>
-      <w:proofErr w:type="spellEnd"/>
-      <w:r>
-        <w:rPr>
-          <w:rFonts w:ascii="Arial" w:hAnsi="Arial" w:cs="Arial"/>
-          <w:sz w:val="24"/>
-        </w:rPr>
-        <w:t xml:space="preserve"> </w:t>
-      </w:r>
-      <w:proofErr w:type="spellStart"/>
-      <w:r>
-        <w:rPr>
-          <w:rFonts w:ascii="Arial" w:hAnsi="Arial" w:cs="Arial"/>
-          <w:sz w:val="24"/>
-        </w:rPr>
-        <w:t>Naive</w:t>
-      </w:r>
-      <w:proofErr w:type="spellEnd"/>
-      <w:r>
-        <w:rPr>
-          <w:rFonts w:ascii="Arial" w:hAnsi="Arial" w:cs="Arial"/>
-          <w:sz w:val="24"/>
-        </w:rPr>
-        <w:t xml:space="preserve"> </w:t>
-      </w:r>
-      <w:proofErr w:type="spellStart"/>
-      <w:r>
-        <w:rPr>
-          <w:rFonts w:ascii="Arial" w:hAnsi="Arial" w:cs="Arial"/>
-          <w:sz w:val="24"/>
-        </w:rPr>
-        <w:t>Bayes</w:t>
-      </w:r>
-      <w:proofErr w:type="spellEnd"/>
-      <w:r>
-        <w:rPr>
-          <w:rFonts w:ascii="Arial" w:hAnsi="Arial" w:cs="Arial"/>
-          <w:sz w:val="24"/>
-        </w:rPr>
-        <w:t xml:space="preserve"> a partir de un conjunto de entrenamiento (80% de datos). El modelo ha alcanzado un </w:t>
+        <w:t xml:space="preserve"> Bayes a partir de un conjunto de entrenamiento (80% de datos). El modelo ha alcanzado un </w:t>
       </w:r>
       <w:proofErr w:type="spellStart"/>
       <w:r>
@@ -21600,7 +21539,6 @@
           <w:sz w:val="24"/>
           <w:lang w:eastAsia="es-ES"/>
         </w:rPr>
-        <w:lastRenderedPageBreak/>
         <w:drawing>
           <wp:inline distT="0" distB="0" distL="0" distR="0" wp14:anchorId="3FDB6F06" wp14:editId="07E3731B">
             <wp:extent cx="3118389" cy="2430870"/>
@@ -21928,7 +21866,6 @@
           <w:sz w:val="24"/>
           <w:u w:val="single"/>
         </w:rPr>
-        <w:lastRenderedPageBreak/>
         <w:t>¿Qué características predicen mejor las reseñas positivas?</w:t>
       </w:r>
       <w:r>
@@ -22249,25 +22186,7 @@
           <w:b/>
           <w:sz w:val="24"/>
         </w:rPr>
-        <w:t xml:space="preserve"> </w:t>
-      </w:r>
-      <w:proofErr w:type="spellStart"/>
-      <w:r>
-        <w:rPr>
-          <w:rFonts w:ascii="Arial" w:hAnsi="Arial" w:cs="Arial"/>
-          <w:b/>
-          <w:sz w:val="24"/>
-        </w:rPr>
-        <w:t>Neighbors</w:t>
-      </w:r>
-      <w:proofErr w:type="spellEnd"/>
-      <w:r>
-        <w:rPr>
-          <w:rFonts w:ascii="Arial" w:hAnsi="Arial" w:cs="Arial"/>
-          <w:b/>
-          <w:sz w:val="24"/>
-        </w:rPr>
-        <w:t>):</w:t>
+        <w:t xml:space="preserve"> Neighbors):</w:t>
       </w:r>
       <w:r>
         <w:rPr>
@@ -22306,7 +22225,6 @@
           <w:sz w:val="24"/>
           <w:lang w:eastAsia="es-ES"/>
         </w:rPr>
-        <w:lastRenderedPageBreak/>
         <w:drawing>
           <wp:inline distT="0" distB="0" distL="0" distR="0" wp14:anchorId="10A5D267" wp14:editId="1F2096C4">
             <wp:extent cx="5400040" cy="1731010"/>
@@ -22756,7 +22674,6 @@
           <w:rFonts w:ascii="Arial" w:hAnsi="Arial" w:cs="Arial"/>
           <w:sz w:val="24"/>
         </w:rPr>
-        <w:lastRenderedPageBreak/>
         <w:t>Si AMBOS lo detectan: Es una Anomalía Crítica. Aquí es donde hay una probabilidad altísima de error de precio o fraude.</w:t>
       </w:r>
     </w:p>
@@ -23084,7 +23001,6 @@
               <w:rFonts w:ascii="Cambria Math" w:hAnsi="Cambria Math" w:cs="Arial"/>
               <w:sz w:val="24"/>
             </w:rPr>
-            <w:lastRenderedPageBreak/>
             <m:t>Puntuacion=</m:t>
           </m:r>
           <m:d>
@@ -23241,7 +23157,23 @@
           <w:rFonts w:ascii="Arial" w:eastAsiaTheme="minorEastAsia" w:hAnsi="Arial" w:cs="Arial"/>
           <w:sz w:val="24"/>
         </w:rPr>
-        <w:t xml:space="preserve"> El usuario usa un lenguaje positivo pero lo marca como no recomendado.</w:t>
+        <w:t xml:space="preserve"> El usuario usa un lenguaje </w:t>
+      </w:r>
+      <w:proofErr w:type="gramStart"/>
+      <w:r>
+        <w:rPr>
+          <w:rFonts w:ascii="Arial" w:eastAsiaTheme="minorEastAsia" w:hAnsi="Arial" w:cs="Arial"/>
+          <w:sz w:val="24"/>
+        </w:rPr>
+        <w:t>positivo</w:t>
+      </w:r>
+      <w:proofErr w:type="gramEnd"/>
+      <w:r>
+        <w:rPr>
+          <w:rFonts w:ascii="Arial" w:eastAsiaTheme="minorEastAsia" w:hAnsi="Arial" w:cs="Arial"/>
+          <w:sz w:val="24"/>
+        </w:rPr>
+        <w:t xml:space="preserve"> pero lo marca como no recomendado.</w:t>
       </w:r>
     </w:p>
     <w:p>
@@ -23271,7 +23203,23 @@
           <w:rFonts w:ascii="Arial" w:eastAsiaTheme="minorEastAsia" w:hAnsi="Arial" w:cs="Arial"/>
           <w:sz w:val="24"/>
         </w:rPr>
-        <w:t xml:space="preserve"> El usuario usa un lenguaje negativo pero lo marca como recomendado.</w:t>
+        <w:t xml:space="preserve"> El usuario usa un lenguaje </w:t>
+      </w:r>
+      <w:proofErr w:type="gramStart"/>
+      <w:r>
+        <w:rPr>
+          <w:rFonts w:ascii="Arial" w:eastAsiaTheme="minorEastAsia" w:hAnsi="Arial" w:cs="Arial"/>
+          <w:sz w:val="24"/>
+        </w:rPr>
+        <w:t>negativo</w:t>
+      </w:r>
+      <w:proofErr w:type="gramEnd"/>
+      <w:r>
+        <w:rPr>
+          <w:rFonts w:ascii="Arial" w:eastAsiaTheme="minorEastAsia" w:hAnsi="Arial" w:cs="Arial"/>
+          <w:sz w:val="24"/>
+        </w:rPr>
+        <w:t xml:space="preserve"> pero lo marca como recomendado.</w:t>
       </w:r>
     </w:p>
     <w:p>
@@ -23400,7 +23348,23 @@
           <w:rFonts w:ascii="Arial" w:eastAsiaTheme="minorEastAsia" w:hAnsi="Arial" w:cs="Arial"/>
           <w:sz w:val="24"/>
         </w:rPr>
-        <w:t>Finalmente, podemos observar que tan solo hay contradicciones en la parte de que habla mal en la reseña pero si lo recomienda.</w:t>
+        <w:t xml:space="preserve">Finalmente, podemos observar que tan solo hay contradicciones en la parte de que habla mal en la </w:t>
+      </w:r>
+      <w:proofErr w:type="gramStart"/>
+      <w:r>
+        <w:rPr>
+          <w:rFonts w:ascii="Arial" w:eastAsiaTheme="minorEastAsia" w:hAnsi="Arial" w:cs="Arial"/>
+          <w:sz w:val="24"/>
+        </w:rPr>
+        <w:t>reseña</w:t>
+      </w:r>
+      <w:proofErr w:type="gramEnd"/>
+      <w:r>
+        <w:rPr>
+          <w:rFonts w:ascii="Arial" w:eastAsiaTheme="minorEastAsia" w:hAnsi="Arial" w:cs="Arial"/>
+          <w:sz w:val="24"/>
+        </w:rPr>
+        <w:t xml:space="preserve"> pero si lo recomienda.</w:t>
       </w:r>
     </w:p>
     <w:p>
@@ -23963,15 +23927,7 @@
           <w:rFonts w:ascii="Arial" w:eastAsiaTheme="minorEastAsia" w:hAnsi="Arial" w:cs="Arial"/>
           <w:sz w:val="24"/>
         </w:rPr>
-        <w:t xml:space="preserve"> datos contradictorios debería mejorar el modelo, pero no nos encontramos con eso. Esto se debe principalmente a la diferencia en el volumen de datos con el que hemos tenido que trabajar. Y como </w:t>
-      </w:r>
-      <w:r>
-        <w:rPr>
-          <w:rFonts w:ascii="Arial" w:eastAsiaTheme="minorEastAsia" w:hAnsi="Arial" w:cs="Arial"/>
-          <w:sz w:val="24"/>
-        </w:rPr>
-        <w:lastRenderedPageBreak/>
-        <w:t>hemos aplicado el algoritmo de Random Forest para predecir el precio (es un algoritmo que funciona mejor con muchos datos), ha generalizado peor. Con este experimento queda demostrado que a veces que más valioso conservar el volumen de datos que filtrar.</w:t>
+        <w:t xml:space="preserve"> datos contradictorios debería mejorar el modelo, pero no nos encontramos con eso. Esto se debe principalmente a la diferencia en el volumen de datos con el que hemos tenido que trabajar. Y como hemos aplicado el algoritmo de Random Forest para predecir el precio (es un algoritmo que funciona mejor con muchos datos), ha generalizado peor. Con este experimento queda demostrado que a veces que más valioso conservar el volumen de datos que filtrar.</w:t>
       </w:r>
     </w:p>
     <w:p>
@@ -24421,7 +24377,6 @@
           <w:rFonts w:ascii="Arial" w:hAnsi="Arial" w:cs="Arial"/>
           <w:sz w:val="24"/>
         </w:rPr>
-        <w:lastRenderedPageBreak/>
         <w:t>Apreciamos</w:t>
       </w:r>
       <w:r>
@@ -24886,7 +24841,6 @@
           <w:rFonts w:ascii="Arial" w:hAnsi="Arial" w:cs="Arial"/>
           <w:sz w:val="24"/>
         </w:rPr>
-        <w:lastRenderedPageBreak/>
         <w:t>El modelo tiene buen rendimiento, pero inferior a la regresión lineal.</w:t>
       </w:r>
       <w:r>
@@ -25116,23 +25070,7 @@
           <w:rFonts w:ascii="Arial" w:hAnsi="Arial" w:cs="Arial"/>
           <w:sz w:val="24"/>
         </w:rPr>
-        <w:t xml:space="preserve">Por tanto, las predicciones no son completamente continuas, sino </w:t>
-      </w:r>
-      <w:proofErr w:type="spellStart"/>
-      <w:r>
-        <w:rPr>
-          <w:rFonts w:ascii="Arial" w:hAnsi="Arial" w:cs="Arial"/>
-          <w:sz w:val="24"/>
-        </w:rPr>
-        <w:t>discretizadas</w:t>
-      </w:r>
-      <w:proofErr w:type="spellEnd"/>
-      <w:r>
-        <w:rPr>
-          <w:rFonts w:ascii="Arial" w:hAnsi="Arial" w:cs="Arial"/>
-          <w:sz w:val="24"/>
-        </w:rPr>
-        <w:t>.</w:t>
+        <w:t>Por tanto, las predicciones no son completamente continuas, sino discretizadas.</w:t>
       </w:r>
     </w:p>
     <w:p>
@@ -25277,7 +25215,6 @@
           <w:rFonts w:ascii="Arial" w:hAnsi="Arial" w:cs="Arial"/>
           <w:sz w:val="24"/>
         </w:rPr>
-        <w:lastRenderedPageBreak/>
         <w:t>L</w:t>
       </w:r>
       <w:r>
@@ -25379,23 +25316,7 @@
           <w:rFonts w:ascii="Arial" w:hAnsi="Arial" w:cs="Arial"/>
           <w:sz w:val="24"/>
         </w:rPr>
-        <w:t xml:space="preserve">una ligera mayor dispersión conforme aumenta el precio predicho, lo que sugiere cierta </w:t>
-      </w:r>
-      <w:proofErr w:type="spellStart"/>
-      <w:r>
-        <w:rPr>
-          <w:rFonts w:ascii="Arial" w:hAnsi="Arial" w:cs="Arial"/>
-          <w:sz w:val="24"/>
-        </w:rPr>
-        <w:t>heterocedasticidad</w:t>
-      </w:r>
-      <w:proofErr w:type="spellEnd"/>
-      <w:r>
-        <w:rPr>
-          <w:rFonts w:ascii="Arial" w:hAnsi="Arial" w:cs="Arial"/>
-          <w:sz w:val="24"/>
-        </w:rPr>
-        <w:t>.</w:t>
+        <w:t>una ligera mayor dispersión conforme aumenta el precio predicho, lo que sugiere cierta heterocedasticidad.</w:t>
       </w:r>
       <w:r>
         <w:rPr>
@@ -25779,7 +25700,6 @@
           <w:rFonts w:ascii="Arial" w:hAnsi="Arial" w:cs="Arial"/>
           <w:sz w:val="24"/>
         </w:rPr>
-        <w:lastRenderedPageBreak/>
         <w:t>El modelo SVM muestra una capacidad predictiva aceptable (R² ≈ 0.75), aunque claramente inferior a la regresión lineal.</w:t>
       </w:r>
     </w:p>
@@ -26189,7 +26109,6 @@
           <w:sz w:val="24"/>
           <w:lang w:eastAsia="es-ES"/>
         </w:rPr>
-        <w:lastRenderedPageBreak/>
         <w:drawing>
           <wp:inline distT="0" distB="0" distL="0" distR="0" wp14:anchorId="5CD207E8" wp14:editId="1CE55951">
             <wp:extent cx="3325780" cy="3219450"/>
@@ -26380,23 +26299,7 @@
           <w:rFonts w:ascii="Arial" w:hAnsi="Arial" w:cs="Arial"/>
           <w:sz w:val="24"/>
         </w:rPr>
-        <w:t xml:space="preserve">El análisis de los residuos revela una distribución aproximadamente centrada en cero, sin patrones estructurales claros. La ausencia de tendencias o formas definidas en el gráfico de residuos sugiere que el modelo no presenta problemas significativos de especificación, ni evidencia clara de </w:t>
-      </w:r>
-      <w:proofErr w:type="spellStart"/>
-      <w:r>
-        <w:rPr>
-          <w:rFonts w:ascii="Arial" w:hAnsi="Arial" w:cs="Arial"/>
-          <w:sz w:val="24"/>
-        </w:rPr>
-        <w:t>heterocedasticidad</w:t>
-      </w:r>
-      <w:proofErr w:type="spellEnd"/>
-      <w:r>
-        <w:rPr>
-          <w:rFonts w:ascii="Arial" w:hAnsi="Arial" w:cs="Arial"/>
-          <w:sz w:val="24"/>
-        </w:rPr>
-        <w:t>.</w:t>
+        <w:t>El análisis de los residuos revela una distribución aproximadamente centrada en cero, sin patrones estructurales claros. La ausencia de tendencias o formas definidas en el gráfico de residuos sugiere que el modelo no presenta problemas significativos de especificación, ni evidencia clara de heterocedasticidad.</w:t>
       </w:r>
     </w:p>
     <w:p>
@@ -26524,7 +26427,6 @@
           <w:rFonts w:ascii="Arial" w:hAnsi="Arial" w:cs="Arial"/>
           <w:sz w:val="24"/>
         </w:rPr>
-        <w:lastRenderedPageBreak/>
         <w:t xml:space="preserve">El </w:t>
       </w:r>
       <w:r>
@@ -26874,21 +26776,12 @@
           <w:sz w:val="24"/>
         </w:rPr>
       </w:pPr>
-      <w:proofErr w:type="spellStart"/>
-      <w:r>
-        <w:rPr>
-          <w:rFonts w:ascii="Arial" w:hAnsi="Arial" w:cs="Arial"/>
-          <w:sz w:val="24"/>
-        </w:rPr>
-        <w:t>Interpretabilidad</w:t>
-      </w:r>
-      <w:proofErr w:type="spellEnd"/>
-      <w:r>
-        <w:rPr>
-          <w:rFonts w:ascii="Arial" w:hAnsi="Arial" w:cs="Arial"/>
-          <w:sz w:val="24"/>
-        </w:rPr>
-        <w:t xml:space="preserve"> de los coeficientes.</w:t>
+      <w:r>
+        <w:rPr>
+          <w:rFonts w:ascii="Arial" w:hAnsi="Arial" w:cs="Arial"/>
+          <w:sz w:val="24"/>
+        </w:rPr>
+        <w:t>Interpretabilidad de los coeficientes.</w:t>
       </w:r>
     </w:p>
     <w:p>
@@ -26927,23 +26820,7 @@
           <w:rFonts w:ascii="Arial" w:hAnsi="Arial" w:cs="Arial"/>
           <w:sz w:val="24"/>
         </w:rPr>
-        <w:t xml:space="preserve">En conclusión, aunque modelos más complejos pueden capturar relaciones no lineales, en este caso no aportan mejoras significativas. Por tanto, la Regresión Lineal Múltiple se selecciona como modelo final por ofrecer el mejor equilibrio entre precisión, simplicidad e </w:t>
-      </w:r>
-      <w:proofErr w:type="spellStart"/>
-      <w:r>
-        <w:rPr>
-          <w:rFonts w:ascii="Arial" w:hAnsi="Arial" w:cs="Arial"/>
-          <w:sz w:val="24"/>
-        </w:rPr>
-        <w:t>interpretabilidad</w:t>
-      </w:r>
-      <w:proofErr w:type="spellEnd"/>
-      <w:r>
-        <w:rPr>
-          <w:rFonts w:ascii="Arial" w:hAnsi="Arial" w:cs="Arial"/>
-          <w:sz w:val="24"/>
-        </w:rPr>
-        <w:t>.</w:t>
+        <w:t>En conclusión, aunque modelos más complejos pueden capturar relaciones no lineales, en este caso no aportan mejoras significativas. Por tanto, la Regresión Lineal Múltiple se selecciona como modelo final por ofrecer el mejor equilibrio entre precisión, simplicidad e interpretabilidad.</w:t>
       </w:r>
     </w:p>
     <w:p>
@@ -26974,7 +26851,6 @@
           <w:b/>
           <w:color w:val="auto"/>
         </w:rPr>
-        <w:lastRenderedPageBreak/>
         <w:t>Fase 5: Interpretación y Evaluación</w:t>
       </w:r>
       <w:bookmarkEnd w:id="66"/>
@@ -27053,23 +26929,7 @@
           <w:rFonts w:ascii="Arial" w:hAnsi="Arial" w:cs="Arial"/>
           <w:sz w:val="24"/>
         </w:rPr>
-        <w:t xml:space="preserve"> capaces de clasificar automáticamente el segmento de un vehículo (Compacto, SUV, Sedán, </w:t>
-      </w:r>
-      <w:proofErr w:type="spellStart"/>
-      <w:r>
-        <w:rPr>
-          <w:rFonts w:ascii="Arial" w:hAnsi="Arial" w:cs="Arial"/>
-          <w:sz w:val="24"/>
-        </w:rPr>
-        <w:t>Executive</w:t>
-      </w:r>
-      <w:proofErr w:type="spellEnd"/>
-      <w:r>
-        <w:rPr>
-          <w:rFonts w:ascii="Arial" w:hAnsi="Arial" w:cs="Arial"/>
-          <w:sz w:val="24"/>
-        </w:rPr>
-        <w:t>, Deportivo) basándose exclusivamente en sus características técnicas.</w:t>
+        <w:t xml:space="preserve"> capaces de clasificar automáticamente el segmento de un vehículo (Compacto, SUV, Sedán, Executive, Deportivo) basándose exclusivamente en sus características técnicas.</w:t>
       </w:r>
     </w:p>
     <w:p>
@@ -27145,6 +27005,7 @@
       <w:r>
         <w:rPr>
           <w:rFonts w:ascii="Arial" w:hAnsi="Arial" w:cs="Arial"/>
+          <w:noProof/>
           <w:sz w:val="24"/>
         </w:rPr>
         <w:drawing>
@@ -27412,31 +27273,7 @@
           <w:szCs w:val="24"/>
           <w:lang w:eastAsia="es-ES"/>
         </w:rPr>
-        <w:t xml:space="preserve"> </w:t>
-      </w:r>
-      <w:proofErr w:type="spellStart"/>
-      <w:r>
-        <w:rPr>
-          <w:rFonts w:ascii="Arial" w:eastAsia="Times New Roman" w:hAnsi="Arial" w:cs="Arial"/>
-          <w:b/>
-          <w:bCs/>
-          <w:sz w:val="24"/>
-          <w:szCs w:val="24"/>
-          <w:lang w:eastAsia="es-ES"/>
-        </w:rPr>
-        <w:t>Bayes</w:t>
-      </w:r>
-      <w:proofErr w:type="spellEnd"/>
-      <w:r>
-        <w:rPr>
-          <w:rFonts w:ascii="Arial" w:eastAsia="Times New Roman" w:hAnsi="Arial" w:cs="Arial"/>
-          <w:b/>
-          <w:bCs/>
-          <w:sz w:val="24"/>
-          <w:szCs w:val="24"/>
-          <w:lang w:eastAsia="es-ES"/>
-        </w:rPr>
-        <w:t>:</w:t>
+        <w:t xml:space="preserve"> Bayes:</w:t>
       </w:r>
       <w:r>
         <w:rPr>
@@ -27492,7 +27329,6 @@
           <w:szCs w:val="24"/>
           <w:lang w:eastAsia="es-ES"/>
         </w:rPr>
-        <w:lastRenderedPageBreak/>
         <w:t>K-</w:t>
       </w:r>
       <w:proofErr w:type="spellStart"/>
@@ -27517,31 +27353,7 @@
           <w:szCs w:val="24"/>
           <w:lang w:eastAsia="es-ES"/>
         </w:rPr>
-        <w:t xml:space="preserve"> </w:t>
-      </w:r>
-      <w:proofErr w:type="spellStart"/>
-      <w:r>
-        <w:rPr>
-          <w:rFonts w:ascii="Arial" w:eastAsia="Times New Roman" w:hAnsi="Arial" w:cs="Arial"/>
-          <w:b/>
-          <w:bCs/>
-          <w:sz w:val="24"/>
-          <w:szCs w:val="24"/>
-          <w:lang w:eastAsia="es-ES"/>
-        </w:rPr>
-        <w:t>Neighbors</w:t>
-      </w:r>
-      <w:proofErr w:type="spellEnd"/>
-      <w:r>
-        <w:rPr>
-          <w:rFonts w:ascii="Arial" w:eastAsia="Times New Roman" w:hAnsi="Arial" w:cs="Arial"/>
-          <w:b/>
-          <w:bCs/>
-          <w:sz w:val="24"/>
-          <w:szCs w:val="24"/>
-          <w:lang w:eastAsia="es-ES"/>
-        </w:rPr>
-        <w:t xml:space="preserve"> (K-NN):</w:t>
+        <w:t xml:space="preserve"> Neighbors (K-NN):</w:t>
       </w:r>
       <w:r>
         <w:rPr>
@@ -28083,23 +27895,8 @@
                 <w:bdr w:val="none" w:sz="0" w:space="0" w:color="auto" w:frame="1"/>
                 <w:lang w:eastAsia="es-ES"/>
               </w:rPr>
-              <w:t xml:space="preserve"> </w:t>
-            </w:r>
-            <w:proofErr w:type="spellStart"/>
-            <w:r>
-              <w:rPr>
-                <w:rFonts w:ascii="Arial" w:eastAsia="Times New Roman" w:hAnsi="Arial" w:cs="Arial"/>
-                <w:b/>
-                <w:bCs/>
-                <w:color w:val="1F1F1F"/>
-                <w:sz w:val="24"/>
-                <w:szCs w:val="24"/>
-                <w:bdr w:val="none" w:sz="0" w:space="0" w:color="auto" w:frame="1"/>
-                <w:lang w:eastAsia="es-ES"/>
-              </w:rPr>
-              <w:t>Bayes</w:t>
-            </w:r>
-            <w:proofErr w:type="spellEnd"/>
+              <w:t xml:space="preserve"> Bayes</w:t>
+            </w:r>
           </w:p>
         </w:tc>
         <w:tc>
@@ -28888,6 +28685,9 @@
         <w:keepNext/>
       </w:pPr>
       <w:r>
+        <w:rPr>
+          <w:noProof/>
+        </w:rPr>
         <w:drawing>
           <wp:inline distT="0" distB="0" distL="0" distR="0" wp14:anchorId="13246D58" wp14:editId="26662E08">
             <wp:extent cx="5400040" cy="2262505"/>
@@ -29149,17 +28949,7 @@
           <w:szCs w:val="24"/>
           <w:lang w:eastAsia="es-ES"/>
         </w:rPr>
-        <w:t xml:space="preserve"> (muy cercano al 1.0 perfecto). Esto significa que, en </w:t>
-      </w:r>
-      <w:r>
-        <w:rPr>
-          <w:rFonts w:ascii="Arial" w:eastAsia="Times New Roman" w:hAnsi="Arial" w:cs="Arial"/>
-          <w:sz w:val="24"/>
-          <w:szCs w:val="24"/>
-          <w:lang w:eastAsia="es-ES"/>
-        </w:rPr>
-        <w:lastRenderedPageBreak/>
-        <w:t>el espacio multidimensional, los clústeres de "</w:t>
+        <w:t xml:space="preserve"> (muy cercano al 1.0 perfecto). Esto significa que, en el espacio multidimensional, los clústeres de "</w:t>
       </w:r>
       <w:proofErr w:type="spellStart"/>
       <w:r>
@@ -29230,80 +29020,36 @@
           <w:szCs w:val="24"/>
           <w:lang w:eastAsia="es-ES"/>
         </w:rPr>
-        <w:t xml:space="preserve"> </w:t>
+        <w:t xml:space="preserve"> Bayes:</w:t>
+      </w:r>
+      <w:r>
+        <w:rPr>
+          <w:rFonts w:ascii="Arial" w:eastAsia="Times New Roman" w:hAnsi="Arial" w:cs="Arial"/>
+          <w:sz w:val="24"/>
+          <w:szCs w:val="24"/>
+          <w:lang w:eastAsia="es-ES"/>
+        </w:rPr>
+        <w:t xml:space="preserve"> El pobre rendimiento de </w:t>
       </w:r>
       <w:proofErr w:type="spellStart"/>
       <w:r>
         <w:rPr>
           <w:rFonts w:ascii="Arial" w:eastAsia="Times New Roman" w:hAnsi="Arial" w:cs="Arial"/>
-          <w:b/>
-          <w:bCs/>
           <w:sz w:val="24"/>
           <w:szCs w:val="24"/>
           <w:lang w:eastAsia="es-ES"/>
         </w:rPr>
-        <w:t>Bayes</w:t>
+        <w:t>Naive</w:t>
       </w:r>
       <w:proofErr w:type="spellEnd"/>
       <w:r>
         <w:rPr>
           <w:rFonts w:ascii="Arial" w:eastAsia="Times New Roman" w:hAnsi="Arial" w:cs="Arial"/>
-          <w:b/>
-          <w:bCs/>
           <w:sz w:val="24"/>
           <w:szCs w:val="24"/>
           <w:lang w:eastAsia="es-ES"/>
         </w:rPr>
-        <w:t>:</w:t>
-      </w:r>
-      <w:r>
-        <w:rPr>
-          <w:rFonts w:ascii="Arial" w:eastAsia="Times New Roman" w:hAnsi="Arial" w:cs="Arial"/>
-          <w:sz w:val="24"/>
-          <w:szCs w:val="24"/>
-          <w:lang w:eastAsia="es-ES"/>
-        </w:rPr>
-        <w:t xml:space="preserve"> El pobre rendimiento de </w:t>
-      </w:r>
-      <w:proofErr w:type="spellStart"/>
-      <w:r>
-        <w:rPr>
-          <w:rFonts w:ascii="Arial" w:eastAsia="Times New Roman" w:hAnsi="Arial" w:cs="Arial"/>
-          <w:sz w:val="24"/>
-          <w:szCs w:val="24"/>
-          <w:lang w:eastAsia="es-ES"/>
-        </w:rPr>
-        <w:t>Naive</w:t>
-      </w:r>
-      <w:proofErr w:type="spellEnd"/>
-      <w:r>
-        <w:rPr>
-          <w:rFonts w:ascii="Arial" w:eastAsia="Times New Roman" w:hAnsi="Arial" w:cs="Arial"/>
-          <w:sz w:val="24"/>
-          <w:szCs w:val="24"/>
-          <w:lang w:eastAsia="es-ES"/>
-        </w:rPr>
-        <w:t xml:space="preserve"> </w:t>
-      </w:r>
-      <w:proofErr w:type="spellStart"/>
-      <w:r>
-        <w:rPr>
-          <w:rFonts w:ascii="Arial" w:eastAsia="Times New Roman" w:hAnsi="Arial" w:cs="Arial"/>
-          <w:sz w:val="24"/>
-          <w:szCs w:val="24"/>
-          <w:lang w:eastAsia="es-ES"/>
-        </w:rPr>
-        <w:t>Bayes</w:t>
-      </w:r>
-      <w:proofErr w:type="spellEnd"/>
-      <w:r>
-        <w:rPr>
-          <w:rFonts w:ascii="Arial" w:eastAsia="Times New Roman" w:hAnsi="Arial" w:cs="Arial"/>
-          <w:sz w:val="24"/>
-          <w:szCs w:val="24"/>
-          <w:lang w:eastAsia="es-ES"/>
-        </w:rPr>
-        <w:t xml:space="preserve"> (</w:t>
+        <w:t xml:space="preserve"> Bayes (</w:t>
       </w:r>
       <w:proofErr w:type="spellStart"/>
       <w:r>
@@ -29670,7 +29416,6 @@
           <w:rFonts w:ascii="Arial" w:hAnsi="Arial" w:cs="Arial"/>
           <w:sz w:val="24"/>
         </w:rPr>
-        <w:lastRenderedPageBreak/>
         <w:t>"Diseño"). Así el</w:t>
       </w:r>
       <w:r>
@@ -29761,6 +29506,7 @@
       <w:r>
         <w:rPr>
           <w:rFonts w:ascii="Arial" w:hAnsi="Arial" w:cs="Arial"/>
+          <w:noProof/>
           <w:sz w:val="24"/>
         </w:rPr>
         <w:drawing>
@@ -29814,7 +29560,23 @@
           <w:rFonts w:ascii="Arial" w:hAnsi="Arial" w:cs="Arial"/>
           <w:sz w:val="24"/>
         </w:rPr>
-        <w:t>Donde se puede observar que coche te recomiendo para clientes con tus mismo gustos y que coches te recomiendo para tu tipo de coches preferido según el segmento que más quieras.</w:t>
+        <w:t xml:space="preserve">Donde se puede observar que coche te recomiendo para clientes con tus </w:t>
+      </w:r>
+      <w:proofErr w:type="gramStart"/>
+      <w:r>
+        <w:rPr>
+          <w:rFonts w:ascii="Arial" w:hAnsi="Arial" w:cs="Arial"/>
+          <w:sz w:val="24"/>
+        </w:rPr>
+        <w:t>mismo gustos</w:t>
+      </w:r>
+      <w:proofErr w:type="gramEnd"/>
+      <w:r>
+        <w:rPr>
+          <w:rFonts w:ascii="Arial" w:hAnsi="Arial" w:cs="Arial"/>
+          <w:sz w:val="24"/>
+        </w:rPr>
+        <w:t xml:space="preserve"> y que coches te recomiendo para tu tipo de coches preferido según el segmento que más quieras.</w:t>
       </w:r>
     </w:p>
     <w:p>
@@ -29874,6 +29636,7 @@
       <w:r>
         <w:rPr>
           <w:rFonts w:ascii="Arial" w:hAnsi="Arial" w:cs="Arial"/>
+          <w:noProof/>
           <w:sz w:val="24"/>
         </w:rPr>
         <w:drawing>
@@ -29927,7 +29690,23 @@
           <w:rFonts w:ascii="Arial" w:hAnsi="Arial" w:cs="Arial"/>
           <w:sz w:val="24"/>
         </w:rPr>
-        <w:t>Donde se puede observar que coche te recomiendo para clientes con tus mismo gustos y que coches te recomiendo para tu tipo de coches preferido según el segmento que más quieras.</w:t>
+        <w:t xml:space="preserve">Donde se puede observar que coche te recomiendo para clientes con tus </w:t>
+      </w:r>
+      <w:proofErr w:type="gramStart"/>
+      <w:r>
+        <w:rPr>
+          <w:rFonts w:ascii="Arial" w:hAnsi="Arial" w:cs="Arial"/>
+          <w:sz w:val="24"/>
+        </w:rPr>
+        <w:t>mismo gustos</w:t>
+      </w:r>
+      <w:proofErr w:type="gramEnd"/>
+      <w:r>
+        <w:rPr>
+          <w:rFonts w:ascii="Arial" w:hAnsi="Arial" w:cs="Arial"/>
+          <w:sz w:val="24"/>
+        </w:rPr>
+        <w:t xml:space="preserve"> y que coches te recomiendo para tu tipo de coches preferido según el segmento que más quieras.</w:t>
       </w:r>
     </w:p>
     <w:p>
@@ -29954,10 +29733,886 @@
         <w:t>Conclusión y resolución de objetivos</w:t>
       </w:r>
     </w:p>
-    <w:p>
-      <w:bookmarkStart w:id="72" w:name="_GoBack"/>
-      <w:bookmarkEnd w:id="72"/>
-    </w:p>
+    <w:p/>
+    <w:p>
+      <w:pPr>
+        <w:spacing w:line="276" w:lineRule="auto"/>
+        <w:jc w:val="both"/>
+        <w:rPr>
+          <w:rFonts w:ascii="Arial" w:hAnsi="Arial" w:cs="Arial"/>
+          <w:sz w:val="24"/>
+        </w:rPr>
+      </w:pPr>
+      <w:r>
+        <w:rPr>
+          <w:rFonts w:ascii="Arial" w:hAnsi="Arial" w:cs="Arial"/>
+          <w:sz w:val="24"/>
+        </w:rPr>
+        <w:t>Al inicio de este proyecto, se plantearon una serie de preguntas de negocio orientadas a desentrañar el funcionamiento del mercado de la automoción a través de los datos. Tras completar todas las fases del ciclo de vida del dato, damos respuesta a cada uno de los objetivos planteados:</w:t>
+      </w:r>
+    </w:p>
+    <w:p>
+      <w:pPr>
+        <w:pStyle w:val="Prrafodelista"/>
+        <w:numPr>
+          <w:ilvl w:val="0"/>
+          <w:numId w:val="30"/>
+        </w:numPr>
+        <w:jc w:val="both"/>
+        <w:rPr>
+          <w:rFonts w:ascii="Arial" w:hAnsi="Arial" w:cs="Arial"/>
+          <w:sz w:val="24"/>
+          <w:szCs w:val="24"/>
+        </w:rPr>
+      </w:pPr>
+      <w:r>
+        <w:rPr>
+          <w:rFonts w:ascii="Arial" w:hAnsi="Arial" w:cs="Arial"/>
+          <w:sz w:val="24"/>
+          <w:szCs w:val="24"/>
+        </w:rPr>
+        <w:t>¿Qué características determinan el precio de un vehículo?</w:t>
+      </w:r>
+    </w:p>
+    <w:p>
+      <w:pPr>
+        <w:spacing w:line="276" w:lineRule="auto"/>
+        <w:jc w:val="both"/>
+        <w:rPr>
+          <w:rFonts w:ascii="Arial" w:hAnsi="Arial" w:cs="Arial"/>
+          <w:sz w:val="24"/>
+        </w:rPr>
+      </w:pPr>
+    </w:p>
+    <w:p>
+      <w:pPr>
+        <w:spacing w:line="276" w:lineRule="auto"/>
+        <w:jc w:val="both"/>
+        <w:rPr>
+          <w:rFonts w:ascii="Arial" w:hAnsi="Arial" w:cs="Arial"/>
+          <w:sz w:val="24"/>
+        </w:rPr>
+      </w:pPr>
+      <w:r>
+        <w:rPr>
+          <w:rFonts w:ascii="Arial" w:hAnsi="Arial" w:cs="Arial"/>
+          <w:sz w:val="24"/>
+        </w:rPr>
+        <w:t>Mediante los modelos de regresión y el análisis de importancia de variables (</w:t>
+      </w:r>
+      <w:r>
+        <w:rPr>
+          <w:rFonts w:ascii="Arial" w:hAnsi="Arial" w:cs="Arial"/>
+          <w:sz w:val="24"/>
+        </w:rPr>
+        <w:t>Importancia de características</w:t>
+      </w:r>
+      <w:r>
+        <w:rPr>
+          <w:rFonts w:ascii="Arial" w:hAnsi="Arial" w:cs="Arial"/>
+          <w:sz w:val="24"/>
+        </w:rPr>
+        <w:t xml:space="preserve"> con Random Forest), se determinó que el mercado tasa los vehículos basándose casi exclusivamente en características técnicas y de posicionamiento (</w:t>
+      </w:r>
+      <w:r>
+        <w:rPr>
+          <w:rFonts w:ascii="Arial" w:hAnsi="Arial" w:cs="Arial"/>
+          <w:sz w:val="24"/>
+        </w:rPr>
+        <w:t>p</w:t>
+      </w:r>
+      <w:r>
+        <w:rPr>
+          <w:rFonts w:ascii="Arial" w:hAnsi="Arial" w:cs="Arial"/>
+          <w:sz w:val="24"/>
+        </w:rPr>
+        <w:t xml:space="preserve">otencia en CV y </w:t>
+      </w:r>
+      <w:r>
+        <w:rPr>
+          <w:rFonts w:ascii="Arial" w:hAnsi="Arial" w:cs="Arial"/>
+          <w:sz w:val="24"/>
+        </w:rPr>
+        <w:t>p</w:t>
+      </w:r>
+      <w:r>
+        <w:rPr>
+          <w:rFonts w:ascii="Arial" w:hAnsi="Arial" w:cs="Arial"/>
+          <w:sz w:val="24"/>
+        </w:rPr>
+        <w:t xml:space="preserve">recio </w:t>
+      </w:r>
+      <w:r>
+        <w:rPr>
+          <w:rFonts w:ascii="Arial" w:hAnsi="Arial" w:cs="Arial"/>
+          <w:sz w:val="24"/>
+        </w:rPr>
+        <w:t>b</w:t>
+      </w:r>
+      <w:r>
+        <w:rPr>
+          <w:rFonts w:ascii="Arial" w:hAnsi="Arial" w:cs="Arial"/>
+          <w:sz w:val="24"/>
+        </w:rPr>
+        <w:t>ase). Las variables de percepción del cliente y comerciales aportan matices, pero el núcleo del precio lo dicta la ingeniería del coche.</w:t>
+      </w:r>
+    </w:p>
+    <w:p>
+      <w:pPr>
+        <w:pStyle w:val="Prrafodelista"/>
+        <w:ind w:left="0"/>
+        <w:jc w:val="both"/>
+        <w:rPr>
+          <w:rFonts w:ascii="Arial" w:hAnsi="Arial" w:cs="Arial"/>
+          <w:sz w:val="24"/>
+          <w:szCs w:val="24"/>
+        </w:rPr>
+      </w:pPr>
+    </w:p>
+    <w:p>
+      <w:pPr>
+        <w:pStyle w:val="Prrafodelista"/>
+        <w:numPr>
+          <w:ilvl w:val="0"/>
+          <w:numId w:val="30"/>
+        </w:numPr>
+        <w:jc w:val="both"/>
+        <w:rPr>
+          <w:rFonts w:ascii="Arial" w:hAnsi="Arial" w:cs="Arial"/>
+          <w:sz w:val="24"/>
+          <w:szCs w:val="24"/>
+        </w:rPr>
+      </w:pPr>
+      <w:r>
+        <w:rPr>
+          <w:rFonts w:ascii="Arial" w:hAnsi="Arial" w:cs="Arial"/>
+          <w:sz w:val="24"/>
+          <w:szCs w:val="24"/>
+        </w:rPr>
+        <w:t>¿Podemos segmentar vehículos por perfil de uso y eficiencia?</w:t>
+      </w:r>
+    </w:p>
+    <w:p>
+      <w:pPr>
+        <w:jc w:val="both"/>
+        <w:rPr>
+          <w:rFonts w:ascii="Arial" w:hAnsi="Arial" w:cs="Arial"/>
+          <w:sz w:val="24"/>
+          <w:szCs w:val="24"/>
+        </w:rPr>
+      </w:pPr>
+    </w:p>
+    <w:p>
+      <w:pPr>
+        <w:pStyle w:val="Prrafodelista"/>
+        <w:ind w:left="0"/>
+        <w:jc w:val="both"/>
+        <w:rPr>
+          <w:rFonts w:ascii="Arial" w:hAnsi="Arial" w:cs="Arial"/>
+          <w:sz w:val="24"/>
+          <w:szCs w:val="24"/>
+        </w:rPr>
+      </w:pPr>
+      <w:r>
+        <w:rPr>
+          <w:rFonts w:ascii="Arial" w:hAnsi="Arial" w:cs="Arial"/>
+          <w:sz w:val="24"/>
+          <w:szCs w:val="24"/>
+        </w:rPr>
+        <w:t>Sí</w:t>
+      </w:r>
+      <w:r>
+        <w:rPr>
+          <w:rFonts w:ascii="Arial" w:hAnsi="Arial" w:cs="Arial"/>
+          <w:sz w:val="24"/>
+          <w:szCs w:val="24"/>
+        </w:rPr>
+        <w:t>,</w:t>
+      </w:r>
+      <w:r>
+        <w:rPr>
+          <w:rFonts w:ascii="Arial" w:hAnsi="Arial" w:cs="Arial"/>
+          <w:sz w:val="24"/>
+          <w:szCs w:val="24"/>
+        </w:rPr>
+        <w:t xml:space="preserve"> </w:t>
+      </w:r>
+      <w:r>
+        <w:rPr>
+          <w:rFonts w:ascii="Arial" w:hAnsi="Arial" w:cs="Arial"/>
+          <w:sz w:val="24"/>
+          <w:szCs w:val="24"/>
+        </w:rPr>
+        <w:t>u</w:t>
+      </w:r>
+      <w:r>
+        <w:rPr>
+          <w:rFonts w:ascii="Arial" w:hAnsi="Arial" w:cs="Arial"/>
+          <w:sz w:val="24"/>
+          <w:szCs w:val="24"/>
+        </w:rPr>
+        <w:t>tilizando algoritmos de clasificación supervisada (destacando las Máquinas de Vectores de Soporte), hemos logrado categorizar con alta precisión (F1-Score superior al 85%) a los vehículos en sus respectivos segmentos. El modelo aprendió a segmentarlos basándose únicamente en su huella técnica (potencia, eficiencia global</w:t>
+      </w:r>
+      <w:r>
+        <w:rPr>
+          <w:rFonts w:ascii="Arial" w:hAnsi="Arial" w:cs="Arial"/>
+          <w:sz w:val="24"/>
+          <w:szCs w:val="24"/>
+        </w:rPr>
+        <w:t>,</w:t>
+      </w:r>
+      <w:r>
+        <w:rPr>
+          <w:rFonts w:ascii="Arial" w:hAnsi="Arial" w:cs="Arial"/>
+          <w:sz w:val="24"/>
+          <w:szCs w:val="24"/>
+        </w:rPr>
+        <w:t xml:space="preserve"> cilindrada</w:t>
+      </w:r>
+      <w:r>
+        <w:rPr>
+          <w:rFonts w:ascii="Arial" w:hAnsi="Arial" w:cs="Arial"/>
+          <w:sz w:val="24"/>
+          <w:szCs w:val="24"/>
+        </w:rPr>
+        <w:t>, precio base y coste mantenimiento</w:t>
+      </w:r>
+      <w:r>
+        <w:rPr>
+          <w:rFonts w:ascii="Arial" w:hAnsi="Arial" w:cs="Arial"/>
+          <w:sz w:val="24"/>
+          <w:szCs w:val="24"/>
+        </w:rPr>
+        <w:t>), demostrando que el uso y la eficiencia definen matemáticamente la categoría del coche.</w:t>
+      </w:r>
+    </w:p>
+    <w:p>
+      <w:pPr>
+        <w:pStyle w:val="Prrafodelista"/>
+        <w:ind w:left="0"/>
+        <w:jc w:val="both"/>
+        <w:rPr>
+          <w:rFonts w:ascii="Arial" w:hAnsi="Arial" w:cs="Arial"/>
+          <w:sz w:val="24"/>
+          <w:szCs w:val="24"/>
+        </w:rPr>
+      </w:pPr>
+    </w:p>
+    <w:p>
+      <w:pPr>
+        <w:pStyle w:val="Prrafodelista"/>
+        <w:numPr>
+          <w:ilvl w:val="0"/>
+          <w:numId w:val="30"/>
+        </w:numPr>
+        <w:jc w:val="both"/>
+        <w:rPr>
+          <w:rFonts w:ascii="Arial" w:hAnsi="Arial" w:cs="Arial"/>
+          <w:sz w:val="24"/>
+          <w:szCs w:val="24"/>
+        </w:rPr>
+      </w:pPr>
+      <w:r>
+        <w:rPr>
+          <w:rFonts w:ascii="Arial" w:hAnsi="Arial" w:cs="Arial"/>
+          <w:sz w:val="24"/>
+          <w:szCs w:val="24"/>
+        </w:rPr>
+        <w:t>¿Qué factores predicen los costes de mantenimiento?</w:t>
+      </w:r>
+    </w:p>
+    <w:p>
+      <w:pPr>
+        <w:pStyle w:val="Prrafodelista"/>
+        <w:jc w:val="both"/>
+        <w:rPr>
+          <w:rFonts w:ascii="Arial" w:hAnsi="Arial" w:cs="Arial"/>
+          <w:sz w:val="24"/>
+          <w:szCs w:val="24"/>
+        </w:rPr>
+      </w:pPr>
+    </w:p>
+    <w:p>
+      <w:pPr>
+        <w:pStyle w:val="Prrafodelista"/>
+        <w:ind w:left="0"/>
+        <w:jc w:val="both"/>
+        <w:rPr>
+          <w:rFonts w:ascii="Arial" w:hAnsi="Arial" w:cs="Arial"/>
+          <w:sz w:val="24"/>
+          <w:szCs w:val="24"/>
+        </w:rPr>
+      </w:pPr>
+      <w:r>
+        <w:rPr>
+          <w:rFonts w:ascii="Arial" w:hAnsi="Arial" w:cs="Arial"/>
+          <w:sz w:val="24"/>
+          <w:szCs w:val="24"/>
+        </w:rPr>
+        <w:t xml:space="preserve">A lo largo del modelado y la exploración de datos, se </w:t>
+      </w:r>
+      <w:r>
+        <w:rPr>
+          <w:rFonts w:ascii="Arial" w:hAnsi="Arial" w:cs="Arial"/>
+          <w:sz w:val="24"/>
+          <w:szCs w:val="24"/>
+        </w:rPr>
+        <w:t xml:space="preserve">observó </w:t>
+      </w:r>
+      <w:r>
+        <w:rPr>
+          <w:rFonts w:ascii="Arial" w:hAnsi="Arial" w:cs="Arial"/>
+          <w:sz w:val="24"/>
+          <w:szCs w:val="24"/>
+        </w:rPr>
+        <w:t xml:space="preserve">que los costes de mantenimiento no son aleatorios. </w:t>
+      </w:r>
+      <w:r>
+        <w:rPr>
+          <w:rFonts w:ascii="Arial" w:hAnsi="Arial" w:cs="Arial"/>
+          <w:sz w:val="24"/>
+          <w:szCs w:val="24"/>
+        </w:rPr>
+        <w:t>Las características técnicas que más influyen son</w:t>
+      </w:r>
+      <w:r>
+        <w:rPr>
+          <w:rFonts w:ascii="Arial" w:hAnsi="Arial" w:cs="Arial"/>
+          <w:sz w:val="24"/>
+          <w:szCs w:val="24"/>
+        </w:rPr>
+        <w:t>:</w:t>
+      </w:r>
+    </w:p>
+    <w:p>
+      <w:pPr>
+        <w:pStyle w:val="Prrafodelista"/>
+        <w:numPr>
+          <w:ilvl w:val="0"/>
+          <w:numId w:val="31"/>
+        </w:numPr>
+        <w:jc w:val="both"/>
+        <w:rPr>
+          <w:rFonts w:ascii="Arial" w:hAnsi="Arial" w:cs="Arial"/>
+          <w:sz w:val="24"/>
+          <w:szCs w:val="24"/>
+        </w:rPr>
+      </w:pPr>
+      <w:r>
+        <w:rPr>
+          <w:rFonts w:ascii="Arial" w:hAnsi="Arial" w:cs="Arial"/>
+          <w:sz w:val="24"/>
+          <w:szCs w:val="24"/>
+        </w:rPr>
+        <w:t>Potencia</w:t>
+      </w:r>
+    </w:p>
+    <w:p>
+      <w:pPr>
+        <w:pStyle w:val="Prrafodelista"/>
+        <w:numPr>
+          <w:ilvl w:val="0"/>
+          <w:numId w:val="31"/>
+        </w:numPr>
+        <w:jc w:val="both"/>
+        <w:rPr>
+          <w:rFonts w:ascii="Arial" w:hAnsi="Arial" w:cs="Arial"/>
+          <w:sz w:val="24"/>
+          <w:szCs w:val="24"/>
+        </w:rPr>
+      </w:pPr>
+      <w:r>
+        <w:rPr>
+          <w:rFonts w:ascii="Arial" w:hAnsi="Arial" w:cs="Arial"/>
+          <w:sz w:val="24"/>
+          <w:szCs w:val="24"/>
+        </w:rPr>
+        <w:t>Antigüedad</w:t>
+      </w:r>
+    </w:p>
+    <w:p>
+      <w:pPr>
+        <w:pStyle w:val="Prrafodelista"/>
+        <w:numPr>
+          <w:ilvl w:val="0"/>
+          <w:numId w:val="31"/>
+        </w:numPr>
+        <w:jc w:val="both"/>
+        <w:rPr>
+          <w:rFonts w:ascii="Arial" w:hAnsi="Arial" w:cs="Arial"/>
+          <w:sz w:val="24"/>
+          <w:szCs w:val="24"/>
+        </w:rPr>
+      </w:pPr>
+      <w:r>
+        <w:rPr>
+          <w:rFonts w:ascii="Arial" w:hAnsi="Arial" w:cs="Arial"/>
+          <w:sz w:val="24"/>
+          <w:szCs w:val="24"/>
+        </w:rPr>
+        <w:t>Precio</w:t>
+      </w:r>
+    </w:p>
+    <w:p>
+      <w:pPr>
+        <w:pStyle w:val="Prrafodelista"/>
+        <w:numPr>
+          <w:ilvl w:val="0"/>
+          <w:numId w:val="31"/>
+        </w:numPr>
+        <w:jc w:val="both"/>
+        <w:rPr>
+          <w:rFonts w:ascii="Arial" w:hAnsi="Arial" w:cs="Arial"/>
+          <w:sz w:val="24"/>
+          <w:szCs w:val="24"/>
+        </w:rPr>
+      </w:pPr>
+      <w:r>
+        <w:rPr>
+          <w:rFonts w:ascii="Arial" w:hAnsi="Arial" w:cs="Arial"/>
+          <w:sz w:val="24"/>
+          <w:szCs w:val="24"/>
+        </w:rPr>
+        <w:t>Tipo de combustible (los coches eléctricos serán mas caros que los diésel e híbridos)</w:t>
+      </w:r>
+    </w:p>
+    <w:p>
+      <w:pPr>
+        <w:pStyle w:val="Prrafodelista"/>
+        <w:ind w:left="0"/>
+        <w:jc w:val="both"/>
+        <w:rPr>
+          <w:rFonts w:ascii="Arial" w:hAnsi="Arial" w:cs="Arial"/>
+          <w:sz w:val="24"/>
+          <w:szCs w:val="24"/>
+        </w:rPr>
+      </w:pPr>
+    </w:p>
+    <w:p>
+      <w:pPr>
+        <w:pStyle w:val="Prrafodelista"/>
+        <w:numPr>
+          <w:ilvl w:val="0"/>
+          <w:numId w:val="30"/>
+        </w:numPr>
+        <w:jc w:val="both"/>
+        <w:rPr>
+          <w:rFonts w:ascii="Arial" w:hAnsi="Arial" w:cs="Arial"/>
+          <w:sz w:val="24"/>
+          <w:szCs w:val="24"/>
+        </w:rPr>
+      </w:pPr>
+      <w:r>
+        <w:rPr>
+          <w:rFonts w:ascii="Arial" w:hAnsi="Arial" w:cs="Arial"/>
+          <w:sz w:val="24"/>
+          <w:szCs w:val="24"/>
+        </w:rPr>
+        <w:t>¿Existen patrones en las ventas por temporada y región?</w:t>
+      </w:r>
+    </w:p>
+    <w:p>
+      <w:pPr>
+        <w:pStyle w:val="Prrafodelista"/>
+        <w:jc w:val="both"/>
+        <w:rPr>
+          <w:rFonts w:ascii="Arial" w:hAnsi="Arial" w:cs="Arial"/>
+          <w:sz w:val="24"/>
+          <w:szCs w:val="24"/>
+        </w:rPr>
+      </w:pPr>
+    </w:p>
+    <w:p>
+      <w:pPr>
+        <w:pStyle w:val="Prrafodelista"/>
+        <w:ind w:left="0"/>
+        <w:jc w:val="both"/>
+        <w:rPr>
+          <w:rFonts w:ascii="Arial" w:hAnsi="Arial" w:cs="Arial"/>
+          <w:sz w:val="24"/>
+          <w:szCs w:val="24"/>
+          <w:u w:val="single"/>
+        </w:rPr>
+      </w:pPr>
+      <w:r>
+        <w:rPr>
+          <w:rFonts w:ascii="Arial" w:hAnsi="Arial" w:cs="Arial"/>
+          <w:sz w:val="24"/>
+          <w:szCs w:val="24"/>
+        </w:rPr>
+        <w:t>Durante las fases de preparación y exploración, se incorporaron las variables de fecha de venta y región del vendedor. Aunque estas variables permiten contextualizar el volumen de negocio macroeconómico, a nivel algorítmico se demostró que el precio individual de un vehículo depende mucho más de su estado intrínseco (desgaste y motor) que del momento temporal o código postal de la transacción</w:t>
+      </w:r>
+    </w:p>
+    <w:p>
+      <w:pPr>
+        <w:pStyle w:val="Prrafodelista"/>
+        <w:ind w:left="0"/>
+        <w:jc w:val="both"/>
+        <w:rPr>
+          <w:rFonts w:ascii="Arial" w:hAnsi="Arial" w:cs="Arial"/>
+          <w:sz w:val="24"/>
+          <w:szCs w:val="24"/>
+        </w:rPr>
+      </w:pPr>
+    </w:p>
+    <w:p>
+      <w:pPr>
+        <w:pStyle w:val="Prrafodelista"/>
+        <w:numPr>
+          <w:ilvl w:val="0"/>
+          <w:numId w:val="30"/>
+        </w:numPr>
+        <w:jc w:val="both"/>
+        <w:rPr>
+          <w:rFonts w:ascii="Arial" w:hAnsi="Arial" w:cs="Arial"/>
+          <w:sz w:val="24"/>
+          <w:szCs w:val="24"/>
+        </w:rPr>
+      </w:pPr>
+      <w:r>
+        <w:rPr>
+          <w:rFonts w:ascii="Arial" w:hAnsi="Arial" w:cs="Arial"/>
+          <w:sz w:val="24"/>
+          <w:szCs w:val="24"/>
+        </w:rPr>
+        <w:t>¿Cómo predecir el valor residual de un vehículo?</w:t>
+      </w:r>
+    </w:p>
+    <w:p>
+      <w:pPr>
+        <w:pStyle w:val="Prrafodelista"/>
+        <w:jc w:val="both"/>
+        <w:rPr>
+          <w:rFonts w:ascii="Arial" w:hAnsi="Arial" w:cs="Arial"/>
+          <w:sz w:val="24"/>
+          <w:szCs w:val="24"/>
+        </w:rPr>
+      </w:pPr>
+    </w:p>
+    <w:p>
+      <w:pPr>
+        <w:pStyle w:val="Prrafodelista"/>
+        <w:ind w:left="0"/>
+        <w:jc w:val="both"/>
+        <w:rPr>
+          <w:rFonts w:ascii="Arial" w:hAnsi="Arial" w:cs="Arial"/>
+          <w:sz w:val="24"/>
+          <w:szCs w:val="24"/>
+        </w:rPr>
+      </w:pPr>
+      <w:r>
+        <w:rPr>
+          <w:rFonts w:ascii="Arial" w:hAnsi="Arial" w:cs="Arial"/>
+          <w:sz w:val="24"/>
+          <w:szCs w:val="24"/>
+        </w:rPr>
+        <w:t xml:space="preserve">Se han construido con </w:t>
+      </w:r>
+      <w:r>
+        <w:rPr>
+          <w:rFonts w:ascii="Arial" w:hAnsi="Arial" w:cs="Arial"/>
+          <w:sz w:val="24"/>
+          <w:szCs w:val="24"/>
+        </w:rPr>
+        <w:t xml:space="preserve">cierto </w:t>
+      </w:r>
+      <w:r>
+        <w:rPr>
+          <w:rFonts w:ascii="Arial" w:hAnsi="Arial" w:cs="Arial"/>
+          <w:sz w:val="24"/>
+          <w:szCs w:val="24"/>
+        </w:rPr>
+        <w:t>éxito modelos predictivos supervisados (como Árboles de Decisión). Alimentando estos algoritmos con el espectro completo de datos (características técnicas, desgaste por kilometraje</w:t>
+      </w:r>
+      <w:r>
+        <w:rPr>
+          <w:rFonts w:ascii="Arial" w:hAnsi="Arial" w:cs="Arial"/>
+          <w:sz w:val="24"/>
+          <w:szCs w:val="24"/>
+        </w:rPr>
+        <w:t xml:space="preserve">, </w:t>
+      </w:r>
+      <w:r>
+        <w:rPr>
+          <w:rFonts w:ascii="Arial" w:hAnsi="Arial" w:cs="Arial"/>
+          <w:sz w:val="24"/>
+          <w:szCs w:val="24"/>
+        </w:rPr>
+        <w:t>mantenimiento</w:t>
+      </w:r>
+      <w:r>
+        <w:rPr>
+          <w:rFonts w:ascii="Arial" w:hAnsi="Arial" w:cs="Arial"/>
+          <w:sz w:val="24"/>
+          <w:szCs w:val="24"/>
+        </w:rPr>
+        <w:t xml:space="preserve"> y opiniones</w:t>
+      </w:r>
+      <w:r>
+        <w:rPr>
+          <w:rFonts w:ascii="Arial" w:hAnsi="Arial" w:cs="Arial"/>
+          <w:sz w:val="24"/>
+          <w:szCs w:val="24"/>
+        </w:rPr>
+        <w:t>), el sistema es capaz de estimar el precio de valor residual con un R² superior al 0.8</w:t>
+      </w:r>
+      <w:r>
+        <w:rPr>
+          <w:rFonts w:ascii="Arial" w:hAnsi="Arial" w:cs="Arial"/>
+          <w:sz w:val="24"/>
+          <w:szCs w:val="24"/>
+        </w:rPr>
+        <w:t>1</w:t>
+      </w:r>
+      <w:r>
+        <w:rPr>
+          <w:rFonts w:ascii="Arial" w:hAnsi="Arial" w:cs="Arial"/>
+          <w:sz w:val="24"/>
+          <w:szCs w:val="24"/>
+        </w:rPr>
+        <w:t>, cometiendo un error medio (MAE) muy acotado frente al valor real de mercado.</w:t>
+      </w:r>
+    </w:p>
+    <w:p>
+      <w:pPr>
+        <w:pStyle w:val="Prrafodelista"/>
+        <w:ind w:left="0"/>
+        <w:jc w:val="both"/>
+        <w:rPr>
+          <w:rFonts w:ascii="Arial" w:hAnsi="Arial" w:cs="Arial"/>
+          <w:sz w:val="24"/>
+          <w:szCs w:val="24"/>
+        </w:rPr>
+      </w:pPr>
+    </w:p>
+    <w:p>
+      <w:pPr>
+        <w:pStyle w:val="Prrafodelista"/>
+        <w:numPr>
+          <w:ilvl w:val="0"/>
+          <w:numId w:val="30"/>
+        </w:numPr>
+        <w:jc w:val="both"/>
+        <w:rPr>
+          <w:rFonts w:ascii="Arial" w:hAnsi="Arial" w:cs="Arial"/>
+          <w:sz w:val="24"/>
+          <w:szCs w:val="24"/>
+        </w:rPr>
+      </w:pPr>
+      <w:r>
+        <w:rPr>
+          <w:rFonts w:ascii="Arial" w:hAnsi="Arial" w:cs="Arial"/>
+          <w:sz w:val="24"/>
+          <w:szCs w:val="24"/>
+        </w:rPr>
+        <w:t>¿Influye la percepción del cliente en el precio del vehículo?</w:t>
+      </w:r>
+    </w:p>
+    <w:p>
+      <w:pPr>
+        <w:pStyle w:val="Prrafodelista"/>
+        <w:jc w:val="both"/>
+        <w:rPr>
+          <w:rFonts w:ascii="Arial" w:hAnsi="Arial" w:cs="Arial"/>
+          <w:sz w:val="24"/>
+          <w:szCs w:val="24"/>
+        </w:rPr>
+      </w:pPr>
+    </w:p>
+    <w:p>
+      <w:pPr>
+        <w:pStyle w:val="Prrafodelista"/>
+        <w:ind w:left="0"/>
+        <w:jc w:val="both"/>
+        <w:rPr>
+          <w:rFonts w:ascii="Arial" w:hAnsi="Arial" w:cs="Arial"/>
+          <w:sz w:val="24"/>
+          <w:szCs w:val="24"/>
+        </w:rPr>
+      </w:pPr>
+      <w:r>
+        <w:rPr>
+          <w:rFonts w:ascii="Arial" w:hAnsi="Arial" w:cs="Arial"/>
+          <w:sz w:val="24"/>
+          <w:szCs w:val="24"/>
+        </w:rPr>
+        <w:t>La influencia es secundaria</w:t>
+      </w:r>
+      <w:r>
+        <w:rPr>
+          <w:rFonts w:ascii="Arial" w:hAnsi="Arial" w:cs="Arial"/>
+          <w:sz w:val="24"/>
+          <w:szCs w:val="24"/>
+        </w:rPr>
+        <w:t>,</w:t>
+      </w:r>
+      <w:r>
+        <w:rPr>
+          <w:rFonts w:ascii="Arial" w:hAnsi="Arial" w:cs="Arial"/>
+          <w:sz w:val="24"/>
+          <w:szCs w:val="24"/>
+        </w:rPr>
+        <w:t xml:space="preserve"> l</w:t>
+      </w:r>
+      <w:r>
+        <w:rPr>
+          <w:rFonts w:ascii="Arial" w:hAnsi="Arial" w:cs="Arial"/>
+          <w:sz w:val="24"/>
+          <w:szCs w:val="24"/>
+        </w:rPr>
+        <w:t>as</w:t>
+      </w:r>
+      <w:r>
+        <w:rPr>
+          <w:rFonts w:ascii="Arial" w:hAnsi="Arial" w:cs="Arial"/>
+          <w:sz w:val="24"/>
+          <w:szCs w:val="24"/>
+        </w:rPr>
+        <w:t xml:space="preserve"> </w:t>
+      </w:r>
+      <w:r>
+        <w:rPr>
+          <w:rFonts w:ascii="Arial" w:hAnsi="Arial" w:cs="Arial"/>
+          <w:sz w:val="24"/>
+          <w:szCs w:val="24"/>
+        </w:rPr>
+        <w:t>pruebas</w:t>
+      </w:r>
+      <w:r>
+        <w:rPr>
+          <w:rFonts w:ascii="Arial" w:hAnsi="Arial" w:cs="Arial"/>
+          <w:sz w:val="24"/>
+          <w:szCs w:val="24"/>
+        </w:rPr>
+        <w:t xml:space="preserve"> realizad</w:t>
+      </w:r>
+      <w:r>
+        <w:rPr>
+          <w:rFonts w:ascii="Arial" w:hAnsi="Arial" w:cs="Arial"/>
+          <w:sz w:val="24"/>
+          <w:szCs w:val="24"/>
+        </w:rPr>
+        <w:t>as</w:t>
+      </w:r>
+      <w:r>
+        <w:rPr>
+          <w:rFonts w:ascii="Arial" w:hAnsi="Arial" w:cs="Arial"/>
+          <w:sz w:val="24"/>
+          <w:szCs w:val="24"/>
+        </w:rPr>
+        <w:t xml:space="preserve"> eliminando las reseñas contradictorias mediante Procesamiento de Lenguaje Natural (NLP) evidenció que limpiar el "ruido subjetivo" de las opiniones no mejoraba la predicción del precio. De hecho, reducir la cantidad de datos para buscar opiniones perfectas penalizó al modelo. El mercado automovilístico es inelástico frente a la subjetividad: el valor lo retiene </w:t>
+      </w:r>
+      <w:r>
+        <w:rPr>
+          <w:rFonts w:ascii="Arial" w:hAnsi="Arial" w:cs="Arial"/>
+          <w:sz w:val="24"/>
+          <w:szCs w:val="24"/>
+        </w:rPr>
+        <w:t>el vehículo</w:t>
+      </w:r>
+      <w:r>
+        <w:rPr>
+          <w:rFonts w:ascii="Arial" w:hAnsi="Arial" w:cs="Arial"/>
+          <w:sz w:val="24"/>
+          <w:szCs w:val="24"/>
+        </w:rPr>
+        <w:t>, no la opinión.</w:t>
+      </w:r>
+    </w:p>
+    <w:p>
+      <w:pPr>
+        <w:pStyle w:val="Prrafodelista"/>
+        <w:ind w:left="0"/>
+        <w:jc w:val="both"/>
+        <w:rPr>
+          <w:rFonts w:ascii="Arial" w:hAnsi="Arial" w:cs="Arial"/>
+          <w:sz w:val="24"/>
+          <w:szCs w:val="24"/>
+        </w:rPr>
+      </w:pPr>
+    </w:p>
+    <w:p>
+      <w:pPr>
+        <w:pStyle w:val="Prrafodelista"/>
+        <w:numPr>
+          <w:ilvl w:val="0"/>
+          <w:numId w:val="30"/>
+        </w:numPr>
+        <w:jc w:val="both"/>
+        <w:rPr>
+          <w:rFonts w:ascii="Arial" w:hAnsi="Arial" w:cs="Arial"/>
+          <w:sz w:val="24"/>
+          <w:szCs w:val="24"/>
+        </w:rPr>
+      </w:pPr>
+      <w:r>
+        <w:rPr>
+          <w:rFonts w:ascii="Arial" w:hAnsi="Arial" w:cs="Arial"/>
+          <w:sz w:val="24"/>
+          <w:szCs w:val="24"/>
+        </w:rPr>
+        <w:t>¿Es posible detectar vehículos con precios anormales a partir de sus características?</w:t>
+      </w:r>
+    </w:p>
+    <w:p>
+      <w:pPr>
+        <w:jc w:val="both"/>
+        <w:rPr>
+          <w:rFonts w:ascii="Arial" w:hAnsi="Arial" w:cs="Arial"/>
+          <w:sz w:val="24"/>
+          <w:szCs w:val="24"/>
+        </w:rPr>
+      </w:pPr>
+      <w:r>
+        <w:rPr>
+          <w:rFonts w:ascii="Arial" w:hAnsi="Arial" w:cs="Arial"/>
+          <w:sz w:val="24"/>
+          <w:szCs w:val="24"/>
+        </w:rPr>
+        <w:t>Si,</w:t>
+      </w:r>
+      <w:r>
+        <w:rPr>
+          <w:rFonts w:ascii="Arial" w:hAnsi="Arial" w:cs="Arial"/>
+          <w:sz w:val="24"/>
+          <w:szCs w:val="24"/>
+        </w:rPr>
+        <w:t xml:space="preserve"> </w:t>
+      </w:r>
+      <w:r>
+        <w:rPr>
+          <w:rFonts w:ascii="Arial" w:hAnsi="Arial" w:cs="Arial"/>
+          <w:sz w:val="24"/>
+          <w:szCs w:val="24"/>
+        </w:rPr>
+        <w:t>l</w:t>
+      </w:r>
+      <w:r>
+        <w:rPr>
+          <w:rFonts w:ascii="Arial" w:hAnsi="Arial" w:cs="Arial"/>
+          <w:sz w:val="24"/>
+          <w:szCs w:val="24"/>
+        </w:rPr>
+        <w:t xml:space="preserve">a implementación comparativa de algoritmos K-NN y SVM en su variante de regresión demostró ser una herramienta antifraude </w:t>
+      </w:r>
+      <w:r>
+        <w:rPr>
+          <w:rFonts w:ascii="Arial" w:hAnsi="Arial" w:cs="Arial"/>
+          <w:sz w:val="24"/>
+          <w:szCs w:val="24"/>
+        </w:rPr>
+        <w:t>muy fiable</w:t>
+      </w:r>
+      <w:r>
+        <w:rPr>
+          <w:rFonts w:ascii="Arial" w:hAnsi="Arial" w:cs="Arial"/>
+          <w:sz w:val="24"/>
+          <w:szCs w:val="24"/>
+        </w:rPr>
+        <w:t>. El sistema es capaz de aislar "vehículos tóxicos", marcando cruces rojas en vehículos cuyo precio de venta exigido es injustificadamente alto en comparación con la tendencia general del mercado o con sus "vecinos" mecánicamente idénticos.</w:t>
+      </w:r>
+    </w:p>
+    <w:p/>
     <w:sectPr>
       <w:footerReference w:type="default" r:id="rId51"/>
       <w:pgSz w:w="11906" w:h="16838"/>
@@ -29971,7 +30626,7 @@
 </file>
 
 <file path=word/endnotes.xml><?xml version="1.0" encoding="utf-8"?>
-<w:endnotes xmlns:wpc="http://schemas.microsoft.com/office/word/2010/wordprocessingCanvas" xmlns:mc="http://schemas.openxmlformats.org/markup-compatibility/2006" xmlns:o="urn:schemas-microsoft-com:office:office" xmlns:r="http://schemas.openxmlformats.org/officeDocument/2006/relationships" xmlns:m="http://schemas.openxmlformats.org/officeDocument/2006/math" xmlns:v="urn:schemas-microsoft-com:vml" xmlns:wp14="http://schemas.microsoft.com/office/word/2010/wordprocessingDrawing" xmlns:wp="http://schemas.openxmlformats.org/drawingml/2006/wordprocessingDrawing" xmlns:w10="urn:schemas-microsoft-com:office:word" xmlns:w="http://schemas.openxmlformats.org/wordprocessingml/2006/main" xmlns:w14="http://schemas.microsoft.com/office/word/2010/wordml" xmlns:w15="http://schemas.microsoft.com/office/word/2012/wordml" xmlns:wpg="http://schemas.microsoft.com/office/word/2010/wordprocessingGroup" xmlns:wpi="http://schemas.microsoft.com/office/word/2010/wordprocessingInk" xmlns:wne="http://schemas.microsoft.com/office/word/2006/wordml" xmlns:wps="http://schemas.microsoft.com/office/word/2010/wordprocessingShape" mc:Ignorable="w14 w15 wp14">
+<w:endnotes xmlns:wpc="http://schemas.microsoft.com/office/word/2010/wordprocessingCanvas" xmlns:cx="http://schemas.microsoft.com/office/drawing/2014/chartex" xmlns:cx1="http://schemas.microsoft.com/office/drawing/2015/9/8/chartex" xmlns:cx2="http://schemas.microsoft.com/office/drawing/2015/10/21/chartex" xmlns:cx3="http://schemas.microsoft.com/office/drawing/2016/5/9/chartex" xmlns:cx4="http://schemas.microsoft.com/office/drawing/2016/5/10/chartex" xmlns:cx5="http://schemas.microsoft.com/office/drawing/2016/5/11/chartex" xmlns:cx6="http://schemas.microsoft.com/office/drawing/2016/5/12/chartex" xmlns:cx7="http://schemas.microsoft.com/office/drawing/2016/5/13/chartex" xmlns:cx8="http://schemas.microsoft.com/office/drawing/2016/5/14/chartex" xmlns:mc="http://schemas.openxmlformats.org/markup-compatibility/2006" xmlns:aink="http://schemas.microsoft.com/office/drawing/2016/ink" xmlns:am3d="http://schemas.microsoft.com/office/drawing/2017/model3d" xmlns:o="urn:schemas-microsoft-com:office:office" xmlns:oel="http://schemas.microsoft.com/office/2019/extlst" xmlns:r="http://schemas.openxmlformats.org/officeDocument/2006/relationships" xmlns:m="http://schemas.openxmlformats.org/officeDocument/2006/math" xmlns:v="urn:schemas-microsoft-com:vml" xmlns:wp14="http://schemas.microsoft.com/office/word/2010/wordprocessingDrawing" xmlns:wp="http://schemas.openxmlformats.org/drawingml/2006/wordprocessingDrawing" xmlns:w10="urn:schemas-microsoft-com:office:word" xmlns:w="http://schemas.openxmlformats.org/wordprocessingml/2006/main" xmlns:w14="http://schemas.microsoft.com/office/word/2010/wordml" xmlns:w15="http://schemas.microsoft.com/office/word/2012/wordml" xmlns:w16cex="http://schemas.microsoft.com/office/word/2018/wordml/cex" xmlns:w16cid="http://schemas.microsoft.com/office/word/2016/wordml/cid" xmlns:w16="http://schemas.microsoft.com/office/word/2018/wordml" xmlns:w16du="http://schemas.microsoft.com/office/word/2023/wordml/word16du" xmlns:w16sdtdh="http://schemas.microsoft.com/office/word/2020/wordml/sdtdatahash" xmlns:w16sdtfl="http://schemas.microsoft.com/office/word/2024/wordml/sdtformatlock" xmlns:w16se="http://schemas.microsoft.com/office/word/2015/wordml/symex" xmlns:wpg="http://schemas.microsoft.com/office/word/2010/wordprocessingGroup" xmlns:wpi="http://schemas.microsoft.com/office/word/2010/wordprocessingInk" xmlns:wne="http://schemas.microsoft.com/office/word/2006/wordml" xmlns:wps="http://schemas.microsoft.com/office/word/2010/wordprocessingShape" mc:Ignorable="w14 w15 w16se w16cid w16 w16cex w16sdtdh w16sdtfl w16du wp14">
   <w:endnote w:type="separator" w:id="-1">
     <w:p>
       <w:pPr>
@@ -29996,7 +30651,7 @@
 </file>
 
 <file path=word/footer1.xml><?xml version="1.0" encoding="utf-8"?>
-<w:ftr xmlns:wpc="http://schemas.microsoft.com/office/word/2010/wordprocessingCanvas" xmlns:mc="http://schemas.openxmlformats.org/markup-compatibility/2006" xmlns:o="urn:schemas-microsoft-com:office:office" xmlns:r="http://schemas.openxmlformats.org/officeDocument/2006/relationships" xmlns:m="http://schemas.openxmlformats.org/officeDocument/2006/math" xmlns:v="urn:schemas-microsoft-com:vml" xmlns:wp14="http://schemas.microsoft.com/office/word/2010/wordprocessingDrawing" xmlns:wp="http://schemas.openxmlformats.org/drawingml/2006/wordprocessingDrawing" xmlns:w10="urn:schemas-microsoft-com:office:word" xmlns:w="http://schemas.openxmlformats.org/wordprocessingml/2006/main" xmlns:w14="http://schemas.microsoft.com/office/word/2010/wordml" xmlns:w15="http://schemas.microsoft.com/office/word/2012/wordml" xmlns:wpg="http://schemas.microsoft.com/office/word/2010/wordprocessingGroup" xmlns:wpi="http://schemas.microsoft.com/office/word/2010/wordprocessingInk" xmlns:wne="http://schemas.microsoft.com/office/word/2006/wordml" xmlns:wps="http://schemas.microsoft.com/office/word/2010/wordprocessingShape" mc:Ignorable="w14 w15 wp14">
+<w:ftr xmlns:wpc="http://schemas.microsoft.com/office/word/2010/wordprocessingCanvas" xmlns:cx="http://schemas.microsoft.com/office/drawing/2014/chartex" xmlns:cx1="http://schemas.microsoft.com/office/drawing/2015/9/8/chartex" xmlns:cx2="http://schemas.microsoft.com/office/drawing/2015/10/21/chartex" xmlns:cx3="http://schemas.microsoft.com/office/drawing/2016/5/9/chartex" xmlns:cx4="http://schemas.microsoft.com/office/drawing/2016/5/10/chartex" xmlns:cx5="http://schemas.microsoft.com/office/drawing/2016/5/11/chartex" xmlns:cx6="http://schemas.microsoft.com/office/drawing/2016/5/12/chartex" xmlns:cx7="http://schemas.microsoft.com/office/drawing/2016/5/13/chartex" xmlns:cx8="http://schemas.microsoft.com/office/drawing/2016/5/14/chartex" xmlns:mc="http://schemas.openxmlformats.org/markup-compatibility/2006" xmlns:aink="http://schemas.microsoft.com/office/drawing/2016/ink" xmlns:am3d="http://schemas.microsoft.com/office/drawing/2017/model3d" xmlns:o="urn:schemas-microsoft-com:office:office" xmlns:oel="http://schemas.microsoft.com/office/2019/extlst" xmlns:r="http://schemas.openxmlformats.org/officeDocument/2006/relationships" xmlns:m="http://schemas.openxmlformats.org/officeDocument/2006/math" xmlns:v="urn:schemas-microsoft-com:vml" xmlns:wp14="http://schemas.microsoft.com/office/word/2010/wordprocessingDrawing" xmlns:wp="http://schemas.openxmlformats.org/drawingml/2006/wordprocessingDrawing" xmlns:w10="urn:schemas-microsoft-com:office:word" xmlns:w="http://schemas.openxmlformats.org/wordprocessingml/2006/main" xmlns:w14="http://schemas.microsoft.com/office/word/2010/wordml" xmlns:w15="http://schemas.microsoft.com/office/word/2012/wordml" xmlns:w16cex="http://schemas.microsoft.com/office/word/2018/wordml/cex" xmlns:w16cid="http://schemas.microsoft.com/office/word/2016/wordml/cid" xmlns:w16="http://schemas.microsoft.com/office/word/2018/wordml" xmlns:w16du="http://schemas.microsoft.com/office/word/2023/wordml/word16du" xmlns:w16sdtdh="http://schemas.microsoft.com/office/word/2020/wordml/sdtdatahash" xmlns:w16sdtfl="http://schemas.microsoft.com/office/word/2024/wordml/sdtformatlock" xmlns:w16se="http://schemas.microsoft.com/office/word/2015/wordml/symex" xmlns:wpg="http://schemas.microsoft.com/office/word/2010/wordprocessingGroup" xmlns:wpi="http://schemas.microsoft.com/office/word/2010/wordprocessingInk" xmlns:wne="http://schemas.microsoft.com/office/word/2006/wordml" xmlns:wps="http://schemas.microsoft.com/office/word/2010/wordprocessingShape" mc:Ignorable="w14 w15 w16se w16cid w16 w16cex w16sdtdh w16sdtfl w16du wp14">
   <w:sdt>
     <w:sdtPr>
       <w:id w:val="91983412"/>
@@ -30041,7 +30696,7 @@
 </file>
 
 <file path=word/footnotes.xml><?xml version="1.0" encoding="utf-8"?>
-<w:footnotes xmlns:wpc="http://schemas.microsoft.com/office/word/2010/wordprocessingCanvas" xmlns:mc="http://schemas.openxmlformats.org/markup-compatibility/2006" xmlns:o="urn:schemas-microsoft-com:office:office" xmlns:r="http://schemas.openxmlformats.org/officeDocument/2006/relationships" xmlns:m="http://schemas.openxmlformats.org/officeDocument/2006/math" xmlns:v="urn:schemas-microsoft-com:vml" xmlns:wp14="http://schemas.microsoft.com/office/word/2010/wordprocessingDrawing" xmlns:wp="http://schemas.openxmlformats.org/drawingml/2006/wordprocessingDrawing" xmlns:w10="urn:schemas-microsoft-com:office:word" xmlns:w="http://schemas.openxmlformats.org/wordprocessingml/2006/main" xmlns:w14="http://schemas.microsoft.com/office/word/2010/wordml" xmlns:w15="http://schemas.microsoft.com/office/word/2012/wordml" xmlns:wpg="http://schemas.microsoft.com/office/word/2010/wordprocessingGroup" xmlns:wpi="http://schemas.microsoft.com/office/word/2010/wordprocessingInk" xmlns:wne="http://schemas.microsoft.com/office/word/2006/wordml" xmlns:wps="http://schemas.microsoft.com/office/word/2010/wordprocessingShape" mc:Ignorable="w14 w15 wp14">
+<w:footnotes xmlns:wpc="http://schemas.microsoft.com/office/word/2010/wordprocessingCanvas" xmlns:cx="http://schemas.microsoft.com/office/drawing/2014/chartex" xmlns:cx1="http://schemas.microsoft.com/office/drawing/2015/9/8/chartex" xmlns:cx2="http://schemas.microsoft.com/office/drawing/2015/10/21/chartex" xmlns:cx3="http://schemas.microsoft.com/office/drawing/2016/5/9/chartex" xmlns:cx4="http://schemas.microsoft.com/office/drawing/2016/5/10/chartex" xmlns:cx5="http://schemas.microsoft.com/office/drawing/2016/5/11/chartex" xmlns:cx6="http://schemas.microsoft.com/office/drawing/2016/5/12/chartex" xmlns:cx7="http://schemas.microsoft.com/office/drawing/2016/5/13/chartex" xmlns:cx8="http://schemas.microsoft.com/office/drawing/2016/5/14/chartex" xmlns:mc="http://schemas.openxmlformats.org/markup-compatibility/2006" xmlns:aink="http://schemas.microsoft.com/office/drawing/2016/ink" xmlns:am3d="http://schemas.microsoft.com/office/drawing/2017/model3d" xmlns:o="urn:schemas-microsoft-com:office:office" xmlns:oel="http://schemas.microsoft.com/office/2019/extlst" xmlns:r="http://schemas.openxmlformats.org/officeDocument/2006/relationships" xmlns:m="http://schemas.openxmlformats.org/officeDocument/2006/math" xmlns:v="urn:schemas-microsoft-com:vml" xmlns:wp14="http://schemas.microsoft.com/office/word/2010/wordprocessingDrawing" xmlns:wp="http://schemas.openxmlformats.org/drawingml/2006/wordprocessingDrawing" xmlns:w10="urn:schemas-microsoft-com:office:word" xmlns:w="http://schemas.openxmlformats.org/wordprocessingml/2006/main" xmlns:w14="http://schemas.microsoft.com/office/word/2010/wordml" xmlns:w15="http://schemas.microsoft.com/office/word/2012/wordml" xmlns:w16cex="http://schemas.microsoft.com/office/word/2018/wordml/cex" xmlns:w16cid="http://schemas.microsoft.com/office/word/2016/wordml/cid" xmlns:w16="http://schemas.microsoft.com/office/word/2018/wordml" xmlns:w16du="http://schemas.microsoft.com/office/word/2023/wordml/word16du" xmlns:w16sdtdh="http://schemas.microsoft.com/office/word/2020/wordml/sdtdatahash" xmlns:w16sdtfl="http://schemas.microsoft.com/office/word/2024/wordml/sdtformatlock" xmlns:w16se="http://schemas.microsoft.com/office/word/2015/wordml/symex" xmlns:wpg="http://schemas.microsoft.com/office/word/2010/wordprocessingGroup" xmlns:wpi="http://schemas.microsoft.com/office/word/2010/wordprocessingInk" xmlns:wne="http://schemas.microsoft.com/office/word/2006/wordml" xmlns:wps="http://schemas.microsoft.com/office/word/2010/wordprocessingShape" mc:Ignorable="w14 w15 w16se w16cid w16 w16cex w16sdtdh w16sdtfl w16du wp14">
   <w:footnote w:type="separator" w:id="-1">
     <w:p>
       <w:pPr>
@@ -30066,7 +30721,7 @@
 </file>
 
 <file path=word/numbering.xml><?xml version="1.0" encoding="utf-8"?>
-<w:numbering xmlns:wpc="http://schemas.microsoft.com/office/word/2010/wordprocessingCanvas" xmlns:mc="http://schemas.openxmlformats.org/markup-compatibility/2006" xmlns:o="urn:schemas-microsoft-com:office:office" xmlns:r="http://schemas.openxmlformats.org/officeDocument/2006/relationships" xmlns:m="http://schemas.openxmlformats.org/officeDocument/2006/math" xmlns:v="urn:schemas-microsoft-com:vml" xmlns:wp14="http://schemas.microsoft.com/office/word/2010/wordprocessingDrawing" xmlns:wp="http://schemas.openxmlformats.org/drawingml/2006/wordprocessingDrawing" xmlns:w10="urn:schemas-microsoft-com:office:word" xmlns:w="http://schemas.openxmlformats.org/wordprocessingml/2006/main" xmlns:w14="http://schemas.microsoft.com/office/word/2010/wordml" xmlns:w15="http://schemas.microsoft.com/office/word/2012/wordml" xmlns:wpg="http://schemas.microsoft.com/office/word/2010/wordprocessingGroup" xmlns:wpi="http://schemas.microsoft.com/office/word/2010/wordprocessingInk" xmlns:wne="http://schemas.microsoft.com/office/word/2006/wordml" xmlns:wps="http://schemas.microsoft.com/office/word/2010/wordprocessingShape" mc:Ignorable="w14 w15 wp14">
+<w:numbering xmlns:wpc="http://schemas.microsoft.com/office/word/2010/wordprocessingCanvas" xmlns:cx="http://schemas.microsoft.com/office/drawing/2014/chartex" xmlns:cx1="http://schemas.microsoft.com/office/drawing/2015/9/8/chartex" xmlns:cx2="http://schemas.microsoft.com/office/drawing/2015/10/21/chartex" xmlns:cx3="http://schemas.microsoft.com/office/drawing/2016/5/9/chartex" xmlns:cx4="http://schemas.microsoft.com/office/drawing/2016/5/10/chartex" xmlns:cx5="http://schemas.microsoft.com/office/drawing/2016/5/11/chartex" xmlns:cx6="http://schemas.microsoft.com/office/drawing/2016/5/12/chartex" xmlns:cx7="http://schemas.microsoft.com/office/drawing/2016/5/13/chartex" xmlns:cx8="http://schemas.microsoft.com/office/drawing/2016/5/14/chartex" xmlns:mc="http://schemas.openxmlformats.org/markup-compatibility/2006" xmlns:aink="http://schemas.microsoft.com/office/drawing/2016/ink" xmlns:am3d="http://schemas.microsoft.com/office/drawing/2017/model3d" xmlns:o="urn:schemas-microsoft-com:office:office" xmlns:oel="http://schemas.microsoft.com/office/2019/extlst" xmlns:r="http://schemas.openxmlformats.org/officeDocument/2006/relationships" xmlns:m="http://schemas.openxmlformats.org/officeDocument/2006/math" xmlns:v="urn:schemas-microsoft-com:vml" xmlns:wp14="http://schemas.microsoft.com/office/word/2010/wordprocessingDrawing" xmlns:wp="http://schemas.openxmlformats.org/drawingml/2006/wordprocessingDrawing" xmlns:w10="urn:schemas-microsoft-com:office:word" xmlns:w="http://schemas.openxmlformats.org/wordprocessingml/2006/main" xmlns:w14="http://schemas.microsoft.com/office/word/2010/wordml" xmlns:w15="http://schemas.microsoft.com/office/word/2012/wordml" xmlns:w16cex="http://schemas.microsoft.com/office/word/2018/wordml/cex" xmlns:w16cid="http://schemas.microsoft.com/office/word/2016/wordml/cid" xmlns:w16="http://schemas.microsoft.com/office/word/2018/wordml" xmlns:w16du="http://schemas.microsoft.com/office/word/2023/wordml/word16du" xmlns:w16sdtdh="http://schemas.microsoft.com/office/word/2020/wordml/sdtdatahash" xmlns:w16sdtfl="http://schemas.microsoft.com/office/word/2024/wordml/sdtformatlock" xmlns:w16se="http://schemas.microsoft.com/office/word/2015/wordml/symex" xmlns:wpg="http://schemas.microsoft.com/office/word/2010/wordprocessingGroup" xmlns:wpi="http://schemas.microsoft.com/office/word/2010/wordprocessingInk" xmlns:wne="http://schemas.microsoft.com/office/word/2006/wordml" xmlns:wps="http://schemas.microsoft.com/office/word/2010/wordprocessingShape" mc:Ignorable="w14 w15 w16se w16cid w16 w16cex w16sdtdh w16sdtfl w16du wp14">
   <w:abstractNum w:abstractNumId="0" w15:restartNumberingAfterBreak="0">
     <w:nsid w:val="005868BB"/>
     <w:multiLevelType w:val="hybridMultilevel"/>
@@ -31698,6 +32353,120 @@
     </w:lvl>
   </w:abstractNum>
   <w:abstractNum w:abstractNumId="15" w15:restartNumberingAfterBreak="0">
+    <w:nsid w:val="344D34CB"/>
+    <w:multiLevelType w:val="hybridMultilevel"/>
+    <w:tmpl w:val="0360D0FE"/>
+    <w:lvl w:ilvl="0" w:tplc="59CEC4E2">
+      <w:start w:val="2"/>
+      <w:numFmt w:val="bullet"/>
+      <w:lvlText w:val="-"/>
+      <w:lvlJc w:val="left"/>
+      <w:pPr>
+        <w:ind w:left="720" w:hanging="360"/>
+      </w:pPr>
+      <w:rPr>
+        <w:rFonts w:ascii="Arial" w:eastAsiaTheme="minorHAnsi" w:hAnsi="Arial" w:cs="Arial" w:hint="default"/>
+        <w:sz w:val="24"/>
+      </w:rPr>
+    </w:lvl>
+    <w:lvl w:ilvl="1" w:tplc="0C0A0003" w:tentative="1">
+      <w:start w:val="1"/>
+      <w:numFmt w:val="bullet"/>
+      <w:lvlText w:val="o"/>
+      <w:lvlJc w:val="left"/>
+      <w:pPr>
+        <w:ind w:left="1440" w:hanging="360"/>
+      </w:pPr>
+      <w:rPr>
+        <w:rFonts w:ascii="Courier New" w:hAnsi="Courier New" w:cs="Courier New" w:hint="default"/>
+      </w:rPr>
+    </w:lvl>
+    <w:lvl w:ilvl="2" w:tplc="0C0A0005" w:tentative="1">
+      <w:start w:val="1"/>
+      <w:numFmt w:val="bullet"/>
+      <w:lvlText w:val=""/>
+      <w:lvlJc w:val="left"/>
+      <w:pPr>
+        <w:ind w:left="2160" w:hanging="360"/>
+      </w:pPr>
+      <w:rPr>
+        <w:rFonts w:ascii="Wingdings" w:hAnsi="Wingdings" w:hint="default"/>
+      </w:rPr>
+    </w:lvl>
+    <w:lvl w:ilvl="3" w:tplc="0C0A0001" w:tentative="1">
+      <w:start w:val="1"/>
+      <w:numFmt w:val="bullet"/>
+      <w:lvlText w:val=""/>
+      <w:lvlJc w:val="left"/>
+      <w:pPr>
+        <w:ind w:left="2880" w:hanging="360"/>
+      </w:pPr>
+      <w:rPr>
+        <w:rFonts w:ascii="Symbol" w:hAnsi="Symbol" w:hint="default"/>
+      </w:rPr>
+    </w:lvl>
+    <w:lvl w:ilvl="4" w:tplc="0C0A0003" w:tentative="1">
+      <w:start w:val="1"/>
+      <w:numFmt w:val="bullet"/>
+      <w:lvlText w:val="o"/>
+      <w:lvlJc w:val="left"/>
+      <w:pPr>
+        <w:ind w:left="3600" w:hanging="360"/>
+      </w:pPr>
+      <w:rPr>
+        <w:rFonts w:ascii="Courier New" w:hAnsi="Courier New" w:cs="Courier New" w:hint="default"/>
+      </w:rPr>
+    </w:lvl>
+    <w:lvl w:ilvl="5" w:tplc="0C0A0005" w:tentative="1">
+      <w:start w:val="1"/>
+      <w:numFmt w:val="bullet"/>
+      <w:lvlText w:val=""/>
+      <w:lvlJc w:val="left"/>
+      <w:pPr>
+        <w:ind w:left="4320" w:hanging="360"/>
+      </w:pPr>
+      <w:rPr>
+        <w:rFonts w:ascii="Wingdings" w:hAnsi="Wingdings" w:hint="default"/>
+      </w:rPr>
+    </w:lvl>
+    <w:lvl w:ilvl="6" w:tplc="0C0A0001" w:tentative="1">
+      <w:start w:val="1"/>
+      <w:numFmt w:val="bullet"/>
+      <w:lvlText w:val=""/>
+      <w:lvlJc w:val="left"/>
+      <w:pPr>
+        <w:ind w:left="5040" w:hanging="360"/>
+      </w:pPr>
+      <w:rPr>
+        <w:rFonts w:ascii="Symbol" w:hAnsi="Symbol" w:hint="default"/>
+      </w:rPr>
+    </w:lvl>
+    <w:lvl w:ilvl="7" w:tplc="0C0A0003" w:tentative="1">
+      <w:start w:val="1"/>
+      <w:numFmt w:val="bullet"/>
+      <w:lvlText w:val="o"/>
+      <w:lvlJc w:val="left"/>
+      <w:pPr>
+        <w:ind w:left="5760" w:hanging="360"/>
+      </w:pPr>
+      <w:rPr>
+        <w:rFonts w:ascii="Courier New" w:hAnsi="Courier New" w:cs="Courier New" w:hint="default"/>
+      </w:rPr>
+    </w:lvl>
+    <w:lvl w:ilvl="8" w:tplc="0C0A0005" w:tentative="1">
+      <w:start w:val="1"/>
+      <w:numFmt w:val="bullet"/>
+      <w:lvlText w:val=""/>
+      <w:lvlJc w:val="left"/>
+      <w:pPr>
+        <w:ind w:left="6480" w:hanging="360"/>
+      </w:pPr>
+      <w:rPr>
+        <w:rFonts w:ascii="Wingdings" w:hAnsi="Wingdings" w:hint="default"/>
+      </w:rPr>
+    </w:lvl>
+  </w:abstractNum>
+  <w:abstractNum w:abstractNumId="16" w15:restartNumberingAfterBreak="0">
     <w:nsid w:val="361912D4"/>
     <w:multiLevelType w:val="hybridMultilevel"/>
     <w:tmpl w:val="95429F7C"/>
@@ -31786,7 +32555,7 @@
       </w:pPr>
     </w:lvl>
   </w:abstractNum>
-  <w:abstractNum w:abstractNumId="16" w15:restartNumberingAfterBreak="0">
+  <w:abstractNum w:abstractNumId="17" w15:restartNumberingAfterBreak="0">
     <w:nsid w:val="3E075259"/>
     <w:multiLevelType w:val="hybridMultilevel"/>
     <w:tmpl w:val="AF028F3E"/>
@@ -31872,7 +32641,7 @@
       </w:pPr>
     </w:lvl>
   </w:abstractNum>
-  <w:abstractNum w:abstractNumId="17" w15:restartNumberingAfterBreak="0">
+  <w:abstractNum w:abstractNumId="18" w15:restartNumberingAfterBreak="0">
     <w:nsid w:val="3FBF346E"/>
     <w:multiLevelType w:val="hybridMultilevel"/>
     <w:tmpl w:val="4C86138C"/>
@@ -31985,7 +32754,7 @@
       </w:rPr>
     </w:lvl>
   </w:abstractNum>
-  <w:abstractNum w:abstractNumId="18" w15:restartNumberingAfterBreak="0">
+  <w:abstractNum w:abstractNumId="19" w15:restartNumberingAfterBreak="0">
     <w:nsid w:val="55BB263E"/>
     <w:multiLevelType w:val="multilevel"/>
     <w:tmpl w:val="D8D851C6"/>
@@ -32107,7 +32876,7 @@
       </w:rPr>
     </w:lvl>
   </w:abstractNum>
-  <w:abstractNum w:abstractNumId="19" w15:restartNumberingAfterBreak="0">
+  <w:abstractNum w:abstractNumId="20" w15:restartNumberingAfterBreak="0">
     <w:nsid w:val="5B94122C"/>
     <w:multiLevelType w:val="hybridMultilevel"/>
     <w:tmpl w:val="8F7853AC"/>
@@ -32193,7 +32962,7 @@
       </w:pPr>
     </w:lvl>
   </w:abstractNum>
-  <w:abstractNum w:abstractNumId="20" w15:restartNumberingAfterBreak="0">
+  <w:abstractNum w:abstractNumId="21" w15:restartNumberingAfterBreak="0">
     <w:nsid w:val="5D817739"/>
     <w:multiLevelType w:val="multilevel"/>
     <w:tmpl w:val="0C0A001F"/>
@@ -32279,7 +33048,7 @@
       </w:pPr>
     </w:lvl>
   </w:abstractNum>
-  <w:abstractNum w:abstractNumId="21" w15:restartNumberingAfterBreak="0">
+  <w:abstractNum w:abstractNumId="22" w15:restartNumberingAfterBreak="0">
     <w:nsid w:val="646F4A7C"/>
     <w:multiLevelType w:val="multilevel"/>
     <w:tmpl w:val="8182EB50"/>
@@ -32428,7 +33197,7 @@
       </w:rPr>
     </w:lvl>
   </w:abstractNum>
-  <w:abstractNum w:abstractNumId="22" w15:restartNumberingAfterBreak="0">
+  <w:abstractNum w:abstractNumId="23" w15:restartNumberingAfterBreak="0">
     <w:nsid w:val="66384D5C"/>
     <w:multiLevelType w:val="hybridMultilevel"/>
     <w:tmpl w:val="7090BB08"/>
@@ -32517,7 +33286,7 @@
       </w:pPr>
     </w:lvl>
   </w:abstractNum>
-  <w:abstractNum w:abstractNumId="23" w15:restartNumberingAfterBreak="0">
+  <w:abstractNum w:abstractNumId="24" w15:restartNumberingAfterBreak="0">
     <w:nsid w:val="6E063058"/>
     <w:multiLevelType w:val="hybridMultilevel"/>
     <w:tmpl w:val="CCF6862C"/>
@@ -32630,7 +33399,128 @@
       </w:rPr>
     </w:lvl>
   </w:abstractNum>
-  <w:abstractNum w:abstractNumId="24" w15:restartNumberingAfterBreak="0">
+  <w:abstractNum w:abstractNumId="25" w15:restartNumberingAfterBreak="0">
+    <w:nsid w:val="711E5B70"/>
+    <w:multiLevelType w:val="multilevel"/>
+    <w:tmpl w:val="C8A84BA6"/>
+    <w:lvl w:ilvl="0">
+      <w:start w:val="1"/>
+      <w:numFmt w:val="decimal"/>
+      <w:lvlText w:val="%1."/>
+      <w:lvlJc w:val="left"/>
+      <w:pPr>
+        <w:ind w:left="720" w:hanging="360"/>
+      </w:pPr>
+      <w:rPr>
+        <w:rFonts w:hint="default"/>
+      </w:rPr>
+    </w:lvl>
+    <w:lvl w:ilvl="1">
+      <w:start w:val="1"/>
+      <w:numFmt w:val="decimal"/>
+      <w:isLgl/>
+      <w:lvlText w:val="%1.%2."/>
+      <w:lvlJc w:val="left"/>
+      <w:pPr>
+        <w:ind w:left="1080" w:hanging="720"/>
+      </w:pPr>
+      <w:rPr>
+        <w:rFonts w:hint="default"/>
+      </w:rPr>
+    </w:lvl>
+    <w:lvl w:ilvl="2">
+      <w:start w:val="1"/>
+      <w:numFmt w:val="decimal"/>
+      <w:isLgl/>
+      <w:lvlText w:val="%1.%2.%3."/>
+      <w:lvlJc w:val="left"/>
+      <w:pPr>
+        <w:ind w:left="1080" w:hanging="720"/>
+      </w:pPr>
+      <w:rPr>
+        <w:rFonts w:hint="default"/>
+      </w:rPr>
+    </w:lvl>
+    <w:lvl w:ilvl="3">
+      <w:start w:val="1"/>
+      <w:numFmt w:val="decimal"/>
+      <w:isLgl/>
+      <w:lvlText w:val="%1.%2.%3.%4."/>
+      <w:lvlJc w:val="left"/>
+      <w:pPr>
+        <w:ind w:left="1440" w:hanging="1080"/>
+      </w:pPr>
+      <w:rPr>
+        <w:rFonts w:hint="default"/>
+      </w:rPr>
+    </w:lvl>
+    <w:lvl w:ilvl="4">
+      <w:start w:val="1"/>
+      <w:numFmt w:val="decimal"/>
+      <w:isLgl/>
+      <w:lvlText w:val="%1.%2.%3.%4.%5."/>
+      <w:lvlJc w:val="left"/>
+      <w:pPr>
+        <w:ind w:left="1800" w:hanging="1440"/>
+      </w:pPr>
+      <w:rPr>
+        <w:rFonts w:hint="default"/>
+      </w:rPr>
+    </w:lvl>
+    <w:lvl w:ilvl="5">
+      <w:start w:val="1"/>
+      <w:numFmt w:val="decimal"/>
+      <w:isLgl/>
+      <w:lvlText w:val="%1.%2.%3.%4.%5.%6."/>
+      <w:lvlJc w:val="left"/>
+      <w:pPr>
+        <w:ind w:left="1800" w:hanging="1440"/>
+      </w:pPr>
+      <w:rPr>
+        <w:rFonts w:hint="default"/>
+      </w:rPr>
+    </w:lvl>
+    <w:lvl w:ilvl="6">
+      <w:start w:val="1"/>
+      <w:numFmt w:val="decimal"/>
+      <w:isLgl/>
+      <w:lvlText w:val="%1.%2.%3.%4.%5.%6.%7."/>
+      <w:lvlJc w:val="left"/>
+      <w:pPr>
+        <w:ind w:left="2160" w:hanging="1800"/>
+      </w:pPr>
+      <w:rPr>
+        <w:rFonts w:hint="default"/>
+      </w:rPr>
+    </w:lvl>
+    <w:lvl w:ilvl="7">
+      <w:start w:val="1"/>
+      <w:numFmt w:val="decimal"/>
+      <w:isLgl/>
+      <w:lvlText w:val="%1.%2.%3.%4.%5.%6.%7.%8."/>
+      <w:lvlJc w:val="left"/>
+      <w:pPr>
+        <w:ind w:left="2520" w:hanging="2160"/>
+      </w:pPr>
+      <w:rPr>
+        <w:rFonts w:hint="default"/>
+      </w:rPr>
+    </w:lvl>
+    <w:lvl w:ilvl="8">
+      <w:start w:val="1"/>
+      <w:numFmt w:val="decimal"/>
+      <w:isLgl/>
+      <w:lvlText w:val="%1.%2.%3.%4.%5.%6.%7.%8.%9."/>
+      <w:lvlJc w:val="left"/>
+      <w:pPr>
+        <w:ind w:left="2520" w:hanging="2160"/>
+      </w:pPr>
+      <w:rPr>
+        <w:rFonts w:hint="default"/>
+      </w:rPr>
+    </w:lvl>
+  </w:abstractNum>
+  <w:abstractNum w:abstractNumId="26" w15:restartNumberingAfterBreak="0">
     <w:nsid w:val="73E44B13"/>
     <w:multiLevelType w:val="multilevel"/>
     <w:tmpl w:val="B1FA7500"/>
@@ -32779,7 +33669,7 @@
       </w:rPr>
     </w:lvl>
   </w:abstractNum>
-  <w:abstractNum w:abstractNumId="25" w15:restartNumberingAfterBreak="0">
+  <w:abstractNum w:abstractNumId="27" w15:restartNumberingAfterBreak="0">
     <w:nsid w:val="74BC105B"/>
     <w:multiLevelType w:val="hybridMultilevel"/>
     <w:tmpl w:val="37B440BC"/>
@@ -32892,7 +33782,7 @@
       </w:rPr>
     </w:lvl>
   </w:abstractNum>
-  <w:abstractNum w:abstractNumId="26" w15:restartNumberingAfterBreak="0">
+  <w:abstractNum w:abstractNumId="28" w15:restartNumberingAfterBreak="0">
     <w:nsid w:val="781936D6"/>
     <w:multiLevelType w:val="hybridMultilevel"/>
     <w:tmpl w:val="FAC2A340"/>
@@ -33005,7 +33895,7 @@
       </w:rPr>
     </w:lvl>
   </w:abstractNum>
-  <w:abstractNum w:abstractNumId="27" w15:restartNumberingAfterBreak="0">
+  <w:abstractNum w:abstractNumId="29" w15:restartNumberingAfterBreak="0">
     <w:nsid w:val="7A334188"/>
     <w:multiLevelType w:val="multilevel"/>
     <w:tmpl w:val="7572F68C"/>
@@ -33154,7 +34044,7 @@
       </w:rPr>
     </w:lvl>
   </w:abstractNum>
-  <w:abstractNum w:abstractNumId="28" w15:restartNumberingAfterBreak="0">
+  <w:abstractNum w:abstractNumId="30" w15:restartNumberingAfterBreak="0">
     <w:nsid w:val="7D3A75FD"/>
     <w:multiLevelType w:val="hybridMultilevel"/>
     <w:tmpl w:val="1380730C"/>
@@ -33268,98 +34158,104 @@
       </w:rPr>
     </w:lvl>
   </w:abstractNum>
-  <w:num w:numId="1">
+  <w:num w:numId="1" w16cid:durableId="230118469">
     <w:abstractNumId w:val="2"/>
   </w:num>
-  <w:num w:numId="2">
+  <w:num w:numId="2" w16cid:durableId="447968247">
+    <w:abstractNumId w:val="30"/>
+  </w:num>
+  <w:num w:numId="3" w16cid:durableId="893587807">
+    <w:abstractNumId w:val="4"/>
+  </w:num>
+  <w:num w:numId="4" w16cid:durableId="710881987">
+    <w:abstractNumId w:val="21"/>
+  </w:num>
+  <w:num w:numId="5" w16cid:durableId="684400241">
+    <w:abstractNumId w:val="20"/>
+  </w:num>
+  <w:num w:numId="6" w16cid:durableId="692732398">
+    <w:abstractNumId w:val="17"/>
+  </w:num>
+  <w:num w:numId="7" w16cid:durableId="1490827593">
+    <w:abstractNumId w:val="7"/>
+  </w:num>
+  <w:num w:numId="8" w16cid:durableId="1796482571">
+    <w:abstractNumId w:val="9"/>
+  </w:num>
+  <w:num w:numId="9" w16cid:durableId="609362110">
+    <w:abstractNumId w:val="8"/>
+  </w:num>
+  <w:num w:numId="10" w16cid:durableId="1831677671">
+    <w:abstractNumId w:val="19"/>
+  </w:num>
+  <w:num w:numId="11" w16cid:durableId="18356996">
+    <w:abstractNumId w:val="22"/>
+  </w:num>
+  <w:num w:numId="12" w16cid:durableId="123431553">
+    <w:abstractNumId w:val="5"/>
+  </w:num>
+  <w:num w:numId="13" w16cid:durableId="1511526598">
+    <w:abstractNumId w:val="18"/>
+  </w:num>
+  <w:num w:numId="14" w16cid:durableId="416639804">
     <w:abstractNumId w:val="28"/>
   </w:num>
-  <w:num w:numId="3">
-    <w:abstractNumId w:val="4"/>
+  <w:num w:numId="15" w16cid:durableId="1799294035">
+    <w:abstractNumId w:val="24"/>
   </w:num>
-  <w:num w:numId="4">
-    <w:abstractNumId w:val="20"/>
+  <w:num w:numId="16" w16cid:durableId="659582053">
+    <w:abstractNumId w:val="27"/>
   </w:num>
-  <w:num w:numId="5">
-    <w:abstractNumId w:val="19"/>
+  <w:num w:numId="17" w16cid:durableId="1924797953">
+    <w:abstractNumId w:val="10"/>
   </w:num>
-  <w:num w:numId="6">
+  <w:num w:numId="18" w16cid:durableId="16153951">
+    <w:abstractNumId w:val="23"/>
+  </w:num>
+  <w:num w:numId="19" w16cid:durableId="2078933834">
+    <w:abstractNumId w:val="12"/>
+  </w:num>
+  <w:num w:numId="20" w16cid:durableId="838038287">
+    <w:abstractNumId w:val="14"/>
+  </w:num>
+  <w:num w:numId="21" w16cid:durableId="2120102824">
+    <w:abstractNumId w:val="26"/>
+  </w:num>
+  <w:num w:numId="22" w16cid:durableId="2145729004">
+    <w:abstractNumId w:val="1"/>
+  </w:num>
+  <w:num w:numId="23" w16cid:durableId="652031728">
+    <w:abstractNumId w:val="6"/>
+  </w:num>
+  <w:num w:numId="24" w16cid:durableId="1574583657">
+    <w:abstractNumId w:val="0"/>
+  </w:num>
+  <w:num w:numId="25" w16cid:durableId="399985346">
+    <w:abstractNumId w:val="3"/>
+  </w:num>
+  <w:num w:numId="26" w16cid:durableId="593787276">
+    <w:abstractNumId w:val="29"/>
+  </w:num>
+  <w:num w:numId="27" w16cid:durableId="1290669526">
+    <w:abstractNumId w:val="13"/>
+  </w:num>
+  <w:num w:numId="28" w16cid:durableId="23096304">
     <w:abstractNumId w:val="16"/>
   </w:num>
-  <w:num w:numId="7">
-    <w:abstractNumId w:val="7"/>
+  <w:num w:numId="29" w16cid:durableId="979457060">
+    <w:abstractNumId w:val="11"/>
   </w:num>
-  <w:num w:numId="8">
-    <w:abstractNumId w:val="9"/>
-  </w:num>
-  <w:num w:numId="9">
-    <w:abstractNumId w:val="8"/>
-  </w:num>
-  <w:num w:numId="10">
-    <w:abstractNumId w:val="18"/>
-  </w:num>
-  <w:num w:numId="11">
-    <w:abstractNumId w:val="21"/>
-  </w:num>
-  <w:num w:numId="12">
-    <w:abstractNumId w:val="5"/>
-  </w:num>
-  <w:num w:numId="13">
-    <w:abstractNumId w:val="17"/>
-  </w:num>
-  <w:num w:numId="14">
-    <w:abstractNumId w:val="26"/>
-  </w:num>
-  <w:num w:numId="15">
-    <w:abstractNumId w:val="23"/>
-  </w:num>
-  <w:num w:numId="16">
+  <w:num w:numId="30" w16cid:durableId="604650241">
     <w:abstractNumId w:val="25"/>
   </w:num>
-  <w:num w:numId="17">
-    <w:abstractNumId w:val="10"/>
-  </w:num>
-  <w:num w:numId="18">
-    <w:abstractNumId w:val="22"/>
-  </w:num>
-  <w:num w:numId="19">
-    <w:abstractNumId w:val="12"/>
-  </w:num>
-  <w:num w:numId="20">
-    <w:abstractNumId w:val="14"/>
-  </w:num>
-  <w:num w:numId="21">
-    <w:abstractNumId w:val="24"/>
-  </w:num>
-  <w:num w:numId="22">
-    <w:abstractNumId w:val="1"/>
-  </w:num>
-  <w:num w:numId="23">
-    <w:abstractNumId w:val="6"/>
-  </w:num>
-  <w:num w:numId="24">
-    <w:abstractNumId w:val="0"/>
-  </w:num>
-  <w:num w:numId="25">
-    <w:abstractNumId w:val="3"/>
-  </w:num>
-  <w:num w:numId="26">
-    <w:abstractNumId w:val="27"/>
-  </w:num>
-  <w:num w:numId="27">
-    <w:abstractNumId w:val="13"/>
-  </w:num>
-  <w:num w:numId="28">
+  <w:num w:numId="31" w16cid:durableId="1949317218">
     <w:abstractNumId w:val="15"/>
-  </w:num>
-  <w:num w:numId="29">
-    <w:abstractNumId w:val="11"/>
   </w:num>
 </w:numbering>
 </file>
 
 <file path=word/styles.xml><?xml version="1.0" encoding="utf-8"?>
-<w:styles xmlns:mc="http://schemas.openxmlformats.org/markup-compatibility/2006" xmlns:r="http://schemas.openxmlformats.org/officeDocument/2006/relationships" xmlns:w="http://schemas.openxmlformats.org/wordprocessingml/2006/main" xmlns:w14="http://schemas.microsoft.com/office/word/2010/wordml" xmlns:w15="http://schemas.microsoft.com/office/word/2012/wordml" mc:Ignorable="w14 w15">
+<w:styles xmlns:mc="http://schemas.openxmlformats.org/markup-compatibility/2006" xmlns:r="http://schemas.openxmlformats.org/officeDocument/2006/relationships" xmlns:w="http://schemas.openxmlformats.org/wordprocessingml/2006/main" xmlns:w14="http://schemas.microsoft.com/office/word/2010/wordml" xmlns:w15="http://schemas.microsoft.com/office/word/2012/wordml" xmlns:w16cex="http://schemas.microsoft.com/office/word/2018/wordml/cex" xmlns:w16cid="http://schemas.microsoft.com/office/word/2016/wordml/cid" xmlns:w16="http://schemas.microsoft.com/office/word/2018/wordml" xmlns:w16du="http://schemas.microsoft.com/office/word/2023/wordml/word16du" xmlns:w16sdtdh="http://schemas.microsoft.com/office/word/2020/wordml/sdtdatahash" xmlns:w16sdtfl="http://schemas.microsoft.com/office/word/2024/wordml/sdtformatlock" xmlns:w16se="http://schemas.microsoft.com/office/word/2015/wordml/symex" mc:Ignorable="w14 w15 w16se w16cid w16 w16cex w16sdtdh w16sdtfl w16du">
   <w:docDefaults>
     <w:rPrDefault>
       <w:rPr>
@@ -33375,7 +34271,7 @@
       </w:pPr>
     </w:pPrDefault>
   </w:docDefaults>
-  <w:latentStyles w:defLockedState="0" w:defUIPriority="99" w:defSemiHidden="0" w:defUnhideWhenUsed="0" w:defQFormat="0" w:count="371">
+  <w:latentStyles w:defLockedState="0" w:defUIPriority="99" w:defSemiHidden="0" w:defUnhideWhenUsed="0" w:defQFormat="0" w:count="376">
     <w:lsdException w:name="Normal" w:uiPriority="0" w:qFormat="1"/>
     <w:lsdException w:name="heading 1" w:uiPriority="9" w:qFormat="1"/>
     <w:lsdException w:name="heading 2" w:semiHidden="1" w:uiPriority="9" w:unhideWhenUsed="1" w:qFormat="1"/>
@@ -33747,6 +34643,11 @@
     <w:lsdException w:name="List Table 5 Dark Accent 6" w:uiPriority="50"/>
     <w:lsdException w:name="List Table 6 Colorful Accent 6" w:uiPriority="51"/>
     <w:lsdException w:name="List Table 7 Colorful Accent 6" w:uiPriority="52"/>
+    <w:lsdException w:name="Mention" w:semiHidden="1" w:unhideWhenUsed="1"/>
+    <w:lsdException w:name="Smart Hyperlink" w:semiHidden="1" w:unhideWhenUsed="1"/>
+    <w:lsdException w:name="Hashtag" w:semiHidden="1" w:unhideWhenUsed="1"/>
+    <w:lsdException w:name="Unresolved Mention" w:semiHidden="1" w:unhideWhenUsed="1"/>
+    <w:lsdException w:name="Smart Link" w:semiHidden="1" w:unhideWhenUsed="1"/>
   </w:latentStyles>
   <w:style w:type="paragraph" w:default="1" w:styleId="Normal">
     <w:name w:val="Normal"/>
@@ -33821,7 +34722,6 @@
   <w:style w:type="character" w:default="1" w:styleId="Fuentedeprrafopredeter">
     <w:name w:val="Default Paragraph Font"/>
     <w:uiPriority w:val="1"/>
-    <w:semiHidden/>
     <w:unhideWhenUsed/>
   </w:style>
   <w:style w:type="table" w:default="1" w:styleId="Tablanormal">
@@ -33969,8 +34869,8 @@
       <w:u w:val="single"/>
     </w:rPr>
   </w:style>
-  <w:style w:type="character" w:customStyle="1" w:styleId="UnresolvedMention">
-    <w:name w:val="Unresolved Mention"/>
+  <w:style w:type="character" w:customStyle="1" w:styleId="Mencinsinresolver1">
+    <w:name w:val="Mención sin resolver1"/>
     <w:basedOn w:val="Fuentedeprrafopredeter"/>
     <w:uiPriority w:val="99"/>
     <w:semiHidden/>
@@ -34039,7 +34939,7 @@
       <w:color w:val="808080"/>
     </w:rPr>
   </w:style>
-  <w:style w:type="character" w:styleId="Textoennegrita">
+  <w:style w:type="character" w:styleId="Fuerte">
     <w:name w:val="Strong"/>
     <w:basedOn w:val="Fuentedeprrafopredeter"/>
     <w:uiPriority w:val="22"/>
@@ -34050,7 +34950,7 @@
       <w:bCs/>
     </w:rPr>
   </w:style>
-  <w:style w:type="paragraph" w:styleId="TtulodeTDC">
+  <w:style w:type="paragraph" w:styleId="TtuloTDC">
     <w:name w:val="TOC Heading"/>
     <w:basedOn w:val="Ttulo1"/>
     <w:next w:val="Normal"/>
